--- a/Bloque_1/Memorias/P1_Memoria_Funcionamiento.docx
+++ b/Bloque_1/Memorias/P1_Memoria_Funcionamiento.docx
@@ -4,47 +4,47 @@
   <w:body>
     <w:p>
       <w:pPr>
-        <w:jc w:val="center"/>
-      </w:pPr>
-    </w:p>
-    <w:p>
-      <w:pPr>
-        <w:jc w:val="center"/>
-      </w:pPr>
-    </w:p>
-    <w:p>
-      <w:pPr>
-        <w:jc w:val="center"/>
-      </w:pPr>
-    </w:p>
-    <w:p>
-      <w:pPr>
-        <w:jc w:val="center"/>
-      </w:pPr>
-    </w:p>
-    <w:p>
-      <w:pPr>
-        <w:jc w:val="center"/>
-      </w:pPr>
-    </w:p>
-    <w:p>
-      <w:pPr>
-        <w:jc w:val="center"/>
-      </w:pPr>
-    </w:p>
-    <w:p>
-      <w:pPr>
-        <w:jc w:val="center"/>
-      </w:pPr>
-    </w:p>
-    <w:p>
-      <w:pPr>
-        <w:jc w:val="center"/>
-      </w:pPr>
-    </w:p>
-    <w:p>
-      <w:pPr>
-        <w:jc w:val="center"/>
+        <w:jc w:val="both"/>
+      </w:pPr>
+    </w:p>
+    <w:p>
+      <w:pPr>
+        <w:jc w:val="both"/>
+      </w:pPr>
+    </w:p>
+    <w:p>
+      <w:pPr>
+        <w:jc w:val="both"/>
+      </w:pPr>
+    </w:p>
+    <w:p>
+      <w:pPr>
+        <w:jc w:val="both"/>
+      </w:pPr>
+    </w:p>
+    <w:p>
+      <w:pPr>
+        <w:jc w:val="both"/>
+      </w:pPr>
+    </w:p>
+    <w:p>
+      <w:pPr>
+        <w:jc w:val="both"/>
+      </w:pPr>
+    </w:p>
+    <w:p>
+      <w:pPr>
+        <w:jc w:val="both"/>
+      </w:pPr>
+    </w:p>
+    <w:p>
+      <w:pPr>
+        <w:jc w:val="both"/>
+      </w:pPr>
+    </w:p>
+    <w:p>
+      <w:pPr>
+        <w:jc w:val="both"/>
         <w:rPr>
           <w:b/>
           <w:bCs/>
@@ -64,7 +64,7 @@
     </w:p>
     <w:p>
       <w:pPr>
-        <w:jc w:val="center"/>
+        <w:jc w:val="both"/>
         <w:rPr>
           <w:b/>
           <w:bCs/>
@@ -75,7 +75,7 @@
     </w:p>
     <w:p>
       <w:pPr>
-        <w:jc w:val="center"/>
+        <w:jc w:val="both"/>
         <w:rPr>
           <w:b/>
           <w:bCs/>
@@ -104,7 +104,7 @@
     </w:p>
     <w:p>
       <w:pPr>
-        <w:jc w:val="center"/>
+        <w:jc w:val="both"/>
         <w:rPr>
           <w:b/>
           <w:bCs/>
@@ -124,7 +124,7 @@
     </w:p>
     <w:p>
       <w:pPr>
-        <w:jc w:val="center"/>
+        <w:jc w:val="both"/>
         <w:rPr>
           <w:b/>
           <w:bCs/>
@@ -155,7 +155,7 @@
     </w:p>
     <w:p>
       <w:pPr>
-        <w:jc w:val="center"/>
+        <w:jc w:val="both"/>
         <w:rPr>
           <w:b/>
           <w:bCs/>
@@ -166,7 +166,7 @@
     </w:p>
     <w:p>
       <w:pPr>
-        <w:jc w:val="center"/>
+        <w:jc w:val="both"/>
         <w:rPr>
           <w:b/>
           <w:bCs/>
@@ -186,57 +186,57 @@
     </w:p>
     <w:p>
       <w:pPr>
-        <w:jc w:val="center"/>
-      </w:pPr>
-    </w:p>
-    <w:p>
-      <w:pPr>
-        <w:jc w:val="center"/>
-      </w:pPr>
-    </w:p>
-    <w:p>
-      <w:pPr>
-        <w:jc w:val="center"/>
-      </w:pPr>
-    </w:p>
-    <w:p>
-      <w:pPr>
-        <w:jc w:val="center"/>
-      </w:pPr>
-    </w:p>
-    <w:p>
-      <w:pPr>
-        <w:jc w:val="center"/>
-      </w:pPr>
-    </w:p>
-    <w:p>
-      <w:pPr>
-        <w:jc w:val="center"/>
-      </w:pPr>
-    </w:p>
-    <w:p>
-      <w:pPr>
-        <w:jc w:val="center"/>
-      </w:pPr>
-    </w:p>
-    <w:p>
-      <w:pPr>
-        <w:jc w:val="center"/>
-      </w:pPr>
-    </w:p>
-    <w:p>
-      <w:pPr>
-        <w:jc w:val="center"/>
-      </w:pPr>
-    </w:p>
-    <w:p>
-      <w:pPr>
-        <w:jc w:val="center"/>
-      </w:pPr>
-    </w:p>
-    <w:p>
-      <w:pPr>
-        <w:jc w:val="center"/>
+        <w:jc w:val="both"/>
+      </w:pPr>
+    </w:p>
+    <w:p>
+      <w:pPr>
+        <w:jc w:val="both"/>
+      </w:pPr>
+    </w:p>
+    <w:p>
+      <w:pPr>
+        <w:jc w:val="both"/>
+      </w:pPr>
+    </w:p>
+    <w:p>
+      <w:pPr>
+        <w:jc w:val="both"/>
+      </w:pPr>
+    </w:p>
+    <w:p>
+      <w:pPr>
+        <w:jc w:val="both"/>
+      </w:pPr>
+    </w:p>
+    <w:p>
+      <w:pPr>
+        <w:jc w:val="both"/>
+      </w:pPr>
+    </w:p>
+    <w:p>
+      <w:pPr>
+        <w:jc w:val="both"/>
+      </w:pPr>
+    </w:p>
+    <w:p>
+      <w:pPr>
+        <w:jc w:val="both"/>
+      </w:pPr>
+    </w:p>
+    <w:p>
+      <w:pPr>
+        <w:jc w:val="both"/>
+      </w:pPr>
+    </w:p>
+    <w:p>
+      <w:pPr>
+        <w:jc w:val="both"/>
+      </w:pPr>
+    </w:p>
+    <w:p>
+      <w:pPr>
+        <w:jc w:val="both"/>
       </w:pPr>
       <w:r>
         <w:t>10</w:t>
@@ -247,7 +247,7 @@
     </w:p>
     <w:p>
       <w:pPr>
-        <w:jc w:val="center"/>
+        <w:jc w:val="both"/>
       </w:pPr>
       <w:r>
         <w:t>Mario Medrano Paredes y Alonso Sandoval Martínez</w:t>
@@ -3891,6 +3891,8 @@
     </w:p>
     <w:p>
       <w:pPr>
+        <w:ind w:firstLine="360"/>
+        <w:jc w:val="both"/>
         <w:rPr>
           <w:sz w:val="22"/>
           <w:szCs w:val="22"/>
@@ -3931,6 +3933,252 @@
         </w:rPr>
         <w:t xml:space="preserve">se pueden seleccionar algunos parámetros básicos de la señal como lo son la amplitud en </w:t>
       </w:r>
+      <w:r>
+        <w:rPr>
+          <w:sz w:val="22"/>
+          <w:szCs w:val="22"/>
+        </w:rPr>
+        <w:t xml:space="preserve">Voltios, la frecuencia y la frecuencia de muestreo en Hertzios o la duración en segundos. </w:t>
+      </w:r>
+      <w:r>
+        <w:rPr>
+          <w:sz w:val="22"/>
+          <w:szCs w:val="22"/>
+        </w:rPr>
+        <w:lastRenderedPageBreak/>
+        <w:t xml:space="preserve">Todas las opciones han sido etiquetadas con sus correspondientes unidades al lado de los campos de texto para evitar confusiones. A continuación, nos encontramos dos opciones específicas del tipo de señal a generar: el </w:t>
+      </w:r>
+      <w:proofErr w:type="spellStart"/>
+      <w:r>
+        <w:rPr>
+          <w:sz w:val="22"/>
+          <w:szCs w:val="22"/>
+        </w:rPr>
+        <w:t>duty</w:t>
+      </w:r>
+      <w:proofErr w:type="spellEnd"/>
+      <w:r>
+        <w:rPr>
+          <w:sz w:val="22"/>
+          <w:szCs w:val="22"/>
+        </w:rPr>
+        <w:t xml:space="preserve"> </w:t>
+      </w:r>
+      <w:proofErr w:type="spellStart"/>
+      <w:r>
+        <w:rPr>
+          <w:sz w:val="22"/>
+          <w:szCs w:val="22"/>
+        </w:rPr>
+        <w:t>cycle</w:t>
+      </w:r>
+      <w:proofErr w:type="spellEnd"/>
+      <w:r>
+        <w:rPr>
+          <w:sz w:val="22"/>
+          <w:szCs w:val="22"/>
+        </w:rPr>
+        <w:t xml:space="preserve"> y el número de periodos.</w:t>
+      </w:r>
+    </w:p>
+    <w:p>
+      <w:pPr>
+        <w:ind w:firstLine="360"/>
+        <w:jc w:val="both"/>
+        <w:rPr>
+          <w:sz w:val="22"/>
+          <w:szCs w:val="22"/>
+        </w:rPr>
+      </w:pPr>
+      <w:r>
+        <w:rPr>
+          <w:sz w:val="22"/>
+          <w:szCs w:val="22"/>
+        </w:rPr>
+        <w:t xml:space="preserve">En </w:t>
+      </w:r>
+      <w:r>
+        <w:rPr>
+          <w:sz w:val="22"/>
+          <w:szCs w:val="22"/>
+        </w:rPr>
+        <w:t xml:space="preserve">el desplegable ‘Tipo’, podemos seleccionar entre funciones seno, </w:t>
+      </w:r>
+      <w:r>
+        <w:rPr>
+          <w:sz w:val="22"/>
+          <w:szCs w:val="22"/>
+        </w:rPr>
+        <w:t>c</w:t>
+      </w:r>
+      <w:r>
+        <w:rPr>
+          <w:sz w:val="22"/>
+          <w:szCs w:val="22"/>
+        </w:rPr>
+        <w:t>oseno</w:t>
+      </w:r>
+      <w:r>
+        <w:rPr>
+          <w:sz w:val="22"/>
+          <w:szCs w:val="22"/>
+        </w:rPr>
+        <w:t>, c</w:t>
+      </w:r>
+      <w:r>
+        <w:rPr>
+          <w:sz w:val="22"/>
+          <w:szCs w:val="22"/>
+        </w:rPr>
+        <w:t>uadrada</w:t>
+      </w:r>
+      <w:r>
+        <w:rPr>
+          <w:sz w:val="22"/>
+          <w:szCs w:val="22"/>
+        </w:rPr>
+        <w:t>, r</w:t>
+      </w:r>
+      <w:r>
+        <w:rPr>
+          <w:sz w:val="22"/>
+          <w:szCs w:val="22"/>
+        </w:rPr>
+        <w:t>ectangular</w:t>
+      </w:r>
+      <w:r>
+        <w:rPr>
+          <w:sz w:val="22"/>
+          <w:szCs w:val="22"/>
+        </w:rPr>
+        <w:t>, t</w:t>
+      </w:r>
+      <w:r>
+        <w:rPr>
+          <w:sz w:val="22"/>
+          <w:szCs w:val="22"/>
+        </w:rPr>
+        <w:t>riangular</w:t>
+      </w:r>
+      <w:r>
+        <w:rPr>
+          <w:sz w:val="22"/>
+          <w:szCs w:val="22"/>
+        </w:rPr>
+        <w:t>, d</w:t>
+      </w:r>
+      <w:r>
+        <w:rPr>
+          <w:sz w:val="22"/>
+          <w:szCs w:val="22"/>
+        </w:rPr>
+        <w:t>ientes de sierra</w:t>
+      </w:r>
+      <w:r>
+        <w:rPr>
+          <w:sz w:val="22"/>
+          <w:szCs w:val="22"/>
+        </w:rPr>
+        <w:t xml:space="preserve"> o </w:t>
+      </w:r>
+      <w:proofErr w:type="spellStart"/>
+      <w:r>
+        <w:rPr>
+          <w:sz w:val="22"/>
+          <w:szCs w:val="22"/>
+        </w:rPr>
+        <w:t>c</w:t>
+      </w:r>
+      <w:r>
+        <w:rPr>
+          <w:sz w:val="22"/>
+          <w:szCs w:val="22"/>
+        </w:rPr>
+        <w:t>hirp</w:t>
+      </w:r>
+      <w:proofErr w:type="spellEnd"/>
+      <w:r>
+        <w:rPr>
+          <w:sz w:val="22"/>
+          <w:szCs w:val="22"/>
+        </w:rPr>
+        <w:t xml:space="preserve">. </w:t>
+      </w:r>
+      <w:r>
+        <w:rPr>
+          <w:sz w:val="22"/>
+          <w:szCs w:val="22"/>
+        </w:rPr>
+        <w:t>Al terminar de introducir todas las opciones, si pulsamos en ‘</w:t>
+      </w:r>
+      <w:r>
+        <w:rPr>
+          <w:sz w:val="22"/>
+          <w:szCs w:val="22"/>
+        </w:rPr>
+        <w:t>Generar’ veremos como la señal se carga automáticamente y aparecen las tres gráficas para el tiempo, la frecuencia y el espectrograma en la pestaña de visualización que teníamos seleccionada a la hora de pulsar el botón.</w:t>
+      </w:r>
+    </w:p>
+    <w:p>
+      <w:pPr>
+        <w:ind w:firstLine="360"/>
+        <w:jc w:val="both"/>
+        <w:rPr>
+          <w:sz w:val="22"/>
+          <w:szCs w:val="22"/>
+        </w:rPr>
+      </w:pPr>
+      <w:r>
+        <w:rPr>
+          <w:sz w:val="22"/>
+          <w:szCs w:val="22"/>
+        </w:rPr>
+        <w:t>En caso de no introducir algún parámetro, el sistema devolverá un mensaje de error pidiendo al usuario que complete todos los campos obligatorios para poder generar la señal.</w:t>
+      </w:r>
+    </w:p>
+    <w:p>
+      <w:pPr>
+        <w:ind w:firstLine="360"/>
+        <w:jc w:val="both"/>
+        <w:rPr>
+          <w:sz w:val="22"/>
+          <w:szCs w:val="22"/>
+        </w:rPr>
+      </w:pPr>
+      <w:r>
+        <w:rPr>
+          <w:sz w:val="22"/>
+          <w:szCs w:val="22"/>
+          <w:highlight w:val="yellow"/>
+        </w:rPr>
+        <w:t>[Foto</w:t>
+      </w:r>
+      <w:r>
+        <w:rPr>
+          <w:sz w:val="22"/>
+          <w:szCs w:val="22"/>
+          <w:highlight w:val="yellow"/>
+        </w:rPr>
+        <w:t xml:space="preserve"> generador señales</w:t>
+      </w:r>
+      <w:r>
+        <w:rPr>
+          <w:sz w:val="22"/>
+          <w:szCs w:val="22"/>
+          <w:highlight w:val="yellow"/>
+        </w:rPr>
+        <w:t>]</w:t>
+      </w:r>
+    </w:p>
+    <w:p>
+      <w:pPr>
+        <w:ind w:firstLine="360"/>
+        <w:jc w:val="both"/>
+        <w:rPr>
+          <w:sz w:val="22"/>
+          <w:szCs w:val="22"/>
+        </w:rPr>
+      </w:pPr>
     </w:p>
     <w:p>
       <w:pPr>
@@ -3943,10 +4191,364 @@
       </w:pPr>
       <w:bookmarkStart w:id="8" w:name="_Toc183681674"/>
       <w:r>
+        <w:t>Visualización</w:t>
+      </w:r>
+      <w:bookmarkEnd w:id="8"/>
+    </w:p>
+    <w:p>
+      <w:pPr>
+        <w:ind w:firstLine="360"/>
+        <w:jc w:val="both"/>
+        <w:rPr>
+          <w:sz w:val="22"/>
+          <w:szCs w:val="22"/>
+        </w:rPr>
+      </w:pPr>
+      <w:r>
+        <w:rPr>
+          <w:sz w:val="22"/>
+          <w:szCs w:val="22"/>
+        </w:rPr>
+        <w:t xml:space="preserve">Una vez que hayamos generado o sintetizado la señal deseada, </w:t>
+      </w:r>
+      <w:r>
+        <w:rPr>
+          <w:sz w:val="22"/>
+          <w:szCs w:val="22"/>
+        </w:rPr>
+        <w:t xml:space="preserve">los datos se cargarán automáticamente en el reproductor de audio </w:t>
+      </w:r>
+      <w:r>
+        <w:rPr>
+          <w:sz w:val="22"/>
+          <w:szCs w:val="22"/>
+        </w:rPr>
+        <w:t xml:space="preserve">y en la sección de ‘Visualización’. En dicha sección, </w:t>
+      </w:r>
+      <w:r>
+        <w:rPr>
+          <w:sz w:val="22"/>
+          <w:szCs w:val="22"/>
+        </w:rPr>
+        <w:t xml:space="preserve">tendremos la capacidad de visualizar un máximo de 6 señales de forma simultánea gracias a las pestañas que pueden observarse en la parte superior: </w:t>
+      </w:r>
+      <w:r>
+        <w:rPr>
+          <w:sz w:val="22"/>
+          <w:szCs w:val="22"/>
+        </w:rPr>
+        <w:t xml:space="preserve">Señal Trabajo y </w:t>
+      </w:r>
+      <w:r>
+        <w:rPr>
+          <w:sz w:val="22"/>
+          <w:szCs w:val="22"/>
+        </w:rPr>
+        <w:t>Señales</w:t>
+      </w:r>
+      <w:r>
+        <w:rPr>
+          <w:sz w:val="22"/>
+          <w:szCs w:val="22"/>
+        </w:rPr>
+        <w:t xml:space="preserve"> (1-5).</w:t>
+      </w:r>
+    </w:p>
+    <w:p>
+      <w:pPr>
+        <w:ind w:firstLine="360"/>
+        <w:jc w:val="both"/>
+        <w:rPr>
+          <w:sz w:val="22"/>
+          <w:szCs w:val="22"/>
+        </w:rPr>
+      </w:pPr>
+      <w:r>
+        <w:rPr>
+          <w:sz w:val="22"/>
+          <w:szCs w:val="22"/>
+        </w:rPr>
+        <w:t>Para cada una de las pestañas de visualización, el reproductor, la gestión de archivos y los controles funcionan de manera totalmente independiente. Esto nos permite visualizar, reproducir y procesar las muestras de audio de manera individual, por lo que es posible hasta reproducir varios audios al mismo tiempo. Dentro de cada pestaña, nos encontramos con 3 gráficas que se describen a continuación.</w:t>
+      </w:r>
+    </w:p>
+    <w:p>
+      <w:pPr>
+        <w:pStyle w:val="Ttulo3"/>
+        <w:jc w:val="both"/>
+      </w:pPr>
+      <w:r>
+        <w:t>Dominio temporal</w:t>
+      </w:r>
+    </w:p>
+    <w:p>
+      <w:pPr>
+        <w:ind w:firstLine="360"/>
+        <w:jc w:val="both"/>
+        <w:rPr>
+          <w:sz w:val="22"/>
+          <w:szCs w:val="22"/>
+        </w:rPr>
+      </w:pPr>
+      <w:r>
+        <w:rPr>
+          <w:sz w:val="22"/>
+          <w:szCs w:val="22"/>
+        </w:rPr>
+        <w:t xml:space="preserve">La primera gráfica </w:t>
+      </w:r>
+      <w:r>
+        <w:rPr>
+          <w:sz w:val="22"/>
+          <w:szCs w:val="22"/>
+        </w:rPr>
+        <w:t>corresponde a la señal en el eje de tiempos.</w:t>
+      </w:r>
+      <w:r>
+        <w:rPr>
+          <w:sz w:val="22"/>
+          <w:szCs w:val="22"/>
+        </w:rPr>
+        <w:t xml:space="preserve"> </w:t>
+      </w:r>
+      <w:r>
+        <w:rPr>
+          <w:sz w:val="22"/>
+          <w:szCs w:val="22"/>
+        </w:rPr>
+        <w:t>Podemos observar que los ejes se encuentran debidamente etiquetados</w:t>
+      </w:r>
+      <w:r>
+        <w:rPr>
+          <w:sz w:val="22"/>
+          <w:szCs w:val="22"/>
+        </w:rPr>
+        <w:t xml:space="preserve">, tienen las unidades correctas y son </w:t>
+      </w:r>
+      <w:proofErr w:type="spellStart"/>
+      <w:r>
+        <w:rPr>
+          <w:sz w:val="22"/>
+          <w:szCs w:val="22"/>
+        </w:rPr>
+        <w:t>autoescalables</w:t>
+      </w:r>
+      <w:proofErr w:type="spellEnd"/>
+      <w:r>
+        <w:rPr>
+          <w:sz w:val="22"/>
+          <w:szCs w:val="22"/>
+        </w:rPr>
+        <w:t>. Clicando en la gráfica, podemos hacer zoom</w:t>
+      </w:r>
+      <w:r>
+        <w:rPr>
+          <w:sz w:val="22"/>
+          <w:szCs w:val="22"/>
+        </w:rPr>
+        <w:t xml:space="preserve"> con el icono de la lupa, desplazarnos por la señal con</w:t>
+      </w:r>
+      <w:r>
+        <w:rPr>
+          <w:sz w:val="22"/>
+          <w:szCs w:val="22"/>
+        </w:rPr>
+        <w:t xml:space="preserve"> </w:t>
+      </w:r>
+      <w:r>
+        <w:rPr>
+          <w:sz w:val="22"/>
+          <w:szCs w:val="22"/>
+        </w:rPr>
+        <w:t>el icono de la mano, o volver a las dimensiones originales con el icono de la casa.</w:t>
+      </w:r>
+    </w:p>
+    <w:p>
+      <w:pPr>
+        <w:ind w:firstLine="360"/>
+        <w:jc w:val="both"/>
+        <w:rPr>
+          <w:sz w:val="22"/>
+          <w:szCs w:val="22"/>
+        </w:rPr>
+      </w:pPr>
+      <w:r>
+        <w:rPr>
+          <w:sz w:val="22"/>
+          <w:szCs w:val="22"/>
+        </w:rPr>
+        <w:t>En el caso de que la señal fuera estéreo, en la gráfica aparecerían 2 funciones de colores distintos, una para cada canal. De este modo podemos diferenciar los canales a simple vista.</w:t>
+      </w:r>
+    </w:p>
+    <w:p>
+      <w:pPr>
+        <w:ind w:firstLine="360"/>
+        <w:jc w:val="both"/>
+        <w:rPr>
+          <w:sz w:val="22"/>
+          <w:szCs w:val="22"/>
+        </w:rPr>
+      </w:pPr>
+      <w:r>
+        <w:rPr>
+          <w:sz w:val="22"/>
+          <w:szCs w:val="22"/>
+          <w:highlight w:val="yellow"/>
+        </w:rPr>
+        <w:t>[Foto]</w:t>
+      </w:r>
+    </w:p>
+    <w:p>
+      <w:pPr>
+        <w:pStyle w:val="Ttulo3"/>
+        <w:jc w:val="both"/>
+      </w:pPr>
+      <w:r>
+        <w:t>Domino frecuencial</w:t>
+      </w:r>
+    </w:p>
+    <w:p>
+      <w:pPr>
+        <w:ind w:left="360" w:firstLine="348"/>
+        <w:jc w:val="both"/>
+        <w:rPr>
+          <w:sz w:val="22"/>
+          <w:szCs w:val="22"/>
+        </w:rPr>
+      </w:pPr>
+      <w:r>
+        <w:rPr>
+          <w:sz w:val="22"/>
+          <w:szCs w:val="22"/>
+        </w:rPr>
+        <w:t>La segunda gráfica que nos encontramos representa el espectro de la señal en el dominio de la frecuencia.</w:t>
+      </w:r>
+      <w:r>
+        <w:rPr>
+          <w:sz w:val="22"/>
+          <w:szCs w:val="22"/>
+        </w:rPr>
+        <w:t xml:space="preserve"> Los ajustes y la manipulación del gráfico son exactamente los mismos que en el caso anterior, sólo que ahora las unidades </w:t>
+      </w:r>
+      <w:r>
+        <w:rPr>
+          <w:sz w:val="22"/>
+          <w:szCs w:val="22"/>
+        </w:rPr>
+        <w:t>corresponden a la frecuencia.</w:t>
+      </w:r>
+      <w:r>
+        <w:rPr>
+          <w:sz w:val="22"/>
+          <w:szCs w:val="22"/>
+        </w:rPr>
+        <w:t xml:space="preserve"> </w:t>
+      </w:r>
+    </w:p>
+    <w:p>
+      <w:pPr>
+        <w:pStyle w:val="Ttulo3"/>
+        <w:jc w:val="both"/>
+      </w:pPr>
+      <w:r>
         <w:lastRenderedPageBreak/>
-        <w:t>Visualización</w:t>
-      </w:r>
-      <w:bookmarkEnd w:id="8"/>
+        <w:t>Espectrograma</w:t>
+      </w:r>
+    </w:p>
+    <w:p>
+      <w:pPr>
+        <w:ind w:firstLine="360"/>
+        <w:jc w:val="both"/>
+        <w:rPr>
+          <w:sz w:val="22"/>
+          <w:szCs w:val="22"/>
+        </w:rPr>
+      </w:pPr>
+      <w:r>
+        <w:rPr>
+          <w:sz w:val="22"/>
+          <w:szCs w:val="22"/>
+        </w:rPr>
+        <w:t>La tercera y última gráfica del panel de visualización corresponde al espectrograma de la señal.</w:t>
+      </w:r>
+      <w:r>
+        <w:rPr>
+          <w:sz w:val="22"/>
+          <w:szCs w:val="22"/>
+        </w:rPr>
+        <w:t xml:space="preserve"> </w:t>
+      </w:r>
+      <w:r>
+        <w:rPr>
+          <w:sz w:val="22"/>
+          <w:szCs w:val="22"/>
+        </w:rPr>
+        <w:t>Esta gráfica</w:t>
+      </w:r>
+      <w:r>
+        <w:rPr>
+          <w:sz w:val="22"/>
+          <w:szCs w:val="22"/>
+        </w:rPr>
+        <w:t xml:space="preserve"> muestra la evolución de las frecuencias de un archivo de audio a lo largo del tiempo, representando cómo se distribuyen las diferentes componentes espectrales en función de la frecuencia y la intensidad. </w:t>
+      </w:r>
+    </w:p>
+    <w:p>
+      <w:pPr>
+        <w:ind w:firstLine="360"/>
+        <w:jc w:val="both"/>
+        <w:rPr>
+          <w:sz w:val="22"/>
+          <w:szCs w:val="22"/>
+        </w:rPr>
+      </w:pPr>
+      <w:r>
+        <w:rPr>
+          <w:sz w:val="22"/>
+          <w:szCs w:val="22"/>
+        </w:rPr>
+        <w:t xml:space="preserve">En el eje horizontal se muestra el tiempo, mientras que en el eje vertical se representan las frecuencias. Los colores o la intensidad de la imagen reflejan la amplitud de las diferentes frecuencias en cada instante de tiempo, permitiendo visualizar de forma clara los cambios en el contenido frecuencial del audio. </w:t>
+      </w:r>
+    </w:p>
+    <w:p>
+      <w:pPr>
+        <w:ind w:firstLine="360"/>
+        <w:jc w:val="both"/>
+        <w:rPr>
+          <w:sz w:val="22"/>
+          <w:szCs w:val="22"/>
+        </w:rPr>
+      </w:pPr>
+      <w:r>
+        <w:rPr>
+          <w:sz w:val="22"/>
+          <w:szCs w:val="22"/>
+        </w:rPr>
+        <w:t>Esta herramienta es especialmente útil para analizar fenómenos como la presencia de ruido, la variación tonal o la identificación de patrones acústicos a lo largo de una grabación.</w:t>
+      </w:r>
+    </w:p>
+    <w:p>
+      <w:pPr>
+        <w:ind w:firstLine="360"/>
+        <w:jc w:val="both"/>
+        <w:rPr>
+          <w:sz w:val="22"/>
+          <w:szCs w:val="22"/>
+        </w:rPr>
+      </w:pPr>
+      <w:r>
+        <w:rPr>
+          <w:sz w:val="22"/>
+          <w:szCs w:val="22"/>
+          <w:highlight w:val="yellow"/>
+        </w:rPr>
+        <w:t>[Foto]</w:t>
+      </w:r>
+    </w:p>
+    <w:p>
+      <w:pPr>
+        <w:ind w:left="360"/>
+        <w:jc w:val="both"/>
+      </w:pPr>
     </w:p>
     <w:p>
       <w:pPr>
@@ -3965,6 +4567,61 @@
     </w:p>
     <w:p>
       <w:pPr>
+        <w:ind w:firstLine="360"/>
+        <w:jc w:val="both"/>
+        <w:rPr>
+          <w:sz w:val="22"/>
+          <w:szCs w:val="22"/>
+        </w:rPr>
+      </w:pPr>
+      <w:r>
+        <w:rPr>
+          <w:sz w:val="22"/>
+          <w:szCs w:val="22"/>
+        </w:rPr>
+        <w:t xml:space="preserve">Una vez cargado el archivo de audio en nuestra interfaz </w:t>
+      </w:r>
+      <w:r>
+        <w:rPr>
+          <w:sz w:val="22"/>
+          <w:szCs w:val="22"/>
+        </w:rPr>
+        <w:t>y de visualizar las gráficas que se cargan automáticamente, podemos proceder a la reproducción de la muestra de audio.</w:t>
+      </w:r>
+      <w:r>
+        <w:rPr>
+          <w:sz w:val="22"/>
+          <w:szCs w:val="22"/>
+        </w:rPr>
+        <w:t xml:space="preserve"> En la pestaña de </w:t>
+      </w:r>
+      <w:r>
+        <w:rPr>
+          <w:sz w:val="22"/>
+          <w:szCs w:val="22"/>
+        </w:rPr>
+        <w:t>‘Controles de audio’, vemos que los parámetros del fichero también se han cargado automáticamente en ‘Información’. Esto indica que el reproductor está preparado para controlar el audio cargado en la pestaña actual.</w:t>
+      </w:r>
+    </w:p>
+    <w:p>
+      <w:pPr>
+        <w:ind w:firstLine="360"/>
+        <w:jc w:val="both"/>
+        <w:rPr>
+          <w:sz w:val="22"/>
+          <w:szCs w:val="22"/>
+        </w:rPr>
+      </w:pPr>
+      <w:r>
+        <w:rPr>
+          <w:sz w:val="22"/>
+          <w:szCs w:val="22"/>
+        </w:rPr>
+        <w:t>Si cambiamos de pestaña en el apartado de ‘Visualización’, tanto la información del audio como el reproductor se actualizarán para reflejar las propiedades de la nueva señal.</w:t>
+      </w:r>
+    </w:p>
+    <w:p>
+      <w:pPr>
         <w:pStyle w:val="Ttulo3"/>
         <w:jc w:val="both"/>
       </w:pPr>
@@ -3976,6 +4633,68 @@
     </w:p>
     <w:p>
       <w:pPr>
+        <w:ind w:firstLine="360"/>
+        <w:jc w:val="both"/>
+        <w:rPr>
+          <w:sz w:val="22"/>
+          <w:szCs w:val="22"/>
+        </w:rPr>
+      </w:pPr>
+      <w:r>
+        <w:rPr>
+          <w:sz w:val="22"/>
+          <w:szCs w:val="22"/>
+        </w:rPr>
+        <w:t>El apartado de reproducción</w:t>
+      </w:r>
+      <w:r>
+        <w:rPr>
+          <w:sz w:val="22"/>
+          <w:szCs w:val="22"/>
+        </w:rPr>
+        <w:t xml:space="preserve"> </w:t>
+      </w:r>
+      <w:r>
+        <w:rPr>
+          <w:sz w:val="22"/>
+          <w:szCs w:val="22"/>
+        </w:rPr>
+        <w:t xml:space="preserve">incluye los controles típicos de un reproductor de audio convencional para una pista de audio única. Los controles incluyen un icono de ‘Play’, para comenzar a escuchar la pista de audio, otro de ‘Pause’ para detener la reproducción en ese preciso instante y luego ser capaz de retomarla de nuevo y por último un botón ‘Stop’ para </w:t>
+      </w:r>
+      <w:r>
+        <w:rPr>
+          <w:sz w:val="22"/>
+          <w:szCs w:val="22"/>
+        </w:rPr>
+        <w:t>dete</w:t>
+      </w:r>
+      <w:r>
+        <w:rPr>
+          <w:sz w:val="22"/>
+          <w:szCs w:val="22"/>
+        </w:rPr>
+        <w:t>ner la reproducción de forma total.</w:t>
+      </w:r>
+    </w:p>
+    <w:p>
+      <w:pPr>
+        <w:ind w:firstLine="360"/>
+        <w:jc w:val="both"/>
+        <w:rPr>
+          <w:sz w:val="22"/>
+          <w:szCs w:val="22"/>
+        </w:rPr>
+      </w:pPr>
+      <w:r>
+        <w:rPr>
+          <w:sz w:val="22"/>
+          <w:szCs w:val="22"/>
+        </w:rPr>
+        <w:t>Como ya se ha comentado, se usa un reproductor para cada pestaña, lo que permite manipular y reproducir pistas de audio de manera simultánea.</w:t>
+      </w:r>
+    </w:p>
+    <w:p>
+      <w:pPr>
         <w:pStyle w:val="Ttulo3"/>
         <w:jc w:val="both"/>
       </w:pPr>
@@ -3987,6 +4706,100 @@
     </w:p>
     <w:p>
       <w:pPr>
+        <w:ind w:firstLine="360"/>
+        <w:jc w:val="both"/>
+        <w:rPr>
+          <w:sz w:val="22"/>
+          <w:szCs w:val="22"/>
+        </w:rPr>
+      </w:pPr>
+      <w:r>
+        <w:rPr>
+          <w:sz w:val="22"/>
+          <w:szCs w:val="22"/>
+        </w:rPr>
+        <w:t xml:space="preserve">El apartado de ‘Grabación’ </w:t>
+      </w:r>
+      <w:r>
+        <w:rPr>
+          <w:sz w:val="22"/>
+          <w:szCs w:val="22"/>
+        </w:rPr>
+        <w:t>permite al usuari</w:t>
+      </w:r>
+      <w:r>
+        <w:rPr>
+          <w:sz w:val="22"/>
+          <w:szCs w:val="22"/>
+        </w:rPr>
+        <w:t>o grabar una muestra de audio desde el micrófono del ordenador, de los auriculares o de cualquier otro periférico que permita la captura de audio, para luego cargar el audio recogido automáticamente en la interfaz.</w:t>
+      </w:r>
+      <w:r>
+        <w:rPr>
+          <w:sz w:val="22"/>
+          <w:szCs w:val="22"/>
+        </w:rPr>
+        <w:t xml:space="preserve"> Dispone de dos botones: Un botón con un icono de un micrófono para iniciar la grabación de audio y un botón de stop para detenerla.</w:t>
+      </w:r>
+    </w:p>
+    <w:p>
+      <w:pPr>
+        <w:ind w:firstLine="360"/>
+        <w:jc w:val="both"/>
+        <w:rPr>
+          <w:sz w:val="22"/>
+          <w:szCs w:val="22"/>
+        </w:rPr>
+      </w:pPr>
+      <w:r>
+        <w:rPr>
+          <w:sz w:val="22"/>
+          <w:szCs w:val="22"/>
+        </w:rPr>
+        <w:t>Además, se dispone de una etiqueta junto con un indicador luminoso que se enciende durante la grabación, y se activa al terminarla.</w:t>
+      </w:r>
+    </w:p>
+    <w:p>
+      <w:pPr>
+        <w:ind w:firstLine="360"/>
+        <w:jc w:val="both"/>
+        <w:rPr>
+          <w:sz w:val="22"/>
+          <w:szCs w:val="22"/>
+        </w:rPr>
+      </w:pPr>
+      <w:r>
+        <w:rPr>
+          <w:sz w:val="22"/>
+          <w:szCs w:val="22"/>
+        </w:rPr>
+        <w:lastRenderedPageBreak/>
+        <w:t>Una vez que se empieza a grabar, pueden verse en tiempo real las ondas de audio recogidas gracias al apartado de visualización</w:t>
+      </w:r>
+      <w:r>
+        <w:rPr>
+          <w:sz w:val="22"/>
+          <w:szCs w:val="22"/>
+        </w:rPr>
+        <w:t xml:space="preserve"> en la pestaña activa. Al igual que con el resto de </w:t>
+      </w:r>
+      <w:r>
+        <w:rPr>
+          <w:sz w:val="22"/>
+          <w:szCs w:val="22"/>
+        </w:rPr>
+        <w:t>los audios</w:t>
+      </w:r>
+      <w:r>
+        <w:rPr>
+          <w:sz w:val="22"/>
+          <w:szCs w:val="22"/>
+        </w:rPr>
+        <w:t>, se puede analizar, procesar y guardar en el equipo local la grabación de voz.</w:t>
+      </w:r>
+    </w:p>
+    <w:p>
+      <w:pPr>
         <w:pStyle w:val="Ttulo3"/>
         <w:jc w:val="both"/>
       </w:pPr>
@@ -3995,6 +4808,76 @@
         <w:t>Información sobre la señal actual</w:t>
       </w:r>
       <w:bookmarkEnd w:id="12"/>
+    </w:p>
+    <w:p>
+      <w:pPr>
+        <w:ind w:firstLine="360"/>
+        <w:rPr>
+          <w:sz w:val="22"/>
+          <w:szCs w:val="22"/>
+        </w:rPr>
+      </w:pPr>
+      <w:r>
+        <w:rPr>
+          <w:sz w:val="22"/>
+          <w:szCs w:val="22"/>
+        </w:rPr>
+        <w:t xml:space="preserve">Cuando se carga una muestra de audio en el reproductor, se actualiza el apartado de </w:t>
+      </w:r>
+      <w:r>
+        <w:rPr>
+          <w:sz w:val="22"/>
+          <w:szCs w:val="22"/>
+        </w:rPr>
+        <w:t xml:space="preserve">‘Información de la pista de audio’, que ofrece algunos datos importantes sobre la señal: </w:t>
+      </w:r>
+      <w:r>
+        <w:rPr>
+          <w:sz w:val="22"/>
+          <w:szCs w:val="22"/>
+        </w:rPr>
+        <w:t>Frecuencia de muestreo en Hertzios, número de muestras, número de canales</w:t>
+      </w:r>
+      <w:r>
+        <w:rPr>
+          <w:sz w:val="22"/>
+          <w:szCs w:val="22"/>
+        </w:rPr>
+        <w:t>, duración en segundos y potencia.</w:t>
+      </w:r>
+    </w:p>
+    <w:p>
+      <w:pPr>
+        <w:ind w:firstLine="360"/>
+        <w:rPr>
+          <w:sz w:val="22"/>
+          <w:szCs w:val="22"/>
+        </w:rPr>
+      </w:pPr>
+      <w:r>
+        <w:rPr>
+          <w:sz w:val="22"/>
+          <w:szCs w:val="22"/>
+          <w:highlight w:val="yellow"/>
+        </w:rPr>
+        <w:t>[Foto]</w:t>
+      </w:r>
+    </w:p>
+    <w:p>
+      <w:pPr>
+        <w:ind w:firstLine="360"/>
+        <w:rPr>
+          <w:sz w:val="22"/>
+          <w:szCs w:val="22"/>
+        </w:rPr>
+      </w:pPr>
+      <w:r>
+        <w:rPr>
+          <w:sz w:val="22"/>
+          <w:szCs w:val="22"/>
+        </w:rPr>
+        <w:t>Todos los datos se encuentran etiquetados con sus correspondientes unidades para evitar confusiones. Además, la información de la señal se va actualizando cada vez que cambiamos de pestaña en el visualizador.</w:t>
+      </w:r>
     </w:p>
     <w:p>
       <w:pPr>
@@ -4013,6 +4896,66 @@
     </w:p>
     <w:p>
       <w:pPr>
+        <w:ind w:firstLine="360"/>
+        <w:rPr>
+          <w:sz w:val="22"/>
+          <w:szCs w:val="22"/>
+        </w:rPr>
+      </w:pPr>
+      <w:r>
+        <w:rPr>
+          <w:sz w:val="22"/>
+          <w:szCs w:val="22"/>
+        </w:rPr>
+        <w:t xml:space="preserve">En este apartado se describen las principales herramientas </w:t>
+      </w:r>
+      <w:r>
+        <w:rPr>
+          <w:sz w:val="22"/>
+          <w:szCs w:val="22"/>
+        </w:rPr>
+        <w:t>de</w:t>
+      </w:r>
+      <w:r>
+        <w:rPr>
+          <w:sz w:val="22"/>
+          <w:szCs w:val="22"/>
+        </w:rPr>
+        <w:t xml:space="preserve"> procesamiento de audio implementadas en la aplicación. Estas herramientas permiten realizar tareas </w:t>
+      </w:r>
+      <w:r>
+        <w:rPr>
+          <w:sz w:val="22"/>
+          <w:szCs w:val="22"/>
+        </w:rPr>
+        <w:t>como la modulación, el filtrado o la reconstrucción a través de filtros específicos</w:t>
+      </w:r>
+      <w:r>
+        <w:rPr>
+          <w:sz w:val="22"/>
+          <w:szCs w:val="22"/>
+        </w:rPr>
+        <w:t xml:space="preserve">. </w:t>
+      </w:r>
+    </w:p>
+    <w:p>
+      <w:pPr>
+        <w:ind w:firstLine="360"/>
+        <w:rPr>
+          <w:sz w:val="22"/>
+          <w:szCs w:val="22"/>
+        </w:rPr>
+      </w:pPr>
+      <w:r>
+        <w:rPr>
+          <w:sz w:val="22"/>
+          <w:szCs w:val="22"/>
+        </w:rPr>
+        <w:t>A través de una interfaz gráfica intuitiva, los usuarios pueden aplicar estos procesos de manera interactiva y obtener resultados visuales y auditivos en tiempo real, facilitando el análisis y la mejora del contenido sonoro.</w:t>
+      </w:r>
+    </w:p>
+    <w:p>
+      <w:pPr>
         <w:pStyle w:val="Ttulo3"/>
         <w:jc w:val="both"/>
       </w:pPr>
@@ -4024,11 +4967,58 @@
     </w:p>
     <w:p>
       <w:pPr>
+        <w:ind w:firstLine="360"/>
+        <w:rPr>
+          <w:sz w:val="22"/>
+          <w:szCs w:val="22"/>
+        </w:rPr>
+      </w:pPr>
+      <w:r>
+        <w:rPr>
+          <w:sz w:val="22"/>
+          <w:szCs w:val="22"/>
+        </w:rPr>
+        <w:t xml:space="preserve">La primera herramienta presentada en </w:t>
+      </w:r>
+      <w:r>
+        <w:rPr>
+          <w:sz w:val="22"/>
+          <w:szCs w:val="22"/>
+        </w:rPr>
+        <w:t>este</w:t>
+      </w:r>
+      <w:r>
+        <w:rPr>
+          <w:sz w:val="22"/>
+          <w:szCs w:val="22"/>
+        </w:rPr>
+        <w:t xml:space="preserve"> panel es la </w:t>
+      </w:r>
+      <w:r>
+        <w:rPr>
+          <w:sz w:val="22"/>
+          <w:szCs w:val="22"/>
+        </w:rPr>
+        <w:t>que ofrece la posibilidad de operar con señales.</w:t>
+      </w:r>
+    </w:p>
+    <w:p>
+      <w:pPr>
+        <w:ind w:firstLine="360"/>
+        <w:rPr>
+          <w:sz w:val="22"/>
+          <w:szCs w:val="22"/>
+        </w:rPr>
+      </w:pPr>
+    </w:p>
+    <w:p>
+      <w:pPr>
         <w:pStyle w:val="Ttulo3"/>
         <w:jc w:val="both"/>
       </w:pPr>
       <w:bookmarkStart w:id="15" w:name="_Toc183681681"/>
       <w:r>
+        <w:lastRenderedPageBreak/>
         <w:t>Filtrado</w:t>
       </w:r>
       <w:bookmarkEnd w:id="15"/>
@@ -5861,6 +6851,7 @@
   <w:style w:type="paragraph" w:default="1" w:styleId="Normal">
     <w:name w:val="Normal"/>
     <w:qFormat/>
+    <w:rsid w:val="00225494"/>
   </w:style>
   <w:style w:type="paragraph" w:styleId="Ttulo1">
     <w:name w:val="heading 1"/>

--- a/Bloque_1/Memorias/P1_Memoria_Funcionamiento.docx
+++ b/Bloque_1/Memorias/P1_Memoria_Funcionamiento.docx
@@ -2695,7 +2695,27 @@
           <w:sz w:val="22"/>
           <w:szCs w:val="22"/>
         </w:rPr>
-        <w:t xml:space="preserve"> Interface (GUI)</w:t>
+        <w:t xml:space="preserve"> </w:t>
+      </w:r>
+      <w:proofErr w:type="gramStart"/>
+      <w:r>
+        <w:rPr>
+          <w:i/>
+          <w:iCs/>
+          <w:sz w:val="22"/>
+          <w:szCs w:val="22"/>
+        </w:rPr>
+        <w:t>Interface</w:t>
+      </w:r>
+      <w:proofErr w:type="gramEnd"/>
+      <w:r>
+        <w:rPr>
+          <w:i/>
+          <w:iCs/>
+          <w:sz w:val="22"/>
+          <w:szCs w:val="22"/>
+        </w:rPr>
+        <w:t xml:space="preserve"> (GUI)</w:t>
       </w:r>
       <w:r>
         <w:rPr>
@@ -4338,8 +4358,17 @@
           <w:sz w:val="22"/>
           <w:szCs w:val="22"/>
         </w:rPr>
-        <w:t>. Clicando en la gráfica, podemos hacer zoom</w:t>
-      </w:r>
+        <w:t xml:space="preserve">. Clicando en la gráfica, podemos hacer </w:t>
+      </w:r>
+      <w:proofErr w:type="gramStart"/>
+      <w:r>
+        <w:rPr>
+          <w:sz w:val="22"/>
+          <w:szCs w:val="22"/>
+        </w:rPr>
+        <w:t>zoom</w:t>
+      </w:r>
+      <w:proofErr w:type="gramEnd"/>
       <w:r>
         <w:rPr>
           <w:sz w:val="22"/>
@@ -5001,6 +5030,13 @@
         </w:rPr>
         <w:t>que ofrece la posibilidad de operar con señales.</w:t>
       </w:r>
+      <w:r>
+        <w:rPr>
+          <w:sz w:val="22"/>
+          <w:szCs w:val="22"/>
+        </w:rPr>
+        <w:t xml:space="preserve"> Consta de </w:t>
+      </w:r>
     </w:p>
     <w:p>
       <w:pPr>
@@ -5395,14 +5431,30 @@
           <w:sz w:val="22"/>
           <w:szCs w:val="22"/>
         </w:rPr>
-        <w:t xml:space="preserve"> del enunciado), </w:t>
-      </w:r>
-      <w:r>
-        <w:rPr>
-          <w:sz w:val="22"/>
-          <w:szCs w:val="22"/>
-        </w:rPr>
-        <w:t xml:space="preserve"> o sobre algoritmos o </w:t>
+        <w:t xml:space="preserve"> del enunciado</w:t>
+      </w:r>
+      <w:proofErr w:type="gramStart"/>
+      <w:r>
+        <w:rPr>
+          <w:sz w:val="22"/>
+          <w:szCs w:val="22"/>
+        </w:rPr>
+        <w:t xml:space="preserve">), </w:t>
+      </w:r>
+      <w:r>
+        <w:rPr>
+          <w:sz w:val="22"/>
+          <w:szCs w:val="22"/>
+        </w:rPr>
+        <w:t xml:space="preserve"> o</w:t>
+      </w:r>
+      <w:proofErr w:type="gramEnd"/>
+      <w:r>
+        <w:rPr>
+          <w:sz w:val="22"/>
+          <w:szCs w:val="22"/>
+        </w:rPr>
+        <w:t xml:space="preserve"> sobre algoritmos o </w:t>
       </w:r>
       <w:proofErr w:type="spellStart"/>
       <w:r>
@@ -5450,7 +5502,23 @@
           <w:sz w:val="22"/>
           <w:szCs w:val="22"/>
         </w:rPr>
-        <w:t>Código fuente. Indicar que se adjunta/ adjuntar repo</w:t>
+        <w:t xml:space="preserve">Código fuente. </w:t>
+      </w:r>
+      <w:proofErr w:type="gramStart"/>
+      <w:r>
+        <w:rPr>
+          <w:sz w:val="22"/>
+          <w:szCs w:val="22"/>
+        </w:rPr>
+        <w:t>Indicar</w:t>
+      </w:r>
+      <w:proofErr w:type="gramEnd"/>
+      <w:r>
+        <w:rPr>
+          <w:sz w:val="22"/>
+          <w:szCs w:val="22"/>
+        </w:rPr>
+        <w:t xml:space="preserve"> que se adjunta/ adjuntar repo</w:t>
       </w:r>
     </w:p>
     <w:p>

--- a/Bloque_1/Memorias/P1_Memoria_Funcionamiento.docx
+++ b/Bloque_1/Memorias/P1_Memoria_Funcionamiento.docx
@@ -139,19 +139,19 @@
           <w:sz w:val="28"/>
           <w:szCs w:val="28"/>
         </w:rPr>
-        <w:t xml:space="preserve">de Señales de Audio en </w:t>
-      </w:r>
-      <w:proofErr w:type="spellStart"/>
-      <w:r>
+        <w:t>de Señales de Audio en MatLab</w:t>
+      </w:r>
+    </w:p>
+    <w:p>
+      <w:pPr>
+        <w:jc w:val="both"/>
         <w:rPr>
           <w:b/>
           <w:bCs/>
           <w:sz w:val="28"/>
           <w:szCs w:val="28"/>
         </w:rPr>
-        <w:t>MatLab</w:t>
-      </w:r>
-      <w:proofErr w:type="spellEnd"/>
+      </w:pPr>
     </w:p>
     <w:p>
       <w:pPr>
@@ -163,17 +163,15 @@
           <w:szCs w:val="28"/>
         </w:rPr>
       </w:pPr>
-    </w:p>
-    <w:p>
-      <w:pPr>
-        <w:jc w:val="both"/>
+      <w:r>
         <w:rPr>
           <w:b/>
           <w:bCs/>
           <w:sz w:val="28"/>
           <w:szCs w:val="28"/>
         </w:rPr>
-      </w:pPr>
+        <w:t xml:space="preserve">Memoria de </w:t>
+      </w:r>
       <w:r>
         <w:rPr>
           <w:b/>
@@ -181,7 +179,7 @@
           <w:sz w:val="28"/>
           <w:szCs w:val="28"/>
         </w:rPr>
-        <w:t>Memoria de Programación</w:t>
+        <w:t>Funcionamiento</w:t>
       </w:r>
     </w:p>
     <w:p>
@@ -295,7 +293,6 @@
               <w:tab w:val="left" w:pos="480"/>
               <w:tab w:val="right" w:leader="dot" w:pos="8494"/>
             </w:tabs>
-            <w:jc w:val="both"/>
             <w:rPr>
               <w:rFonts w:eastAsiaTheme="minorEastAsia"/>
               <w:noProof/>
@@ -311,7 +308,7 @@
           <w:r>
             <w:fldChar w:fldCharType="separate"/>
           </w:r>
-          <w:hyperlink w:anchor="_Toc183681666" w:history="1">
+          <w:hyperlink w:anchor="_Toc184120686" w:history="1">
             <w:r>
               <w:rPr>
                 <w:rStyle w:val="Hipervnculo"/>
@@ -353,7 +350,7 @@
                 <w:noProof/>
                 <w:webHidden/>
               </w:rPr>
-              <w:instrText xml:space="preserve"> PAGEREF _Toc183681666 \h </w:instrText>
+              <w:instrText xml:space="preserve"> PAGEREF _Toc184120686 \h </w:instrText>
             </w:r>
             <w:r>
               <w:rPr>
@@ -373,7 +370,7 @@
                 <w:noProof/>
                 <w:webHidden/>
               </w:rPr>
-              <w:t>3</w:t>
+              <w:t>4</w:t>
             </w:r>
             <w:r>
               <w:rPr>
@@ -391,14 +388,13 @@
               <w:tab w:val="left" w:pos="480"/>
               <w:tab w:val="right" w:leader="dot" w:pos="8494"/>
             </w:tabs>
-            <w:jc w:val="both"/>
             <w:rPr>
               <w:rFonts w:eastAsiaTheme="minorEastAsia"/>
               <w:noProof/>
               <w:lang w:eastAsia="es-ES"/>
             </w:rPr>
           </w:pPr>
-          <w:hyperlink w:anchor="_Toc183681667" w:history="1">
+          <w:hyperlink w:anchor="_Toc184120687" w:history="1">
             <w:r>
               <w:rPr>
                 <w:rStyle w:val="Hipervnculo"/>
@@ -440,7 +436,7 @@
                 <w:noProof/>
                 <w:webHidden/>
               </w:rPr>
-              <w:instrText xml:space="preserve"> PAGEREF _Toc183681667 \h </w:instrText>
+              <w:instrText xml:space="preserve"> PAGEREF _Toc184120687 \h </w:instrText>
             </w:r>
             <w:r>
               <w:rPr>
@@ -460,7 +456,179 @@
                 <w:noProof/>
                 <w:webHidden/>
               </w:rPr>
-              <w:t>4</w:t>
+              <w:t>5</w:t>
+            </w:r>
+            <w:r>
+              <w:rPr>
+                <w:noProof/>
+                <w:webHidden/>
+              </w:rPr>
+              <w:fldChar w:fldCharType="end"/>
+            </w:r>
+          </w:hyperlink>
+        </w:p>
+        <w:p>
+          <w:pPr>
+            <w:pStyle w:val="TDC2"/>
+            <w:tabs>
+              <w:tab w:val="left" w:pos="960"/>
+              <w:tab w:val="right" w:leader="dot" w:pos="8494"/>
+            </w:tabs>
+            <w:rPr>
+              <w:rFonts w:eastAsiaTheme="minorEastAsia"/>
+              <w:noProof/>
+              <w:lang w:eastAsia="es-ES"/>
+            </w:rPr>
+          </w:pPr>
+          <w:hyperlink w:anchor="_Toc184120688" w:history="1">
+            <w:r>
+              <w:rPr>
+                <w:rStyle w:val="Hipervnculo"/>
+                <w:noProof/>
+              </w:rPr>
+              <w:t>2.1.</w:t>
+            </w:r>
+            <w:r>
+              <w:rPr>
+                <w:rFonts w:eastAsiaTheme="minorEastAsia"/>
+                <w:noProof/>
+                <w:lang w:eastAsia="es-ES"/>
+              </w:rPr>
+              <w:tab/>
+            </w:r>
+            <w:r>
+              <w:rPr>
+                <w:rStyle w:val="Hipervnculo"/>
+                <w:noProof/>
+              </w:rPr>
+              <w:t>Requisitos</w:t>
+            </w:r>
+            <w:r>
+              <w:rPr>
+                <w:noProof/>
+                <w:webHidden/>
+              </w:rPr>
+              <w:tab/>
+            </w:r>
+            <w:r>
+              <w:rPr>
+                <w:noProof/>
+                <w:webHidden/>
+              </w:rPr>
+              <w:fldChar w:fldCharType="begin"/>
+            </w:r>
+            <w:r>
+              <w:rPr>
+                <w:noProof/>
+                <w:webHidden/>
+              </w:rPr>
+              <w:instrText xml:space="preserve"> PAGEREF _Toc184120688 \h </w:instrText>
+            </w:r>
+            <w:r>
+              <w:rPr>
+                <w:noProof/>
+                <w:webHidden/>
+              </w:rPr>
+            </w:r>
+            <w:r>
+              <w:rPr>
+                <w:noProof/>
+                <w:webHidden/>
+              </w:rPr>
+              <w:fldChar w:fldCharType="separate"/>
+            </w:r>
+            <w:r>
+              <w:rPr>
+                <w:noProof/>
+                <w:webHidden/>
+              </w:rPr>
+              <w:t>5</w:t>
+            </w:r>
+            <w:r>
+              <w:rPr>
+                <w:noProof/>
+                <w:webHidden/>
+              </w:rPr>
+              <w:fldChar w:fldCharType="end"/>
+            </w:r>
+          </w:hyperlink>
+        </w:p>
+        <w:p>
+          <w:pPr>
+            <w:pStyle w:val="TDC2"/>
+            <w:tabs>
+              <w:tab w:val="left" w:pos="960"/>
+              <w:tab w:val="right" w:leader="dot" w:pos="8494"/>
+            </w:tabs>
+            <w:rPr>
+              <w:rFonts w:eastAsiaTheme="minorEastAsia"/>
+              <w:noProof/>
+              <w:lang w:eastAsia="es-ES"/>
+            </w:rPr>
+          </w:pPr>
+          <w:hyperlink w:anchor="_Toc184120689" w:history="1">
+            <w:r>
+              <w:rPr>
+                <w:rStyle w:val="Hipervnculo"/>
+                <w:noProof/>
+              </w:rPr>
+              <w:t>2.2.</w:t>
+            </w:r>
+            <w:r>
+              <w:rPr>
+                <w:rFonts w:eastAsiaTheme="minorEastAsia"/>
+                <w:noProof/>
+                <w:lang w:eastAsia="es-ES"/>
+              </w:rPr>
+              <w:tab/>
+            </w:r>
+            <w:r>
+              <w:rPr>
+                <w:rStyle w:val="Hipervnculo"/>
+                <w:noProof/>
+              </w:rPr>
+              <w:t>Pasos de Instalación y Ejecución</w:t>
+            </w:r>
+            <w:r>
+              <w:rPr>
+                <w:noProof/>
+                <w:webHidden/>
+              </w:rPr>
+              <w:tab/>
+            </w:r>
+            <w:r>
+              <w:rPr>
+                <w:noProof/>
+                <w:webHidden/>
+              </w:rPr>
+              <w:fldChar w:fldCharType="begin"/>
+            </w:r>
+            <w:r>
+              <w:rPr>
+                <w:noProof/>
+                <w:webHidden/>
+              </w:rPr>
+              <w:instrText xml:space="preserve"> PAGEREF _Toc184120689 \h </w:instrText>
+            </w:r>
+            <w:r>
+              <w:rPr>
+                <w:noProof/>
+                <w:webHidden/>
+              </w:rPr>
+            </w:r>
+            <w:r>
+              <w:rPr>
+                <w:noProof/>
+                <w:webHidden/>
+              </w:rPr>
+              <w:fldChar w:fldCharType="separate"/>
+            </w:r>
+            <w:r>
+              <w:rPr>
+                <w:noProof/>
+                <w:webHidden/>
+              </w:rPr>
+              <w:t>5</w:t>
             </w:r>
             <w:r>
               <w:rPr>
@@ -478,14 +646,13 @@
               <w:tab w:val="left" w:pos="480"/>
               <w:tab w:val="right" w:leader="dot" w:pos="8494"/>
             </w:tabs>
-            <w:jc w:val="both"/>
             <w:rPr>
               <w:rFonts w:eastAsiaTheme="minorEastAsia"/>
               <w:noProof/>
               <w:lang w:eastAsia="es-ES"/>
             </w:rPr>
           </w:pPr>
-          <w:hyperlink w:anchor="_Toc183681668" w:history="1">
+          <w:hyperlink w:anchor="_Toc184120690" w:history="1">
             <w:r>
               <w:rPr>
                 <w:rStyle w:val="Hipervnculo"/>
@@ -527,7 +694,7 @@
                 <w:noProof/>
                 <w:webHidden/>
               </w:rPr>
-              <w:instrText xml:space="preserve"> PAGEREF _Toc183681668 \h </w:instrText>
+              <w:instrText xml:space="preserve"> PAGEREF _Toc184120690 \h </w:instrText>
             </w:r>
             <w:r>
               <w:rPr>
@@ -547,7 +714,7 @@
                 <w:noProof/>
                 <w:webHidden/>
               </w:rPr>
-              <w:t>5</w:t>
+              <w:t>6</w:t>
             </w:r>
             <w:r>
               <w:rPr>
@@ -565,14 +732,13 @@
               <w:tab w:val="left" w:pos="480"/>
               <w:tab w:val="right" w:leader="dot" w:pos="8494"/>
             </w:tabs>
-            <w:jc w:val="both"/>
             <w:rPr>
               <w:rFonts w:eastAsiaTheme="minorEastAsia"/>
               <w:noProof/>
               <w:lang w:eastAsia="es-ES"/>
             </w:rPr>
           </w:pPr>
-          <w:hyperlink w:anchor="_Toc183681669" w:history="1">
+          <w:hyperlink w:anchor="_Toc184120691" w:history="1">
             <w:r>
               <w:rPr>
                 <w:rStyle w:val="Hipervnculo"/>
@@ -614,7 +780,7 @@
                 <w:noProof/>
                 <w:webHidden/>
               </w:rPr>
-              <w:instrText xml:space="preserve"> PAGEREF _Toc183681669 \h </w:instrText>
+              <w:instrText xml:space="preserve"> PAGEREF _Toc184120691 \h </w:instrText>
             </w:r>
             <w:r>
               <w:rPr>
@@ -634,7 +800,7 @@
                 <w:noProof/>
                 <w:webHidden/>
               </w:rPr>
-              <w:t>6</w:t>
+              <w:t>7</w:t>
             </w:r>
             <w:r>
               <w:rPr>
@@ -652,14 +818,13 @@
               <w:tab w:val="left" w:pos="960"/>
               <w:tab w:val="right" w:leader="dot" w:pos="8494"/>
             </w:tabs>
-            <w:jc w:val="both"/>
             <w:rPr>
               <w:rFonts w:eastAsiaTheme="minorEastAsia"/>
               <w:noProof/>
               <w:lang w:eastAsia="es-ES"/>
             </w:rPr>
           </w:pPr>
-          <w:hyperlink w:anchor="_Toc183681670" w:history="1">
+          <w:hyperlink w:anchor="_Toc184120692" w:history="1">
             <w:r>
               <w:rPr>
                 <w:rStyle w:val="Hipervnculo"/>
@@ -701,7 +866,7 @@
                 <w:noProof/>
                 <w:webHidden/>
               </w:rPr>
-              <w:instrText xml:space="preserve"> PAGEREF _Toc183681670 \h </w:instrText>
+              <w:instrText xml:space="preserve"> PAGEREF _Toc184120692 \h </w:instrText>
             </w:r>
             <w:r>
               <w:rPr>
@@ -721,7 +886,7 @@
                 <w:noProof/>
                 <w:webHidden/>
               </w:rPr>
-              <w:t>6</w:t>
+              <w:t>7</w:t>
             </w:r>
             <w:r>
               <w:rPr>
@@ -739,14 +904,13 @@
               <w:tab w:val="left" w:pos="1440"/>
               <w:tab w:val="right" w:leader="dot" w:pos="8494"/>
             </w:tabs>
-            <w:jc w:val="both"/>
             <w:rPr>
               <w:rFonts w:eastAsiaTheme="minorEastAsia"/>
               <w:noProof/>
               <w:lang w:eastAsia="es-ES"/>
             </w:rPr>
           </w:pPr>
-          <w:hyperlink w:anchor="_Toc183681671" w:history="1">
+          <w:hyperlink w:anchor="_Toc184120693" w:history="1">
             <w:r>
               <w:rPr>
                 <w:rStyle w:val="Hipervnculo"/>
@@ -788,7 +952,7 @@
                 <w:noProof/>
                 <w:webHidden/>
               </w:rPr>
-              <w:instrText xml:space="preserve"> PAGEREF _Toc183681671 \h </w:instrText>
+              <w:instrText xml:space="preserve"> PAGEREF _Toc184120693 \h </w:instrText>
             </w:r>
             <w:r>
               <w:rPr>
@@ -808,7 +972,7 @@
                 <w:noProof/>
                 <w:webHidden/>
               </w:rPr>
-              <w:t>6</w:t>
+              <w:t>7</w:t>
             </w:r>
             <w:r>
               <w:rPr>
@@ -826,14 +990,13 @@
               <w:tab w:val="left" w:pos="1440"/>
               <w:tab w:val="right" w:leader="dot" w:pos="8494"/>
             </w:tabs>
-            <w:jc w:val="both"/>
             <w:rPr>
               <w:rFonts w:eastAsiaTheme="minorEastAsia"/>
               <w:noProof/>
               <w:lang w:eastAsia="es-ES"/>
             </w:rPr>
           </w:pPr>
-          <w:hyperlink w:anchor="_Toc183681672" w:history="1">
+          <w:hyperlink w:anchor="_Toc184120694" w:history="1">
             <w:r>
               <w:rPr>
                 <w:rStyle w:val="Hipervnculo"/>
@@ -875,7 +1038,7 @@
                 <w:noProof/>
                 <w:webHidden/>
               </w:rPr>
-              <w:instrText xml:space="preserve"> PAGEREF _Toc183681672 \h </w:instrText>
+              <w:instrText xml:space="preserve"> PAGEREF _Toc184120694 \h </w:instrText>
             </w:r>
             <w:r>
               <w:rPr>
@@ -895,7 +1058,7 @@
                 <w:noProof/>
                 <w:webHidden/>
               </w:rPr>
-              <w:t>6</w:t>
+              <w:t>7</w:t>
             </w:r>
             <w:r>
               <w:rPr>
@@ -913,14 +1076,13 @@
               <w:tab w:val="left" w:pos="1440"/>
               <w:tab w:val="right" w:leader="dot" w:pos="8494"/>
             </w:tabs>
-            <w:jc w:val="both"/>
             <w:rPr>
               <w:rFonts w:eastAsiaTheme="minorEastAsia"/>
               <w:noProof/>
               <w:lang w:eastAsia="es-ES"/>
             </w:rPr>
           </w:pPr>
-          <w:hyperlink w:anchor="_Toc183681673" w:history="1">
+          <w:hyperlink w:anchor="_Toc184120695" w:history="1">
             <w:r>
               <w:rPr>
                 <w:rStyle w:val="Hipervnculo"/>
@@ -962,7 +1124,7 @@
                 <w:noProof/>
                 <w:webHidden/>
               </w:rPr>
-              <w:instrText xml:space="preserve"> PAGEREF _Toc183681673 \h </w:instrText>
+              <w:instrText xml:space="preserve"> PAGEREF _Toc184120695 \h </w:instrText>
             </w:r>
             <w:r>
               <w:rPr>
@@ -982,7 +1144,7 @@
                 <w:noProof/>
                 <w:webHidden/>
               </w:rPr>
-              <w:t>6</w:t>
+              <w:t>7</w:t>
             </w:r>
             <w:r>
               <w:rPr>
@@ -1000,14 +1162,13 @@
               <w:tab w:val="left" w:pos="960"/>
               <w:tab w:val="right" w:leader="dot" w:pos="8494"/>
             </w:tabs>
-            <w:jc w:val="both"/>
             <w:rPr>
               <w:rFonts w:eastAsiaTheme="minorEastAsia"/>
               <w:noProof/>
               <w:lang w:eastAsia="es-ES"/>
             </w:rPr>
           </w:pPr>
-          <w:hyperlink w:anchor="_Toc183681674" w:history="1">
+          <w:hyperlink w:anchor="_Toc184120696" w:history="1">
             <w:r>
               <w:rPr>
                 <w:rStyle w:val="Hipervnculo"/>
@@ -1049,7 +1210,7 @@
                 <w:noProof/>
                 <w:webHidden/>
               </w:rPr>
-              <w:instrText xml:space="preserve"> PAGEREF _Toc183681674 \h </w:instrText>
+              <w:instrText xml:space="preserve"> PAGEREF _Toc184120696 \h </w:instrText>
             </w:r>
             <w:r>
               <w:rPr>
@@ -1069,7 +1230,265 @@
                 <w:noProof/>
                 <w:webHidden/>
               </w:rPr>
-              <w:t>6</w:t>
+              <w:t>8</w:t>
+            </w:r>
+            <w:r>
+              <w:rPr>
+                <w:noProof/>
+                <w:webHidden/>
+              </w:rPr>
+              <w:fldChar w:fldCharType="end"/>
+            </w:r>
+          </w:hyperlink>
+        </w:p>
+        <w:p>
+          <w:pPr>
+            <w:pStyle w:val="TDC3"/>
+            <w:tabs>
+              <w:tab w:val="left" w:pos="1440"/>
+              <w:tab w:val="right" w:leader="dot" w:pos="8494"/>
+            </w:tabs>
+            <w:rPr>
+              <w:rFonts w:eastAsiaTheme="minorEastAsia"/>
+              <w:noProof/>
+              <w:lang w:eastAsia="es-ES"/>
+            </w:rPr>
+          </w:pPr>
+          <w:hyperlink w:anchor="_Toc184120697" w:history="1">
+            <w:r>
+              <w:rPr>
+                <w:rStyle w:val="Hipervnculo"/>
+                <w:noProof/>
+              </w:rPr>
+              <w:t>4.2.1.</w:t>
+            </w:r>
+            <w:r>
+              <w:rPr>
+                <w:rFonts w:eastAsiaTheme="minorEastAsia"/>
+                <w:noProof/>
+                <w:lang w:eastAsia="es-ES"/>
+              </w:rPr>
+              <w:tab/>
+            </w:r>
+            <w:r>
+              <w:rPr>
+                <w:rStyle w:val="Hipervnculo"/>
+                <w:noProof/>
+              </w:rPr>
+              <w:t>Dominio temporal</w:t>
+            </w:r>
+            <w:r>
+              <w:rPr>
+                <w:noProof/>
+                <w:webHidden/>
+              </w:rPr>
+              <w:tab/>
+            </w:r>
+            <w:r>
+              <w:rPr>
+                <w:noProof/>
+                <w:webHidden/>
+              </w:rPr>
+              <w:fldChar w:fldCharType="begin"/>
+            </w:r>
+            <w:r>
+              <w:rPr>
+                <w:noProof/>
+                <w:webHidden/>
+              </w:rPr>
+              <w:instrText xml:space="preserve"> PAGEREF _Toc184120697 \h </w:instrText>
+            </w:r>
+            <w:r>
+              <w:rPr>
+                <w:noProof/>
+                <w:webHidden/>
+              </w:rPr>
+            </w:r>
+            <w:r>
+              <w:rPr>
+                <w:noProof/>
+                <w:webHidden/>
+              </w:rPr>
+              <w:fldChar w:fldCharType="separate"/>
+            </w:r>
+            <w:r>
+              <w:rPr>
+                <w:noProof/>
+                <w:webHidden/>
+              </w:rPr>
+              <w:t>8</w:t>
+            </w:r>
+            <w:r>
+              <w:rPr>
+                <w:noProof/>
+                <w:webHidden/>
+              </w:rPr>
+              <w:fldChar w:fldCharType="end"/>
+            </w:r>
+          </w:hyperlink>
+        </w:p>
+        <w:p>
+          <w:pPr>
+            <w:pStyle w:val="TDC3"/>
+            <w:tabs>
+              <w:tab w:val="left" w:pos="1440"/>
+              <w:tab w:val="right" w:leader="dot" w:pos="8494"/>
+            </w:tabs>
+            <w:rPr>
+              <w:rFonts w:eastAsiaTheme="minorEastAsia"/>
+              <w:noProof/>
+              <w:lang w:eastAsia="es-ES"/>
+            </w:rPr>
+          </w:pPr>
+          <w:hyperlink w:anchor="_Toc184120698" w:history="1">
+            <w:r>
+              <w:rPr>
+                <w:rStyle w:val="Hipervnculo"/>
+                <w:noProof/>
+              </w:rPr>
+              <w:t>4.2.2.</w:t>
+            </w:r>
+            <w:r>
+              <w:rPr>
+                <w:rFonts w:eastAsiaTheme="minorEastAsia"/>
+                <w:noProof/>
+                <w:lang w:eastAsia="es-ES"/>
+              </w:rPr>
+              <w:tab/>
+            </w:r>
+            <w:r>
+              <w:rPr>
+                <w:rStyle w:val="Hipervnculo"/>
+                <w:noProof/>
+              </w:rPr>
+              <w:t>Domino frecuencial</w:t>
+            </w:r>
+            <w:r>
+              <w:rPr>
+                <w:noProof/>
+                <w:webHidden/>
+              </w:rPr>
+              <w:tab/>
+            </w:r>
+            <w:r>
+              <w:rPr>
+                <w:noProof/>
+                <w:webHidden/>
+              </w:rPr>
+              <w:fldChar w:fldCharType="begin"/>
+            </w:r>
+            <w:r>
+              <w:rPr>
+                <w:noProof/>
+                <w:webHidden/>
+              </w:rPr>
+              <w:instrText xml:space="preserve"> PAGEREF _Toc184120698 \h </w:instrText>
+            </w:r>
+            <w:r>
+              <w:rPr>
+                <w:noProof/>
+                <w:webHidden/>
+              </w:rPr>
+            </w:r>
+            <w:r>
+              <w:rPr>
+                <w:noProof/>
+                <w:webHidden/>
+              </w:rPr>
+              <w:fldChar w:fldCharType="separate"/>
+            </w:r>
+            <w:r>
+              <w:rPr>
+                <w:noProof/>
+                <w:webHidden/>
+              </w:rPr>
+              <w:t>8</w:t>
+            </w:r>
+            <w:r>
+              <w:rPr>
+                <w:noProof/>
+                <w:webHidden/>
+              </w:rPr>
+              <w:fldChar w:fldCharType="end"/>
+            </w:r>
+          </w:hyperlink>
+        </w:p>
+        <w:p>
+          <w:pPr>
+            <w:pStyle w:val="TDC3"/>
+            <w:tabs>
+              <w:tab w:val="left" w:pos="1440"/>
+              <w:tab w:val="right" w:leader="dot" w:pos="8494"/>
+            </w:tabs>
+            <w:rPr>
+              <w:rFonts w:eastAsiaTheme="minorEastAsia"/>
+              <w:noProof/>
+              <w:lang w:eastAsia="es-ES"/>
+            </w:rPr>
+          </w:pPr>
+          <w:hyperlink w:anchor="_Toc184120699" w:history="1">
+            <w:r>
+              <w:rPr>
+                <w:rStyle w:val="Hipervnculo"/>
+                <w:noProof/>
+              </w:rPr>
+              <w:t>4.2.3.</w:t>
+            </w:r>
+            <w:r>
+              <w:rPr>
+                <w:rFonts w:eastAsiaTheme="minorEastAsia"/>
+                <w:noProof/>
+                <w:lang w:eastAsia="es-ES"/>
+              </w:rPr>
+              <w:tab/>
+            </w:r>
+            <w:r>
+              <w:rPr>
+                <w:rStyle w:val="Hipervnculo"/>
+                <w:noProof/>
+              </w:rPr>
+              <w:t>Espectrograma</w:t>
+            </w:r>
+            <w:r>
+              <w:rPr>
+                <w:noProof/>
+                <w:webHidden/>
+              </w:rPr>
+              <w:tab/>
+            </w:r>
+            <w:r>
+              <w:rPr>
+                <w:noProof/>
+                <w:webHidden/>
+              </w:rPr>
+              <w:fldChar w:fldCharType="begin"/>
+            </w:r>
+            <w:r>
+              <w:rPr>
+                <w:noProof/>
+                <w:webHidden/>
+              </w:rPr>
+              <w:instrText xml:space="preserve"> PAGEREF _Toc184120699 \h </w:instrText>
+            </w:r>
+            <w:r>
+              <w:rPr>
+                <w:noProof/>
+                <w:webHidden/>
+              </w:rPr>
+            </w:r>
+            <w:r>
+              <w:rPr>
+                <w:noProof/>
+                <w:webHidden/>
+              </w:rPr>
+              <w:fldChar w:fldCharType="separate"/>
+            </w:r>
+            <w:r>
+              <w:rPr>
+                <w:noProof/>
+                <w:webHidden/>
+              </w:rPr>
+              <w:t>9</w:t>
             </w:r>
             <w:r>
               <w:rPr>
@@ -1087,14 +1506,13 @@
               <w:tab w:val="left" w:pos="960"/>
               <w:tab w:val="right" w:leader="dot" w:pos="8494"/>
             </w:tabs>
-            <w:jc w:val="both"/>
             <w:rPr>
               <w:rFonts w:eastAsiaTheme="minorEastAsia"/>
               <w:noProof/>
               <w:lang w:eastAsia="es-ES"/>
             </w:rPr>
           </w:pPr>
-          <w:hyperlink w:anchor="_Toc183681675" w:history="1">
+          <w:hyperlink w:anchor="_Toc184120700" w:history="1">
             <w:r>
               <w:rPr>
                 <w:rStyle w:val="Hipervnculo"/>
@@ -1136,7 +1554,7 @@
                 <w:noProof/>
                 <w:webHidden/>
               </w:rPr>
-              <w:instrText xml:space="preserve"> PAGEREF _Toc183681675 \h </w:instrText>
+              <w:instrText xml:space="preserve"> PAGEREF _Toc184120700 \h </w:instrText>
             </w:r>
             <w:r>
               <w:rPr>
@@ -1156,7 +1574,7 @@
                 <w:noProof/>
                 <w:webHidden/>
               </w:rPr>
-              <w:t>6</w:t>
+              <w:t>9</w:t>
             </w:r>
             <w:r>
               <w:rPr>
@@ -1174,14 +1592,13 @@
               <w:tab w:val="left" w:pos="1440"/>
               <w:tab w:val="right" w:leader="dot" w:pos="8494"/>
             </w:tabs>
-            <w:jc w:val="both"/>
             <w:rPr>
               <w:rFonts w:eastAsiaTheme="minorEastAsia"/>
               <w:noProof/>
               <w:lang w:eastAsia="es-ES"/>
             </w:rPr>
           </w:pPr>
-          <w:hyperlink w:anchor="_Toc183681676" w:history="1">
+          <w:hyperlink w:anchor="_Toc184120701" w:history="1">
             <w:r>
               <w:rPr>
                 <w:rStyle w:val="Hipervnculo"/>
@@ -1223,7 +1640,7 @@
                 <w:noProof/>
                 <w:webHidden/>
               </w:rPr>
-              <w:instrText xml:space="preserve"> PAGEREF _Toc183681676 \h </w:instrText>
+              <w:instrText xml:space="preserve"> PAGEREF _Toc184120701 \h </w:instrText>
             </w:r>
             <w:r>
               <w:rPr>
@@ -1243,7 +1660,7 @@
                 <w:noProof/>
                 <w:webHidden/>
               </w:rPr>
-              <w:t>6</w:t>
+              <w:t>9</w:t>
             </w:r>
             <w:r>
               <w:rPr>
@@ -1261,14 +1678,13 @@
               <w:tab w:val="left" w:pos="1440"/>
               <w:tab w:val="right" w:leader="dot" w:pos="8494"/>
             </w:tabs>
-            <w:jc w:val="both"/>
             <w:rPr>
               <w:rFonts w:eastAsiaTheme="minorEastAsia"/>
               <w:noProof/>
               <w:lang w:eastAsia="es-ES"/>
             </w:rPr>
           </w:pPr>
-          <w:hyperlink w:anchor="_Toc183681677" w:history="1">
+          <w:hyperlink w:anchor="_Toc184120702" w:history="1">
             <w:r>
               <w:rPr>
                 <w:rStyle w:val="Hipervnculo"/>
@@ -1310,7 +1726,7 @@
                 <w:noProof/>
                 <w:webHidden/>
               </w:rPr>
-              <w:instrText xml:space="preserve"> PAGEREF _Toc183681677 \h </w:instrText>
+              <w:instrText xml:space="preserve"> PAGEREF _Toc184120702 \h </w:instrText>
             </w:r>
             <w:r>
               <w:rPr>
@@ -1330,7 +1746,7 @@
                 <w:noProof/>
                 <w:webHidden/>
               </w:rPr>
-              <w:t>6</w:t>
+              <w:t>9</w:t>
             </w:r>
             <w:r>
               <w:rPr>
@@ -1348,14 +1764,13 @@
               <w:tab w:val="left" w:pos="1440"/>
               <w:tab w:val="right" w:leader="dot" w:pos="8494"/>
             </w:tabs>
-            <w:jc w:val="both"/>
             <w:rPr>
               <w:rFonts w:eastAsiaTheme="minorEastAsia"/>
               <w:noProof/>
               <w:lang w:eastAsia="es-ES"/>
             </w:rPr>
           </w:pPr>
-          <w:hyperlink w:anchor="_Toc183681678" w:history="1">
+          <w:hyperlink w:anchor="_Toc184120703" w:history="1">
             <w:r>
               <w:rPr>
                 <w:rStyle w:val="Hipervnculo"/>
@@ -1397,7 +1812,7 @@
                 <w:noProof/>
                 <w:webHidden/>
               </w:rPr>
-              <w:instrText xml:space="preserve"> PAGEREF _Toc183681678 \h </w:instrText>
+              <w:instrText xml:space="preserve"> PAGEREF _Toc184120703 \h </w:instrText>
             </w:r>
             <w:r>
               <w:rPr>
@@ -1417,7 +1832,7 @@
                 <w:noProof/>
                 <w:webHidden/>
               </w:rPr>
-              <w:t>6</w:t>
+              <w:t>10</w:t>
             </w:r>
             <w:r>
               <w:rPr>
@@ -1435,14 +1850,13 @@
               <w:tab w:val="left" w:pos="960"/>
               <w:tab w:val="right" w:leader="dot" w:pos="8494"/>
             </w:tabs>
-            <w:jc w:val="both"/>
             <w:rPr>
               <w:rFonts w:eastAsiaTheme="minorEastAsia"/>
               <w:noProof/>
               <w:lang w:eastAsia="es-ES"/>
             </w:rPr>
           </w:pPr>
-          <w:hyperlink w:anchor="_Toc183681679" w:history="1">
+          <w:hyperlink w:anchor="_Toc184120704" w:history="1">
             <w:r>
               <w:rPr>
                 <w:rStyle w:val="Hipervnculo"/>
@@ -1484,7 +1898,7 @@
                 <w:noProof/>
                 <w:webHidden/>
               </w:rPr>
-              <w:instrText xml:space="preserve"> PAGEREF _Toc183681679 \h </w:instrText>
+              <w:instrText xml:space="preserve"> PAGEREF _Toc184120704 \h </w:instrText>
             </w:r>
             <w:r>
               <w:rPr>
@@ -1504,7 +1918,7 @@
                 <w:noProof/>
                 <w:webHidden/>
               </w:rPr>
-              <w:t>6</w:t>
+              <w:t>10</w:t>
             </w:r>
             <w:r>
               <w:rPr>
@@ -1522,14 +1936,13 @@
               <w:tab w:val="left" w:pos="1440"/>
               <w:tab w:val="right" w:leader="dot" w:pos="8494"/>
             </w:tabs>
-            <w:jc w:val="both"/>
             <w:rPr>
               <w:rFonts w:eastAsiaTheme="minorEastAsia"/>
               <w:noProof/>
               <w:lang w:eastAsia="es-ES"/>
             </w:rPr>
           </w:pPr>
-          <w:hyperlink w:anchor="_Toc183681680" w:history="1">
+          <w:hyperlink w:anchor="_Toc184120705" w:history="1">
             <w:r>
               <w:rPr>
                 <w:rStyle w:val="Hipervnculo"/>
@@ -1550,7 +1963,7 @@
                 <w:rStyle w:val="Hipervnculo"/>
                 <w:noProof/>
               </w:rPr>
-              <w:t>Operaciones</w:t>
+              <w:t>Operar</w:t>
             </w:r>
             <w:r>
               <w:rPr>
@@ -1571,7 +1984,7 @@
                 <w:noProof/>
                 <w:webHidden/>
               </w:rPr>
-              <w:instrText xml:space="preserve"> PAGEREF _Toc183681680 \h </w:instrText>
+              <w:instrText xml:space="preserve"> PAGEREF _Toc184120705 \h </w:instrText>
             </w:r>
             <w:r>
               <w:rPr>
@@ -1591,7 +2004,7 @@
                 <w:noProof/>
                 <w:webHidden/>
               </w:rPr>
-              <w:t>6</w:t>
+              <w:t>10</w:t>
             </w:r>
             <w:r>
               <w:rPr>
@@ -1609,14 +2022,13 @@
               <w:tab w:val="left" w:pos="1440"/>
               <w:tab w:val="right" w:leader="dot" w:pos="8494"/>
             </w:tabs>
-            <w:jc w:val="both"/>
             <w:rPr>
               <w:rFonts w:eastAsiaTheme="minorEastAsia"/>
               <w:noProof/>
               <w:lang w:eastAsia="es-ES"/>
             </w:rPr>
           </w:pPr>
-          <w:hyperlink w:anchor="_Toc183681681" w:history="1">
+          <w:hyperlink w:anchor="_Toc184120706" w:history="1">
             <w:r>
               <w:rPr>
                 <w:rStyle w:val="Hipervnculo"/>
@@ -1658,7 +2070,7 @@
                 <w:noProof/>
                 <w:webHidden/>
               </w:rPr>
-              <w:instrText xml:space="preserve"> PAGEREF _Toc183681681 \h </w:instrText>
+              <w:instrText xml:space="preserve"> PAGEREF _Toc184120706 \h </w:instrText>
             </w:r>
             <w:r>
               <w:rPr>
@@ -1678,7 +2090,7 @@
                 <w:noProof/>
                 <w:webHidden/>
               </w:rPr>
-              <w:t>6</w:t>
+              <w:t>10</w:t>
             </w:r>
             <w:r>
               <w:rPr>
@@ -1696,14 +2108,13 @@
               <w:tab w:val="left" w:pos="1440"/>
               <w:tab w:val="right" w:leader="dot" w:pos="8494"/>
             </w:tabs>
-            <w:jc w:val="both"/>
             <w:rPr>
               <w:rFonts w:eastAsiaTheme="minorEastAsia"/>
               <w:noProof/>
               <w:lang w:eastAsia="es-ES"/>
             </w:rPr>
           </w:pPr>
-          <w:hyperlink w:anchor="_Toc183681682" w:history="1">
+          <w:hyperlink w:anchor="_Toc184120707" w:history="1">
             <w:r>
               <w:rPr>
                 <w:rStyle w:val="Hipervnculo"/>
@@ -1745,7 +2156,7 @@
                 <w:noProof/>
                 <w:webHidden/>
               </w:rPr>
-              <w:instrText xml:space="preserve"> PAGEREF _Toc183681682 \h </w:instrText>
+              <w:instrText xml:space="preserve"> PAGEREF _Toc184120707 \h </w:instrText>
             </w:r>
             <w:r>
               <w:rPr>
@@ -1765,7 +2176,7 @@
                 <w:noProof/>
                 <w:webHidden/>
               </w:rPr>
-              <w:t>6</w:t>
+              <w:t>11</w:t>
             </w:r>
             <w:r>
               <w:rPr>
@@ -1783,14 +2194,13 @@
               <w:tab w:val="left" w:pos="1440"/>
               <w:tab w:val="right" w:leader="dot" w:pos="8494"/>
             </w:tabs>
-            <w:jc w:val="both"/>
             <w:rPr>
               <w:rFonts w:eastAsiaTheme="minorEastAsia"/>
               <w:noProof/>
               <w:lang w:eastAsia="es-ES"/>
             </w:rPr>
           </w:pPr>
-          <w:hyperlink w:anchor="_Toc183681683" w:history="1">
+          <w:hyperlink w:anchor="_Toc184120708" w:history="1">
             <w:r>
               <w:rPr>
                 <w:rStyle w:val="Hipervnculo"/>
@@ -1832,7 +2242,7 @@
                 <w:noProof/>
                 <w:webHidden/>
               </w:rPr>
-              <w:instrText xml:space="preserve"> PAGEREF _Toc183681683 \h </w:instrText>
+              <w:instrText xml:space="preserve"> PAGEREF _Toc184120708 \h </w:instrText>
             </w:r>
             <w:r>
               <w:rPr>
@@ -1852,7 +2262,7 @@
                 <w:noProof/>
                 <w:webHidden/>
               </w:rPr>
-              <w:t>6</w:t>
+              <w:t>12</w:t>
             </w:r>
             <w:r>
               <w:rPr>
@@ -1870,14 +2280,13 @@
               <w:tab w:val="left" w:pos="1440"/>
               <w:tab w:val="right" w:leader="dot" w:pos="8494"/>
             </w:tabs>
-            <w:jc w:val="both"/>
             <w:rPr>
               <w:rFonts w:eastAsiaTheme="minorEastAsia"/>
               <w:noProof/>
               <w:lang w:eastAsia="es-ES"/>
             </w:rPr>
           </w:pPr>
-          <w:hyperlink w:anchor="_Toc183681684" w:history="1">
+          <w:hyperlink w:anchor="_Toc184120709" w:history="1">
             <w:r>
               <w:rPr>
                 <w:rStyle w:val="Hipervnculo"/>
@@ -1919,7 +2328,7 @@
                 <w:noProof/>
                 <w:webHidden/>
               </w:rPr>
-              <w:instrText xml:space="preserve"> PAGEREF _Toc183681684 \h </w:instrText>
+              <w:instrText xml:space="preserve"> PAGEREF _Toc184120709 \h </w:instrText>
             </w:r>
             <w:r>
               <w:rPr>
@@ -1939,7 +2348,7 @@
                 <w:noProof/>
                 <w:webHidden/>
               </w:rPr>
-              <w:t>6</w:t>
+              <w:t>12</w:t>
             </w:r>
             <w:r>
               <w:rPr>
@@ -1957,14 +2366,13 @@
               <w:tab w:val="left" w:pos="1440"/>
               <w:tab w:val="right" w:leader="dot" w:pos="8494"/>
             </w:tabs>
-            <w:jc w:val="both"/>
             <w:rPr>
               <w:rFonts w:eastAsiaTheme="minorEastAsia"/>
               <w:noProof/>
               <w:lang w:eastAsia="es-ES"/>
             </w:rPr>
           </w:pPr>
-          <w:hyperlink w:anchor="_Toc183681685" w:history="1">
+          <w:hyperlink w:anchor="_Toc184120710" w:history="1">
             <w:r>
               <w:rPr>
                 <w:rStyle w:val="Hipervnculo"/>
@@ -2006,7 +2414,7 @@
                 <w:noProof/>
                 <w:webHidden/>
               </w:rPr>
-              <w:instrText xml:space="preserve"> PAGEREF _Toc183681685 \h </w:instrText>
+              <w:instrText xml:space="preserve"> PAGEREF _Toc184120710 \h </w:instrText>
             </w:r>
             <w:r>
               <w:rPr>
@@ -2026,7 +2434,7 @@
                 <w:noProof/>
                 <w:webHidden/>
               </w:rPr>
-              <w:t>6</w:t>
+              <w:t>13</w:t>
             </w:r>
             <w:r>
               <w:rPr>
@@ -2044,14 +2452,13 @@
               <w:tab w:val="left" w:pos="960"/>
               <w:tab w:val="right" w:leader="dot" w:pos="8494"/>
             </w:tabs>
-            <w:jc w:val="both"/>
             <w:rPr>
               <w:rFonts w:eastAsiaTheme="minorEastAsia"/>
               <w:noProof/>
               <w:lang w:eastAsia="es-ES"/>
             </w:rPr>
           </w:pPr>
-          <w:hyperlink w:anchor="_Toc183681686" w:history="1">
+          <w:hyperlink w:anchor="_Toc184120711" w:history="1">
             <w:r>
               <w:rPr>
                 <w:rStyle w:val="Hipervnculo"/>
@@ -2093,7 +2500,7 @@
                 <w:noProof/>
                 <w:webHidden/>
               </w:rPr>
-              <w:instrText xml:space="preserve"> PAGEREF _Toc183681686 \h </w:instrText>
+              <w:instrText xml:space="preserve"> PAGEREF _Toc184120711 \h </w:instrText>
             </w:r>
             <w:r>
               <w:rPr>
@@ -2113,7 +2520,7 @@
                 <w:noProof/>
                 <w:webHidden/>
               </w:rPr>
-              <w:t>6</w:t>
+              <w:t>13</w:t>
             </w:r>
             <w:r>
               <w:rPr>
@@ -2131,14 +2538,13 @@
               <w:tab w:val="left" w:pos="1440"/>
               <w:tab w:val="right" w:leader="dot" w:pos="8494"/>
             </w:tabs>
-            <w:jc w:val="both"/>
             <w:rPr>
               <w:rFonts w:eastAsiaTheme="minorEastAsia"/>
               <w:noProof/>
               <w:lang w:eastAsia="es-ES"/>
             </w:rPr>
           </w:pPr>
-          <w:hyperlink w:anchor="_Toc183681687" w:history="1">
+          <w:hyperlink w:anchor="_Toc184120712" w:history="1">
             <w:r>
               <w:rPr>
                 <w:rStyle w:val="Hipervnculo"/>
@@ -2180,7 +2586,7 @@
                 <w:noProof/>
                 <w:webHidden/>
               </w:rPr>
-              <w:instrText xml:space="preserve"> PAGEREF _Toc183681687 \h </w:instrText>
+              <w:instrText xml:space="preserve"> PAGEREF _Toc184120712 \h </w:instrText>
             </w:r>
             <w:r>
               <w:rPr>
@@ -2200,7 +2606,7 @@
                 <w:noProof/>
                 <w:webHidden/>
               </w:rPr>
-              <w:t>6</w:t>
+              <w:t>13</w:t>
             </w:r>
             <w:r>
               <w:rPr>
@@ -2218,14 +2624,13 @@
               <w:tab w:val="left" w:pos="1440"/>
               <w:tab w:val="right" w:leader="dot" w:pos="8494"/>
             </w:tabs>
-            <w:jc w:val="both"/>
             <w:rPr>
               <w:rFonts w:eastAsiaTheme="minorEastAsia"/>
               <w:noProof/>
               <w:lang w:eastAsia="es-ES"/>
             </w:rPr>
           </w:pPr>
-          <w:hyperlink w:anchor="_Toc183681688" w:history="1">
+          <w:hyperlink w:anchor="_Toc184120713" w:history="1">
             <w:r>
               <w:rPr>
                 <w:rStyle w:val="Hipervnculo"/>
@@ -2267,7 +2672,7 @@
                 <w:noProof/>
                 <w:webHidden/>
               </w:rPr>
-              <w:instrText xml:space="preserve"> PAGEREF _Toc183681688 \h </w:instrText>
+              <w:instrText xml:space="preserve"> PAGEREF _Toc184120713 \h </w:instrText>
             </w:r>
             <w:r>
               <w:rPr>
@@ -2287,7 +2692,7 @@
                 <w:noProof/>
                 <w:webHidden/>
               </w:rPr>
-              <w:t>6</w:t>
+              <w:t>14</w:t>
             </w:r>
             <w:r>
               <w:rPr>
@@ -2305,14 +2710,13 @@
               <w:tab w:val="left" w:pos="1440"/>
               <w:tab w:val="right" w:leader="dot" w:pos="8494"/>
             </w:tabs>
-            <w:jc w:val="both"/>
             <w:rPr>
               <w:rFonts w:eastAsiaTheme="minorEastAsia"/>
               <w:noProof/>
               <w:lang w:eastAsia="es-ES"/>
             </w:rPr>
           </w:pPr>
-          <w:hyperlink w:anchor="_Toc183681689" w:history="1">
+          <w:hyperlink w:anchor="_Toc184120714" w:history="1">
             <w:r>
               <w:rPr>
                 <w:rStyle w:val="Hipervnculo"/>
@@ -2354,7 +2758,7 @@
                 <w:noProof/>
                 <w:webHidden/>
               </w:rPr>
-              <w:instrText xml:space="preserve"> PAGEREF _Toc183681689 \h </w:instrText>
+              <w:instrText xml:space="preserve"> PAGEREF _Toc184120714 \h </w:instrText>
             </w:r>
             <w:r>
               <w:rPr>
@@ -2374,7 +2778,7 @@
                 <w:noProof/>
                 <w:webHidden/>
               </w:rPr>
-              <w:t>6</w:t>
+              <w:t>14</w:t>
             </w:r>
             <w:r>
               <w:rPr>
@@ -2392,14 +2796,13 @@
               <w:tab w:val="left" w:pos="1440"/>
               <w:tab w:val="right" w:leader="dot" w:pos="8494"/>
             </w:tabs>
-            <w:jc w:val="both"/>
             <w:rPr>
               <w:rFonts w:eastAsiaTheme="minorEastAsia"/>
               <w:noProof/>
               <w:lang w:eastAsia="es-ES"/>
             </w:rPr>
           </w:pPr>
-          <w:hyperlink w:anchor="_Toc183681690" w:history="1">
+          <w:hyperlink w:anchor="_Toc184120715" w:history="1">
             <w:r>
               <w:rPr>
                 <w:rStyle w:val="Hipervnculo"/>
@@ -2420,7 +2823,7 @@
                 <w:rStyle w:val="Hipervnculo"/>
                 <w:noProof/>
               </w:rPr>
-              <w:t>Efectos conocidos</w:t>
+              <w:t>Efectos sonoros</w:t>
             </w:r>
             <w:r>
               <w:rPr>
@@ -2441,7 +2844,7 @@
                 <w:noProof/>
                 <w:webHidden/>
               </w:rPr>
-              <w:instrText xml:space="preserve"> PAGEREF _Toc183681690 \h </w:instrText>
+              <w:instrText xml:space="preserve"> PAGEREF _Toc184120715 \h </w:instrText>
             </w:r>
             <w:r>
               <w:rPr>
@@ -2461,7 +2864,7 @@
                 <w:noProof/>
                 <w:webHidden/>
               </w:rPr>
-              <w:t>6</w:t>
+              <w:t>14</w:t>
             </w:r>
             <w:r>
               <w:rPr>
@@ -2479,14 +2882,13 @@
               <w:tab w:val="left" w:pos="1440"/>
               <w:tab w:val="right" w:leader="dot" w:pos="8494"/>
             </w:tabs>
-            <w:jc w:val="both"/>
             <w:rPr>
               <w:rFonts w:eastAsiaTheme="minorEastAsia"/>
               <w:noProof/>
               <w:lang w:eastAsia="es-ES"/>
             </w:rPr>
           </w:pPr>
-          <w:hyperlink w:anchor="_Toc183681691" w:history="1">
+          <w:hyperlink w:anchor="_Toc184120716" w:history="1">
             <w:r>
               <w:rPr>
                 <w:rStyle w:val="Hipervnculo"/>
@@ -2528,7 +2930,7 @@
                 <w:noProof/>
                 <w:webHidden/>
               </w:rPr>
-              <w:instrText xml:space="preserve"> PAGEREF _Toc183681691 \h </w:instrText>
+              <w:instrText xml:space="preserve"> PAGEREF _Toc184120716 \h </w:instrText>
             </w:r>
             <w:r>
               <w:rPr>
@@ -2548,7 +2950,437 @@
                 <w:noProof/>
                 <w:webHidden/>
               </w:rPr>
-              <w:t>6</w:t>
+              <w:t>15</w:t>
+            </w:r>
+            <w:r>
+              <w:rPr>
+                <w:noProof/>
+                <w:webHidden/>
+              </w:rPr>
+              <w:fldChar w:fldCharType="end"/>
+            </w:r>
+          </w:hyperlink>
+        </w:p>
+        <w:p>
+          <w:pPr>
+            <w:pStyle w:val="TDC1"/>
+            <w:tabs>
+              <w:tab w:val="left" w:pos="480"/>
+              <w:tab w:val="right" w:leader="dot" w:pos="8494"/>
+            </w:tabs>
+            <w:rPr>
+              <w:rFonts w:eastAsiaTheme="minorEastAsia"/>
+              <w:noProof/>
+              <w:lang w:eastAsia="es-ES"/>
+            </w:rPr>
+          </w:pPr>
+          <w:hyperlink w:anchor="_Toc184120717" w:history="1">
+            <w:r>
+              <w:rPr>
+                <w:rStyle w:val="Hipervnculo"/>
+                <w:noProof/>
+              </w:rPr>
+              <w:t>5.</w:t>
+            </w:r>
+            <w:r>
+              <w:rPr>
+                <w:rFonts w:eastAsiaTheme="minorEastAsia"/>
+                <w:noProof/>
+                <w:lang w:eastAsia="es-ES"/>
+              </w:rPr>
+              <w:tab/>
+            </w:r>
+            <w:r>
+              <w:rPr>
+                <w:rStyle w:val="Hipervnculo"/>
+                <w:noProof/>
+              </w:rPr>
+              <w:t>Ejemplos prácticos de uso</w:t>
+            </w:r>
+            <w:r>
+              <w:rPr>
+                <w:noProof/>
+                <w:webHidden/>
+              </w:rPr>
+              <w:tab/>
+            </w:r>
+            <w:r>
+              <w:rPr>
+                <w:noProof/>
+                <w:webHidden/>
+              </w:rPr>
+              <w:fldChar w:fldCharType="begin"/>
+            </w:r>
+            <w:r>
+              <w:rPr>
+                <w:noProof/>
+                <w:webHidden/>
+              </w:rPr>
+              <w:instrText xml:space="preserve"> PAGEREF _Toc184120717 \h </w:instrText>
+            </w:r>
+            <w:r>
+              <w:rPr>
+                <w:noProof/>
+                <w:webHidden/>
+              </w:rPr>
+            </w:r>
+            <w:r>
+              <w:rPr>
+                <w:noProof/>
+                <w:webHidden/>
+              </w:rPr>
+              <w:fldChar w:fldCharType="separate"/>
+            </w:r>
+            <w:r>
+              <w:rPr>
+                <w:noProof/>
+                <w:webHidden/>
+              </w:rPr>
+              <w:t>16</w:t>
+            </w:r>
+            <w:r>
+              <w:rPr>
+                <w:noProof/>
+                <w:webHidden/>
+              </w:rPr>
+              <w:fldChar w:fldCharType="end"/>
+            </w:r>
+          </w:hyperlink>
+        </w:p>
+        <w:p>
+          <w:pPr>
+            <w:pStyle w:val="TDC1"/>
+            <w:tabs>
+              <w:tab w:val="left" w:pos="480"/>
+              <w:tab w:val="right" w:leader="dot" w:pos="8494"/>
+            </w:tabs>
+            <w:rPr>
+              <w:rFonts w:eastAsiaTheme="minorEastAsia"/>
+              <w:noProof/>
+              <w:lang w:eastAsia="es-ES"/>
+            </w:rPr>
+          </w:pPr>
+          <w:hyperlink w:anchor="_Toc184120718" w:history="1">
+            <w:r>
+              <w:rPr>
+                <w:rStyle w:val="Hipervnculo"/>
+                <w:noProof/>
+              </w:rPr>
+              <w:t>6.</w:t>
+            </w:r>
+            <w:r>
+              <w:rPr>
+                <w:rFonts w:eastAsiaTheme="minorEastAsia"/>
+                <w:noProof/>
+                <w:lang w:eastAsia="es-ES"/>
+              </w:rPr>
+              <w:tab/>
+            </w:r>
+            <w:r>
+              <w:rPr>
+                <w:rStyle w:val="Hipervnculo"/>
+                <w:noProof/>
+              </w:rPr>
+              <w:t>Conclusiones</w:t>
+            </w:r>
+            <w:r>
+              <w:rPr>
+                <w:noProof/>
+                <w:webHidden/>
+              </w:rPr>
+              <w:tab/>
+            </w:r>
+            <w:r>
+              <w:rPr>
+                <w:noProof/>
+                <w:webHidden/>
+              </w:rPr>
+              <w:fldChar w:fldCharType="begin"/>
+            </w:r>
+            <w:r>
+              <w:rPr>
+                <w:noProof/>
+                <w:webHidden/>
+              </w:rPr>
+              <w:instrText xml:space="preserve"> PAGEREF _Toc184120718 \h </w:instrText>
+            </w:r>
+            <w:r>
+              <w:rPr>
+                <w:noProof/>
+                <w:webHidden/>
+              </w:rPr>
+            </w:r>
+            <w:r>
+              <w:rPr>
+                <w:noProof/>
+                <w:webHidden/>
+              </w:rPr>
+              <w:fldChar w:fldCharType="separate"/>
+            </w:r>
+            <w:r>
+              <w:rPr>
+                <w:noProof/>
+                <w:webHidden/>
+              </w:rPr>
+              <w:t>17</w:t>
+            </w:r>
+            <w:r>
+              <w:rPr>
+                <w:noProof/>
+                <w:webHidden/>
+              </w:rPr>
+              <w:fldChar w:fldCharType="end"/>
+            </w:r>
+          </w:hyperlink>
+        </w:p>
+        <w:p>
+          <w:pPr>
+            <w:pStyle w:val="TDC2"/>
+            <w:tabs>
+              <w:tab w:val="left" w:pos="960"/>
+              <w:tab w:val="right" w:leader="dot" w:pos="8494"/>
+            </w:tabs>
+            <w:rPr>
+              <w:rFonts w:eastAsiaTheme="minorEastAsia"/>
+              <w:noProof/>
+              <w:lang w:eastAsia="es-ES"/>
+            </w:rPr>
+          </w:pPr>
+          <w:hyperlink w:anchor="_Toc184120719" w:history="1">
+            <w:r>
+              <w:rPr>
+                <w:rStyle w:val="Hipervnculo"/>
+                <w:noProof/>
+              </w:rPr>
+              <w:t>6.1.</w:t>
+            </w:r>
+            <w:r>
+              <w:rPr>
+                <w:rFonts w:eastAsiaTheme="minorEastAsia"/>
+                <w:noProof/>
+                <w:lang w:eastAsia="es-ES"/>
+              </w:rPr>
+              <w:tab/>
+            </w:r>
+            <w:r>
+              <w:rPr>
+                <w:rStyle w:val="Hipervnculo"/>
+                <w:noProof/>
+              </w:rPr>
+              <w:t>Resumen de Funcionalidades Clave</w:t>
+            </w:r>
+            <w:r>
+              <w:rPr>
+                <w:noProof/>
+                <w:webHidden/>
+              </w:rPr>
+              <w:tab/>
+            </w:r>
+            <w:r>
+              <w:rPr>
+                <w:noProof/>
+                <w:webHidden/>
+              </w:rPr>
+              <w:fldChar w:fldCharType="begin"/>
+            </w:r>
+            <w:r>
+              <w:rPr>
+                <w:noProof/>
+                <w:webHidden/>
+              </w:rPr>
+              <w:instrText xml:space="preserve"> PAGEREF _Toc184120719 \h </w:instrText>
+            </w:r>
+            <w:r>
+              <w:rPr>
+                <w:noProof/>
+                <w:webHidden/>
+              </w:rPr>
+            </w:r>
+            <w:r>
+              <w:rPr>
+                <w:noProof/>
+                <w:webHidden/>
+              </w:rPr>
+              <w:fldChar w:fldCharType="separate"/>
+            </w:r>
+            <w:r>
+              <w:rPr>
+                <w:noProof/>
+                <w:webHidden/>
+              </w:rPr>
+              <w:t>17</w:t>
+            </w:r>
+            <w:r>
+              <w:rPr>
+                <w:noProof/>
+                <w:webHidden/>
+              </w:rPr>
+              <w:fldChar w:fldCharType="end"/>
+            </w:r>
+          </w:hyperlink>
+        </w:p>
+        <w:p>
+          <w:pPr>
+            <w:pStyle w:val="TDC2"/>
+            <w:tabs>
+              <w:tab w:val="left" w:pos="960"/>
+              <w:tab w:val="right" w:leader="dot" w:pos="8494"/>
+            </w:tabs>
+            <w:rPr>
+              <w:rFonts w:eastAsiaTheme="minorEastAsia"/>
+              <w:noProof/>
+              <w:lang w:eastAsia="es-ES"/>
+            </w:rPr>
+          </w:pPr>
+          <w:hyperlink w:anchor="_Toc184120720" w:history="1">
+            <w:r>
+              <w:rPr>
+                <w:rStyle w:val="Hipervnculo"/>
+                <w:noProof/>
+              </w:rPr>
+              <w:t>6.2.</w:t>
+            </w:r>
+            <w:r>
+              <w:rPr>
+                <w:rFonts w:eastAsiaTheme="minorEastAsia"/>
+                <w:noProof/>
+                <w:lang w:eastAsia="es-ES"/>
+              </w:rPr>
+              <w:tab/>
+            </w:r>
+            <w:r>
+              <w:rPr>
+                <w:rStyle w:val="Hipervnculo"/>
+                <w:noProof/>
+              </w:rPr>
+              <w:t>Posibles Aplicaciones Futuras</w:t>
+            </w:r>
+            <w:r>
+              <w:rPr>
+                <w:noProof/>
+                <w:webHidden/>
+              </w:rPr>
+              <w:tab/>
+            </w:r>
+            <w:r>
+              <w:rPr>
+                <w:noProof/>
+                <w:webHidden/>
+              </w:rPr>
+              <w:fldChar w:fldCharType="begin"/>
+            </w:r>
+            <w:r>
+              <w:rPr>
+                <w:noProof/>
+                <w:webHidden/>
+              </w:rPr>
+              <w:instrText xml:space="preserve"> PAGEREF _Toc184120720 \h </w:instrText>
+            </w:r>
+            <w:r>
+              <w:rPr>
+                <w:noProof/>
+                <w:webHidden/>
+              </w:rPr>
+            </w:r>
+            <w:r>
+              <w:rPr>
+                <w:noProof/>
+                <w:webHidden/>
+              </w:rPr>
+              <w:fldChar w:fldCharType="separate"/>
+            </w:r>
+            <w:r>
+              <w:rPr>
+                <w:noProof/>
+                <w:webHidden/>
+              </w:rPr>
+              <w:t>17</w:t>
+            </w:r>
+            <w:r>
+              <w:rPr>
+                <w:noProof/>
+                <w:webHidden/>
+              </w:rPr>
+              <w:fldChar w:fldCharType="end"/>
+            </w:r>
+          </w:hyperlink>
+        </w:p>
+        <w:p>
+          <w:pPr>
+            <w:pStyle w:val="TDC1"/>
+            <w:tabs>
+              <w:tab w:val="left" w:pos="480"/>
+              <w:tab w:val="right" w:leader="dot" w:pos="8494"/>
+            </w:tabs>
+            <w:rPr>
+              <w:rFonts w:eastAsiaTheme="minorEastAsia"/>
+              <w:noProof/>
+              <w:lang w:eastAsia="es-ES"/>
+            </w:rPr>
+          </w:pPr>
+          <w:hyperlink w:anchor="_Toc184120721" w:history="1">
+            <w:r>
+              <w:rPr>
+                <w:rStyle w:val="Hipervnculo"/>
+                <w:noProof/>
+              </w:rPr>
+              <w:t>7.</w:t>
+            </w:r>
+            <w:r>
+              <w:rPr>
+                <w:rFonts w:eastAsiaTheme="minorEastAsia"/>
+                <w:noProof/>
+                <w:lang w:eastAsia="es-ES"/>
+              </w:rPr>
+              <w:tab/>
+            </w:r>
+            <w:r>
+              <w:rPr>
+                <w:rStyle w:val="Hipervnculo"/>
+                <w:noProof/>
+              </w:rPr>
+              <w:t>Apéndices</w:t>
+            </w:r>
+            <w:r>
+              <w:rPr>
+                <w:noProof/>
+                <w:webHidden/>
+              </w:rPr>
+              <w:tab/>
+            </w:r>
+            <w:r>
+              <w:rPr>
+                <w:noProof/>
+                <w:webHidden/>
+              </w:rPr>
+              <w:fldChar w:fldCharType="begin"/>
+            </w:r>
+            <w:r>
+              <w:rPr>
+                <w:noProof/>
+                <w:webHidden/>
+              </w:rPr>
+              <w:instrText xml:space="preserve"> PAGEREF _Toc184120721 \h </w:instrText>
+            </w:r>
+            <w:r>
+              <w:rPr>
+                <w:noProof/>
+                <w:webHidden/>
+              </w:rPr>
+            </w:r>
+            <w:r>
+              <w:rPr>
+                <w:noProof/>
+                <w:webHidden/>
+              </w:rPr>
+              <w:fldChar w:fldCharType="separate"/>
+            </w:r>
+            <w:r>
+              <w:rPr>
+                <w:noProof/>
+                <w:webHidden/>
+              </w:rPr>
+              <w:t>19</w:t>
             </w:r>
             <w:r>
               <w:rPr>
@@ -2597,7 +3429,7 @@
         </w:numPr>
         <w:jc w:val="both"/>
       </w:pPr>
-      <w:bookmarkStart w:id="0" w:name="_Toc183681666"/>
+      <w:bookmarkStart w:id="0" w:name="_Toc184120686"/>
       <w:r>
         <w:lastRenderedPageBreak/>
         <w:t>Introducción</w:t>
@@ -2657,7 +3489,6 @@
         </w:rPr>
         <w:t xml:space="preserve"> </w:t>
       </w:r>
-      <w:proofErr w:type="spellStart"/>
       <w:r>
         <w:rPr>
           <w:i/>
@@ -2665,9 +3496,92 @@
           <w:sz w:val="22"/>
           <w:szCs w:val="22"/>
         </w:rPr>
-        <w:t>Graphical</w:t>
-      </w:r>
-      <w:proofErr w:type="spellEnd"/>
+        <w:t>Graphical User Interface (GUI)</w:t>
+      </w:r>
+      <w:r>
+        <w:rPr>
+          <w:sz w:val="22"/>
+          <w:szCs w:val="22"/>
+        </w:rPr>
+        <w:t xml:space="preserve"> para el procesado, </w:t>
+      </w:r>
+      <w:r>
+        <w:rPr>
+          <w:sz w:val="22"/>
+          <w:szCs w:val="22"/>
+        </w:rPr>
+        <w:t>grabación</w:t>
+      </w:r>
+      <w:r>
+        <w:rPr>
+          <w:sz w:val="22"/>
+          <w:szCs w:val="22"/>
+        </w:rPr>
+        <w:t xml:space="preserve"> y</w:t>
+      </w:r>
+      <w:r>
+        <w:rPr>
+          <w:sz w:val="22"/>
+          <w:szCs w:val="22"/>
+        </w:rPr>
+        <w:t xml:space="preserve"> </w:t>
+      </w:r>
+      <w:r>
+        <w:rPr>
+          <w:sz w:val="22"/>
+          <w:szCs w:val="22"/>
+        </w:rPr>
+        <w:t>reproducción</w:t>
+      </w:r>
+      <w:r>
+        <w:rPr>
+          <w:sz w:val="22"/>
+          <w:szCs w:val="22"/>
+        </w:rPr>
+        <w:t xml:space="preserve"> de señales de audio y voz, así como su visualización en los dominios temporal y frecuencial</w:t>
+      </w:r>
+      <w:r>
+        <w:rPr>
+          <w:sz w:val="22"/>
+          <w:szCs w:val="22"/>
+        </w:rPr>
+        <w:t xml:space="preserve">, entre otras herramientas. </w:t>
+      </w:r>
+      <w:r>
+        <w:rPr>
+          <w:sz w:val="22"/>
+          <w:szCs w:val="22"/>
+        </w:rPr>
+        <w:t>Este programa está diseñado para ser completo y ofrecer numerosas utilidades y herramientas, pero sin renunciar a</w:t>
+      </w:r>
+      <w:r>
+        <w:rPr>
+          <w:sz w:val="22"/>
+          <w:szCs w:val="22"/>
+        </w:rPr>
+        <w:t xml:space="preserve"> un enfoque que pretende facilitar un diseño simple y fácil de usar para el usuario. </w:t>
+      </w:r>
+      <w:r>
+        <w:rPr>
+          <w:sz w:val="22"/>
+          <w:szCs w:val="22"/>
+        </w:rPr>
+        <w:t xml:space="preserve">Para ello, utilizaremos </w:t>
+      </w:r>
+      <w:r>
+        <w:rPr>
+          <w:sz w:val="22"/>
+          <w:szCs w:val="22"/>
+        </w:rPr>
+        <w:t xml:space="preserve">la versión </w:t>
+      </w:r>
+      <w:r>
+        <w:rPr>
+          <w:sz w:val="22"/>
+          <w:szCs w:val="22"/>
+        </w:rPr>
+        <w:t xml:space="preserve">R2024b de MatLab junto con algunos </w:t>
+      </w:r>
       <w:r>
         <w:rPr>
           <w:i/>
@@ -2675,9 +3589,15 @@
           <w:sz w:val="22"/>
           <w:szCs w:val="22"/>
         </w:rPr>
-        <w:t xml:space="preserve"> </w:t>
-      </w:r>
-      <w:proofErr w:type="spellStart"/>
+        <w:t>toolboxes</w:t>
+      </w:r>
+      <w:r>
+        <w:rPr>
+          <w:sz w:val="22"/>
+          <w:szCs w:val="22"/>
+        </w:rPr>
+        <w:t xml:space="preserve"> que nos facilitarán el procesado de señal, entre los que se encuentran </w:t>
+      </w:r>
       <w:r>
         <w:rPr>
           <w:i/>
@@ -2685,9 +3605,15 @@
           <w:sz w:val="22"/>
           <w:szCs w:val="22"/>
         </w:rPr>
-        <w:t>User</w:t>
-      </w:r>
-      <w:proofErr w:type="spellEnd"/>
+        <w:t xml:space="preserve">App Building, Signal Processing Toolbox </w:t>
+      </w:r>
+      <w:r>
+        <w:rPr>
+          <w:sz w:val="22"/>
+          <w:szCs w:val="22"/>
+        </w:rPr>
+        <w:t>y</w:t>
+      </w:r>
       <w:r>
         <w:rPr>
           <w:i/>
@@ -2695,9 +3621,8 @@
           <w:sz w:val="22"/>
           <w:szCs w:val="22"/>
         </w:rPr>
-        <w:t xml:space="preserve"> </w:t>
-      </w:r>
-      <w:proofErr w:type="gramStart"/>
+        <w:t xml:space="preserve"> Audio Toolbox</w:t>
+      </w:r>
       <w:r>
         <w:rPr>
           <w:i/>
@@ -2705,239 +3630,6 @@
           <w:sz w:val="22"/>
           <w:szCs w:val="22"/>
         </w:rPr>
-        <w:t>Interface</w:t>
-      </w:r>
-      <w:proofErr w:type="gramEnd"/>
-      <w:r>
-        <w:rPr>
-          <w:i/>
-          <w:iCs/>
-          <w:sz w:val="22"/>
-          <w:szCs w:val="22"/>
-        </w:rPr>
-        <w:t xml:space="preserve"> (GUI)</w:t>
-      </w:r>
-      <w:r>
-        <w:rPr>
-          <w:sz w:val="22"/>
-          <w:szCs w:val="22"/>
-        </w:rPr>
-        <w:t xml:space="preserve"> para el procesado, </w:t>
-      </w:r>
-      <w:r>
-        <w:rPr>
-          <w:sz w:val="22"/>
-          <w:szCs w:val="22"/>
-        </w:rPr>
-        <w:t>grabación</w:t>
-      </w:r>
-      <w:r>
-        <w:rPr>
-          <w:sz w:val="22"/>
-          <w:szCs w:val="22"/>
-        </w:rPr>
-        <w:t xml:space="preserve"> y</w:t>
-      </w:r>
-      <w:r>
-        <w:rPr>
-          <w:sz w:val="22"/>
-          <w:szCs w:val="22"/>
-        </w:rPr>
-        <w:t xml:space="preserve"> </w:t>
-      </w:r>
-      <w:r>
-        <w:rPr>
-          <w:sz w:val="22"/>
-          <w:szCs w:val="22"/>
-        </w:rPr>
-        <w:t>reproducción</w:t>
-      </w:r>
-      <w:r>
-        <w:rPr>
-          <w:sz w:val="22"/>
-          <w:szCs w:val="22"/>
-        </w:rPr>
-        <w:t xml:space="preserve"> de señales de audio y voz, así como su visualización en los dominios temporal y frecuencial</w:t>
-      </w:r>
-      <w:r>
-        <w:rPr>
-          <w:sz w:val="22"/>
-          <w:szCs w:val="22"/>
-        </w:rPr>
-        <w:t xml:space="preserve">, entre otras herramientas. </w:t>
-      </w:r>
-      <w:r>
-        <w:rPr>
-          <w:sz w:val="22"/>
-          <w:szCs w:val="22"/>
-        </w:rPr>
-        <w:t>Este programa está diseñado para ser completo y ofrecer numerosas utilidades y herramientas, pero sin renunciar a</w:t>
-      </w:r>
-      <w:r>
-        <w:rPr>
-          <w:sz w:val="22"/>
-          <w:szCs w:val="22"/>
-        </w:rPr>
-        <w:t xml:space="preserve"> un enfoque que pretende facilitar un diseño simple y fácil de usar para el usuario. </w:t>
-      </w:r>
-      <w:r>
-        <w:rPr>
-          <w:sz w:val="22"/>
-          <w:szCs w:val="22"/>
-        </w:rPr>
-        <w:t xml:space="preserve">Para ello, utilizaremos </w:t>
-      </w:r>
-      <w:r>
-        <w:rPr>
-          <w:sz w:val="22"/>
-          <w:szCs w:val="22"/>
-        </w:rPr>
-        <w:t xml:space="preserve">la versión </w:t>
-      </w:r>
-      <w:r>
-        <w:rPr>
-          <w:sz w:val="22"/>
-          <w:szCs w:val="22"/>
-        </w:rPr>
-        <w:t xml:space="preserve">R2024b de </w:t>
-      </w:r>
-      <w:proofErr w:type="spellStart"/>
-      <w:r>
-        <w:rPr>
-          <w:sz w:val="22"/>
-          <w:szCs w:val="22"/>
-        </w:rPr>
-        <w:t>MatLab</w:t>
-      </w:r>
-      <w:proofErr w:type="spellEnd"/>
-      <w:r>
-        <w:rPr>
-          <w:sz w:val="22"/>
-          <w:szCs w:val="22"/>
-        </w:rPr>
-        <w:t xml:space="preserve"> junto con algunos </w:t>
-      </w:r>
-      <w:proofErr w:type="spellStart"/>
-      <w:r>
-        <w:rPr>
-          <w:i/>
-          <w:iCs/>
-          <w:sz w:val="22"/>
-          <w:szCs w:val="22"/>
-        </w:rPr>
-        <w:t>toolboxes</w:t>
-      </w:r>
-      <w:proofErr w:type="spellEnd"/>
-      <w:r>
-        <w:rPr>
-          <w:sz w:val="22"/>
-          <w:szCs w:val="22"/>
-        </w:rPr>
-        <w:t xml:space="preserve"> que nos facilitarán el procesado de señal, entre los que se encuentran </w:t>
-      </w:r>
-      <w:r>
-        <w:rPr>
-          <w:i/>
-          <w:iCs/>
-          <w:sz w:val="22"/>
-          <w:szCs w:val="22"/>
-        </w:rPr>
-        <w:t xml:space="preserve">App </w:t>
-      </w:r>
-      <w:proofErr w:type="spellStart"/>
-      <w:r>
-        <w:rPr>
-          <w:i/>
-          <w:iCs/>
-          <w:sz w:val="22"/>
-          <w:szCs w:val="22"/>
-        </w:rPr>
-        <w:t>Building</w:t>
-      </w:r>
-      <w:proofErr w:type="spellEnd"/>
-      <w:r>
-        <w:rPr>
-          <w:i/>
-          <w:iCs/>
-          <w:sz w:val="22"/>
-          <w:szCs w:val="22"/>
-        </w:rPr>
-        <w:t xml:space="preserve">, </w:t>
-      </w:r>
-      <w:proofErr w:type="spellStart"/>
-      <w:r>
-        <w:rPr>
-          <w:i/>
-          <w:iCs/>
-          <w:sz w:val="22"/>
-          <w:szCs w:val="22"/>
-        </w:rPr>
-        <w:t>Signal</w:t>
-      </w:r>
-      <w:proofErr w:type="spellEnd"/>
-      <w:r>
-        <w:rPr>
-          <w:i/>
-          <w:iCs/>
-          <w:sz w:val="22"/>
-          <w:szCs w:val="22"/>
-        </w:rPr>
-        <w:t xml:space="preserve"> Processing </w:t>
-      </w:r>
-      <w:proofErr w:type="spellStart"/>
-      <w:r>
-        <w:rPr>
-          <w:i/>
-          <w:iCs/>
-          <w:sz w:val="22"/>
-          <w:szCs w:val="22"/>
-        </w:rPr>
-        <w:t>Toolbox</w:t>
-      </w:r>
-      <w:proofErr w:type="spellEnd"/>
-      <w:r>
-        <w:rPr>
-          <w:i/>
-          <w:iCs/>
-          <w:sz w:val="22"/>
-          <w:szCs w:val="22"/>
-        </w:rPr>
-        <w:t xml:space="preserve"> </w:t>
-      </w:r>
-      <w:r>
-        <w:rPr>
-          <w:sz w:val="22"/>
-          <w:szCs w:val="22"/>
-        </w:rPr>
-        <w:t>y</w:t>
-      </w:r>
-      <w:r>
-        <w:rPr>
-          <w:i/>
-          <w:iCs/>
-          <w:sz w:val="22"/>
-          <w:szCs w:val="22"/>
-        </w:rPr>
-        <w:t xml:space="preserve"> Audio </w:t>
-      </w:r>
-      <w:proofErr w:type="spellStart"/>
-      <w:r>
-        <w:rPr>
-          <w:i/>
-          <w:iCs/>
-          <w:sz w:val="22"/>
-          <w:szCs w:val="22"/>
-        </w:rPr>
-        <w:t>Toolbox</w:t>
-      </w:r>
-      <w:proofErr w:type="spellEnd"/>
-      <w:r>
-        <w:rPr>
-          <w:i/>
-          <w:iCs/>
-          <w:sz w:val="22"/>
-          <w:szCs w:val="22"/>
-        </w:rPr>
         <w:t>.</w:t>
       </w:r>
     </w:p>
@@ -2986,33 +3678,42 @@
           <w:sz w:val="22"/>
           <w:szCs w:val="22"/>
         </w:rPr>
-        <w:t>En primer lugar, se dará una visión general de los criterios seguidos para el diseño de la interfaz. A continuación, se pasará a describir…</w:t>
-      </w:r>
-    </w:p>
-    <w:p>
-      <w:pPr>
-        <w:ind w:firstLine="360"/>
-        <w:jc w:val="both"/>
-        <w:rPr>
-          <w:sz w:val="22"/>
-          <w:szCs w:val="22"/>
-        </w:rPr>
-      </w:pPr>
-    </w:p>
-    <w:p>
-      <w:pPr>
-        <w:jc w:val="both"/>
-        <w:rPr>
-          <w:sz w:val="22"/>
-          <w:szCs w:val="22"/>
-        </w:rPr>
-      </w:pPr>
-      <w:r>
-        <w:rPr>
-          <w:sz w:val="22"/>
-          <w:szCs w:val="22"/>
-        </w:rPr>
-        <w:t>Características principales</w:t>
+        <w:t>En primer lugar, se dará</w:t>
+      </w:r>
+      <w:r>
+        <w:rPr>
+          <w:sz w:val="22"/>
+          <w:szCs w:val="22"/>
+        </w:rPr>
+        <w:t>n unas breves pautas para la instalación y ejecución de la interfaz. Lue</w:t>
+      </w:r>
+      <w:r>
+        <w:rPr>
+          <w:sz w:val="22"/>
+          <w:szCs w:val="22"/>
+        </w:rPr>
+        <w:t>go, se proporcionará</w:t>
+      </w:r>
+      <w:r>
+        <w:rPr>
+          <w:sz w:val="22"/>
+          <w:szCs w:val="22"/>
+        </w:rPr>
+        <w:t xml:space="preserve"> una visión general de los criterios seguidos para el diseño de la interfaz</w:t>
+      </w:r>
+      <w:r>
+        <w:rPr>
+          <w:sz w:val="22"/>
+          <w:szCs w:val="22"/>
+        </w:rPr>
+        <w:t xml:space="preserve"> y la lógica detrás de la elección de tal diseño.</w:t>
+      </w:r>
+      <w:r>
+        <w:rPr>
+          <w:sz w:val="22"/>
+          <w:szCs w:val="22"/>
+        </w:rPr>
+        <w:t xml:space="preserve"> A continuación se explicará paso  a paso como se debe usar cada herramienta y finalmente se darán algunos ejemplos de uso y se presentarán las conclusiones de este proyecto.</w:t>
       </w:r>
     </w:p>
     <w:p>
@@ -3067,7 +3768,7 @@
         </w:numPr>
         <w:jc w:val="both"/>
       </w:pPr>
-      <w:bookmarkStart w:id="1" w:name="_Toc183681667"/>
+      <w:bookmarkStart w:id="1" w:name="_Toc184120687"/>
       <w:r>
         <w:lastRenderedPageBreak/>
         <w:t>Instalación y configuración</w:t>
@@ -3076,70 +3777,434 @@
     </w:p>
     <w:p>
       <w:pPr>
+        <w:pStyle w:val="Ttulo2"/>
+        <w:numPr>
+          <w:ilvl w:val="1"/>
+          <w:numId w:val="7"/>
+        </w:numPr>
+      </w:pPr>
+      <w:bookmarkStart w:id="2" w:name="_Toc184120688"/>
+      <w:r>
+        <w:t>Requisitos</w:t>
+      </w:r>
+      <w:bookmarkEnd w:id="2"/>
+    </w:p>
+    <w:p>
+      <w:pPr>
+        <w:ind w:firstLine="360"/>
+        <w:jc w:val="both"/>
+        <w:rPr>
+          <w:sz w:val="22"/>
+          <w:szCs w:val="22"/>
+        </w:rPr>
+      </w:pPr>
+      <w:r>
+        <w:rPr>
+          <w:sz w:val="22"/>
+          <w:szCs w:val="22"/>
+        </w:rPr>
+        <w:t>Para utilizar la Interfaz Gráfica de Análisis y Procesado de Señales de Audio en MatLab</w:t>
+      </w:r>
+      <w:r>
+        <w:rPr>
+          <w:sz w:val="22"/>
+          <w:szCs w:val="22"/>
+        </w:rPr>
+        <w:t xml:space="preserve"> </w:t>
+      </w:r>
+      <w:r>
+        <w:rPr>
+          <w:sz w:val="22"/>
+          <w:szCs w:val="22"/>
+        </w:rPr>
+        <w:t>App Designer, es necesario contar con los siguientes componentes de software:</w:t>
+      </w:r>
+    </w:p>
+    <w:p>
+      <w:pPr>
+        <w:jc w:val="both"/>
+        <w:rPr>
+          <w:sz w:val="22"/>
+          <w:szCs w:val="22"/>
+        </w:rPr>
+      </w:pPr>
+      <w:r>
+        <w:rPr>
+          <w:sz w:val="22"/>
+          <w:szCs w:val="22"/>
+        </w:rPr>
+        <w:t>MatLab: Versión R2024b.</w:t>
+      </w:r>
+    </w:p>
+    <w:p>
+      <w:pPr>
+        <w:jc w:val="both"/>
+        <w:rPr>
+          <w:sz w:val="22"/>
+          <w:szCs w:val="22"/>
+        </w:rPr>
+      </w:pPr>
+      <w:r>
+        <w:rPr>
+          <w:sz w:val="22"/>
+          <w:szCs w:val="22"/>
+        </w:rPr>
+        <w:t>Toolboxes:</w:t>
+      </w:r>
+    </w:p>
+    <w:p>
+      <w:pPr>
         <w:pStyle w:val="Prrafodelista"/>
-        <w:jc w:val="both"/>
-        <w:rPr>
-          <w:sz w:val="22"/>
-          <w:szCs w:val="22"/>
-        </w:rPr>
-      </w:pPr>
-    </w:p>
-    <w:p>
-      <w:pPr>
-        <w:jc w:val="both"/>
-        <w:rPr>
-          <w:sz w:val="22"/>
-          <w:szCs w:val="22"/>
-        </w:rPr>
-      </w:pPr>
-      <w:r>
-        <w:rPr>
-          <w:sz w:val="22"/>
-          <w:szCs w:val="22"/>
-        </w:rPr>
-        <w:t>Requisitos del sistema y requisitos previos</w:t>
-      </w:r>
-    </w:p>
-    <w:p>
-      <w:pPr>
-        <w:jc w:val="both"/>
-        <w:rPr>
-          <w:sz w:val="22"/>
-          <w:szCs w:val="22"/>
-        </w:rPr>
-      </w:pPr>
-      <w:r>
-        <w:rPr>
-          <w:sz w:val="22"/>
-          <w:szCs w:val="22"/>
-        </w:rPr>
-        <w:t>Pasos de instalación</w:t>
-      </w:r>
-    </w:p>
-    <w:p>
-      <w:pPr>
-        <w:jc w:val="both"/>
-        <w:rPr>
-          <w:sz w:val="22"/>
-          <w:szCs w:val="22"/>
-        </w:rPr>
-      </w:pPr>
-      <w:r>
-        <w:rPr>
-          <w:sz w:val="22"/>
-          <w:szCs w:val="22"/>
-        </w:rPr>
-        <w:t>Configuración inicial si es necesaria</w:t>
-      </w:r>
-    </w:p>
-    <w:p>
-      <w:pPr>
-        <w:jc w:val="both"/>
-        <w:rPr>
-          <w:sz w:val="22"/>
-          <w:szCs w:val="22"/>
-        </w:rPr>
-      </w:pPr>
+        <w:numPr>
+          <w:ilvl w:val="0"/>
+          <w:numId w:val="13"/>
+        </w:numPr>
+        <w:jc w:val="both"/>
+        <w:rPr>
+          <w:sz w:val="22"/>
+          <w:szCs w:val="22"/>
+        </w:rPr>
+      </w:pPr>
+      <w:r>
+        <w:rPr>
+          <w:sz w:val="22"/>
+          <w:szCs w:val="22"/>
+        </w:rPr>
+        <w:t>App Building Toolbox: Necesario para el diseño y desarrollo de la interfaz gráfica.</w:t>
+      </w:r>
+    </w:p>
+    <w:p>
+      <w:pPr>
+        <w:pStyle w:val="Prrafodelista"/>
+        <w:numPr>
+          <w:ilvl w:val="0"/>
+          <w:numId w:val="13"/>
+        </w:numPr>
+        <w:jc w:val="both"/>
+        <w:rPr>
+          <w:sz w:val="22"/>
+          <w:szCs w:val="22"/>
+        </w:rPr>
+      </w:pPr>
+      <w:r>
+        <w:rPr>
+          <w:sz w:val="22"/>
+          <w:szCs w:val="22"/>
+        </w:rPr>
+        <w:t>Signal Processing Toolbox: Utilizado para el análisis y procesamiento de señales de audio.</w:t>
+      </w:r>
+    </w:p>
+    <w:p>
+      <w:pPr>
+        <w:pStyle w:val="Prrafodelista"/>
+        <w:numPr>
+          <w:ilvl w:val="0"/>
+          <w:numId w:val="13"/>
+        </w:numPr>
+        <w:jc w:val="both"/>
+        <w:rPr>
+          <w:sz w:val="22"/>
+          <w:szCs w:val="22"/>
+        </w:rPr>
+      </w:pPr>
+      <w:r>
+        <w:rPr>
+          <w:sz w:val="22"/>
+          <w:szCs w:val="22"/>
+        </w:rPr>
+        <w:t>Audio Toolbox: Proporciona funcionalidades avanzadas para el procesamiento de audio.</w:t>
+      </w:r>
+    </w:p>
+    <w:p>
+      <w:pPr>
+        <w:pStyle w:val="Ttulo2"/>
+        <w:numPr>
+          <w:ilvl w:val="1"/>
+          <w:numId w:val="7"/>
+        </w:numPr>
+      </w:pPr>
+      <w:bookmarkStart w:id="3" w:name="_Toc184120689"/>
+      <w:r>
+        <w:t>Pasos de Instalación y Ejecución</w:t>
+      </w:r>
+      <w:bookmarkEnd w:id="3"/>
+    </w:p>
+    <w:p>
+      <w:pPr>
+        <w:ind w:firstLine="360"/>
+        <w:jc w:val="both"/>
+        <w:rPr>
+          <w:sz w:val="22"/>
+          <w:szCs w:val="22"/>
+        </w:rPr>
+      </w:pPr>
+      <w:r>
+        <w:rPr>
+          <w:sz w:val="22"/>
+          <w:szCs w:val="22"/>
+        </w:rPr>
+        <w:t>A continuación, se describen los pasos necesarios para instalar y ejecutar la interfaz en su sistema:</w:t>
+      </w:r>
+    </w:p>
+    <w:p>
+      <w:pPr>
+        <w:jc w:val="both"/>
+        <w:rPr>
+          <w:sz w:val="22"/>
+          <w:szCs w:val="22"/>
+        </w:rPr>
+      </w:pPr>
+      <w:r>
+        <w:rPr>
+          <w:sz w:val="22"/>
+          <w:szCs w:val="22"/>
+        </w:rPr>
+        <w:t>Instalación de MatLab:</w:t>
+      </w:r>
+    </w:p>
+    <w:p>
+      <w:pPr>
+        <w:pStyle w:val="Prrafodelista"/>
+        <w:numPr>
+          <w:ilvl w:val="0"/>
+          <w:numId w:val="14"/>
+        </w:numPr>
+        <w:jc w:val="both"/>
+        <w:rPr>
+          <w:sz w:val="22"/>
+          <w:szCs w:val="22"/>
+        </w:rPr>
+      </w:pPr>
+      <w:r>
+        <w:rPr>
+          <w:sz w:val="22"/>
+          <w:szCs w:val="22"/>
+        </w:rPr>
+        <w:t>Descargue la versión R2024b de MatLab desde el sitio web oficial de MathWorks.</w:t>
+      </w:r>
+    </w:p>
+    <w:p>
+      <w:pPr>
+        <w:pStyle w:val="Prrafodelista"/>
+        <w:numPr>
+          <w:ilvl w:val="0"/>
+          <w:numId w:val="14"/>
+        </w:numPr>
+        <w:jc w:val="both"/>
+        <w:rPr>
+          <w:sz w:val="22"/>
+          <w:szCs w:val="22"/>
+        </w:rPr>
+      </w:pPr>
+      <w:r>
+        <w:rPr>
+          <w:sz w:val="22"/>
+          <w:szCs w:val="22"/>
+        </w:rPr>
+        <w:t>Siga las instrucciones del instalador para completar la instalación.</w:t>
+      </w:r>
+    </w:p>
+    <w:p>
+      <w:pPr>
+        <w:pStyle w:val="Prrafodelista"/>
+        <w:numPr>
+          <w:ilvl w:val="0"/>
+          <w:numId w:val="14"/>
+        </w:numPr>
+        <w:jc w:val="both"/>
+        <w:rPr>
+          <w:sz w:val="22"/>
+          <w:szCs w:val="22"/>
+        </w:rPr>
+      </w:pPr>
+      <w:r>
+        <w:rPr>
+          <w:sz w:val="22"/>
+          <w:szCs w:val="22"/>
+        </w:rPr>
+        <w:t>Asegúrese de incluir los toolboxes requeridos (App Building Toolbox, Signal Processing Toolbox, Audio Toolbox) durante el proceso de instalación.</w:t>
+      </w:r>
+    </w:p>
+    <w:p>
+      <w:pPr>
+        <w:jc w:val="both"/>
+        <w:rPr>
+          <w:sz w:val="22"/>
+          <w:szCs w:val="22"/>
+        </w:rPr>
+      </w:pPr>
+      <w:r>
+        <w:rPr>
+          <w:sz w:val="22"/>
+          <w:szCs w:val="22"/>
+        </w:rPr>
+        <w:t>Descarga de la Interfaz de Análisis y Procesado de Audio:</w:t>
+      </w:r>
+    </w:p>
+    <w:p>
+      <w:pPr>
+        <w:pStyle w:val="Prrafodelista"/>
+        <w:numPr>
+          <w:ilvl w:val="0"/>
+          <w:numId w:val="18"/>
+        </w:numPr>
+        <w:jc w:val="both"/>
+        <w:rPr>
+          <w:sz w:val="22"/>
+          <w:szCs w:val="22"/>
+        </w:rPr>
+      </w:pPr>
+      <w:r>
+        <w:rPr>
+          <w:sz w:val="22"/>
+          <w:szCs w:val="22"/>
+        </w:rPr>
+        <w:t>Descargue los ficheros de la interfaz desde el repositorio del proyecto o directamente en el fichero .zip entregado</w:t>
+      </w:r>
+    </w:p>
+    <w:p>
+      <w:pPr>
+        <w:jc w:val="both"/>
+        <w:rPr>
+          <w:sz w:val="22"/>
+          <w:szCs w:val="22"/>
+        </w:rPr>
+      </w:pPr>
+      <w:r>
+        <w:rPr>
+          <w:sz w:val="22"/>
+          <w:szCs w:val="22"/>
+        </w:rPr>
+        <w:t>Configuración en MatLab:</w:t>
+      </w:r>
+    </w:p>
+    <w:p>
+      <w:pPr>
+        <w:pStyle w:val="Prrafodelista"/>
+        <w:numPr>
+          <w:ilvl w:val="0"/>
+          <w:numId w:val="18"/>
+        </w:numPr>
+        <w:jc w:val="both"/>
+        <w:rPr>
+          <w:sz w:val="22"/>
+          <w:szCs w:val="22"/>
+        </w:rPr>
+      </w:pPr>
+      <w:r>
+        <w:rPr>
+          <w:sz w:val="22"/>
+          <w:szCs w:val="22"/>
+        </w:rPr>
+        <w:t>Abra MatLab y navegue hasta el directorio donde se encuentra el código fuente de la interfaz.</w:t>
+      </w:r>
+    </w:p>
+    <w:p>
+      <w:pPr>
+        <w:pStyle w:val="Prrafodelista"/>
+        <w:numPr>
+          <w:ilvl w:val="0"/>
+          <w:numId w:val="18"/>
+        </w:numPr>
+        <w:jc w:val="both"/>
+        <w:rPr>
+          <w:sz w:val="22"/>
+          <w:szCs w:val="22"/>
+        </w:rPr>
+      </w:pPr>
+      <w:r>
+        <w:rPr>
+          <w:sz w:val="22"/>
+          <w:szCs w:val="22"/>
+        </w:rPr>
+        <w:t>Añada este directorio al path de MatLab</w:t>
+      </w:r>
+    </w:p>
+    <w:p>
+      <w:pPr>
+        <w:pStyle w:val="Prrafodelista"/>
+        <w:numPr>
+          <w:ilvl w:val="0"/>
+          <w:numId w:val="18"/>
+        </w:numPr>
+        <w:jc w:val="both"/>
+        <w:rPr>
+          <w:sz w:val="22"/>
+          <w:szCs w:val="22"/>
+        </w:rPr>
+      </w:pPr>
+      <w:r>
+        <w:rPr>
+          <w:sz w:val="22"/>
+          <w:szCs w:val="22"/>
+        </w:rPr>
+        <w:t xml:space="preserve">Verifique que los toolboxes requeridos están instalados y activos </w:t>
+      </w:r>
+    </w:p>
+    <w:p>
+      <w:pPr>
+        <w:jc w:val="both"/>
+        <w:rPr>
+          <w:sz w:val="22"/>
+          <w:szCs w:val="22"/>
+        </w:rPr>
+      </w:pPr>
+      <w:r>
+        <w:rPr>
+          <w:sz w:val="22"/>
+          <w:szCs w:val="22"/>
+        </w:rPr>
+        <w:t>Ejecución de la Interfaz:</w:t>
+      </w:r>
+    </w:p>
+    <w:p>
+      <w:pPr>
+        <w:pStyle w:val="Prrafodelista"/>
+        <w:numPr>
+          <w:ilvl w:val="0"/>
+          <w:numId w:val="19"/>
+        </w:numPr>
+        <w:jc w:val="both"/>
+        <w:rPr>
+          <w:sz w:val="22"/>
+          <w:szCs w:val="22"/>
+        </w:rPr>
+      </w:pPr>
+      <w:r>
+        <w:rPr>
+          <w:sz w:val="22"/>
+          <w:szCs w:val="22"/>
+        </w:rPr>
+        <w:t>Dentro de MatLab, abra el archivo principal de la interfaz, generalmente con extensión</w:t>
+      </w:r>
+      <w:r>
+        <w:rPr>
+          <w:sz w:val="22"/>
+          <w:szCs w:val="22"/>
+        </w:rPr>
+        <w:t xml:space="preserve"> </w:t>
+      </w:r>
+      <w:r>
+        <w:rPr>
+          <w:sz w:val="22"/>
+          <w:szCs w:val="22"/>
+        </w:rPr>
+        <w:t xml:space="preserve"> </w:t>
+      </w:r>
+      <w:r>
+        <w:rPr>
+          <w:sz w:val="22"/>
+          <w:szCs w:val="22"/>
+        </w:rPr>
+        <w:t>.</w:t>
+      </w:r>
+      <w:r>
+        <w:rPr>
+          <w:sz w:val="22"/>
+          <w:szCs w:val="22"/>
+        </w:rPr>
+        <w:t>mlapp.</w:t>
+      </w:r>
     </w:p>
     <w:p>
       <w:pPr>
@@ -3175,7 +4240,7 @@
         </w:numPr>
         <w:jc w:val="both"/>
       </w:pPr>
-      <w:bookmarkStart w:id="2" w:name="_Toc183681668"/>
+      <w:bookmarkStart w:id="4" w:name="_Toc184120690"/>
       <w:r>
         <w:lastRenderedPageBreak/>
         <w:t>Descripció</w:t>
@@ -3183,7 +4248,7 @@
       <w:r>
         <w:t>n general de la interfaz</w:t>
       </w:r>
-      <w:bookmarkEnd w:id="2"/>
+      <w:bookmarkEnd w:id="4"/>
     </w:p>
     <w:p>
       <w:pPr>
@@ -3577,7 +4642,7 @@
         </w:numPr>
         <w:jc w:val="both"/>
       </w:pPr>
-      <w:bookmarkStart w:id="3" w:name="_Toc183681669"/>
+      <w:bookmarkStart w:id="5" w:name="_Toc184120691"/>
       <w:r>
         <w:lastRenderedPageBreak/>
         <w:t>Funcionalidades</w:t>
@@ -3585,7 +4650,7 @@
       <w:r>
         <w:t>. Análisis y procesado de audio</w:t>
       </w:r>
-      <w:bookmarkEnd w:id="3"/>
+      <w:bookmarkEnd w:id="5"/>
     </w:p>
     <w:p>
       <w:pPr>
@@ -3662,11 +4727,11 @@
         </w:numPr>
         <w:jc w:val="both"/>
       </w:pPr>
-      <w:bookmarkStart w:id="4" w:name="_Toc183681670"/>
+      <w:bookmarkStart w:id="6" w:name="_Toc184120692"/>
       <w:r>
         <w:t>Gestor de archivos de audio</w:t>
       </w:r>
-      <w:bookmarkEnd w:id="4"/>
+      <w:bookmarkEnd w:id="6"/>
     </w:p>
     <w:p>
       <w:pPr>
@@ -3691,17 +4756,17 @@
         </w:rPr>
         <w:t>ficheros de audio desde nuestro equipo, guardarlos o generar audios nuevos a partir de señales periódicas.</w:t>
       </w:r>
-      <w:bookmarkStart w:id="5" w:name="_Toc183681671"/>
     </w:p>
     <w:p>
       <w:pPr>
         <w:pStyle w:val="Ttulo3"/>
         <w:jc w:val="both"/>
       </w:pPr>
+      <w:bookmarkStart w:id="7" w:name="_Toc184120693"/>
       <w:r>
         <w:t>Carga y guardado de ficheros</w:t>
       </w:r>
-      <w:bookmarkEnd w:id="5"/>
+      <w:bookmarkEnd w:id="7"/>
     </w:p>
     <w:p>
       <w:pPr>
@@ -3810,11 +4875,11 @@
         <w:pStyle w:val="Ttulo3"/>
         <w:jc w:val="both"/>
       </w:pPr>
-      <w:bookmarkStart w:id="6" w:name="_Toc183681672"/>
+      <w:bookmarkStart w:id="8" w:name="_Toc184120694"/>
       <w:r>
         <w:t>Limpiado de la interfaz y el reproductor</w:t>
       </w:r>
-      <w:bookmarkEnd w:id="6"/>
+      <w:bookmarkEnd w:id="8"/>
     </w:p>
     <w:p>
       <w:pPr>
@@ -3861,23 +4926,7 @@
           <w:sz w:val="22"/>
           <w:szCs w:val="22"/>
         </w:rPr>
-        <w:t>‘Guardar señal actual’, permite al usuario guardar la señal de audio procesada que visualiza en las gráficas de la pestaña actual, en formato .</w:t>
-      </w:r>
-      <w:proofErr w:type="spellStart"/>
-      <w:r>
-        <w:rPr>
-          <w:sz w:val="22"/>
-          <w:szCs w:val="22"/>
-        </w:rPr>
-        <w:t>wav</w:t>
-      </w:r>
-      <w:proofErr w:type="spellEnd"/>
-      <w:r>
-        <w:rPr>
-          <w:sz w:val="22"/>
-          <w:szCs w:val="22"/>
-        </w:rPr>
-        <w:t>.</w:t>
+        <w:t>‘Guardar señal actual’, permite al usuario guardar la señal de audio procesada que visualiza en las gráficas de la pestaña actual, en formato .wav.</w:t>
       </w:r>
     </w:p>
     <w:p>
@@ -3903,11 +4952,11 @@
         <w:pStyle w:val="Ttulo3"/>
         <w:jc w:val="both"/>
       </w:pPr>
-      <w:bookmarkStart w:id="7" w:name="_Toc183681673"/>
+      <w:bookmarkStart w:id="9" w:name="_Toc184120695"/>
       <w:r>
         <w:t>Generador de señales</w:t>
       </w:r>
-      <w:bookmarkEnd w:id="7"/>
+      <w:bookmarkEnd w:id="9"/>
     </w:p>
     <w:p>
       <w:pPr>
@@ -3966,39 +5015,7 @@
           <w:szCs w:val="22"/>
         </w:rPr>
         <w:lastRenderedPageBreak/>
-        <w:t xml:space="preserve">Todas las opciones han sido etiquetadas con sus correspondientes unidades al lado de los campos de texto para evitar confusiones. A continuación, nos encontramos dos opciones específicas del tipo de señal a generar: el </w:t>
-      </w:r>
-      <w:proofErr w:type="spellStart"/>
-      <w:r>
-        <w:rPr>
-          <w:sz w:val="22"/>
-          <w:szCs w:val="22"/>
-        </w:rPr>
-        <w:t>duty</w:t>
-      </w:r>
-      <w:proofErr w:type="spellEnd"/>
-      <w:r>
-        <w:rPr>
-          <w:sz w:val="22"/>
-          <w:szCs w:val="22"/>
-        </w:rPr>
-        <w:t xml:space="preserve"> </w:t>
-      </w:r>
-      <w:proofErr w:type="spellStart"/>
-      <w:r>
-        <w:rPr>
-          <w:sz w:val="22"/>
-          <w:szCs w:val="22"/>
-        </w:rPr>
-        <w:t>cycle</w:t>
-      </w:r>
-      <w:proofErr w:type="spellEnd"/>
-      <w:r>
-        <w:rPr>
-          <w:sz w:val="22"/>
-          <w:szCs w:val="22"/>
-        </w:rPr>
-        <w:t xml:space="preserve"> y el número de periodos.</w:t>
+        <w:t>Todas las opciones han sido etiquetadas con sus correspondientes unidades al lado de los campos de texto para evitar confusiones. A continuación, nos encontramos dos opciones específicas del tipo de señal a generar: el duty cycle y el número de periodos.</w:t>
       </w:r>
     </w:p>
     <w:p>
@@ -4099,15 +5116,7 @@
           <w:sz w:val="22"/>
           <w:szCs w:val="22"/>
         </w:rPr>
-        <w:t xml:space="preserve"> o </w:t>
-      </w:r>
-      <w:proofErr w:type="spellStart"/>
-      <w:r>
-        <w:rPr>
-          <w:sz w:val="22"/>
-          <w:szCs w:val="22"/>
-        </w:rPr>
-        <w:t>c</w:t>
+        <w:t xml:space="preserve"> o c</w:t>
       </w:r>
       <w:r>
         <w:rPr>
@@ -4116,7 +5125,6 @@
         </w:rPr>
         <w:t>hirp</w:t>
       </w:r>
-      <w:proofErr w:type="spellEnd"/>
       <w:r>
         <w:rPr>
           <w:sz w:val="22"/>
@@ -4209,11 +5217,11 @@
         </w:numPr>
         <w:jc w:val="both"/>
       </w:pPr>
-      <w:bookmarkStart w:id="8" w:name="_Toc183681674"/>
+      <w:bookmarkStart w:id="10" w:name="_Toc184120696"/>
       <w:r>
         <w:t>Visualización</w:t>
       </w:r>
-      <w:bookmarkEnd w:id="8"/>
+      <w:bookmarkEnd w:id="10"/>
     </w:p>
     <w:p>
       <w:pPr>
@@ -4296,9 +5304,11 @@
         <w:pStyle w:val="Ttulo3"/>
         <w:jc w:val="both"/>
       </w:pPr>
+      <w:bookmarkStart w:id="11" w:name="_Toc184120697"/>
       <w:r>
         <w:t>Dominio temporal</w:t>
       </w:r>
+      <w:bookmarkEnd w:id="11"/>
     </w:p>
     <w:p>
       <w:pPr>
@@ -4344,31 +5354,13 @@
         </w:rPr>
         <w:t xml:space="preserve">, tienen las unidades correctas y son </w:t>
       </w:r>
-      <w:proofErr w:type="spellStart"/>
-      <w:r>
-        <w:rPr>
-          <w:sz w:val="22"/>
-          <w:szCs w:val="22"/>
-        </w:rPr>
-        <w:t>autoescalables</w:t>
-      </w:r>
-      <w:proofErr w:type="spellEnd"/>
-      <w:r>
-        <w:rPr>
-          <w:sz w:val="22"/>
-          <w:szCs w:val="22"/>
-        </w:rPr>
-        <w:t xml:space="preserve">. Clicando en la gráfica, podemos hacer </w:t>
-      </w:r>
-      <w:proofErr w:type="gramStart"/>
-      <w:r>
-        <w:rPr>
-          <w:sz w:val="22"/>
-          <w:szCs w:val="22"/>
-        </w:rPr>
-        <w:t>zoom</w:t>
-      </w:r>
-      <w:proofErr w:type="gramEnd"/>
+      <w:r>
+        <w:rPr>
+          <w:sz w:val="22"/>
+          <w:szCs w:val="22"/>
+        </w:rPr>
+        <w:t>autoescalables. Clicando en la gráfica, podemos hacer zoom</w:t>
+      </w:r>
       <w:r>
         <w:rPr>
           <w:sz w:val="22"/>
@@ -4431,9 +5423,11 @@
         <w:pStyle w:val="Ttulo3"/>
         <w:jc w:val="both"/>
       </w:pPr>
+      <w:bookmarkStart w:id="12" w:name="_Toc184120698"/>
       <w:r>
         <w:t>Domino frecuencial</w:t>
       </w:r>
+      <w:bookmarkEnd w:id="12"/>
     </w:p>
     <w:p>
       <w:pPr>
@@ -4478,10 +5472,12 @@
         <w:pStyle w:val="Ttulo3"/>
         <w:jc w:val="both"/>
       </w:pPr>
+      <w:bookmarkStart w:id="13" w:name="_Toc184120699"/>
       <w:r>
         <w:lastRenderedPageBreak/>
         <w:t>Espectrograma</w:t>
       </w:r>
+      <w:bookmarkEnd w:id="13"/>
     </w:p>
     <w:p>
       <w:pPr>
@@ -4511,14 +5507,7 @@
           <w:sz w:val="22"/>
           <w:szCs w:val="22"/>
         </w:rPr>
-        <w:t>Esta gráfica</w:t>
-      </w:r>
-      <w:r>
-        <w:rPr>
-          <w:sz w:val="22"/>
-          <w:szCs w:val="22"/>
-        </w:rPr>
-        <w:t xml:space="preserve"> muestra la evolución de las frecuencias de un archivo de audio a lo largo del tiempo, representando cómo se distribuyen las diferentes componentes espectrales en función de la frecuencia y la intensidad. </w:t>
+        <w:t xml:space="preserve">Esta gráfica muestra la evolución de las frecuencias de un archivo de audio a lo largo del tiempo, representando cómo se distribuyen las diferentes componentes espectrales en función de la frecuencia y la intensidad. </w:t>
       </w:r>
     </w:p>
     <w:p>
@@ -4588,11 +5577,11 @@
         </w:numPr>
         <w:jc w:val="both"/>
       </w:pPr>
-      <w:bookmarkStart w:id="9" w:name="_Toc183681675"/>
+      <w:bookmarkStart w:id="14" w:name="_Toc184120700"/>
       <w:r>
         <w:t>Controles de audio</w:t>
       </w:r>
-      <w:bookmarkEnd w:id="9"/>
+      <w:bookmarkEnd w:id="14"/>
     </w:p>
     <w:p>
       <w:pPr>
@@ -4654,11 +5643,11 @@
         <w:pStyle w:val="Ttulo3"/>
         <w:jc w:val="both"/>
       </w:pPr>
-      <w:bookmarkStart w:id="10" w:name="_Toc183681676"/>
+      <w:bookmarkStart w:id="15" w:name="_Toc184120701"/>
       <w:r>
         <w:t>Reproducción</w:t>
       </w:r>
-      <w:bookmarkEnd w:id="10"/>
+      <w:bookmarkEnd w:id="15"/>
     </w:p>
     <w:p>
       <w:pPr>
@@ -4727,11 +5716,11 @@
         <w:pStyle w:val="Ttulo3"/>
         <w:jc w:val="both"/>
       </w:pPr>
-      <w:bookmarkStart w:id="11" w:name="_Toc183681677"/>
+      <w:bookmarkStart w:id="16" w:name="_Toc184120702"/>
       <w:r>
         <w:t>Grabación</w:t>
       </w:r>
-      <w:bookmarkEnd w:id="11"/>
+      <w:bookmarkEnd w:id="16"/>
     </w:p>
     <w:p>
       <w:pPr>
@@ -4832,15 +5821,16 @@
         <w:pStyle w:val="Ttulo3"/>
         <w:jc w:val="both"/>
       </w:pPr>
-      <w:bookmarkStart w:id="12" w:name="_Toc183681678"/>
+      <w:bookmarkStart w:id="17" w:name="_Toc184120703"/>
       <w:r>
         <w:t>Información sobre la señal actual</w:t>
       </w:r>
-      <w:bookmarkEnd w:id="12"/>
+      <w:bookmarkEnd w:id="17"/>
     </w:p>
     <w:p>
       <w:pPr>
         <w:ind w:firstLine="360"/>
+        <w:jc w:val="both"/>
         <w:rPr>
           <w:sz w:val="22"/>
           <w:szCs w:val="22"/>
@@ -4878,6 +5868,7 @@
     <w:p>
       <w:pPr>
         <w:ind w:firstLine="360"/>
+        <w:jc w:val="both"/>
         <w:rPr>
           <w:sz w:val="22"/>
           <w:szCs w:val="22"/>
@@ -4895,6 +5886,7 @@
     <w:p>
       <w:pPr>
         <w:ind w:firstLine="360"/>
+        <w:jc w:val="both"/>
         <w:rPr>
           <w:sz w:val="22"/>
           <w:szCs w:val="22"/>
@@ -4917,47 +5909,275 @@
         </w:numPr>
         <w:jc w:val="both"/>
       </w:pPr>
-      <w:bookmarkStart w:id="13" w:name="_Toc183681679"/>
+      <w:bookmarkStart w:id="18" w:name="_Toc184120704"/>
       <w:r>
         <w:t>Herramientas de análisis y procesado</w:t>
       </w:r>
-      <w:bookmarkEnd w:id="13"/>
+      <w:bookmarkEnd w:id="18"/>
     </w:p>
     <w:p>
       <w:pPr>
         <w:ind w:firstLine="360"/>
-        <w:rPr>
-          <w:sz w:val="22"/>
-          <w:szCs w:val="22"/>
-        </w:rPr>
-      </w:pPr>
-      <w:r>
-        <w:rPr>
-          <w:sz w:val="22"/>
-          <w:szCs w:val="22"/>
-        </w:rPr>
-        <w:t xml:space="preserve">En este apartado se describen las principales herramientas </w:t>
-      </w:r>
-      <w:r>
-        <w:rPr>
-          <w:sz w:val="22"/>
-          <w:szCs w:val="22"/>
-        </w:rPr>
-        <w:t>de</w:t>
-      </w:r>
-      <w:r>
-        <w:rPr>
-          <w:sz w:val="22"/>
-          <w:szCs w:val="22"/>
-        </w:rPr>
-        <w:t xml:space="preserve"> procesamiento de audio implementadas en la aplicación. Estas herramientas permiten realizar tareas </w:t>
-      </w:r>
-      <w:r>
-        <w:rPr>
-          <w:sz w:val="22"/>
-          <w:szCs w:val="22"/>
-        </w:rPr>
-        <w:t>como la modulación, el filtrado o la reconstrucción a través de filtros específicos</w:t>
+        <w:jc w:val="both"/>
+        <w:rPr>
+          <w:sz w:val="22"/>
+          <w:szCs w:val="22"/>
+        </w:rPr>
+      </w:pPr>
+      <w:r>
+        <w:rPr>
+          <w:sz w:val="22"/>
+          <w:szCs w:val="22"/>
+        </w:rPr>
+        <w:t xml:space="preserve">En este apartado se describen las principales herramientas de procesamiento de audio implementadas en la aplicación. Estas herramientas permiten realizar tareas como la modulación, el filtrado o la reconstrucción a través de filtros específicos. </w:t>
+      </w:r>
+    </w:p>
+    <w:p>
+      <w:pPr>
+        <w:ind w:firstLine="360"/>
+        <w:jc w:val="both"/>
+        <w:rPr>
+          <w:sz w:val="22"/>
+          <w:szCs w:val="22"/>
+        </w:rPr>
+      </w:pPr>
+      <w:r>
+        <w:rPr>
+          <w:sz w:val="22"/>
+          <w:szCs w:val="22"/>
+        </w:rPr>
+        <w:t>A través de una interfaz gráfica intuitiva, los usuarios pueden aplicar estos procesos de manera interactiva y obtener resultados visuales y auditivos en tiempo real, facilitando el análisis y la mejora del contenido sonoro.</w:t>
+      </w:r>
+    </w:p>
+    <w:p>
+      <w:pPr>
+        <w:pStyle w:val="Ttulo3"/>
+        <w:jc w:val="both"/>
+      </w:pPr>
+      <w:bookmarkStart w:id="19" w:name="_Toc184120705"/>
+      <w:r>
+        <w:t>Opera</w:t>
+      </w:r>
+      <w:r>
+        <w:t>r</w:t>
+      </w:r>
+      <w:bookmarkEnd w:id="19"/>
+    </w:p>
+    <w:p>
+      <w:pPr>
+        <w:ind w:firstLine="360"/>
+        <w:jc w:val="both"/>
+        <w:rPr>
+          <w:sz w:val="22"/>
+          <w:szCs w:val="22"/>
+        </w:rPr>
+      </w:pPr>
+      <w:r>
+        <w:rPr>
+          <w:sz w:val="22"/>
+          <w:szCs w:val="22"/>
+        </w:rPr>
+        <w:t xml:space="preserve">La primera herramienta presentada en </w:t>
+      </w:r>
+      <w:r>
+        <w:rPr>
+          <w:sz w:val="22"/>
+          <w:szCs w:val="22"/>
+        </w:rPr>
+        <w:t>este</w:t>
+      </w:r>
+      <w:r>
+        <w:rPr>
+          <w:sz w:val="22"/>
+          <w:szCs w:val="22"/>
+        </w:rPr>
+        <w:t xml:space="preserve"> panel es la </w:t>
+      </w:r>
+      <w:r>
+        <w:rPr>
+          <w:sz w:val="22"/>
+          <w:szCs w:val="22"/>
+        </w:rPr>
+        <w:t xml:space="preserve">que ofrece la posibilidad de </w:t>
+      </w:r>
+      <w:r>
+        <w:rPr>
+          <w:sz w:val="22"/>
+          <w:szCs w:val="22"/>
+        </w:rPr>
+        <w:t>realizar operaciones matemáticas básicas</w:t>
+      </w:r>
+      <w:r>
+        <w:rPr>
+          <w:sz w:val="22"/>
+          <w:szCs w:val="22"/>
+        </w:rPr>
+        <w:t xml:space="preserve"> con señales.</w:t>
+      </w:r>
+      <w:r>
+        <w:rPr>
+          <w:sz w:val="22"/>
+          <w:szCs w:val="22"/>
+        </w:rPr>
+        <w:t xml:space="preserve"> </w:t>
+      </w:r>
+      <w:r>
+        <w:rPr>
+          <w:sz w:val="22"/>
+          <w:szCs w:val="22"/>
+        </w:rPr>
+        <w:t xml:space="preserve">Las herramientas disponibles </w:t>
+      </w:r>
+      <w:r>
+        <w:rPr>
+          <w:sz w:val="22"/>
+          <w:szCs w:val="22"/>
+        </w:rPr>
+        <w:t xml:space="preserve">en el desplegable </w:t>
+      </w:r>
+      <w:r>
+        <w:rPr>
+          <w:sz w:val="22"/>
+          <w:szCs w:val="22"/>
+        </w:rPr>
+        <w:t>incluyen la suma, la resta y el producto de señales, lo que permite combinar o modificar las ondas sonoras de manera sencilla. Estas operaciones son útiles para tareas como l</w:t>
+      </w:r>
+      <w:r>
+        <w:rPr>
+          <w:sz w:val="22"/>
+          <w:szCs w:val="22"/>
+        </w:rPr>
+        <w:t xml:space="preserve">a </w:t>
+      </w:r>
+      <w:r>
+        <w:rPr>
+          <w:sz w:val="22"/>
+          <w:szCs w:val="22"/>
+        </w:rPr>
+        <w:t>combinación de diferentes señales de audio, o la manipulación de la amplitud de la señal para obtener resultados específicos en el análisis o procesamiento del audio.</w:t>
+      </w:r>
+    </w:p>
+    <w:p>
+      <w:pPr>
+        <w:ind w:firstLine="360"/>
+        <w:jc w:val="both"/>
+        <w:rPr>
+          <w:sz w:val="22"/>
+          <w:szCs w:val="22"/>
+        </w:rPr>
+      </w:pPr>
+      <w:r>
+        <w:rPr>
+          <w:sz w:val="22"/>
+          <w:szCs w:val="22"/>
+        </w:rPr>
+        <w:t xml:space="preserve">Una vez seleccionada la operación deseada, el usuario puede </w:t>
+      </w:r>
+      <w:r>
+        <w:rPr>
+          <w:sz w:val="22"/>
+          <w:szCs w:val="22"/>
+        </w:rPr>
+        <w:t>pulsar en el botón de ‘Acumular señal actual’ para ir acumulando la señal que se encuentre en la pestaña activa del visualizador</w:t>
+      </w:r>
+      <w:r>
+        <w:rPr>
+          <w:sz w:val="22"/>
+          <w:szCs w:val="22"/>
+        </w:rPr>
+        <w:t>, utilizando dicha operación. De este modo, puede ir aplicando distintas operaciones de manera recursiva sobre la señal</w:t>
+      </w:r>
+      <w:r>
+        <w:rPr>
+          <w:sz w:val="22"/>
+          <w:szCs w:val="22"/>
+        </w:rPr>
+        <w:t>, cuyo resultado se irá visualizando a medida que se pulse en el botón de operar.</w:t>
+      </w:r>
+    </w:p>
+    <w:p>
+      <w:pPr>
+        <w:ind w:firstLine="360"/>
+        <w:jc w:val="both"/>
+        <w:rPr>
+          <w:sz w:val="22"/>
+          <w:szCs w:val="22"/>
+        </w:rPr>
+      </w:pPr>
+      <w:r>
+        <w:rPr>
+          <w:sz w:val="22"/>
+          <w:szCs w:val="22"/>
+        </w:rPr>
+        <w:t>Con el botón de ‘Limpiar todo’, el usuario puede eliminar todas las operaciones acumuladas que se han realizado previamente, y realizar una nueva operación si así lo desea.</w:t>
+      </w:r>
+    </w:p>
+    <w:p>
+      <w:pPr>
+        <w:ind w:firstLine="360"/>
+        <w:jc w:val="both"/>
+        <w:rPr>
+          <w:sz w:val="22"/>
+          <w:szCs w:val="22"/>
+        </w:rPr>
+      </w:pPr>
+      <w:r>
+        <w:rPr>
+          <w:sz w:val="22"/>
+          <w:szCs w:val="22"/>
+          <w:highlight w:val="yellow"/>
+        </w:rPr>
+        <w:t>[Foto]</w:t>
+      </w:r>
+    </w:p>
+    <w:p>
+      <w:pPr>
+        <w:pStyle w:val="Ttulo3"/>
+        <w:jc w:val="both"/>
+      </w:pPr>
+      <w:bookmarkStart w:id="20" w:name="_Toc184120706"/>
+      <w:r>
+        <w:t>Filtrado</w:t>
+      </w:r>
+      <w:bookmarkEnd w:id="20"/>
+    </w:p>
+    <w:p>
+      <w:pPr>
+        <w:ind w:firstLine="360"/>
+        <w:jc w:val="both"/>
+        <w:rPr>
+          <w:sz w:val="22"/>
+          <w:szCs w:val="22"/>
+        </w:rPr>
+      </w:pPr>
+      <w:r>
+        <w:rPr>
+          <w:sz w:val="22"/>
+          <w:szCs w:val="22"/>
+        </w:rPr>
+        <w:t xml:space="preserve">En la sección de filtrado, el usuario puede aplicar diversos tipos de filtros a las señales de audio con el objetivo de modificar su contenido frecuencial. El filtrado permite reducir o </w:t>
+      </w:r>
+      <w:r>
+        <w:rPr>
+          <w:sz w:val="22"/>
+          <w:szCs w:val="22"/>
+        </w:rPr>
+        <w:lastRenderedPageBreak/>
+        <w:t>eliminar componentes no deseados, como el ruido o frecuencias específicas. Mediante el uso de filtros el usuario puede mejorar la calidad del audio, resaltar ciertas características espectrales o eliminar interferencias</w:t>
+      </w:r>
+      <w:r>
+        <w:rPr>
+          <w:sz w:val="22"/>
+          <w:szCs w:val="22"/>
+        </w:rPr>
+        <w:t xml:space="preserve"> </w:t>
+      </w:r>
+      <w:r>
+        <w:rPr>
+          <w:sz w:val="22"/>
+          <w:szCs w:val="22"/>
+        </w:rPr>
+        <w:t>indeseadas</w:t>
       </w:r>
       <w:r>
         <w:rPr>
@@ -4970,17 +6190,206 @@
     <w:p>
       <w:pPr>
         <w:ind w:firstLine="360"/>
-        <w:rPr>
-          <w:sz w:val="22"/>
-          <w:szCs w:val="22"/>
-        </w:rPr>
-      </w:pPr>
-      <w:r>
-        <w:rPr>
-          <w:sz w:val="22"/>
-          <w:szCs w:val="22"/>
-        </w:rPr>
-        <w:t>A través de una interfaz gráfica intuitiva, los usuarios pueden aplicar estos procesos de manera interactiva y obtener resultados visuales y auditivos en tiempo real, facilitando el análisis y la mejora del contenido sonoro.</w:t>
+        <w:jc w:val="both"/>
+        <w:rPr>
+          <w:sz w:val="22"/>
+          <w:szCs w:val="22"/>
+        </w:rPr>
+      </w:pPr>
+      <w:r>
+        <w:rPr>
+          <w:sz w:val="22"/>
+          <w:szCs w:val="22"/>
+        </w:rPr>
+        <w:t xml:space="preserve">Los tipos de filtros disponibles y sus parámetros </w:t>
+      </w:r>
+      <w:r>
+        <w:rPr>
+          <w:sz w:val="22"/>
+          <w:szCs w:val="22"/>
+        </w:rPr>
+        <w:t>específicos</w:t>
+      </w:r>
+      <w:r>
+        <w:rPr>
+          <w:sz w:val="22"/>
+          <w:szCs w:val="22"/>
+        </w:rPr>
+        <w:t xml:space="preserve"> son los que se detallan a continuación:</w:t>
+      </w:r>
+    </w:p>
+    <w:p>
+      <w:pPr>
+        <w:pStyle w:val="Prrafodelista"/>
+        <w:numPr>
+          <w:ilvl w:val="0"/>
+          <w:numId w:val="10"/>
+        </w:numPr>
+        <w:jc w:val="both"/>
+        <w:rPr>
+          <w:sz w:val="22"/>
+          <w:szCs w:val="22"/>
+        </w:rPr>
+      </w:pPr>
+      <w:r>
+        <w:rPr>
+          <w:sz w:val="22"/>
+          <w:szCs w:val="22"/>
+        </w:rPr>
+        <w:t xml:space="preserve">Paso bajo: Tenemos que introducir </w:t>
+      </w:r>
+      <w:r>
+        <w:rPr>
+          <w:sz w:val="22"/>
+          <w:szCs w:val="22"/>
+        </w:rPr>
+        <w:t>la frecuencia de corte en Hertzios. El filtro paso bajo eliminará todas las frecuencias por encima de la frecuencia de corte, y dejará pasar las que se encuentran por debajo.</w:t>
+      </w:r>
+    </w:p>
+    <w:p>
+      <w:pPr>
+        <w:pStyle w:val="Prrafodelista"/>
+        <w:numPr>
+          <w:ilvl w:val="0"/>
+          <w:numId w:val="10"/>
+        </w:numPr>
+        <w:jc w:val="both"/>
+        <w:rPr>
+          <w:sz w:val="22"/>
+          <w:szCs w:val="22"/>
+        </w:rPr>
+      </w:pPr>
+      <w:r>
+        <w:rPr>
+          <w:sz w:val="22"/>
+          <w:szCs w:val="22"/>
+        </w:rPr>
+        <w:t>Paso alto</w:t>
+      </w:r>
+      <w:r>
+        <w:rPr>
+          <w:sz w:val="22"/>
+          <w:szCs w:val="22"/>
+        </w:rPr>
+        <w:t>: Se introduce la frecuencia de corte en Hertzios. Deja pasar las frecuencias por encima de la frecuencia de corte, eliminando las que están por debajo.</w:t>
+      </w:r>
+    </w:p>
+    <w:p>
+      <w:pPr>
+        <w:pStyle w:val="Prrafodelista"/>
+        <w:numPr>
+          <w:ilvl w:val="0"/>
+          <w:numId w:val="10"/>
+        </w:numPr>
+        <w:jc w:val="both"/>
+        <w:rPr>
+          <w:sz w:val="22"/>
+          <w:szCs w:val="22"/>
+        </w:rPr>
+      </w:pPr>
+      <w:r>
+        <w:rPr>
+          <w:sz w:val="22"/>
+          <w:szCs w:val="22"/>
+        </w:rPr>
+        <w:t>Paso banda: Se introduce tanto la frecuencia de corte inferior como la superior en Hertzios. Las frecuencias que se encuentren dentro de este intervalo pasarán, mientras que el resto serán eliminadas.</w:t>
+      </w:r>
+    </w:p>
+    <w:p>
+      <w:pPr>
+        <w:pStyle w:val="Prrafodelista"/>
+        <w:numPr>
+          <w:ilvl w:val="0"/>
+          <w:numId w:val="10"/>
+        </w:numPr>
+        <w:jc w:val="both"/>
+        <w:rPr>
+          <w:sz w:val="22"/>
+          <w:szCs w:val="22"/>
+        </w:rPr>
+      </w:pPr>
+      <w:r>
+        <w:rPr>
+          <w:sz w:val="22"/>
+          <w:szCs w:val="22"/>
+        </w:rPr>
+        <w:t xml:space="preserve">Rechaza banda: Al igual que en el caso anterior, se introducen las frecuencias de corte inferior y superior en Hertzios. </w:t>
+      </w:r>
+      <w:r>
+        <w:rPr>
+          <w:sz w:val="22"/>
+          <w:szCs w:val="22"/>
+        </w:rPr>
+        <w:t>Las frecuencias dentro de este intervalo serán eliminadas, mientras que el resto pasarán.</w:t>
+      </w:r>
+    </w:p>
+    <w:p>
+      <w:pPr>
+        <w:jc w:val="both"/>
+        <w:rPr>
+          <w:sz w:val="22"/>
+          <w:szCs w:val="22"/>
+        </w:rPr>
+      </w:pPr>
+      <w:r>
+        <w:rPr>
+          <w:sz w:val="22"/>
+          <w:szCs w:val="22"/>
+          <w:highlight w:val="yellow"/>
+        </w:rPr>
+        <w:t>[Foto]</w:t>
+      </w:r>
+    </w:p>
+    <w:p>
+      <w:pPr>
+        <w:ind w:firstLine="360"/>
+        <w:jc w:val="both"/>
+        <w:rPr>
+          <w:sz w:val="22"/>
+          <w:szCs w:val="22"/>
+        </w:rPr>
+      </w:pPr>
+      <w:r>
+        <w:rPr>
+          <w:sz w:val="22"/>
+          <w:szCs w:val="22"/>
+        </w:rPr>
+        <w:t>Además, para cada uno de estos filtros tendremos que introducir el orden deseado mediante la entrada de texto correspondiente.</w:t>
+      </w:r>
+      <w:r>
+        <w:rPr>
+          <w:sz w:val="22"/>
+          <w:szCs w:val="22"/>
+        </w:rPr>
+        <w:t xml:space="preserve"> Al pulsar en el botón de </w:t>
+      </w:r>
+      <w:r>
+        <w:rPr>
+          <w:sz w:val="22"/>
+          <w:szCs w:val="22"/>
+        </w:rPr>
+        <w:t>‘</w:t>
+      </w:r>
+      <w:r>
+        <w:rPr>
+          <w:sz w:val="22"/>
+          <w:szCs w:val="22"/>
+        </w:rPr>
+        <w:t>Aplicar’</w:t>
+      </w:r>
+      <w:r>
+        <w:rPr>
+          <w:sz w:val="22"/>
+          <w:szCs w:val="22"/>
+        </w:rPr>
+        <w:t xml:space="preserve">, se filtrará la señal y el resultado se mostrará en la pestaña activa del visualizador. </w:t>
+      </w:r>
+      <w:r>
+        <w:rPr>
+          <w:sz w:val="22"/>
+          <w:szCs w:val="22"/>
+        </w:rPr>
+        <w:t>Se indicará mediante un aviso en la pantalla que el filtrado ha sido aplicado exitosamente.</w:t>
       </w:r>
     </w:p>
     <w:p>
@@ -4988,120 +6397,712 @@
         <w:pStyle w:val="Ttulo3"/>
         <w:jc w:val="both"/>
       </w:pPr>
-      <w:bookmarkStart w:id="14" w:name="_Toc183681680"/>
-      <w:r>
-        <w:t>Operaciones</w:t>
-      </w:r>
-      <w:bookmarkEnd w:id="14"/>
+      <w:bookmarkStart w:id="21" w:name="_Toc184120707"/>
+      <w:r>
+        <w:t>Remuestreo</w:t>
+      </w:r>
+      <w:bookmarkEnd w:id="21"/>
     </w:p>
     <w:p>
       <w:pPr>
         <w:ind w:firstLine="360"/>
-        <w:rPr>
-          <w:sz w:val="22"/>
-          <w:szCs w:val="22"/>
-        </w:rPr>
-      </w:pPr>
-      <w:r>
-        <w:rPr>
-          <w:sz w:val="22"/>
-          <w:szCs w:val="22"/>
-        </w:rPr>
-        <w:t xml:space="preserve">La primera herramienta presentada en </w:t>
-      </w:r>
-      <w:r>
-        <w:rPr>
-          <w:sz w:val="22"/>
-          <w:szCs w:val="22"/>
-        </w:rPr>
-        <w:t>este</w:t>
-      </w:r>
-      <w:r>
-        <w:rPr>
-          <w:sz w:val="22"/>
-          <w:szCs w:val="22"/>
-        </w:rPr>
-        <w:t xml:space="preserve"> panel es la </w:t>
-      </w:r>
-      <w:r>
-        <w:rPr>
-          <w:sz w:val="22"/>
-          <w:szCs w:val="22"/>
-        </w:rPr>
-        <w:t>que ofrece la posibilidad de operar con señales.</w:t>
-      </w:r>
-      <w:r>
-        <w:rPr>
-          <w:sz w:val="22"/>
-          <w:szCs w:val="22"/>
-        </w:rPr>
-        <w:t xml:space="preserve"> Consta de </w:t>
+        <w:jc w:val="both"/>
+        <w:rPr>
+          <w:sz w:val="22"/>
+          <w:szCs w:val="22"/>
+        </w:rPr>
+      </w:pPr>
+      <w:r>
+        <w:rPr>
+          <w:sz w:val="22"/>
+          <w:szCs w:val="22"/>
+        </w:rPr>
+        <w:t>La herramienta de remuestreo permite cambiar la frecuencia de muestreo de un archivo de audio, ajustando la cantidad de muestras por segundo. Esta operación es útil para adaptar el audio a diferentes requisitos de procesamiento o análisis, como la reducción del tamaño del archivo, la conversión entre diferentes tasas de muestreo o la mejora de la calidad en aplicaciones específicas.</w:t>
       </w:r>
     </w:p>
     <w:p>
       <w:pPr>
         <w:ind w:firstLine="360"/>
-        <w:rPr>
-          <w:sz w:val="22"/>
-          <w:szCs w:val="22"/>
-        </w:rPr>
-      </w:pPr>
+        <w:jc w:val="both"/>
+        <w:rPr>
+          <w:sz w:val="22"/>
+          <w:szCs w:val="22"/>
+        </w:rPr>
+      </w:pPr>
+      <w:r>
+        <w:rPr>
+          <w:sz w:val="22"/>
+          <w:szCs w:val="22"/>
+        </w:rPr>
+        <w:t>Tenemos dos modos de operar esta herramienta:</w:t>
+      </w:r>
+    </w:p>
+    <w:p>
+      <w:pPr>
+        <w:pStyle w:val="Prrafodelista"/>
+        <w:numPr>
+          <w:ilvl w:val="0"/>
+          <w:numId w:val="10"/>
+        </w:numPr>
+        <w:jc w:val="both"/>
+        <w:rPr>
+          <w:sz w:val="22"/>
+          <w:szCs w:val="22"/>
+        </w:rPr>
+      </w:pPr>
+      <w:r>
+        <w:rPr>
+          <w:sz w:val="22"/>
+          <w:szCs w:val="22"/>
+        </w:rPr>
+        <w:t xml:space="preserve"> La primera opción es seleccionar la frecuencia muestreo de destino, bien sea mayor o menor a la frecuencia de muestreo actual que podemos ver en la información sobre la pista de audio.</w:t>
+      </w:r>
+      <w:r>
+        <w:rPr>
+          <w:sz w:val="22"/>
+          <w:szCs w:val="22"/>
+        </w:rPr>
+        <w:t xml:space="preserve"> Una vez seleccionada, pulsamos en ‘Aplicar’ y en la pestaña activa del visualizador se nos mostrará la señal remuestreada, junto con un mensaje de éxito en la pantalla.</w:t>
+      </w:r>
+    </w:p>
+    <w:p>
+      <w:pPr>
+        <w:pStyle w:val="Prrafodelista"/>
+        <w:numPr>
+          <w:ilvl w:val="0"/>
+          <w:numId w:val="10"/>
+        </w:numPr>
+        <w:jc w:val="both"/>
+        <w:rPr>
+          <w:sz w:val="22"/>
+          <w:szCs w:val="22"/>
+        </w:rPr>
+      </w:pPr>
+      <w:r>
+        <w:rPr>
+          <w:sz w:val="22"/>
+          <w:szCs w:val="22"/>
+        </w:rPr>
+        <w:t xml:space="preserve">La segunda opción disponible es mediante los factores de interpolación y diezmado. </w:t>
+      </w:r>
+      <w:r>
+        <w:rPr>
+          <w:sz w:val="22"/>
+          <w:szCs w:val="22"/>
+        </w:rPr>
+        <w:t>Podemos introducir ambos factores y se aplicará el ratio a la señal, que al igual que en el caso anterior se mostrará en la pestaña activa del visualizador junto con un mensaje de éxito. En caso de querer realizar únicamente o bien interpolación o bien diezmado, el usuario debe introducir un 1 en el otro cuadro de texto</w:t>
+      </w:r>
+      <w:r>
+        <w:rPr>
+          <w:sz w:val="22"/>
+          <w:szCs w:val="22"/>
+        </w:rPr>
+        <w:t xml:space="preserve"> y pulsar en </w:t>
+      </w:r>
+      <w:r>
+        <w:rPr>
+          <w:sz w:val="22"/>
+          <w:szCs w:val="22"/>
+        </w:rPr>
+        <w:t>‘Aplicar’.</w:t>
+      </w:r>
+    </w:p>
+    <w:p>
+      <w:pPr>
+        <w:jc w:val="both"/>
+        <w:rPr>
+          <w:sz w:val="22"/>
+          <w:szCs w:val="22"/>
+        </w:rPr>
+      </w:pPr>
+      <w:r>
+        <w:rPr>
+          <w:sz w:val="22"/>
+          <w:szCs w:val="22"/>
+          <w:highlight w:val="yellow"/>
+        </w:rPr>
+        <w:lastRenderedPageBreak/>
+        <w:t>[Foto]</w:t>
+      </w:r>
     </w:p>
     <w:p>
       <w:pPr>
         <w:pStyle w:val="Ttulo3"/>
         <w:jc w:val="both"/>
       </w:pPr>
-      <w:bookmarkStart w:id="15" w:name="_Toc183681681"/>
-      <w:r>
+      <w:bookmarkStart w:id="22" w:name="_Toc184120708"/>
+      <w:r>
+        <w:t>Modulación</w:t>
+      </w:r>
+      <w:bookmarkEnd w:id="22"/>
+    </w:p>
+    <w:p>
+      <w:pPr>
+        <w:ind w:firstLine="360"/>
+        <w:jc w:val="both"/>
+        <w:rPr>
+          <w:sz w:val="22"/>
+          <w:szCs w:val="22"/>
+        </w:rPr>
+      </w:pPr>
+      <w:r>
+        <w:rPr>
+          <w:sz w:val="22"/>
+          <w:szCs w:val="22"/>
+        </w:rPr>
+        <w:t xml:space="preserve">La </w:t>
+      </w:r>
+      <w:r>
+        <w:rPr>
+          <w:sz w:val="22"/>
+          <w:szCs w:val="22"/>
+        </w:rPr>
+        <w:t xml:space="preserve">siguiente </w:t>
+      </w:r>
+      <w:r>
+        <w:rPr>
+          <w:sz w:val="22"/>
+          <w:szCs w:val="22"/>
+        </w:rPr>
+        <w:t>herramienta de</w:t>
+      </w:r>
+      <w:r>
+        <w:rPr>
+          <w:sz w:val="22"/>
+          <w:szCs w:val="22"/>
+        </w:rPr>
+        <w:t xml:space="preserve"> este panel es la</w:t>
+      </w:r>
+      <w:r>
+        <w:rPr>
+          <w:sz w:val="22"/>
+          <w:szCs w:val="22"/>
+        </w:rPr>
+        <w:t xml:space="preserve"> modulación</w:t>
+      </w:r>
+      <w:r>
+        <w:rPr>
+          <w:sz w:val="22"/>
+          <w:szCs w:val="22"/>
+        </w:rPr>
+        <w:t xml:space="preserve">, que </w:t>
+      </w:r>
+      <w:r>
+        <w:rPr>
+          <w:sz w:val="22"/>
+          <w:szCs w:val="22"/>
+        </w:rPr>
+        <w:t>permite modificar las características de una señal de audio mediante la combinación con una señal portadora, ajustando parámetros como la amplitud, la frecuencia o la fase. Con la modulación, se pueden generar variaciones en el contenido espectral del audio, lo que permite crear sonidos más complejos o realizar transformaciones específicas para análisis o experimentos.</w:t>
+      </w:r>
+    </w:p>
+    <w:p>
+      <w:pPr>
+        <w:ind w:firstLine="360"/>
+        <w:jc w:val="both"/>
+        <w:rPr>
+          <w:sz w:val="22"/>
+          <w:szCs w:val="22"/>
+        </w:rPr>
+      </w:pPr>
+      <w:r>
+        <w:rPr>
+          <w:sz w:val="22"/>
+          <w:szCs w:val="22"/>
+        </w:rPr>
+        <w:t>Disponemos de varios tipos de modulación que pueden seleccionarse mediante el desplegable</w:t>
+      </w:r>
+      <w:r>
+        <w:rPr>
+          <w:sz w:val="22"/>
+          <w:szCs w:val="22"/>
+        </w:rPr>
+        <w:t xml:space="preserve">. En todas ellas el usuario ha de seleccionar tanto la frecuencia de la portadora en Hertzios </w:t>
+      </w:r>
+      <w:r>
+        <w:rPr>
+          <w:sz w:val="22"/>
+          <w:szCs w:val="22"/>
+        </w:rPr>
+        <w:t>:</w:t>
+      </w:r>
+    </w:p>
+    <w:p>
+      <w:pPr>
+        <w:pStyle w:val="Prrafodelista"/>
+        <w:numPr>
+          <w:ilvl w:val="0"/>
+          <w:numId w:val="10"/>
+        </w:numPr>
+        <w:jc w:val="both"/>
+        <w:rPr>
+          <w:sz w:val="22"/>
+          <w:szCs w:val="22"/>
+        </w:rPr>
+      </w:pPr>
+      <w:r>
+        <w:rPr>
+          <w:sz w:val="22"/>
+          <w:szCs w:val="22"/>
+        </w:rPr>
+        <w:t>Modulación en Amplitud (AM):</w:t>
+      </w:r>
+      <w:r>
+        <w:rPr>
+          <w:sz w:val="22"/>
+          <w:szCs w:val="22"/>
+        </w:rPr>
+        <w:t xml:space="preserve"> </w:t>
+      </w:r>
+      <w:r>
+        <w:rPr>
+          <w:sz w:val="22"/>
+          <w:szCs w:val="22"/>
+        </w:rPr>
+        <w:t>La amplitud de la señal portadora varía según la señal moduladora. Es utilizada principalmente en transmisiones de radio y televisión analógica.</w:t>
+      </w:r>
+    </w:p>
+    <w:p>
+      <w:pPr>
+        <w:pStyle w:val="Prrafodelista"/>
+        <w:numPr>
+          <w:ilvl w:val="0"/>
+          <w:numId w:val="10"/>
+        </w:numPr>
+        <w:jc w:val="both"/>
+        <w:rPr>
+          <w:sz w:val="22"/>
+          <w:szCs w:val="22"/>
+        </w:rPr>
+      </w:pPr>
+      <w:r>
+        <w:rPr>
+          <w:sz w:val="22"/>
+          <w:szCs w:val="22"/>
+        </w:rPr>
+        <w:t xml:space="preserve">Modulación en Frecuencia (FM): </w:t>
+      </w:r>
+      <w:r>
+        <w:rPr>
+          <w:sz w:val="22"/>
+          <w:szCs w:val="22"/>
+        </w:rPr>
+        <w:t>La frecuencia de la señal portadora cambia según la señal moduladora. Es común en la radio FM y en la transmisión de señales de audio de alta calidad.</w:t>
+      </w:r>
+      <w:r>
+        <w:rPr>
+          <w:sz w:val="22"/>
+          <w:szCs w:val="22"/>
+        </w:rPr>
+        <w:t xml:space="preserve"> El usuario debe elegir también la desviación de frecuencia deseada.</w:t>
+      </w:r>
+    </w:p>
+    <w:p>
+      <w:pPr>
+        <w:pStyle w:val="Prrafodelista"/>
+        <w:numPr>
+          <w:ilvl w:val="0"/>
+          <w:numId w:val="10"/>
+        </w:numPr>
+        <w:jc w:val="both"/>
+        <w:rPr>
+          <w:sz w:val="22"/>
+          <w:szCs w:val="22"/>
+        </w:rPr>
+      </w:pPr>
+      <w:r>
+        <w:rPr>
+          <w:sz w:val="22"/>
+          <w:szCs w:val="22"/>
+        </w:rPr>
+        <w:t>Mo</w:t>
+      </w:r>
+      <w:r>
+        <w:rPr>
+          <w:sz w:val="22"/>
+          <w:szCs w:val="22"/>
+        </w:rPr>
+        <w:t>dulación en Fase (PM): La fase de la señal portadora se modula según la señal moduladora. Es utilizada en algunas aplicaciones de comunicaciones y en la modulación de señales digitales.</w:t>
+      </w:r>
+    </w:p>
+    <w:p>
+      <w:pPr>
+        <w:pStyle w:val="Prrafodelista"/>
+        <w:numPr>
+          <w:ilvl w:val="0"/>
+          <w:numId w:val="10"/>
+        </w:numPr>
+        <w:jc w:val="both"/>
+        <w:rPr>
+          <w:sz w:val="22"/>
+          <w:szCs w:val="22"/>
+        </w:rPr>
+      </w:pPr>
+      <w:r>
+        <w:rPr>
+          <w:sz w:val="22"/>
+          <w:szCs w:val="22"/>
+        </w:rPr>
+        <w:t>Modulación de Amplitud en Serie (ASK): La amplitud de la señal portadora se varía para representar datos binarios (0 y 1). Se usa principalmente en comunicaciones digitales, como en sistemas de transmisión de datos.</w:t>
+      </w:r>
+    </w:p>
+    <w:p>
+      <w:pPr>
+        <w:pStyle w:val="Prrafodelista"/>
+        <w:numPr>
+          <w:ilvl w:val="0"/>
+          <w:numId w:val="10"/>
+        </w:numPr>
+        <w:jc w:val="both"/>
+        <w:rPr>
+          <w:sz w:val="22"/>
+          <w:szCs w:val="22"/>
+        </w:rPr>
+      </w:pPr>
+      <w:r>
+        <w:rPr>
+          <w:sz w:val="22"/>
+          <w:szCs w:val="22"/>
+        </w:rPr>
+        <w:t xml:space="preserve">Modulación de Frecuencia en Serie (FSK): La frecuencia de la señal portadora varía entre dos valores (uno para 0 y otro para 1) para transmitir datos binarios. Es común en aplicaciones de comunicaciones digitales, como en modems. </w:t>
+      </w:r>
+    </w:p>
+    <w:p>
+      <w:pPr>
+        <w:ind w:firstLine="360"/>
+        <w:jc w:val="both"/>
+        <w:rPr>
+          <w:sz w:val="22"/>
+          <w:szCs w:val="22"/>
+        </w:rPr>
+      </w:pPr>
+      <w:r>
+        <w:rPr>
+          <w:sz w:val="22"/>
+          <w:szCs w:val="22"/>
+        </w:rPr>
+        <w:t xml:space="preserve">Una vez elegido el tipo de modulación, podemos pulsar en los botones </w:t>
+      </w:r>
+      <w:r>
+        <w:rPr>
+          <w:sz w:val="22"/>
+          <w:szCs w:val="22"/>
+        </w:rPr>
+        <w:t>‘Modular’ o ‘Demodular’</w:t>
+      </w:r>
+      <w:r>
+        <w:rPr>
+          <w:sz w:val="22"/>
+          <w:szCs w:val="22"/>
+        </w:rPr>
+        <w:t xml:space="preserve"> para aplicar los parámetros seleccionados a la señal de la pestaña activa en el visualizador.</w:t>
+      </w:r>
+      <w:r>
+        <w:rPr>
+          <w:sz w:val="22"/>
+          <w:szCs w:val="22"/>
+        </w:rPr>
+        <w:br/>
+      </w:r>
+      <w:r>
+        <w:rPr>
+          <w:sz w:val="22"/>
+          <w:szCs w:val="22"/>
+        </w:rPr>
+        <w:t xml:space="preserve"> </w:t>
+      </w:r>
+    </w:p>
+    <w:p>
+      <w:pPr>
+        <w:pStyle w:val="Ttulo3"/>
+        <w:jc w:val="both"/>
+      </w:pPr>
+      <w:bookmarkStart w:id="23" w:name="_Toc184120709"/>
+      <w:r>
+        <w:t>Cuantificación</w:t>
+      </w:r>
+      <w:bookmarkEnd w:id="23"/>
+    </w:p>
+    <w:p>
+      <w:pPr>
+        <w:ind w:firstLine="360"/>
+        <w:jc w:val="both"/>
+        <w:rPr>
+          <w:sz w:val="22"/>
+          <w:szCs w:val="22"/>
+        </w:rPr>
+      </w:pPr>
+      <w:r>
+        <w:rPr>
+          <w:sz w:val="22"/>
+          <w:szCs w:val="22"/>
+        </w:rPr>
+        <w:t xml:space="preserve">La herramienta de cuantificación permite convertir una señal de audio analógica en una señal digital, asignando un valor discreto a cada muestra de la señal. Este proceso determina la precisión con la que se representa la amplitud de la señal original. </w:t>
+      </w:r>
+    </w:p>
+    <w:p>
+      <w:pPr>
+        <w:ind w:firstLine="360"/>
+        <w:jc w:val="both"/>
+        <w:rPr>
+          <w:sz w:val="22"/>
+          <w:szCs w:val="22"/>
+        </w:rPr>
+      </w:pPr>
+      <w:r>
+        <w:rPr>
+          <w:sz w:val="22"/>
+          <w:szCs w:val="22"/>
+        </w:rPr>
+        <w:t>El usuario puede ajustar el número de niveles de cuantificación</w:t>
+      </w:r>
+      <w:r>
+        <w:rPr>
+          <w:sz w:val="22"/>
+          <w:szCs w:val="22"/>
+        </w:rPr>
+        <w:t xml:space="preserve"> </w:t>
+      </w:r>
+      <w:r>
+        <w:rPr>
+          <w:sz w:val="22"/>
+          <w:szCs w:val="22"/>
+        </w:rPr>
+        <w:t>mediante el cuadro de texto ‘Número de bits (N)’, de modo que el número de niveles resultante será 2^N.</w:t>
+      </w:r>
+      <w:r>
+        <w:rPr>
+          <w:sz w:val="22"/>
+          <w:szCs w:val="22"/>
+        </w:rPr>
+        <w:t xml:space="preserve"> Cuanto mayor sea el número de bits de la cuantificación, </w:t>
+      </w:r>
+      <w:r>
+        <w:rPr>
+          <w:sz w:val="22"/>
+          <w:szCs w:val="22"/>
+        </w:rPr>
+        <w:t>mayor será la calidad de la señal cuantificada ya que tendremos un mayor número de niveles.</w:t>
+      </w:r>
+    </w:p>
+    <w:p>
+      <w:pPr>
+        <w:ind w:firstLine="360"/>
+        <w:jc w:val="both"/>
+        <w:rPr>
+          <w:sz w:val="22"/>
+          <w:szCs w:val="22"/>
+        </w:rPr>
+      </w:pPr>
+      <w:r>
+        <w:rPr>
+          <w:sz w:val="22"/>
+          <w:szCs w:val="22"/>
+        </w:rPr>
         <w:lastRenderedPageBreak/>
-        <w:t>Filtrado</w:t>
-      </w:r>
-      <w:bookmarkEnd w:id="15"/>
+        <w:t>U</w:t>
+      </w:r>
+      <w:r>
+        <w:rPr>
+          <w:sz w:val="22"/>
+          <w:szCs w:val="22"/>
+        </w:rPr>
+        <w:t>na vez seleccionado el número de bits, el usuario puede pulsar en ‘Cuantificar’ de modo que la señal cuantificada se cargará automáticamente en los ejes de la pestaña activa.</w:t>
+      </w:r>
     </w:p>
     <w:p>
       <w:pPr>
         <w:pStyle w:val="Ttulo3"/>
         <w:jc w:val="both"/>
       </w:pPr>
-      <w:bookmarkStart w:id="16" w:name="_Toc183681682"/>
-      <w:r>
-        <w:t>Remuestreo</w:t>
-      </w:r>
-      <w:bookmarkEnd w:id="16"/>
-    </w:p>
-    <w:p>
-      <w:pPr>
-        <w:pStyle w:val="Ttulo3"/>
-        <w:jc w:val="both"/>
-      </w:pPr>
-      <w:bookmarkStart w:id="17" w:name="_Toc183681683"/>
-      <w:r>
-        <w:t>Modulación</w:t>
-      </w:r>
-      <w:bookmarkEnd w:id="17"/>
-    </w:p>
-    <w:p>
-      <w:pPr>
-        <w:pStyle w:val="Ttulo3"/>
-        <w:jc w:val="both"/>
-      </w:pPr>
-      <w:bookmarkStart w:id="18" w:name="_Toc183681684"/>
-      <w:r>
-        <w:t>Cuantificación</w:t>
-      </w:r>
-      <w:bookmarkEnd w:id="18"/>
-    </w:p>
-    <w:p>
-      <w:pPr>
-        <w:pStyle w:val="Ttulo3"/>
-        <w:jc w:val="both"/>
-      </w:pPr>
-      <w:bookmarkStart w:id="19" w:name="_Toc183681685"/>
+      <w:bookmarkStart w:id="24" w:name="_Toc184120710"/>
       <w:r>
         <w:t>Filtro de reconstrucción</w:t>
       </w:r>
-      <w:bookmarkEnd w:id="19"/>
+      <w:bookmarkEnd w:id="24"/>
+    </w:p>
+    <w:p>
+      <w:pPr>
+        <w:ind w:firstLine="360"/>
+        <w:jc w:val="both"/>
+        <w:rPr>
+          <w:sz w:val="22"/>
+          <w:szCs w:val="22"/>
+        </w:rPr>
+      </w:pPr>
+      <w:r>
+        <w:rPr>
+          <w:sz w:val="22"/>
+          <w:szCs w:val="22"/>
+        </w:rPr>
+        <w:t xml:space="preserve">La última opción disponible en el panel de herramientas </w:t>
+      </w:r>
+      <w:r>
+        <w:rPr>
+          <w:sz w:val="22"/>
+          <w:szCs w:val="22"/>
+        </w:rPr>
+        <w:t xml:space="preserve">es el filtro de reconstrucción, que </w:t>
+      </w:r>
+      <w:r>
+        <w:rPr>
+          <w:sz w:val="22"/>
+          <w:szCs w:val="22"/>
+        </w:rPr>
+        <w:t xml:space="preserve">permite reconstruir una señal continua a partir de una señal muestreada. </w:t>
+      </w:r>
+      <w:r>
+        <w:rPr>
+          <w:sz w:val="22"/>
+          <w:szCs w:val="22"/>
+        </w:rPr>
+        <w:t>Este</w:t>
+      </w:r>
+      <w:r>
+        <w:rPr>
+          <w:sz w:val="22"/>
+          <w:szCs w:val="22"/>
+        </w:rPr>
+        <w:t xml:space="preserve"> f</w:t>
+      </w:r>
+      <w:r>
+        <w:rPr>
+          <w:sz w:val="22"/>
+          <w:szCs w:val="22"/>
+        </w:rPr>
+        <w:t xml:space="preserve">iltro elimina las componentes de alta frecuencia generadas por el proceso de </w:t>
+      </w:r>
+      <w:r>
+        <w:rPr>
+          <w:sz w:val="22"/>
+          <w:szCs w:val="22"/>
+        </w:rPr>
+        <w:t>m</w:t>
+      </w:r>
+      <w:r>
+        <w:rPr>
+          <w:sz w:val="22"/>
+          <w:szCs w:val="22"/>
+        </w:rPr>
+        <w:t>uestreo, permitiendo recuperar una versión continua y más fiel de la señal original.</w:t>
+      </w:r>
+    </w:p>
+    <w:p>
+      <w:pPr>
+        <w:ind w:firstLine="360"/>
+        <w:jc w:val="both"/>
+        <w:rPr>
+          <w:sz w:val="22"/>
+          <w:szCs w:val="22"/>
+        </w:rPr>
+      </w:pPr>
+      <w:r>
+        <w:rPr>
+          <w:sz w:val="22"/>
+          <w:szCs w:val="22"/>
+        </w:rPr>
+        <w:t xml:space="preserve">El usuario puede </w:t>
+      </w:r>
+      <w:r>
+        <w:rPr>
+          <w:sz w:val="22"/>
+          <w:szCs w:val="22"/>
+        </w:rPr>
+        <w:t>elegir entre</w:t>
+      </w:r>
+      <w:r>
+        <w:rPr>
+          <w:sz w:val="22"/>
+          <w:szCs w:val="22"/>
+        </w:rPr>
+        <w:t xml:space="preserve"> dos métodos</w:t>
+      </w:r>
+      <w:r>
+        <w:rPr>
+          <w:sz w:val="22"/>
+          <w:szCs w:val="22"/>
+        </w:rPr>
+        <w:t xml:space="preserve"> para la reconstrucción,</w:t>
+      </w:r>
+      <w:r>
+        <w:rPr>
+          <w:sz w:val="22"/>
+          <w:szCs w:val="22"/>
+        </w:rPr>
+        <w:t xml:space="preserve"> disponibles</w:t>
+      </w:r>
+      <w:r>
+        <w:rPr>
+          <w:sz w:val="22"/>
+          <w:szCs w:val="22"/>
+        </w:rPr>
+        <w:t xml:space="preserve"> en el </w:t>
+      </w:r>
+      <w:r>
+        <w:rPr>
+          <w:sz w:val="22"/>
+          <w:szCs w:val="22"/>
+        </w:rPr>
+        <w:t>desplegable:</w:t>
+      </w:r>
+    </w:p>
+    <w:p>
+      <w:pPr>
+        <w:pStyle w:val="Prrafodelista"/>
+        <w:numPr>
+          <w:ilvl w:val="0"/>
+          <w:numId w:val="10"/>
+        </w:numPr>
+        <w:jc w:val="both"/>
+        <w:rPr>
+          <w:sz w:val="22"/>
+          <w:szCs w:val="22"/>
+        </w:rPr>
+      </w:pPr>
+      <w:r>
+        <w:rPr>
+          <w:sz w:val="22"/>
+          <w:szCs w:val="22"/>
+        </w:rPr>
+        <w:t>Sample &amp; Hold: Mantiene el valor de cada muestra durante un intervalo de tiempo, generando una señal escalonada que aproxima la señal original.</w:t>
+      </w:r>
+    </w:p>
+    <w:p>
+      <w:pPr>
+        <w:pStyle w:val="Prrafodelista"/>
+        <w:numPr>
+          <w:ilvl w:val="0"/>
+          <w:numId w:val="10"/>
+        </w:numPr>
+        <w:jc w:val="both"/>
+        <w:rPr>
+          <w:sz w:val="22"/>
+          <w:szCs w:val="22"/>
+        </w:rPr>
+      </w:pPr>
+      <w:r>
+        <w:rPr>
+          <w:sz w:val="22"/>
+          <w:szCs w:val="22"/>
+        </w:rPr>
+        <w:t>Interpolación Lineal: Conecta las muestras adyacentes mediante líneas rectas, ofreciendo una reconstrucción más suave y continua de la señal.</w:t>
+      </w:r>
+    </w:p>
+    <w:p>
+      <w:pPr>
+        <w:ind w:left="360"/>
+        <w:jc w:val="both"/>
+        <w:rPr>
+          <w:sz w:val="22"/>
+          <w:szCs w:val="22"/>
+        </w:rPr>
+      </w:pPr>
+      <w:r>
+        <w:rPr>
+          <w:sz w:val="22"/>
+          <w:szCs w:val="22"/>
+        </w:rPr>
+        <w:t xml:space="preserve">Tras seleccionar el tipo de filtro deseado, </w:t>
+      </w:r>
     </w:p>
     <w:p>
       <w:pPr>
@@ -5112,73 +7113,84 @@
         </w:numPr>
         <w:jc w:val="both"/>
       </w:pPr>
-      <w:bookmarkStart w:id="20" w:name="_Toc183681686"/>
+      <w:bookmarkStart w:id="25" w:name="_Toc184120711"/>
       <w:r>
         <w:t>Efectos y fenómenos psico-acústicos</w:t>
       </w:r>
-      <w:bookmarkEnd w:id="20"/>
+      <w:bookmarkEnd w:id="25"/>
+    </w:p>
+    <w:p>
+      <w:pPr>
+        <w:ind w:firstLine="360"/>
+        <w:jc w:val="both"/>
+        <w:rPr>
+          <w:sz w:val="22"/>
+          <w:szCs w:val="22"/>
+        </w:rPr>
+      </w:pPr>
+      <w:r>
+        <w:rPr>
+          <w:sz w:val="22"/>
+          <w:szCs w:val="22"/>
+        </w:rPr>
+        <w:t>Este panel está diseñado para ofrecer herramientas avanzadas que simulan y analizan fenómenos psicoacústicos, los cuales describen cómo percibimos el sonido en función de diversos factores psicológicos y fisiológicos. A través de este panel, los usuarios pueden aplicar efectos acústicos como el enmascaramiento de frecuencias, los efectos de reverberación, y simular la percepción del sonido en diferentes condiciones de escucha. Esta funcionalidad es útil tanto para la investigación como para el diseño de sistemas de audio que busquen optimizar la calidad perceptual en distintas situaciones.</w:t>
+      </w:r>
     </w:p>
     <w:p>
       <w:pPr>
         <w:pStyle w:val="Ttulo3"/>
         <w:jc w:val="both"/>
       </w:pPr>
-      <w:bookmarkStart w:id="21" w:name="_Toc183681687"/>
+      <w:bookmarkStart w:id="26" w:name="_Toc184120712"/>
       <w:r>
         <w:t>Ruido</w:t>
       </w:r>
-      <w:bookmarkEnd w:id="21"/>
-    </w:p>
-    <w:p>
-      <w:pPr>
-        <w:pStyle w:val="Ttulo3"/>
-        <w:jc w:val="both"/>
-      </w:pPr>
-      <w:bookmarkStart w:id="22" w:name="_Toc183681688"/>
-      <w:r>
-        <w:t>Eco</w:t>
-      </w:r>
-      <w:bookmarkEnd w:id="22"/>
-    </w:p>
-    <w:p>
-      <w:pPr>
-        <w:pStyle w:val="Ttulo3"/>
-        <w:jc w:val="both"/>
-      </w:pPr>
-      <w:bookmarkStart w:id="23" w:name="_Toc183681689"/>
-      <w:r>
-        <w:t>Inversión temporal</w:t>
-      </w:r>
-      <w:bookmarkEnd w:id="23"/>
-    </w:p>
-    <w:p>
-      <w:pPr>
-        <w:pStyle w:val="Ttulo3"/>
-        <w:jc w:val="both"/>
-      </w:pPr>
-      <w:bookmarkStart w:id="24" w:name="_Toc183681690"/>
-      <w:r>
-        <w:t>Efectos conocidos</w:t>
-      </w:r>
-      <w:bookmarkEnd w:id="24"/>
-    </w:p>
-    <w:p>
-      <w:pPr>
-        <w:pStyle w:val="Ttulo3"/>
-        <w:jc w:val="both"/>
-      </w:pPr>
-      <w:bookmarkStart w:id="25" w:name="_Toc183681691"/>
-      <w:r>
-        <w:t>Transcripción de voz a texto</w:t>
-      </w:r>
-      <w:bookmarkEnd w:id="25"/>
+      <w:bookmarkEnd w:id="26"/>
+    </w:p>
+    <w:p>
+      <w:pPr>
+        <w:ind w:firstLine="360"/>
+        <w:jc w:val="both"/>
+        <w:rPr>
+          <w:sz w:val="22"/>
+          <w:szCs w:val="22"/>
+        </w:rPr>
+      </w:pPr>
+      <w:r>
+        <w:rPr>
+          <w:sz w:val="22"/>
+          <w:szCs w:val="22"/>
+        </w:rPr>
+        <w:t xml:space="preserve">La primera funcionalidad del panel de efectos es la posibilidad de </w:t>
+      </w:r>
+      <w:r>
+        <w:rPr>
+          <w:sz w:val="22"/>
+          <w:szCs w:val="22"/>
+        </w:rPr>
+        <w:t>contaminar nuestro audio con</w:t>
+      </w:r>
+      <w:r>
+        <w:rPr>
+          <w:sz w:val="22"/>
+          <w:szCs w:val="22"/>
+        </w:rPr>
+        <w:t xml:space="preserve"> distintos tipos de ruido</w:t>
+      </w:r>
+      <w:r>
+        <w:rPr>
+          <w:sz w:val="22"/>
+          <w:szCs w:val="22"/>
+        </w:rPr>
+        <w:t>. Gracias al menú desplegable, podemos seleccionar entre los distintos tipos de ruido disponibles, de los que se da una breve explicación a continuación:</w:t>
+      </w:r>
     </w:p>
     <w:p>
       <w:pPr>
         <w:pStyle w:val="Prrafodelista"/>
         <w:numPr>
-          <w:ilvl w:val="2"/>
-          <w:numId w:val="7"/>
+          <w:ilvl w:val="0"/>
+          <w:numId w:val="11"/>
         </w:numPr>
         <w:jc w:val="both"/>
         <w:rPr>
@@ -5191,38 +7203,706 @@
           <w:sz w:val="22"/>
           <w:szCs w:val="22"/>
         </w:rPr>
+        <w:t>Ruido Blanco: Contiene todas las frecuencias con igual intensidad, similar al sonido de una "radio fuera de sintonía". Se percibe como un "zumbido" constante.</w:t>
+      </w:r>
+    </w:p>
+    <w:p>
+      <w:pPr>
+        <w:pStyle w:val="Prrafodelista"/>
+        <w:numPr>
+          <w:ilvl w:val="0"/>
+          <w:numId w:val="11"/>
+        </w:numPr>
+        <w:jc w:val="both"/>
+        <w:rPr>
+          <w:sz w:val="22"/>
+          <w:szCs w:val="22"/>
+        </w:rPr>
+      </w:pPr>
+      <w:r>
+        <w:rPr>
+          <w:sz w:val="22"/>
+          <w:szCs w:val="22"/>
+        </w:rPr>
+        <w:t>Ruido Marrón: También conocido como ruido rojo, tiene más energía en las frecuencias bajas. Se asemeja al sonido de un río o un trueno lejano.</w:t>
+      </w:r>
+    </w:p>
+    <w:p>
+      <w:pPr>
+        <w:pStyle w:val="Prrafodelista"/>
+        <w:numPr>
+          <w:ilvl w:val="0"/>
+          <w:numId w:val="11"/>
+        </w:numPr>
+        <w:jc w:val="both"/>
+        <w:rPr>
+          <w:sz w:val="22"/>
+          <w:szCs w:val="22"/>
+        </w:rPr>
+      </w:pPr>
+      <w:r>
+        <w:rPr>
+          <w:sz w:val="22"/>
+          <w:szCs w:val="22"/>
+        </w:rPr>
+        <w:t>Ruido Rosa: Tiene una distribución de energía que disminuye a medida que aumenta la frecuencia. Suena más equilibrado y es más parecido al ruido de fondo natural.</w:t>
+      </w:r>
+    </w:p>
+    <w:p>
+      <w:pPr>
+        <w:pStyle w:val="Prrafodelista"/>
+        <w:numPr>
+          <w:ilvl w:val="0"/>
+          <w:numId w:val="11"/>
+        </w:numPr>
+        <w:jc w:val="both"/>
+        <w:rPr>
+          <w:sz w:val="22"/>
+          <w:szCs w:val="22"/>
+        </w:rPr>
+      </w:pPr>
+      <w:r>
+        <w:rPr>
+          <w:sz w:val="22"/>
+          <w:szCs w:val="22"/>
+        </w:rPr>
+        <w:t>Ruido Uniforme: Tiene una densidad espectral de potencia constante en todo su rango de frecuencias, generando una señal constante sin variaciones notables en el tiempo.</w:t>
+      </w:r>
+    </w:p>
+    <w:p>
+      <w:pPr>
+        <w:pStyle w:val="Prrafodelista"/>
+        <w:numPr>
+          <w:ilvl w:val="0"/>
+          <w:numId w:val="11"/>
+        </w:numPr>
+        <w:jc w:val="both"/>
+        <w:rPr>
+          <w:sz w:val="22"/>
+          <w:szCs w:val="22"/>
+        </w:rPr>
+      </w:pPr>
+      <w:r>
+        <w:rPr>
+          <w:sz w:val="22"/>
+          <w:szCs w:val="22"/>
+        </w:rPr>
+        <w:lastRenderedPageBreak/>
+        <w:t>Ruido Impulsivo: Consiste en picos de alta energía de corta duración, como los sonidos de un golpe o un disparo, con muy poca variación temporal entre los impulsos.</w:t>
+      </w:r>
+    </w:p>
+    <w:p>
+      <w:pPr>
+        <w:ind w:firstLine="360"/>
+        <w:jc w:val="both"/>
+        <w:rPr>
+          <w:sz w:val="22"/>
+          <w:szCs w:val="22"/>
+        </w:rPr>
+      </w:pPr>
+      <w:r>
+        <w:rPr>
+          <w:sz w:val="22"/>
+          <w:szCs w:val="22"/>
+        </w:rPr>
+        <w:t xml:space="preserve">Una vez seleccionado el tipo de ruido, el usuario puede seleccionar </w:t>
+      </w:r>
+      <w:r>
+        <w:rPr>
+          <w:sz w:val="22"/>
+          <w:szCs w:val="22"/>
+        </w:rPr>
+        <w:t xml:space="preserve">el nivel de ruido deseado entre 0 y 1. Esto determinará como de contaminada estará la señal resultante con el ruido elegido. Tras pulsar </w:t>
+      </w:r>
+      <w:r>
+        <w:rPr>
+          <w:sz w:val="22"/>
+          <w:szCs w:val="22"/>
+        </w:rPr>
+        <w:t xml:space="preserve">en el botón de </w:t>
+      </w:r>
+      <w:r>
+        <w:rPr>
+          <w:sz w:val="22"/>
+          <w:szCs w:val="22"/>
+        </w:rPr>
+        <w:t>‘Aplicar ruido’, el audio contaminado podrá verse en la pestaña activa del visualizador.</w:t>
+      </w:r>
+    </w:p>
+    <w:p>
+      <w:pPr>
+        <w:pStyle w:val="Ttulo3"/>
+        <w:jc w:val="both"/>
+      </w:pPr>
+      <w:bookmarkStart w:id="27" w:name="_Toc184120713"/>
+      <w:r>
+        <w:t>Eco</w:t>
+      </w:r>
+      <w:bookmarkEnd w:id="27"/>
+    </w:p>
+    <w:p>
+      <w:pPr>
+        <w:ind w:firstLine="360"/>
+        <w:jc w:val="both"/>
+        <w:rPr>
+          <w:sz w:val="22"/>
+          <w:szCs w:val="22"/>
+        </w:rPr>
+      </w:pPr>
+      <w:r>
+        <w:rPr>
+          <w:sz w:val="22"/>
+          <w:szCs w:val="22"/>
+        </w:rPr>
+        <w:t xml:space="preserve">La herramienta de eco permite simular el efecto de reflejos sonoros, replicando la experiencia de un sonido que rebota en superficies y llega al oyente después de un breve retraso. Esta funcionalidad ofrece opciones para ajustar parámetros como el tiempo de retardo, </w:t>
+      </w:r>
+      <w:r>
+        <w:rPr>
+          <w:sz w:val="22"/>
+          <w:szCs w:val="22"/>
+        </w:rPr>
+        <w:t>la intensidad, o si se desea oír eco en cascada</w:t>
+      </w:r>
+      <w:r>
+        <w:rPr>
+          <w:sz w:val="22"/>
+          <w:szCs w:val="22"/>
+        </w:rPr>
+        <w:t>, lo que permite crear efectos realistas de reverberación o simular ambientes acústicos específicos. Es especialmente útil para estudios psicoacústicos que investigan la percepción del espacio.</w:t>
+      </w:r>
+    </w:p>
+    <w:p>
+      <w:pPr>
+        <w:ind w:firstLine="360"/>
+        <w:jc w:val="both"/>
+        <w:rPr>
+          <w:sz w:val="22"/>
+          <w:szCs w:val="22"/>
+        </w:rPr>
+      </w:pPr>
+      <w:r>
+        <w:rPr>
+          <w:sz w:val="22"/>
+          <w:szCs w:val="22"/>
+        </w:rPr>
+        <w:t>El usuario debe seleccionar</w:t>
+      </w:r>
+      <w:r>
+        <w:rPr>
+          <w:sz w:val="22"/>
+          <w:szCs w:val="22"/>
+        </w:rPr>
+        <w:t xml:space="preserve"> primero</w:t>
+      </w:r>
+      <w:r>
+        <w:rPr>
+          <w:sz w:val="22"/>
+          <w:szCs w:val="22"/>
+        </w:rPr>
+        <w:t xml:space="preserve"> </w:t>
+      </w:r>
+      <w:r>
+        <w:rPr>
+          <w:sz w:val="22"/>
+          <w:szCs w:val="22"/>
+        </w:rPr>
+        <w:t xml:space="preserve">el tiempo de retardo en milisegundos, </w:t>
+      </w:r>
+      <w:r>
+        <w:rPr>
+          <w:sz w:val="22"/>
+          <w:szCs w:val="22"/>
+        </w:rPr>
+        <w:t xml:space="preserve">que </w:t>
+      </w:r>
+      <w:r>
+        <w:rPr>
+          <w:sz w:val="22"/>
+          <w:szCs w:val="22"/>
+        </w:rPr>
+        <w:t>se refiere al intervalo de tiempo que transcurre entre el momento en que se emite un sonido original y el momento en que se percibe su repetición o reflexión.</w:t>
+      </w:r>
+      <w:r>
+        <w:rPr>
+          <w:sz w:val="22"/>
+          <w:szCs w:val="22"/>
+        </w:rPr>
+        <w:t xml:space="preserve"> Luego, puede elegir la intensidad</w:t>
+      </w:r>
+      <w:r>
+        <w:rPr>
+          <w:sz w:val="22"/>
+          <w:szCs w:val="22"/>
+        </w:rPr>
+        <w:t>, que es la amplitud del eco en relación con el sonido original. Finalmente, hay una casilla para elegir si se desea escuchar eco en cascada, es decir, varias repeticiones que se van atenuando a lo largo del tiempo.</w:t>
+      </w:r>
+    </w:p>
+    <w:p>
+      <w:pPr>
+        <w:ind w:firstLine="360"/>
+        <w:jc w:val="both"/>
+        <w:rPr>
+          <w:sz w:val="22"/>
+          <w:szCs w:val="22"/>
+        </w:rPr>
+      </w:pPr>
+      <w:r>
+        <w:rPr>
+          <w:sz w:val="22"/>
+          <w:szCs w:val="22"/>
+        </w:rPr>
+        <w:t xml:space="preserve">Una vez elegida la configuración deseada, se puede pulsar en </w:t>
+      </w:r>
+      <w:r>
+        <w:rPr>
+          <w:sz w:val="22"/>
+          <w:szCs w:val="22"/>
+        </w:rPr>
+        <w:t>‘Aplicar eco’ para ver la señal procesada con eco en la pestaña activa del visualizador y reproducirla.</w:t>
+      </w:r>
+    </w:p>
+    <w:p>
+      <w:pPr>
+        <w:ind w:firstLine="360"/>
+        <w:jc w:val="both"/>
+        <w:rPr>
+          <w:sz w:val="22"/>
+          <w:szCs w:val="22"/>
+        </w:rPr>
+      </w:pPr>
+    </w:p>
+    <w:p>
+      <w:pPr>
+        <w:pStyle w:val="Ttulo3"/>
+        <w:jc w:val="both"/>
+      </w:pPr>
+      <w:bookmarkStart w:id="28" w:name="_Toc184120714"/>
+      <w:r>
+        <w:t>Inversión temporal</w:t>
+      </w:r>
+      <w:bookmarkEnd w:id="28"/>
+    </w:p>
+    <w:p>
+      <w:pPr>
+        <w:ind w:firstLine="360"/>
+        <w:jc w:val="both"/>
+        <w:rPr>
+          <w:sz w:val="22"/>
+          <w:szCs w:val="22"/>
+        </w:rPr>
+      </w:pPr>
+      <w:r>
+        <w:rPr>
+          <w:sz w:val="22"/>
+          <w:szCs w:val="22"/>
+        </w:rPr>
+        <w:t>La herramienta de inversión temporal permite invertir la señal de audio en el eje de tiempo, reproduciendo el contenido sonoro de manera invertida. Al presionar el botón "Invertir señal", l</w:t>
+      </w:r>
+      <w:r>
+        <w:rPr>
+          <w:sz w:val="22"/>
+          <w:szCs w:val="22"/>
+        </w:rPr>
+        <w:t>as tres gráficas de la</w:t>
+      </w:r>
+      <w:r>
+        <w:rPr>
+          <w:sz w:val="22"/>
+          <w:szCs w:val="22"/>
+        </w:rPr>
+        <w:t xml:space="preserve"> secuencia de audio se </w:t>
+      </w:r>
+      <w:r>
+        <w:rPr>
+          <w:sz w:val="22"/>
+          <w:szCs w:val="22"/>
+        </w:rPr>
+        <w:t>carga</w:t>
+      </w:r>
+      <w:r>
+        <w:rPr>
+          <w:sz w:val="22"/>
+          <w:szCs w:val="22"/>
+        </w:rPr>
+        <w:t>n</w:t>
+      </w:r>
+      <w:r>
+        <w:rPr>
+          <w:sz w:val="22"/>
+          <w:szCs w:val="22"/>
+        </w:rPr>
+        <w:t xml:space="preserve"> automáticamente en la pestaña actual del visualizador, y </w:t>
+      </w:r>
+      <w:r>
+        <w:rPr>
+          <w:sz w:val="22"/>
+          <w:szCs w:val="22"/>
+        </w:rPr>
+        <w:t xml:space="preserve">se </w:t>
+      </w:r>
+      <w:r>
+        <w:rPr>
+          <w:sz w:val="22"/>
+          <w:szCs w:val="22"/>
+        </w:rPr>
+        <w:t>reproduce</w:t>
+      </w:r>
+      <w:r>
+        <w:rPr>
+          <w:sz w:val="22"/>
+          <w:szCs w:val="22"/>
+        </w:rPr>
+        <w:t xml:space="preserve"> la señal</w:t>
+      </w:r>
+      <w:r>
+        <w:rPr>
+          <w:sz w:val="22"/>
+          <w:szCs w:val="22"/>
+        </w:rPr>
+        <w:t xml:space="preserve"> de atrás hacia adelante, lo que puede ser útil para escuchar patrones, efectos o estructuras sonoras en reversa. </w:t>
+      </w:r>
+    </w:p>
+    <w:p>
+      <w:pPr>
+        <w:ind w:firstLine="360"/>
+        <w:jc w:val="both"/>
+        <w:rPr>
+          <w:sz w:val="22"/>
+          <w:szCs w:val="22"/>
+        </w:rPr>
+      </w:pPr>
+      <w:r>
+        <w:rPr>
+          <w:sz w:val="22"/>
+          <w:szCs w:val="22"/>
+        </w:rPr>
+        <w:t>Esta funcionalidad es ideal para explorar fenómenos como los palíndromos sonoros, donde una secuencia tiene el mismo contenido hacia adelante y hacia atrás, o para la creación de efectos creativos y experimentales en música y diseño sonoro.</w:t>
+      </w:r>
+    </w:p>
+    <w:p>
+      <w:pPr>
+        <w:ind w:firstLine="360"/>
+        <w:jc w:val="both"/>
+        <w:rPr>
+          <w:sz w:val="22"/>
+          <w:szCs w:val="22"/>
+        </w:rPr>
+      </w:pPr>
+    </w:p>
+    <w:p>
+      <w:pPr>
+        <w:pStyle w:val="Ttulo3"/>
+        <w:jc w:val="both"/>
+      </w:pPr>
+      <w:bookmarkStart w:id="29" w:name="_Toc184120715"/>
+      <w:r>
+        <w:t xml:space="preserve">Efectos </w:t>
+      </w:r>
+      <w:r>
+        <w:t>sonoros</w:t>
+      </w:r>
+      <w:bookmarkEnd w:id="29"/>
+    </w:p>
+    <w:p>
+      <w:pPr>
+        <w:ind w:firstLine="360"/>
+        <w:jc w:val="both"/>
+        <w:rPr>
+          <w:sz w:val="22"/>
+          <w:szCs w:val="22"/>
+        </w:rPr>
+      </w:pPr>
+      <w:r>
+        <w:rPr>
+          <w:sz w:val="22"/>
+          <w:szCs w:val="22"/>
+        </w:rPr>
+        <w:t xml:space="preserve">En esta sección, </w:t>
+      </w:r>
+      <w:r>
+        <w:rPr>
+          <w:sz w:val="22"/>
+          <w:szCs w:val="22"/>
+        </w:rPr>
+        <w:t>el usuario puede</w:t>
+      </w:r>
+      <w:r>
+        <w:rPr>
+          <w:sz w:val="22"/>
+          <w:szCs w:val="22"/>
+        </w:rPr>
+        <w:t xml:space="preserve"> aplicar una serie de efectos sonoros para modificar y enriquecer la señal de audio. El desplegable permite seleccionar entre los siguientes efectos:</w:t>
+      </w:r>
+    </w:p>
+    <w:p>
+      <w:pPr>
+        <w:jc w:val="both"/>
+        <w:rPr>
+          <w:sz w:val="22"/>
+          <w:szCs w:val="22"/>
+        </w:rPr>
+      </w:pPr>
+    </w:p>
+    <w:p>
+      <w:pPr>
+        <w:pStyle w:val="Prrafodelista"/>
+        <w:numPr>
+          <w:ilvl w:val="0"/>
+          <w:numId w:val="12"/>
+        </w:numPr>
+        <w:jc w:val="both"/>
+        <w:rPr>
+          <w:sz w:val="22"/>
+          <w:szCs w:val="22"/>
+        </w:rPr>
+      </w:pPr>
+      <w:r>
+        <w:rPr>
+          <w:sz w:val="22"/>
+          <w:szCs w:val="22"/>
+        </w:rPr>
+        <w:lastRenderedPageBreak/>
+        <w:t>Reverberación: Este efecto simula la reflexión del sonido en un espacio cerrado, como una sala, una cueva o un auditorio. La reverberación agrega una serie de ecos decaídos que proporcionan una sensación de amplitud y profundidad al sonido, haciendo que parezca estar ocurriendo en un espacio físico específico.</w:t>
+      </w:r>
+    </w:p>
+    <w:p>
+      <w:pPr>
+        <w:pStyle w:val="Prrafodelista"/>
+        <w:numPr>
+          <w:ilvl w:val="0"/>
+          <w:numId w:val="12"/>
+        </w:numPr>
+        <w:jc w:val="both"/>
+        <w:rPr>
+          <w:sz w:val="22"/>
+          <w:szCs w:val="22"/>
+        </w:rPr>
+      </w:pPr>
+      <w:r>
+        <w:rPr>
+          <w:sz w:val="22"/>
+          <w:szCs w:val="22"/>
+        </w:rPr>
+        <w:t>Efecto Haas: También conocido como Efecto de Localización Temporal o "Punto de fusión", este efecto juega con las diferencias de tiempo entre dos canales de audio (izquierdo y derecho). Un canal se retrasa ligeramente con respecto al otro, lo que crea una percepción de espacialidad, simulando que el sonido proviene de una dirección determinada. Este efecto es útil para generar una sensación de "ancho estéreo" o para manipular la localización percibida de una fuente sonora.</w:t>
+      </w:r>
+    </w:p>
+    <w:p>
+      <w:pPr>
+        <w:pStyle w:val="Prrafodelista"/>
+        <w:numPr>
+          <w:ilvl w:val="0"/>
+          <w:numId w:val="12"/>
+        </w:numPr>
+        <w:jc w:val="both"/>
+        <w:rPr>
+          <w:sz w:val="22"/>
+          <w:szCs w:val="22"/>
+        </w:rPr>
+      </w:pPr>
+      <w:r>
+        <w:rPr>
+          <w:sz w:val="22"/>
+          <w:szCs w:val="22"/>
+        </w:rPr>
+        <w:t>Enmascaramiento: Este efecto ocurre cuando una señal más fuerte enmascara o cubre la percepción de una señal más débil en las cercanías de su frecuencia. Se utiliza para simular cómo ciertos sonidos pueden "ocultar" otros en entornos ruidosos, como en el caso de un ruido de fondo que cubre una conversación o sonidos a baja frecuencia que ocultan los más agudos.</w:t>
+      </w:r>
+    </w:p>
+    <w:p>
+      <w:pPr>
+        <w:jc w:val="both"/>
+        <w:rPr>
+          <w:sz w:val="22"/>
+          <w:szCs w:val="22"/>
+        </w:rPr>
+      </w:pPr>
+    </w:p>
+    <w:p>
+      <w:pPr>
+        <w:ind w:firstLine="360"/>
+        <w:jc w:val="both"/>
+        <w:rPr>
+          <w:sz w:val="22"/>
+          <w:szCs w:val="22"/>
+        </w:rPr>
+      </w:pPr>
+      <w:r>
+        <w:rPr>
+          <w:sz w:val="22"/>
+          <w:szCs w:val="22"/>
+        </w:rPr>
+        <w:t>Para cada uno de los efectos, se pueden ajustar dos parámetros clave</w:t>
+      </w:r>
+      <w:r>
+        <w:rPr>
+          <w:sz w:val="22"/>
+          <w:szCs w:val="22"/>
+        </w:rPr>
+        <w:t xml:space="preserve">. La duración en segundos determina </w:t>
+      </w:r>
+      <w:r>
+        <w:rPr>
+          <w:sz w:val="22"/>
+          <w:szCs w:val="22"/>
+        </w:rPr>
+        <w:t xml:space="preserve">durante cuánto tiempo se aplica el efecto. La intensidad sirve para indicar la potencia del efecto aplicado. </w:t>
+      </w:r>
+      <w:r>
+        <w:rPr>
+          <w:sz w:val="22"/>
+          <w:szCs w:val="22"/>
+        </w:rPr>
+        <w:t xml:space="preserve">Para el Efecto Haas, se debe especificar </w:t>
+      </w:r>
+      <w:r>
+        <w:rPr>
+          <w:sz w:val="22"/>
+          <w:szCs w:val="22"/>
+        </w:rPr>
+        <w:t xml:space="preserve">también </w:t>
+      </w:r>
+      <w:r>
+        <w:rPr>
+          <w:sz w:val="22"/>
+          <w:szCs w:val="22"/>
+        </w:rPr>
+        <w:t>el desfase de canal. Este parámetro controla el tiempo de retraso entre los canales izquierdo y derecho, lo que modifica la localización percibida del sonido.</w:t>
+      </w:r>
+    </w:p>
+    <w:p>
+      <w:pPr>
+        <w:pStyle w:val="Ttulo3"/>
+        <w:jc w:val="both"/>
+      </w:pPr>
+      <w:bookmarkStart w:id="30" w:name="_Toc184120716"/>
+      <w:r>
+        <w:t>Transcripción de voz a texto</w:t>
+      </w:r>
+      <w:bookmarkEnd w:id="30"/>
+    </w:p>
+    <w:p>
+      <w:pPr>
+        <w:ind w:firstLine="360"/>
+        <w:rPr>
+          <w:sz w:val="22"/>
+          <w:szCs w:val="22"/>
+        </w:rPr>
+      </w:pPr>
+      <w:r>
+        <w:rPr>
+          <w:sz w:val="22"/>
+          <w:szCs w:val="22"/>
+        </w:rPr>
+        <w:t xml:space="preserve">La última herramienta dentro del panel de efectos ofrece la posibilidad de </w:t>
+      </w:r>
+      <w:r>
+        <w:rPr>
+          <w:sz w:val="22"/>
+          <w:szCs w:val="22"/>
+        </w:rPr>
+        <w:t xml:space="preserve">transcribir </w:t>
+      </w:r>
+      <w:r>
+        <w:rPr>
+          <w:sz w:val="22"/>
+          <w:szCs w:val="22"/>
+        </w:rPr>
+        <w:t xml:space="preserve">un audio de voz de una persona a texto empleando inteligencia artificial. Esto se realiza gracias al modelo </w:t>
+      </w:r>
+      <w:r>
+        <w:rPr>
+          <w:sz w:val="22"/>
+          <w:szCs w:val="22"/>
+        </w:rPr>
+        <w:t>Whisper de OpenAI, un modelo open source de transcripción de voz a texto</w:t>
+      </w:r>
+      <w:r>
+        <w:rPr>
+          <w:sz w:val="22"/>
+          <w:szCs w:val="22"/>
+        </w:rPr>
+        <w:t>. Para utilizar esta herramienta, el audio debe contener la voz de una persona hablando de forma natural, o incluso una canción con letra.</w:t>
+      </w:r>
+    </w:p>
+    <w:p>
+      <w:pPr>
+        <w:ind w:firstLine="360"/>
+        <w:rPr>
+          <w:sz w:val="22"/>
+          <w:szCs w:val="22"/>
+        </w:rPr>
+      </w:pPr>
+      <w:r>
+        <w:rPr>
+          <w:sz w:val="22"/>
+          <w:szCs w:val="22"/>
+        </w:rPr>
+        <w:t xml:space="preserve">El usuario solo debe pulsar el botón </w:t>
+      </w:r>
+      <w:r>
+        <w:rPr>
+          <w:sz w:val="22"/>
+          <w:szCs w:val="22"/>
+        </w:rPr>
+        <w:t xml:space="preserve">‘Generar transcripción’ y esperar unos segundos. Podemos observar que hay un indicador de carga </w:t>
+      </w:r>
+      <w:r>
+        <w:rPr>
+          <w:sz w:val="22"/>
+          <w:szCs w:val="22"/>
+        </w:rPr>
+        <w:t>que es visible hasta que el modelo de inteligencia artificial finaliza la transcripción.</w:t>
+      </w:r>
+      <w:r>
+        <w:rPr>
+          <w:sz w:val="22"/>
+          <w:szCs w:val="22"/>
+        </w:rPr>
+        <w:t xml:space="preserve"> Una vez procesado el audio, el texto correspondiente a la transcripción aparecerá en </w:t>
+      </w:r>
+      <w:r>
+        <w:rPr>
+          <w:sz w:val="22"/>
+          <w:szCs w:val="22"/>
+        </w:rPr>
+        <w:t>la parte inferior del panel.</w:t>
+      </w:r>
+    </w:p>
+    <w:p>
+      <w:pPr>
+        <w:ind w:firstLine="360"/>
+        <w:rPr>
+          <w:sz w:val="22"/>
+          <w:szCs w:val="22"/>
+        </w:rPr>
+      </w:pPr>
+    </w:p>
+    <w:p>
+      <w:pPr>
+        <w:rPr>
+          <w:rFonts w:asciiTheme="majorHAnsi" w:eastAsiaTheme="majorEastAsia" w:hAnsiTheme="majorHAnsi" w:cstheme="majorBidi"/>
+          <w:b/>
+          <w:sz w:val="28"/>
+          <w:szCs w:val="40"/>
+        </w:rPr>
+      </w:pPr>
+      <w:r>
         <w:br w:type="page"/>
       </w:r>
     </w:p>
     <w:p>
       <w:pPr>
-        <w:jc w:val="both"/>
-        <w:rPr>
-          <w:sz w:val="22"/>
-          <w:szCs w:val="22"/>
-        </w:rPr>
-      </w:pPr>
-    </w:p>
-    <w:p>
-      <w:pPr>
-        <w:pStyle w:val="Prrafodelista"/>
+        <w:pStyle w:val="Ttulo1"/>
         <w:numPr>
           <w:ilvl w:val="0"/>
           <w:numId w:val="7"/>
         </w:numPr>
-        <w:jc w:val="both"/>
-        <w:rPr>
-          <w:sz w:val="22"/>
-          <w:szCs w:val="22"/>
-        </w:rPr>
-      </w:pPr>
-      <w:r>
-        <w:rPr>
-          <w:sz w:val="22"/>
-          <w:szCs w:val="22"/>
-        </w:rPr>
+      </w:pPr>
+      <w:bookmarkStart w:id="31" w:name="_Toc184120717"/>
+      <w:r>
+        <w:lastRenderedPageBreak/>
         <w:t>Ejemplos prácticos de uso</w:t>
       </w:r>
+      <w:bookmarkEnd w:id="31"/>
     </w:p>
     <w:p>
       <w:pPr>
@@ -5242,66 +7922,399 @@
     </w:p>
     <w:p>
       <w:pPr>
-        <w:pStyle w:val="Prrafodelista"/>
+        <w:pStyle w:val="Ttulo1"/>
         <w:numPr>
           <w:ilvl w:val="0"/>
           <w:numId w:val="7"/>
         </w:numPr>
-        <w:jc w:val="both"/>
-        <w:rPr>
-          <w:sz w:val="22"/>
-          <w:szCs w:val="22"/>
-        </w:rPr>
-      </w:pPr>
-      <w:r>
-        <w:rPr>
-          <w:sz w:val="22"/>
-          <w:szCs w:val="22"/>
-        </w:rPr>
+      </w:pPr>
+      <w:bookmarkStart w:id="32" w:name="_Toc184120718"/>
+      <w:r>
         <w:lastRenderedPageBreak/>
-        <w:t>Notas técnicas</w:t>
-      </w:r>
-    </w:p>
-    <w:p>
-      <w:pPr>
-        <w:jc w:val="both"/>
-        <w:rPr>
-          <w:sz w:val="22"/>
-          <w:szCs w:val="22"/>
-        </w:rPr>
-      </w:pPr>
-      <w:r>
-        <w:rPr>
-          <w:sz w:val="22"/>
-          <w:szCs w:val="22"/>
-        </w:rPr>
-        <w:t>Algoritmos utilizados</w:t>
-      </w:r>
-    </w:p>
-    <w:p>
-      <w:pPr>
-        <w:jc w:val="both"/>
-        <w:rPr>
-          <w:sz w:val="22"/>
-          <w:szCs w:val="22"/>
-        </w:rPr>
-      </w:pPr>
-      <w:r>
-        <w:rPr>
-          <w:sz w:val="22"/>
-          <w:szCs w:val="22"/>
-        </w:rPr>
-        <w:t>Limitaciones y consideraciones</w:t>
-      </w:r>
-    </w:p>
-    <w:p>
-      <w:pPr>
-        <w:jc w:val="both"/>
-        <w:rPr>
-          <w:sz w:val="22"/>
-          <w:szCs w:val="22"/>
-        </w:rPr>
-      </w:pPr>
+        <w:t>Conclusiones</w:t>
+      </w:r>
+      <w:bookmarkEnd w:id="32"/>
+    </w:p>
+    <w:p>
+      <w:pPr>
+        <w:pStyle w:val="Ttulo2"/>
+        <w:numPr>
+          <w:ilvl w:val="1"/>
+          <w:numId w:val="7"/>
+        </w:numPr>
+      </w:pPr>
+      <w:bookmarkStart w:id="33" w:name="_Toc184120719"/>
+      <w:r>
+        <w:t>Resumen de Funcionalidades Clave</w:t>
+      </w:r>
+      <w:bookmarkEnd w:id="33"/>
+    </w:p>
+    <w:p>
+      <w:pPr>
+        <w:ind w:firstLine="360"/>
+        <w:jc w:val="both"/>
+        <w:rPr>
+          <w:sz w:val="22"/>
+          <w:szCs w:val="22"/>
+        </w:rPr>
+      </w:pPr>
+      <w:r>
+        <w:rPr>
+          <w:sz w:val="22"/>
+          <w:szCs w:val="22"/>
+        </w:rPr>
+        <w:t>Durante el desarrollo de la Interfaz Gráfica de Análisis y Procesado de Señales de Audio en MatLab, se han implementado una serie de funcionalidades que permiten un análisis exhaustivo y un procesamiento eficiente de señales de audio. Las funcionalidades clave incluyen:</w:t>
+      </w:r>
+    </w:p>
+    <w:p>
+      <w:pPr>
+        <w:pStyle w:val="Prrafodelista"/>
+        <w:numPr>
+          <w:ilvl w:val="0"/>
+          <w:numId w:val="20"/>
+        </w:numPr>
+        <w:jc w:val="both"/>
+        <w:rPr>
+          <w:sz w:val="22"/>
+          <w:szCs w:val="22"/>
+        </w:rPr>
+      </w:pPr>
+      <w:r>
+        <w:rPr>
+          <w:sz w:val="22"/>
+          <w:szCs w:val="22"/>
+        </w:rPr>
+        <w:t>Gestor de Archivos de Audio: Facilita la carga, guardado y generación de señales de audio, permitiendo manejar múltiples archivos simultáneamente.</w:t>
+      </w:r>
+    </w:p>
+    <w:p>
+      <w:pPr>
+        <w:pStyle w:val="Prrafodelista"/>
+        <w:numPr>
+          <w:ilvl w:val="0"/>
+          <w:numId w:val="20"/>
+        </w:numPr>
+        <w:jc w:val="both"/>
+        <w:rPr>
+          <w:sz w:val="22"/>
+          <w:szCs w:val="22"/>
+        </w:rPr>
+      </w:pPr>
+      <w:r>
+        <w:rPr>
+          <w:sz w:val="22"/>
+          <w:szCs w:val="22"/>
+        </w:rPr>
+        <w:t>Visualización Avanzada: Ofrece representaciones gráficas en el dominio temporal, frecuencial y mediante espectrogramas, proporcionando una comprensión profunda de las características de las señales.</w:t>
+      </w:r>
+    </w:p>
+    <w:p>
+      <w:pPr>
+        <w:pStyle w:val="Prrafodelista"/>
+        <w:numPr>
+          <w:ilvl w:val="0"/>
+          <w:numId w:val="20"/>
+        </w:numPr>
+        <w:jc w:val="both"/>
+        <w:rPr>
+          <w:sz w:val="22"/>
+          <w:szCs w:val="22"/>
+        </w:rPr>
+      </w:pPr>
+      <w:r>
+        <w:rPr>
+          <w:sz w:val="22"/>
+          <w:szCs w:val="22"/>
+        </w:rPr>
+        <w:t>Controles de Audio: Incluye herramientas para la reproducción y grabación de audio, así como la visualización de información detallada sobre las señales cargadas.</w:t>
+      </w:r>
+    </w:p>
+    <w:p>
+      <w:pPr>
+        <w:pStyle w:val="Prrafodelista"/>
+        <w:numPr>
+          <w:ilvl w:val="0"/>
+          <w:numId w:val="20"/>
+        </w:numPr>
+        <w:jc w:val="both"/>
+        <w:rPr>
+          <w:sz w:val="22"/>
+          <w:szCs w:val="22"/>
+        </w:rPr>
+      </w:pPr>
+      <w:r>
+        <w:rPr>
+          <w:sz w:val="22"/>
+          <w:szCs w:val="22"/>
+        </w:rPr>
+        <w:t>Herramientas de Análisis y Procesado: Permite realizar operaciones matemáticas, filtrado, remuestreo, modulación, cuantificación y reconstrucción de señales, ofreciendo una amplia gama de opciones para la manipulación de audio.</w:t>
+      </w:r>
+    </w:p>
+    <w:p>
+      <w:pPr>
+        <w:pStyle w:val="Prrafodelista"/>
+        <w:numPr>
+          <w:ilvl w:val="0"/>
+          <w:numId w:val="20"/>
+        </w:numPr>
+        <w:jc w:val="both"/>
+        <w:rPr>
+          <w:sz w:val="22"/>
+          <w:szCs w:val="22"/>
+        </w:rPr>
+      </w:pPr>
+      <w:r>
+        <w:rPr>
+          <w:sz w:val="22"/>
+          <w:szCs w:val="22"/>
+        </w:rPr>
+        <w:t>Efectos y Fenómenos Psicoacústicos: Incorpora efectos como la adición de ruido, eco, inversión temporal y transcripción de voz a texto, lo que enriquece las posibilidades de análisis y creación sonora.</w:t>
+      </w:r>
+    </w:p>
+    <w:p>
+      <w:pPr>
+        <w:pStyle w:val="Prrafodelista"/>
+        <w:numPr>
+          <w:ilvl w:val="0"/>
+          <w:numId w:val="20"/>
+        </w:numPr>
+        <w:jc w:val="both"/>
+        <w:rPr>
+          <w:sz w:val="22"/>
+          <w:szCs w:val="22"/>
+        </w:rPr>
+      </w:pPr>
+      <w:r>
+        <w:rPr>
+          <w:sz w:val="22"/>
+          <w:szCs w:val="22"/>
+        </w:rPr>
+        <w:t>Interfaz Intuitiva y Personalizable: Diseñada para ser fácil de usar, con una disposición clara de paneles y opciones configurables que mejoran la experiencia del usuario.</w:t>
+      </w:r>
+    </w:p>
+    <w:p>
+      <w:pPr>
+        <w:ind w:firstLine="360"/>
+        <w:jc w:val="both"/>
+        <w:rPr>
+          <w:sz w:val="22"/>
+          <w:szCs w:val="22"/>
+        </w:rPr>
+      </w:pPr>
+      <w:r>
+        <w:rPr>
+          <w:sz w:val="22"/>
+          <w:szCs w:val="22"/>
+        </w:rPr>
+        <w:t>Estas funcionalidades integradas en una única interfaz proporcionan una herramienta robusta y versátil para investigadores, estudiantes y profesionales en el ámbito del procesamiento de audio.</w:t>
+      </w:r>
+    </w:p>
+    <w:p>
+      <w:pPr>
+        <w:jc w:val="both"/>
+        <w:rPr>
+          <w:sz w:val="22"/>
+          <w:szCs w:val="22"/>
+        </w:rPr>
+      </w:pPr>
+    </w:p>
+    <w:p>
+      <w:pPr>
+        <w:pStyle w:val="Ttulo2"/>
+        <w:numPr>
+          <w:ilvl w:val="1"/>
+          <w:numId w:val="7"/>
+        </w:numPr>
+      </w:pPr>
+      <w:bookmarkStart w:id="34" w:name="_Toc184120720"/>
+      <w:r>
+        <w:t>Posibles Aplicaciones Futuras</w:t>
+      </w:r>
+      <w:bookmarkEnd w:id="34"/>
+    </w:p>
+    <w:p>
+      <w:pPr>
+        <w:jc w:val="both"/>
+        <w:rPr>
+          <w:sz w:val="22"/>
+          <w:szCs w:val="22"/>
+        </w:rPr>
+      </w:pPr>
+      <w:r>
+        <w:rPr>
+          <w:sz w:val="22"/>
+          <w:szCs w:val="22"/>
+        </w:rPr>
+        <w:t xml:space="preserve">La </w:t>
+      </w:r>
+      <w:r>
+        <w:rPr>
+          <w:sz w:val="22"/>
+          <w:szCs w:val="22"/>
+        </w:rPr>
+        <w:t>i</w:t>
+      </w:r>
+      <w:r>
+        <w:rPr>
+          <w:sz w:val="22"/>
+          <w:szCs w:val="22"/>
+        </w:rPr>
+        <w:t>nterfaz presenta un amplio espectro de aplicaciones futuras que pueden potenciar su utilidad y alcance:</w:t>
+      </w:r>
+    </w:p>
+    <w:p>
+      <w:pPr>
+        <w:pStyle w:val="Prrafodelista"/>
+        <w:numPr>
+          <w:ilvl w:val="0"/>
+          <w:numId w:val="21"/>
+        </w:numPr>
+        <w:jc w:val="both"/>
+        <w:rPr>
+          <w:sz w:val="22"/>
+          <w:szCs w:val="22"/>
+        </w:rPr>
+      </w:pPr>
+      <w:r>
+        <w:rPr>
+          <w:sz w:val="22"/>
+          <w:szCs w:val="22"/>
+        </w:rPr>
+        <w:t>Desarrollo de Algoritmos de Inteligencia Artificial: Integrar modelos de aprendizaje automático para tareas avanzadas como la detección de eventos sonoros, clasificación de géneros musicales o mejora automática de la calidad del audio.</w:t>
+      </w:r>
+    </w:p>
+    <w:p>
+      <w:pPr>
+        <w:pStyle w:val="Prrafodelista"/>
+        <w:numPr>
+          <w:ilvl w:val="0"/>
+          <w:numId w:val="21"/>
+        </w:numPr>
+        <w:jc w:val="both"/>
+        <w:rPr>
+          <w:sz w:val="22"/>
+          <w:szCs w:val="22"/>
+        </w:rPr>
+      </w:pPr>
+      <w:r>
+        <w:rPr>
+          <w:sz w:val="22"/>
+          <w:szCs w:val="22"/>
+        </w:rPr>
+        <w:t>Extensión de Efectos y Herramientas de Procesado: Añadir más efectos psicoacústicos y herramientas de procesamiento</w:t>
+      </w:r>
+      <w:r>
+        <w:rPr>
+          <w:sz w:val="22"/>
+          <w:szCs w:val="22"/>
+        </w:rPr>
+        <w:t xml:space="preserve"> </w:t>
+      </w:r>
+      <w:r>
+        <w:rPr>
+          <w:sz w:val="22"/>
+          <w:szCs w:val="22"/>
+        </w:rPr>
+        <w:t>para ofrecer una mayor flexibilidad en la manipulación de audio.</w:t>
+      </w:r>
+    </w:p>
+    <w:p>
+      <w:pPr>
+        <w:pStyle w:val="Prrafodelista"/>
+        <w:numPr>
+          <w:ilvl w:val="0"/>
+          <w:numId w:val="21"/>
+        </w:numPr>
+        <w:jc w:val="both"/>
+        <w:rPr>
+          <w:sz w:val="22"/>
+          <w:szCs w:val="22"/>
+        </w:rPr>
+      </w:pPr>
+      <w:r>
+        <w:rPr>
+          <w:sz w:val="22"/>
+          <w:szCs w:val="22"/>
+        </w:rPr>
+        <w:t>Colaboración y Compartición de Proyectos: Implementar funcionalidades para la colaboración en tiempo real y la compartición de proyectos, facilitando el trabajo en equipo y la enseñanza en entornos educativos.</w:t>
+      </w:r>
+    </w:p>
+    <w:p>
+      <w:pPr>
+        <w:pStyle w:val="Prrafodelista"/>
+        <w:numPr>
+          <w:ilvl w:val="0"/>
+          <w:numId w:val="21"/>
+        </w:numPr>
+        <w:jc w:val="both"/>
+        <w:rPr>
+          <w:sz w:val="22"/>
+          <w:szCs w:val="22"/>
+        </w:rPr>
+      </w:pPr>
+      <w:r>
+        <w:rPr>
+          <w:sz w:val="22"/>
+          <w:szCs w:val="22"/>
+        </w:rPr>
+        <w:lastRenderedPageBreak/>
+        <w:t>Optimización de Rendimiento: Mejorar la eficiencia y velocidad de procesamiento, permitiendo manejar señales de audio de mayor tamaño y complejidad sin comprometer el rendimiento de la interfaz.</w:t>
+      </w:r>
+    </w:p>
+    <w:p>
+      <w:pPr>
+        <w:pStyle w:val="Prrafodelista"/>
+        <w:numPr>
+          <w:ilvl w:val="0"/>
+          <w:numId w:val="21"/>
+        </w:numPr>
+        <w:jc w:val="both"/>
+        <w:rPr>
+          <w:sz w:val="22"/>
+          <w:szCs w:val="22"/>
+        </w:rPr>
+      </w:pPr>
+      <w:r>
+        <w:rPr>
+          <w:sz w:val="22"/>
+          <w:szCs w:val="22"/>
+        </w:rPr>
+        <w:t>Soporte Multiplataforma: Adaptar la interfaz para ser compatible con diferentes sistemas operativos y dispositivos móviles, ampliando su accesibilidad y uso en diversas plataformas.</w:t>
+      </w:r>
+    </w:p>
+    <w:p>
+      <w:pPr>
+        <w:ind w:firstLine="360"/>
+        <w:jc w:val="both"/>
+        <w:rPr>
+          <w:sz w:val="22"/>
+          <w:szCs w:val="22"/>
+        </w:rPr>
+      </w:pPr>
+      <w:r>
+        <w:rPr>
+          <w:sz w:val="22"/>
+          <w:szCs w:val="22"/>
+        </w:rPr>
+        <w:t>Estas aplicaciones futuras no solo incrementarán la funcionalidad de la interfaz, sino que también abrirán nuevas oportunidades para su utilización en distintos campos, como la investigación científica, la producción musical, la ingeniería de sonido y la educación.</w:t>
+      </w:r>
+    </w:p>
+    <w:p>
+      <w:pPr>
+        <w:ind w:firstLine="360"/>
+        <w:jc w:val="both"/>
+        <w:rPr>
+          <w:sz w:val="22"/>
+          <w:szCs w:val="22"/>
+        </w:rPr>
+      </w:pPr>
+      <w:r>
+        <w:rPr>
+          <w:sz w:val="22"/>
+          <w:szCs w:val="22"/>
+        </w:rPr>
+        <w:t>En resumen, la interfaz desarrollada no solo cumple con los objetivos iniciales de proporcionar una herramienta completa y fácil de usar para el análisis y procesamiento de audio, sino que también ofrece una base sólida para futuras expansiones y mejoras que pueden adaptarse a las necesidades emergentes de sus usuarios.</w:t>
+      </w:r>
       <w:r>
         <w:rPr>
           <w:sz w:val="22"/>
@@ -5312,213 +8325,56 @@
     </w:p>
     <w:p>
       <w:pPr>
-        <w:pStyle w:val="Prrafodelista"/>
+        <w:pStyle w:val="Ttulo1"/>
         <w:numPr>
           <w:ilvl w:val="0"/>
           <w:numId w:val="7"/>
         </w:numPr>
-        <w:jc w:val="both"/>
-        <w:rPr>
-          <w:sz w:val="22"/>
-          <w:szCs w:val="22"/>
-        </w:rPr>
-      </w:pPr>
-      <w:r>
-        <w:rPr>
-          <w:sz w:val="22"/>
-          <w:szCs w:val="22"/>
-        </w:rPr>
-        <w:lastRenderedPageBreak/>
-        <w:t>Conclusiones</w:t>
-      </w:r>
-    </w:p>
-    <w:p>
-      <w:pPr>
-        <w:jc w:val="both"/>
-        <w:rPr>
-          <w:sz w:val="22"/>
-          <w:szCs w:val="22"/>
-        </w:rPr>
-      </w:pPr>
-      <w:r>
-        <w:rPr>
-          <w:sz w:val="22"/>
-          <w:szCs w:val="22"/>
-        </w:rPr>
-        <w:t>Resumen de funcionalidades clave</w:t>
-      </w:r>
-    </w:p>
-    <w:p>
-      <w:pPr>
-        <w:jc w:val="both"/>
-        <w:rPr>
-          <w:sz w:val="22"/>
-          <w:szCs w:val="22"/>
-        </w:rPr>
-      </w:pPr>
-      <w:r>
-        <w:rPr>
-          <w:sz w:val="22"/>
-          <w:szCs w:val="22"/>
-        </w:rPr>
-        <w:t>Posibles aplicaciones futuras</w:t>
-      </w:r>
-    </w:p>
-    <w:p>
-      <w:pPr>
-        <w:jc w:val="both"/>
-        <w:rPr>
-          <w:sz w:val="22"/>
-          <w:szCs w:val="22"/>
-        </w:rPr>
-      </w:pPr>
-      <w:r>
-        <w:rPr>
-          <w:sz w:val="22"/>
-          <w:szCs w:val="22"/>
-        </w:rPr>
-        <w:br w:type="page"/>
-      </w:r>
-    </w:p>
-    <w:p>
-      <w:pPr>
-        <w:pStyle w:val="Prrafodelista"/>
-        <w:numPr>
-          <w:ilvl w:val="0"/>
-          <w:numId w:val="7"/>
-        </w:numPr>
-        <w:jc w:val="both"/>
-        <w:rPr>
-          <w:sz w:val="22"/>
-          <w:szCs w:val="22"/>
-        </w:rPr>
-      </w:pPr>
-      <w:r>
-        <w:rPr>
-          <w:sz w:val="22"/>
-          <w:szCs w:val="22"/>
-        </w:rPr>
+      </w:pPr>
+      <w:bookmarkStart w:id="35" w:name="_Toc184120721"/>
+      <w:r>
         <w:lastRenderedPageBreak/>
         <w:t>Apéndices</w:t>
       </w:r>
-    </w:p>
-    <w:p>
-      <w:pPr>
-        <w:jc w:val="both"/>
-        <w:rPr>
-          <w:sz w:val="22"/>
-          <w:szCs w:val="22"/>
-        </w:rPr>
-      </w:pPr>
-      <w:r>
-        <w:rPr>
-          <w:sz w:val="22"/>
-          <w:szCs w:val="22"/>
-        </w:rPr>
-        <w:t xml:space="preserve">Referencias. Documentación sobre MATLAB (tomar del </w:t>
-      </w:r>
-      <w:proofErr w:type="spellStart"/>
-      <w:r>
-        <w:rPr>
-          <w:sz w:val="22"/>
-          <w:szCs w:val="22"/>
-        </w:rPr>
-        <w:t>pdf</w:t>
-      </w:r>
-      <w:proofErr w:type="spellEnd"/>
-      <w:r>
-        <w:rPr>
-          <w:sz w:val="22"/>
-          <w:szCs w:val="22"/>
-        </w:rPr>
-        <w:t xml:space="preserve"> del enunciado</w:t>
-      </w:r>
-      <w:proofErr w:type="gramStart"/>
-      <w:r>
-        <w:rPr>
-          <w:sz w:val="22"/>
-          <w:szCs w:val="22"/>
-        </w:rPr>
-        <w:t xml:space="preserve">), </w:t>
-      </w:r>
-      <w:r>
-        <w:rPr>
-          <w:sz w:val="22"/>
-          <w:szCs w:val="22"/>
-        </w:rPr>
-        <w:t xml:space="preserve"> o</w:t>
-      </w:r>
-      <w:proofErr w:type="gramEnd"/>
-      <w:r>
-        <w:rPr>
-          <w:sz w:val="22"/>
-          <w:szCs w:val="22"/>
-        </w:rPr>
-        <w:t xml:space="preserve"> sobre algoritmos o </w:t>
-      </w:r>
-      <w:proofErr w:type="spellStart"/>
-      <w:r>
-        <w:rPr>
-          <w:sz w:val="22"/>
-          <w:szCs w:val="22"/>
-        </w:rPr>
-        <w:t>APIs</w:t>
-      </w:r>
-      <w:proofErr w:type="spellEnd"/>
-      <w:r>
-        <w:rPr>
-          <w:sz w:val="22"/>
-          <w:szCs w:val="22"/>
-        </w:rPr>
-        <w:t xml:space="preserve"> especificas (</w:t>
-      </w:r>
-      <w:proofErr w:type="spellStart"/>
-      <w:r>
-        <w:rPr>
-          <w:sz w:val="22"/>
-          <w:szCs w:val="22"/>
-        </w:rPr>
-        <w:t>huggingface</w:t>
-      </w:r>
-      <w:proofErr w:type="spellEnd"/>
-      <w:r>
-        <w:rPr>
-          <w:sz w:val="22"/>
-          <w:szCs w:val="22"/>
-        </w:rPr>
-        <w:t>)</w:t>
-      </w:r>
-    </w:p>
-    <w:p>
-      <w:pPr>
-        <w:jc w:val="both"/>
-        <w:rPr>
-          <w:sz w:val="22"/>
-          <w:szCs w:val="22"/>
-        </w:rPr>
-      </w:pPr>
-      <w:r>
-        <w:rPr>
-          <w:sz w:val="22"/>
-          <w:szCs w:val="22"/>
-        </w:rPr>
-        <w:t xml:space="preserve">Código fuente. </w:t>
-      </w:r>
-      <w:proofErr w:type="gramStart"/>
-      <w:r>
-        <w:rPr>
-          <w:sz w:val="22"/>
-          <w:szCs w:val="22"/>
-        </w:rPr>
-        <w:t>Indicar</w:t>
-      </w:r>
-      <w:proofErr w:type="gramEnd"/>
-      <w:r>
-        <w:rPr>
-          <w:sz w:val="22"/>
-          <w:szCs w:val="22"/>
-        </w:rPr>
-        <w:t xml:space="preserve"> que se adjunta/ adjuntar repo</w:t>
+      <w:bookmarkEnd w:id="35"/>
+    </w:p>
+    <w:p>
+      <w:pPr>
+        <w:jc w:val="both"/>
+        <w:rPr>
+          <w:sz w:val="22"/>
+          <w:szCs w:val="22"/>
+        </w:rPr>
+      </w:pPr>
+      <w:r>
+        <w:rPr>
+          <w:sz w:val="22"/>
+          <w:szCs w:val="22"/>
+        </w:rPr>
+        <w:t xml:space="preserve">Referencias. Documentación sobre MATLAB (tomar del pdf del enunciado), </w:t>
+      </w:r>
+      <w:r>
+        <w:rPr>
+          <w:sz w:val="22"/>
+          <w:szCs w:val="22"/>
+        </w:rPr>
+        <w:t xml:space="preserve"> o sobre algoritmos o APIs especificas (huggingface)</w:t>
+      </w:r>
+    </w:p>
+    <w:p>
+      <w:pPr>
+        <w:jc w:val="both"/>
+        <w:rPr>
+          <w:sz w:val="22"/>
+          <w:szCs w:val="22"/>
+        </w:rPr>
+      </w:pPr>
+      <w:r>
+        <w:rPr>
+          <w:sz w:val="22"/>
+          <w:szCs w:val="22"/>
+        </w:rPr>
+        <w:t>Código fuente. Indicar que se adjunta/ adjuntar repo</w:t>
       </w:r>
     </w:p>
     <w:p>
@@ -5545,8 +8401,9 @@
       </w:pPr>
     </w:p>
     <w:sectPr>
+      <w:footerReference w:type="default" r:id="rId8"/>
       <w:pgSz w:w="11906" w:h="16838"/>
-      <w:pgMar w:top="1417" w:right="1701" w:bottom="1417" w:left="1701" w:header="708" w:footer="708" w:gutter="0"/>
+      <w:pgMar w:top="1417" w:right="1701" w:bottom="1417" w:left="1701" w:header="708" w:footer="168" w:gutter="0"/>
       <w:cols w:space="708"/>
       <w:docGrid w:linePitch="360"/>
     </w:sectPr>
@@ -5579,6 +8436,60 @@
 </w:endnotes>
 </file>
 
+<file path=word/footer1.xml><?xml version="1.0" encoding="utf-8"?>
+<w:ftr xmlns:wpc="http://schemas.microsoft.com/office/word/2010/wordprocessingCanvas" xmlns:cx="http://schemas.microsoft.com/office/drawing/2014/chartex" xmlns:cx1="http://schemas.microsoft.com/office/drawing/2015/9/8/chartex" xmlns:cx2="http://schemas.microsoft.com/office/drawing/2015/10/21/chartex" xmlns:cx3="http://schemas.microsoft.com/office/drawing/2016/5/9/chartex" xmlns:cx4="http://schemas.microsoft.com/office/drawing/2016/5/10/chartex" xmlns:cx5="http://schemas.microsoft.com/office/drawing/2016/5/11/chartex" xmlns:cx6="http://schemas.microsoft.com/office/drawing/2016/5/12/chartex" xmlns:cx7="http://schemas.microsoft.com/office/drawing/2016/5/13/chartex" xmlns:cx8="http://schemas.microsoft.com/office/drawing/2016/5/14/chartex" xmlns:mc="http://schemas.openxmlformats.org/markup-compatibility/2006" xmlns:aink="http://schemas.microsoft.com/office/drawing/2016/ink" xmlns:am3d="http://schemas.microsoft.com/office/drawing/2017/model3d" xmlns:o="urn:schemas-microsoft-com:office:office" xmlns:oel="http://schemas.microsoft.com/office/2019/extlst" xmlns:r="http://schemas.openxmlformats.org/officeDocument/2006/relationships" xmlns:m="http://schemas.openxmlformats.org/officeDocument/2006/math" xmlns:v="urn:schemas-microsoft-com:vml" xmlns:wp14="http://schemas.microsoft.com/office/word/2010/wordprocessingDrawing" xmlns:wp="http://schemas.openxmlformats.org/drawingml/2006/wordprocessingDrawing" xmlns:w10="urn:schemas-microsoft-com:office:word" xmlns:w="http://schemas.openxmlformats.org/wordprocessingml/2006/main" xmlns:w14="http://schemas.microsoft.com/office/word/2010/wordml" xmlns:w15="http://schemas.microsoft.com/office/word/2012/wordml" xmlns:w16cex="http://schemas.microsoft.com/office/word/2018/wordml/cex" xmlns:w16cid="http://schemas.microsoft.com/office/word/2016/wordml/cid" xmlns:w16="http://schemas.microsoft.com/office/word/2018/wordml" xmlns:w16du="http://schemas.microsoft.com/office/word/2023/wordml/word16du" xmlns:w16sdtdh="http://schemas.microsoft.com/office/word/2020/wordml/sdtdatahash" xmlns:w16se="http://schemas.microsoft.com/office/word/2015/wordml/symex" xmlns:wpg="http://schemas.microsoft.com/office/word/2010/wordprocessingGroup" xmlns:wpi="http://schemas.microsoft.com/office/word/2010/wordprocessingInk" xmlns:wne="http://schemas.microsoft.com/office/word/2006/wordml" xmlns:wps="http://schemas.microsoft.com/office/word/2010/wordprocessingShape" mc:Ignorable="w14 w15 w16se w16cid w16 w16cex w16sdtdh w16du wp14">
+  <w:p>
+    <w:pPr>
+      <w:jc w:val="right"/>
+      <w:rPr>
+        <w:sz w:val="22"/>
+        <w:szCs w:val="22"/>
+      </w:rPr>
+    </w:pPr>
+    <w:r>
+      <w:rPr>
+        <w:sz w:val="22"/>
+        <w:szCs w:val="22"/>
+      </w:rPr>
+      <w:fldChar w:fldCharType="begin"/>
+    </w:r>
+    <w:r>
+      <w:rPr>
+        <w:sz w:val="22"/>
+        <w:szCs w:val="22"/>
+      </w:rPr>
+      <w:instrText>PAGE   \* MERGEFORMAT</w:instrText>
+    </w:r>
+    <w:r>
+      <w:rPr>
+        <w:sz w:val="22"/>
+        <w:szCs w:val="22"/>
+      </w:rPr>
+      <w:fldChar w:fldCharType="separate"/>
+    </w:r>
+    <w:r>
+      <w:rPr>
+        <w:sz w:val="22"/>
+        <w:szCs w:val="22"/>
+      </w:rPr>
+      <w:t>2</w:t>
+    </w:r>
+    <w:r>
+      <w:rPr>
+        <w:sz w:val="22"/>
+        <w:szCs w:val="22"/>
+      </w:rPr>
+      <w:fldChar w:fldCharType="end"/>
+    </w:r>
+  </w:p>
+  <w:p>
+    <w:pPr>
+      <w:pStyle w:val="Piedepgina"/>
+    </w:pPr>
+  </w:p>
+</w:ftr>
+</file>
+
 <file path=word/footnotes.xml><?xml version="1.0" encoding="utf-8"?>
 <w:footnotes xmlns:wpc="http://schemas.microsoft.com/office/word/2010/wordprocessingCanvas" xmlns:cx="http://schemas.microsoft.com/office/drawing/2014/chartex" xmlns:cx1="http://schemas.microsoft.com/office/drawing/2015/9/8/chartex" xmlns:cx2="http://schemas.microsoft.com/office/drawing/2015/10/21/chartex" xmlns:cx3="http://schemas.microsoft.com/office/drawing/2016/5/9/chartex" xmlns:cx4="http://schemas.microsoft.com/office/drawing/2016/5/10/chartex" xmlns:cx5="http://schemas.microsoft.com/office/drawing/2016/5/11/chartex" xmlns:cx6="http://schemas.microsoft.com/office/drawing/2016/5/12/chartex" xmlns:cx7="http://schemas.microsoft.com/office/drawing/2016/5/13/chartex" xmlns:cx8="http://schemas.microsoft.com/office/drawing/2016/5/14/chartex" xmlns:mc="http://schemas.openxmlformats.org/markup-compatibility/2006" xmlns:aink="http://schemas.microsoft.com/office/drawing/2016/ink" xmlns:am3d="http://schemas.microsoft.com/office/drawing/2017/model3d" xmlns:o="urn:schemas-microsoft-com:office:office" xmlns:oel="http://schemas.microsoft.com/office/2019/extlst" xmlns:r="http://schemas.openxmlformats.org/officeDocument/2006/relationships" xmlns:m="http://schemas.openxmlformats.org/officeDocument/2006/math" xmlns:v="urn:schemas-microsoft-com:vml" xmlns:wp14="http://schemas.microsoft.com/office/word/2010/wordprocessingDrawing" xmlns:wp="http://schemas.openxmlformats.org/drawingml/2006/wordprocessingDrawing" xmlns:w10="urn:schemas-microsoft-com:office:word" xmlns:w="http://schemas.openxmlformats.org/wordprocessingml/2006/main" xmlns:w14="http://schemas.microsoft.com/office/word/2010/wordml" xmlns:w15="http://schemas.microsoft.com/office/word/2012/wordml" xmlns:w16cex="http://schemas.microsoft.com/office/word/2018/wordml/cex" xmlns:w16cid="http://schemas.microsoft.com/office/word/2016/wordml/cid" xmlns:w16="http://schemas.microsoft.com/office/word/2018/wordml" xmlns:w16du="http://schemas.microsoft.com/office/word/2023/wordml/word16du" xmlns:w16sdtdh="http://schemas.microsoft.com/office/word/2020/wordml/sdtdatahash" xmlns:w16se="http://schemas.microsoft.com/office/word/2015/wordml/symex" xmlns:wpg="http://schemas.microsoft.com/office/word/2010/wordprocessingGroup" xmlns:wpi="http://schemas.microsoft.com/office/word/2010/wordprocessingInk" xmlns:wne="http://schemas.microsoft.com/office/word/2006/wordml" xmlns:wps="http://schemas.microsoft.com/office/word/2010/wordprocessingShape" mc:Ignorable="w14 w15 w16se w16cid w16 w16cex w16sdtdh w16du wp14">
   <w:footnote w:type="separator" w:id="-1">
@@ -5607,6 +8518,119 @@
 <file path=word/numbering.xml><?xml version="1.0" encoding="utf-8"?>
 <w:numbering xmlns:wpc="http://schemas.microsoft.com/office/word/2010/wordprocessingCanvas" xmlns:cx="http://schemas.microsoft.com/office/drawing/2014/chartex" xmlns:cx1="http://schemas.microsoft.com/office/drawing/2015/9/8/chartex" xmlns:cx2="http://schemas.microsoft.com/office/drawing/2015/10/21/chartex" xmlns:cx3="http://schemas.microsoft.com/office/drawing/2016/5/9/chartex" xmlns:cx4="http://schemas.microsoft.com/office/drawing/2016/5/10/chartex" xmlns:cx5="http://schemas.microsoft.com/office/drawing/2016/5/11/chartex" xmlns:cx6="http://schemas.microsoft.com/office/drawing/2016/5/12/chartex" xmlns:cx7="http://schemas.microsoft.com/office/drawing/2016/5/13/chartex" xmlns:cx8="http://schemas.microsoft.com/office/drawing/2016/5/14/chartex" xmlns:mc="http://schemas.openxmlformats.org/markup-compatibility/2006" xmlns:aink="http://schemas.microsoft.com/office/drawing/2016/ink" xmlns:am3d="http://schemas.microsoft.com/office/drawing/2017/model3d" xmlns:o="urn:schemas-microsoft-com:office:office" xmlns:oel="http://schemas.microsoft.com/office/2019/extlst" xmlns:r="http://schemas.openxmlformats.org/officeDocument/2006/relationships" xmlns:m="http://schemas.openxmlformats.org/officeDocument/2006/math" xmlns:v="urn:schemas-microsoft-com:vml" xmlns:wp14="http://schemas.microsoft.com/office/word/2010/wordprocessingDrawing" xmlns:wp="http://schemas.openxmlformats.org/drawingml/2006/wordprocessingDrawing" xmlns:w10="urn:schemas-microsoft-com:office:word" xmlns:w="http://schemas.openxmlformats.org/wordprocessingml/2006/main" xmlns:w14="http://schemas.microsoft.com/office/word/2010/wordml" xmlns:w15="http://schemas.microsoft.com/office/word/2012/wordml" xmlns:w16cex="http://schemas.microsoft.com/office/word/2018/wordml/cex" xmlns:w16cid="http://schemas.microsoft.com/office/word/2016/wordml/cid" xmlns:w16="http://schemas.microsoft.com/office/word/2018/wordml" xmlns:w16du="http://schemas.microsoft.com/office/word/2023/wordml/word16du" xmlns:w16sdtdh="http://schemas.microsoft.com/office/word/2020/wordml/sdtdatahash" xmlns:w16se="http://schemas.microsoft.com/office/word/2015/wordml/symex" xmlns:wpg="http://schemas.microsoft.com/office/word/2010/wordprocessingGroup" xmlns:wpi="http://schemas.microsoft.com/office/word/2010/wordprocessingInk" xmlns:wne="http://schemas.microsoft.com/office/word/2006/wordml" xmlns:wps="http://schemas.microsoft.com/office/word/2010/wordprocessingShape" mc:Ignorable="w14 w15 w16se w16cid w16 w16cex w16sdtdh w16du wp14">
   <w:abstractNum w:abstractNumId="0" w15:restartNumberingAfterBreak="0">
+    <w:nsid w:val="02AC3BAD"/>
+    <w:multiLevelType w:val="hybridMultilevel"/>
+    <w:tmpl w:val="61FEC10C"/>
+    <w:lvl w:ilvl="0" w:tplc="0C0A0001">
+      <w:start w:val="1"/>
+      <w:numFmt w:val="bullet"/>
+      <w:lvlText w:val=""/>
+      <w:lvlJc w:val="left"/>
+      <w:pPr>
+        <w:ind w:left="720" w:hanging="360"/>
+      </w:pPr>
+      <w:rPr>
+        <w:rFonts w:ascii="Symbol" w:hAnsi="Symbol" w:hint="default"/>
+      </w:rPr>
+    </w:lvl>
+    <w:lvl w:ilvl="1" w:tplc="0C0A0003" w:tentative="1">
+      <w:start w:val="1"/>
+      <w:numFmt w:val="bullet"/>
+      <w:lvlText w:val="o"/>
+      <w:lvlJc w:val="left"/>
+      <w:pPr>
+        <w:ind w:left="1440" w:hanging="360"/>
+      </w:pPr>
+      <w:rPr>
+        <w:rFonts w:ascii="Courier New" w:hAnsi="Courier New" w:cs="Courier New" w:hint="default"/>
+      </w:rPr>
+    </w:lvl>
+    <w:lvl w:ilvl="2" w:tplc="0C0A0005" w:tentative="1">
+      <w:start w:val="1"/>
+      <w:numFmt w:val="bullet"/>
+      <w:lvlText w:val=""/>
+      <w:lvlJc w:val="left"/>
+      <w:pPr>
+        <w:ind w:left="2160" w:hanging="360"/>
+      </w:pPr>
+      <w:rPr>
+        <w:rFonts w:ascii="Wingdings" w:hAnsi="Wingdings" w:hint="default"/>
+      </w:rPr>
+    </w:lvl>
+    <w:lvl w:ilvl="3" w:tplc="0C0A0001" w:tentative="1">
+      <w:start w:val="1"/>
+      <w:numFmt w:val="bullet"/>
+      <w:lvlText w:val=""/>
+      <w:lvlJc w:val="left"/>
+      <w:pPr>
+        <w:ind w:left="2880" w:hanging="360"/>
+      </w:pPr>
+      <w:rPr>
+        <w:rFonts w:ascii="Symbol" w:hAnsi="Symbol" w:hint="default"/>
+      </w:rPr>
+    </w:lvl>
+    <w:lvl w:ilvl="4" w:tplc="0C0A0003" w:tentative="1">
+      <w:start w:val="1"/>
+      <w:numFmt w:val="bullet"/>
+      <w:lvlText w:val="o"/>
+      <w:lvlJc w:val="left"/>
+      <w:pPr>
+        <w:ind w:left="3600" w:hanging="360"/>
+      </w:pPr>
+      <w:rPr>
+        <w:rFonts w:ascii="Courier New" w:hAnsi="Courier New" w:cs="Courier New" w:hint="default"/>
+      </w:rPr>
+    </w:lvl>
+    <w:lvl w:ilvl="5" w:tplc="0C0A0005" w:tentative="1">
+      <w:start w:val="1"/>
+      <w:numFmt w:val="bullet"/>
+      <w:lvlText w:val=""/>
+      <w:lvlJc w:val="left"/>
+      <w:pPr>
+        <w:ind w:left="4320" w:hanging="360"/>
+      </w:pPr>
+      <w:rPr>
+        <w:rFonts w:ascii="Wingdings" w:hAnsi="Wingdings" w:hint="default"/>
+      </w:rPr>
+    </w:lvl>
+    <w:lvl w:ilvl="6" w:tplc="0C0A0001" w:tentative="1">
+      <w:start w:val="1"/>
+      <w:numFmt w:val="bullet"/>
+      <w:lvlText w:val=""/>
+      <w:lvlJc w:val="left"/>
+      <w:pPr>
+        <w:ind w:left="5040" w:hanging="360"/>
+      </w:pPr>
+      <w:rPr>
+        <w:rFonts w:ascii="Symbol" w:hAnsi="Symbol" w:hint="default"/>
+      </w:rPr>
+    </w:lvl>
+    <w:lvl w:ilvl="7" w:tplc="0C0A0003" w:tentative="1">
+      <w:start w:val="1"/>
+      <w:numFmt w:val="bullet"/>
+      <w:lvlText w:val="o"/>
+      <w:lvlJc w:val="left"/>
+      <w:pPr>
+        <w:ind w:left="5760" w:hanging="360"/>
+      </w:pPr>
+      <w:rPr>
+        <w:rFonts w:ascii="Courier New" w:hAnsi="Courier New" w:cs="Courier New" w:hint="default"/>
+      </w:rPr>
+    </w:lvl>
+    <w:lvl w:ilvl="8" w:tplc="0C0A0005" w:tentative="1">
+      <w:start w:val="1"/>
+      <w:numFmt w:val="bullet"/>
+      <w:lvlText w:val=""/>
+      <w:lvlJc w:val="left"/>
+      <w:pPr>
+        <w:ind w:left="6480" w:hanging="360"/>
+      </w:pPr>
+      <w:rPr>
+        <w:rFonts w:ascii="Wingdings" w:hAnsi="Wingdings" w:hint="default"/>
+      </w:rPr>
+    </w:lvl>
+  </w:abstractNum>
+  <w:abstractNum w:abstractNumId="1" w15:restartNumberingAfterBreak="0">
     <w:nsid w:val="094A164A"/>
     <w:multiLevelType w:val="hybridMultilevel"/>
     <w:tmpl w:val="8382A08A"/>
@@ -5719,7 +8743,345 @@
       </w:rPr>
     </w:lvl>
   </w:abstractNum>
-  <w:abstractNum w:abstractNumId="1" w15:restartNumberingAfterBreak="0">
+  <w:abstractNum w:abstractNumId="2" w15:restartNumberingAfterBreak="0">
+    <w:nsid w:val="0A5164A5"/>
+    <w:multiLevelType w:val="hybridMultilevel"/>
+    <w:tmpl w:val="C18E0E80"/>
+    <w:lvl w:ilvl="0" w:tplc="56D23048">
+      <w:numFmt w:val="bullet"/>
+      <w:lvlText w:val="-"/>
+      <w:lvlJc w:val="left"/>
+      <w:pPr>
+        <w:ind w:left="720" w:hanging="360"/>
+      </w:pPr>
+      <w:rPr>
+        <w:rFonts w:ascii="Aptos" w:eastAsiaTheme="minorHAnsi" w:hAnsi="Aptos" w:cstheme="minorBidi" w:hint="default"/>
+      </w:rPr>
+    </w:lvl>
+    <w:lvl w:ilvl="1" w:tplc="0C0A0003" w:tentative="1">
+      <w:start w:val="1"/>
+      <w:numFmt w:val="bullet"/>
+      <w:lvlText w:val="o"/>
+      <w:lvlJc w:val="left"/>
+      <w:pPr>
+        <w:ind w:left="1440" w:hanging="360"/>
+      </w:pPr>
+      <w:rPr>
+        <w:rFonts w:ascii="Courier New" w:hAnsi="Courier New" w:cs="Courier New" w:hint="default"/>
+      </w:rPr>
+    </w:lvl>
+    <w:lvl w:ilvl="2" w:tplc="0C0A0005" w:tentative="1">
+      <w:start w:val="1"/>
+      <w:numFmt w:val="bullet"/>
+      <w:lvlText w:val=""/>
+      <w:lvlJc w:val="left"/>
+      <w:pPr>
+        <w:ind w:left="2160" w:hanging="360"/>
+      </w:pPr>
+      <w:rPr>
+        <w:rFonts w:ascii="Wingdings" w:hAnsi="Wingdings" w:hint="default"/>
+      </w:rPr>
+    </w:lvl>
+    <w:lvl w:ilvl="3" w:tplc="0C0A0001" w:tentative="1">
+      <w:start w:val="1"/>
+      <w:numFmt w:val="bullet"/>
+      <w:lvlText w:val=""/>
+      <w:lvlJc w:val="left"/>
+      <w:pPr>
+        <w:ind w:left="2880" w:hanging="360"/>
+      </w:pPr>
+      <w:rPr>
+        <w:rFonts w:ascii="Symbol" w:hAnsi="Symbol" w:hint="default"/>
+      </w:rPr>
+    </w:lvl>
+    <w:lvl w:ilvl="4" w:tplc="0C0A0003" w:tentative="1">
+      <w:start w:val="1"/>
+      <w:numFmt w:val="bullet"/>
+      <w:lvlText w:val="o"/>
+      <w:lvlJc w:val="left"/>
+      <w:pPr>
+        <w:ind w:left="3600" w:hanging="360"/>
+      </w:pPr>
+      <w:rPr>
+        <w:rFonts w:ascii="Courier New" w:hAnsi="Courier New" w:cs="Courier New" w:hint="default"/>
+      </w:rPr>
+    </w:lvl>
+    <w:lvl w:ilvl="5" w:tplc="0C0A0005" w:tentative="1">
+      <w:start w:val="1"/>
+      <w:numFmt w:val="bullet"/>
+      <w:lvlText w:val=""/>
+      <w:lvlJc w:val="left"/>
+      <w:pPr>
+        <w:ind w:left="4320" w:hanging="360"/>
+      </w:pPr>
+      <w:rPr>
+        <w:rFonts w:ascii="Wingdings" w:hAnsi="Wingdings" w:hint="default"/>
+      </w:rPr>
+    </w:lvl>
+    <w:lvl w:ilvl="6" w:tplc="0C0A0001" w:tentative="1">
+      <w:start w:val="1"/>
+      <w:numFmt w:val="bullet"/>
+      <w:lvlText w:val=""/>
+      <w:lvlJc w:val="left"/>
+      <w:pPr>
+        <w:ind w:left="5040" w:hanging="360"/>
+      </w:pPr>
+      <w:rPr>
+        <w:rFonts w:ascii="Symbol" w:hAnsi="Symbol" w:hint="default"/>
+      </w:rPr>
+    </w:lvl>
+    <w:lvl w:ilvl="7" w:tplc="0C0A0003" w:tentative="1">
+      <w:start w:val="1"/>
+      <w:numFmt w:val="bullet"/>
+      <w:lvlText w:val="o"/>
+      <w:lvlJc w:val="left"/>
+      <w:pPr>
+        <w:ind w:left="5760" w:hanging="360"/>
+      </w:pPr>
+      <w:rPr>
+        <w:rFonts w:ascii="Courier New" w:hAnsi="Courier New" w:cs="Courier New" w:hint="default"/>
+      </w:rPr>
+    </w:lvl>
+    <w:lvl w:ilvl="8" w:tplc="0C0A0005" w:tentative="1">
+      <w:start w:val="1"/>
+      <w:numFmt w:val="bullet"/>
+      <w:lvlText w:val=""/>
+      <w:lvlJc w:val="left"/>
+      <w:pPr>
+        <w:ind w:left="6480" w:hanging="360"/>
+      </w:pPr>
+      <w:rPr>
+        <w:rFonts w:ascii="Wingdings" w:hAnsi="Wingdings" w:hint="default"/>
+      </w:rPr>
+    </w:lvl>
+  </w:abstractNum>
+  <w:abstractNum w:abstractNumId="3" w15:restartNumberingAfterBreak="0">
+    <w:nsid w:val="0DDC51D0"/>
+    <w:multiLevelType w:val="hybridMultilevel"/>
+    <w:tmpl w:val="BA723D9E"/>
+    <w:lvl w:ilvl="0" w:tplc="0C0A0001">
+      <w:start w:val="1"/>
+      <w:numFmt w:val="bullet"/>
+      <w:lvlText w:val=""/>
+      <w:lvlJc w:val="left"/>
+      <w:pPr>
+        <w:ind w:left="720" w:hanging="360"/>
+      </w:pPr>
+      <w:rPr>
+        <w:rFonts w:ascii="Symbol" w:hAnsi="Symbol" w:hint="default"/>
+      </w:rPr>
+    </w:lvl>
+    <w:lvl w:ilvl="1" w:tplc="0C0A0003" w:tentative="1">
+      <w:start w:val="1"/>
+      <w:numFmt w:val="bullet"/>
+      <w:lvlText w:val="o"/>
+      <w:lvlJc w:val="left"/>
+      <w:pPr>
+        <w:ind w:left="1440" w:hanging="360"/>
+      </w:pPr>
+      <w:rPr>
+        <w:rFonts w:ascii="Courier New" w:hAnsi="Courier New" w:cs="Courier New" w:hint="default"/>
+      </w:rPr>
+    </w:lvl>
+    <w:lvl w:ilvl="2" w:tplc="0C0A0005" w:tentative="1">
+      <w:start w:val="1"/>
+      <w:numFmt w:val="bullet"/>
+      <w:lvlText w:val=""/>
+      <w:lvlJc w:val="left"/>
+      <w:pPr>
+        <w:ind w:left="2160" w:hanging="360"/>
+      </w:pPr>
+      <w:rPr>
+        <w:rFonts w:ascii="Wingdings" w:hAnsi="Wingdings" w:hint="default"/>
+      </w:rPr>
+    </w:lvl>
+    <w:lvl w:ilvl="3" w:tplc="0C0A0001" w:tentative="1">
+      <w:start w:val="1"/>
+      <w:numFmt w:val="bullet"/>
+      <w:lvlText w:val=""/>
+      <w:lvlJc w:val="left"/>
+      <w:pPr>
+        <w:ind w:left="2880" w:hanging="360"/>
+      </w:pPr>
+      <w:rPr>
+        <w:rFonts w:ascii="Symbol" w:hAnsi="Symbol" w:hint="default"/>
+      </w:rPr>
+    </w:lvl>
+    <w:lvl w:ilvl="4" w:tplc="0C0A0003" w:tentative="1">
+      <w:start w:val="1"/>
+      <w:numFmt w:val="bullet"/>
+      <w:lvlText w:val="o"/>
+      <w:lvlJc w:val="left"/>
+      <w:pPr>
+        <w:ind w:left="3600" w:hanging="360"/>
+      </w:pPr>
+      <w:rPr>
+        <w:rFonts w:ascii="Courier New" w:hAnsi="Courier New" w:cs="Courier New" w:hint="default"/>
+      </w:rPr>
+    </w:lvl>
+    <w:lvl w:ilvl="5" w:tplc="0C0A0005" w:tentative="1">
+      <w:start w:val="1"/>
+      <w:numFmt w:val="bullet"/>
+      <w:lvlText w:val=""/>
+      <w:lvlJc w:val="left"/>
+      <w:pPr>
+        <w:ind w:left="4320" w:hanging="360"/>
+      </w:pPr>
+      <w:rPr>
+        <w:rFonts w:ascii="Wingdings" w:hAnsi="Wingdings" w:hint="default"/>
+      </w:rPr>
+    </w:lvl>
+    <w:lvl w:ilvl="6" w:tplc="0C0A0001" w:tentative="1">
+      <w:start w:val="1"/>
+      <w:numFmt w:val="bullet"/>
+      <w:lvlText w:val=""/>
+      <w:lvlJc w:val="left"/>
+      <w:pPr>
+        <w:ind w:left="5040" w:hanging="360"/>
+      </w:pPr>
+      <w:rPr>
+        <w:rFonts w:ascii="Symbol" w:hAnsi="Symbol" w:hint="default"/>
+      </w:rPr>
+    </w:lvl>
+    <w:lvl w:ilvl="7" w:tplc="0C0A0003" w:tentative="1">
+      <w:start w:val="1"/>
+      <w:numFmt w:val="bullet"/>
+      <w:lvlText w:val="o"/>
+      <w:lvlJc w:val="left"/>
+      <w:pPr>
+        <w:ind w:left="5760" w:hanging="360"/>
+      </w:pPr>
+      <w:rPr>
+        <w:rFonts w:ascii="Courier New" w:hAnsi="Courier New" w:cs="Courier New" w:hint="default"/>
+      </w:rPr>
+    </w:lvl>
+    <w:lvl w:ilvl="8" w:tplc="0C0A0005" w:tentative="1">
+      <w:start w:val="1"/>
+      <w:numFmt w:val="bullet"/>
+      <w:lvlText w:val=""/>
+      <w:lvlJc w:val="left"/>
+      <w:pPr>
+        <w:ind w:left="6480" w:hanging="360"/>
+      </w:pPr>
+      <w:rPr>
+        <w:rFonts w:ascii="Wingdings" w:hAnsi="Wingdings" w:hint="default"/>
+      </w:rPr>
+    </w:lvl>
+  </w:abstractNum>
+  <w:abstractNum w:abstractNumId="4" w15:restartNumberingAfterBreak="0">
+    <w:nsid w:val="1BCB7A46"/>
+    <w:multiLevelType w:val="hybridMultilevel"/>
+    <w:tmpl w:val="4E36FD28"/>
+    <w:lvl w:ilvl="0" w:tplc="0C0A0001">
+      <w:start w:val="1"/>
+      <w:numFmt w:val="bullet"/>
+      <w:lvlText w:val=""/>
+      <w:lvlJc w:val="left"/>
+      <w:pPr>
+        <w:ind w:left="720" w:hanging="360"/>
+      </w:pPr>
+      <w:rPr>
+        <w:rFonts w:ascii="Symbol" w:hAnsi="Symbol" w:hint="default"/>
+      </w:rPr>
+    </w:lvl>
+    <w:lvl w:ilvl="1" w:tplc="0C0A0003" w:tentative="1">
+      <w:start w:val="1"/>
+      <w:numFmt w:val="bullet"/>
+      <w:lvlText w:val="o"/>
+      <w:lvlJc w:val="left"/>
+      <w:pPr>
+        <w:ind w:left="1440" w:hanging="360"/>
+      </w:pPr>
+      <w:rPr>
+        <w:rFonts w:ascii="Courier New" w:hAnsi="Courier New" w:cs="Courier New" w:hint="default"/>
+      </w:rPr>
+    </w:lvl>
+    <w:lvl w:ilvl="2" w:tplc="0C0A0005" w:tentative="1">
+      <w:start w:val="1"/>
+      <w:numFmt w:val="bullet"/>
+      <w:lvlText w:val=""/>
+      <w:lvlJc w:val="left"/>
+      <w:pPr>
+        <w:ind w:left="2160" w:hanging="360"/>
+      </w:pPr>
+      <w:rPr>
+        <w:rFonts w:ascii="Wingdings" w:hAnsi="Wingdings" w:hint="default"/>
+      </w:rPr>
+    </w:lvl>
+    <w:lvl w:ilvl="3" w:tplc="0C0A0001" w:tentative="1">
+      <w:start w:val="1"/>
+      <w:numFmt w:val="bullet"/>
+      <w:lvlText w:val=""/>
+      <w:lvlJc w:val="left"/>
+      <w:pPr>
+        <w:ind w:left="2880" w:hanging="360"/>
+      </w:pPr>
+      <w:rPr>
+        <w:rFonts w:ascii="Symbol" w:hAnsi="Symbol" w:hint="default"/>
+      </w:rPr>
+    </w:lvl>
+    <w:lvl w:ilvl="4" w:tplc="0C0A0003" w:tentative="1">
+      <w:start w:val="1"/>
+      <w:numFmt w:val="bullet"/>
+      <w:lvlText w:val="o"/>
+      <w:lvlJc w:val="left"/>
+      <w:pPr>
+        <w:ind w:left="3600" w:hanging="360"/>
+      </w:pPr>
+      <w:rPr>
+        <w:rFonts w:ascii="Courier New" w:hAnsi="Courier New" w:cs="Courier New" w:hint="default"/>
+      </w:rPr>
+    </w:lvl>
+    <w:lvl w:ilvl="5" w:tplc="0C0A0005" w:tentative="1">
+      <w:start w:val="1"/>
+      <w:numFmt w:val="bullet"/>
+      <w:lvlText w:val=""/>
+      <w:lvlJc w:val="left"/>
+      <w:pPr>
+        <w:ind w:left="4320" w:hanging="360"/>
+      </w:pPr>
+      <w:rPr>
+        <w:rFonts w:ascii="Wingdings" w:hAnsi="Wingdings" w:hint="default"/>
+      </w:rPr>
+    </w:lvl>
+    <w:lvl w:ilvl="6" w:tplc="0C0A0001" w:tentative="1">
+      <w:start w:val="1"/>
+      <w:numFmt w:val="bullet"/>
+      <w:lvlText w:val=""/>
+      <w:lvlJc w:val="left"/>
+      <w:pPr>
+        <w:ind w:left="5040" w:hanging="360"/>
+      </w:pPr>
+      <w:rPr>
+        <w:rFonts w:ascii="Symbol" w:hAnsi="Symbol" w:hint="default"/>
+      </w:rPr>
+    </w:lvl>
+    <w:lvl w:ilvl="7" w:tplc="0C0A0003" w:tentative="1">
+      <w:start w:val="1"/>
+      <w:numFmt w:val="bullet"/>
+      <w:lvlText w:val="o"/>
+      <w:lvlJc w:val="left"/>
+      <w:pPr>
+        <w:ind w:left="5760" w:hanging="360"/>
+      </w:pPr>
+      <w:rPr>
+        <w:rFonts w:ascii="Courier New" w:hAnsi="Courier New" w:cs="Courier New" w:hint="default"/>
+      </w:rPr>
+    </w:lvl>
+    <w:lvl w:ilvl="8" w:tplc="0C0A0005" w:tentative="1">
+      <w:start w:val="1"/>
+      <w:numFmt w:val="bullet"/>
+      <w:lvlText w:val=""/>
+      <w:lvlJc w:val="left"/>
+      <w:pPr>
+        <w:ind w:left="6480" w:hanging="360"/>
+      </w:pPr>
+      <w:rPr>
+        <w:rFonts w:ascii="Wingdings" w:hAnsi="Wingdings" w:hint="default"/>
+      </w:rPr>
+    </w:lvl>
+  </w:abstractNum>
+  <w:abstractNum w:abstractNumId="5" w15:restartNumberingAfterBreak="0">
     <w:nsid w:val="1CE41378"/>
     <w:multiLevelType w:val="hybridMultilevel"/>
     <w:tmpl w:val="10641F82"/>
@@ -5808,7 +9170,7 @@
       </w:pPr>
     </w:lvl>
   </w:abstractNum>
-  <w:abstractNum w:abstractNumId="2" w15:restartNumberingAfterBreak="0">
+  <w:abstractNum w:abstractNumId="6" w15:restartNumberingAfterBreak="0">
     <w:nsid w:val="1DC36CEF"/>
     <w:multiLevelType w:val="hybridMultilevel"/>
     <w:tmpl w:val="4F141F54"/>
@@ -5898,7 +9260,346 @@
       </w:pPr>
     </w:lvl>
   </w:abstractNum>
-  <w:abstractNum w:abstractNumId="3" w15:restartNumberingAfterBreak="0">
+  <w:abstractNum w:abstractNumId="7" w15:restartNumberingAfterBreak="0">
+    <w:nsid w:val="1E9C0910"/>
+    <w:multiLevelType w:val="hybridMultilevel"/>
+    <w:tmpl w:val="9E303CAC"/>
+    <w:lvl w:ilvl="0" w:tplc="0C0A0001">
+      <w:start w:val="1"/>
+      <w:numFmt w:val="bullet"/>
+      <w:lvlText w:val=""/>
+      <w:lvlJc w:val="left"/>
+      <w:pPr>
+        <w:ind w:left="720" w:hanging="360"/>
+      </w:pPr>
+      <w:rPr>
+        <w:rFonts w:ascii="Symbol" w:hAnsi="Symbol" w:hint="default"/>
+      </w:rPr>
+    </w:lvl>
+    <w:lvl w:ilvl="1" w:tplc="0C0A0003" w:tentative="1">
+      <w:start w:val="1"/>
+      <w:numFmt w:val="bullet"/>
+      <w:lvlText w:val="o"/>
+      <w:lvlJc w:val="left"/>
+      <w:pPr>
+        <w:ind w:left="1440" w:hanging="360"/>
+      </w:pPr>
+      <w:rPr>
+        <w:rFonts w:ascii="Courier New" w:hAnsi="Courier New" w:cs="Courier New" w:hint="default"/>
+      </w:rPr>
+    </w:lvl>
+    <w:lvl w:ilvl="2" w:tplc="0C0A0005" w:tentative="1">
+      <w:start w:val="1"/>
+      <w:numFmt w:val="bullet"/>
+      <w:lvlText w:val=""/>
+      <w:lvlJc w:val="left"/>
+      <w:pPr>
+        <w:ind w:left="2160" w:hanging="360"/>
+      </w:pPr>
+      <w:rPr>
+        <w:rFonts w:ascii="Wingdings" w:hAnsi="Wingdings" w:hint="default"/>
+      </w:rPr>
+    </w:lvl>
+    <w:lvl w:ilvl="3" w:tplc="0C0A0001" w:tentative="1">
+      <w:start w:val="1"/>
+      <w:numFmt w:val="bullet"/>
+      <w:lvlText w:val=""/>
+      <w:lvlJc w:val="left"/>
+      <w:pPr>
+        <w:ind w:left="2880" w:hanging="360"/>
+      </w:pPr>
+      <w:rPr>
+        <w:rFonts w:ascii="Symbol" w:hAnsi="Symbol" w:hint="default"/>
+      </w:rPr>
+    </w:lvl>
+    <w:lvl w:ilvl="4" w:tplc="0C0A0003" w:tentative="1">
+      <w:start w:val="1"/>
+      <w:numFmt w:val="bullet"/>
+      <w:lvlText w:val="o"/>
+      <w:lvlJc w:val="left"/>
+      <w:pPr>
+        <w:ind w:left="3600" w:hanging="360"/>
+      </w:pPr>
+      <w:rPr>
+        <w:rFonts w:ascii="Courier New" w:hAnsi="Courier New" w:cs="Courier New" w:hint="default"/>
+      </w:rPr>
+    </w:lvl>
+    <w:lvl w:ilvl="5" w:tplc="0C0A0005" w:tentative="1">
+      <w:start w:val="1"/>
+      <w:numFmt w:val="bullet"/>
+      <w:lvlText w:val=""/>
+      <w:lvlJc w:val="left"/>
+      <w:pPr>
+        <w:ind w:left="4320" w:hanging="360"/>
+      </w:pPr>
+      <w:rPr>
+        <w:rFonts w:ascii="Wingdings" w:hAnsi="Wingdings" w:hint="default"/>
+      </w:rPr>
+    </w:lvl>
+    <w:lvl w:ilvl="6" w:tplc="0C0A0001" w:tentative="1">
+      <w:start w:val="1"/>
+      <w:numFmt w:val="bullet"/>
+      <w:lvlText w:val=""/>
+      <w:lvlJc w:val="left"/>
+      <w:pPr>
+        <w:ind w:left="5040" w:hanging="360"/>
+      </w:pPr>
+      <w:rPr>
+        <w:rFonts w:ascii="Symbol" w:hAnsi="Symbol" w:hint="default"/>
+      </w:rPr>
+    </w:lvl>
+    <w:lvl w:ilvl="7" w:tplc="0C0A0003" w:tentative="1">
+      <w:start w:val="1"/>
+      <w:numFmt w:val="bullet"/>
+      <w:lvlText w:val="o"/>
+      <w:lvlJc w:val="left"/>
+      <w:pPr>
+        <w:ind w:left="5760" w:hanging="360"/>
+      </w:pPr>
+      <w:rPr>
+        <w:rFonts w:ascii="Courier New" w:hAnsi="Courier New" w:cs="Courier New" w:hint="default"/>
+      </w:rPr>
+    </w:lvl>
+    <w:lvl w:ilvl="8" w:tplc="0C0A0005" w:tentative="1">
+      <w:start w:val="1"/>
+      <w:numFmt w:val="bullet"/>
+      <w:lvlText w:val=""/>
+      <w:lvlJc w:val="left"/>
+      <w:pPr>
+        <w:ind w:left="6480" w:hanging="360"/>
+      </w:pPr>
+      <w:rPr>
+        <w:rFonts w:ascii="Wingdings" w:hAnsi="Wingdings" w:hint="default"/>
+      </w:rPr>
+    </w:lvl>
+  </w:abstractNum>
+  <w:abstractNum w:abstractNumId="8" w15:restartNumberingAfterBreak="0">
+    <w:nsid w:val="22E14535"/>
+    <w:multiLevelType w:val="hybridMultilevel"/>
+    <w:tmpl w:val="975E83A6"/>
+    <w:lvl w:ilvl="0" w:tplc="671C0C56">
+      <w:start w:val="2"/>
+      <w:numFmt w:val="bullet"/>
+      <w:lvlText w:val="-"/>
+      <w:lvlJc w:val="left"/>
+      <w:pPr>
+        <w:ind w:left="1440" w:hanging="360"/>
+      </w:pPr>
+      <w:rPr>
+        <w:rFonts w:ascii="Aptos" w:eastAsiaTheme="minorHAnsi" w:hAnsi="Aptos" w:cstheme="minorBidi" w:hint="default"/>
+      </w:rPr>
+    </w:lvl>
+    <w:lvl w:ilvl="1" w:tplc="0C0A0003" w:tentative="1">
+      <w:start w:val="1"/>
+      <w:numFmt w:val="bullet"/>
+      <w:lvlText w:val="o"/>
+      <w:lvlJc w:val="left"/>
+      <w:pPr>
+        <w:ind w:left="2160" w:hanging="360"/>
+      </w:pPr>
+      <w:rPr>
+        <w:rFonts w:ascii="Courier New" w:hAnsi="Courier New" w:cs="Courier New" w:hint="default"/>
+      </w:rPr>
+    </w:lvl>
+    <w:lvl w:ilvl="2" w:tplc="0C0A0005" w:tentative="1">
+      <w:start w:val="1"/>
+      <w:numFmt w:val="bullet"/>
+      <w:lvlText w:val=""/>
+      <w:lvlJc w:val="left"/>
+      <w:pPr>
+        <w:ind w:left="2880" w:hanging="360"/>
+      </w:pPr>
+      <w:rPr>
+        <w:rFonts w:ascii="Wingdings" w:hAnsi="Wingdings" w:hint="default"/>
+      </w:rPr>
+    </w:lvl>
+    <w:lvl w:ilvl="3" w:tplc="0C0A0001" w:tentative="1">
+      <w:start w:val="1"/>
+      <w:numFmt w:val="bullet"/>
+      <w:lvlText w:val=""/>
+      <w:lvlJc w:val="left"/>
+      <w:pPr>
+        <w:ind w:left="3600" w:hanging="360"/>
+      </w:pPr>
+      <w:rPr>
+        <w:rFonts w:ascii="Symbol" w:hAnsi="Symbol" w:hint="default"/>
+      </w:rPr>
+    </w:lvl>
+    <w:lvl w:ilvl="4" w:tplc="0C0A0003" w:tentative="1">
+      <w:start w:val="1"/>
+      <w:numFmt w:val="bullet"/>
+      <w:lvlText w:val="o"/>
+      <w:lvlJc w:val="left"/>
+      <w:pPr>
+        <w:ind w:left="4320" w:hanging="360"/>
+      </w:pPr>
+      <w:rPr>
+        <w:rFonts w:ascii="Courier New" w:hAnsi="Courier New" w:cs="Courier New" w:hint="default"/>
+      </w:rPr>
+    </w:lvl>
+    <w:lvl w:ilvl="5" w:tplc="0C0A0005" w:tentative="1">
+      <w:start w:val="1"/>
+      <w:numFmt w:val="bullet"/>
+      <w:lvlText w:val=""/>
+      <w:lvlJc w:val="left"/>
+      <w:pPr>
+        <w:ind w:left="5040" w:hanging="360"/>
+      </w:pPr>
+      <w:rPr>
+        <w:rFonts w:ascii="Wingdings" w:hAnsi="Wingdings" w:hint="default"/>
+      </w:rPr>
+    </w:lvl>
+    <w:lvl w:ilvl="6" w:tplc="0C0A0001" w:tentative="1">
+      <w:start w:val="1"/>
+      <w:numFmt w:val="bullet"/>
+      <w:lvlText w:val=""/>
+      <w:lvlJc w:val="left"/>
+      <w:pPr>
+        <w:ind w:left="5760" w:hanging="360"/>
+      </w:pPr>
+      <w:rPr>
+        <w:rFonts w:ascii="Symbol" w:hAnsi="Symbol" w:hint="default"/>
+      </w:rPr>
+    </w:lvl>
+    <w:lvl w:ilvl="7" w:tplc="0C0A0003" w:tentative="1">
+      <w:start w:val="1"/>
+      <w:numFmt w:val="bullet"/>
+      <w:lvlText w:val="o"/>
+      <w:lvlJc w:val="left"/>
+      <w:pPr>
+        <w:ind w:left="6480" w:hanging="360"/>
+      </w:pPr>
+      <w:rPr>
+        <w:rFonts w:ascii="Courier New" w:hAnsi="Courier New" w:cs="Courier New" w:hint="default"/>
+      </w:rPr>
+    </w:lvl>
+    <w:lvl w:ilvl="8" w:tplc="0C0A0005" w:tentative="1">
+      <w:start w:val="1"/>
+      <w:numFmt w:val="bullet"/>
+      <w:lvlText w:val=""/>
+      <w:lvlJc w:val="left"/>
+      <w:pPr>
+        <w:ind w:left="7200" w:hanging="360"/>
+      </w:pPr>
+      <w:rPr>
+        <w:rFonts w:ascii="Wingdings" w:hAnsi="Wingdings" w:hint="default"/>
+      </w:rPr>
+    </w:lvl>
+  </w:abstractNum>
+  <w:abstractNum w:abstractNumId="9" w15:restartNumberingAfterBreak="0">
+    <w:nsid w:val="240046F3"/>
+    <w:multiLevelType w:val="hybridMultilevel"/>
+    <w:tmpl w:val="33ACBC6C"/>
+    <w:lvl w:ilvl="0" w:tplc="0C0A0001">
+      <w:start w:val="1"/>
+      <w:numFmt w:val="bullet"/>
+      <w:lvlText w:val=""/>
+      <w:lvlJc w:val="left"/>
+      <w:pPr>
+        <w:ind w:left="720" w:hanging="360"/>
+      </w:pPr>
+      <w:rPr>
+        <w:rFonts w:ascii="Symbol" w:hAnsi="Symbol" w:hint="default"/>
+      </w:rPr>
+    </w:lvl>
+    <w:lvl w:ilvl="1" w:tplc="0C0A0003" w:tentative="1">
+      <w:start w:val="1"/>
+      <w:numFmt w:val="bullet"/>
+      <w:lvlText w:val="o"/>
+      <w:lvlJc w:val="left"/>
+      <w:pPr>
+        <w:ind w:left="1440" w:hanging="360"/>
+      </w:pPr>
+      <w:rPr>
+        <w:rFonts w:ascii="Courier New" w:hAnsi="Courier New" w:cs="Courier New" w:hint="default"/>
+      </w:rPr>
+    </w:lvl>
+    <w:lvl w:ilvl="2" w:tplc="0C0A0005" w:tentative="1">
+      <w:start w:val="1"/>
+      <w:numFmt w:val="bullet"/>
+      <w:lvlText w:val=""/>
+      <w:lvlJc w:val="left"/>
+      <w:pPr>
+        <w:ind w:left="2160" w:hanging="360"/>
+      </w:pPr>
+      <w:rPr>
+        <w:rFonts w:ascii="Wingdings" w:hAnsi="Wingdings" w:hint="default"/>
+      </w:rPr>
+    </w:lvl>
+    <w:lvl w:ilvl="3" w:tplc="0C0A0001" w:tentative="1">
+      <w:start w:val="1"/>
+      <w:numFmt w:val="bullet"/>
+      <w:lvlText w:val=""/>
+      <w:lvlJc w:val="left"/>
+      <w:pPr>
+        <w:ind w:left="2880" w:hanging="360"/>
+      </w:pPr>
+      <w:rPr>
+        <w:rFonts w:ascii="Symbol" w:hAnsi="Symbol" w:hint="default"/>
+      </w:rPr>
+    </w:lvl>
+    <w:lvl w:ilvl="4" w:tplc="0C0A0003" w:tentative="1">
+      <w:start w:val="1"/>
+      <w:numFmt w:val="bullet"/>
+      <w:lvlText w:val="o"/>
+      <w:lvlJc w:val="left"/>
+      <w:pPr>
+        <w:ind w:left="3600" w:hanging="360"/>
+      </w:pPr>
+      <w:rPr>
+        <w:rFonts w:ascii="Courier New" w:hAnsi="Courier New" w:cs="Courier New" w:hint="default"/>
+      </w:rPr>
+    </w:lvl>
+    <w:lvl w:ilvl="5" w:tplc="0C0A0005" w:tentative="1">
+      <w:start w:val="1"/>
+      <w:numFmt w:val="bullet"/>
+      <w:lvlText w:val=""/>
+      <w:lvlJc w:val="left"/>
+      <w:pPr>
+        <w:ind w:left="4320" w:hanging="360"/>
+      </w:pPr>
+      <w:rPr>
+        <w:rFonts w:ascii="Wingdings" w:hAnsi="Wingdings" w:hint="default"/>
+      </w:rPr>
+    </w:lvl>
+    <w:lvl w:ilvl="6" w:tplc="0C0A0001" w:tentative="1">
+      <w:start w:val="1"/>
+      <w:numFmt w:val="bullet"/>
+      <w:lvlText w:val=""/>
+      <w:lvlJc w:val="left"/>
+      <w:pPr>
+        <w:ind w:left="5040" w:hanging="360"/>
+      </w:pPr>
+      <w:rPr>
+        <w:rFonts w:ascii="Symbol" w:hAnsi="Symbol" w:hint="default"/>
+      </w:rPr>
+    </w:lvl>
+    <w:lvl w:ilvl="7" w:tplc="0C0A0003" w:tentative="1">
+      <w:start w:val="1"/>
+      <w:numFmt w:val="bullet"/>
+      <w:lvlText w:val="o"/>
+      <w:lvlJc w:val="left"/>
+      <w:pPr>
+        <w:ind w:left="5760" w:hanging="360"/>
+      </w:pPr>
+      <w:rPr>
+        <w:rFonts w:ascii="Courier New" w:hAnsi="Courier New" w:cs="Courier New" w:hint="default"/>
+      </w:rPr>
+    </w:lvl>
+    <w:lvl w:ilvl="8" w:tplc="0C0A0005" w:tentative="1">
+      <w:start w:val="1"/>
+      <w:numFmt w:val="bullet"/>
+      <w:lvlText w:val=""/>
+      <w:lvlJc w:val="left"/>
+      <w:pPr>
+        <w:ind w:left="6480" w:hanging="360"/>
+      </w:pPr>
+      <w:rPr>
+        <w:rFonts w:ascii="Wingdings" w:hAnsi="Wingdings" w:hint="default"/>
+      </w:rPr>
+    </w:lvl>
+  </w:abstractNum>
+  <w:abstractNum w:abstractNumId="10" w15:restartNumberingAfterBreak="0">
     <w:nsid w:val="25B842AD"/>
     <w:multiLevelType w:val="hybridMultilevel"/>
     <w:tmpl w:val="9356F0C6"/>
@@ -5987,7 +9688,120 @@
       </w:pPr>
     </w:lvl>
   </w:abstractNum>
-  <w:abstractNum w:abstractNumId="4" w15:restartNumberingAfterBreak="0">
+  <w:abstractNum w:abstractNumId="11" w15:restartNumberingAfterBreak="0">
+    <w:nsid w:val="27CD232A"/>
+    <w:multiLevelType w:val="hybridMultilevel"/>
+    <w:tmpl w:val="7AD84328"/>
+    <w:lvl w:ilvl="0" w:tplc="0C0A0001">
+      <w:start w:val="1"/>
+      <w:numFmt w:val="bullet"/>
+      <w:lvlText w:val=""/>
+      <w:lvlJc w:val="left"/>
+      <w:pPr>
+        <w:ind w:left="720" w:hanging="360"/>
+      </w:pPr>
+      <w:rPr>
+        <w:rFonts w:ascii="Symbol" w:hAnsi="Symbol" w:hint="default"/>
+      </w:rPr>
+    </w:lvl>
+    <w:lvl w:ilvl="1" w:tplc="0C0A0003" w:tentative="1">
+      <w:start w:val="1"/>
+      <w:numFmt w:val="bullet"/>
+      <w:lvlText w:val="o"/>
+      <w:lvlJc w:val="left"/>
+      <w:pPr>
+        <w:ind w:left="1440" w:hanging="360"/>
+      </w:pPr>
+      <w:rPr>
+        <w:rFonts w:ascii="Courier New" w:hAnsi="Courier New" w:cs="Courier New" w:hint="default"/>
+      </w:rPr>
+    </w:lvl>
+    <w:lvl w:ilvl="2" w:tplc="0C0A0005" w:tentative="1">
+      <w:start w:val="1"/>
+      <w:numFmt w:val="bullet"/>
+      <w:lvlText w:val=""/>
+      <w:lvlJc w:val="left"/>
+      <w:pPr>
+        <w:ind w:left="2160" w:hanging="360"/>
+      </w:pPr>
+      <w:rPr>
+        <w:rFonts w:ascii="Wingdings" w:hAnsi="Wingdings" w:hint="default"/>
+      </w:rPr>
+    </w:lvl>
+    <w:lvl w:ilvl="3" w:tplc="0C0A0001" w:tentative="1">
+      <w:start w:val="1"/>
+      <w:numFmt w:val="bullet"/>
+      <w:lvlText w:val=""/>
+      <w:lvlJc w:val="left"/>
+      <w:pPr>
+        <w:ind w:left="2880" w:hanging="360"/>
+      </w:pPr>
+      <w:rPr>
+        <w:rFonts w:ascii="Symbol" w:hAnsi="Symbol" w:hint="default"/>
+      </w:rPr>
+    </w:lvl>
+    <w:lvl w:ilvl="4" w:tplc="0C0A0003" w:tentative="1">
+      <w:start w:val="1"/>
+      <w:numFmt w:val="bullet"/>
+      <w:lvlText w:val="o"/>
+      <w:lvlJc w:val="left"/>
+      <w:pPr>
+        <w:ind w:left="3600" w:hanging="360"/>
+      </w:pPr>
+      <w:rPr>
+        <w:rFonts w:ascii="Courier New" w:hAnsi="Courier New" w:cs="Courier New" w:hint="default"/>
+      </w:rPr>
+    </w:lvl>
+    <w:lvl w:ilvl="5" w:tplc="0C0A0005" w:tentative="1">
+      <w:start w:val="1"/>
+      <w:numFmt w:val="bullet"/>
+      <w:lvlText w:val=""/>
+      <w:lvlJc w:val="left"/>
+      <w:pPr>
+        <w:ind w:left="4320" w:hanging="360"/>
+      </w:pPr>
+      <w:rPr>
+        <w:rFonts w:ascii="Wingdings" w:hAnsi="Wingdings" w:hint="default"/>
+      </w:rPr>
+    </w:lvl>
+    <w:lvl w:ilvl="6" w:tplc="0C0A0001" w:tentative="1">
+      <w:start w:val="1"/>
+      <w:numFmt w:val="bullet"/>
+      <w:lvlText w:val=""/>
+      <w:lvlJc w:val="left"/>
+      <w:pPr>
+        <w:ind w:left="5040" w:hanging="360"/>
+      </w:pPr>
+      <w:rPr>
+        <w:rFonts w:ascii="Symbol" w:hAnsi="Symbol" w:hint="default"/>
+      </w:rPr>
+    </w:lvl>
+    <w:lvl w:ilvl="7" w:tplc="0C0A0003" w:tentative="1">
+      <w:start w:val="1"/>
+      <w:numFmt w:val="bullet"/>
+      <w:lvlText w:val="o"/>
+      <w:lvlJc w:val="left"/>
+      <w:pPr>
+        <w:ind w:left="5760" w:hanging="360"/>
+      </w:pPr>
+      <w:rPr>
+        <w:rFonts w:ascii="Courier New" w:hAnsi="Courier New" w:cs="Courier New" w:hint="default"/>
+      </w:rPr>
+    </w:lvl>
+    <w:lvl w:ilvl="8" w:tplc="0C0A0005" w:tentative="1">
+      <w:start w:val="1"/>
+      <w:numFmt w:val="bullet"/>
+      <w:lvlText w:val=""/>
+      <w:lvlJc w:val="left"/>
+      <w:pPr>
+        <w:ind w:left="6480" w:hanging="360"/>
+      </w:pPr>
+      <w:rPr>
+        <w:rFonts w:ascii="Wingdings" w:hAnsi="Wingdings" w:hint="default"/>
+      </w:rPr>
+    </w:lvl>
+  </w:abstractNum>
+  <w:abstractNum w:abstractNumId="12" w15:restartNumberingAfterBreak="0">
     <w:nsid w:val="2CE03866"/>
     <w:multiLevelType w:val="hybridMultilevel"/>
     <w:tmpl w:val="BAB092C6"/>
@@ -6100,7 +9914,120 @@
       </w:rPr>
     </w:lvl>
   </w:abstractNum>
-  <w:abstractNum w:abstractNumId="5" w15:restartNumberingAfterBreak="0">
+  <w:abstractNum w:abstractNumId="13" w15:restartNumberingAfterBreak="0">
+    <w:nsid w:val="3014379A"/>
+    <w:multiLevelType w:val="hybridMultilevel"/>
+    <w:tmpl w:val="98184958"/>
+    <w:lvl w:ilvl="0" w:tplc="671C0C56">
+      <w:start w:val="2"/>
+      <w:numFmt w:val="bullet"/>
+      <w:lvlText w:val="-"/>
+      <w:lvlJc w:val="left"/>
+      <w:pPr>
+        <w:ind w:left="1440" w:hanging="360"/>
+      </w:pPr>
+      <w:rPr>
+        <w:rFonts w:ascii="Aptos" w:eastAsiaTheme="minorHAnsi" w:hAnsi="Aptos" w:cstheme="minorBidi" w:hint="default"/>
+      </w:rPr>
+    </w:lvl>
+    <w:lvl w:ilvl="1" w:tplc="0C0A0003" w:tentative="1">
+      <w:start w:val="1"/>
+      <w:numFmt w:val="bullet"/>
+      <w:lvlText w:val="o"/>
+      <w:lvlJc w:val="left"/>
+      <w:pPr>
+        <w:ind w:left="2160" w:hanging="360"/>
+      </w:pPr>
+      <w:rPr>
+        <w:rFonts w:ascii="Courier New" w:hAnsi="Courier New" w:cs="Courier New" w:hint="default"/>
+      </w:rPr>
+    </w:lvl>
+    <w:lvl w:ilvl="2" w:tplc="0C0A0005" w:tentative="1">
+      <w:start w:val="1"/>
+      <w:numFmt w:val="bullet"/>
+      <w:lvlText w:val=""/>
+      <w:lvlJc w:val="left"/>
+      <w:pPr>
+        <w:ind w:left="2880" w:hanging="360"/>
+      </w:pPr>
+      <w:rPr>
+        <w:rFonts w:ascii="Wingdings" w:hAnsi="Wingdings" w:hint="default"/>
+      </w:rPr>
+    </w:lvl>
+    <w:lvl w:ilvl="3" w:tplc="0C0A0001" w:tentative="1">
+      <w:start w:val="1"/>
+      <w:numFmt w:val="bullet"/>
+      <w:lvlText w:val=""/>
+      <w:lvlJc w:val="left"/>
+      <w:pPr>
+        <w:ind w:left="3600" w:hanging="360"/>
+      </w:pPr>
+      <w:rPr>
+        <w:rFonts w:ascii="Symbol" w:hAnsi="Symbol" w:hint="default"/>
+      </w:rPr>
+    </w:lvl>
+    <w:lvl w:ilvl="4" w:tplc="0C0A0003" w:tentative="1">
+      <w:start w:val="1"/>
+      <w:numFmt w:val="bullet"/>
+      <w:lvlText w:val="o"/>
+      <w:lvlJc w:val="left"/>
+      <w:pPr>
+        <w:ind w:left="4320" w:hanging="360"/>
+      </w:pPr>
+      <w:rPr>
+        <w:rFonts w:ascii="Courier New" w:hAnsi="Courier New" w:cs="Courier New" w:hint="default"/>
+      </w:rPr>
+    </w:lvl>
+    <w:lvl w:ilvl="5" w:tplc="0C0A0005" w:tentative="1">
+      <w:start w:val="1"/>
+      <w:numFmt w:val="bullet"/>
+      <w:lvlText w:val=""/>
+      <w:lvlJc w:val="left"/>
+      <w:pPr>
+        <w:ind w:left="5040" w:hanging="360"/>
+      </w:pPr>
+      <w:rPr>
+        <w:rFonts w:ascii="Wingdings" w:hAnsi="Wingdings" w:hint="default"/>
+      </w:rPr>
+    </w:lvl>
+    <w:lvl w:ilvl="6" w:tplc="0C0A0001" w:tentative="1">
+      <w:start w:val="1"/>
+      <w:numFmt w:val="bullet"/>
+      <w:lvlText w:val=""/>
+      <w:lvlJc w:val="left"/>
+      <w:pPr>
+        <w:ind w:left="5760" w:hanging="360"/>
+      </w:pPr>
+      <w:rPr>
+        <w:rFonts w:ascii="Symbol" w:hAnsi="Symbol" w:hint="default"/>
+      </w:rPr>
+    </w:lvl>
+    <w:lvl w:ilvl="7" w:tplc="0C0A0003" w:tentative="1">
+      <w:start w:val="1"/>
+      <w:numFmt w:val="bullet"/>
+      <w:lvlText w:val="o"/>
+      <w:lvlJc w:val="left"/>
+      <w:pPr>
+        <w:ind w:left="6480" w:hanging="360"/>
+      </w:pPr>
+      <w:rPr>
+        <w:rFonts w:ascii="Courier New" w:hAnsi="Courier New" w:cs="Courier New" w:hint="default"/>
+      </w:rPr>
+    </w:lvl>
+    <w:lvl w:ilvl="8" w:tplc="0C0A0005" w:tentative="1">
+      <w:start w:val="1"/>
+      <w:numFmt w:val="bullet"/>
+      <w:lvlText w:val=""/>
+      <w:lvlJc w:val="left"/>
+      <w:pPr>
+        <w:ind w:left="7200" w:hanging="360"/>
+      </w:pPr>
+      <w:rPr>
+        <w:rFonts w:ascii="Wingdings" w:hAnsi="Wingdings" w:hint="default"/>
+      </w:rPr>
+    </w:lvl>
+  </w:abstractNum>
+  <w:abstractNum w:abstractNumId="14" w15:restartNumberingAfterBreak="0">
     <w:nsid w:val="324C4970"/>
     <w:multiLevelType w:val="hybridMultilevel"/>
     <w:tmpl w:val="452865E2"/>
@@ -6190,7 +10117,120 @@
       </w:pPr>
     </w:lvl>
   </w:abstractNum>
-  <w:abstractNum w:abstractNumId="6" w15:restartNumberingAfterBreak="0">
+  <w:abstractNum w:abstractNumId="15" w15:restartNumberingAfterBreak="0">
+    <w:nsid w:val="37795CDF"/>
+    <w:multiLevelType w:val="hybridMultilevel"/>
+    <w:tmpl w:val="ACEECB3A"/>
+    <w:lvl w:ilvl="0" w:tplc="671C0C56">
+      <w:start w:val="2"/>
+      <w:numFmt w:val="bullet"/>
+      <w:lvlText w:val="-"/>
+      <w:lvlJc w:val="left"/>
+      <w:pPr>
+        <w:ind w:left="720" w:hanging="360"/>
+      </w:pPr>
+      <w:rPr>
+        <w:rFonts w:ascii="Aptos" w:eastAsiaTheme="minorHAnsi" w:hAnsi="Aptos" w:cstheme="minorBidi" w:hint="default"/>
+      </w:rPr>
+    </w:lvl>
+    <w:lvl w:ilvl="1" w:tplc="0C0A0003" w:tentative="1">
+      <w:start w:val="1"/>
+      <w:numFmt w:val="bullet"/>
+      <w:lvlText w:val="o"/>
+      <w:lvlJc w:val="left"/>
+      <w:pPr>
+        <w:ind w:left="1440" w:hanging="360"/>
+      </w:pPr>
+      <w:rPr>
+        <w:rFonts w:ascii="Courier New" w:hAnsi="Courier New" w:cs="Courier New" w:hint="default"/>
+      </w:rPr>
+    </w:lvl>
+    <w:lvl w:ilvl="2" w:tplc="0C0A0005" w:tentative="1">
+      <w:start w:val="1"/>
+      <w:numFmt w:val="bullet"/>
+      <w:lvlText w:val=""/>
+      <w:lvlJc w:val="left"/>
+      <w:pPr>
+        <w:ind w:left="2160" w:hanging="360"/>
+      </w:pPr>
+      <w:rPr>
+        <w:rFonts w:ascii="Wingdings" w:hAnsi="Wingdings" w:hint="default"/>
+      </w:rPr>
+    </w:lvl>
+    <w:lvl w:ilvl="3" w:tplc="0C0A0001" w:tentative="1">
+      <w:start w:val="1"/>
+      <w:numFmt w:val="bullet"/>
+      <w:lvlText w:val=""/>
+      <w:lvlJc w:val="left"/>
+      <w:pPr>
+        <w:ind w:left="2880" w:hanging="360"/>
+      </w:pPr>
+      <w:rPr>
+        <w:rFonts w:ascii="Symbol" w:hAnsi="Symbol" w:hint="default"/>
+      </w:rPr>
+    </w:lvl>
+    <w:lvl w:ilvl="4" w:tplc="0C0A0003" w:tentative="1">
+      <w:start w:val="1"/>
+      <w:numFmt w:val="bullet"/>
+      <w:lvlText w:val="o"/>
+      <w:lvlJc w:val="left"/>
+      <w:pPr>
+        <w:ind w:left="3600" w:hanging="360"/>
+      </w:pPr>
+      <w:rPr>
+        <w:rFonts w:ascii="Courier New" w:hAnsi="Courier New" w:cs="Courier New" w:hint="default"/>
+      </w:rPr>
+    </w:lvl>
+    <w:lvl w:ilvl="5" w:tplc="0C0A0005" w:tentative="1">
+      <w:start w:val="1"/>
+      <w:numFmt w:val="bullet"/>
+      <w:lvlText w:val=""/>
+      <w:lvlJc w:val="left"/>
+      <w:pPr>
+        <w:ind w:left="4320" w:hanging="360"/>
+      </w:pPr>
+      <w:rPr>
+        <w:rFonts w:ascii="Wingdings" w:hAnsi="Wingdings" w:hint="default"/>
+      </w:rPr>
+    </w:lvl>
+    <w:lvl w:ilvl="6" w:tplc="0C0A0001" w:tentative="1">
+      <w:start w:val="1"/>
+      <w:numFmt w:val="bullet"/>
+      <w:lvlText w:val=""/>
+      <w:lvlJc w:val="left"/>
+      <w:pPr>
+        <w:ind w:left="5040" w:hanging="360"/>
+      </w:pPr>
+      <w:rPr>
+        <w:rFonts w:ascii="Symbol" w:hAnsi="Symbol" w:hint="default"/>
+      </w:rPr>
+    </w:lvl>
+    <w:lvl w:ilvl="7" w:tplc="0C0A0003" w:tentative="1">
+      <w:start w:val="1"/>
+      <w:numFmt w:val="bullet"/>
+      <w:lvlText w:val="o"/>
+      <w:lvlJc w:val="left"/>
+      <w:pPr>
+        <w:ind w:left="5760" w:hanging="360"/>
+      </w:pPr>
+      <w:rPr>
+        <w:rFonts w:ascii="Courier New" w:hAnsi="Courier New" w:cs="Courier New" w:hint="default"/>
+      </w:rPr>
+    </w:lvl>
+    <w:lvl w:ilvl="8" w:tplc="0C0A0005" w:tentative="1">
+      <w:start w:val="1"/>
+      <w:numFmt w:val="bullet"/>
+      <w:lvlText w:val=""/>
+      <w:lvlJc w:val="left"/>
+      <w:pPr>
+        <w:ind w:left="6480" w:hanging="360"/>
+      </w:pPr>
+      <w:rPr>
+        <w:rFonts w:ascii="Wingdings" w:hAnsi="Wingdings" w:hint="default"/>
+      </w:rPr>
+    </w:lvl>
+  </w:abstractNum>
+  <w:abstractNum w:abstractNumId="16" w15:restartNumberingAfterBreak="0">
     <w:nsid w:val="3DA40373"/>
     <w:multiLevelType w:val="multilevel"/>
     <w:tmpl w:val="EBE66576"/>
@@ -6312,7 +10352,7 @@
       </w:rPr>
     </w:lvl>
   </w:abstractNum>
-  <w:abstractNum w:abstractNumId="7" w15:restartNumberingAfterBreak="0">
+  <w:abstractNum w:abstractNumId="17" w15:restartNumberingAfterBreak="0">
     <w:nsid w:val="40A07769"/>
     <w:multiLevelType w:val="hybridMultilevel"/>
     <w:tmpl w:val="E208D982"/>
@@ -6401,7 +10441,7 @@
       </w:pPr>
     </w:lvl>
   </w:abstractNum>
-  <w:abstractNum w:abstractNumId="8" w15:restartNumberingAfterBreak="0">
+  <w:abstractNum w:abstractNumId="18" w15:restartNumberingAfterBreak="0">
     <w:nsid w:val="54080222"/>
     <w:multiLevelType w:val="hybridMultilevel"/>
     <w:tmpl w:val="13F02322"/>
@@ -6489,32 +10529,294 @@
       </w:pPr>
     </w:lvl>
   </w:abstractNum>
+  <w:abstractNum w:abstractNumId="19" w15:restartNumberingAfterBreak="0">
+    <w:nsid w:val="58783D2F"/>
+    <w:multiLevelType w:val="hybridMultilevel"/>
+    <w:tmpl w:val="F738AA14"/>
+    <w:lvl w:ilvl="0" w:tplc="0C0A0001">
+      <w:start w:val="1"/>
+      <w:numFmt w:val="bullet"/>
+      <w:lvlText w:val=""/>
+      <w:lvlJc w:val="left"/>
+      <w:pPr>
+        <w:ind w:left="720" w:hanging="360"/>
+      </w:pPr>
+      <w:rPr>
+        <w:rFonts w:ascii="Symbol" w:hAnsi="Symbol" w:hint="default"/>
+      </w:rPr>
+    </w:lvl>
+    <w:lvl w:ilvl="1" w:tplc="0C0A0003" w:tentative="1">
+      <w:start w:val="1"/>
+      <w:numFmt w:val="bullet"/>
+      <w:lvlText w:val="o"/>
+      <w:lvlJc w:val="left"/>
+      <w:pPr>
+        <w:ind w:left="1440" w:hanging="360"/>
+      </w:pPr>
+      <w:rPr>
+        <w:rFonts w:ascii="Courier New" w:hAnsi="Courier New" w:cs="Courier New" w:hint="default"/>
+      </w:rPr>
+    </w:lvl>
+    <w:lvl w:ilvl="2" w:tplc="0C0A0005" w:tentative="1">
+      <w:start w:val="1"/>
+      <w:numFmt w:val="bullet"/>
+      <w:lvlText w:val=""/>
+      <w:lvlJc w:val="left"/>
+      <w:pPr>
+        <w:ind w:left="2160" w:hanging="360"/>
+      </w:pPr>
+      <w:rPr>
+        <w:rFonts w:ascii="Wingdings" w:hAnsi="Wingdings" w:hint="default"/>
+      </w:rPr>
+    </w:lvl>
+    <w:lvl w:ilvl="3" w:tplc="0C0A0001" w:tentative="1">
+      <w:start w:val="1"/>
+      <w:numFmt w:val="bullet"/>
+      <w:lvlText w:val=""/>
+      <w:lvlJc w:val="left"/>
+      <w:pPr>
+        <w:ind w:left="2880" w:hanging="360"/>
+      </w:pPr>
+      <w:rPr>
+        <w:rFonts w:ascii="Symbol" w:hAnsi="Symbol" w:hint="default"/>
+      </w:rPr>
+    </w:lvl>
+    <w:lvl w:ilvl="4" w:tplc="0C0A0003" w:tentative="1">
+      <w:start w:val="1"/>
+      <w:numFmt w:val="bullet"/>
+      <w:lvlText w:val="o"/>
+      <w:lvlJc w:val="left"/>
+      <w:pPr>
+        <w:ind w:left="3600" w:hanging="360"/>
+      </w:pPr>
+      <w:rPr>
+        <w:rFonts w:ascii="Courier New" w:hAnsi="Courier New" w:cs="Courier New" w:hint="default"/>
+      </w:rPr>
+    </w:lvl>
+    <w:lvl w:ilvl="5" w:tplc="0C0A0005" w:tentative="1">
+      <w:start w:val="1"/>
+      <w:numFmt w:val="bullet"/>
+      <w:lvlText w:val=""/>
+      <w:lvlJc w:val="left"/>
+      <w:pPr>
+        <w:ind w:left="4320" w:hanging="360"/>
+      </w:pPr>
+      <w:rPr>
+        <w:rFonts w:ascii="Wingdings" w:hAnsi="Wingdings" w:hint="default"/>
+      </w:rPr>
+    </w:lvl>
+    <w:lvl w:ilvl="6" w:tplc="0C0A0001" w:tentative="1">
+      <w:start w:val="1"/>
+      <w:numFmt w:val="bullet"/>
+      <w:lvlText w:val=""/>
+      <w:lvlJc w:val="left"/>
+      <w:pPr>
+        <w:ind w:left="5040" w:hanging="360"/>
+      </w:pPr>
+      <w:rPr>
+        <w:rFonts w:ascii="Symbol" w:hAnsi="Symbol" w:hint="default"/>
+      </w:rPr>
+    </w:lvl>
+    <w:lvl w:ilvl="7" w:tplc="0C0A0003" w:tentative="1">
+      <w:start w:val="1"/>
+      <w:numFmt w:val="bullet"/>
+      <w:lvlText w:val="o"/>
+      <w:lvlJc w:val="left"/>
+      <w:pPr>
+        <w:ind w:left="5760" w:hanging="360"/>
+      </w:pPr>
+      <w:rPr>
+        <w:rFonts w:ascii="Courier New" w:hAnsi="Courier New" w:cs="Courier New" w:hint="default"/>
+      </w:rPr>
+    </w:lvl>
+    <w:lvl w:ilvl="8" w:tplc="0C0A0005" w:tentative="1">
+      <w:start w:val="1"/>
+      <w:numFmt w:val="bullet"/>
+      <w:lvlText w:val=""/>
+      <w:lvlJc w:val="left"/>
+      <w:pPr>
+        <w:ind w:left="6480" w:hanging="360"/>
+      </w:pPr>
+      <w:rPr>
+        <w:rFonts w:ascii="Wingdings" w:hAnsi="Wingdings" w:hint="default"/>
+      </w:rPr>
+    </w:lvl>
+  </w:abstractNum>
+  <w:abstractNum w:abstractNumId="20" w15:restartNumberingAfterBreak="0">
+    <w:nsid w:val="6C31724E"/>
+    <w:multiLevelType w:val="hybridMultilevel"/>
+    <w:tmpl w:val="DA98AADE"/>
+    <w:lvl w:ilvl="0" w:tplc="0C0A0001">
+      <w:start w:val="1"/>
+      <w:numFmt w:val="bullet"/>
+      <w:lvlText w:val=""/>
+      <w:lvlJc w:val="left"/>
+      <w:pPr>
+        <w:ind w:left="1080" w:hanging="360"/>
+      </w:pPr>
+      <w:rPr>
+        <w:rFonts w:ascii="Symbol" w:hAnsi="Symbol" w:hint="default"/>
+      </w:rPr>
+    </w:lvl>
+    <w:lvl w:ilvl="1" w:tplc="0C0A0003" w:tentative="1">
+      <w:start w:val="1"/>
+      <w:numFmt w:val="bullet"/>
+      <w:lvlText w:val="o"/>
+      <w:lvlJc w:val="left"/>
+      <w:pPr>
+        <w:ind w:left="1800" w:hanging="360"/>
+      </w:pPr>
+      <w:rPr>
+        <w:rFonts w:ascii="Courier New" w:hAnsi="Courier New" w:cs="Courier New" w:hint="default"/>
+      </w:rPr>
+    </w:lvl>
+    <w:lvl w:ilvl="2" w:tplc="0C0A0005" w:tentative="1">
+      <w:start w:val="1"/>
+      <w:numFmt w:val="bullet"/>
+      <w:lvlText w:val=""/>
+      <w:lvlJc w:val="left"/>
+      <w:pPr>
+        <w:ind w:left="2520" w:hanging="360"/>
+      </w:pPr>
+      <w:rPr>
+        <w:rFonts w:ascii="Wingdings" w:hAnsi="Wingdings" w:hint="default"/>
+      </w:rPr>
+    </w:lvl>
+    <w:lvl w:ilvl="3" w:tplc="0C0A0001" w:tentative="1">
+      <w:start w:val="1"/>
+      <w:numFmt w:val="bullet"/>
+      <w:lvlText w:val=""/>
+      <w:lvlJc w:val="left"/>
+      <w:pPr>
+        <w:ind w:left="3240" w:hanging="360"/>
+      </w:pPr>
+      <w:rPr>
+        <w:rFonts w:ascii="Symbol" w:hAnsi="Symbol" w:hint="default"/>
+      </w:rPr>
+    </w:lvl>
+    <w:lvl w:ilvl="4" w:tplc="0C0A0003" w:tentative="1">
+      <w:start w:val="1"/>
+      <w:numFmt w:val="bullet"/>
+      <w:lvlText w:val="o"/>
+      <w:lvlJc w:val="left"/>
+      <w:pPr>
+        <w:ind w:left="3960" w:hanging="360"/>
+      </w:pPr>
+      <w:rPr>
+        <w:rFonts w:ascii="Courier New" w:hAnsi="Courier New" w:cs="Courier New" w:hint="default"/>
+      </w:rPr>
+    </w:lvl>
+    <w:lvl w:ilvl="5" w:tplc="0C0A0005" w:tentative="1">
+      <w:start w:val="1"/>
+      <w:numFmt w:val="bullet"/>
+      <w:lvlText w:val=""/>
+      <w:lvlJc w:val="left"/>
+      <w:pPr>
+        <w:ind w:left="4680" w:hanging="360"/>
+      </w:pPr>
+      <w:rPr>
+        <w:rFonts w:ascii="Wingdings" w:hAnsi="Wingdings" w:hint="default"/>
+      </w:rPr>
+    </w:lvl>
+    <w:lvl w:ilvl="6" w:tplc="0C0A0001" w:tentative="1">
+      <w:start w:val="1"/>
+      <w:numFmt w:val="bullet"/>
+      <w:lvlText w:val=""/>
+      <w:lvlJc w:val="left"/>
+      <w:pPr>
+        <w:ind w:left="5400" w:hanging="360"/>
+      </w:pPr>
+      <w:rPr>
+        <w:rFonts w:ascii="Symbol" w:hAnsi="Symbol" w:hint="default"/>
+      </w:rPr>
+    </w:lvl>
+    <w:lvl w:ilvl="7" w:tplc="0C0A0003" w:tentative="1">
+      <w:start w:val="1"/>
+      <w:numFmt w:val="bullet"/>
+      <w:lvlText w:val="o"/>
+      <w:lvlJc w:val="left"/>
+      <w:pPr>
+        <w:ind w:left="6120" w:hanging="360"/>
+      </w:pPr>
+      <w:rPr>
+        <w:rFonts w:ascii="Courier New" w:hAnsi="Courier New" w:cs="Courier New" w:hint="default"/>
+      </w:rPr>
+    </w:lvl>
+    <w:lvl w:ilvl="8" w:tplc="0C0A0005" w:tentative="1">
+      <w:start w:val="1"/>
+      <w:numFmt w:val="bullet"/>
+      <w:lvlText w:val=""/>
+      <w:lvlJc w:val="left"/>
+      <w:pPr>
+        <w:ind w:left="6840" w:hanging="360"/>
+      </w:pPr>
+      <w:rPr>
+        <w:rFonts w:ascii="Wingdings" w:hAnsi="Wingdings" w:hint="default"/>
+      </w:rPr>
+    </w:lvl>
+  </w:abstractNum>
   <w:num w:numId="1" w16cid:durableId="995916768">
+    <w:abstractNumId w:val="5"/>
+  </w:num>
+  <w:num w:numId="2" w16cid:durableId="493684657">
+    <w:abstractNumId w:val="10"/>
+  </w:num>
+  <w:num w:numId="3" w16cid:durableId="1675452773">
+    <w:abstractNumId w:val="14"/>
+  </w:num>
+  <w:num w:numId="4" w16cid:durableId="1056585435">
+    <w:abstractNumId w:val="6"/>
+  </w:num>
+  <w:num w:numId="5" w16cid:durableId="65688447">
+    <w:abstractNumId w:val="17"/>
+  </w:num>
+  <w:num w:numId="6" w16cid:durableId="1866096192">
+    <w:abstractNumId w:val="18"/>
+  </w:num>
+  <w:num w:numId="7" w16cid:durableId="737050186">
+    <w:abstractNumId w:val="16"/>
+  </w:num>
+  <w:num w:numId="8" w16cid:durableId="1860923403">
+    <w:abstractNumId w:val="12"/>
+  </w:num>
+  <w:num w:numId="9" w16cid:durableId="1434858919">
     <w:abstractNumId w:val="1"/>
   </w:num>
-  <w:num w:numId="2" w16cid:durableId="493684657">
+  <w:num w:numId="10" w16cid:durableId="1965230274">
+    <w:abstractNumId w:val="2"/>
+  </w:num>
+  <w:num w:numId="11" w16cid:durableId="1168902630">
+    <w:abstractNumId w:val="20"/>
+  </w:num>
+  <w:num w:numId="12" w16cid:durableId="2094815832">
+    <w:abstractNumId w:val="4"/>
+  </w:num>
+  <w:num w:numId="13" w16cid:durableId="1123186544">
+    <w:abstractNumId w:val="19"/>
+  </w:num>
+  <w:num w:numId="14" w16cid:durableId="1391810976">
+    <w:abstractNumId w:val="9"/>
+  </w:num>
+  <w:num w:numId="15" w16cid:durableId="1192454235">
+    <w:abstractNumId w:val="15"/>
+  </w:num>
+  <w:num w:numId="16" w16cid:durableId="81605799">
+    <w:abstractNumId w:val="8"/>
+  </w:num>
+  <w:num w:numId="17" w16cid:durableId="1151097829">
+    <w:abstractNumId w:val="13"/>
+  </w:num>
+  <w:num w:numId="18" w16cid:durableId="1095128856">
+    <w:abstractNumId w:val="0"/>
+  </w:num>
+  <w:num w:numId="19" w16cid:durableId="951210689">
     <w:abstractNumId w:val="3"/>
   </w:num>
-  <w:num w:numId="3" w16cid:durableId="1675452773">
-    <w:abstractNumId w:val="5"/>
+  <w:num w:numId="20" w16cid:durableId="931160518">
+    <w:abstractNumId w:val="11"/>
   </w:num>
-  <w:num w:numId="4" w16cid:durableId="1056585435">
-    <w:abstractNumId w:val="2"/>
-  </w:num>
-  <w:num w:numId="5" w16cid:durableId="65688447">
+  <w:num w:numId="21" w16cid:durableId="1669820023">
     <w:abstractNumId w:val="7"/>
-  </w:num>
-  <w:num w:numId="6" w16cid:durableId="1866096192">
-    <w:abstractNumId w:val="8"/>
-  </w:num>
-  <w:num w:numId="7" w16cid:durableId="737050186">
-    <w:abstractNumId w:val="6"/>
-  </w:num>
-  <w:num w:numId="8" w16cid:durableId="1860923403">
-    <w:abstractNumId w:val="4"/>
-  </w:num>
-  <w:num w:numId="9" w16cid:durableId="1434858919">
-    <w:abstractNumId w:val="0"/>
   </w:num>
 </w:numbering>
 </file>

--- a/Bloque_1/Memorias/P1_Memoria_Funcionamiento.docx
+++ b/Bloque_1/Memorias/P1_Memoria_Funcionamiento.docx
@@ -4,47 +4,47 @@
   <w:body>
     <w:p>
       <w:pPr>
-        <w:jc w:val="both"/>
-      </w:pPr>
-    </w:p>
-    <w:p>
-      <w:pPr>
-        <w:jc w:val="both"/>
-      </w:pPr>
-    </w:p>
-    <w:p>
-      <w:pPr>
-        <w:jc w:val="both"/>
-      </w:pPr>
-    </w:p>
-    <w:p>
-      <w:pPr>
-        <w:jc w:val="both"/>
-      </w:pPr>
-    </w:p>
-    <w:p>
-      <w:pPr>
-        <w:jc w:val="both"/>
-      </w:pPr>
-    </w:p>
-    <w:p>
-      <w:pPr>
-        <w:jc w:val="both"/>
-      </w:pPr>
-    </w:p>
-    <w:p>
-      <w:pPr>
-        <w:jc w:val="both"/>
-      </w:pPr>
-    </w:p>
-    <w:p>
-      <w:pPr>
-        <w:jc w:val="both"/>
-      </w:pPr>
-    </w:p>
-    <w:p>
-      <w:pPr>
-        <w:jc w:val="both"/>
+        <w:jc w:val="center"/>
+      </w:pPr>
+    </w:p>
+    <w:p>
+      <w:pPr>
+        <w:jc w:val="center"/>
+      </w:pPr>
+    </w:p>
+    <w:p>
+      <w:pPr>
+        <w:jc w:val="center"/>
+      </w:pPr>
+    </w:p>
+    <w:p>
+      <w:pPr>
+        <w:jc w:val="center"/>
+      </w:pPr>
+    </w:p>
+    <w:p>
+      <w:pPr>
+        <w:jc w:val="center"/>
+      </w:pPr>
+    </w:p>
+    <w:p>
+      <w:pPr>
+        <w:jc w:val="center"/>
+      </w:pPr>
+    </w:p>
+    <w:p>
+      <w:pPr>
+        <w:jc w:val="center"/>
+      </w:pPr>
+    </w:p>
+    <w:p>
+      <w:pPr>
+        <w:jc w:val="center"/>
+      </w:pPr>
+    </w:p>
+    <w:p>
+      <w:pPr>
+        <w:jc w:val="center"/>
         <w:rPr>
           <w:b/>
           <w:bCs/>
@@ -64,7 +64,7 @@
     </w:p>
     <w:p>
       <w:pPr>
-        <w:jc w:val="both"/>
+        <w:jc w:val="center"/>
         <w:rPr>
           <w:b/>
           <w:bCs/>
@@ -75,7 +75,7 @@
     </w:p>
     <w:p>
       <w:pPr>
-        <w:jc w:val="both"/>
+        <w:jc w:val="center"/>
         <w:rPr>
           <w:b/>
           <w:bCs/>
@@ -104,7 +104,7 @@
     </w:p>
     <w:p>
       <w:pPr>
-        <w:jc w:val="both"/>
+        <w:jc w:val="center"/>
         <w:rPr>
           <w:b/>
           <w:bCs/>
@@ -124,7 +124,7 @@
     </w:p>
     <w:p>
       <w:pPr>
-        <w:jc w:val="both"/>
+        <w:jc w:val="center"/>
         <w:rPr>
           <w:b/>
           <w:bCs/>
@@ -139,23 +139,23 @@
           <w:sz w:val="28"/>
           <w:szCs w:val="28"/>
         </w:rPr>
-        <w:t>de Señales de Audio en MatLab</w:t>
-      </w:r>
-    </w:p>
-    <w:p>
-      <w:pPr>
-        <w:jc w:val="both"/>
+        <w:t xml:space="preserve">de Señales de Audio en </w:t>
+      </w:r>
+      <w:proofErr w:type="spellStart"/>
+      <w:r>
         <w:rPr>
           <w:b/>
           <w:bCs/>
           <w:sz w:val="28"/>
           <w:szCs w:val="28"/>
         </w:rPr>
-      </w:pPr>
-    </w:p>
-    <w:p>
-      <w:pPr>
-        <w:jc w:val="both"/>
+        <w:t>MatLab</w:t>
+      </w:r>
+      <w:proofErr w:type="spellEnd"/>
+    </w:p>
+    <w:p>
+      <w:pPr>
+        <w:jc w:val="center"/>
         <w:rPr>
           <w:b/>
           <w:bCs/>
@@ -163,15 +163,17 @@
           <w:szCs w:val="28"/>
         </w:rPr>
       </w:pPr>
-      <w:r>
+    </w:p>
+    <w:p>
+      <w:pPr>
+        <w:jc w:val="center"/>
         <w:rPr>
           <w:b/>
           <w:bCs/>
           <w:sz w:val="28"/>
           <w:szCs w:val="28"/>
         </w:rPr>
-        <w:t xml:space="preserve">Memoria de </w:t>
-      </w:r>
+      </w:pPr>
       <w:r>
         <w:rPr>
           <w:b/>
@@ -179,73 +181,88 @@
           <w:sz w:val="28"/>
           <w:szCs w:val="28"/>
         </w:rPr>
+        <w:t xml:space="preserve">Memoria de </w:t>
+      </w:r>
+      <w:r>
+        <w:rPr>
+          <w:b/>
+          <w:bCs/>
+          <w:sz w:val="28"/>
+          <w:szCs w:val="28"/>
+        </w:rPr>
         <w:t>Funcionamiento</w:t>
       </w:r>
     </w:p>
     <w:p>
       <w:pPr>
-        <w:jc w:val="both"/>
-      </w:pPr>
-    </w:p>
-    <w:p>
-      <w:pPr>
-        <w:jc w:val="both"/>
-      </w:pPr>
-    </w:p>
-    <w:p>
-      <w:pPr>
-        <w:jc w:val="both"/>
-      </w:pPr>
-    </w:p>
-    <w:p>
-      <w:pPr>
-        <w:jc w:val="both"/>
-      </w:pPr>
-    </w:p>
-    <w:p>
-      <w:pPr>
-        <w:jc w:val="both"/>
-      </w:pPr>
-    </w:p>
-    <w:p>
-      <w:pPr>
-        <w:jc w:val="both"/>
-      </w:pPr>
-    </w:p>
-    <w:p>
-      <w:pPr>
-        <w:jc w:val="both"/>
-      </w:pPr>
-    </w:p>
-    <w:p>
-      <w:pPr>
-        <w:jc w:val="both"/>
-      </w:pPr>
-    </w:p>
-    <w:p>
-      <w:pPr>
-        <w:jc w:val="both"/>
-      </w:pPr>
-    </w:p>
-    <w:p>
-      <w:pPr>
-        <w:jc w:val="both"/>
-      </w:pPr>
-    </w:p>
-    <w:p>
-      <w:pPr>
-        <w:jc w:val="both"/>
+        <w:jc w:val="center"/>
+      </w:pPr>
+    </w:p>
+    <w:p>
+      <w:pPr>
+        <w:jc w:val="center"/>
+      </w:pPr>
+    </w:p>
+    <w:p>
+      <w:pPr>
+        <w:jc w:val="center"/>
+      </w:pPr>
+    </w:p>
+    <w:p>
+      <w:pPr>
+        <w:jc w:val="center"/>
+      </w:pPr>
+    </w:p>
+    <w:p>
+      <w:pPr>
+        <w:jc w:val="center"/>
+      </w:pPr>
+    </w:p>
+    <w:p>
+      <w:pPr>
+        <w:jc w:val="center"/>
+      </w:pPr>
+    </w:p>
+    <w:p>
+      <w:pPr>
+        <w:jc w:val="center"/>
+      </w:pPr>
+    </w:p>
+    <w:p>
+      <w:pPr>
+        <w:jc w:val="center"/>
+      </w:pPr>
+    </w:p>
+    <w:p>
+      <w:pPr>
+        <w:jc w:val="center"/>
+      </w:pPr>
+    </w:p>
+    <w:p>
+      <w:pPr>
+        <w:jc w:val="center"/>
+      </w:pPr>
+    </w:p>
+    <w:p>
+      <w:pPr>
+        <w:jc w:val="center"/>
       </w:pPr>
       <w:r>
         <w:t>10</w:t>
       </w:r>
       <w:r>
-        <w:t xml:space="preserve"> de octubre de 2024</w:t>
-      </w:r>
-    </w:p>
-    <w:p>
-      <w:pPr>
-        <w:jc w:val="both"/>
+        <w:t xml:space="preserve"> de </w:t>
+      </w:r>
+      <w:r>
+        <w:t>noviembre</w:t>
+      </w:r>
+      <w:r>
+        <w:t xml:space="preserve"> de 2024</w:t>
+      </w:r>
+    </w:p>
+    <w:p>
+      <w:pPr>
+        <w:jc w:val="center"/>
       </w:pPr>
       <w:r>
         <w:t>Mario Medrano Paredes y Alonso Sandoval Martínez</w:t>
@@ -308,7 +325,7 @@
           <w:r>
             <w:fldChar w:fldCharType="separate"/>
           </w:r>
-          <w:hyperlink w:anchor="_Toc184120686" w:history="1">
+          <w:hyperlink w:anchor="_Toc184807375" w:history="1">
             <w:r>
               <w:rPr>
                 <w:rStyle w:val="Hipervnculo"/>
@@ -350,7 +367,7 @@
                 <w:noProof/>
                 <w:webHidden/>
               </w:rPr>
-              <w:instrText xml:space="preserve"> PAGEREF _Toc184120686 \h </w:instrText>
+              <w:instrText xml:space="preserve"> PAGEREF _Toc184807375 \h </w:instrText>
             </w:r>
             <w:r>
               <w:rPr>
@@ -394,7 +411,7 @@
               <w:lang w:eastAsia="es-ES"/>
             </w:rPr>
           </w:pPr>
-          <w:hyperlink w:anchor="_Toc184120687" w:history="1">
+          <w:hyperlink w:anchor="_Toc184807376" w:history="1">
             <w:r>
               <w:rPr>
                 <w:rStyle w:val="Hipervnculo"/>
@@ -436,7 +453,7 @@
                 <w:noProof/>
                 <w:webHidden/>
               </w:rPr>
-              <w:instrText xml:space="preserve"> PAGEREF _Toc184120687 \h </w:instrText>
+              <w:instrText xml:space="preserve"> PAGEREF _Toc184807376 \h </w:instrText>
             </w:r>
             <w:r>
               <w:rPr>
@@ -480,7 +497,7 @@
               <w:lang w:eastAsia="es-ES"/>
             </w:rPr>
           </w:pPr>
-          <w:hyperlink w:anchor="_Toc184120688" w:history="1">
+          <w:hyperlink w:anchor="_Toc184807377" w:history="1">
             <w:r>
               <w:rPr>
                 <w:rStyle w:val="Hipervnculo"/>
@@ -522,7 +539,7 @@
                 <w:noProof/>
                 <w:webHidden/>
               </w:rPr>
-              <w:instrText xml:space="preserve"> PAGEREF _Toc184120688 \h </w:instrText>
+              <w:instrText xml:space="preserve"> PAGEREF _Toc184807377 \h </w:instrText>
             </w:r>
             <w:r>
               <w:rPr>
@@ -566,7 +583,7 @@
               <w:lang w:eastAsia="es-ES"/>
             </w:rPr>
           </w:pPr>
-          <w:hyperlink w:anchor="_Toc184120689" w:history="1">
+          <w:hyperlink w:anchor="_Toc184807378" w:history="1">
             <w:r>
               <w:rPr>
                 <w:rStyle w:val="Hipervnculo"/>
@@ -608,7 +625,7 @@
                 <w:noProof/>
                 <w:webHidden/>
               </w:rPr>
-              <w:instrText xml:space="preserve"> PAGEREF _Toc184120689 \h </w:instrText>
+              <w:instrText xml:space="preserve"> PAGEREF _Toc184807378 \h </w:instrText>
             </w:r>
             <w:r>
               <w:rPr>
@@ -652,7 +669,7 @@
               <w:lang w:eastAsia="es-ES"/>
             </w:rPr>
           </w:pPr>
-          <w:hyperlink w:anchor="_Toc184120690" w:history="1">
+          <w:hyperlink w:anchor="_Toc184807379" w:history="1">
             <w:r>
               <w:rPr>
                 <w:rStyle w:val="Hipervnculo"/>
@@ -694,7 +711,7 @@
                 <w:noProof/>
                 <w:webHidden/>
               </w:rPr>
-              <w:instrText xml:space="preserve"> PAGEREF _Toc184120690 \h </w:instrText>
+              <w:instrText xml:space="preserve"> PAGEREF _Toc184807379 \h </w:instrText>
             </w:r>
             <w:r>
               <w:rPr>
@@ -738,7 +755,7 @@
               <w:lang w:eastAsia="es-ES"/>
             </w:rPr>
           </w:pPr>
-          <w:hyperlink w:anchor="_Toc184120691" w:history="1">
+          <w:hyperlink w:anchor="_Toc184807380" w:history="1">
             <w:r>
               <w:rPr>
                 <w:rStyle w:val="Hipervnculo"/>
@@ -780,7 +797,7 @@
                 <w:noProof/>
                 <w:webHidden/>
               </w:rPr>
-              <w:instrText xml:space="preserve"> PAGEREF _Toc184120691 \h </w:instrText>
+              <w:instrText xml:space="preserve"> PAGEREF _Toc184807380 \h </w:instrText>
             </w:r>
             <w:r>
               <w:rPr>
@@ -824,7 +841,7 @@
               <w:lang w:eastAsia="es-ES"/>
             </w:rPr>
           </w:pPr>
-          <w:hyperlink w:anchor="_Toc184120692" w:history="1">
+          <w:hyperlink w:anchor="_Toc184807381" w:history="1">
             <w:r>
               <w:rPr>
                 <w:rStyle w:val="Hipervnculo"/>
@@ -866,7 +883,7 @@
                 <w:noProof/>
                 <w:webHidden/>
               </w:rPr>
-              <w:instrText xml:space="preserve"> PAGEREF _Toc184120692 \h </w:instrText>
+              <w:instrText xml:space="preserve"> PAGEREF _Toc184807381 \h </w:instrText>
             </w:r>
             <w:r>
               <w:rPr>
@@ -910,7 +927,7 @@
               <w:lang w:eastAsia="es-ES"/>
             </w:rPr>
           </w:pPr>
-          <w:hyperlink w:anchor="_Toc184120693" w:history="1">
+          <w:hyperlink w:anchor="_Toc184807382" w:history="1">
             <w:r>
               <w:rPr>
                 <w:rStyle w:val="Hipervnculo"/>
@@ -952,7 +969,7 @@
                 <w:noProof/>
                 <w:webHidden/>
               </w:rPr>
-              <w:instrText xml:space="preserve"> PAGEREF _Toc184120693 \h </w:instrText>
+              <w:instrText xml:space="preserve"> PAGEREF _Toc184807382 \h </w:instrText>
             </w:r>
             <w:r>
               <w:rPr>
@@ -996,7 +1013,7 @@
               <w:lang w:eastAsia="es-ES"/>
             </w:rPr>
           </w:pPr>
-          <w:hyperlink w:anchor="_Toc184120694" w:history="1">
+          <w:hyperlink w:anchor="_Toc184807383" w:history="1">
             <w:r>
               <w:rPr>
                 <w:rStyle w:val="Hipervnculo"/>
@@ -1038,7 +1055,7 @@
                 <w:noProof/>
                 <w:webHidden/>
               </w:rPr>
-              <w:instrText xml:space="preserve"> PAGEREF _Toc184120694 \h </w:instrText>
+              <w:instrText xml:space="preserve"> PAGEREF _Toc184807383 \h </w:instrText>
             </w:r>
             <w:r>
               <w:rPr>
@@ -1082,7 +1099,7 @@
               <w:lang w:eastAsia="es-ES"/>
             </w:rPr>
           </w:pPr>
-          <w:hyperlink w:anchor="_Toc184120695" w:history="1">
+          <w:hyperlink w:anchor="_Toc184807384" w:history="1">
             <w:r>
               <w:rPr>
                 <w:rStyle w:val="Hipervnculo"/>
@@ -1124,7 +1141,7 @@
                 <w:noProof/>
                 <w:webHidden/>
               </w:rPr>
-              <w:instrText xml:space="preserve"> PAGEREF _Toc184120695 \h </w:instrText>
+              <w:instrText xml:space="preserve"> PAGEREF _Toc184807384 \h </w:instrText>
             </w:r>
             <w:r>
               <w:rPr>
@@ -1168,7 +1185,7 @@
               <w:lang w:eastAsia="es-ES"/>
             </w:rPr>
           </w:pPr>
-          <w:hyperlink w:anchor="_Toc184120696" w:history="1">
+          <w:hyperlink w:anchor="_Toc184807385" w:history="1">
             <w:r>
               <w:rPr>
                 <w:rStyle w:val="Hipervnculo"/>
@@ -1210,7 +1227,7 @@
                 <w:noProof/>
                 <w:webHidden/>
               </w:rPr>
-              <w:instrText xml:space="preserve"> PAGEREF _Toc184120696 \h </w:instrText>
+              <w:instrText xml:space="preserve"> PAGEREF _Toc184807385 \h </w:instrText>
             </w:r>
             <w:r>
               <w:rPr>
@@ -1254,7 +1271,7 @@
               <w:lang w:eastAsia="es-ES"/>
             </w:rPr>
           </w:pPr>
-          <w:hyperlink w:anchor="_Toc184120697" w:history="1">
+          <w:hyperlink w:anchor="_Toc184807386" w:history="1">
             <w:r>
               <w:rPr>
                 <w:rStyle w:val="Hipervnculo"/>
@@ -1296,7 +1313,7 @@
                 <w:noProof/>
                 <w:webHidden/>
               </w:rPr>
-              <w:instrText xml:space="preserve"> PAGEREF _Toc184120697 \h </w:instrText>
+              <w:instrText xml:space="preserve"> PAGEREF _Toc184807386 \h </w:instrText>
             </w:r>
             <w:r>
               <w:rPr>
@@ -1340,7 +1357,7 @@
               <w:lang w:eastAsia="es-ES"/>
             </w:rPr>
           </w:pPr>
-          <w:hyperlink w:anchor="_Toc184120698" w:history="1">
+          <w:hyperlink w:anchor="_Toc184807387" w:history="1">
             <w:r>
               <w:rPr>
                 <w:rStyle w:val="Hipervnculo"/>
@@ -1382,7 +1399,7 @@
                 <w:noProof/>
                 <w:webHidden/>
               </w:rPr>
-              <w:instrText xml:space="preserve"> PAGEREF _Toc184120698 \h </w:instrText>
+              <w:instrText xml:space="preserve"> PAGEREF _Toc184807387 \h </w:instrText>
             </w:r>
             <w:r>
               <w:rPr>
@@ -1426,7 +1443,7 @@
               <w:lang w:eastAsia="es-ES"/>
             </w:rPr>
           </w:pPr>
-          <w:hyperlink w:anchor="_Toc184120699" w:history="1">
+          <w:hyperlink w:anchor="_Toc184807388" w:history="1">
             <w:r>
               <w:rPr>
                 <w:rStyle w:val="Hipervnculo"/>
@@ -1468,7 +1485,7 @@
                 <w:noProof/>
                 <w:webHidden/>
               </w:rPr>
-              <w:instrText xml:space="preserve"> PAGEREF _Toc184120699 \h </w:instrText>
+              <w:instrText xml:space="preserve"> PAGEREF _Toc184807388 \h </w:instrText>
             </w:r>
             <w:r>
               <w:rPr>
@@ -1512,7 +1529,7 @@
               <w:lang w:eastAsia="es-ES"/>
             </w:rPr>
           </w:pPr>
-          <w:hyperlink w:anchor="_Toc184120700" w:history="1">
+          <w:hyperlink w:anchor="_Toc184807389" w:history="1">
             <w:r>
               <w:rPr>
                 <w:rStyle w:val="Hipervnculo"/>
@@ -1554,7 +1571,7 @@
                 <w:noProof/>
                 <w:webHidden/>
               </w:rPr>
-              <w:instrText xml:space="preserve"> PAGEREF _Toc184120700 \h </w:instrText>
+              <w:instrText xml:space="preserve"> PAGEREF _Toc184807389 \h </w:instrText>
             </w:r>
             <w:r>
               <w:rPr>
@@ -1598,7 +1615,7 @@
               <w:lang w:eastAsia="es-ES"/>
             </w:rPr>
           </w:pPr>
-          <w:hyperlink w:anchor="_Toc184120701" w:history="1">
+          <w:hyperlink w:anchor="_Toc184807390" w:history="1">
             <w:r>
               <w:rPr>
                 <w:rStyle w:val="Hipervnculo"/>
@@ -1640,7 +1657,7 @@
                 <w:noProof/>
                 <w:webHidden/>
               </w:rPr>
-              <w:instrText xml:space="preserve"> PAGEREF _Toc184120701 \h </w:instrText>
+              <w:instrText xml:space="preserve"> PAGEREF _Toc184807390 \h </w:instrText>
             </w:r>
             <w:r>
               <w:rPr>
@@ -1684,7 +1701,7 @@
               <w:lang w:eastAsia="es-ES"/>
             </w:rPr>
           </w:pPr>
-          <w:hyperlink w:anchor="_Toc184120702" w:history="1">
+          <w:hyperlink w:anchor="_Toc184807391" w:history="1">
             <w:r>
               <w:rPr>
                 <w:rStyle w:val="Hipervnculo"/>
@@ -1726,7 +1743,7 @@
                 <w:noProof/>
                 <w:webHidden/>
               </w:rPr>
-              <w:instrText xml:space="preserve"> PAGEREF _Toc184120702 \h </w:instrText>
+              <w:instrText xml:space="preserve"> PAGEREF _Toc184807391 \h </w:instrText>
             </w:r>
             <w:r>
               <w:rPr>
@@ -1770,7 +1787,7 @@
               <w:lang w:eastAsia="es-ES"/>
             </w:rPr>
           </w:pPr>
-          <w:hyperlink w:anchor="_Toc184120703" w:history="1">
+          <w:hyperlink w:anchor="_Toc184807392" w:history="1">
             <w:r>
               <w:rPr>
                 <w:rStyle w:val="Hipervnculo"/>
@@ -1812,7 +1829,7 @@
                 <w:noProof/>
                 <w:webHidden/>
               </w:rPr>
-              <w:instrText xml:space="preserve"> PAGEREF _Toc184120703 \h </w:instrText>
+              <w:instrText xml:space="preserve"> PAGEREF _Toc184807392 \h </w:instrText>
             </w:r>
             <w:r>
               <w:rPr>
@@ -1856,7 +1873,7 @@
               <w:lang w:eastAsia="es-ES"/>
             </w:rPr>
           </w:pPr>
-          <w:hyperlink w:anchor="_Toc184120704" w:history="1">
+          <w:hyperlink w:anchor="_Toc184807393" w:history="1">
             <w:r>
               <w:rPr>
                 <w:rStyle w:val="Hipervnculo"/>
@@ -1898,7 +1915,7 @@
                 <w:noProof/>
                 <w:webHidden/>
               </w:rPr>
-              <w:instrText xml:space="preserve"> PAGEREF _Toc184120704 \h </w:instrText>
+              <w:instrText xml:space="preserve"> PAGEREF _Toc184807393 \h </w:instrText>
             </w:r>
             <w:r>
               <w:rPr>
@@ -1942,7 +1959,7 @@
               <w:lang w:eastAsia="es-ES"/>
             </w:rPr>
           </w:pPr>
-          <w:hyperlink w:anchor="_Toc184120705" w:history="1">
+          <w:hyperlink w:anchor="_Toc184807394" w:history="1">
             <w:r>
               <w:rPr>
                 <w:rStyle w:val="Hipervnculo"/>
@@ -1984,7 +2001,7 @@
                 <w:noProof/>
                 <w:webHidden/>
               </w:rPr>
-              <w:instrText xml:space="preserve"> PAGEREF _Toc184120705 \h </w:instrText>
+              <w:instrText xml:space="preserve"> PAGEREF _Toc184807394 \h </w:instrText>
             </w:r>
             <w:r>
               <w:rPr>
@@ -2028,7 +2045,7 @@
               <w:lang w:eastAsia="es-ES"/>
             </w:rPr>
           </w:pPr>
-          <w:hyperlink w:anchor="_Toc184120706" w:history="1">
+          <w:hyperlink w:anchor="_Toc184807395" w:history="1">
             <w:r>
               <w:rPr>
                 <w:rStyle w:val="Hipervnculo"/>
@@ -2070,7 +2087,7 @@
                 <w:noProof/>
                 <w:webHidden/>
               </w:rPr>
-              <w:instrText xml:space="preserve"> PAGEREF _Toc184120706 \h </w:instrText>
+              <w:instrText xml:space="preserve"> PAGEREF _Toc184807395 \h </w:instrText>
             </w:r>
             <w:r>
               <w:rPr>
@@ -2114,7 +2131,7 @@
               <w:lang w:eastAsia="es-ES"/>
             </w:rPr>
           </w:pPr>
-          <w:hyperlink w:anchor="_Toc184120707" w:history="1">
+          <w:hyperlink w:anchor="_Toc184807396" w:history="1">
             <w:r>
               <w:rPr>
                 <w:rStyle w:val="Hipervnculo"/>
@@ -2156,7 +2173,7 @@
                 <w:noProof/>
                 <w:webHidden/>
               </w:rPr>
-              <w:instrText xml:space="preserve"> PAGEREF _Toc184120707 \h </w:instrText>
+              <w:instrText xml:space="preserve"> PAGEREF _Toc184807396 \h </w:instrText>
             </w:r>
             <w:r>
               <w:rPr>
@@ -2200,7 +2217,7 @@
               <w:lang w:eastAsia="es-ES"/>
             </w:rPr>
           </w:pPr>
-          <w:hyperlink w:anchor="_Toc184120708" w:history="1">
+          <w:hyperlink w:anchor="_Toc184807397" w:history="1">
             <w:r>
               <w:rPr>
                 <w:rStyle w:val="Hipervnculo"/>
@@ -2242,7 +2259,7 @@
                 <w:noProof/>
                 <w:webHidden/>
               </w:rPr>
-              <w:instrText xml:space="preserve"> PAGEREF _Toc184120708 \h </w:instrText>
+              <w:instrText xml:space="preserve"> PAGEREF _Toc184807397 \h </w:instrText>
             </w:r>
             <w:r>
               <w:rPr>
@@ -2286,7 +2303,7 @@
               <w:lang w:eastAsia="es-ES"/>
             </w:rPr>
           </w:pPr>
-          <w:hyperlink w:anchor="_Toc184120709" w:history="1">
+          <w:hyperlink w:anchor="_Toc184807398" w:history="1">
             <w:r>
               <w:rPr>
                 <w:rStyle w:val="Hipervnculo"/>
@@ -2328,7 +2345,7 @@
                 <w:noProof/>
                 <w:webHidden/>
               </w:rPr>
-              <w:instrText xml:space="preserve"> PAGEREF _Toc184120709 \h </w:instrText>
+              <w:instrText xml:space="preserve"> PAGEREF _Toc184807398 \h </w:instrText>
             </w:r>
             <w:r>
               <w:rPr>
@@ -2372,7 +2389,7 @@
               <w:lang w:eastAsia="es-ES"/>
             </w:rPr>
           </w:pPr>
-          <w:hyperlink w:anchor="_Toc184120710" w:history="1">
+          <w:hyperlink w:anchor="_Toc184807399" w:history="1">
             <w:r>
               <w:rPr>
                 <w:rStyle w:val="Hipervnculo"/>
@@ -2414,7 +2431,7 @@
                 <w:noProof/>
                 <w:webHidden/>
               </w:rPr>
-              <w:instrText xml:space="preserve"> PAGEREF _Toc184120710 \h </w:instrText>
+              <w:instrText xml:space="preserve"> PAGEREF _Toc184807399 \h </w:instrText>
             </w:r>
             <w:r>
               <w:rPr>
@@ -2458,7 +2475,7 @@
               <w:lang w:eastAsia="es-ES"/>
             </w:rPr>
           </w:pPr>
-          <w:hyperlink w:anchor="_Toc184120711" w:history="1">
+          <w:hyperlink w:anchor="_Toc184807400" w:history="1">
             <w:r>
               <w:rPr>
                 <w:rStyle w:val="Hipervnculo"/>
@@ -2500,7 +2517,7 @@
                 <w:noProof/>
                 <w:webHidden/>
               </w:rPr>
-              <w:instrText xml:space="preserve"> PAGEREF _Toc184120711 \h </w:instrText>
+              <w:instrText xml:space="preserve"> PAGEREF _Toc184807400 \h </w:instrText>
             </w:r>
             <w:r>
               <w:rPr>
@@ -2544,7 +2561,7 @@
               <w:lang w:eastAsia="es-ES"/>
             </w:rPr>
           </w:pPr>
-          <w:hyperlink w:anchor="_Toc184120712" w:history="1">
+          <w:hyperlink w:anchor="_Toc184807401" w:history="1">
             <w:r>
               <w:rPr>
                 <w:rStyle w:val="Hipervnculo"/>
@@ -2586,7 +2603,7 @@
                 <w:noProof/>
                 <w:webHidden/>
               </w:rPr>
-              <w:instrText xml:space="preserve"> PAGEREF _Toc184120712 \h </w:instrText>
+              <w:instrText xml:space="preserve"> PAGEREF _Toc184807401 \h </w:instrText>
             </w:r>
             <w:r>
               <w:rPr>
@@ -2630,7 +2647,7 @@
               <w:lang w:eastAsia="es-ES"/>
             </w:rPr>
           </w:pPr>
-          <w:hyperlink w:anchor="_Toc184120713" w:history="1">
+          <w:hyperlink w:anchor="_Toc184807402" w:history="1">
             <w:r>
               <w:rPr>
                 <w:rStyle w:val="Hipervnculo"/>
@@ -2672,7 +2689,7 @@
                 <w:noProof/>
                 <w:webHidden/>
               </w:rPr>
-              <w:instrText xml:space="preserve"> PAGEREF _Toc184120713 \h </w:instrText>
+              <w:instrText xml:space="preserve"> PAGEREF _Toc184807402 \h </w:instrText>
             </w:r>
             <w:r>
               <w:rPr>
@@ -2716,7 +2733,7 @@
               <w:lang w:eastAsia="es-ES"/>
             </w:rPr>
           </w:pPr>
-          <w:hyperlink w:anchor="_Toc184120714" w:history="1">
+          <w:hyperlink w:anchor="_Toc184807403" w:history="1">
             <w:r>
               <w:rPr>
                 <w:rStyle w:val="Hipervnculo"/>
@@ -2758,7 +2775,7 @@
                 <w:noProof/>
                 <w:webHidden/>
               </w:rPr>
-              <w:instrText xml:space="preserve"> PAGEREF _Toc184120714 \h </w:instrText>
+              <w:instrText xml:space="preserve"> PAGEREF _Toc184807403 \h </w:instrText>
             </w:r>
             <w:r>
               <w:rPr>
@@ -2802,7 +2819,7 @@
               <w:lang w:eastAsia="es-ES"/>
             </w:rPr>
           </w:pPr>
-          <w:hyperlink w:anchor="_Toc184120715" w:history="1">
+          <w:hyperlink w:anchor="_Toc184807404" w:history="1">
             <w:r>
               <w:rPr>
                 <w:rStyle w:val="Hipervnculo"/>
@@ -2844,7 +2861,7 @@
                 <w:noProof/>
                 <w:webHidden/>
               </w:rPr>
-              <w:instrText xml:space="preserve"> PAGEREF _Toc184120715 \h </w:instrText>
+              <w:instrText xml:space="preserve"> PAGEREF _Toc184807404 \h </w:instrText>
             </w:r>
             <w:r>
               <w:rPr>
@@ -2888,7 +2905,7 @@
               <w:lang w:eastAsia="es-ES"/>
             </w:rPr>
           </w:pPr>
-          <w:hyperlink w:anchor="_Toc184120716" w:history="1">
+          <w:hyperlink w:anchor="_Toc184807405" w:history="1">
             <w:r>
               <w:rPr>
                 <w:rStyle w:val="Hipervnculo"/>
@@ -2930,7 +2947,7 @@
                 <w:noProof/>
                 <w:webHidden/>
               </w:rPr>
-              <w:instrText xml:space="preserve"> PAGEREF _Toc184120716 \h </w:instrText>
+              <w:instrText xml:space="preserve"> PAGEREF _Toc184807405 \h </w:instrText>
             </w:r>
             <w:r>
               <w:rPr>
@@ -2974,7 +2991,7 @@
               <w:lang w:eastAsia="es-ES"/>
             </w:rPr>
           </w:pPr>
-          <w:hyperlink w:anchor="_Toc184120717" w:history="1">
+          <w:hyperlink w:anchor="_Toc184807406" w:history="1">
             <w:r>
               <w:rPr>
                 <w:rStyle w:val="Hipervnculo"/>
@@ -3016,7 +3033,7 @@
                 <w:noProof/>
                 <w:webHidden/>
               </w:rPr>
-              <w:instrText xml:space="preserve"> PAGEREF _Toc184120717 \h </w:instrText>
+              <w:instrText xml:space="preserve"> PAGEREF _Toc184807406 \h </w:instrText>
             </w:r>
             <w:r>
               <w:rPr>
@@ -3060,7 +3077,7 @@
               <w:lang w:eastAsia="es-ES"/>
             </w:rPr>
           </w:pPr>
-          <w:hyperlink w:anchor="_Toc184120718" w:history="1">
+          <w:hyperlink w:anchor="_Toc184807407" w:history="1">
             <w:r>
               <w:rPr>
                 <w:rStyle w:val="Hipervnculo"/>
@@ -3102,7 +3119,7 @@
                 <w:noProof/>
                 <w:webHidden/>
               </w:rPr>
-              <w:instrText xml:space="preserve"> PAGEREF _Toc184120718 \h </w:instrText>
+              <w:instrText xml:space="preserve"> PAGEREF _Toc184807407 \h </w:instrText>
             </w:r>
             <w:r>
               <w:rPr>
@@ -3146,7 +3163,7 @@
               <w:lang w:eastAsia="es-ES"/>
             </w:rPr>
           </w:pPr>
-          <w:hyperlink w:anchor="_Toc184120719" w:history="1">
+          <w:hyperlink w:anchor="_Toc184807408" w:history="1">
             <w:r>
               <w:rPr>
                 <w:rStyle w:val="Hipervnculo"/>
@@ -3188,7 +3205,7 @@
                 <w:noProof/>
                 <w:webHidden/>
               </w:rPr>
-              <w:instrText xml:space="preserve"> PAGEREF _Toc184120719 \h </w:instrText>
+              <w:instrText xml:space="preserve"> PAGEREF _Toc184807408 \h </w:instrText>
             </w:r>
             <w:r>
               <w:rPr>
@@ -3232,7 +3249,7 @@
               <w:lang w:eastAsia="es-ES"/>
             </w:rPr>
           </w:pPr>
-          <w:hyperlink w:anchor="_Toc184120720" w:history="1">
+          <w:hyperlink w:anchor="_Toc184807409" w:history="1">
             <w:r>
               <w:rPr>
                 <w:rStyle w:val="Hipervnculo"/>
@@ -3274,7 +3291,7 @@
                 <w:noProof/>
                 <w:webHidden/>
               </w:rPr>
-              <w:instrText xml:space="preserve"> PAGEREF _Toc184120720 \h </w:instrText>
+              <w:instrText xml:space="preserve"> PAGEREF _Toc184807409 \h </w:instrText>
             </w:r>
             <w:r>
               <w:rPr>
@@ -3318,7 +3335,7 @@
               <w:lang w:eastAsia="es-ES"/>
             </w:rPr>
           </w:pPr>
-          <w:hyperlink w:anchor="_Toc184120721" w:history="1">
+          <w:hyperlink w:anchor="_Toc184807410" w:history="1">
             <w:r>
               <w:rPr>
                 <w:rStyle w:val="Hipervnculo"/>
@@ -3339,7 +3356,7 @@
                 <w:rStyle w:val="Hipervnculo"/>
                 <w:noProof/>
               </w:rPr>
-              <w:t>Apéndices</w:t>
+              <w:t>Anexos</w:t>
             </w:r>
             <w:r>
               <w:rPr>
@@ -3360,7 +3377,7 @@
                 <w:noProof/>
                 <w:webHidden/>
               </w:rPr>
-              <w:instrText xml:space="preserve"> PAGEREF _Toc184120721 \h </w:instrText>
+              <w:instrText xml:space="preserve"> PAGEREF _Toc184807410 \h </w:instrText>
             </w:r>
             <w:r>
               <w:rPr>
@@ -3381,6 +3398,92 @@
                 <w:webHidden/>
               </w:rPr>
               <w:t>19</w:t>
+            </w:r>
+            <w:r>
+              <w:rPr>
+                <w:noProof/>
+                <w:webHidden/>
+              </w:rPr>
+              <w:fldChar w:fldCharType="end"/>
+            </w:r>
+          </w:hyperlink>
+        </w:p>
+        <w:p>
+          <w:pPr>
+            <w:pStyle w:val="TDC1"/>
+            <w:tabs>
+              <w:tab w:val="left" w:pos="480"/>
+              <w:tab w:val="right" w:leader="dot" w:pos="8494"/>
+            </w:tabs>
+            <w:rPr>
+              <w:rFonts w:eastAsiaTheme="minorEastAsia"/>
+              <w:noProof/>
+              <w:lang w:eastAsia="es-ES"/>
+            </w:rPr>
+          </w:pPr>
+          <w:hyperlink w:anchor="_Toc184807411" w:history="1">
+            <w:r>
+              <w:rPr>
+                <w:rStyle w:val="Hipervnculo"/>
+                <w:noProof/>
+              </w:rPr>
+              <w:t>8.</w:t>
+            </w:r>
+            <w:r>
+              <w:rPr>
+                <w:rFonts w:eastAsiaTheme="minorEastAsia"/>
+                <w:noProof/>
+                <w:lang w:eastAsia="es-ES"/>
+              </w:rPr>
+              <w:tab/>
+            </w:r>
+            <w:r>
+              <w:rPr>
+                <w:rStyle w:val="Hipervnculo"/>
+                <w:noProof/>
+              </w:rPr>
+              <w:t>Referencias</w:t>
+            </w:r>
+            <w:r>
+              <w:rPr>
+                <w:noProof/>
+                <w:webHidden/>
+              </w:rPr>
+              <w:tab/>
+            </w:r>
+            <w:r>
+              <w:rPr>
+                <w:noProof/>
+                <w:webHidden/>
+              </w:rPr>
+              <w:fldChar w:fldCharType="begin"/>
+            </w:r>
+            <w:r>
+              <w:rPr>
+                <w:noProof/>
+                <w:webHidden/>
+              </w:rPr>
+              <w:instrText xml:space="preserve"> PAGEREF _Toc184807411 \h </w:instrText>
+            </w:r>
+            <w:r>
+              <w:rPr>
+                <w:noProof/>
+                <w:webHidden/>
+              </w:rPr>
+            </w:r>
+            <w:r>
+              <w:rPr>
+                <w:noProof/>
+                <w:webHidden/>
+              </w:rPr>
+              <w:fldChar w:fldCharType="separate"/>
+            </w:r>
+            <w:r>
+              <w:rPr>
+                <w:noProof/>
+                <w:webHidden/>
+              </w:rPr>
+              <w:t>20</w:t>
             </w:r>
             <w:r>
               <w:rPr>
@@ -3429,7 +3532,7 @@
         </w:numPr>
         <w:jc w:val="both"/>
       </w:pPr>
-      <w:bookmarkStart w:id="0" w:name="_Toc184120686"/>
+      <w:bookmarkStart w:id="0" w:name="_Toc184807375"/>
       <w:r>
         <w:lastRenderedPageBreak/>
         <w:t>Introducción</w:t>
@@ -3489,6 +3592,7 @@
         </w:rPr>
         <w:t xml:space="preserve"> </w:t>
       </w:r>
+      <w:proofErr w:type="spellStart"/>
       <w:r>
         <w:rPr>
           <w:i/>
@@ -3496,92 +3600,9 @@
           <w:sz w:val="22"/>
           <w:szCs w:val="22"/>
         </w:rPr>
-        <w:t>Graphical User Interface (GUI)</w:t>
-      </w:r>
-      <w:r>
-        <w:rPr>
-          <w:sz w:val="22"/>
-          <w:szCs w:val="22"/>
-        </w:rPr>
-        <w:t xml:space="preserve"> para el procesado, </w:t>
-      </w:r>
-      <w:r>
-        <w:rPr>
-          <w:sz w:val="22"/>
-          <w:szCs w:val="22"/>
-        </w:rPr>
-        <w:t>grabación</w:t>
-      </w:r>
-      <w:r>
-        <w:rPr>
-          <w:sz w:val="22"/>
-          <w:szCs w:val="22"/>
-        </w:rPr>
-        <w:t xml:space="preserve"> y</w:t>
-      </w:r>
-      <w:r>
-        <w:rPr>
-          <w:sz w:val="22"/>
-          <w:szCs w:val="22"/>
-        </w:rPr>
-        <w:t xml:space="preserve"> </w:t>
-      </w:r>
-      <w:r>
-        <w:rPr>
-          <w:sz w:val="22"/>
-          <w:szCs w:val="22"/>
-        </w:rPr>
-        <w:t>reproducción</w:t>
-      </w:r>
-      <w:r>
-        <w:rPr>
-          <w:sz w:val="22"/>
-          <w:szCs w:val="22"/>
-        </w:rPr>
-        <w:t xml:space="preserve"> de señales de audio y voz, así como su visualización en los dominios temporal y frecuencial</w:t>
-      </w:r>
-      <w:r>
-        <w:rPr>
-          <w:sz w:val="22"/>
-          <w:szCs w:val="22"/>
-        </w:rPr>
-        <w:t xml:space="preserve">, entre otras herramientas. </w:t>
-      </w:r>
-      <w:r>
-        <w:rPr>
-          <w:sz w:val="22"/>
-          <w:szCs w:val="22"/>
-        </w:rPr>
-        <w:t>Este programa está diseñado para ser completo y ofrecer numerosas utilidades y herramientas, pero sin renunciar a</w:t>
-      </w:r>
-      <w:r>
-        <w:rPr>
-          <w:sz w:val="22"/>
-          <w:szCs w:val="22"/>
-        </w:rPr>
-        <w:t xml:space="preserve"> un enfoque que pretende facilitar un diseño simple y fácil de usar para el usuario. </w:t>
-      </w:r>
-      <w:r>
-        <w:rPr>
-          <w:sz w:val="22"/>
-          <w:szCs w:val="22"/>
-        </w:rPr>
-        <w:t xml:space="preserve">Para ello, utilizaremos </w:t>
-      </w:r>
-      <w:r>
-        <w:rPr>
-          <w:sz w:val="22"/>
-          <w:szCs w:val="22"/>
-        </w:rPr>
-        <w:t xml:space="preserve">la versión </w:t>
-      </w:r>
-      <w:r>
-        <w:rPr>
-          <w:sz w:val="22"/>
-          <w:szCs w:val="22"/>
-        </w:rPr>
-        <w:t xml:space="preserve">R2024b de MatLab junto con algunos </w:t>
-      </w:r>
+        <w:t>Graphical</w:t>
+      </w:r>
+      <w:proofErr w:type="spellEnd"/>
       <w:r>
         <w:rPr>
           <w:i/>
@@ -3589,15 +3610,9 @@
           <w:sz w:val="22"/>
           <w:szCs w:val="22"/>
         </w:rPr>
-        <w:t>toolboxes</w:t>
-      </w:r>
-      <w:r>
-        <w:rPr>
-          <w:sz w:val="22"/>
-          <w:szCs w:val="22"/>
-        </w:rPr>
-        <w:t xml:space="preserve"> que nos facilitarán el procesado de señal, entre los que se encuentran </w:t>
-      </w:r>
+        <w:t xml:space="preserve"> </w:t>
+      </w:r>
+      <w:proofErr w:type="spellStart"/>
       <w:r>
         <w:rPr>
           <w:i/>
@@ -3605,15 +3620,9 @@
           <w:sz w:val="22"/>
           <w:szCs w:val="22"/>
         </w:rPr>
-        <w:t xml:space="preserve">App Building, Signal Processing Toolbox </w:t>
-      </w:r>
-      <w:r>
-        <w:rPr>
-          <w:sz w:val="22"/>
-          <w:szCs w:val="22"/>
-        </w:rPr>
-        <w:t>y</w:t>
-      </w:r>
+        <w:t>User</w:t>
+      </w:r>
+      <w:proofErr w:type="spellEnd"/>
       <w:r>
         <w:rPr>
           <w:i/>
@@ -3621,8 +3630,9 @@
           <w:sz w:val="22"/>
           <w:szCs w:val="22"/>
         </w:rPr>
-        <w:t xml:space="preserve"> Audio Toolbox</w:t>
-      </w:r>
+        <w:t xml:space="preserve"> </w:t>
+      </w:r>
+      <w:proofErr w:type="gramStart"/>
       <w:r>
         <w:rPr>
           <w:i/>
@@ -3630,6 +3640,239 @@
           <w:sz w:val="22"/>
           <w:szCs w:val="22"/>
         </w:rPr>
+        <w:t>Interface</w:t>
+      </w:r>
+      <w:proofErr w:type="gramEnd"/>
+      <w:r>
+        <w:rPr>
+          <w:i/>
+          <w:iCs/>
+          <w:sz w:val="22"/>
+          <w:szCs w:val="22"/>
+        </w:rPr>
+        <w:t xml:space="preserve"> (GUI)</w:t>
+      </w:r>
+      <w:r>
+        <w:rPr>
+          <w:sz w:val="22"/>
+          <w:szCs w:val="22"/>
+        </w:rPr>
+        <w:t xml:space="preserve"> para el procesado, </w:t>
+      </w:r>
+      <w:r>
+        <w:rPr>
+          <w:sz w:val="22"/>
+          <w:szCs w:val="22"/>
+        </w:rPr>
+        <w:t>grabación</w:t>
+      </w:r>
+      <w:r>
+        <w:rPr>
+          <w:sz w:val="22"/>
+          <w:szCs w:val="22"/>
+        </w:rPr>
+        <w:t xml:space="preserve"> y</w:t>
+      </w:r>
+      <w:r>
+        <w:rPr>
+          <w:sz w:val="22"/>
+          <w:szCs w:val="22"/>
+        </w:rPr>
+        <w:t xml:space="preserve"> </w:t>
+      </w:r>
+      <w:r>
+        <w:rPr>
+          <w:sz w:val="22"/>
+          <w:szCs w:val="22"/>
+        </w:rPr>
+        <w:t>reproducción</w:t>
+      </w:r>
+      <w:r>
+        <w:rPr>
+          <w:sz w:val="22"/>
+          <w:szCs w:val="22"/>
+        </w:rPr>
+        <w:t xml:space="preserve"> de señales de audio y voz, así como su visualización en los dominios temporal y frecuencial</w:t>
+      </w:r>
+      <w:r>
+        <w:rPr>
+          <w:sz w:val="22"/>
+          <w:szCs w:val="22"/>
+        </w:rPr>
+        <w:t xml:space="preserve">, entre otras herramientas. </w:t>
+      </w:r>
+      <w:r>
+        <w:rPr>
+          <w:sz w:val="22"/>
+          <w:szCs w:val="22"/>
+        </w:rPr>
+        <w:t>Este programa está diseñado para ser completo y ofrecer numerosas utilidades y herramientas, pero sin renunciar a</w:t>
+      </w:r>
+      <w:r>
+        <w:rPr>
+          <w:sz w:val="22"/>
+          <w:szCs w:val="22"/>
+        </w:rPr>
+        <w:t xml:space="preserve"> un enfoque que pretende facilitar un diseño simple y fácil de usar para el usuario. </w:t>
+      </w:r>
+      <w:r>
+        <w:rPr>
+          <w:sz w:val="22"/>
+          <w:szCs w:val="22"/>
+        </w:rPr>
+        <w:t xml:space="preserve">Para ello, utilizaremos </w:t>
+      </w:r>
+      <w:r>
+        <w:rPr>
+          <w:sz w:val="22"/>
+          <w:szCs w:val="22"/>
+        </w:rPr>
+        <w:t xml:space="preserve">la versión </w:t>
+      </w:r>
+      <w:r>
+        <w:rPr>
+          <w:sz w:val="22"/>
+          <w:szCs w:val="22"/>
+        </w:rPr>
+        <w:t xml:space="preserve">R2024b de </w:t>
+      </w:r>
+      <w:proofErr w:type="spellStart"/>
+      <w:r>
+        <w:rPr>
+          <w:sz w:val="22"/>
+          <w:szCs w:val="22"/>
+        </w:rPr>
+        <w:t>MatLab</w:t>
+      </w:r>
+      <w:proofErr w:type="spellEnd"/>
+      <w:r>
+        <w:rPr>
+          <w:sz w:val="22"/>
+          <w:szCs w:val="22"/>
+        </w:rPr>
+        <w:t xml:space="preserve"> junto con algunos </w:t>
+      </w:r>
+      <w:proofErr w:type="spellStart"/>
+      <w:r>
+        <w:rPr>
+          <w:i/>
+          <w:iCs/>
+          <w:sz w:val="22"/>
+          <w:szCs w:val="22"/>
+        </w:rPr>
+        <w:t>toolboxes</w:t>
+      </w:r>
+      <w:proofErr w:type="spellEnd"/>
+      <w:r>
+        <w:rPr>
+          <w:sz w:val="22"/>
+          <w:szCs w:val="22"/>
+        </w:rPr>
+        <w:t xml:space="preserve"> que nos facilitarán el procesado de señal, entre los que se encuentran </w:t>
+      </w:r>
+      <w:r>
+        <w:rPr>
+          <w:i/>
+          <w:iCs/>
+          <w:sz w:val="22"/>
+          <w:szCs w:val="22"/>
+        </w:rPr>
+        <w:t xml:space="preserve">App </w:t>
+      </w:r>
+      <w:proofErr w:type="spellStart"/>
+      <w:r>
+        <w:rPr>
+          <w:i/>
+          <w:iCs/>
+          <w:sz w:val="22"/>
+          <w:szCs w:val="22"/>
+        </w:rPr>
+        <w:t>Building</w:t>
+      </w:r>
+      <w:proofErr w:type="spellEnd"/>
+      <w:r>
+        <w:rPr>
+          <w:i/>
+          <w:iCs/>
+          <w:sz w:val="22"/>
+          <w:szCs w:val="22"/>
+        </w:rPr>
+        <w:t xml:space="preserve">, </w:t>
+      </w:r>
+      <w:proofErr w:type="spellStart"/>
+      <w:r>
+        <w:rPr>
+          <w:i/>
+          <w:iCs/>
+          <w:sz w:val="22"/>
+          <w:szCs w:val="22"/>
+        </w:rPr>
+        <w:t>Signal</w:t>
+      </w:r>
+      <w:proofErr w:type="spellEnd"/>
+      <w:r>
+        <w:rPr>
+          <w:i/>
+          <w:iCs/>
+          <w:sz w:val="22"/>
+          <w:szCs w:val="22"/>
+        </w:rPr>
+        <w:t xml:space="preserve"> Processing </w:t>
+      </w:r>
+      <w:proofErr w:type="spellStart"/>
+      <w:r>
+        <w:rPr>
+          <w:i/>
+          <w:iCs/>
+          <w:sz w:val="22"/>
+          <w:szCs w:val="22"/>
+        </w:rPr>
+        <w:t>Toolbox</w:t>
+      </w:r>
+      <w:proofErr w:type="spellEnd"/>
+      <w:r>
+        <w:rPr>
+          <w:i/>
+          <w:iCs/>
+          <w:sz w:val="22"/>
+          <w:szCs w:val="22"/>
+        </w:rPr>
+        <w:t xml:space="preserve"> </w:t>
+      </w:r>
+      <w:r>
+        <w:rPr>
+          <w:sz w:val="22"/>
+          <w:szCs w:val="22"/>
+        </w:rPr>
+        <w:t>y</w:t>
+      </w:r>
+      <w:r>
+        <w:rPr>
+          <w:i/>
+          <w:iCs/>
+          <w:sz w:val="22"/>
+          <w:szCs w:val="22"/>
+        </w:rPr>
+        <w:t xml:space="preserve"> Audio </w:t>
+      </w:r>
+      <w:proofErr w:type="spellStart"/>
+      <w:r>
+        <w:rPr>
+          <w:i/>
+          <w:iCs/>
+          <w:sz w:val="22"/>
+          <w:szCs w:val="22"/>
+        </w:rPr>
+        <w:t>Toolbox</w:t>
+      </w:r>
+      <w:proofErr w:type="spellEnd"/>
+      <w:r>
+        <w:rPr>
+          <w:i/>
+          <w:iCs/>
+          <w:sz w:val="22"/>
+          <w:szCs w:val="22"/>
+        </w:rPr>
         <w:t>.</w:t>
       </w:r>
     </w:p>
@@ -3713,7 +3956,23 @@
           <w:sz w:val="22"/>
           <w:szCs w:val="22"/>
         </w:rPr>
-        <w:t xml:space="preserve"> A continuación se explicará paso  a paso como se debe usar cada herramienta y finalmente se darán algunos ejemplos de uso y se presentarán las conclusiones de este proyecto.</w:t>
+        <w:t xml:space="preserve"> A continuación se explicará </w:t>
+      </w:r>
+      <w:proofErr w:type="gramStart"/>
+      <w:r>
+        <w:rPr>
+          <w:sz w:val="22"/>
+          <w:szCs w:val="22"/>
+        </w:rPr>
+        <w:t>paso  a</w:t>
+      </w:r>
+      <w:proofErr w:type="gramEnd"/>
+      <w:r>
+        <w:rPr>
+          <w:sz w:val="22"/>
+          <w:szCs w:val="22"/>
+        </w:rPr>
+        <w:t xml:space="preserve"> paso como se debe usar cada herramienta y finalmente se darán algunos ejemplos de uso y se presentarán las conclusiones de este proyecto.</w:t>
       </w:r>
     </w:p>
     <w:p>
@@ -3768,7 +4027,7 @@
         </w:numPr>
         <w:jc w:val="both"/>
       </w:pPr>
-      <w:bookmarkStart w:id="1" w:name="_Toc184120687"/>
+      <w:bookmarkStart w:id="1" w:name="_Toc184807376"/>
       <w:r>
         <w:lastRenderedPageBreak/>
         <w:t>Instalación y configuración</w:t>
@@ -3783,7 +4042,7 @@
           <w:numId w:val="7"/>
         </w:numPr>
       </w:pPr>
-      <w:bookmarkStart w:id="2" w:name="_Toc184120688"/>
+      <w:bookmarkStart w:id="2" w:name="_Toc184807377"/>
       <w:r>
         <w:t>Requisitos</w:t>
       </w:r>
@@ -3803,8 +4062,17 @@
           <w:sz w:val="22"/>
           <w:szCs w:val="22"/>
         </w:rPr>
-        <w:t>Para utilizar la Interfaz Gráfica de Análisis y Procesado de Señales de Audio en MatLab</w:t>
-      </w:r>
+        <w:t xml:space="preserve">Para utilizar la Interfaz Gráfica de Análisis y Procesado de Señales de Audio en </w:t>
+      </w:r>
+      <w:proofErr w:type="spellStart"/>
+      <w:r>
+        <w:rPr>
+          <w:sz w:val="22"/>
+          <w:szCs w:val="22"/>
+        </w:rPr>
+        <w:t>MatLab</w:t>
+      </w:r>
+      <w:proofErr w:type="spellEnd"/>
       <w:r>
         <w:rPr>
           <w:sz w:val="22"/>
@@ -3817,39 +4085,73 @@
           <w:sz w:val="22"/>
           <w:szCs w:val="22"/>
         </w:rPr>
-        <w:t>App Designer, es necesario contar con los siguientes componentes de software:</w:t>
-      </w:r>
-    </w:p>
-    <w:p>
-      <w:pPr>
-        <w:jc w:val="both"/>
-        <w:rPr>
-          <w:sz w:val="22"/>
-          <w:szCs w:val="22"/>
-        </w:rPr>
-      </w:pPr>
-      <w:r>
-        <w:rPr>
-          <w:sz w:val="22"/>
-          <w:szCs w:val="22"/>
-        </w:rPr>
-        <w:t>MatLab: Versión R2024b.</w:t>
-      </w:r>
-    </w:p>
-    <w:p>
-      <w:pPr>
-        <w:jc w:val="both"/>
-        <w:rPr>
-          <w:sz w:val="22"/>
-          <w:szCs w:val="22"/>
-        </w:rPr>
-      </w:pPr>
-      <w:r>
-        <w:rPr>
-          <w:sz w:val="22"/>
-          <w:szCs w:val="22"/>
-        </w:rPr>
-        <w:t>Toolboxes:</w:t>
+        <w:t xml:space="preserve">App </w:t>
+      </w:r>
+      <w:proofErr w:type="spellStart"/>
+      <w:r>
+        <w:rPr>
+          <w:sz w:val="22"/>
+          <w:szCs w:val="22"/>
+        </w:rPr>
+        <w:t>Designer</w:t>
+      </w:r>
+      <w:proofErr w:type="spellEnd"/>
+      <w:r>
+        <w:rPr>
+          <w:sz w:val="22"/>
+          <w:szCs w:val="22"/>
+        </w:rPr>
+        <w:t>, es necesario contar con los siguientes componentes de software:</w:t>
+      </w:r>
+    </w:p>
+    <w:p>
+      <w:pPr>
+        <w:jc w:val="both"/>
+        <w:rPr>
+          <w:sz w:val="22"/>
+          <w:szCs w:val="22"/>
+        </w:rPr>
+      </w:pPr>
+      <w:proofErr w:type="spellStart"/>
+      <w:r>
+        <w:rPr>
+          <w:sz w:val="22"/>
+          <w:szCs w:val="22"/>
+        </w:rPr>
+        <w:t>MatLab</w:t>
+      </w:r>
+      <w:proofErr w:type="spellEnd"/>
+      <w:r>
+        <w:rPr>
+          <w:sz w:val="22"/>
+          <w:szCs w:val="22"/>
+        </w:rPr>
+        <w:t>: Versión R2024b.</w:t>
+      </w:r>
+    </w:p>
+    <w:p>
+      <w:pPr>
+        <w:jc w:val="both"/>
+        <w:rPr>
+          <w:sz w:val="22"/>
+          <w:szCs w:val="22"/>
+        </w:rPr>
+      </w:pPr>
+      <w:proofErr w:type="spellStart"/>
+      <w:r>
+        <w:rPr>
+          <w:sz w:val="22"/>
+          <w:szCs w:val="22"/>
+        </w:rPr>
+        <w:t>Toolboxes</w:t>
+      </w:r>
+      <w:proofErr w:type="spellEnd"/>
+      <w:r>
+        <w:rPr>
+          <w:sz w:val="22"/>
+          <w:szCs w:val="22"/>
+        </w:rPr>
+        <w:t>:</w:t>
       </w:r>
     </w:p>
     <w:p>
@@ -3870,7 +4172,39 @@
           <w:sz w:val="22"/>
           <w:szCs w:val="22"/>
         </w:rPr>
-        <w:t>App Building Toolbox: Necesario para el diseño y desarrollo de la interfaz gráfica.</w:t>
+        <w:t xml:space="preserve">App </w:t>
+      </w:r>
+      <w:proofErr w:type="spellStart"/>
+      <w:r>
+        <w:rPr>
+          <w:sz w:val="22"/>
+          <w:szCs w:val="22"/>
+        </w:rPr>
+        <w:t>Building</w:t>
+      </w:r>
+      <w:proofErr w:type="spellEnd"/>
+      <w:r>
+        <w:rPr>
+          <w:sz w:val="22"/>
+          <w:szCs w:val="22"/>
+        </w:rPr>
+        <w:t xml:space="preserve"> </w:t>
+      </w:r>
+      <w:proofErr w:type="spellStart"/>
+      <w:r>
+        <w:rPr>
+          <w:sz w:val="22"/>
+          <w:szCs w:val="22"/>
+        </w:rPr>
+        <w:t>Toolbox</w:t>
+      </w:r>
+      <w:proofErr w:type="spellEnd"/>
+      <w:r>
+        <w:rPr>
+          <w:sz w:val="22"/>
+          <w:szCs w:val="22"/>
+        </w:rPr>
+        <w:t>: Necesario para el diseño y desarrollo de la interfaz gráfica.</w:t>
       </w:r>
     </w:p>
     <w:p>
@@ -3886,12 +4220,37 @@
           <w:szCs w:val="22"/>
         </w:rPr>
       </w:pPr>
-      <w:r>
-        <w:rPr>
-          <w:sz w:val="22"/>
-          <w:szCs w:val="22"/>
-        </w:rPr>
-        <w:t>Signal Processing Toolbox: Utilizado para el análisis y procesamiento de señales de audio.</w:t>
+      <w:proofErr w:type="spellStart"/>
+      <w:r>
+        <w:rPr>
+          <w:sz w:val="22"/>
+          <w:szCs w:val="22"/>
+        </w:rPr>
+        <w:t>Signal</w:t>
+      </w:r>
+      <w:proofErr w:type="spellEnd"/>
+      <w:r>
+        <w:rPr>
+          <w:sz w:val="22"/>
+          <w:szCs w:val="22"/>
+        </w:rPr>
+        <w:t xml:space="preserve"> Processing </w:t>
+      </w:r>
+      <w:proofErr w:type="spellStart"/>
+      <w:r>
+        <w:rPr>
+          <w:sz w:val="22"/>
+          <w:szCs w:val="22"/>
+        </w:rPr>
+        <w:t>Toolbox</w:t>
+      </w:r>
+      <w:proofErr w:type="spellEnd"/>
+      <w:r>
+        <w:rPr>
+          <w:sz w:val="22"/>
+          <w:szCs w:val="22"/>
+        </w:rPr>
+        <w:t>: Utilizado para el análisis y procesamiento de señales de audio.</w:t>
       </w:r>
     </w:p>
     <w:p>
@@ -3912,7 +4271,23 @@
           <w:sz w:val="22"/>
           <w:szCs w:val="22"/>
         </w:rPr>
-        <w:t>Audio Toolbox: Proporciona funcionalidades avanzadas para el procesamiento de audio.</w:t>
+        <w:t xml:space="preserve">Audio </w:t>
+      </w:r>
+      <w:proofErr w:type="spellStart"/>
+      <w:r>
+        <w:rPr>
+          <w:sz w:val="22"/>
+          <w:szCs w:val="22"/>
+        </w:rPr>
+        <w:t>Toolbox</w:t>
+      </w:r>
+      <w:proofErr w:type="spellEnd"/>
+      <w:r>
+        <w:rPr>
+          <w:sz w:val="22"/>
+          <w:szCs w:val="22"/>
+        </w:rPr>
+        <w:t>: Proporciona funcionalidades avanzadas para el procesamiento de audio.</w:t>
       </w:r>
     </w:p>
     <w:p>
@@ -3923,7 +4298,7 @@
           <w:numId w:val="7"/>
         </w:numPr>
       </w:pPr>
-      <w:bookmarkStart w:id="3" w:name="_Toc184120689"/>
+      <w:bookmarkStart w:id="3" w:name="_Toc184807378"/>
       <w:r>
         <w:t>Pasos de Instalación y Ejecución</w:t>
       </w:r>
@@ -3959,7 +4334,23 @@
           <w:sz w:val="22"/>
           <w:szCs w:val="22"/>
         </w:rPr>
-        <w:t>Instalación de MatLab:</w:t>
+        <w:t xml:space="preserve">Instalación de </w:t>
+      </w:r>
+      <w:proofErr w:type="spellStart"/>
+      <w:r>
+        <w:rPr>
+          <w:sz w:val="22"/>
+          <w:szCs w:val="22"/>
+        </w:rPr>
+        <w:t>MatLab</w:t>
+      </w:r>
+      <w:proofErr w:type="spellEnd"/>
+      <w:r>
+        <w:rPr>
+          <w:sz w:val="22"/>
+          <w:szCs w:val="22"/>
+        </w:rPr>
+        <w:t>:</w:t>
       </w:r>
     </w:p>
     <w:p>
@@ -3980,7 +4371,39 @@
           <w:sz w:val="22"/>
           <w:szCs w:val="22"/>
         </w:rPr>
-        <w:t>Descargue la versión R2024b de MatLab desde el sitio web oficial de MathWorks.</w:t>
+        <w:t xml:space="preserve">Descargue la versión R2024b de </w:t>
+      </w:r>
+      <w:proofErr w:type="spellStart"/>
+      <w:r>
+        <w:rPr>
+          <w:sz w:val="22"/>
+          <w:szCs w:val="22"/>
+        </w:rPr>
+        <w:t>MatLab</w:t>
+      </w:r>
+      <w:proofErr w:type="spellEnd"/>
+      <w:r>
+        <w:rPr>
+          <w:sz w:val="22"/>
+          <w:szCs w:val="22"/>
+        </w:rPr>
+        <w:t xml:space="preserve"> desde el sitio web oficial de </w:t>
+      </w:r>
+      <w:proofErr w:type="spellStart"/>
+      <w:r>
+        <w:rPr>
+          <w:sz w:val="22"/>
+          <w:szCs w:val="22"/>
+        </w:rPr>
+        <w:t>MathWorks</w:t>
+      </w:r>
+      <w:proofErr w:type="spellEnd"/>
+      <w:r>
+        <w:rPr>
+          <w:sz w:val="22"/>
+          <w:szCs w:val="22"/>
+        </w:rPr>
+        <w:t>.</w:t>
       </w:r>
     </w:p>
     <w:p>
@@ -4022,7 +4445,103 @@
           <w:sz w:val="22"/>
           <w:szCs w:val="22"/>
         </w:rPr>
-        <w:t>Asegúrese de incluir los toolboxes requeridos (App Building Toolbox, Signal Processing Toolbox, Audio Toolbox) durante el proceso de instalación.</w:t>
+        <w:t xml:space="preserve">Asegúrese de incluir los </w:t>
+      </w:r>
+      <w:proofErr w:type="spellStart"/>
+      <w:r>
+        <w:rPr>
+          <w:sz w:val="22"/>
+          <w:szCs w:val="22"/>
+        </w:rPr>
+        <w:t>toolboxes</w:t>
+      </w:r>
+      <w:proofErr w:type="spellEnd"/>
+      <w:r>
+        <w:rPr>
+          <w:sz w:val="22"/>
+          <w:szCs w:val="22"/>
+        </w:rPr>
+        <w:t xml:space="preserve"> requeridos (App </w:t>
+      </w:r>
+      <w:proofErr w:type="spellStart"/>
+      <w:r>
+        <w:rPr>
+          <w:sz w:val="22"/>
+          <w:szCs w:val="22"/>
+        </w:rPr>
+        <w:t>Building</w:t>
+      </w:r>
+      <w:proofErr w:type="spellEnd"/>
+      <w:r>
+        <w:rPr>
+          <w:sz w:val="22"/>
+          <w:szCs w:val="22"/>
+        </w:rPr>
+        <w:t xml:space="preserve"> </w:t>
+      </w:r>
+      <w:proofErr w:type="spellStart"/>
+      <w:r>
+        <w:rPr>
+          <w:sz w:val="22"/>
+          <w:szCs w:val="22"/>
+        </w:rPr>
+        <w:t>Toolbox</w:t>
+      </w:r>
+      <w:proofErr w:type="spellEnd"/>
+      <w:r>
+        <w:rPr>
+          <w:sz w:val="22"/>
+          <w:szCs w:val="22"/>
+        </w:rPr>
+        <w:t xml:space="preserve">, </w:t>
+      </w:r>
+      <w:proofErr w:type="spellStart"/>
+      <w:r>
+        <w:rPr>
+          <w:sz w:val="22"/>
+          <w:szCs w:val="22"/>
+        </w:rPr>
+        <w:t>Signal</w:t>
+      </w:r>
+      <w:proofErr w:type="spellEnd"/>
+      <w:r>
+        <w:rPr>
+          <w:sz w:val="22"/>
+          <w:szCs w:val="22"/>
+        </w:rPr>
+        <w:t xml:space="preserve"> Processing </w:t>
+      </w:r>
+      <w:proofErr w:type="spellStart"/>
+      <w:r>
+        <w:rPr>
+          <w:sz w:val="22"/>
+          <w:szCs w:val="22"/>
+        </w:rPr>
+        <w:t>Toolbox</w:t>
+      </w:r>
+      <w:proofErr w:type="spellEnd"/>
+      <w:r>
+        <w:rPr>
+          <w:sz w:val="22"/>
+          <w:szCs w:val="22"/>
+        </w:rPr>
+        <w:t xml:space="preserve">, Audio </w:t>
+      </w:r>
+      <w:proofErr w:type="spellStart"/>
+      <w:r>
+        <w:rPr>
+          <w:sz w:val="22"/>
+          <w:szCs w:val="22"/>
+        </w:rPr>
+        <w:t>Toolbox</w:t>
+      </w:r>
+      <w:proofErr w:type="spellEnd"/>
+      <w:r>
+        <w:rPr>
+          <w:sz w:val="22"/>
+          <w:szCs w:val="22"/>
+        </w:rPr>
+        <w:t>) durante el proceso de instalación.</w:t>
       </w:r>
     </w:p>
     <w:p>
@@ -4075,7 +4594,23 @@
           <w:sz w:val="22"/>
           <w:szCs w:val="22"/>
         </w:rPr>
-        <w:t>Configuración en MatLab:</w:t>
+        <w:t xml:space="preserve">Configuración en </w:t>
+      </w:r>
+      <w:proofErr w:type="spellStart"/>
+      <w:r>
+        <w:rPr>
+          <w:sz w:val="22"/>
+          <w:szCs w:val="22"/>
+        </w:rPr>
+        <w:t>MatLab</w:t>
+      </w:r>
+      <w:proofErr w:type="spellEnd"/>
+      <w:r>
+        <w:rPr>
+          <w:sz w:val="22"/>
+          <w:szCs w:val="22"/>
+        </w:rPr>
+        <w:t>:</w:t>
       </w:r>
     </w:p>
     <w:p>
@@ -4096,7 +4631,23 @@
           <w:sz w:val="22"/>
           <w:szCs w:val="22"/>
         </w:rPr>
-        <w:t>Abra MatLab y navegue hasta el directorio donde se encuentra el código fuente de la interfaz.</w:t>
+        <w:t xml:space="preserve">Abra </w:t>
+      </w:r>
+      <w:proofErr w:type="spellStart"/>
+      <w:r>
+        <w:rPr>
+          <w:sz w:val="22"/>
+          <w:szCs w:val="22"/>
+        </w:rPr>
+        <w:t>MatLab</w:t>
+      </w:r>
+      <w:proofErr w:type="spellEnd"/>
+      <w:r>
+        <w:rPr>
+          <w:sz w:val="22"/>
+          <w:szCs w:val="22"/>
+        </w:rPr>
+        <w:t xml:space="preserve"> y navegue hasta el directorio donde se encuentra el código fuente de la interfaz.</w:t>
       </w:r>
     </w:p>
     <w:p>
@@ -4117,8 +4668,33 @@
           <w:sz w:val="22"/>
           <w:szCs w:val="22"/>
         </w:rPr>
-        <w:t>Añada este directorio al path de MatLab</w:t>
-      </w:r>
+        <w:t xml:space="preserve">Añada este directorio al </w:t>
+      </w:r>
+      <w:proofErr w:type="spellStart"/>
+      <w:r>
+        <w:rPr>
+          <w:sz w:val="22"/>
+          <w:szCs w:val="22"/>
+        </w:rPr>
+        <w:t>path</w:t>
+      </w:r>
+      <w:proofErr w:type="spellEnd"/>
+      <w:r>
+        <w:rPr>
+          <w:sz w:val="22"/>
+          <w:szCs w:val="22"/>
+        </w:rPr>
+        <w:t xml:space="preserve"> de </w:t>
+      </w:r>
+      <w:proofErr w:type="spellStart"/>
+      <w:r>
+        <w:rPr>
+          <w:sz w:val="22"/>
+          <w:szCs w:val="22"/>
+        </w:rPr>
+        <w:t>MatLab</w:t>
+      </w:r>
+      <w:proofErr w:type="spellEnd"/>
     </w:p>
     <w:p>
       <w:pPr>
@@ -4138,7 +4714,23 @@
           <w:sz w:val="22"/>
           <w:szCs w:val="22"/>
         </w:rPr>
-        <w:t xml:space="preserve">Verifique que los toolboxes requeridos están instalados y activos </w:t>
+        <w:t xml:space="preserve">Verifique que los </w:t>
+      </w:r>
+      <w:proofErr w:type="spellStart"/>
+      <w:r>
+        <w:rPr>
+          <w:sz w:val="22"/>
+          <w:szCs w:val="22"/>
+        </w:rPr>
+        <w:t>toolboxes</w:t>
+      </w:r>
+      <w:proofErr w:type="spellEnd"/>
+      <w:r>
+        <w:rPr>
+          <w:sz w:val="22"/>
+          <w:szCs w:val="22"/>
+        </w:rPr>
+        <w:t xml:space="preserve"> requeridos están instalados y activos </w:t>
       </w:r>
     </w:p>
     <w:p>
@@ -4175,7 +4767,31 @@
           <w:sz w:val="22"/>
           <w:szCs w:val="22"/>
         </w:rPr>
-        <w:t>Dentro de MatLab, abra el archivo principal de la interfaz, generalmente con extensión</w:t>
+        <w:t xml:space="preserve">Dentro de </w:t>
+      </w:r>
+      <w:proofErr w:type="spellStart"/>
+      <w:r>
+        <w:rPr>
+          <w:sz w:val="22"/>
+          <w:szCs w:val="22"/>
+        </w:rPr>
+        <w:t>MatLab</w:t>
+      </w:r>
+      <w:proofErr w:type="spellEnd"/>
+      <w:r>
+        <w:rPr>
+          <w:sz w:val="22"/>
+          <w:szCs w:val="22"/>
+        </w:rPr>
+        <w:t xml:space="preserve">, abra el archivo principal de la interfaz, generalmente con </w:t>
+      </w:r>
+      <w:proofErr w:type="gramStart"/>
+      <w:r>
+        <w:rPr>
+          <w:sz w:val="22"/>
+          <w:szCs w:val="22"/>
+        </w:rPr>
+        <w:t>extensión</w:t>
       </w:r>
       <w:r>
         <w:rPr>
@@ -4198,12 +4814,22 @@
         </w:rPr>
         <w:t>.</w:t>
       </w:r>
-      <w:r>
-        <w:rPr>
-          <w:sz w:val="22"/>
-          <w:szCs w:val="22"/>
-        </w:rPr>
-        <w:t>mlapp.</w:t>
+      <w:proofErr w:type="spellStart"/>
+      <w:proofErr w:type="gramEnd"/>
+      <w:r>
+        <w:rPr>
+          <w:sz w:val="22"/>
+          <w:szCs w:val="22"/>
+        </w:rPr>
+        <w:t>mlapp</w:t>
+      </w:r>
+      <w:proofErr w:type="spellEnd"/>
+      <w:r>
+        <w:rPr>
+          <w:sz w:val="22"/>
+          <w:szCs w:val="22"/>
+        </w:rPr>
+        <w:t>.</w:t>
       </w:r>
     </w:p>
     <w:p>
@@ -4240,7 +4866,7 @@
         </w:numPr>
         <w:jc w:val="both"/>
       </w:pPr>
-      <w:bookmarkStart w:id="4" w:name="_Toc184120690"/>
+      <w:bookmarkStart w:id="4" w:name="_Toc184807379"/>
       <w:r>
         <w:lastRenderedPageBreak/>
         <w:t>Descripció</w:t>
@@ -4642,7 +5268,7 @@
         </w:numPr>
         <w:jc w:val="both"/>
       </w:pPr>
-      <w:bookmarkStart w:id="5" w:name="_Toc184120691"/>
+      <w:bookmarkStart w:id="5" w:name="_Toc184807380"/>
       <w:r>
         <w:lastRenderedPageBreak/>
         <w:t>Funcionalidades</w:t>
@@ -4694,7 +5320,23 @@
           <w:sz w:val="22"/>
           <w:szCs w:val="22"/>
         </w:rPr>
-        <w:t>cada herramienta, así como guías paso a paso de como utilizarlas. El objetivo es</w:t>
+        <w:t xml:space="preserve">cada herramienta, así como guías paso a paso de </w:t>
+      </w:r>
+      <w:proofErr w:type="spellStart"/>
+      <w:r>
+        <w:rPr>
+          <w:sz w:val="22"/>
+          <w:szCs w:val="22"/>
+        </w:rPr>
+        <w:t>como</w:t>
+      </w:r>
+      <w:proofErr w:type="spellEnd"/>
+      <w:r>
+        <w:rPr>
+          <w:sz w:val="22"/>
+          <w:szCs w:val="22"/>
+        </w:rPr>
+        <w:t xml:space="preserve"> utilizarlas. El objetivo es</w:t>
       </w:r>
       <w:r>
         <w:rPr>
@@ -4727,7 +5369,7 @@
         </w:numPr>
         <w:jc w:val="both"/>
       </w:pPr>
-      <w:bookmarkStart w:id="6" w:name="_Toc184120692"/>
+      <w:bookmarkStart w:id="6" w:name="_Toc184807381"/>
       <w:r>
         <w:t>Gestor de archivos de audio</w:t>
       </w:r>
@@ -4762,7 +5404,7 @@
         <w:pStyle w:val="Ttulo3"/>
         <w:jc w:val="both"/>
       </w:pPr>
-      <w:bookmarkStart w:id="7" w:name="_Toc184120693"/>
+      <w:bookmarkStart w:id="7" w:name="_Toc184807382"/>
       <w:r>
         <w:t>Carga y guardado de ficheros</w:t>
       </w:r>
@@ -4875,7 +5517,7 @@
         <w:pStyle w:val="Ttulo3"/>
         <w:jc w:val="both"/>
       </w:pPr>
-      <w:bookmarkStart w:id="8" w:name="_Toc184120694"/>
+      <w:bookmarkStart w:id="8" w:name="_Toc184807383"/>
       <w:r>
         <w:t>Limpiado de la interfaz y el reproductor</w:t>
       </w:r>
@@ -4926,7 +5568,23 @@
           <w:sz w:val="22"/>
           <w:szCs w:val="22"/>
         </w:rPr>
-        <w:t>‘Guardar señal actual’, permite al usuario guardar la señal de audio procesada que visualiza en las gráficas de la pestaña actual, en formato .wav.</w:t>
+        <w:t>‘Guardar señal actual’, permite al usuario guardar la señal de audio procesada que visualiza en las gráficas de la pestaña actual, en formato .</w:t>
+      </w:r>
+      <w:proofErr w:type="spellStart"/>
+      <w:r>
+        <w:rPr>
+          <w:sz w:val="22"/>
+          <w:szCs w:val="22"/>
+        </w:rPr>
+        <w:t>wav</w:t>
+      </w:r>
+      <w:proofErr w:type="spellEnd"/>
+      <w:r>
+        <w:rPr>
+          <w:sz w:val="22"/>
+          <w:szCs w:val="22"/>
+        </w:rPr>
+        <w:t>.</w:t>
       </w:r>
     </w:p>
     <w:p>
@@ -4952,7 +5610,7 @@
         <w:pStyle w:val="Ttulo3"/>
         <w:jc w:val="both"/>
       </w:pPr>
-      <w:bookmarkStart w:id="9" w:name="_Toc184120695"/>
+      <w:bookmarkStart w:id="9" w:name="_Toc184807384"/>
       <w:r>
         <w:t>Generador de señales</w:t>
       </w:r>
@@ -5015,7 +5673,39 @@
           <w:szCs w:val="22"/>
         </w:rPr>
         <w:lastRenderedPageBreak/>
-        <w:t>Todas las opciones han sido etiquetadas con sus correspondientes unidades al lado de los campos de texto para evitar confusiones. A continuación, nos encontramos dos opciones específicas del tipo de señal a generar: el duty cycle y el número de periodos.</w:t>
+        <w:t xml:space="preserve">Todas las opciones han sido etiquetadas con sus correspondientes unidades al lado de los campos de texto para evitar confusiones. A continuación, nos encontramos dos opciones específicas del tipo de señal a generar: el </w:t>
+      </w:r>
+      <w:proofErr w:type="spellStart"/>
+      <w:r>
+        <w:rPr>
+          <w:sz w:val="22"/>
+          <w:szCs w:val="22"/>
+        </w:rPr>
+        <w:t>duty</w:t>
+      </w:r>
+      <w:proofErr w:type="spellEnd"/>
+      <w:r>
+        <w:rPr>
+          <w:sz w:val="22"/>
+          <w:szCs w:val="22"/>
+        </w:rPr>
+        <w:t xml:space="preserve"> </w:t>
+      </w:r>
+      <w:proofErr w:type="spellStart"/>
+      <w:r>
+        <w:rPr>
+          <w:sz w:val="22"/>
+          <w:szCs w:val="22"/>
+        </w:rPr>
+        <w:t>cycle</w:t>
+      </w:r>
+      <w:proofErr w:type="spellEnd"/>
+      <w:r>
+        <w:rPr>
+          <w:sz w:val="22"/>
+          <w:szCs w:val="22"/>
+        </w:rPr>
+        <w:t xml:space="preserve"> y el número de periodos.</w:t>
       </w:r>
     </w:p>
     <w:p>
@@ -5116,7 +5806,15 @@
           <w:sz w:val="22"/>
           <w:szCs w:val="22"/>
         </w:rPr>
-        <w:t xml:space="preserve"> o c</w:t>
+        <w:t xml:space="preserve"> o </w:t>
+      </w:r>
+      <w:proofErr w:type="spellStart"/>
+      <w:r>
+        <w:rPr>
+          <w:sz w:val="22"/>
+          <w:szCs w:val="22"/>
+        </w:rPr>
+        <w:t>c</w:t>
       </w:r>
       <w:r>
         <w:rPr>
@@ -5125,6 +5823,7 @@
         </w:rPr>
         <w:t>hirp</w:t>
       </w:r>
+      <w:proofErr w:type="spellEnd"/>
       <w:r>
         <w:rPr>
           <w:sz w:val="22"/>
@@ -5217,7 +5916,7 @@
         </w:numPr>
         <w:jc w:val="both"/>
       </w:pPr>
-      <w:bookmarkStart w:id="10" w:name="_Toc184120696"/>
+      <w:bookmarkStart w:id="10" w:name="_Toc184807385"/>
       <w:r>
         <w:t>Visualización</w:t>
       </w:r>
@@ -5304,7 +6003,7 @@
         <w:pStyle w:val="Ttulo3"/>
         <w:jc w:val="both"/>
       </w:pPr>
-      <w:bookmarkStart w:id="11" w:name="_Toc184120697"/>
+      <w:bookmarkStart w:id="11" w:name="_Toc184807386"/>
       <w:r>
         <w:t>Dominio temporal</w:t>
       </w:r>
@@ -5354,13 +6053,31 @@
         </w:rPr>
         <w:t xml:space="preserve">, tienen las unidades correctas y son </w:t>
       </w:r>
-      <w:r>
-        <w:rPr>
-          <w:sz w:val="22"/>
-          <w:szCs w:val="22"/>
-        </w:rPr>
-        <w:t>autoescalables. Clicando en la gráfica, podemos hacer zoom</w:t>
-      </w:r>
+      <w:proofErr w:type="spellStart"/>
+      <w:r>
+        <w:rPr>
+          <w:sz w:val="22"/>
+          <w:szCs w:val="22"/>
+        </w:rPr>
+        <w:t>autoescalables</w:t>
+      </w:r>
+      <w:proofErr w:type="spellEnd"/>
+      <w:r>
+        <w:rPr>
+          <w:sz w:val="22"/>
+          <w:szCs w:val="22"/>
+        </w:rPr>
+        <w:t xml:space="preserve">. Clicando en la gráfica, podemos hacer </w:t>
+      </w:r>
+      <w:proofErr w:type="gramStart"/>
+      <w:r>
+        <w:rPr>
+          <w:sz w:val="22"/>
+          <w:szCs w:val="22"/>
+        </w:rPr>
+        <w:t>zoom</w:t>
+      </w:r>
+      <w:proofErr w:type="gramEnd"/>
       <w:r>
         <w:rPr>
           <w:sz w:val="22"/>
@@ -5423,7 +6140,7 @@
         <w:pStyle w:val="Ttulo3"/>
         <w:jc w:val="both"/>
       </w:pPr>
-      <w:bookmarkStart w:id="12" w:name="_Toc184120698"/>
+      <w:bookmarkStart w:id="12" w:name="_Toc184807387"/>
       <w:r>
         <w:t>Domino frecuencial</w:t>
       </w:r>
@@ -5472,7 +6189,7 @@
         <w:pStyle w:val="Ttulo3"/>
         <w:jc w:val="both"/>
       </w:pPr>
-      <w:bookmarkStart w:id="13" w:name="_Toc184120699"/>
+      <w:bookmarkStart w:id="13" w:name="_Toc184807388"/>
       <w:r>
         <w:lastRenderedPageBreak/>
         <w:t>Espectrograma</w:t>
@@ -5577,7 +6294,7 @@
         </w:numPr>
         <w:jc w:val="both"/>
       </w:pPr>
-      <w:bookmarkStart w:id="14" w:name="_Toc184120700"/>
+      <w:bookmarkStart w:id="14" w:name="_Toc184807389"/>
       <w:r>
         <w:t>Controles de audio</w:t>
       </w:r>
@@ -5643,7 +6360,7 @@
         <w:pStyle w:val="Ttulo3"/>
         <w:jc w:val="both"/>
       </w:pPr>
-      <w:bookmarkStart w:id="15" w:name="_Toc184120701"/>
+      <w:bookmarkStart w:id="15" w:name="_Toc184807390"/>
       <w:r>
         <w:t>Reproducción</w:t>
       </w:r>
@@ -5716,7 +6433,7 @@
         <w:pStyle w:val="Ttulo3"/>
         <w:jc w:val="both"/>
       </w:pPr>
-      <w:bookmarkStart w:id="16" w:name="_Toc184120702"/>
+      <w:bookmarkStart w:id="16" w:name="_Toc184807391"/>
       <w:r>
         <w:t>Grabación</w:t>
       </w:r>
@@ -5821,7 +6538,7 @@
         <w:pStyle w:val="Ttulo3"/>
         <w:jc w:val="both"/>
       </w:pPr>
-      <w:bookmarkStart w:id="17" w:name="_Toc184120703"/>
+      <w:bookmarkStart w:id="17" w:name="_Toc184807392"/>
       <w:r>
         <w:t>Información sobre la señal actual</w:t>
       </w:r>
@@ -5909,7 +6626,7 @@
         </w:numPr>
         <w:jc w:val="both"/>
       </w:pPr>
-      <w:bookmarkStart w:id="18" w:name="_Toc184120704"/>
+      <w:bookmarkStart w:id="18" w:name="_Toc184807393"/>
       <w:r>
         <w:t>Herramientas de análisis y procesado</w:t>
       </w:r>
@@ -5954,7 +6671,7 @@
         <w:pStyle w:val="Ttulo3"/>
         <w:jc w:val="both"/>
       </w:pPr>
-      <w:bookmarkStart w:id="19" w:name="_Toc184120705"/>
+      <w:bookmarkStart w:id="19" w:name="_Toc184807394"/>
       <w:r>
         <w:t>Opera</w:t>
       </w:r>
@@ -6012,35 +6729,28 @@
           <w:sz w:val="22"/>
           <w:szCs w:val="22"/>
         </w:rPr>
-        <w:t xml:space="preserve"> con señales.</w:t>
-      </w:r>
-      <w:r>
-        <w:rPr>
-          <w:sz w:val="22"/>
-          <w:szCs w:val="22"/>
-        </w:rPr>
-        <w:t xml:space="preserve"> </w:t>
-      </w:r>
-      <w:r>
-        <w:rPr>
-          <w:sz w:val="22"/>
-          <w:szCs w:val="22"/>
-        </w:rPr>
-        <w:t xml:space="preserve">Las herramientas disponibles </w:t>
-      </w:r>
-      <w:r>
-        <w:rPr>
-          <w:sz w:val="22"/>
-          <w:szCs w:val="22"/>
-        </w:rPr>
-        <w:t xml:space="preserve">en el desplegable </w:t>
-      </w:r>
-      <w:r>
-        <w:rPr>
-          <w:sz w:val="22"/>
-          <w:szCs w:val="22"/>
-        </w:rPr>
-        <w:t>incluyen la suma, la resta y el producto de señales, lo que permite combinar o modificar las ondas sonoras de manera sencilla. Estas operaciones son útiles para tareas como l</w:t>
+        <w:t xml:space="preserve"> con señales</w:t>
+      </w:r>
+      <w:r>
+        <w:rPr>
+          <w:sz w:val="22"/>
+          <w:szCs w:val="22"/>
+        </w:rPr>
+        <w:t>, en concreto la suma y acumulación</w:t>
+      </w:r>
+      <w:r>
+        <w:rPr>
+          <w:sz w:val="22"/>
+          <w:szCs w:val="22"/>
+        </w:rPr>
+        <w:t xml:space="preserve">. </w:t>
+      </w:r>
+      <w:r>
+        <w:rPr>
+          <w:sz w:val="22"/>
+          <w:szCs w:val="22"/>
+        </w:rPr>
+        <w:t>Estas operaciones son útiles para tareas como l</w:t>
       </w:r>
       <w:r>
         <w:rPr>
@@ -6135,7 +6845,7 @@
         <w:pStyle w:val="Ttulo3"/>
         <w:jc w:val="both"/>
       </w:pPr>
-      <w:bookmarkStart w:id="20" w:name="_Toc184120706"/>
+      <w:bookmarkStart w:id="20" w:name="_Toc184807395"/>
       <w:r>
         <w:t>Filtrado</w:t>
       </w:r>
@@ -6155,7 +6865,7 @@
           <w:sz w:val="22"/>
           <w:szCs w:val="22"/>
         </w:rPr>
-        <w:t xml:space="preserve">En la sección de filtrado, el usuario puede aplicar diversos tipos de filtros a las señales de audio con el objetivo de modificar su contenido frecuencial. El filtrado permite reducir o </w:t>
+        <w:t xml:space="preserve">En la sección de filtrado, el usuario puede aplicar diversos tipos de filtros a las señales de audio con el objetivo de modificar su contenido frecuencial. El filtrado permite reducir o eliminar componentes no deseados, como el ruido o frecuencias específicas. Mediante el </w:t>
       </w:r>
       <w:r>
         <w:rPr>
@@ -6163,7 +6873,7 @@
           <w:szCs w:val="22"/>
         </w:rPr>
         <w:lastRenderedPageBreak/>
-        <w:t>eliminar componentes no deseados, como el ruido o frecuencias específicas. Mediante el uso de filtros el usuario puede mejorar la calidad del audio, resaltar ciertas características espectrales o eliminar interferencias</w:t>
+        <w:t>uso de filtros el usuario puede mejorar la calidad del audio, resaltar ciertas características espectrales o eliminar interferencias</w:t>
       </w:r>
       <w:r>
         <w:rPr>
@@ -6397,7 +7107,7 @@
         <w:pStyle w:val="Ttulo3"/>
         <w:jc w:val="both"/>
       </w:pPr>
-      <w:bookmarkStart w:id="21" w:name="_Toc184120707"/>
+      <w:bookmarkStart w:id="21" w:name="_Toc184807396"/>
       <w:r>
         <w:t>Remuestreo</w:t>
       </w:r>
@@ -6521,17 +7231,17 @@
           <w:szCs w:val="22"/>
           <w:highlight w:val="yellow"/>
         </w:rPr>
+        <w:t>[Foto]</w:t>
+      </w:r>
+    </w:p>
+    <w:p>
+      <w:pPr>
+        <w:pStyle w:val="Ttulo3"/>
+        <w:jc w:val="both"/>
+      </w:pPr>
+      <w:bookmarkStart w:id="22" w:name="_Toc184807397"/>
+      <w:r>
         <w:lastRenderedPageBreak/>
-        <w:t>[Foto]</w:t>
-      </w:r>
-    </w:p>
-    <w:p>
-      <w:pPr>
-        <w:pStyle w:val="Ttulo3"/>
-        <w:jc w:val="both"/>
-      </w:pPr>
-      <w:bookmarkStart w:id="22" w:name="_Toc184120708"/>
-      <w:r>
         <w:t>Modulación</w:t>
       </w:r>
       <w:bookmarkEnd w:id="22"/>
@@ -6616,14 +7326,14 @@
           <w:sz w:val="22"/>
           <w:szCs w:val="22"/>
         </w:rPr>
-        <w:t xml:space="preserve">. En todas ellas el usuario ha de seleccionar tanto la frecuencia de la portadora en Hertzios </w:t>
-      </w:r>
-      <w:r>
-        <w:rPr>
-          <w:sz w:val="22"/>
-          <w:szCs w:val="22"/>
-        </w:rPr>
-        <w:t>:</w:t>
+        <w:t xml:space="preserve">. En todas ellas el usuario ha de seleccionar tanto la frecuencia de la portadora en </w:t>
+      </w:r>
+      <w:r>
+        <w:rPr>
+          <w:sz w:val="22"/>
+          <w:szCs w:val="22"/>
+        </w:rPr>
+        <w:t>Hertzios:</w:t>
       </w:r>
     </w:p>
     <w:p>
@@ -6763,7 +7473,23 @@
           <w:sz w:val="22"/>
           <w:szCs w:val="22"/>
         </w:rPr>
-        <w:t xml:space="preserve">Modulación de Frecuencia en Serie (FSK): La frecuencia de la señal portadora varía entre dos valores (uno para 0 y otro para 1) para transmitir datos binarios. Es común en aplicaciones de comunicaciones digitales, como en modems. </w:t>
+        <w:t xml:space="preserve">Modulación de Frecuencia en Serie (FSK): La frecuencia de la señal portadora varía entre dos valores (uno para 0 y otro para 1) para transmitir datos binarios. Es común en aplicaciones de comunicaciones digitales, como en </w:t>
+      </w:r>
+      <w:proofErr w:type="spellStart"/>
+      <w:r>
+        <w:rPr>
+          <w:sz w:val="22"/>
+          <w:szCs w:val="22"/>
+        </w:rPr>
+        <w:t>modems</w:t>
+      </w:r>
+      <w:proofErr w:type="spellEnd"/>
+      <w:r>
+        <w:rPr>
+          <w:sz w:val="22"/>
+          <w:szCs w:val="22"/>
+        </w:rPr>
+        <w:t xml:space="preserve">. </w:t>
       </w:r>
     </w:p>
     <w:p>
@@ -6816,7 +7542,7 @@
         <w:pStyle w:val="Ttulo3"/>
         <w:jc w:val="both"/>
       </w:pPr>
-      <w:bookmarkStart w:id="23" w:name="_Toc184120709"/>
+      <w:bookmarkStart w:id="23" w:name="_Toc184807398"/>
       <w:r>
         <w:t>Cuantificación</w:t>
       </w:r>
@@ -6898,24 +7624,24 @@
           <w:sz w:val="22"/>
           <w:szCs w:val="22"/>
         </w:rPr>
+        <w:t>U</w:t>
+      </w:r>
+      <w:r>
+        <w:rPr>
+          <w:sz w:val="22"/>
+          <w:szCs w:val="22"/>
+        </w:rPr>
+        <w:t>na vez seleccionado el número de bits, el usuario puede pulsar en ‘Cuantificar’ de modo que la señal cuantificada se cargará automáticamente en los ejes de la pestaña activa.</w:t>
+      </w:r>
+    </w:p>
+    <w:p>
+      <w:pPr>
+        <w:pStyle w:val="Ttulo3"/>
+        <w:jc w:val="both"/>
+      </w:pPr>
+      <w:bookmarkStart w:id="24" w:name="_Toc184807399"/>
+      <w:r>
         <w:lastRenderedPageBreak/>
-        <w:t>U</w:t>
-      </w:r>
-      <w:r>
-        <w:rPr>
-          <w:sz w:val="22"/>
-          <w:szCs w:val="22"/>
-        </w:rPr>
-        <w:t>na vez seleccionado el número de bits, el usuario puede pulsar en ‘Cuantificar’ de modo que la señal cuantificada se cargará automáticamente en los ejes de la pestaña activa.</w:t>
-      </w:r>
-    </w:p>
-    <w:p>
-      <w:pPr>
-        <w:pStyle w:val="Ttulo3"/>
-        <w:jc w:val="both"/>
-      </w:pPr>
-      <w:bookmarkStart w:id="24" w:name="_Toc184120710"/>
-      <w:r>
         <w:t>Filtro de reconstrucción</w:t>
       </w:r>
       <w:bookmarkEnd w:id="24"/>
@@ -7058,12 +7784,37 @@
           <w:szCs w:val="22"/>
         </w:rPr>
       </w:pPr>
-      <w:r>
-        <w:rPr>
-          <w:sz w:val="22"/>
-          <w:szCs w:val="22"/>
-        </w:rPr>
-        <w:t>Sample &amp; Hold: Mantiene el valor de cada muestra durante un intervalo de tiempo, generando una señal escalonada que aproxima la señal original.</w:t>
+      <w:proofErr w:type="spellStart"/>
+      <w:r>
+        <w:rPr>
+          <w:sz w:val="22"/>
+          <w:szCs w:val="22"/>
+        </w:rPr>
+        <w:t>Sample</w:t>
+      </w:r>
+      <w:proofErr w:type="spellEnd"/>
+      <w:r>
+        <w:rPr>
+          <w:sz w:val="22"/>
+          <w:szCs w:val="22"/>
+        </w:rPr>
+        <w:t xml:space="preserve"> &amp; </w:t>
+      </w:r>
+      <w:proofErr w:type="spellStart"/>
+      <w:r>
+        <w:rPr>
+          <w:sz w:val="22"/>
+          <w:szCs w:val="22"/>
+        </w:rPr>
+        <w:t>Hold</w:t>
+      </w:r>
+      <w:proofErr w:type="spellEnd"/>
+      <w:r>
+        <w:rPr>
+          <w:sz w:val="22"/>
+          <w:szCs w:val="22"/>
+        </w:rPr>
+        <w:t>: Mantiene el valor de cada muestra durante un intervalo de tiempo, generando una señal escalonada que aproxima la señal original.</w:t>
       </w:r>
     </w:p>
     <w:p>
@@ -7113,7 +7864,7 @@
         </w:numPr>
         <w:jc w:val="both"/>
       </w:pPr>
-      <w:bookmarkStart w:id="25" w:name="_Toc184120711"/>
+      <w:bookmarkStart w:id="25" w:name="_Toc184807400"/>
       <w:r>
         <w:t>Efectos y fenómenos psico-acústicos</w:t>
       </w:r>
@@ -7133,7 +7884,23 @@
           <w:sz w:val="22"/>
           <w:szCs w:val="22"/>
         </w:rPr>
-        <w:t>Este panel está diseñado para ofrecer herramientas avanzadas que simulan y analizan fenómenos psicoacústicos, los cuales describen cómo percibimos el sonido en función de diversos factores psicológicos y fisiológicos. A través de este panel, los usuarios pueden aplicar efectos acústicos como el enmascaramiento de frecuencias, los efectos de reverberación, y simular la percepción del sonido en diferentes condiciones de escucha. Esta funcionalidad es útil tanto para la investigación como para el diseño de sistemas de audio que busquen optimizar la calidad perceptual en distintas situaciones.</w:t>
+        <w:t xml:space="preserve">Este panel está diseñado para ofrecer herramientas avanzadas que simulan y analizan fenómenos </w:t>
+      </w:r>
+      <w:proofErr w:type="spellStart"/>
+      <w:r>
+        <w:rPr>
+          <w:sz w:val="22"/>
+          <w:szCs w:val="22"/>
+        </w:rPr>
+        <w:t>psicoacústicos</w:t>
+      </w:r>
+      <w:proofErr w:type="spellEnd"/>
+      <w:r>
+        <w:rPr>
+          <w:sz w:val="22"/>
+          <w:szCs w:val="22"/>
+        </w:rPr>
+        <w:t>, los cuales describen cómo percibimos el sonido en función de diversos factores psicológicos y fisiológicos. A través de este panel, los usuarios pueden aplicar efectos acústicos como el enmascaramiento de frecuencias, los efectos de reverberación, y simular la percepción del sonido en diferentes condiciones de escucha. Esta funcionalidad es útil tanto para la investigación como para el diseño de sistemas de audio que busquen optimizar la calidad perceptual en distintas situaciones.</w:t>
       </w:r>
     </w:p>
     <w:p>
@@ -7141,7 +7908,7 @@
         <w:pStyle w:val="Ttulo3"/>
         <w:jc w:val="both"/>
       </w:pPr>
-      <w:bookmarkStart w:id="26" w:name="_Toc184120712"/>
+      <w:bookmarkStart w:id="26" w:name="_Toc184807401"/>
       <w:r>
         <w:t>Ruido</w:t>
       </w:r>
@@ -7287,9 +8054,58 @@
           <w:sz w:val="22"/>
           <w:szCs w:val="22"/>
         </w:rPr>
+        <w:t>Ruido Impulsivo: Consiste en picos de alta energía de corta duración, como los sonidos de un golpe o un disparo, con muy poca variación temporal entre los impulsos.</w:t>
+      </w:r>
+    </w:p>
+    <w:p>
+      <w:pPr>
+        <w:ind w:firstLine="360"/>
+        <w:jc w:val="both"/>
+        <w:rPr>
+          <w:sz w:val="22"/>
+          <w:szCs w:val="22"/>
+        </w:rPr>
+      </w:pPr>
+      <w:r>
+        <w:rPr>
+          <w:sz w:val="22"/>
+          <w:szCs w:val="22"/>
+        </w:rPr>
         <w:lastRenderedPageBreak/>
-        <w:t>Ruido Impulsivo: Consiste en picos de alta energía de corta duración, como los sonidos de un golpe o un disparo, con muy poca variación temporal entre los impulsos.</w:t>
-      </w:r>
+        <w:t xml:space="preserve">Una vez seleccionado el tipo de ruido, el usuario puede seleccionar </w:t>
+      </w:r>
+      <w:r>
+        <w:rPr>
+          <w:sz w:val="22"/>
+          <w:szCs w:val="22"/>
+        </w:rPr>
+        <w:t xml:space="preserve">el nivel de ruido deseado entre 0 y 1. Esto determinará como de contaminada estará la señal resultante con el ruido elegido. Tras pulsar </w:t>
+      </w:r>
+      <w:r>
+        <w:rPr>
+          <w:sz w:val="22"/>
+          <w:szCs w:val="22"/>
+        </w:rPr>
+        <w:t xml:space="preserve">en el botón de </w:t>
+      </w:r>
+      <w:r>
+        <w:rPr>
+          <w:sz w:val="22"/>
+          <w:szCs w:val="22"/>
+        </w:rPr>
+        <w:t>‘Aplicar ruido’, el audio contaminado podrá verse en la pestaña activa del visualizador.</w:t>
+      </w:r>
+    </w:p>
+    <w:p>
+      <w:pPr>
+        <w:pStyle w:val="Ttulo3"/>
+        <w:jc w:val="both"/>
+      </w:pPr>
+      <w:bookmarkStart w:id="27" w:name="_Toc184807402"/>
+      <w:r>
+        <w:t>Eco</w:t>
+      </w:r>
+      <w:bookmarkEnd w:id="27"/>
     </w:p>
     <w:p>
       <w:pPr>
@@ -7305,40 +8121,149 @@
           <w:sz w:val="22"/>
           <w:szCs w:val="22"/>
         </w:rPr>
-        <w:t xml:space="preserve">Una vez seleccionado el tipo de ruido, el usuario puede seleccionar </w:t>
-      </w:r>
-      <w:r>
-        <w:rPr>
-          <w:sz w:val="22"/>
-          <w:szCs w:val="22"/>
-        </w:rPr>
-        <w:t xml:space="preserve">el nivel de ruido deseado entre 0 y 1. Esto determinará como de contaminada estará la señal resultante con el ruido elegido. Tras pulsar </w:t>
-      </w:r>
-      <w:r>
-        <w:rPr>
-          <w:sz w:val="22"/>
-          <w:szCs w:val="22"/>
-        </w:rPr>
-        <w:t xml:space="preserve">en el botón de </w:t>
-      </w:r>
-      <w:r>
-        <w:rPr>
-          <w:sz w:val="22"/>
-          <w:szCs w:val="22"/>
-        </w:rPr>
-        <w:t>‘Aplicar ruido’, el audio contaminado podrá verse en la pestaña activa del visualizador.</w:t>
-      </w:r>
+        <w:t xml:space="preserve">La herramienta de eco permite simular el efecto de reflejos sonoros, replicando la experiencia de un sonido que rebota en superficies y llega al oyente después de un breve retraso. Esta funcionalidad ofrece opciones para ajustar parámetros como el tiempo de retardo, </w:t>
+      </w:r>
+      <w:r>
+        <w:rPr>
+          <w:sz w:val="22"/>
+          <w:szCs w:val="22"/>
+        </w:rPr>
+        <w:t>la intensidad, o si se desea oír eco en cascada</w:t>
+      </w:r>
+      <w:r>
+        <w:rPr>
+          <w:sz w:val="22"/>
+          <w:szCs w:val="22"/>
+        </w:rPr>
+        <w:t xml:space="preserve">, lo que permite crear efectos realistas de reverberación o simular ambientes acústicos específicos. Es especialmente útil para estudios </w:t>
+      </w:r>
+      <w:proofErr w:type="spellStart"/>
+      <w:r>
+        <w:rPr>
+          <w:sz w:val="22"/>
+          <w:szCs w:val="22"/>
+        </w:rPr>
+        <w:t>psicoacústicos</w:t>
+      </w:r>
+      <w:proofErr w:type="spellEnd"/>
+      <w:r>
+        <w:rPr>
+          <w:sz w:val="22"/>
+          <w:szCs w:val="22"/>
+        </w:rPr>
+        <w:t xml:space="preserve"> que investigan la percepción del espacio.</w:t>
+      </w:r>
+    </w:p>
+    <w:p>
+      <w:pPr>
+        <w:ind w:firstLine="360"/>
+        <w:jc w:val="both"/>
+        <w:rPr>
+          <w:sz w:val="22"/>
+          <w:szCs w:val="22"/>
+        </w:rPr>
+      </w:pPr>
+      <w:r>
+        <w:rPr>
+          <w:sz w:val="22"/>
+          <w:szCs w:val="22"/>
+        </w:rPr>
+        <w:t>El usuario debe seleccionar</w:t>
+      </w:r>
+      <w:r>
+        <w:rPr>
+          <w:sz w:val="22"/>
+          <w:szCs w:val="22"/>
+        </w:rPr>
+        <w:t xml:space="preserve"> primero</w:t>
+      </w:r>
+      <w:r>
+        <w:rPr>
+          <w:sz w:val="22"/>
+          <w:szCs w:val="22"/>
+        </w:rPr>
+        <w:t xml:space="preserve"> </w:t>
+      </w:r>
+      <w:r>
+        <w:rPr>
+          <w:sz w:val="22"/>
+          <w:szCs w:val="22"/>
+        </w:rPr>
+        <w:t xml:space="preserve">el tiempo de retardo en milisegundos, </w:t>
+      </w:r>
+      <w:r>
+        <w:rPr>
+          <w:sz w:val="22"/>
+          <w:szCs w:val="22"/>
+        </w:rPr>
+        <w:t xml:space="preserve">que </w:t>
+      </w:r>
+      <w:r>
+        <w:rPr>
+          <w:sz w:val="22"/>
+          <w:szCs w:val="22"/>
+        </w:rPr>
+        <w:t>se refiere al intervalo de tiempo que transcurre entre el momento en que se emite un sonido original y el momento en que se percibe su repetición o reflexión.</w:t>
+      </w:r>
+      <w:r>
+        <w:rPr>
+          <w:sz w:val="22"/>
+          <w:szCs w:val="22"/>
+        </w:rPr>
+        <w:t xml:space="preserve"> Luego, puede elegir la intensidad</w:t>
+      </w:r>
+      <w:r>
+        <w:rPr>
+          <w:sz w:val="22"/>
+          <w:szCs w:val="22"/>
+        </w:rPr>
+        <w:t>, que es la amplitud del eco en relación con el sonido original. Finalmente, hay una casilla para elegir si se desea escuchar eco en cascada, es decir, varias repeticiones que se van atenuando a lo largo del tiempo.</w:t>
+      </w:r>
+    </w:p>
+    <w:p>
+      <w:pPr>
+        <w:ind w:firstLine="360"/>
+        <w:jc w:val="both"/>
+        <w:rPr>
+          <w:sz w:val="22"/>
+          <w:szCs w:val="22"/>
+        </w:rPr>
+      </w:pPr>
+      <w:r>
+        <w:rPr>
+          <w:sz w:val="22"/>
+          <w:szCs w:val="22"/>
+        </w:rPr>
+        <w:t xml:space="preserve">Una vez elegida la configuración deseada, se puede pulsar en </w:t>
+      </w:r>
+      <w:r>
+        <w:rPr>
+          <w:sz w:val="22"/>
+          <w:szCs w:val="22"/>
+        </w:rPr>
+        <w:t>‘Aplicar eco’ para ver la señal procesada con eco en la pestaña activa del visualizador y reproducirla.</w:t>
+      </w:r>
+    </w:p>
+    <w:p>
+      <w:pPr>
+        <w:ind w:firstLine="360"/>
+        <w:jc w:val="both"/>
+        <w:rPr>
+          <w:sz w:val="22"/>
+          <w:szCs w:val="22"/>
+        </w:rPr>
+      </w:pPr>
     </w:p>
     <w:p>
       <w:pPr>
         <w:pStyle w:val="Ttulo3"/>
         <w:jc w:val="both"/>
       </w:pPr>
-      <w:bookmarkStart w:id="27" w:name="_Toc184120713"/>
-      <w:r>
-        <w:t>Eco</w:t>
-      </w:r>
-      <w:bookmarkEnd w:id="27"/>
+      <w:bookmarkStart w:id="28" w:name="_Toc184807403"/>
+      <w:r>
+        <w:t>Inversión temporal</w:t>
+      </w:r>
+      <w:bookmarkEnd w:id="28"/>
     </w:p>
     <w:p>
       <w:pPr>
@@ -7354,21 +8279,70 @@
           <w:sz w:val="22"/>
           <w:szCs w:val="22"/>
         </w:rPr>
-        <w:t xml:space="preserve">La herramienta de eco permite simular el efecto de reflejos sonoros, replicando la experiencia de un sonido que rebota en superficies y llega al oyente después de un breve retraso. Esta funcionalidad ofrece opciones para ajustar parámetros como el tiempo de retardo, </w:t>
-      </w:r>
-      <w:r>
-        <w:rPr>
-          <w:sz w:val="22"/>
-          <w:szCs w:val="22"/>
-        </w:rPr>
-        <w:t>la intensidad, o si se desea oír eco en cascada</w:t>
-      </w:r>
-      <w:r>
-        <w:rPr>
-          <w:sz w:val="22"/>
-          <w:szCs w:val="22"/>
-        </w:rPr>
-        <w:t>, lo que permite crear efectos realistas de reverberación o simular ambientes acústicos específicos. Es especialmente útil para estudios psicoacústicos que investigan la percepción del espacio.</w:t>
+        <w:t>La herramienta de inversión temporal permite invertir la señal de audio en el eje de tiempo, reproduciendo el contenido sonoro de manera invertida. Al presionar el botón "Invertir señal", l</w:t>
+      </w:r>
+      <w:r>
+        <w:rPr>
+          <w:sz w:val="22"/>
+          <w:szCs w:val="22"/>
+        </w:rPr>
+        <w:t>as tres gráficas de la</w:t>
+      </w:r>
+      <w:r>
+        <w:rPr>
+          <w:sz w:val="22"/>
+          <w:szCs w:val="22"/>
+        </w:rPr>
+        <w:t xml:space="preserve"> secuencia de audio se </w:t>
+      </w:r>
+      <w:r>
+        <w:rPr>
+          <w:sz w:val="22"/>
+          <w:szCs w:val="22"/>
+        </w:rPr>
+        <w:t>carga</w:t>
+      </w:r>
+      <w:r>
+        <w:rPr>
+          <w:sz w:val="22"/>
+          <w:szCs w:val="22"/>
+        </w:rPr>
+        <w:t>n</w:t>
+      </w:r>
+      <w:r>
+        <w:rPr>
+          <w:sz w:val="22"/>
+          <w:szCs w:val="22"/>
+        </w:rPr>
+        <w:t xml:space="preserve"> automáticamente en la pestaña actual del visualizador, y </w:t>
+      </w:r>
+      <w:r>
+        <w:rPr>
+          <w:sz w:val="22"/>
+          <w:szCs w:val="22"/>
+        </w:rPr>
+        <w:t xml:space="preserve">se </w:t>
+      </w:r>
+      <w:r>
+        <w:rPr>
+          <w:sz w:val="22"/>
+          <w:szCs w:val="22"/>
+        </w:rPr>
+        <w:t>reproduce</w:t>
+      </w:r>
+      <w:r>
+        <w:rPr>
+          <w:sz w:val="22"/>
+          <w:szCs w:val="22"/>
+        </w:rPr>
+        <w:t xml:space="preserve"> la señal</w:t>
+      </w:r>
+      <w:r>
+        <w:rPr>
+          <w:sz w:val="22"/>
+          <w:szCs w:val="22"/>
+        </w:rPr>
+        <w:t xml:space="preserve"> de atrás hacia adelante, lo que puede ser útil para escuchar patrones, efectos o estructuras sonoras en reversa. </w:t>
       </w:r>
     </w:p>
     <w:p>
@@ -7385,56 +8359,7 @@
           <w:sz w:val="22"/>
           <w:szCs w:val="22"/>
         </w:rPr>
-        <w:t>El usuario debe seleccionar</w:t>
-      </w:r>
-      <w:r>
-        <w:rPr>
-          <w:sz w:val="22"/>
-          <w:szCs w:val="22"/>
-        </w:rPr>
-        <w:t xml:space="preserve"> primero</w:t>
-      </w:r>
-      <w:r>
-        <w:rPr>
-          <w:sz w:val="22"/>
-          <w:szCs w:val="22"/>
-        </w:rPr>
-        <w:t xml:space="preserve"> </w:t>
-      </w:r>
-      <w:r>
-        <w:rPr>
-          <w:sz w:val="22"/>
-          <w:szCs w:val="22"/>
-        </w:rPr>
-        <w:t xml:space="preserve">el tiempo de retardo en milisegundos, </w:t>
-      </w:r>
-      <w:r>
-        <w:rPr>
-          <w:sz w:val="22"/>
-          <w:szCs w:val="22"/>
-        </w:rPr>
-        <w:t xml:space="preserve">que </w:t>
-      </w:r>
-      <w:r>
-        <w:rPr>
-          <w:sz w:val="22"/>
-          <w:szCs w:val="22"/>
-        </w:rPr>
-        <w:t>se refiere al intervalo de tiempo que transcurre entre el momento en que se emite un sonido original y el momento en que se percibe su repetición o reflexión.</w:t>
-      </w:r>
-      <w:r>
-        <w:rPr>
-          <w:sz w:val="22"/>
-          <w:szCs w:val="22"/>
-        </w:rPr>
-        <w:t xml:space="preserve"> Luego, puede elegir la intensidad</w:t>
-      </w:r>
-      <w:r>
-        <w:rPr>
-          <w:sz w:val="22"/>
-          <w:szCs w:val="22"/>
-        </w:rPr>
-        <w:t>, que es la amplitud del eco en relación con el sonido original. Finalmente, hay una casilla para elegir si se desea escuchar eco en cascada, es decir, varias repeticiones que se van atenuando a lo largo del tiempo.</w:t>
+        <w:t>Esta funcionalidad es ideal para explorar fenómenos como los palíndromos sonoros, donde una secuencia tiene el mismo contenido hacia adelante y hacia atrás, o para la creación de efectos creativos y experimentales en música y diseño sonoro.</w:t>
       </w:r>
     </w:p>
     <w:p>
@@ -7446,155 +8371,13 @@
           <w:szCs w:val="22"/>
         </w:rPr>
       </w:pPr>
-      <w:r>
-        <w:rPr>
-          <w:sz w:val="22"/>
-          <w:szCs w:val="22"/>
-        </w:rPr>
-        <w:t xml:space="preserve">Una vez elegida la configuración deseada, se puede pulsar en </w:t>
-      </w:r>
-      <w:r>
-        <w:rPr>
-          <w:sz w:val="22"/>
-          <w:szCs w:val="22"/>
-        </w:rPr>
-        <w:t>‘Aplicar eco’ para ver la señal procesada con eco en la pestaña activa del visualizador y reproducirla.</w:t>
-      </w:r>
-    </w:p>
-    <w:p>
-      <w:pPr>
-        <w:ind w:firstLine="360"/>
-        <w:jc w:val="both"/>
-        <w:rPr>
-          <w:sz w:val="22"/>
-          <w:szCs w:val="22"/>
-        </w:rPr>
-      </w:pPr>
     </w:p>
     <w:p>
       <w:pPr>
         <w:pStyle w:val="Ttulo3"/>
         <w:jc w:val="both"/>
       </w:pPr>
-      <w:bookmarkStart w:id="28" w:name="_Toc184120714"/>
-      <w:r>
-        <w:t>Inversión temporal</w:t>
-      </w:r>
-      <w:bookmarkEnd w:id="28"/>
-    </w:p>
-    <w:p>
-      <w:pPr>
-        <w:ind w:firstLine="360"/>
-        <w:jc w:val="both"/>
-        <w:rPr>
-          <w:sz w:val="22"/>
-          <w:szCs w:val="22"/>
-        </w:rPr>
-      </w:pPr>
-      <w:r>
-        <w:rPr>
-          <w:sz w:val="22"/>
-          <w:szCs w:val="22"/>
-        </w:rPr>
-        <w:t>La herramienta de inversión temporal permite invertir la señal de audio en el eje de tiempo, reproduciendo el contenido sonoro de manera invertida. Al presionar el botón "Invertir señal", l</w:t>
-      </w:r>
-      <w:r>
-        <w:rPr>
-          <w:sz w:val="22"/>
-          <w:szCs w:val="22"/>
-        </w:rPr>
-        <w:t>as tres gráficas de la</w:t>
-      </w:r>
-      <w:r>
-        <w:rPr>
-          <w:sz w:val="22"/>
-          <w:szCs w:val="22"/>
-        </w:rPr>
-        <w:t xml:space="preserve"> secuencia de audio se </w:t>
-      </w:r>
-      <w:r>
-        <w:rPr>
-          <w:sz w:val="22"/>
-          <w:szCs w:val="22"/>
-        </w:rPr>
-        <w:t>carga</w:t>
-      </w:r>
-      <w:r>
-        <w:rPr>
-          <w:sz w:val="22"/>
-          <w:szCs w:val="22"/>
-        </w:rPr>
-        <w:t>n</w:t>
-      </w:r>
-      <w:r>
-        <w:rPr>
-          <w:sz w:val="22"/>
-          <w:szCs w:val="22"/>
-        </w:rPr>
-        <w:t xml:space="preserve"> automáticamente en la pestaña actual del visualizador, y </w:t>
-      </w:r>
-      <w:r>
-        <w:rPr>
-          <w:sz w:val="22"/>
-          <w:szCs w:val="22"/>
-        </w:rPr>
-        <w:t xml:space="preserve">se </w:t>
-      </w:r>
-      <w:r>
-        <w:rPr>
-          <w:sz w:val="22"/>
-          <w:szCs w:val="22"/>
-        </w:rPr>
-        <w:t>reproduce</w:t>
-      </w:r>
-      <w:r>
-        <w:rPr>
-          <w:sz w:val="22"/>
-          <w:szCs w:val="22"/>
-        </w:rPr>
-        <w:t xml:space="preserve"> la señal</w:t>
-      </w:r>
-      <w:r>
-        <w:rPr>
-          <w:sz w:val="22"/>
-          <w:szCs w:val="22"/>
-        </w:rPr>
-        <w:t xml:space="preserve"> de atrás hacia adelante, lo que puede ser útil para escuchar patrones, efectos o estructuras sonoras en reversa. </w:t>
-      </w:r>
-    </w:p>
-    <w:p>
-      <w:pPr>
-        <w:ind w:firstLine="360"/>
-        <w:jc w:val="both"/>
-        <w:rPr>
-          <w:sz w:val="22"/>
-          <w:szCs w:val="22"/>
-        </w:rPr>
-      </w:pPr>
-      <w:r>
-        <w:rPr>
-          <w:sz w:val="22"/>
-          <w:szCs w:val="22"/>
-        </w:rPr>
-        <w:t>Esta funcionalidad es ideal para explorar fenómenos como los palíndromos sonoros, donde una secuencia tiene el mismo contenido hacia adelante y hacia atrás, o para la creación de efectos creativos y experimentales en música y diseño sonoro.</w:t>
-      </w:r>
-    </w:p>
-    <w:p>
-      <w:pPr>
-        <w:ind w:firstLine="360"/>
-        <w:jc w:val="both"/>
-        <w:rPr>
-          <w:sz w:val="22"/>
-          <w:szCs w:val="22"/>
-        </w:rPr>
-      </w:pPr>
-    </w:p>
-    <w:p>
-      <w:pPr>
-        <w:pStyle w:val="Ttulo3"/>
-        <w:jc w:val="both"/>
-      </w:pPr>
-      <w:bookmarkStart w:id="29" w:name="_Toc184120715"/>
+      <w:bookmarkStart w:id="29" w:name="_Toc184807404"/>
       <w:r>
         <w:t xml:space="preserve">Efectos </w:t>
       </w:r>
@@ -7661,7 +8444,6 @@
           <w:sz w:val="22"/>
           <w:szCs w:val="22"/>
         </w:rPr>
-        <w:lastRenderedPageBreak/>
         <w:t>Reverberación: Este efecto simula la reflexión del sonido en un espacio cerrado, como una sala, una cueva o un auditorio. La reverberación agrega una serie de ecos decaídos que proporcionan una sensación de amplitud y profundidad al sonido, haciendo que parezca estar ocurriendo en un espacio físico específico.</w:t>
       </w:r>
     </w:p>
@@ -7683,6 +8465,7 @@
           <w:sz w:val="22"/>
           <w:szCs w:val="22"/>
         </w:rPr>
+        <w:lastRenderedPageBreak/>
         <w:t>Efecto Haas: También conocido como Efecto de Localización Temporal o "Punto de fusión", este efecto juega con las diferencias de tiempo entre dos canales de audio (izquierdo y derecho). Un canal se retrasa ligeramente con respecto al otro, lo que crea una percepción de espacialidad, simulando que el sonido proviene de una dirección determinada. Este efecto es útil para generar una sensación de "ancho estéreo" o para manipular la localización percibida de una fuente sonora.</w:t>
       </w:r>
     </w:p>
@@ -7773,7 +8556,7 @@
         <w:pStyle w:val="Ttulo3"/>
         <w:jc w:val="both"/>
       </w:pPr>
-      <w:bookmarkStart w:id="30" w:name="_Toc184120716"/>
+      <w:bookmarkStart w:id="30" w:name="_Toc184807405"/>
       <w:r>
         <w:t>Transcripción de voz a texto</w:t>
       </w:r>
@@ -7808,12 +8591,53 @@
         </w:rPr>
         <w:t xml:space="preserve">un audio de voz de una persona a texto empleando inteligencia artificial. Esto se realiza gracias al modelo </w:t>
       </w:r>
-      <w:r>
-        <w:rPr>
-          <w:sz w:val="22"/>
-          <w:szCs w:val="22"/>
-        </w:rPr>
-        <w:t>Whisper de OpenAI, un modelo open source de transcripción de voz a texto</w:t>
+      <w:proofErr w:type="spellStart"/>
+      <w:r>
+        <w:rPr>
+          <w:sz w:val="22"/>
+          <w:szCs w:val="22"/>
+        </w:rPr>
+        <w:t>Whisper</w:t>
+      </w:r>
+      <w:proofErr w:type="spellEnd"/>
+      <w:r>
+        <w:rPr>
+          <w:sz w:val="22"/>
+          <w:szCs w:val="22"/>
+        </w:rPr>
+        <w:t xml:space="preserve"> de </w:t>
+      </w:r>
+      <w:proofErr w:type="spellStart"/>
+      <w:r>
+        <w:rPr>
+          <w:sz w:val="22"/>
+          <w:szCs w:val="22"/>
+        </w:rPr>
+        <w:t>OpenAI</w:t>
+      </w:r>
+      <w:proofErr w:type="spellEnd"/>
+      <w:r>
+        <w:rPr>
+          <w:sz w:val="22"/>
+          <w:szCs w:val="22"/>
+        </w:rPr>
+        <w:t xml:space="preserve">, un modelo open </w:t>
+      </w:r>
+      <w:proofErr w:type="spellStart"/>
+      <w:r>
+        <w:rPr>
+          <w:sz w:val="22"/>
+          <w:szCs w:val="22"/>
+        </w:rPr>
+        <w:t>source</w:t>
+      </w:r>
+      <w:proofErr w:type="spellEnd"/>
+      <w:r>
+        <w:rPr>
+          <w:sz w:val="22"/>
+          <w:szCs w:val="22"/>
+        </w:rPr>
+        <w:t xml:space="preserve"> de transcripción de voz a texto</w:t>
       </w:r>
       <w:r>
         <w:rPr>
@@ -7897,7 +8721,7 @@
           <w:numId w:val="7"/>
         </w:numPr>
       </w:pPr>
-      <w:bookmarkStart w:id="31" w:name="_Toc184120717"/>
+      <w:bookmarkStart w:id="31" w:name="_Toc184807406"/>
       <w:r>
         <w:lastRenderedPageBreak/>
         <w:t>Ejemplos prácticos de uso</w:t>
@@ -7928,7 +8752,7 @@
           <w:numId w:val="7"/>
         </w:numPr>
       </w:pPr>
-      <w:bookmarkStart w:id="32" w:name="_Toc184120718"/>
+      <w:bookmarkStart w:id="32" w:name="_Toc184807407"/>
       <w:r>
         <w:lastRenderedPageBreak/>
         <w:t>Conclusiones</w:t>
@@ -7937,20 +8761,6 @@
     </w:p>
     <w:p>
       <w:pPr>
-        <w:pStyle w:val="Ttulo2"/>
-        <w:numPr>
-          <w:ilvl w:val="1"/>
-          <w:numId w:val="7"/>
-        </w:numPr>
-      </w:pPr>
-      <w:bookmarkStart w:id="33" w:name="_Toc184120719"/>
-      <w:r>
-        <w:t>Resumen de Funcionalidades Clave</w:t>
-      </w:r>
-      <w:bookmarkEnd w:id="33"/>
-    </w:p>
-    <w:p>
-      <w:pPr>
         <w:ind w:firstLine="360"/>
         <w:jc w:val="both"/>
         <w:rPr>
@@ -7963,15 +8773,82 @@
           <w:sz w:val="22"/>
           <w:szCs w:val="22"/>
         </w:rPr>
-        <w:t>Durante el desarrollo de la Interfaz Gráfica de Análisis y Procesado de Señales de Audio en MatLab, se han implementado una serie de funcionalidades que permiten un análisis exhaustivo y un procesamiento eficiente de señales de audio. Las funcionalidades clave incluyen:</w:t>
-      </w:r>
-    </w:p>
-    <w:p>
-      <w:pPr>
-        <w:pStyle w:val="Prrafodelista"/>
+        <w:t xml:space="preserve">En esta práctica, se ha desarrollado una Interfaz Gráfica de Usuario (GUI) en MATLAB que facilita el análisis, procesamiento, grabación y reproducción de señales de audio de manera intuitiva y eficiente. La aplicación integra múltiples funcionalidades avanzadas, tales como la visualización en dominios temporal y frecuencial, herramientas de filtrado, remuestreo, modulación y cuantificación, así como efectos </w:t>
+      </w:r>
+      <w:proofErr w:type="spellStart"/>
+      <w:r>
+        <w:rPr>
+          <w:sz w:val="22"/>
+          <w:szCs w:val="22"/>
+        </w:rPr>
+        <w:t>psicoacústicos</w:t>
+      </w:r>
+      <w:proofErr w:type="spellEnd"/>
+      <w:r>
+        <w:rPr>
+          <w:sz w:val="22"/>
+          <w:szCs w:val="22"/>
+        </w:rPr>
+        <w:t xml:space="preserve"> como el ruido y el eco. Además, se ha incorporado la capacidad de transcribir voz a texto mediante inteligencia artificial, ampliando significativamente las capacidades de la herramienta.</w:t>
+      </w:r>
+    </w:p>
+    <w:p>
+      <w:pPr>
+        <w:jc w:val="both"/>
+        <w:rPr>
+          <w:sz w:val="22"/>
+          <w:szCs w:val="22"/>
+        </w:rPr>
+      </w:pPr>
+      <w:r>
+        <w:rPr>
+          <w:sz w:val="22"/>
+          <w:szCs w:val="22"/>
+        </w:rPr>
+        <w:t>El diseño de la interfaz, basado en una estructura modular y un flujo de navegación claro, facilita su uso tanto para usuarios principiantes como para profesionales en el campo del procesamiento de audio. La integración de diversas herramientas en una única plataforma optimiza el flujo de trabajo, permitiendo realizar operaciones complejas sin necesidad de recurrir a múltiples aplicaciones. La gestión efectiva de errores y la retroalimentación inmediata al usuario mejoran la robustez y fiabilidad de la aplicación, asegurando una experiencia de usuario satisfactoria.</w:t>
+      </w:r>
+    </w:p>
+    <w:p>
+      <w:pPr>
+        <w:jc w:val="both"/>
+        <w:rPr>
+          <w:b/>
+          <w:bCs/>
+          <w:sz w:val="22"/>
+          <w:szCs w:val="22"/>
+        </w:rPr>
+      </w:pPr>
+      <w:r>
+        <w:rPr>
+          <w:b/>
+          <w:bCs/>
+          <w:sz w:val="22"/>
+          <w:szCs w:val="22"/>
+        </w:rPr>
+        <w:t>Aplicaciones Futuras</w:t>
+      </w:r>
+    </w:p>
+    <w:p>
+      <w:pPr>
+        <w:jc w:val="both"/>
+        <w:rPr>
+          <w:sz w:val="22"/>
+          <w:szCs w:val="22"/>
+        </w:rPr>
+      </w:pPr>
+      <w:r>
+        <w:rPr>
+          <w:sz w:val="22"/>
+          <w:szCs w:val="22"/>
+        </w:rPr>
+        <w:t>Para potenciar y ampliar la funcionalidad de la interfaz, se identifican varias áreas de desarrollo futuro:</w:t>
+      </w:r>
+    </w:p>
+    <w:p>
+      <w:pPr>
         <w:numPr>
           <w:ilvl w:val="0"/>
-          <w:numId w:val="20"/>
+          <w:numId w:val="25"/>
         </w:numPr>
         <w:jc w:val="both"/>
         <w:rPr>
@@ -7981,18 +8858,26 @@
       </w:pPr>
       <w:r>
         <w:rPr>
-          <w:sz w:val="22"/>
-          <w:szCs w:val="22"/>
-        </w:rPr>
-        <w:t>Gestor de Archivos de Audio: Facilita la carga, guardado y generación de señales de audio, permitiendo manejar múltiples archivos simultáneamente.</w:t>
-      </w:r>
-    </w:p>
-    <w:p>
-      <w:pPr>
-        <w:pStyle w:val="Prrafodelista"/>
+          <w:b/>
+          <w:bCs/>
+          <w:sz w:val="22"/>
+          <w:szCs w:val="22"/>
+        </w:rPr>
+        <w:t>Integración de Algoritmos de Inteligencia Artificial</w:t>
+      </w:r>
+      <w:r>
+        <w:rPr>
+          <w:sz w:val="22"/>
+          <w:szCs w:val="22"/>
+        </w:rPr>
+        <w:t>: Incorporar modelos de aprendizaje automático para tareas avanzadas como la detección de eventos sonoros, clasificación de géneros musicales y mejora automática de la calidad del audio.</w:t>
+      </w:r>
+    </w:p>
+    <w:p>
+      <w:pPr>
         <w:numPr>
           <w:ilvl w:val="0"/>
-          <w:numId w:val="20"/>
+          <w:numId w:val="25"/>
         </w:numPr>
         <w:jc w:val="both"/>
         <w:rPr>
@@ -8002,18 +8887,42 @@
       </w:pPr>
       <w:r>
         <w:rPr>
-          <w:sz w:val="22"/>
-          <w:szCs w:val="22"/>
-        </w:rPr>
-        <w:t>Visualización Avanzada: Ofrece representaciones gráficas en el dominio temporal, frecuencial y mediante espectrogramas, proporcionando una comprensión profunda de las características de las señales.</w:t>
-      </w:r>
-    </w:p>
-    <w:p>
-      <w:pPr>
-        <w:pStyle w:val="Prrafodelista"/>
+          <w:b/>
+          <w:bCs/>
+          <w:sz w:val="22"/>
+          <w:szCs w:val="22"/>
+        </w:rPr>
+        <w:t>Ampliación de Efectos y Herramientas de Procesado</w:t>
+      </w:r>
+      <w:r>
+        <w:rPr>
+          <w:sz w:val="22"/>
+          <w:szCs w:val="22"/>
+        </w:rPr>
+        <w:t xml:space="preserve">: Añadir nuevos efectos </w:t>
+      </w:r>
+      <w:proofErr w:type="spellStart"/>
+      <w:r>
+        <w:rPr>
+          <w:sz w:val="22"/>
+          <w:szCs w:val="22"/>
+        </w:rPr>
+        <w:t>psicoacústicos</w:t>
+      </w:r>
+      <w:proofErr w:type="spellEnd"/>
+      <w:r>
+        <w:rPr>
+          <w:sz w:val="22"/>
+          <w:szCs w:val="22"/>
+        </w:rPr>
+        <w:t xml:space="preserve"> y herramientas de procesamiento que permitan una mayor flexibilidad y personalización en la manipulación de señales de audio.</w:t>
+      </w:r>
+    </w:p>
+    <w:p>
+      <w:pPr>
         <w:numPr>
           <w:ilvl w:val="0"/>
-          <w:numId w:val="20"/>
+          <w:numId w:val="25"/>
         </w:numPr>
         <w:jc w:val="both"/>
         <w:rPr>
@@ -8023,18 +8932,26 @@
       </w:pPr>
       <w:r>
         <w:rPr>
-          <w:sz w:val="22"/>
-          <w:szCs w:val="22"/>
-        </w:rPr>
-        <w:t>Controles de Audio: Incluye herramientas para la reproducción y grabación de audio, así como la visualización de información detallada sobre las señales cargadas.</w:t>
-      </w:r>
-    </w:p>
-    <w:p>
-      <w:pPr>
-        <w:pStyle w:val="Prrafodelista"/>
+          <w:b/>
+          <w:bCs/>
+          <w:sz w:val="22"/>
+          <w:szCs w:val="22"/>
+        </w:rPr>
+        <w:t>Colaboración y Compartición de Proyectos</w:t>
+      </w:r>
+      <w:r>
+        <w:rPr>
+          <w:sz w:val="22"/>
+          <w:szCs w:val="22"/>
+        </w:rPr>
+        <w:t>: Implementar funcionalidades que faciliten la colaboración en tiempo real y la compartición de proyectos, lo que beneficiaría especialmente entornos educativos y equipos de trabajo multidisciplinarios.</w:t>
+      </w:r>
+    </w:p>
+    <w:p>
+      <w:pPr>
         <w:numPr>
           <w:ilvl w:val="0"/>
-          <w:numId w:val="20"/>
+          <w:numId w:val="25"/>
         </w:numPr>
         <w:jc w:val="both"/>
         <w:rPr>
@@ -8044,18 +8961,26 @@
       </w:pPr>
       <w:r>
         <w:rPr>
-          <w:sz w:val="22"/>
-          <w:szCs w:val="22"/>
-        </w:rPr>
-        <w:t>Herramientas de Análisis y Procesado: Permite realizar operaciones matemáticas, filtrado, remuestreo, modulación, cuantificación y reconstrucción de señales, ofreciendo una amplia gama de opciones para la manipulación de audio.</w:t>
-      </w:r>
-    </w:p>
-    <w:p>
-      <w:pPr>
-        <w:pStyle w:val="Prrafodelista"/>
+          <w:b/>
+          <w:bCs/>
+          <w:sz w:val="22"/>
+          <w:szCs w:val="22"/>
+        </w:rPr>
+        <w:t>Optimización del Rendimiento</w:t>
+      </w:r>
+      <w:r>
+        <w:rPr>
+          <w:sz w:val="22"/>
+          <w:szCs w:val="22"/>
+        </w:rPr>
+        <w:t>: Mejorar la eficiencia y velocidad de procesamiento para manejar señales de audio de mayor tamaño y complejidad, asegurando que la interfaz siga siendo responsiva incluso en escenarios de alta demanda.</w:t>
+      </w:r>
+    </w:p>
+    <w:p>
+      <w:pPr>
         <w:numPr>
           <w:ilvl w:val="0"/>
-          <w:numId w:val="20"/>
+          <w:numId w:val="25"/>
         </w:numPr>
         <w:jc w:val="both"/>
         <w:rPr>
@@ -8065,261 +8990,65 @@
       </w:pPr>
       <w:r>
         <w:rPr>
-          <w:sz w:val="22"/>
-          <w:szCs w:val="22"/>
-        </w:rPr>
-        <w:t>Efectos y Fenómenos Psicoacústicos: Incorpora efectos como la adición de ruido, eco, inversión temporal y transcripción de voz a texto, lo que enriquece las posibilidades de análisis y creación sonora.</w:t>
-      </w:r>
-    </w:p>
-    <w:p>
-      <w:pPr>
-        <w:pStyle w:val="Prrafodelista"/>
-        <w:numPr>
-          <w:ilvl w:val="0"/>
-          <w:numId w:val="20"/>
-        </w:numPr>
-        <w:jc w:val="both"/>
-        <w:rPr>
-          <w:sz w:val="22"/>
-          <w:szCs w:val="22"/>
-        </w:rPr>
-      </w:pPr>
-      <w:r>
-        <w:rPr>
-          <w:sz w:val="22"/>
-          <w:szCs w:val="22"/>
-        </w:rPr>
-        <w:t>Interfaz Intuitiva y Personalizable: Diseñada para ser fácil de usar, con una disposición clara de paneles y opciones configurables que mejoran la experiencia del usuario.</w:t>
-      </w:r>
-    </w:p>
-    <w:p>
-      <w:pPr>
-        <w:ind w:firstLine="360"/>
-        <w:jc w:val="both"/>
-        <w:rPr>
-          <w:sz w:val="22"/>
-          <w:szCs w:val="22"/>
-        </w:rPr>
-      </w:pPr>
-      <w:r>
-        <w:rPr>
-          <w:sz w:val="22"/>
-          <w:szCs w:val="22"/>
-        </w:rPr>
-        <w:t>Estas funcionalidades integradas en una única interfaz proporcionan una herramienta robusta y versátil para investigadores, estudiantes y profesionales en el ámbito del procesamiento de audio.</w:t>
-      </w:r>
-    </w:p>
-    <w:p>
-      <w:pPr>
-        <w:jc w:val="both"/>
-        <w:rPr>
-          <w:sz w:val="22"/>
-          <w:szCs w:val="22"/>
-        </w:rPr>
-      </w:pPr>
-    </w:p>
-    <w:p>
-      <w:pPr>
-        <w:pStyle w:val="Ttulo2"/>
-        <w:numPr>
-          <w:ilvl w:val="1"/>
-          <w:numId w:val="7"/>
-        </w:numPr>
-      </w:pPr>
-      <w:bookmarkStart w:id="34" w:name="_Toc184120720"/>
-      <w:r>
-        <w:t>Posibles Aplicaciones Futuras</w:t>
-      </w:r>
-      <w:bookmarkEnd w:id="34"/>
-    </w:p>
-    <w:p>
-      <w:pPr>
-        <w:jc w:val="both"/>
-        <w:rPr>
-          <w:sz w:val="22"/>
-          <w:szCs w:val="22"/>
-        </w:rPr>
-      </w:pPr>
-      <w:r>
-        <w:rPr>
-          <w:sz w:val="22"/>
-          <w:szCs w:val="22"/>
-        </w:rPr>
-        <w:t xml:space="preserve">La </w:t>
-      </w:r>
-      <w:r>
-        <w:rPr>
-          <w:sz w:val="22"/>
-          <w:szCs w:val="22"/>
-        </w:rPr>
-        <w:t>i</w:t>
-      </w:r>
-      <w:r>
-        <w:rPr>
-          <w:sz w:val="22"/>
-          <w:szCs w:val="22"/>
-        </w:rPr>
-        <w:t>nterfaz presenta un amplio espectro de aplicaciones futuras que pueden potenciar su utilidad y alcance:</w:t>
-      </w:r>
-    </w:p>
-    <w:p>
-      <w:pPr>
-        <w:pStyle w:val="Prrafodelista"/>
-        <w:numPr>
-          <w:ilvl w:val="0"/>
-          <w:numId w:val="21"/>
-        </w:numPr>
-        <w:jc w:val="both"/>
-        <w:rPr>
-          <w:sz w:val="22"/>
-          <w:szCs w:val="22"/>
-        </w:rPr>
-      </w:pPr>
-      <w:r>
-        <w:rPr>
-          <w:sz w:val="22"/>
-          <w:szCs w:val="22"/>
-        </w:rPr>
-        <w:t>Desarrollo de Algoritmos de Inteligencia Artificial: Integrar modelos de aprendizaje automático para tareas avanzadas como la detección de eventos sonoros, clasificación de géneros musicales o mejora automática de la calidad del audio.</w:t>
-      </w:r>
-    </w:p>
-    <w:p>
-      <w:pPr>
-        <w:pStyle w:val="Prrafodelista"/>
-        <w:numPr>
-          <w:ilvl w:val="0"/>
-          <w:numId w:val="21"/>
-        </w:numPr>
-        <w:jc w:val="both"/>
-        <w:rPr>
-          <w:sz w:val="22"/>
-          <w:szCs w:val="22"/>
-        </w:rPr>
-      </w:pPr>
-      <w:r>
-        <w:rPr>
-          <w:sz w:val="22"/>
-          <w:szCs w:val="22"/>
-        </w:rPr>
-        <w:t>Extensión de Efectos y Herramientas de Procesado: Añadir más efectos psicoacústicos y herramientas de procesamiento</w:t>
-      </w:r>
-      <w:r>
-        <w:rPr>
-          <w:sz w:val="22"/>
-          <w:szCs w:val="22"/>
-        </w:rPr>
-        <w:t xml:space="preserve"> </w:t>
-      </w:r>
-      <w:r>
-        <w:rPr>
-          <w:sz w:val="22"/>
-          <w:szCs w:val="22"/>
-        </w:rPr>
-        <w:t>para ofrecer una mayor flexibilidad en la manipulación de audio.</w:t>
-      </w:r>
-    </w:p>
-    <w:p>
-      <w:pPr>
-        <w:pStyle w:val="Prrafodelista"/>
-        <w:numPr>
-          <w:ilvl w:val="0"/>
-          <w:numId w:val="21"/>
-        </w:numPr>
-        <w:jc w:val="both"/>
-        <w:rPr>
-          <w:sz w:val="22"/>
-          <w:szCs w:val="22"/>
-        </w:rPr>
-      </w:pPr>
-      <w:r>
-        <w:rPr>
-          <w:sz w:val="22"/>
-          <w:szCs w:val="22"/>
-        </w:rPr>
-        <w:t>Colaboración y Compartición de Proyectos: Implementar funcionalidades para la colaboración en tiempo real y la compartición de proyectos, facilitando el trabajo en equipo y la enseñanza en entornos educativos.</w:t>
-      </w:r>
-    </w:p>
-    <w:p>
-      <w:pPr>
-        <w:pStyle w:val="Prrafodelista"/>
-        <w:numPr>
-          <w:ilvl w:val="0"/>
-          <w:numId w:val="21"/>
-        </w:numPr>
-        <w:jc w:val="both"/>
-        <w:rPr>
-          <w:sz w:val="22"/>
-          <w:szCs w:val="22"/>
-        </w:rPr>
-      </w:pPr>
+          <w:b/>
+          <w:bCs/>
+          <w:sz w:val="22"/>
+          <w:szCs w:val="22"/>
+        </w:rPr>
+        <w:t>Soporte Multiplataforma</w:t>
+      </w:r>
+      <w:r>
+        <w:rPr>
+          <w:sz w:val="22"/>
+          <w:szCs w:val="22"/>
+        </w:rPr>
+        <w:t>: Adaptar la interfaz para ser compatible con diferentes sistemas operativos y dispositivos móviles, lo que ampliaría su accesibilidad y permitiría su uso en una variedad de entornos y plataformas.</w:t>
+      </w:r>
+    </w:p>
+    <w:p>
+      <w:pPr>
+        <w:jc w:val="both"/>
+        <w:rPr>
+          <w:sz w:val="22"/>
+          <w:szCs w:val="22"/>
+        </w:rPr>
+      </w:pPr>
+      <w:r>
+        <w:rPr>
+          <w:sz w:val="22"/>
+          <w:szCs w:val="22"/>
+        </w:rPr>
+        <w:t xml:space="preserve">En resumen, la interfaz desarrollada no solo cumple con los objetivos establecidos de proporcionar una herramienta completa y fácil de usar para el análisis y procesamiento de audio, sino que también sienta las bases para futuras mejoras y expansiones que podrán </w:t>
+      </w:r>
       <w:r>
         <w:rPr>
           <w:sz w:val="22"/>
           <w:szCs w:val="22"/>
         </w:rPr>
         <w:lastRenderedPageBreak/>
-        <w:t>Optimización de Rendimiento: Mejorar la eficiencia y velocidad de procesamiento, permitiendo manejar señales de audio de mayor tamaño y complejidad sin comprometer el rendimiento de la interfaz.</w:t>
-      </w:r>
-    </w:p>
-    <w:p>
-      <w:pPr>
-        <w:pStyle w:val="Prrafodelista"/>
-        <w:numPr>
-          <w:ilvl w:val="0"/>
-          <w:numId w:val="21"/>
-        </w:numPr>
-        <w:jc w:val="both"/>
-        <w:rPr>
-          <w:sz w:val="22"/>
-          <w:szCs w:val="22"/>
-        </w:rPr>
-      </w:pPr>
-      <w:r>
-        <w:rPr>
-          <w:sz w:val="22"/>
-          <w:szCs w:val="22"/>
-        </w:rPr>
-        <w:t>Soporte Multiplataforma: Adaptar la interfaz para ser compatible con diferentes sistemas operativos y dispositivos móviles, ampliando su accesibilidad y uso en diversas plataformas.</w:t>
-      </w:r>
-    </w:p>
-    <w:p>
-      <w:pPr>
-        <w:ind w:firstLine="360"/>
-        <w:jc w:val="both"/>
-        <w:rPr>
-          <w:sz w:val="22"/>
-          <w:szCs w:val="22"/>
-        </w:rPr>
-      </w:pPr>
-      <w:r>
-        <w:rPr>
-          <w:sz w:val="22"/>
-          <w:szCs w:val="22"/>
-        </w:rPr>
-        <w:t>Estas aplicaciones futuras no solo incrementarán la funcionalidad de la interfaz, sino que también abrirán nuevas oportunidades para su utilización en distintos campos, como la investigación científica, la producción musical, la ingeniería de sonido y la educación.</w:t>
-      </w:r>
-    </w:p>
-    <w:p>
-      <w:pPr>
-        <w:ind w:firstLine="360"/>
-        <w:jc w:val="both"/>
-        <w:rPr>
-          <w:sz w:val="22"/>
-          <w:szCs w:val="22"/>
-        </w:rPr>
-      </w:pPr>
-      <w:r>
-        <w:rPr>
-          <w:sz w:val="22"/>
-          <w:szCs w:val="22"/>
-        </w:rPr>
-        <w:t>En resumen, la interfaz desarrollada no solo cumple con los objetivos iniciales de proporcionar una herramienta completa y fácil de usar para el análisis y procesamiento de audio, sino que también ofrece una base sólida para futuras expansiones y mejoras que pueden adaptarse a las necesidades emergentes de sus usuarios.</w:t>
-      </w:r>
-      <w:r>
-        <w:rPr>
-          <w:sz w:val="22"/>
-          <w:szCs w:val="22"/>
-        </w:rPr>
+        <w:t>adaptarse a las necesidades emergentes de sus usuarios. La continua evolución de la aplicación permitirá mantener su relevancia y utilidad en un campo en constante desarrollo como lo es el procesamiento de señales de audio.</w:t>
+      </w:r>
+    </w:p>
+    <w:p>
+      <w:pPr>
+        <w:jc w:val="both"/>
+        <w:rPr>
+          <w:sz w:val="22"/>
+          <w:szCs w:val="22"/>
+        </w:rPr>
+      </w:pPr>
+    </w:p>
+    <w:p>
+      <w:pPr>
+        <w:rPr>
+          <w:rFonts w:asciiTheme="majorHAnsi" w:eastAsiaTheme="majorEastAsia" w:hAnsiTheme="majorHAnsi" w:cstheme="majorBidi"/>
+          <w:b/>
+          <w:sz w:val="28"/>
+          <w:szCs w:val="40"/>
+        </w:rPr>
+      </w:pPr>
+      <w:bookmarkStart w:id="33" w:name="_Toc184807410"/>
+      <w:r>
         <w:br w:type="page"/>
       </w:r>
     </w:p>
@@ -8331,77 +9060,940 @@
           <w:numId w:val="7"/>
         </w:numPr>
       </w:pPr>
-      <w:bookmarkStart w:id="35" w:name="_Toc184120721"/>
       <w:r>
         <w:lastRenderedPageBreak/>
-        <w:t>Apéndices</w:t>
-      </w:r>
-      <w:bookmarkEnd w:id="35"/>
-    </w:p>
-    <w:p>
-      <w:pPr>
-        <w:jc w:val="both"/>
-        <w:rPr>
-          <w:sz w:val="22"/>
-          <w:szCs w:val="22"/>
-        </w:rPr>
-      </w:pPr>
-      <w:r>
-        <w:rPr>
-          <w:sz w:val="22"/>
-          <w:szCs w:val="22"/>
-        </w:rPr>
-        <w:t xml:space="preserve">Referencias. Documentación sobre MATLAB (tomar del pdf del enunciado), </w:t>
-      </w:r>
-      <w:r>
-        <w:rPr>
-          <w:sz w:val="22"/>
-          <w:szCs w:val="22"/>
-        </w:rPr>
-        <w:t xml:space="preserve"> o sobre algoritmos o APIs especificas (huggingface)</w:t>
-      </w:r>
-    </w:p>
-    <w:p>
-      <w:pPr>
-        <w:jc w:val="both"/>
-        <w:rPr>
-          <w:sz w:val="22"/>
-          <w:szCs w:val="22"/>
-        </w:rPr>
-      </w:pPr>
-      <w:r>
-        <w:rPr>
-          <w:sz w:val="22"/>
-          <w:szCs w:val="22"/>
-        </w:rPr>
-        <w:t>Código fuente. Indicar que se adjunta/ adjuntar repo</w:t>
-      </w:r>
-    </w:p>
-    <w:p>
-      <w:pPr>
-        <w:jc w:val="both"/>
-        <w:rPr>
-          <w:sz w:val="22"/>
-          <w:szCs w:val="22"/>
-        </w:rPr>
-      </w:pPr>
-    </w:p>
-    <w:p>
-      <w:pPr>
-        <w:jc w:val="both"/>
-        <w:rPr>
-          <w:sz w:val="22"/>
-          <w:szCs w:val="22"/>
-        </w:rPr>
-      </w:pPr>
-    </w:p>
-    <w:p>
-      <w:pPr>
-        <w:jc w:val="both"/>
+        <w:t>Anexos</w:t>
+      </w:r>
+      <w:bookmarkEnd w:id="33"/>
+    </w:p>
+    <w:p>
+      <w:pPr>
+        <w:pStyle w:val="Prrafodelista"/>
+        <w:numPr>
+          <w:ilvl w:val="0"/>
+          <w:numId w:val="24"/>
+        </w:numPr>
+        <w:jc w:val="both"/>
+        <w:rPr>
+          <w:sz w:val="22"/>
+          <w:szCs w:val="22"/>
+        </w:rPr>
+      </w:pPr>
+      <w:r>
+        <w:rPr>
+          <w:b/>
+          <w:bCs/>
+          <w:sz w:val="22"/>
+          <w:szCs w:val="22"/>
+        </w:rPr>
+        <w:t>Código Fuente Completo</w:t>
+      </w:r>
+      <w:r>
+        <w:rPr>
+          <w:sz w:val="22"/>
+          <w:szCs w:val="22"/>
+        </w:rPr>
+        <w:t>: El código fuente completo del proyecto, incluyendo los scripts, funciones y clases utilizadas para el desarrollo de la aplicación, se encuentra disponible en la carpeta proporcionada como parte de esta entrega en el campus virtual de la Universidad de Valladolid para la asignatura de Fundamentos de Imagen y Sonido.</w:t>
+      </w:r>
+    </w:p>
+    <w:p>
+      <w:pPr>
+        <w:pStyle w:val="Prrafodelista"/>
+        <w:numPr>
+          <w:ilvl w:val="0"/>
+          <w:numId w:val="24"/>
+        </w:numPr>
+        <w:jc w:val="both"/>
+        <w:rPr>
+          <w:sz w:val="22"/>
+          <w:szCs w:val="22"/>
+        </w:rPr>
+      </w:pPr>
+      <w:r>
+        <w:rPr>
+          <w:b/>
+          <w:bCs/>
+          <w:sz w:val="22"/>
+          <w:szCs w:val="22"/>
+        </w:rPr>
+        <w:t>Memoria de Programación</w:t>
+      </w:r>
+      <w:r>
+        <w:rPr>
+          <w:sz w:val="22"/>
+          <w:szCs w:val="22"/>
+        </w:rPr>
+        <w:t xml:space="preserve">: La memoria de </w:t>
+      </w:r>
+      <w:r>
+        <w:rPr>
+          <w:sz w:val="22"/>
+          <w:szCs w:val="22"/>
+        </w:rPr>
+        <w:t>programación</w:t>
+      </w:r>
+      <w:r>
+        <w:rPr>
+          <w:sz w:val="22"/>
+          <w:szCs w:val="22"/>
+        </w:rPr>
+        <w:t xml:space="preserve"> detallada o guía de usuario completa, que describe el uso de la interfaz y las funcionalidades disponibles, está incluida en la misma carpeta de la entrega mencionada anteriormente.</w:t>
+      </w:r>
+    </w:p>
+    <w:p>
+      <w:pPr>
+        <w:pStyle w:val="Prrafodelista"/>
+        <w:numPr>
+          <w:ilvl w:val="0"/>
+          <w:numId w:val="24"/>
+        </w:numPr>
+        <w:jc w:val="both"/>
+        <w:rPr>
+          <w:sz w:val="22"/>
+          <w:szCs w:val="22"/>
+        </w:rPr>
+      </w:pPr>
+      <w:r>
+        <w:rPr>
+          <w:b/>
+          <w:bCs/>
+          <w:sz w:val="22"/>
+          <w:szCs w:val="22"/>
+        </w:rPr>
+        <w:t>Capturas de Pantalla y Videos</w:t>
+      </w:r>
+      <w:r>
+        <w:rPr>
+          <w:sz w:val="22"/>
+          <w:szCs w:val="22"/>
+        </w:rPr>
+        <w:t>: Se adjuntan capturas de pantalla de la aplicación en funcionamiento, así como videos demostrativos que muestran la interfaz de usuario y sus diferentes funcionalidades en acción. Estos recursos visuales se encuentran disponibles en la carpeta correspondiente a la entrega.</w:t>
+      </w:r>
+    </w:p>
+    <w:p>
+      <w:pPr>
+        <w:rPr>
+          <w:rFonts w:asciiTheme="majorHAnsi" w:eastAsiaTheme="majorEastAsia" w:hAnsiTheme="majorHAnsi" w:cstheme="majorBidi"/>
+          <w:b/>
+          <w:sz w:val="28"/>
+          <w:szCs w:val="40"/>
+        </w:rPr>
+      </w:pPr>
+    </w:p>
+    <w:p>
+      <w:pPr>
+        <w:rPr>
+          <w:rFonts w:asciiTheme="majorHAnsi" w:eastAsiaTheme="majorEastAsia" w:hAnsiTheme="majorHAnsi" w:cstheme="majorBidi"/>
+          <w:b/>
+          <w:sz w:val="28"/>
+          <w:szCs w:val="40"/>
+        </w:rPr>
+      </w:pPr>
+      <w:r>
+        <w:br w:type="page"/>
+      </w:r>
+    </w:p>
+    <w:p>
+      <w:pPr>
+        <w:pStyle w:val="Ttulo1"/>
+        <w:numPr>
+          <w:ilvl w:val="0"/>
+          <w:numId w:val="7"/>
+        </w:numPr>
+      </w:pPr>
+      <w:bookmarkStart w:id="34" w:name="_Toc184807411"/>
+      <w:r>
+        <w:lastRenderedPageBreak/>
+        <w:t>Referencias</w:t>
+      </w:r>
+      <w:bookmarkEnd w:id="34"/>
+    </w:p>
+    <w:p>
+      <w:pPr>
+        <w:pStyle w:val="Prrafodelista"/>
+        <w:numPr>
+          <w:ilvl w:val="0"/>
+          <w:numId w:val="22"/>
+        </w:numPr>
+        <w:jc w:val="both"/>
+        <w:rPr>
+          <w:sz w:val="22"/>
+          <w:szCs w:val="22"/>
+        </w:rPr>
+      </w:pPr>
+      <w:proofErr w:type="spellStart"/>
+      <w:r>
+        <w:rPr>
+          <w:b/>
+          <w:bCs/>
+          <w:sz w:val="22"/>
+          <w:szCs w:val="22"/>
+        </w:rPr>
+        <w:t>MathWorks</w:t>
+      </w:r>
+      <w:proofErr w:type="spellEnd"/>
+      <w:r>
+        <w:rPr>
+          <w:sz w:val="22"/>
+          <w:szCs w:val="22"/>
+        </w:rPr>
+        <w:t xml:space="preserve">. </w:t>
+      </w:r>
+      <w:r>
+        <w:rPr>
+          <w:i/>
+          <w:iCs/>
+          <w:sz w:val="22"/>
+          <w:szCs w:val="22"/>
+        </w:rPr>
+        <w:t xml:space="preserve">Documentación de App </w:t>
+      </w:r>
+      <w:proofErr w:type="spellStart"/>
+      <w:r>
+        <w:rPr>
+          <w:i/>
+          <w:iCs/>
+          <w:sz w:val="22"/>
+          <w:szCs w:val="22"/>
+        </w:rPr>
+        <w:t>Designer</w:t>
+      </w:r>
+      <w:proofErr w:type="spellEnd"/>
+      <w:r>
+        <w:rPr>
+          <w:i/>
+          <w:iCs/>
+          <w:sz w:val="22"/>
+          <w:szCs w:val="22"/>
+        </w:rPr>
+        <w:t xml:space="preserve"> en MATLAB</w:t>
+      </w:r>
+      <w:r>
+        <w:rPr>
+          <w:sz w:val="22"/>
+          <w:szCs w:val="22"/>
+        </w:rPr>
+        <w:t xml:space="preserve">. </w:t>
+      </w:r>
+      <w:proofErr w:type="spellStart"/>
+      <w:r>
+        <w:rPr>
+          <w:sz w:val="22"/>
+          <w:szCs w:val="22"/>
+        </w:rPr>
+        <w:t>MathWorks</w:t>
+      </w:r>
+      <w:proofErr w:type="spellEnd"/>
+      <w:r>
+        <w:rPr>
+          <w:sz w:val="22"/>
+          <w:szCs w:val="22"/>
+        </w:rPr>
+        <w:t>, 2024.</w:t>
+      </w:r>
+      <w:r>
+        <w:rPr>
+          <w:sz w:val="22"/>
+          <w:szCs w:val="22"/>
+        </w:rPr>
+        <w:br/>
+        <w:t xml:space="preserve">Disponible en: </w:t>
+      </w:r>
+      <w:hyperlink r:id="rId8" w:tgtFrame="_new" w:history="1">
+        <w:r>
+          <w:rPr>
+            <w:rStyle w:val="Hipervnculo"/>
+            <w:sz w:val="22"/>
+            <w:szCs w:val="22"/>
+          </w:rPr>
+          <w:t>https://es.mathworks.com/help/matlab/app-designer.html</w:t>
+        </w:r>
+      </w:hyperlink>
+    </w:p>
+    <w:p>
+      <w:pPr>
+        <w:pStyle w:val="Prrafodelista"/>
+        <w:numPr>
+          <w:ilvl w:val="0"/>
+          <w:numId w:val="22"/>
+        </w:numPr>
+        <w:jc w:val="both"/>
+        <w:rPr>
+          <w:sz w:val="22"/>
+          <w:szCs w:val="22"/>
+        </w:rPr>
+      </w:pPr>
+      <w:r>
+        <w:rPr>
+          <w:b/>
+          <w:bCs/>
+          <w:sz w:val="22"/>
+          <w:szCs w:val="22"/>
+          <w:lang w:val="en-GB"/>
+        </w:rPr>
+        <w:t>MathWorks</w:t>
+      </w:r>
+      <w:r>
+        <w:rPr>
+          <w:sz w:val="22"/>
+          <w:szCs w:val="22"/>
+          <w:lang w:val="en-GB"/>
+        </w:rPr>
+        <w:t xml:space="preserve">. </w:t>
+      </w:r>
+      <w:r>
+        <w:rPr>
+          <w:i/>
+          <w:iCs/>
+          <w:sz w:val="22"/>
+          <w:szCs w:val="22"/>
+          <w:lang w:val="en-GB"/>
+        </w:rPr>
+        <w:t>MATLAB Audio Toolbox Getting Started Guide</w:t>
+      </w:r>
+      <w:r>
+        <w:rPr>
+          <w:sz w:val="22"/>
+          <w:szCs w:val="22"/>
+          <w:lang w:val="en-GB"/>
+        </w:rPr>
+        <w:t xml:space="preserve">. </w:t>
+      </w:r>
+      <w:proofErr w:type="spellStart"/>
+      <w:r>
+        <w:rPr>
+          <w:sz w:val="22"/>
+          <w:szCs w:val="22"/>
+        </w:rPr>
+        <w:t>MathWorks</w:t>
+      </w:r>
+      <w:proofErr w:type="spellEnd"/>
+      <w:r>
+        <w:rPr>
+          <w:sz w:val="22"/>
+          <w:szCs w:val="22"/>
+        </w:rPr>
+        <w:t>, 2024.</w:t>
+      </w:r>
+      <w:r>
+        <w:rPr>
+          <w:sz w:val="22"/>
+          <w:szCs w:val="22"/>
+        </w:rPr>
+        <w:br/>
+        <w:t xml:space="preserve">Disponible en: </w:t>
+      </w:r>
+      <w:hyperlink r:id="rId9" w:tgtFrame="_new" w:history="1">
+        <w:r>
+          <w:rPr>
+            <w:rStyle w:val="Hipervnculo"/>
+            <w:sz w:val="22"/>
+            <w:szCs w:val="22"/>
+          </w:rPr>
+          <w:t>https://es.mathworks.com/help/audio/</w:t>
+        </w:r>
+      </w:hyperlink>
+    </w:p>
+    <w:p>
+      <w:pPr>
+        <w:pStyle w:val="Prrafodelista"/>
+        <w:numPr>
+          <w:ilvl w:val="0"/>
+          <w:numId w:val="22"/>
+        </w:numPr>
+        <w:jc w:val="both"/>
+        <w:rPr>
+          <w:sz w:val="22"/>
+          <w:szCs w:val="22"/>
+        </w:rPr>
+      </w:pPr>
+      <w:r>
+        <w:rPr>
+          <w:b/>
+          <w:bCs/>
+          <w:sz w:val="22"/>
+          <w:szCs w:val="22"/>
+          <w:lang w:val="en-GB"/>
+        </w:rPr>
+        <w:t>MathWorks</w:t>
+      </w:r>
+      <w:r>
+        <w:rPr>
+          <w:sz w:val="22"/>
+          <w:szCs w:val="22"/>
+          <w:lang w:val="en-GB"/>
+        </w:rPr>
+        <w:t xml:space="preserve">. </w:t>
+      </w:r>
+      <w:r>
+        <w:rPr>
+          <w:i/>
+          <w:iCs/>
+          <w:sz w:val="22"/>
+          <w:szCs w:val="22"/>
+          <w:lang w:val="en-GB"/>
+        </w:rPr>
+        <w:t>MATLAB Audio Toolbox Reference</w:t>
+      </w:r>
+      <w:r>
+        <w:rPr>
+          <w:sz w:val="22"/>
+          <w:szCs w:val="22"/>
+          <w:lang w:val="en-GB"/>
+        </w:rPr>
+        <w:t xml:space="preserve">. </w:t>
+      </w:r>
+      <w:proofErr w:type="spellStart"/>
+      <w:r>
+        <w:rPr>
+          <w:sz w:val="22"/>
+          <w:szCs w:val="22"/>
+        </w:rPr>
+        <w:t>MathWorks</w:t>
+      </w:r>
+      <w:proofErr w:type="spellEnd"/>
+      <w:r>
+        <w:rPr>
+          <w:sz w:val="22"/>
+          <w:szCs w:val="22"/>
+        </w:rPr>
+        <w:t>, 2024.</w:t>
+      </w:r>
+      <w:r>
+        <w:rPr>
+          <w:sz w:val="22"/>
+          <w:szCs w:val="22"/>
+        </w:rPr>
+        <w:br/>
+        <w:t xml:space="preserve">Disponible en: </w:t>
+      </w:r>
+      <w:hyperlink r:id="rId10" w:tgtFrame="_new" w:history="1">
+        <w:r>
+          <w:rPr>
+            <w:rStyle w:val="Hipervnculo"/>
+            <w:sz w:val="22"/>
+            <w:szCs w:val="22"/>
+          </w:rPr>
+          <w:t>https://es.mathworks.com/help/audio/</w:t>
+        </w:r>
+      </w:hyperlink>
+    </w:p>
+    <w:p>
+      <w:pPr>
+        <w:pStyle w:val="Prrafodelista"/>
+        <w:numPr>
+          <w:ilvl w:val="0"/>
+          <w:numId w:val="22"/>
+        </w:numPr>
+        <w:jc w:val="both"/>
+        <w:rPr>
+          <w:sz w:val="22"/>
+          <w:szCs w:val="22"/>
+        </w:rPr>
+      </w:pPr>
+      <w:r>
+        <w:rPr>
+          <w:b/>
+          <w:bCs/>
+          <w:sz w:val="22"/>
+          <w:szCs w:val="22"/>
+          <w:lang w:val="en-GB"/>
+        </w:rPr>
+        <w:t>MathWorks</w:t>
+      </w:r>
+      <w:r>
+        <w:rPr>
+          <w:sz w:val="22"/>
+          <w:szCs w:val="22"/>
+          <w:lang w:val="en-GB"/>
+        </w:rPr>
+        <w:t xml:space="preserve">. </w:t>
+      </w:r>
+      <w:r>
+        <w:rPr>
+          <w:i/>
+          <w:iCs/>
+          <w:sz w:val="22"/>
+          <w:szCs w:val="22"/>
+          <w:lang w:val="en-GB"/>
+        </w:rPr>
+        <w:t>MATLAB Audio Toolbox User’s Guide</w:t>
+      </w:r>
+      <w:r>
+        <w:rPr>
+          <w:sz w:val="22"/>
+          <w:szCs w:val="22"/>
+          <w:lang w:val="en-GB"/>
+        </w:rPr>
+        <w:t xml:space="preserve">. </w:t>
+      </w:r>
+      <w:proofErr w:type="spellStart"/>
+      <w:r>
+        <w:rPr>
+          <w:sz w:val="22"/>
+          <w:szCs w:val="22"/>
+        </w:rPr>
+        <w:t>MathWorks</w:t>
+      </w:r>
+      <w:proofErr w:type="spellEnd"/>
+      <w:r>
+        <w:rPr>
+          <w:sz w:val="22"/>
+          <w:szCs w:val="22"/>
+        </w:rPr>
+        <w:t>, 2024.</w:t>
+      </w:r>
+      <w:r>
+        <w:rPr>
+          <w:sz w:val="22"/>
+          <w:szCs w:val="22"/>
+        </w:rPr>
+        <w:br/>
+        <w:t xml:space="preserve">Disponible en: </w:t>
+      </w:r>
+      <w:hyperlink r:id="rId11" w:tgtFrame="_new" w:history="1">
+        <w:r>
+          <w:rPr>
+            <w:rStyle w:val="Hipervnculo"/>
+            <w:sz w:val="22"/>
+            <w:szCs w:val="22"/>
+          </w:rPr>
+          <w:t>https://es.mathworks.com/help/audio/</w:t>
+        </w:r>
+      </w:hyperlink>
+    </w:p>
+    <w:p>
+      <w:pPr>
+        <w:pStyle w:val="Prrafodelista"/>
+        <w:numPr>
+          <w:ilvl w:val="0"/>
+          <w:numId w:val="22"/>
+        </w:numPr>
+        <w:jc w:val="both"/>
+        <w:rPr>
+          <w:sz w:val="22"/>
+          <w:szCs w:val="22"/>
+        </w:rPr>
+      </w:pPr>
+      <w:r>
+        <w:rPr>
+          <w:b/>
+          <w:bCs/>
+          <w:sz w:val="22"/>
+          <w:szCs w:val="22"/>
+          <w:lang w:val="en-GB"/>
+        </w:rPr>
+        <w:t>MathWorks</w:t>
+      </w:r>
+      <w:r>
+        <w:rPr>
+          <w:sz w:val="22"/>
+          <w:szCs w:val="22"/>
+          <w:lang w:val="en-GB"/>
+        </w:rPr>
+        <w:t xml:space="preserve">. </w:t>
+      </w:r>
+      <w:r>
+        <w:rPr>
+          <w:i/>
+          <w:iCs/>
+          <w:sz w:val="22"/>
+          <w:szCs w:val="22"/>
+          <w:lang w:val="en-GB"/>
+        </w:rPr>
+        <w:t>MATLAB App Building 2019</w:t>
+      </w:r>
+      <w:r>
+        <w:rPr>
+          <w:sz w:val="22"/>
+          <w:szCs w:val="22"/>
+          <w:lang w:val="en-GB"/>
+        </w:rPr>
+        <w:t>. MathWorks, 2019.</w:t>
+      </w:r>
+      <w:r>
+        <w:rPr>
+          <w:sz w:val="22"/>
+          <w:szCs w:val="22"/>
+          <w:lang w:val="en-GB"/>
+        </w:rPr>
+        <w:br/>
+      </w:r>
+      <w:r>
+        <w:rPr>
+          <w:sz w:val="22"/>
+          <w:szCs w:val="22"/>
+        </w:rPr>
+        <w:t xml:space="preserve">Disponible en: </w:t>
+      </w:r>
+      <w:hyperlink r:id="rId12" w:tgtFrame="_new" w:history="1">
+        <w:r>
+          <w:rPr>
+            <w:rStyle w:val="Hipervnculo"/>
+            <w:sz w:val="22"/>
+            <w:szCs w:val="22"/>
+          </w:rPr>
+          <w:t>https://es.mathworks.com/help/matlab/app-designer.html</w:t>
+        </w:r>
+      </w:hyperlink>
+    </w:p>
+    <w:p>
+      <w:pPr>
+        <w:pStyle w:val="Prrafodelista"/>
+        <w:numPr>
+          <w:ilvl w:val="0"/>
+          <w:numId w:val="22"/>
+        </w:numPr>
+        <w:jc w:val="both"/>
+        <w:rPr>
+          <w:sz w:val="22"/>
+          <w:szCs w:val="22"/>
+        </w:rPr>
+      </w:pPr>
+      <w:r>
+        <w:rPr>
+          <w:b/>
+          <w:bCs/>
+          <w:sz w:val="22"/>
+          <w:szCs w:val="22"/>
+          <w:lang w:val="en-GB"/>
+        </w:rPr>
+        <w:t>MathWorks</w:t>
+      </w:r>
+      <w:r>
+        <w:rPr>
+          <w:sz w:val="22"/>
+          <w:szCs w:val="22"/>
+          <w:lang w:val="en-GB"/>
+        </w:rPr>
+        <w:t xml:space="preserve">. </w:t>
+      </w:r>
+      <w:r>
+        <w:rPr>
+          <w:i/>
+          <w:iCs/>
+          <w:sz w:val="22"/>
+          <w:szCs w:val="22"/>
+          <w:lang w:val="en-GB"/>
+        </w:rPr>
+        <w:t>MATLAB App Building 2020</w:t>
+      </w:r>
+      <w:r>
+        <w:rPr>
+          <w:sz w:val="22"/>
+          <w:szCs w:val="22"/>
+          <w:lang w:val="en-GB"/>
+        </w:rPr>
+        <w:t>. MathWorks, 2020.</w:t>
+      </w:r>
+      <w:r>
+        <w:rPr>
+          <w:sz w:val="22"/>
+          <w:szCs w:val="22"/>
+          <w:lang w:val="en-GB"/>
+        </w:rPr>
+        <w:br/>
+      </w:r>
+      <w:r>
+        <w:rPr>
+          <w:sz w:val="22"/>
+          <w:szCs w:val="22"/>
+        </w:rPr>
+        <w:t xml:space="preserve">Disponible en: </w:t>
+      </w:r>
+      <w:hyperlink r:id="rId13" w:tgtFrame="_new" w:history="1">
+        <w:r>
+          <w:rPr>
+            <w:rStyle w:val="Hipervnculo"/>
+            <w:sz w:val="22"/>
+            <w:szCs w:val="22"/>
+          </w:rPr>
+          <w:t>https://es.mathworks.com/help/matlab/app-designer.html</w:t>
+        </w:r>
+      </w:hyperlink>
+    </w:p>
+    <w:p>
+      <w:pPr>
+        <w:pStyle w:val="Prrafodelista"/>
+        <w:numPr>
+          <w:ilvl w:val="0"/>
+          <w:numId w:val="22"/>
+        </w:numPr>
+        <w:jc w:val="both"/>
+        <w:rPr>
+          <w:sz w:val="22"/>
+          <w:szCs w:val="22"/>
+        </w:rPr>
+      </w:pPr>
+      <w:r>
+        <w:rPr>
+          <w:b/>
+          <w:bCs/>
+          <w:sz w:val="22"/>
+          <w:szCs w:val="22"/>
+          <w:lang w:val="en-GB"/>
+        </w:rPr>
+        <w:t>MathWorks</w:t>
+      </w:r>
+      <w:r>
+        <w:rPr>
+          <w:sz w:val="22"/>
+          <w:szCs w:val="22"/>
+          <w:lang w:val="en-GB"/>
+        </w:rPr>
+        <w:t xml:space="preserve">. </w:t>
+      </w:r>
+      <w:r>
+        <w:rPr>
+          <w:i/>
+          <w:iCs/>
+          <w:sz w:val="22"/>
+          <w:szCs w:val="22"/>
+          <w:lang w:val="en-GB"/>
+        </w:rPr>
+        <w:t>MATLAB Signal Processing Toolbox User’s Guide 2018</w:t>
+      </w:r>
+      <w:r>
+        <w:rPr>
+          <w:sz w:val="22"/>
+          <w:szCs w:val="22"/>
+          <w:lang w:val="en-GB"/>
+        </w:rPr>
+        <w:t xml:space="preserve">. </w:t>
+      </w:r>
+      <w:proofErr w:type="spellStart"/>
+      <w:r>
+        <w:rPr>
+          <w:sz w:val="22"/>
+          <w:szCs w:val="22"/>
+        </w:rPr>
+        <w:t>MathWorks</w:t>
+      </w:r>
+      <w:proofErr w:type="spellEnd"/>
+      <w:r>
+        <w:rPr>
+          <w:sz w:val="22"/>
+          <w:szCs w:val="22"/>
+        </w:rPr>
+        <w:t>, 2018.</w:t>
+      </w:r>
+      <w:r>
+        <w:rPr>
+          <w:sz w:val="22"/>
+          <w:szCs w:val="22"/>
+        </w:rPr>
+        <w:br/>
+        <w:t xml:space="preserve">Disponible en: </w:t>
+      </w:r>
+      <w:hyperlink r:id="rId14" w:history="1">
+        <w:r>
+          <w:rPr>
+            <w:rStyle w:val="Hipervnculo"/>
+            <w:sz w:val="22"/>
+            <w:szCs w:val="22"/>
+          </w:rPr>
+          <w:t>https://es.mathworks.com/help/signal/</w:t>
+        </w:r>
+      </w:hyperlink>
+    </w:p>
+    <w:p>
+      <w:pPr>
+        <w:pStyle w:val="Prrafodelista"/>
+        <w:numPr>
+          <w:ilvl w:val="0"/>
+          <w:numId w:val="22"/>
+        </w:numPr>
+        <w:jc w:val="both"/>
+        <w:rPr>
+          <w:sz w:val="22"/>
+          <w:szCs w:val="22"/>
+        </w:rPr>
+      </w:pPr>
+      <w:r>
+        <w:rPr>
+          <w:b/>
+          <w:bCs/>
+          <w:sz w:val="22"/>
+          <w:szCs w:val="22"/>
+          <w:lang w:val="en-GB"/>
+        </w:rPr>
+        <w:t>MathWorks</w:t>
+      </w:r>
+      <w:r>
+        <w:rPr>
+          <w:sz w:val="22"/>
+          <w:szCs w:val="22"/>
+          <w:lang w:val="en-GB"/>
+        </w:rPr>
+        <w:t xml:space="preserve">. </w:t>
+      </w:r>
+      <w:r>
+        <w:rPr>
+          <w:i/>
+          <w:iCs/>
+          <w:sz w:val="22"/>
+          <w:szCs w:val="22"/>
+          <w:lang w:val="en-GB"/>
+        </w:rPr>
+        <w:t>MATLAB Signal Processing Toolbox User’s Guide 2019</w:t>
+      </w:r>
+      <w:r>
+        <w:rPr>
+          <w:sz w:val="22"/>
+          <w:szCs w:val="22"/>
+          <w:lang w:val="en-GB"/>
+        </w:rPr>
+        <w:t xml:space="preserve">. </w:t>
+      </w:r>
+      <w:proofErr w:type="spellStart"/>
+      <w:r>
+        <w:rPr>
+          <w:sz w:val="22"/>
+          <w:szCs w:val="22"/>
+        </w:rPr>
+        <w:t>MathWorks</w:t>
+      </w:r>
+      <w:proofErr w:type="spellEnd"/>
+      <w:r>
+        <w:rPr>
+          <w:sz w:val="22"/>
+          <w:szCs w:val="22"/>
+        </w:rPr>
+        <w:t>, 2019.</w:t>
+      </w:r>
+      <w:r>
+        <w:rPr>
+          <w:sz w:val="22"/>
+          <w:szCs w:val="22"/>
+        </w:rPr>
+        <w:br/>
+        <w:t xml:space="preserve">Disponible en: </w:t>
+      </w:r>
+      <w:hyperlink r:id="rId15" w:history="1">
+        <w:r>
+          <w:rPr>
+            <w:rStyle w:val="Hipervnculo"/>
+            <w:sz w:val="22"/>
+            <w:szCs w:val="22"/>
+          </w:rPr>
+          <w:t>https://es.mathworks.com/help/signal/</w:t>
+        </w:r>
+      </w:hyperlink>
+    </w:p>
+    <w:p>
+      <w:pPr>
+        <w:pStyle w:val="Prrafodelista"/>
+        <w:numPr>
+          <w:ilvl w:val="0"/>
+          <w:numId w:val="22"/>
+        </w:numPr>
+        <w:jc w:val="both"/>
+        <w:rPr>
+          <w:sz w:val="22"/>
+          <w:szCs w:val="22"/>
+          <w:lang w:val="en-GB"/>
+        </w:rPr>
+      </w:pPr>
+      <w:r>
+        <w:rPr>
+          <w:b/>
+          <w:bCs/>
+          <w:sz w:val="22"/>
+          <w:szCs w:val="22"/>
+          <w:lang w:val="en-GB"/>
+        </w:rPr>
+        <w:t>Hugging Face</w:t>
+      </w:r>
+      <w:r>
+        <w:rPr>
+          <w:sz w:val="22"/>
+          <w:szCs w:val="22"/>
+          <w:lang w:val="en-GB"/>
+        </w:rPr>
+        <w:t xml:space="preserve">. </w:t>
+      </w:r>
+      <w:r>
+        <w:rPr>
+          <w:i/>
+          <w:iCs/>
+          <w:sz w:val="22"/>
+          <w:szCs w:val="22"/>
+          <w:lang w:val="en-GB"/>
+        </w:rPr>
+        <w:t>API Inference: Automatic Speech Recognition (ASR)</w:t>
+      </w:r>
+      <w:r>
+        <w:rPr>
+          <w:sz w:val="22"/>
+          <w:szCs w:val="22"/>
+          <w:lang w:val="en-GB"/>
+        </w:rPr>
+        <w:t>. Hugging Face, 2024.</w:t>
+      </w:r>
+      <w:r>
+        <w:rPr>
+          <w:sz w:val="22"/>
+          <w:szCs w:val="22"/>
+          <w:lang w:val="en-GB"/>
+        </w:rPr>
+        <w:br/>
+      </w:r>
+      <w:r>
+        <w:rPr>
+          <w:sz w:val="22"/>
+          <w:szCs w:val="22"/>
+          <w:lang w:val="en-GB"/>
+        </w:rPr>
+        <w:t>Disponible</w:t>
+      </w:r>
+      <w:r>
+        <w:rPr>
+          <w:sz w:val="22"/>
+          <w:szCs w:val="22"/>
+          <w:lang w:val="en-GB"/>
+        </w:rPr>
+        <w:t xml:space="preserve"> </w:t>
+      </w:r>
+      <w:proofErr w:type="spellStart"/>
+      <w:r>
+        <w:rPr>
+          <w:sz w:val="22"/>
+          <w:szCs w:val="22"/>
+          <w:lang w:val="en-GB"/>
+        </w:rPr>
+        <w:t>en</w:t>
+      </w:r>
+      <w:proofErr w:type="spellEnd"/>
+      <w:r>
+        <w:rPr>
+          <w:sz w:val="22"/>
+          <w:szCs w:val="22"/>
+          <w:lang w:val="en-GB"/>
+        </w:rPr>
+        <w:t xml:space="preserve">: </w:t>
+      </w:r>
+      <w:hyperlink r:id="rId16" w:tgtFrame="_new" w:history="1">
+        <w:r>
+          <w:rPr>
+            <w:rStyle w:val="Hipervnculo"/>
+            <w:sz w:val="22"/>
+            <w:szCs w:val="22"/>
+            <w:lang w:val="en-GB"/>
+          </w:rPr>
+          <w:t>https://huggingface.co/docs/api-inference/tasks/automatic-speech-recognition</w:t>
+        </w:r>
+      </w:hyperlink>
+    </w:p>
+    <w:p>
+      <w:pPr>
+        <w:jc w:val="both"/>
+        <w:rPr>
+          <w:lang w:val="en-GB"/>
+        </w:rPr>
       </w:pPr>
     </w:p>
     <w:sectPr>
-      <w:footerReference w:type="default" r:id="rId8"/>
+      <w:footerReference w:type="default" r:id="rId17"/>
       <w:pgSz w:w="11906" w:h="16838"/>
       <w:pgMar w:top="1417" w:right="1701" w:bottom="1417" w:left="1701" w:header="708" w:footer="168" w:gutter="0"/>
       <w:cols w:space="708"/>
@@ -8969,6 +10561,155 @@
     </w:lvl>
   </w:abstractNum>
   <w:abstractNum w:abstractNumId="4" w15:restartNumberingAfterBreak="0">
+    <w:nsid w:val="157B408F"/>
+    <w:multiLevelType w:val="multilevel"/>
+    <w:tmpl w:val="D6E6D920"/>
+    <w:lvl w:ilvl="0">
+      <w:start w:val="1"/>
+      <w:numFmt w:val="bullet"/>
+      <w:lvlText w:val=""/>
+      <w:lvlJc w:val="left"/>
+      <w:pPr>
+        <w:tabs>
+          <w:tab w:val="num" w:pos="720"/>
+        </w:tabs>
+        <w:ind w:left="720" w:hanging="360"/>
+      </w:pPr>
+      <w:rPr>
+        <w:rFonts w:ascii="Symbol" w:hAnsi="Symbol" w:hint="default"/>
+        <w:sz w:val="20"/>
+      </w:rPr>
+    </w:lvl>
+    <w:lvl w:ilvl="1" w:tentative="1">
+      <w:start w:val="1"/>
+      <w:numFmt w:val="bullet"/>
+      <w:lvlText w:val="o"/>
+      <w:lvlJc w:val="left"/>
+      <w:pPr>
+        <w:tabs>
+          <w:tab w:val="num" w:pos="1440"/>
+        </w:tabs>
+        <w:ind w:left="1440" w:hanging="360"/>
+      </w:pPr>
+      <w:rPr>
+        <w:rFonts w:ascii="Courier New" w:hAnsi="Courier New" w:hint="default"/>
+        <w:sz w:val="20"/>
+      </w:rPr>
+    </w:lvl>
+    <w:lvl w:ilvl="2" w:tentative="1">
+      <w:start w:val="1"/>
+      <w:numFmt w:val="bullet"/>
+      <w:lvlText w:val=""/>
+      <w:lvlJc w:val="left"/>
+      <w:pPr>
+        <w:tabs>
+          <w:tab w:val="num" w:pos="2160"/>
+        </w:tabs>
+        <w:ind w:left="2160" w:hanging="360"/>
+      </w:pPr>
+      <w:rPr>
+        <w:rFonts w:ascii="Wingdings" w:hAnsi="Wingdings" w:hint="default"/>
+        <w:sz w:val="20"/>
+      </w:rPr>
+    </w:lvl>
+    <w:lvl w:ilvl="3" w:tentative="1">
+      <w:start w:val="1"/>
+      <w:numFmt w:val="bullet"/>
+      <w:lvlText w:val=""/>
+      <w:lvlJc w:val="left"/>
+      <w:pPr>
+        <w:tabs>
+          <w:tab w:val="num" w:pos="2880"/>
+        </w:tabs>
+        <w:ind w:left="2880" w:hanging="360"/>
+      </w:pPr>
+      <w:rPr>
+        <w:rFonts w:ascii="Wingdings" w:hAnsi="Wingdings" w:hint="default"/>
+        <w:sz w:val="20"/>
+      </w:rPr>
+    </w:lvl>
+    <w:lvl w:ilvl="4" w:tentative="1">
+      <w:start w:val="1"/>
+      <w:numFmt w:val="bullet"/>
+      <w:lvlText w:val=""/>
+      <w:lvlJc w:val="left"/>
+      <w:pPr>
+        <w:tabs>
+          <w:tab w:val="num" w:pos="3600"/>
+        </w:tabs>
+        <w:ind w:left="3600" w:hanging="360"/>
+      </w:pPr>
+      <w:rPr>
+        <w:rFonts w:ascii="Wingdings" w:hAnsi="Wingdings" w:hint="default"/>
+        <w:sz w:val="20"/>
+      </w:rPr>
+    </w:lvl>
+    <w:lvl w:ilvl="5" w:tentative="1">
+      <w:start w:val="1"/>
+      <w:numFmt w:val="bullet"/>
+      <w:lvlText w:val=""/>
+      <w:lvlJc w:val="left"/>
+      <w:pPr>
+        <w:tabs>
+          <w:tab w:val="num" w:pos="4320"/>
+        </w:tabs>
+        <w:ind w:left="4320" w:hanging="360"/>
+      </w:pPr>
+      <w:rPr>
+        <w:rFonts w:ascii="Wingdings" w:hAnsi="Wingdings" w:hint="default"/>
+        <w:sz w:val="20"/>
+      </w:rPr>
+    </w:lvl>
+    <w:lvl w:ilvl="6" w:tentative="1">
+      <w:start w:val="1"/>
+      <w:numFmt w:val="bullet"/>
+      <w:lvlText w:val=""/>
+      <w:lvlJc w:val="left"/>
+      <w:pPr>
+        <w:tabs>
+          <w:tab w:val="num" w:pos="5040"/>
+        </w:tabs>
+        <w:ind w:left="5040" w:hanging="360"/>
+      </w:pPr>
+      <w:rPr>
+        <w:rFonts w:ascii="Wingdings" w:hAnsi="Wingdings" w:hint="default"/>
+        <w:sz w:val="20"/>
+      </w:rPr>
+    </w:lvl>
+    <w:lvl w:ilvl="7" w:tentative="1">
+      <w:start w:val="1"/>
+      <w:numFmt w:val="bullet"/>
+      <w:lvlText w:val=""/>
+      <w:lvlJc w:val="left"/>
+      <w:pPr>
+        <w:tabs>
+          <w:tab w:val="num" w:pos="5760"/>
+        </w:tabs>
+        <w:ind w:left="5760" w:hanging="360"/>
+      </w:pPr>
+      <w:rPr>
+        <w:rFonts w:ascii="Wingdings" w:hAnsi="Wingdings" w:hint="default"/>
+        <w:sz w:val="20"/>
+      </w:rPr>
+    </w:lvl>
+    <w:lvl w:ilvl="8" w:tentative="1">
+      <w:start w:val="1"/>
+      <w:numFmt w:val="bullet"/>
+      <w:lvlText w:val=""/>
+      <w:lvlJc w:val="left"/>
+      <w:pPr>
+        <w:tabs>
+          <w:tab w:val="num" w:pos="6480"/>
+        </w:tabs>
+        <w:ind w:left="6480" w:hanging="360"/>
+      </w:pPr>
+      <w:rPr>
+        <w:rFonts w:ascii="Wingdings" w:hAnsi="Wingdings" w:hint="default"/>
+        <w:sz w:val="20"/>
+      </w:rPr>
+    </w:lvl>
+  </w:abstractNum>
+  <w:abstractNum w:abstractNumId="5" w15:restartNumberingAfterBreak="0">
     <w:nsid w:val="1BCB7A46"/>
     <w:multiLevelType w:val="hybridMultilevel"/>
     <w:tmpl w:val="4E36FD28"/>
@@ -9081,7 +10822,7 @@
       </w:rPr>
     </w:lvl>
   </w:abstractNum>
-  <w:abstractNum w:abstractNumId="5" w15:restartNumberingAfterBreak="0">
+  <w:abstractNum w:abstractNumId="6" w15:restartNumberingAfterBreak="0">
     <w:nsid w:val="1CE41378"/>
     <w:multiLevelType w:val="hybridMultilevel"/>
     <w:tmpl w:val="10641F82"/>
@@ -9170,7 +10911,7 @@
       </w:pPr>
     </w:lvl>
   </w:abstractNum>
-  <w:abstractNum w:abstractNumId="6" w15:restartNumberingAfterBreak="0">
+  <w:abstractNum w:abstractNumId="7" w15:restartNumberingAfterBreak="0">
     <w:nsid w:val="1DC36CEF"/>
     <w:multiLevelType w:val="hybridMultilevel"/>
     <w:tmpl w:val="4F141F54"/>
@@ -9260,7 +11001,7 @@
       </w:pPr>
     </w:lvl>
   </w:abstractNum>
-  <w:abstractNum w:abstractNumId="7" w15:restartNumberingAfterBreak="0">
+  <w:abstractNum w:abstractNumId="8" w15:restartNumberingAfterBreak="0">
     <w:nsid w:val="1E9C0910"/>
     <w:multiLevelType w:val="hybridMultilevel"/>
     <w:tmpl w:val="9E303CAC"/>
@@ -9373,7 +11114,7 @@
       </w:rPr>
     </w:lvl>
   </w:abstractNum>
-  <w:abstractNum w:abstractNumId="8" w15:restartNumberingAfterBreak="0">
+  <w:abstractNum w:abstractNumId="9" w15:restartNumberingAfterBreak="0">
     <w:nsid w:val="22E14535"/>
     <w:multiLevelType w:val="hybridMultilevel"/>
     <w:tmpl w:val="975E83A6"/>
@@ -9486,7 +11227,93 @@
       </w:rPr>
     </w:lvl>
   </w:abstractNum>
-  <w:abstractNum w:abstractNumId="9" w15:restartNumberingAfterBreak="0">
+  <w:abstractNum w:abstractNumId="10" w15:restartNumberingAfterBreak="0">
+    <w:nsid w:val="23D56548"/>
+    <w:multiLevelType w:val="hybridMultilevel"/>
+    <w:tmpl w:val="97AE81F2"/>
+    <w:lvl w:ilvl="0" w:tplc="0C0A000F">
+      <w:start w:val="1"/>
+      <w:numFmt w:val="decimal"/>
+      <w:lvlText w:val="%1."/>
+      <w:lvlJc w:val="left"/>
+      <w:pPr>
+        <w:ind w:left="720" w:hanging="360"/>
+      </w:pPr>
+    </w:lvl>
+    <w:lvl w:ilvl="1" w:tplc="0C0A0019" w:tentative="1">
+      <w:start w:val="1"/>
+      <w:numFmt w:val="lowerLetter"/>
+      <w:lvlText w:val="%2."/>
+      <w:lvlJc w:val="left"/>
+      <w:pPr>
+        <w:ind w:left="1440" w:hanging="360"/>
+      </w:pPr>
+    </w:lvl>
+    <w:lvl w:ilvl="2" w:tplc="0C0A001B" w:tentative="1">
+      <w:start w:val="1"/>
+      <w:numFmt w:val="lowerRoman"/>
+      <w:lvlText w:val="%3."/>
+      <w:lvlJc w:val="right"/>
+      <w:pPr>
+        <w:ind w:left="2160" w:hanging="180"/>
+      </w:pPr>
+    </w:lvl>
+    <w:lvl w:ilvl="3" w:tplc="0C0A000F" w:tentative="1">
+      <w:start w:val="1"/>
+      <w:numFmt w:val="decimal"/>
+      <w:lvlText w:val="%4."/>
+      <w:lvlJc w:val="left"/>
+      <w:pPr>
+        <w:ind w:left="2880" w:hanging="360"/>
+      </w:pPr>
+    </w:lvl>
+    <w:lvl w:ilvl="4" w:tplc="0C0A0019" w:tentative="1">
+      <w:start w:val="1"/>
+      <w:numFmt w:val="lowerLetter"/>
+      <w:lvlText w:val="%5."/>
+      <w:lvlJc w:val="left"/>
+      <w:pPr>
+        <w:ind w:left="3600" w:hanging="360"/>
+      </w:pPr>
+    </w:lvl>
+    <w:lvl w:ilvl="5" w:tplc="0C0A001B" w:tentative="1">
+      <w:start w:val="1"/>
+      <w:numFmt w:val="lowerRoman"/>
+      <w:lvlText w:val="%6."/>
+      <w:lvlJc w:val="right"/>
+      <w:pPr>
+        <w:ind w:left="4320" w:hanging="180"/>
+      </w:pPr>
+    </w:lvl>
+    <w:lvl w:ilvl="6" w:tplc="0C0A000F" w:tentative="1">
+      <w:start w:val="1"/>
+      <w:numFmt w:val="decimal"/>
+      <w:lvlText w:val="%7."/>
+      <w:lvlJc w:val="left"/>
+      <w:pPr>
+        <w:ind w:left="5040" w:hanging="360"/>
+      </w:pPr>
+    </w:lvl>
+    <w:lvl w:ilvl="7" w:tplc="0C0A0019" w:tentative="1">
+      <w:start w:val="1"/>
+      <w:numFmt w:val="lowerLetter"/>
+      <w:lvlText w:val="%8."/>
+      <w:lvlJc w:val="left"/>
+      <w:pPr>
+        <w:ind w:left="5760" w:hanging="360"/>
+      </w:pPr>
+    </w:lvl>
+    <w:lvl w:ilvl="8" w:tplc="0C0A001B" w:tentative="1">
+      <w:start w:val="1"/>
+      <w:numFmt w:val="lowerRoman"/>
+      <w:lvlText w:val="%9."/>
+      <w:lvlJc w:val="right"/>
+      <w:pPr>
+        <w:ind w:left="6480" w:hanging="180"/>
+      </w:pPr>
+    </w:lvl>
+  </w:abstractNum>
+  <w:abstractNum w:abstractNumId="11" w15:restartNumberingAfterBreak="0">
     <w:nsid w:val="240046F3"/>
     <w:multiLevelType w:val="hybridMultilevel"/>
     <w:tmpl w:val="33ACBC6C"/>
@@ -9599,7 +11426,128 @@
       </w:rPr>
     </w:lvl>
   </w:abstractNum>
-  <w:abstractNum w:abstractNumId="10" w15:restartNumberingAfterBreak="0">
+  <w:abstractNum w:abstractNumId="12" w15:restartNumberingAfterBreak="0">
+    <w:nsid w:val="244C3A02"/>
+    <w:multiLevelType w:val="multilevel"/>
+    <w:tmpl w:val="99E8DD70"/>
+    <w:lvl w:ilvl="0">
+      <w:start w:val="1"/>
+      <w:numFmt w:val="decimal"/>
+      <w:lvlText w:val="%1."/>
+      <w:lvlJc w:val="left"/>
+      <w:pPr>
+        <w:ind w:left="720" w:hanging="360"/>
+      </w:pPr>
+      <w:rPr>
+        <w:rFonts w:hint="default"/>
+      </w:rPr>
+    </w:lvl>
+    <w:lvl w:ilvl="1">
+      <w:start w:val="1"/>
+      <w:numFmt w:val="decimal"/>
+      <w:isLgl/>
+      <w:lvlText w:val="%1.%2."/>
+      <w:lvlJc w:val="left"/>
+      <w:pPr>
+        <w:ind w:left="1080" w:hanging="720"/>
+      </w:pPr>
+      <w:rPr>
+        <w:rFonts w:hint="default"/>
+      </w:rPr>
+    </w:lvl>
+    <w:lvl w:ilvl="2">
+      <w:start w:val="1"/>
+      <w:numFmt w:val="decimal"/>
+      <w:isLgl/>
+      <w:lvlText w:val="%1.%2.%3."/>
+      <w:lvlJc w:val="left"/>
+      <w:pPr>
+        <w:ind w:left="1080" w:hanging="720"/>
+      </w:pPr>
+      <w:rPr>
+        <w:rFonts w:hint="default"/>
+      </w:rPr>
+    </w:lvl>
+    <w:lvl w:ilvl="3">
+      <w:start w:val="1"/>
+      <w:numFmt w:val="decimal"/>
+      <w:isLgl/>
+      <w:lvlText w:val="%1.%2.%3.%4."/>
+      <w:lvlJc w:val="left"/>
+      <w:pPr>
+        <w:ind w:left="1440" w:hanging="1080"/>
+      </w:pPr>
+      <w:rPr>
+        <w:rFonts w:hint="default"/>
+      </w:rPr>
+    </w:lvl>
+    <w:lvl w:ilvl="4">
+      <w:start w:val="1"/>
+      <w:numFmt w:val="decimal"/>
+      <w:isLgl/>
+      <w:lvlText w:val="%1.%2.%3.%4.%5."/>
+      <w:lvlJc w:val="left"/>
+      <w:pPr>
+        <w:ind w:left="1440" w:hanging="1080"/>
+      </w:pPr>
+      <w:rPr>
+        <w:rFonts w:hint="default"/>
+      </w:rPr>
+    </w:lvl>
+    <w:lvl w:ilvl="5">
+      <w:start w:val="1"/>
+      <w:numFmt w:val="decimal"/>
+      <w:isLgl/>
+      <w:lvlText w:val="%1.%2.%3.%4.%5.%6."/>
+      <w:lvlJc w:val="left"/>
+      <w:pPr>
+        <w:ind w:left="1800" w:hanging="1440"/>
+      </w:pPr>
+      <w:rPr>
+        <w:rFonts w:hint="default"/>
+      </w:rPr>
+    </w:lvl>
+    <w:lvl w:ilvl="6">
+      <w:start w:val="1"/>
+      <w:numFmt w:val="decimal"/>
+      <w:isLgl/>
+      <w:lvlText w:val="%1.%2.%3.%4.%5.%6.%7."/>
+      <w:lvlJc w:val="left"/>
+      <w:pPr>
+        <w:ind w:left="1800" w:hanging="1440"/>
+      </w:pPr>
+      <w:rPr>
+        <w:rFonts w:hint="default"/>
+      </w:rPr>
+    </w:lvl>
+    <w:lvl w:ilvl="7">
+      <w:start w:val="1"/>
+      <w:numFmt w:val="decimal"/>
+      <w:isLgl/>
+      <w:lvlText w:val="%1.%2.%3.%4.%5.%6.%7.%8."/>
+      <w:lvlJc w:val="left"/>
+      <w:pPr>
+        <w:ind w:left="2160" w:hanging="1800"/>
+      </w:pPr>
+      <w:rPr>
+        <w:rFonts w:hint="default"/>
+      </w:rPr>
+    </w:lvl>
+    <w:lvl w:ilvl="8">
+      <w:start w:val="1"/>
+      <w:numFmt w:val="decimal"/>
+      <w:isLgl/>
+      <w:lvlText w:val="%1.%2.%3.%4.%5.%6.%7.%8.%9."/>
+      <w:lvlJc w:val="left"/>
+      <w:pPr>
+        <w:ind w:left="2160" w:hanging="1800"/>
+      </w:pPr>
+      <w:rPr>
+        <w:rFonts w:hint="default"/>
+      </w:rPr>
+    </w:lvl>
+  </w:abstractNum>
+  <w:abstractNum w:abstractNumId="13" w15:restartNumberingAfterBreak="0">
     <w:nsid w:val="25B842AD"/>
     <w:multiLevelType w:val="hybridMultilevel"/>
     <w:tmpl w:val="9356F0C6"/>
@@ -9688,7 +11636,7 @@
       </w:pPr>
     </w:lvl>
   </w:abstractNum>
-  <w:abstractNum w:abstractNumId="11" w15:restartNumberingAfterBreak="0">
+  <w:abstractNum w:abstractNumId="14" w15:restartNumberingAfterBreak="0">
     <w:nsid w:val="27CD232A"/>
     <w:multiLevelType w:val="hybridMultilevel"/>
     <w:tmpl w:val="7AD84328"/>
@@ -9801,7 +11749,7 @@
       </w:rPr>
     </w:lvl>
   </w:abstractNum>
-  <w:abstractNum w:abstractNumId="12" w15:restartNumberingAfterBreak="0">
+  <w:abstractNum w:abstractNumId="15" w15:restartNumberingAfterBreak="0">
     <w:nsid w:val="2CE03866"/>
     <w:multiLevelType w:val="hybridMultilevel"/>
     <w:tmpl w:val="BAB092C6"/>
@@ -9914,7 +11862,7 @@
       </w:rPr>
     </w:lvl>
   </w:abstractNum>
-  <w:abstractNum w:abstractNumId="13" w15:restartNumberingAfterBreak="0">
+  <w:abstractNum w:abstractNumId="16" w15:restartNumberingAfterBreak="0">
     <w:nsid w:val="3014379A"/>
     <w:multiLevelType w:val="hybridMultilevel"/>
     <w:tmpl w:val="98184958"/>
@@ -10027,7 +11975,7 @@
       </w:rPr>
     </w:lvl>
   </w:abstractNum>
-  <w:abstractNum w:abstractNumId="14" w15:restartNumberingAfterBreak="0">
+  <w:abstractNum w:abstractNumId="17" w15:restartNumberingAfterBreak="0">
     <w:nsid w:val="324C4970"/>
     <w:multiLevelType w:val="hybridMultilevel"/>
     <w:tmpl w:val="452865E2"/>
@@ -10117,7 +12065,7 @@
       </w:pPr>
     </w:lvl>
   </w:abstractNum>
-  <w:abstractNum w:abstractNumId="15" w15:restartNumberingAfterBreak="0">
+  <w:abstractNum w:abstractNumId="18" w15:restartNumberingAfterBreak="0">
     <w:nsid w:val="37795CDF"/>
     <w:multiLevelType w:val="hybridMultilevel"/>
     <w:tmpl w:val="ACEECB3A"/>
@@ -10230,7 +12178,7 @@
       </w:rPr>
     </w:lvl>
   </w:abstractNum>
-  <w:abstractNum w:abstractNumId="16" w15:restartNumberingAfterBreak="0">
+  <w:abstractNum w:abstractNumId="19" w15:restartNumberingAfterBreak="0">
     <w:nsid w:val="3DA40373"/>
     <w:multiLevelType w:val="multilevel"/>
     <w:tmpl w:val="EBE66576"/>
@@ -10352,7 +12300,7 @@
       </w:rPr>
     </w:lvl>
   </w:abstractNum>
-  <w:abstractNum w:abstractNumId="17" w15:restartNumberingAfterBreak="0">
+  <w:abstractNum w:abstractNumId="20" w15:restartNumberingAfterBreak="0">
     <w:nsid w:val="40A07769"/>
     <w:multiLevelType w:val="hybridMultilevel"/>
     <w:tmpl w:val="E208D982"/>
@@ -10441,7 +12389,93 @@
       </w:pPr>
     </w:lvl>
   </w:abstractNum>
-  <w:abstractNum w:abstractNumId="18" w15:restartNumberingAfterBreak="0">
+  <w:abstractNum w:abstractNumId="21" w15:restartNumberingAfterBreak="0">
+    <w:nsid w:val="46491392"/>
+    <w:multiLevelType w:val="hybridMultilevel"/>
+    <w:tmpl w:val="D34214FC"/>
+    <w:lvl w:ilvl="0" w:tplc="0C0A000F">
+      <w:start w:val="1"/>
+      <w:numFmt w:val="decimal"/>
+      <w:lvlText w:val="%1."/>
+      <w:lvlJc w:val="left"/>
+      <w:pPr>
+        <w:ind w:left="720" w:hanging="360"/>
+      </w:pPr>
+    </w:lvl>
+    <w:lvl w:ilvl="1" w:tplc="0C0A0019" w:tentative="1">
+      <w:start w:val="1"/>
+      <w:numFmt w:val="lowerLetter"/>
+      <w:lvlText w:val="%2."/>
+      <w:lvlJc w:val="left"/>
+      <w:pPr>
+        <w:ind w:left="1440" w:hanging="360"/>
+      </w:pPr>
+    </w:lvl>
+    <w:lvl w:ilvl="2" w:tplc="0C0A001B" w:tentative="1">
+      <w:start w:val="1"/>
+      <w:numFmt w:val="lowerRoman"/>
+      <w:lvlText w:val="%3."/>
+      <w:lvlJc w:val="right"/>
+      <w:pPr>
+        <w:ind w:left="2160" w:hanging="180"/>
+      </w:pPr>
+    </w:lvl>
+    <w:lvl w:ilvl="3" w:tplc="0C0A000F" w:tentative="1">
+      <w:start w:val="1"/>
+      <w:numFmt w:val="decimal"/>
+      <w:lvlText w:val="%4."/>
+      <w:lvlJc w:val="left"/>
+      <w:pPr>
+        <w:ind w:left="2880" w:hanging="360"/>
+      </w:pPr>
+    </w:lvl>
+    <w:lvl w:ilvl="4" w:tplc="0C0A0019" w:tentative="1">
+      <w:start w:val="1"/>
+      <w:numFmt w:val="lowerLetter"/>
+      <w:lvlText w:val="%5."/>
+      <w:lvlJc w:val="left"/>
+      <w:pPr>
+        <w:ind w:left="3600" w:hanging="360"/>
+      </w:pPr>
+    </w:lvl>
+    <w:lvl w:ilvl="5" w:tplc="0C0A001B" w:tentative="1">
+      <w:start w:val="1"/>
+      <w:numFmt w:val="lowerRoman"/>
+      <w:lvlText w:val="%6."/>
+      <w:lvlJc w:val="right"/>
+      <w:pPr>
+        <w:ind w:left="4320" w:hanging="180"/>
+      </w:pPr>
+    </w:lvl>
+    <w:lvl w:ilvl="6" w:tplc="0C0A000F" w:tentative="1">
+      <w:start w:val="1"/>
+      <w:numFmt w:val="decimal"/>
+      <w:lvlText w:val="%7."/>
+      <w:lvlJc w:val="left"/>
+      <w:pPr>
+        <w:ind w:left="5040" w:hanging="360"/>
+      </w:pPr>
+    </w:lvl>
+    <w:lvl w:ilvl="7" w:tplc="0C0A0019" w:tentative="1">
+      <w:start w:val="1"/>
+      <w:numFmt w:val="lowerLetter"/>
+      <w:lvlText w:val="%8."/>
+      <w:lvlJc w:val="left"/>
+      <w:pPr>
+        <w:ind w:left="5760" w:hanging="360"/>
+      </w:pPr>
+    </w:lvl>
+    <w:lvl w:ilvl="8" w:tplc="0C0A001B" w:tentative="1">
+      <w:start w:val="1"/>
+      <w:numFmt w:val="lowerRoman"/>
+      <w:lvlText w:val="%9."/>
+      <w:lvlJc w:val="right"/>
+      <w:pPr>
+        <w:ind w:left="6480" w:hanging="180"/>
+      </w:pPr>
+    </w:lvl>
+  </w:abstractNum>
+  <w:abstractNum w:abstractNumId="22" w15:restartNumberingAfterBreak="0">
     <w:nsid w:val="54080222"/>
     <w:multiLevelType w:val="hybridMultilevel"/>
     <w:tmpl w:val="13F02322"/>
@@ -10529,7 +12563,7 @@
       </w:pPr>
     </w:lvl>
   </w:abstractNum>
-  <w:abstractNum w:abstractNumId="19" w15:restartNumberingAfterBreak="0">
+  <w:abstractNum w:abstractNumId="23" w15:restartNumberingAfterBreak="0">
     <w:nsid w:val="58783D2F"/>
     <w:multiLevelType w:val="hybridMultilevel"/>
     <w:tmpl w:val="F738AA14"/>
@@ -10642,7 +12676,7 @@
       </w:rPr>
     </w:lvl>
   </w:abstractNum>
-  <w:abstractNum w:abstractNumId="20" w15:restartNumberingAfterBreak="0">
+  <w:abstractNum w:abstractNumId="24" w15:restartNumberingAfterBreak="0">
     <w:nsid w:val="6C31724E"/>
     <w:multiLevelType w:val="hybridMultilevel"/>
     <w:tmpl w:val="DA98AADE"/>
@@ -10756,28 +12790,28 @@
     </w:lvl>
   </w:abstractNum>
   <w:num w:numId="1" w16cid:durableId="995916768">
-    <w:abstractNumId w:val="5"/>
+    <w:abstractNumId w:val="6"/>
   </w:num>
   <w:num w:numId="2" w16cid:durableId="493684657">
-    <w:abstractNumId w:val="10"/>
+    <w:abstractNumId w:val="13"/>
   </w:num>
   <w:num w:numId="3" w16cid:durableId="1675452773">
-    <w:abstractNumId w:val="14"/>
+    <w:abstractNumId w:val="17"/>
   </w:num>
   <w:num w:numId="4" w16cid:durableId="1056585435">
-    <w:abstractNumId w:val="6"/>
+    <w:abstractNumId w:val="7"/>
   </w:num>
   <w:num w:numId="5" w16cid:durableId="65688447">
-    <w:abstractNumId w:val="17"/>
+    <w:abstractNumId w:val="20"/>
   </w:num>
   <w:num w:numId="6" w16cid:durableId="1866096192">
-    <w:abstractNumId w:val="18"/>
+    <w:abstractNumId w:val="22"/>
   </w:num>
   <w:num w:numId="7" w16cid:durableId="737050186">
-    <w:abstractNumId w:val="16"/>
+    <w:abstractNumId w:val="19"/>
   </w:num>
   <w:num w:numId="8" w16cid:durableId="1860923403">
-    <w:abstractNumId w:val="12"/>
+    <w:abstractNumId w:val="15"/>
   </w:num>
   <w:num w:numId="9" w16cid:durableId="1434858919">
     <w:abstractNumId w:val="1"/>
@@ -10786,25 +12820,25 @@
     <w:abstractNumId w:val="2"/>
   </w:num>
   <w:num w:numId="11" w16cid:durableId="1168902630">
-    <w:abstractNumId w:val="20"/>
+    <w:abstractNumId w:val="24"/>
   </w:num>
   <w:num w:numId="12" w16cid:durableId="2094815832">
-    <w:abstractNumId w:val="4"/>
+    <w:abstractNumId w:val="5"/>
   </w:num>
   <w:num w:numId="13" w16cid:durableId="1123186544">
-    <w:abstractNumId w:val="19"/>
+    <w:abstractNumId w:val="23"/>
   </w:num>
   <w:num w:numId="14" w16cid:durableId="1391810976">
+    <w:abstractNumId w:val="11"/>
+  </w:num>
+  <w:num w:numId="15" w16cid:durableId="1192454235">
+    <w:abstractNumId w:val="18"/>
+  </w:num>
+  <w:num w:numId="16" w16cid:durableId="81605799">
     <w:abstractNumId w:val="9"/>
   </w:num>
-  <w:num w:numId="15" w16cid:durableId="1192454235">
-    <w:abstractNumId w:val="15"/>
-  </w:num>
-  <w:num w:numId="16" w16cid:durableId="81605799">
-    <w:abstractNumId w:val="8"/>
-  </w:num>
   <w:num w:numId="17" w16cid:durableId="1151097829">
-    <w:abstractNumId w:val="13"/>
+    <w:abstractNumId w:val="16"/>
   </w:num>
   <w:num w:numId="18" w16cid:durableId="1095128856">
     <w:abstractNumId w:val="0"/>
@@ -10813,10 +12847,22 @@
     <w:abstractNumId w:val="3"/>
   </w:num>
   <w:num w:numId="20" w16cid:durableId="931160518">
-    <w:abstractNumId w:val="11"/>
+    <w:abstractNumId w:val="14"/>
   </w:num>
   <w:num w:numId="21" w16cid:durableId="1669820023">
-    <w:abstractNumId w:val="7"/>
+    <w:abstractNumId w:val="8"/>
+  </w:num>
+  <w:num w:numId="22" w16cid:durableId="398094808">
+    <w:abstractNumId w:val="21"/>
+  </w:num>
+  <w:num w:numId="23" w16cid:durableId="1994799194">
+    <w:abstractNumId w:val="10"/>
+  </w:num>
+  <w:num w:numId="24" w16cid:durableId="347022630">
+    <w:abstractNumId w:val="12"/>
+  </w:num>
+  <w:num w:numId="25" w16cid:durableId="762267161">
+    <w:abstractNumId w:val="4"/>
   </w:num>
 </w:numbering>
 </file>
@@ -11428,7 +13474,6 @@
   <w:style w:type="character" w:default="1" w:styleId="Fuentedeprrafopredeter">
     <w:name w:val="Default Paragraph Font"/>
     <w:uiPriority w:val="1"/>
-    <w:semiHidden/>
     <w:unhideWhenUsed/>
   </w:style>
   <w:style w:type="table" w:default="1" w:styleId="Tablanormal">

--- a/Bloque_1/Memorias/P1_Memoria_Funcionamiento.docx
+++ b/Bloque_1/Memorias/P1_Memoria_Funcionamiento.docx
@@ -130,6 +130,7 @@
           <w:bCs/>
           <w:sz w:val="28"/>
           <w:szCs w:val="28"/>
+          <w:u w:val="single"/>
         </w:rPr>
       </w:pPr>
       <w:r>
@@ -141,7 +142,6 @@
         </w:rPr>
         <w:t xml:space="preserve">de Señales de Audio en </w:t>
       </w:r>
-      <w:proofErr w:type="spellStart"/>
       <w:r>
         <w:rPr>
           <w:b/>
@@ -149,9 +149,8 @@
           <w:sz w:val="28"/>
           <w:szCs w:val="28"/>
         </w:rPr>
-        <w:t>MatLab</w:t>
-      </w:r>
-      <w:proofErr w:type="spellEnd"/>
+        <w:t>MATLAB</w:t>
+      </w:r>
     </w:p>
     <w:p>
       <w:pPr>
@@ -306,13 +305,8 @@
         <w:p>
           <w:pPr>
             <w:pStyle w:val="TDC1"/>
-            <w:tabs>
-              <w:tab w:val="left" w:pos="480"/>
-              <w:tab w:val="right" w:leader="dot" w:pos="8494"/>
-            </w:tabs>
             <w:rPr>
               <w:rFonts w:eastAsiaTheme="minorEastAsia"/>
-              <w:noProof/>
               <w:lang w:eastAsia="es-ES"/>
             </w:rPr>
           </w:pPr>
@@ -325,18 +319,16 @@
           <w:r>
             <w:fldChar w:fldCharType="separate"/>
           </w:r>
-          <w:hyperlink w:anchor="_Toc184807375" w:history="1">
+          <w:hyperlink w:anchor="_Toc184974493" w:history="1">
             <w:r>
               <w:rPr>
                 <w:rStyle w:val="Hipervnculo"/>
-                <w:noProof/>
               </w:rPr>
               <w:t>1.</w:t>
             </w:r>
             <w:r>
               <w:rPr>
                 <w:rFonts w:eastAsiaTheme="minorEastAsia"/>
-                <w:noProof/>
                 <w:lang w:eastAsia="es-ES"/>
               </w:rPr>
               <w:tab/>
@@ -344,54 +336,46 @@
             <w:r>
               <w:rPr>
                 <w:rStyle w:val="Hipervnculo"/>
-                <w:noProof/>
               </w:rPr>
               <w:t>Introducción</w:t>
             </w:r>
             <w:r>
               <w:rPr>
-                <w:noProof/>
                 <w:webHidden/>
               </w:rPr>
               <w:tab/>
             </w:r>
             <w:r>
               <w:rPr>
-                <w:noProof/>
                 <w:webHidden/>
               </w:rPr>
               <w:fldChar w:fldCharType="begin"/>
             </w:r>
             <w:r>
               <w:rPr>
-                <w:noProof/>
-                <w:webHidden/>
-              </w:rPr>
-              <w:instrText xml:space="preserve"> PAGEREF _Toc184807375 \h </w:instrText>
-            </w:r>
-            <w:r>
-              <w:rPr>
-                <w:noProof/>
-                <w:webHidden/>
-              </w:rPr>
-            </w:r>
-            <w:r>
-              <w:rPr>
-                <w:noProof/>
+                <w:webHidden/>
+              </w:rPr>
+              <w:instrText xml:space="preserve"> PAGEREF _Toc184974493 \h </w:instrText>
+            </w:r>
+            <w:r>
+              <w:rPr>
+                <w:webHidden/>
+              </w:rPr>
+            </w:r>
+            <w:r>
+              <w:rPr>
                 <w:webHidden/>
               </w:rPr>
               <w:fldChar w:fldCharType="separate"/>
             </w:r>
             <w:r>
               <w:rPr>
-                <w:noProof/>
                 <w:webHidden/>
               </w:rPr>
               <w:t>4</w:t>
             </w:r>
             <w:r>
               <w:rPr>
-                <w:noProof/>
                 <w:webHidden/>
               </w:rPr>
               <w:fldChar w:fldCharType="end"/>
@@ -401,28 +385,21 @@
         <w:p>
           <w:pPr>
             <w:pStyle w:val="TDC1"/>
-            <w:tabs>
-              <w:tab w:val="left" w:pos="480"/>
-              <w:tab w:val="right" w:leader="dot" w:pos="8494"/>
-            </w:tabs>
             <w:rPr>
               <w:rFonts w:eastAsiaTheme="minorEastAsia"/>
-              <w:noProof/>
               <w:lang w:eastAsia="es-ES"/>
             </w:rPr>
           </w:pPr>
-          <w:hyperlink w:anchor="_Toc184807376" w:history="1">
+          <w:hyperlink w:anchor="_Toc184974494" w:history="1">
             <w:r>
               <w:rPr>
                 <w:rStyle w:val="Hipervnculo"/>
-                <w:noProof/>
               </w:rPr>
               <w:t>2.</w:t>
             </w:r>
             <w:r>
               <w:rPr>
                 <w:rFonts w:eastAsiaTheme="minorEastAsia"/>
-                <w:noProof/>
                 <w:lang w:eastAsia="es-ES"/>
               </w:rPr>
               <w:tab/>
@@ -430,54 +407,46 @@
             <w:r>
               <w:rPr>
                 <w:rStyle w:val="Hipervnculo"/>
-                <w:noProof/>
               </w:rPr>
               <w:t>Instalación y configuración</w:t>
             </w:r>
             <w:r>
               <w:rPr>
-                <w:noProof/>
                 <w:webHidden/>
               </w:rPr>
               <w:tab/>
             </w:r>
             <w:r>
               <w:rPr>
-                <w:noProof/>
                 <w:webHidden/>
               </w:rPr>
               <w:fldChar w:fldCharType="begin"/>
             </w:r>
             <w:r>
               <w:rPr>
-                <w:noProof/>
-                <w:webHidden/>
-              </w:rPr>
-              <w:instrText xml:space="preserve"> PAGEREF _Toc184807376 \h </w:instrText>
-            </w:r>
-            <w:r>
-              <w:rPr>
-                <w:noProof/>
-                <w:webHidden/>
-              </w:rPr>
-            </w:r>
-            <w:r>
-              <w:rPr>
-                <w:noProof/>
+                <w:webHidden/>
+              </w:rPr>
+              <w:instrText xml:space="preserve"> PAGEREF _Toc184974494 \h </w:instrText>
+            </w:r>
+            <w:r>
+              <w:rPr>
+                <w:webHidden/>
+              </w:rPr>
+            </w:r>
+            <w:r>
+              <w:rPr>
                 <w:webHidden/>
               </w:rPr>
               <w:fldChar w:fldCharType="separate"/>
             </w:r>
             <w:r>
               <w:rPr>
-                <w:noProof/>
                 <w:webHidden/>
               </w:rPr>
               <w:t>5</w:t>
             </w:r>
             <w:r>
               <w:rPr>
-                <w:noProof/>
                 <w:webHidden/>
               </w:rPr>
               <w:fldChar w:fldCharType="end"/>
@@ -497,7 +466,7 @@
               <w:lang w:eastAsia="es-ES"/>
             </w:rPr>
           </w:pPr>
-          <w:hyperlink w:anchor="_Toc184807377" w:history="1">
+          <w:hyperlink w:anchor="_Toc184974495" w:history="1">
             <w:r>
               <w:rPr>
                 <w:rStyle w:val="Hipervnculo"/>
@@ -539,7 +508,7 @@
                 <w:noProof/>
                 <w:webHidden/>
               </w:rPr>
-              <w:instrText xml:space="preserve"> PAGEREF _Toc184807377 \h </w:instrText>
+              <w:instrText xml:space="preserve"> PAGEREF _Toc184974495 \h </w:instrText>
             </w:r>
             <w:r>
               <w:rPr>
@@ -583,7 +552,7 @@
               <w:lang w:eastAsia="es-ES"/>
             </w:rPr>
           </w:pPr>
-          <w:hyperlink w:anchor="_Toc184807378" w:history="1">
+          <w:hyperlink w:anchor="_Toc184974496" w:history="1">
             <w:r>
               <w:rPr>
                 <w:rStyle w:val="Hipervnculo"/>
@@ -625,7 +594,7 @@
                 <w:noProof/>
                 <w:webHidden/>
               </w:rPr>
-              <w:instrText xml:space="preserve"> PAGEREF _Toc184807378 \h </w:instrText>
+              <w:instrText xml:space="preserve"> PAGEREF _Toc184974496 \h </w:instrText>
             </w:r>
             <w:r>
               <w:rPr>
@@ -659,28 +628,21 @@
         <w:p>
           <w:pPr>
             <w:pStyle w:val="TDC1"/>
-            <w:tabs>
-              <w:tab w:val="left" w:pos="480"/>
-              <w:tab w:val="right" w:leader="dot" w:pos="8494"/>
-            </w:tabs>
             <w:rPr>
               <w:rFonts w:eastAsiaTheme="minorEastAsia"/>
-              <w:noProof/>
               <w:lang w:eastAsia="es-ES"/>
             </w:rPr>
           </w:pPr>
-          <w:hyperlink w:anchor="_Toc184807379" w:history="1">
+          <w:hyperlink w:anchor="_Toc184974497" w:history="1">
             <w:r>
               <w:rPr>
                 <w:rStyle w:val="Hipervnculo"/>
-                <w:noProof/>
               </w:rPr>
               <w:t>3.</w:t>
             </w:r>
             <w:r>
               <w:rPr>
                 <w:rFonts w:eastAsiaTheme="minorEastAsia"/>
-                <w:noProof/>
                 <w:lang w:eastAsia="es-ES"/>
               </w:rPr>
               <w:tab/>
@@ -688,54 +650,46 @@
             <w:r>
               <w:rPr>
                 <w:rStyle w:val="Hipervnculo"/>
-                <w:noProof/>
               </w:rPr>
               <w:t>Descripción general de la interfaz</w:t>
             </w:r>
             <w:r>
               <w:rPr>
-                <w:noProof/>
                 <w:webHidden/>
               </w:rPr>
               <w:tab/>
             </w:r>
             <w:r>
               <w:rPr>
-                <w:noProof/>
                 <w:webHidden/>
               </w:rPr>
               <w:fldChar w:fldCharType="begin"/>
             </w:r>
             <w:r>
               <w:rPr>
-                <w:noProof/>
-                <w:webHidden/>
-              </w:rPr>
-              <w:instrText xml:space="preserve"> PAGEREF _Toc184807379 \h </w:instrText>
-            </w:r>
-            <w:r>
-              <w:rPr>
-                <w:noProof/>
-                <w:webHidden/>
-              </w:rPr>
-            </w:r>
-            <w:r>
-              <w:rPr>
-                <w:noProof/>
+                <w:webHidden/>
+              </w:rPr>
+              <w:instrText xml:space="preserve"> PAGEREF _Toc184974497 \h </w:instrText>
+            </w:r>
+            <w:r>
+              <w:rPr>
+                <w:webHidden/>
+              </w:rPr>
+            </w:r>
+            <w:r>
+              <w:rPr>
                 <w:webHidden/>
               </w:rPr>
               <w:fldChar w:fldCharType="separate"/>
             </w:r>
             <w:r>
               <w:rPr>
-                <w:noProof/>
                 <w:webHidden/>
               </w:rPr>
               <w:t>6</w:t>
             </w:r>
             <w:r>
               <w:rPr>
-                <w:noProof/>
                 <w:webHidden/>
               </w:rPr>
               <w:fldChar w:fldCharType="end"/>
@@ -745,28 +699,21 @@
         <w:p>
           <w:pPr>
             <w:pStyle w:val="TDC1"/>
-            <w:tabs>
-              <w:tab w:val="left" w:pos="480"/>
-              <w:tab w:val="right" w:leader="dot" w:pos="8494"/>
-            </w:tabs>
             <w:rPr>
               <w:rFonts w:eastAsiaTheme="minorEastAsia"/>
-              <w:noProof/>
               <w:lang w:eastAsia="es-ES"/>
             </w:rPr>
           </w:pPr>
-          <w:hyperlink w:anchor="_Toc184807380" w:history="1">
+          <w:hyperlink w:anchor="_Toc184974498" w:history="1">
             <w:r>
               <w:rPr>
                 <w:rStyle w:val="Hipervnculo"/>
-                <w:noProof/>
               </w:rPr>
               <w:t>4.</w:t>
             </w:r>
             <w:r>
               <w:rPr>
                 <w:rFonts w:eastAsiaTheme="minorEastAsia"/>
-                <w:noProof/>
                 <w:lang w:eastAsia="es-ES"/>
               </w:rPr>
               <w:tab/>
@@ -774,54 +721,46 @@
             <w:r>
               <w:rPr>
                 <w:rStyle w:val="Hipervnculo"/>
-                <w:noProof/>
               </w:rPr>
               <w:t>Funcionalidades. Análisis y procesado de audio</w:t>
             </w:r>
             <w:r>
               <w:rPr>
-                <w:noProof/>
                 <w:webHidden/>
               </w:rPr>
               <w:tab/>
             </w:r>
             <w:r>
               <w:rPr>
-                <w:noProof/>
                 <w:webHidden/>
               </w:rPr>
               <w:fldChar w:fldCharType="begin"/>
             </w:r>
             <w:r>
               <w:rPr>
-                <w:noProof/>
-                <w:webHidden/>
-              </w:rPr>
-              <w:instrText xml:space="preserve"> PAGEREF _Toc184807380 \h </w:instrText>
-            </w:r>
-            <w:r>
-              <w:rPr>
-                <w:noProof/>
-                <w:webHidden/>
-              </w:rPr>
-            </w:r>
-            <w:r>
-              <w:rPr>
-                <w:noProof/>
+                <w:webHidden/>
+              </w:rPr>
+              <w:instrText xml:space="preserve"> PAGEREF _Toc184974498 \h </w:instrText>
+            </w:r>
+            <w:r>
+              <w:rPr>
+                <w:webHidden/>
+              </w:rPr>
+            </w:r>
+            <w:r>
+              <w:rPr>
                 <w:webHidden/>
               </w:rPr>
               <w:fldChar w:fldCharType="separate"/>
             </w:r>
             <w:r>
               <w:rPr>
-                <w:noProof/>
-                <w:webHidden/>
-              </w:rPr>
-              <w:t>7</w:t>
-            </w:r>
-            <w:r>
-              <w:rPr>
-                <w:noProof/>
+                <w:webHidden/>
+              </w:rPr>
+              <w:t>8</w:t>
+            </w:r>
+            <w:r>
+              <w:rPr>
                 <w:webHidden/>
               </w:rPr>
               <w:fldChar w:fldCharType="end"/>
@@ -841,7 +780,7 @@
               <w:lang w:eastAsia="es-ES"/>
             </w:rPr>
           </w:pPr>
-          <w:hyperlink w:anchor="_Toc184807381" w:history="1">
+          <w:hyperlink w:anchor="_Toc184974499" w:history="1">
             <w:r>
               <w:rPr>
                 <w:rStyle w:val="Hipervnculo"/>
@@ -883,7 +822,7 @@
                 <w:noProof/>
                 <w:webHidden/>
               </w:rPr>
-              <w:instrText xml:space="preserve"> PAGEREF _Toc184807381 \h </w:instrText>
+              <w:instrText xml:space="preserve"> PAGEREF _Toc184974499 \h </w:instrText>
             </w:r>
             <w:r>
               <w:rPr>
@@ -903,7 +842,7 @@
                 <w:noProof/>
                 <w:webHidden/>
               </w:rPr>
-              <w:t>7</w:t>
+              <w:t>8</w:t>
             </w:r>
             <w:r>
               <w:rPr>
@@ -927,7 +866,7 @@
               <w:lang w:eastAsia="es-ES"/>
             </w:rPr>
           </w:pPr>
-          <w:hyperlink w:anchor="_Toc184807382" w:history="1">
+          <w:hyperlink w:anchor="_Toc184974500" w:history="1">
             <w:r>
               <w:rPr>
                 <w:rStyle w:val="Hipervnculo"/>
@@ -969,7 +908,7 @@
                 <w:noProof/>
                 <w:webHidden/>
               </w:rPr>
-              <w:instrText xml:space="preserve"> PAGEREF _Toc184807382 \h </w:instrText>
+              <w:instrText xml:space="preserve"> PAGEREF _Toc184974500 \h </w:instrText>
             </w:r>
             <w:r>
               <w:rPr>
@@ -989,7 +928,7 @@
                 <w:noProof/>
                 <w:webHidden/>
               </w:rPr>
-              <w:t>7</w:t>
+              <w:t>8</w:t>
             </w:r>
             <w:r>
               <w:rPr>
@@ -1013,7 +952,7 @@
               <w:lang w:eastAsia="es-ES"/>
             </w:rPr>
           </w:pPr>
-          <w:hyperlink w:anchor="_Toc184807383" w:history="1">
+          <w:hyperlink w:anchor="_Toc184974501" w:history="1">
             <w:r>
               <w:rPr>
                 <w:rStyle w:val="Hipervnculo"/>
@@ -1055,7 +994,7 @@
                 <w:noProof/>
                 <w:webHidden/>
               </w:rPr>
-              <w:instrText xml:space="preserve"> PAGEREF _Toc184807383 \h </w:instrText>
+              <w:instrText xml:space="preserve"> PAGEREF _Toc184974501 \h </w:instrText>
             </w:r>
             <w:r>
               <w:rPr>
@@ -1075,7 +1014,7 @@
                 <w:noProof/>
                 <w:webHidden/>
               </w:rPr>
-              <w:t>7</w:t>
+              <w:t>8</w:t>
             </w:r>
             <w:r>
               <w:rPr>
@@ -1099,7 +1038,7 @@
               <w:lang w:eastAsia="es-ES"/>
             </w:rPr>
           </w:pPr>
-          <w:hyperlink w:anchor="_Toc184807384" w:history="1">
+          <w:hyperlink w:anchor="_Toc184974502" w:history="1">
             <w:r>
               <w:rPr>
                 <w:rStyle w:val="Hipervnculo"/>
@@ -1141,7 +1080,7 @@
                 <w:noProof/>
                 <w:webHidden/>
               </w:rPr>
-              <w:instrText xml:space="preserve"> PAGEREF _Toc184807384 \h </w:instrText>
+              <w:instrText xml:space="preserve"> PAGEREF _Toc184974502 \h </w:instrText>
             </w:r>
             <w:r>
               <w:rPr>
@@ -1161,7 +1100,7 @@
                 <w:noProof/>
                 <w:webHidden/>
               </w:rPr>
-              <w:t>7</w:t>
+              <w:t>9</w:t>
             </w:r>
             <w:r>
               <w:rPr>
@@ -1185,7 +1124,7 @@
               <w:lang w:eastAsia="es-ES"/>
             </w:rPr>
           </w:pPr>
-          <w:hyperlink w:anchor="_Toc184807385" w:history="1">
+          <w:hyperlink w:anchor="_Toc184974503" w:history="1">
             <w:r>
               <w:rPr>
                 <w:rStyle w:val="Hipervnculo"/>
@@ -1227,7 +1166,7 @@
                 <w:noProof/>
                 <w:webHidden/>
               </w:rPr>
-              <w:instrText xml:space="preserve"> PAGEREF _Toc184807385 \h </w:instrText>
+              <w:instrText xml:space="preserve"> PAGEREF _Toc184974503 \h </w:instrText>
             </w:r>
             <w:r>
               <w:rPr>
@@ -1247,7 +1186,7 @@
                 <w:noProof/>
                 <w:webHidden/>
               </w:rPr>
-              <w:t>8</w:t>
+              <w:t>9</w:t>
             </w:r>
             <w:r>
               <w:rPr>
@@ -1271,7 +1210,7 @@
               <w:lang w:eastAsia="es-ES"/>
             </w:rPr>
           </w:pPr>
-          <w:hyperlink w:anchor="_Toc184807386" w:history="1">
+          <w:hyperlink w:anchor="_Toc184974504" w:history="1">
             <w:r>
               <w:rPr>
                 <w:rStyle w:val="Hipervnculo"/>
@@ -1313,7 +1252,7 @@
                 <w:noProof/>
                 <w:webHidden/>
               </w:rPr>
-              <w:instrText xml:space="preserve"> PAGEREF _Toc184807386 \h </w:instrText>
+              <w:instrText xml:space="preserve"> PAGEREF _Toc184974504 \h </w:instrText>
             </w:r>
             <w:r>
               <w:rPr>
@@ -1333,7 +1272,7 @@
                 <w:noProof/>
                 <w:webHidden/>
               </w:rPr>
-              <w:t>8</w:t>
+              <w:t>10</w:t>
             </w:r>
             <w:r>
               <w:rPr>
@@ -1357,7 +1296,7 @@
               <w:lang w:eastAsia="es-ES"/>
             </w:rPr>
           </w:pPr>
-          <w:hyperlink w:anchor="_Toc184807387" w:history="1">
+          <w:hyperlink w:anchor="_Toc184974505" w:history="1">
             <w:r>
               <w:rPr>
                 <w:rStyle w:val="Hipervnculo"/>
@@ -1399,7 +1338,7 @@
                 <w:noProof/>
                 <w:webHidden/>
               </w:rPr>
-              <w:instrText xml:space="preserve"> PAGEREF _Toc184807387 \h </w:instrText>
+              <w:instrText xml:space="preserve"> PAGEREF _Toc184974505 \h </w:instrText>
             </w:r>
             <w:r>
               <w:rPr>
@@ -1419,7 +1358,7 @@
                 <w:noProof/>
                 <w:webHidden/>
               </w:rPr>
-              <w:t>8</w:t>
+              <w:t>10</w:t>
             </w:r>
             <w:r>
               <w:rPr>
@@ -1443,7 +1382,7 @@
               <w:lang w:eastAsia="es-ES"/>
             </w:rPr>
           </w:pPr>
-          <w:hyperlink w:anchor="_Toc184807388" w:history="1">
+          <w:hyperlink w:anchor="_Toc184974506" w:history="1">
             <w:r>
               <w:rPr>
                 <w:rStyle w:val="Hipervnculo"/>
@@ -1485,7 +1424,7 @@
                 <w:noProof/>
                 <w:webHidden/>
               </w:rPr>
-              <w:instrText xml:space="preserve"> PAGEREF _Toc184807388 \h </w:instrText>
+              <w:instrText xml:space="preserve"> PAGEREF _Toc184974506 \h </w:instrText>
             </w:r>
             <w:r>
               <w:rPr>
@@ -1505,7 +1444,7 @@
                 <w:noProof/>
                 <w:webHidden/>
               </w:rPr>
-              <w:t>9</w:t>
+              <w:t>10</w:t>
             </w:r>
             <w:r>
               <w:rPr>
@@ -1529,7 +1468,7 @@
               <w:lang w:eastAsia="es-ES"/>
             </w:rPr>
           </w:pPr>
-          <w:hyperlink w:anchor="_Toc184807389" w:history="1">
+          <w:hyperlink w:anchor="_Toc184974507" w:history="1">
             <w:r>
               <w:rPr>
                 <w:rStyle w:val="Hipervnculo"/>
@@ -1571,7 +1510,7 @@
                 <w:noProof/>
                 <w:webHidden/>
               </w:rPr>
-              <w:instrText xml:space="preserve"> PAGEREF _Toc184807389 \h </w:instrText>
+              <w:instrText xml:space="preserve"> PAGEREF _Toc184974507 \h </w:instrText>
             </w:r>
             <w:r>
               <w:rPr>
@@ -1591,7 +1530,7 @@
                 <w:noProof/>
                 <w:webHidden/>
               </w:rPr>
-              <w:t>9</w:t>
+              <w:t>11</w:t>
             </w:r>
             <w:r>
               <w:rPr>
@@ -1615,7 +1554,7 @@
               <w:lang w:eastAsia="es-ES"/>
             </w:rPr>
           </w:pPr>
-          <w:hyperlink w:anchor="_Toc184807390" w:history="1">
+          <w:hyperlink w:anchor="_Toc184974508" w:history="1">
             <w:r>
               <w:rPr>
                 <w:rStyle w:val="Hipervnculo"/>
@@ -1657,7 +1596,7 @@
                 <w:noProof/>
                 <w:webHidden/>
               </w:rPr>
-              <w:instrText xml:space="preserve"> PAGEREF _Toc184807390 \h </w:instrText>
+              <w:instrText xml:space="preserve"> PAGEREF _Toc184974508 \h </w:instrText>
             </w:r>
             <w:r>
               <w:rPr>
@@ -1677,7 +1616,7 @@
                 <w:noProof/>
                 <w:webHidden/>
               </w:rPr>
-              <w:t>9</w:t>
+              <w:t>11</w:t>
             </w:r>
             <w:r>
               <w:rPr>
@@ -1701,7 +1640,7 @@
               <w:lang w:eastAsia="es-ES"/>
             </w:rPr>
           </w:pPr>
-          <w:hyperlink w:anchor="_Toc184807391" w:history="1">
+          <w:hyperlink w:anchor="_Toc184974509" w:history="1">
             <w:r>
               <w:rPr>
                 <w:rStyle w:val="Hipervnculo"/>
@@ -1743,7 +1682,7 @@
                 <w:noProof/>
                 <w:webHidden/>
               </w:rPr>
-              <w:instrText xml:space="preserve"> PAGEREF _Toc184807391 \h </w:instrText>
+              <w:instrText xml:space="preserve"> PAGEREF _Toc184974509 \h </w:instrText>
             </w:r>
             <w:r>
               <w:rPr>
@@ -1763,7 +1702,7 @@
                 <w:noProof/>
                 <w:webHidden/>
               </w:rPr>
-              <w:t>9</w:t>
+              <w:t>11</w:t>
             </w:r>
             <w:r>
               <w:rPr>
@@ -1787,7 +1726,7 @@
               <w:lang w:eastAsia="es-ES"/>
             </w:rPr>
           </w:pPr>
-          <w:hyperlink w:anchor="_Toc184807392" w:history="1">
+          <w:hyperlink w:anchor="_Toc184974510" w:history="1">
             <w:r>
               <w:rPr>
                 <w:rStyle w:val="Hipervnculo"/>
@@ -1829,7 +1768,7 @@
                 <w:noProof/>
                 <w:webHidden/>
               </w:rPr>
-              <w:instrText xml:space="preserve"> PAGEREF _Toc184807392 \h </w:instrText>
+              <w:instrText xml:space="preserve"> PAGEREF _Toc184974510 \h </w:instrText>
             </w:r>
             <w:r>
               <w:rPr>
@@ -1849,7 +1788,7 @@
                 <w:noProof/>
                 <w:webHidden/>
               </w:rPr>
-              <w:t>10</w:t>
+              <w:t>12</w:t>
             </w:r>
             <w:r>
               <w:rPr>
@@ -1873,7 +1812,7 @@
               <w:lang w:eastAsia="es-ES"/>
             </w:rPr>
           </w:pPr>
-          <w:hyperlink w:anchor="_Toc184807393" w:history="1">
+          <w:hyperlink w:anchor="_Toc184974511" w:history="1">
             <w:r>
               <w:rPr>
                 <w:rStyle w:val="Hipervnculo"/>
@@ -1915,7 +1854,7 @@
                 <w:noProof/>
                 <w:webHidden/>
               </w:rPr>
-              <w:instrText xml:space="preserve"> PAGEREF _Toc184807393 \h </w:instrText>
+              <w:instrText xml:space="preserve"> PAGEREF _Toc184974511 \h </w:instrText>
             </w:r>
             <w:r>
               <w:rPr>
@@ -1935,7 +1874,7 @@
                 <w:noProof/>
                 <w:webHidden/>
               </w:rPr>
-              <w:t>10</w:t>
+              <w:t>12</w:t>
             </w:r>
             <w:r>
               <w:rPr>
@@ -1959,7 +1898,7 @@
               <w:lang w:eastAsia="es-ES"/>
             </w:rPr>
           </w:pPr>
-          <w:hyperlink w:anchor="_Toc184807394" w:history="1">
+          <w:hyperlink w:anchor="_Toc184974512" w:history="1">
             <w:r>
               <w:rPr>
                 <w:rStyle w:val="Hipervnculo"/>
@@ -2001,7 +1940,7 @@
                 <w:noProof/>
                 <w:webHidden/>
               </w:rPr>
-              <w:instrText xml:space="preserve"> PAGEREF _Toc184807394 \h </w:instrText>
+              <w:instrText xml:space="preserve"> PAGEREF _Toc184974512 \h </w:instrText>
             </w:r>
             <w:r>
               <w:rPr>
@@ -2021,7 +1960,7 @@
                 <w:noProof/>
                 <w:webHidden/>
               </w:rPr>
-              <w:t>10</w:t>
+              <w:t>12</w:t>
             </w:r>
             <w:r>
               <w:rPr>
@@ -2045,7 +1984,7 @@
               <w:lang w:eastAsia="es-ES"/>
             </w:rPr>
           </w:pPr>
-          <w:hyperlink w:anchor="_Toc184807395" w:history="1">
+          <w:hyperlink w:anchor="_Toc184974513" w:history="1">
             <w:r>
               <w:rPr>
                 <w:rStyle w:val="Hipervnculo"/>
@@ -2087,7 +2026,7 @@
                 <w:noProof/>
                 <w:webHidden/>
               </w:rPr>
-              <w:instrText xml:space="preserve"> PAGEREF _Toc184807395 \h </w:instrText>
+              <w:instrText xml:space="preserve"> PAGEREF _Toc184974513 \h </w:instrText>
             </w:r>
             <w:r>
               <w:rPr>
@@ -2107,7 +2046,7 @@
                 <w:noProof/>
                 <w:webHidden/>
               </w:rPr>
-              <w:t>10</w:t>
+              <w:t>13</w:t>
             </w:r>
             <w:r>
               <w:rPr>
@@ -2131,7 +2070,7 @@
               <w:lang w:eastAsia="es-ES"/>
             </w:rPr>
           </w:pPr>
-          <w:hyperlink w:anchor="_Toc184807396" w:history="1">
+          <w:hyperlink w:anchor="_Toc184974514" w:history="1">
             <w:r>
               <w:rPr>
                 <w:rStyle w:val="Hipervnculo"/>
@@ -2173,7 +2112,7 @@
                 <w:noProof/>
                 <w:webHidden/>
               </w:rPr>
-              <w:instrText xml:space="preserve"> PAGEREF _Toc184807396 \h </w:instrText>
+              <w:instrText xml:space="preserve"> PAGEREF _Toc184974514 \h </w:instrText>
             </w:r>
             <w:r>
               <w:rPr>
@@ -2193,7 +2132,7 @@
                 <w:noProof/>
                 <w:webHidden/>
               </w:rPr>
-              <w:t>11</w:t>
+              <w:t>14</w:t>
             </w:r>
             <w:r>
               <w:rPr>
@@ -2217,7 +2156,7 @@
               <w:lang w:eastAsia="es-ES"/>
             </w:rPr>
           </w:pPr>
-          <w:hyperlink w:anchor="_Toc184807397" w:history="1">
+          <w:hyperlink w:anchor="_Toc184974515" w:history="1">
             <w:r>
               <w:rPr>
                 <w:rStyle w:val="Hipervnculo"/>
@@ -2259,7 +2198,7 @@
                 <w:noProof/>
                 <w:webHidden/>
               </w:rPr>
-              <w:instrText xml:space="preserve"> PAGEREF _Toc184807397 \h </w:instrText>
+              <w:instrText xml:space="preserve"> PAGEREF _Toc184974515 \h </w:instrText>
             </w:r>
             <w:r>
               <w:rPr>
@@ -2279,7 +2218,7 @@
                 <w:noProof/>
                 <w:webHidden/>
               </w:rPr>
-              <w:t>12</w:t>
+              <w:t>15</w:t>
             </w:r>
             <w:r>
               <w:rPr>
@@ -2303,7 +2242,7 @@
               <w:lang w:eastAsia="es-ES"/>
             </w:rPr>
           </w:pPr>
-          <w:hyperlink w:anchor="_Toc184807398" w:history="1">
+          <w:hyperlink w:anchor="_Toc184974516" w:history="1">
             <w:r>
               <w:rPr>
                 <w:rStyle w:val="Hipervnculo"/>
@@ -2345,7 +2284,7 @@
                 <w:noProof/>
                 <w:webHidden/>
               </w:rPr>
-              <w:instrText xml:space="preserve"> PAGEREF _Toc184807398 \h </w:instrText>
+              <w:instrText xml:space="preserve"> PAGEREF _Toc184974516 \h </w:instrText>
             </w:r>
             <w:r>
               <w:rPr>
@@ -2365,7 +2304,7 @@
                 <w:noProof/>
                 <w:webHidden/>
               </w:rPr>
-              <w:t>12</w:t>
+              <w:t>16</w:t>
             </w:r>
             <w:r>
               <w:rPr>
@@ -2389,7 +2328,7 @@
               <w:lang w:eastAsia="es-ES"/>
             </w:rPr>
           </w:pPr>
-          <w:hyperlink w:anchor="_Toc184807399" w:history="1">
+          <w:hyperlink w:anchor="_Toc184974517" w:history="1">
             <w:r>
               <w:rPr>
                 <w:rStyle w:val="Hipervnculo"/>
@@ -2431,7 +2370,7 @@
                 <w:noProof/>
                 <w:webHidden/>
               </w:rPr>
-              <w:instrText xml:space="preserve"> PAGEREF _Toc184807399 \h </w:instrText>
+              <w:instrText xml:space="preserve"> PAGEREF _Toc184974517 \h </w:instrText>
             </w:r>
             <w:r>
               <w:rPr>
@@ -2451,7 +2390,7 @@
                 <w:noProof/>
                 <w:webHidden/>
               </w:rPr>
-              <w:t>13</w:t>
+              <w:t>17</w:t>
             </w:r>
             <w:r>
               <w:rPr>
@@ -2475,7 +2414,7 @@
               <w:lang w:eastAsia="es-ES"/>
             </w:rPr>
           </w:pPr>
-          <w:hyperlink w:anchor="_Toc184807400" w:history="1">
+          <w:hyperlink w:anchor="_Toc184974518" w:history="1">
             <w:r>
               <w:rPr>
                 <w:rStyle w:val="Hipervnculo"/>
@@ -2517,7 +2456,7 @@
                 <w:noProof/>
                 <w:webHidden/>
               </w:rPr>
-              <w:instrText xml:space="preserve"> PAGEREF _Toc184807400 \h </w:instrText>
+              <w:instrText xml:space="preserve"> PAGEREF _Toc184974518 \h </w:instrText>
             </w:r>
             <w:r>
               <w:rPr>
@@ -2537,7 +2476,7 @@
                 <w:noProof/>
                 <w:webHidden/>
               </w:rPr>
-              <w:t>13</w:t>
+              <w:t>17</w:t>
             </w:r>
             <w:r>
               <w:rPr>
@@ -2561,7 +2500,7 @@
               <w:lang w:eastAsia="es-ES"/>
             </w:rPr>
           </w:pPr>
-          <w:hyperlink w:anchor="_Toc184807401" w:history="1">
+          <w:hyperlink w:anchor="_Toc184974519" w:history="1">
             <w:r>
               <w:rPr>
                 <w:rStyle w:val="Hipervnculo"/>
@@ -2603,7 +2542,7 @@
                 <w:noProof/>
                 <w:webHidden/>
               </w:rPr>
-              <w:instrText xml:space="preserve"> PAGEREF _Toc184807401 \h </w:instrText>
+              <w:instrText xml:space="preserve"> PAGEREF _Toc184974519 \h </w:instrText>
             </w:r>
             <w:r>
               <w:rPr>
@@ -2623,7 +2562,7 @@
                 <w:noProof/>
                 <w:webHidden/>
               </w:rPr>
-              <w:t>13</w:t>
+              <w:t>17</w:t>
             </w:r>
             <w:r>
               <w:rPr>
@@ -2647,7 +2586,7 @@
               <w:lang w:eastAsia="es-ES"/>
             </w:rPr>
           </w:pPr>
-          <w:hyperlink w:anchor="_Toc184807402" w:history="1">
+          <w:hyperlink w:anchor="_Toc184974520" w:history="1">
             <w:r>
               <w:rPr>
                 <w:rStyle w:val="Hipervnculo"/>
@@ -2689,7 +2628,7 @@
                 <w:noProof/>
                 <w:webHidden/>
               </w:rPr>
-              <w:instrText xml:space="preserve"> PAGEREF _Toc184807402 \h </w:instrText>
+              <w:instrText xml:space="preserve"> PAGEREF _Toc184974520 \h </w:instrText>
             </w:r>
             <w:r>
               <w:rPr>
@@ -2709,7 +2648,7 @@
                 <w:noProof/>
                 <w:webHidden/>
               </w:rPr>
-              <w:t>14</w:t>
+              <w:t>18</w:t>
             </w:r>
             <w:r>
               <w:rPr>
@@ -2733,7 +2672,7 @@
               <w:lang w:eastAsia="es-ES"/>
             </w:rPr>
           </w:pPr>
-          <w:hyperlink w:anchor="_Toc184807403" w:history="1">
+          <w:hyperlink w:anchor="_Toc184974521" w:history="1">
             <w:r>
               <w:rPr>
                 <w:rStyle w:val="Hipervnculo"/>
@@ -2775,7 +2714,7 @@
                 <w:noProof/>
                 <w:webHidden/>
               </w:rPr>
-              <w:instrText xml:space="preserve"> PAGEREF _Toc184807403 \h </w:instrText>
+              <w:instrText xml:space="preserve"> PAGEREF _Toc184974521 \h </w:instrText>
             </w:r>
             <w:r>
               <w:rPr>
@@ -2795,7 +2734,7 @@
                 <w:noProof/>
                 <w:webHidden/>
               </w:rPr>
-              <w:t>14</w:t>
+              <w:t>19</w:t>
             </w:r>
             <w:r>
               <w:rPr>
@@ -2819,7 +2758,7 @@
               <w:lang w:eastAsia="es-ES"/>
             </w:rPr>
           </w:pPr>
-          <w:hyperlink w:anchor="_Toc184807404" w:history="1">
+          <w:hyperlink w:anchor="_Toc184974522" w:history="1">
             <w:r>
               <w:rPr>
                 <w:rStyle w:val="Hipervnculo"/>
@@ -2861,7 +2800,7 @@
                 <w:noProof/>
                 <w:webHidden/>
               </w:rPr>
-              <w:instrText xml:space="preserve"> PAGEREF _Toc184807404 \h </w:instrText>
+              <w:instrText xml:space="preserve"> PAGEREF _Toc184974522 \h </w:instrText>
             </w:r>
             <w:r>
               <w:rPr>
@@ -2881,7 +2820,7 @@
                 <w:noProof/>
                 <w:webHidden/>
               </w:rPr>
-              <w:t>14</w:t>
+              <w:t>20</w:t>
             </w:r>
             <w:r>
               <w:rPr>
@@ -2905,7 +2844,7 @@
               <w:lang w:eastAsia="es-ES"/>
             </w:rPr>
           </w:pPr>
-          <w:hyperlink w:anchor="_Toc184807405" w:history="1">
+          <w:hyperlink w:anchor="_Toc184974523" w:history="1">
             <w:r>
               <w:rPr>
                 <w:rStyle w:val="Hipervnculo"/>
@@ -2947,7 +2886,7 @@
                 <w:noProof/>
                 <w:webHidden/>
               </w:rPr>
-              <w:instrText xml:space="preserve"> PAGEREF _Toc184807405 \h </w:instrText>
+              <w:instrText xml:space="preserve"> PAGEREF _Toc184974523 \h </w:instrText>
             </w:r>
             <w:r>
               <w:rPr>
@@ -2967,7 +2906,7 @@
                 <w:noProof/>
                 <w:webHidden/>
               </w:rPr>
-              <w:t>15</w:t>
+              <w:t>21</w:t>
             </w:r>
             <w:r>
               <w:rPr>
@@ -2981,28 +2920,21 @@
         <w:p>
           <w:pPr>
             <w:pStyle w:val="TDC1"/>
-            <w:tabs>
-              <w:tab w:val="left" w:pos="480"/>
-              <w:tab w:val="right" w:leader="dot" w:pos="8494"/>
-            </w:tabs>
             <w:rPr>
               <w:rFonts w:eastAsiaTheme="minorEastAsia"/>
-              <w:noProof/>
               <w:lang w:eastAsia="es-ES"/>
             </w:rPr>
           </w:pPr>
-          <w:hyperlink w:anchor="_Toc184807406" w:history="1">
+          <w:hyperlink w:anchor="_Toc184974524" w:history="1">
             <w:r>
               <w:rPr>
                 <w:rStyle w:val="Hipervnculo"/>
-                <w:noProof/>
               </w:rPr>
               <w:t>5.</w:t>
             </w:r>
             <w:r>
               <w:rPr>
                 <w:rFonts w:eastAsiaTheme="minorEastAsia"/>
-                <w:noProof/>
                 <w:lang w:eastAsia="es-ES"/>
               </w:rPr>
               <w:tab/>
@@ -3010,140 +2942,46 @@
             <w:r>
               <w:rPr>
                 <w:rStyle w:val="Hipervnculo"/>
-                <w:noProof/>
               </w:rPr>
               <w:t>Ejemplos prácticos de uso</w:t>
             </w:r>
             <w:r>
               <w:rPr>
-                <w:noProof/>
                 <w:webHidden/>
               </w:rPr>
               <w:tab/>
             </w:r>
             <w:r>
               <w:rPr>
-                <w:noProof/>
                 <w:webHidden/>
               </w:rPr>
               <w:fldChar w:fldCharType="begin"/>
             </w:r>
             <w:r>
               <w:rPr>
-                <w:noProof/>
-                <w:webHidden/>
-              </w:rPr>
-              <w:instrText xml:space="preserve"> PAGEREF _Toc184807406 \h </w:instrText>
-            </w:r>
-            <w:r>
-              <w:rPr>
-                <w:noProof/>
-                <w:webHidden/>
-              </w:rPr>
-            </w:r>
-            <w:r>
-              <w:rPr>
-                <w:noProof/>
+                <w:webHidden/>
+              </w:rPr>
+              <w:instrText xml:space="preserve"> PAGEREF _Toc184974524 \h </w:instrText>
+            </w:r>
+            <w:r>
+              <w:rPr>
+                <w:webHidden/>
+              </w:rPr>
+            </w:r>
+            <w:r>
+              <w:rPr>
                 <w:webHidden/>
               </w:rPr>
               <w:fldChar w:fldCharType="separate"/>
             </w:r>
             <w:r>
               <w:rPr>
-                <w:noProof/>
-                <w:webHidden/>
-              </w:rPr>
-              <w:t>16</w:t>
-            </w:r>
-            <w:r>
-              <w:rPr>
-                <w:noProof/>
-                <w:webHidden/>
-              </w:rPr>
-              <w:fldChar w:fldCharType="end"/>
-            </w:r>
-          </w:hyperlink>
-        </w:p>
-        <w:p>
-          <w:pPr>
-            <w:pStyle w:val="TDC1"/>
-            <w:tabs>
-              <w:tab w:val="left" w:pos="480"/>
-              <w:tab w:val="right" w:leader="dot" w:pos="8494"/>
-            </w:tabs>
-            <w:rPr>
-              <w:rFonts w:eastAsiaTheme="minorEastAsia"/>
-              <w:noProof/>
-              <w:lang w:eastAsia="es-ES"/>
-            </w:rPr>
-          </w:pPr>
-          <w:hyperlink w:anchor="_Toc184807407" w:history="1">
-            <w:r>
-              <w:rPr>
-                <w:rStyle w:val="Hipervnculo"/>
-                <w:noProof/>
-              </w:rPr>
-              <w:t>6.</w:t>
-            </w:r>
-            <w:r>
-              <w:rPr>
-                <w:rFonts w:eastAsiaTheme="minorEastAsia"/>
-                <w:noProof/>
-                <w:lang w:eastAsia="es-ES"/>
-              </w:rPr>
-              <w:tab/>
-            </w:r>
-            <w:r>
-              <w:rPr>
-                <w:rStyle w:val="Hipervnculo"/>
-                <w:noProof/>
-              </w:rPr>
-              <w:t>Conclusiones</w:t>
-            </w:r>
-            <w:r>
-              <w:rPr>
-                <w:noProof/>
-                <w:webHidden/>
-              </w:rPr>
-              <w:tab/>
-            </w:r>
-            <w:r>
-              <w:rPr>
-                <w:noProof/>
-                <w:webHidden/>
-              </w:rPr>
-              <w:fldChar w:fldCharType="begin"/>
-            </w:r>
-            <w:r>
-              <w:rPr>
-                <w:noProof/>
-                <w:webHidden/>
-              </w:rPr>
-              <w:instrText xml:space="preserve"> PAGEREF _Toc184807407 \h </w:instrText>
-            </w:r>
-            <w:r>
-              <w:rPr>
-                <w:noProof/>
-                <w:webHidden/>
-              </w:rPr>
-            </w:r>
-            <w:r>
-              <w:rPr>
-                <w:noProof/>
-                <w:webHidden/>
-              </w:rPr>
-              <w:fldChar w:fldCharType="separate"/>
-            </w:r>
-            <w:r>
-              <w:rPr>
-                <w:noProof/>
-                <w:webHidden/>
-              </w:rPr>
-              <w:t>17</w:t>
-            </w:r>
-            <w:r>
-              <w:rPr>
-                <w:noProof/>
+                <w:webHidden/>
+              </w:rPr>
+              <w:t>22</w:t>
+            </w:r>
+            <w:r>
+              <w:rPr>
                 <w:webHidden/>
               </w:rPr>
               <w:fldChar w:fldCharType="end"/>
@@ -3163,13 +3001,13 @@
               <w:lang w:eastAsia="es-ES"/>
             </w:rPr>
           </w:pPr>
-          <w:hyperlink w:anchor="_Toc184807408" w:history="1">
+          <w:hyperlink w:anchor="_Toc184974525" w:history="1">
             <w:r>
               <w:rPr>
                 <w:rStyle w:val="Hipervnculo"/>
                 <w:noProof/>
               </w:rPr>
-              <w:t>6.1.</w:t>
+              <w:t>5.1.</w:t>
             </w:r>
             <w:r>
               <w:rPr>
@@ -3184,7 +3022,7 @@
                 <w:rStyle w:val="Hipervnculo"/>
                 <w:noProof/>
               </w:rPr>
-              <w:t>Resumen de Funcionalidades Clave</w:t>
+              <w:t>Generación y filtrado de un tono</w:t>
             </w:r>
             <w:r>
               <w:rPr>
@@ -3205,7 +3043,7 @@
                 <w:noProof/>
                 <w:webHidden/>
               </w:rPr>
-              <w:instrText xml:space="preserve"> PAGEREF _Toc184807408 \h </w:instrText>
+              <w:instrText xml:space="preserve"> PAGEREF _Toc184974525 \h </w:instrText>
             </w:r>
             <w:r>
               <w:rPr>
@@ -3225,7 +3063,7 @@
                 <w:noProof/>
                 <w:webHidden/>
               </w:rPr>
-              <w:t>17</w:t>
+              <w:t>22</w:t>
             </w:r>
             <w:r>
               <w:rPr>
@@ -3249,13 +3087,13 @@
               <w:lang w:eastAsia="es-ES"/>
             </w:rPr>
           </w:pPr>
-          <w:hyperlink w:anchor="_Toc184807409" w:history="1">
+          <w:hyperlink w:anchor="_Toc184974526" w:history="1">
             <w:r>
               <w:rPr>
                 <w:rStyle w:val="Hipervnculo"/>
                 <w:noProof/>
               </w:rPr>
-              <w:t>6.2.</w:t>
+              <w:t>5.2.</w:t>
             </w:r>
             <w:r>
               <w:rPr>
@@ -3270,7 +3108,7 @@
                 <w:rStyle w:val="Hipervnculo"/>
                 <w:noProof/>
               </w:rPr>
-              <w:t>Posibles Aplicaciones Futuras</w:t>
+              <w:t>Carga de un archivo de audio y modulación</w:t>
             </w:r>
             <w:r>
               <w:rPr>
@@ -3291,7 +3129,7 @@
                 <w:noProof/>
                 <w:webHidden/>
               </w:rPr>
-              <w:instrText xml:space="preserve"> PAGEREF _Toc184807409 \h </w:instrText>
+              <w:instrText xml:space="preserve"> PAGEREF _Toc184974526 \h </w:instrText>
             </w:r>
             <w:r>
               <w:rPr>
@@ -3311,7 +3149,7 @@
                 <w:noProof/>
                 <w:webHidden/>
               </w:rPr>
-              <w:t>17</w:t>
+              <w:t>22</w:t>
             </w:r>
             <w:r>
               <w:rPr>
@@ -3324,9 +3162,9 @@
         </w:p>
         <w:p>
           <w:pPr>
-            <w:pStyle w:val="TDC1"/>
+            <w:pStyle w:val="TDC2"/>
             <w:tabs>
-              <w:tab w:val="left" w:pos="480"/>
+              <w:tab w:val="left" w:pos="960"/>
               <w:tab w:val="right" w:leader="dot" w:pos="8494"/>
             </w:tabs>
             <w:rPr>
@@ -3335,13 +3173,13 @@
               <w:lang w:eastAsia="es-ES"/>
             </w:rPr>
           </w:pPr>
-          <w:hyperlink w:anchor="_Toc184807410" w:history="1">
+          <w:hyperlink w:anchor="_Toc184974527" w:history="1">
             <w:r>
               <w:rPr>
                 <w:rStyle w:val="Hipervnculo"/>
                 <w:noProof/>
               </w:rPr>
-              <w:t>7.</w:t>
+              <w:t>5.3.</w:t>
             </w:r>
             <w:r>
               <w:rPr>
@@ -3356,7 +3194,7 @@
                 <w:rStyle w:val="Hipervnculo"/>
                 <w:noProof/>
               </w:rPr>
-              <w:t>Anexos</w:t>
+              <w:t>Cuantificación y filtro de reconstrucción</w:t>
             </w:r>
             <w:r>
               <w:rPr>
@@ -3377,7 +3215,7 @@
                 <w:noProof/>
                 <w:webHidden/>
               </w:rPr>
-              <w:instrText xml:space="preserve"> PAGEREF _Toc184807410 \h </w:instrText>
+              <w:instrText xml:space="preserve"> PAGEREF _Toc184974527 \h </w:instrText>
             </w:r>
             <w:r>
               <w:rPr>
@@ -3397,7 +3235,7 @@
                 <w:noProof/>
                 <w:webHidden/>
               </w:rPr>
-              <w:t>19</w:t>
+              <w:t>22</w:t>
             </w:r>
             <w:r>
               <w:rPr>
@@ -3411,28 +3249,163 @@
         <w:p>
           <w:pPr>
             <w:pStyle w:val="TDC1"/>
-            <w:tabs>
-              <w:tab w:val="left" w:pos="480"/>
-              <w:tab w:val="right" w:leader="dot" w:pos="8494"/>
-            </w:tabs>
             <w:rPr>
               <w:rFonts w:eastAsiaTheme="minorEastAsia"/>
-              <w:noProof/>
               <w:lang w:eastAsia="es-ES"/>
             </w:rPr>
           </w:pPr>
-          <w:hyperlink w:anchor="_Toc184807411" w:history="1">
+          <w:hyperlink w:anchor="_Toc184974528" w:history="1">
             <w:r>
               <w:rPr>
                 <w:rStyle w:val="Hipervnculo"/>
-                <w:noProof/>
+              </w:rPr>
+              <w:t>6.</w:t>
+            </w:r>
+            <w:r>
+              <w:rPr>
+                <w:rFonts w:eastAsiaTheme="minorEastAsia"/>
+                <w:lang w:eastAsia="es-ES"/>
+              </w:rPr>
+              <w:tab/>
+            </w:r>
+            <w:r>
+              <w:rPr>
+                <w:rStyle w:val="Hipervnculo"/>
+              </w:rPr>
+              <w:t>Conclusiones</w:t>
+            </w:r>
+            <w:r>
+              <w:rPr>
+                <w:webHidden/>
+              </w:rPr>
+              <w:tab/>
+            </w:r>
+            <w:r>
+              <w:rPr>
+                <w:webHidden/>
+              </w:rPr>
+              <w:fldChar w:fldCharType="begin"/>
+            </w:r>
+            <w:r>
+              <w:rPr>
+                <w:webHidden/>
+              </w:rPr>
+              <w:instrText xml:space="preserve"> PAGEREF _Toc184974528 \h </w:instrText>
+            </w:r>
+            <w:r>
+              <w:rPr>
+                <w:webHidden/>
+              </w:rPr>
+            </w:r>
+            <w:r>
+              <w:rPr>
+                <w:webHidden/>
+              </w:rPr>
+              <w:fldChar w:fldCharType="separate"/>
+            </w:r>
+            <w:r>
+              <w:rPr>
+                <w:webHidden/>
+              </w:rPr>
+              <w:t>22</w:t>
+            </w:r>
+            <w:r>
+              <w:rPr>
+                <w:webHidden/>
+              </w:rPr>
+              <w:fldChar w:fldCharType="end"/>
+            </w:r>
+          </w:hyperlink>
+        </w:p>
+        <w:p>
+          <w:pPr>
+            <w:pStyle w:val="TDC1"/>
+            <w:rPr>
+              <w:rFonts w:eastAsiaTheme="minorEastAsia"/>
+              <w:lang w:eastAsia="es-ES"/>
+            </w:rPr>
+          </w:pPr>
+          <w:hyperlink w:anchor="_Toc184974529" w:history="1">
+            <w:r>
+              <w:rPr>
+                <w:rStyle w:val="Hipervnculo"/>
+              </w:rPr>
+              <w:t>7.</w:t>
+            </w:r>
+            <w:r>
+              <w:rPr>
+                <w:rFonts w:eastAsiaTheme="minorEastAsia"/>
+                <w:lang w:eastAsia="es-ES"/>
+              </w:rPr>
+              <w:tab/>
+            </w:r>
+            <w:r>
+              <w:rPr>
+                <w:rStyle w:val="Hipervnculo"/>
+              </w:rPr>
+              <w:t>Anexos</w:t>
+            </w:r>
+            <w:r>
+              <w:rPr>
+                <w:webHidden/>
+              </w:rPr>
+              <w:tab/>
+            </w:r>
+            <w:r>
+              <w:rPr>
+                <w:webHidden/>
+              </w:rPr>
+              <w:fldChar w:fldCharType="begin"/>
+            </w:r>
+            <w:r>
+              <w:rPr>
+                <w:webHidden/>
+              </w:rPr>
+              <w:instrText xml:space="preserve"> PAGEREF _Toc184974529 \h </w:instrText>
+            </w:r>
+            <w:r>
+              <w:rPr>
+                <w:webHidden/>
+              </w:rPr>
+            </w:r>
+            <w:r>
+              <w:rPr>
+                <w:webHidden/>
+              </w:rPr>
+              <w:fldChar w:fldCharType="separate"/>
+            </w:r>
+            <w:r>
+              <w:rPr>
+                <w:webHidden/>
+              </w:rPr>
+              <w:t>24</w:t>
+            </w:r>
+            <w:r>
+              <w:rPr>
+                <w:webHidden/>
+              </w:rPr>
+              <w:fldChar w:fldCharType="end"/>
+            </w:r>
+          </w:hyperlink>
+        </w:p>
+        <w:p>
+          <w:pPr>
+            <w:pStyle w:val="TDC1"/>
+            <w:rPr>
+              <w:rFonts w:eastAsiaTheme="minorEastAsia"/>
+              <w:lang w:eastAsia="es-ES"/>
+            </w:rPr>
+          </w:pPr>
+          <w:hyperlink w:anchor="_Toc184974530" w:history="1">
+            <w:r>
+              <w:rPr>
+                <w:rStyle w:val="Hipervnculo"/>
               </w:rPr>
               <w:t>8.</w:t>
             </w:r>
             <w:r>
               <w:rPr>
                 <w:rFonts w:eastAsiaTheme="minorEastAsia"/>
-                <w:noProof/>
                 <w:lang w:eastAsia="es-ES"/>
               </w:rPr>
               <w:tab/>
@@ -3440,54 +3413,46 @@
             <w:r>
               <w:rPr>
                 <w:rStyle w:val="Hipervnculo"/>
-                <w:noProof/>
               </w:rPr>
               <w:t>Referencias</w:t>
             </w:r>
             <w:r>
               <w:rPr>
-                <w:noProof/>
                 <w:webHidden/>
               </w:rPr>
               <w:tab/>
             </w:r>
             <w:r>
               <w:rPr>
-                <w:noProof/>
                 <w:webHidden/>
               </w:rPr>
               <w:fldChar w:fldCharType="begin"/>
             </w:r>
             <w:r>
               <w:rPr>
-                <w:noProof/>
-                <w:webHidden/>
-              </w:rPr>
-              <w:instrText xml:space="preserve"> PAGEREF _Toc184807411 \h </w:instrText>
-            </w:r>
-            <w:r>
-              <w:rPr>
-                <w:noProof/>
-                <w:webHidden/>
-              </w:rPr>
-            </w:r>
-            <w:r>
-              <w:rPr>
-                <w:noProof/>
+                <w:webHidden/>
+              </w:rPr>
+              <w:instrText xml:space="preserve"> PAGEREF _Toc184974530 \h </w:instrText>
+            </w:r>
+            <w:r>
+              <w:rPr>
+                <w:webHidden/>
+              </w:rPr>
+            </w:r>
+            <w:r>
+              <w:rPr>
                 <w:webHidden/>
               </w:rPr>
               <w:fldChar w:fldCharType="separate"/>
             </w:r>
             <w:r>
               <w:rPr>
-                <w:noProof/>
-                <w:webHidden/>
-              </w:rPr>
-              <w:t>20</w:t>
-            </w:r>
-            <w:r>
-              <w:rPr>
-                <w:noProof/>
+                <w:webHidden/>
+              </w:rPr>
+              <w:t>25</w:t>
+            </w:r>
+            <w:r>
+              <w:rPr>
                 <w:webHidden/>
               </w:rPr>
               <w:fldChar w:fldCharType="end"/>
@@ -3532,7 +3497,7 @@
         </w:numPr>
         <w:jc w:val="both"/>
       </w:pPr>
-      <w:bookmarkStart w:id="0" w:name="_Toc184807375"/>
+      <w:bookmarkStart w:id="0" w:name="_Toc184974493"/>
       <w:r>
         <w:lastRenderedPageBreak/>
         <w:t>Introducción</w:t>
@@ -3592,7 +3557,6 @@
         </w:rPr>
         <w:t xml:space="preserve"> </w:t>
       </w:r>
-      <w:proofErr w:type="spellStart"/>
       <w:r>
         <w:rPr>
           <w:i/>
@@ -3600,9 +3564,92 @@
           <w:sz w:val="22"/>
           <w:szCs w:val="22"/>
         </w:rPr>
-        <w:t>Graphical</w:t>
-      </w:r>
-      <w:proofErr w:type="spellEnd"/>
+        <w:t>Graphical User Interface (GUI)</w:t>
+      </w:r>
+      <w:r>
+        <w:rPr>
+          <w:sz w:val="22"/>
+          <w:szCs w:val="22"/>
+        </w:rPr>
+        <w:t xml:space="preserve"> para el procesado, </w:t>
+      </w:r>
+      <w:r>
+        <w:rPr>
+          <w:sz w:val="22"/>
+          <w:szCs w:val="22"/>
+        </w:rPr>
+        <w:t>grabación</w:t>
+      </w:r>
+      <w:r>
+        <w:rPr>
+          <w:sz w:val="22"/>
+          <w:szCs w:val="22"/>
+        </w:rPr>
+        <w:t xml:space="preserve"> y</w:t>
+      </w:r>
+      <w:r>
+        <w:rPr>
+          <w:sz w:val="22"/>
+          <w:szCs w:val="22"/>
+        </w:rPr>
+        <w:t xml:space="preserve"> </w:t>
+      </w:r>
+      <w:r>
+        <w:rPr>
+          <w:sz w:val="22"/>
+          <w:szCs w:val="22"/>
+        </w:rPr>
+        <w:t>reproducción</w:t>
+      </w:r>
+      <w:r>
+        <w:rPr>
+          <w:sz w:val="22"/>
+          <w:szCs w:val="22"/>
+        </w:rPr>
+        <w:t xml:space="preserve"> de señales de audio y voz, así como su visualización en los dominios temporal y frecuencial</w:t>
+      </w:r>
+      <w:r>
+        <w:rPr>
+          <w:sz w:val="22"/>
+          <w:szCs w:val="22"/>
+        </w:rPr>
+        <w:t xml:space="preserve">, entre otras herramientas. </w:t>
+      </w:r>
+      <w:r>
+        <w:rPr>
+          <w:sz w:val="22"/>
+          <w:szCs w:val="22"/>
+        </w:rPr>
+        <w:t>Este programa está diseñado para ser completo y ofrecer numerosas utilidades y herramientas, pero sin renunciar a</w:t>
+      </w:r>
+      <w:r>
+        <w:rPr>
+          <w:sz w:val="22"/>
+          <w:szCs w:val="22"/>
+        </w:rPr>
+        <w:t xml:space="preserve"> un enfoque que pretende facilitar un diseño simple y fácil de usar para el usuario. </w:t>
+      </w:r>
+      <w:r>
+        <w:rPr>
+          <w:sz w:val="22"/>
+          <w:szCs w:val="22"/>
+        </w:rPr>
+        <w:t xml:space="preserve">Para ello, utilizaremos </w:t>
+      </w:r>
+      <w:r>
+        <w:rPr>
+          <w:sz w:val="22"/>
+          <w:szCs w:val="22"/>
+        </w:rPr>
+        <w:t xml:space="preserve">la versión </w:t>
+      </w:r>
+      <w:r>
+        <w:rPr>
+          <w:sz w:val="22"/>
+          <w:szCs w:val="22"/>
+        </w:rPr>
+        <w:t xml:space="preserve">R2024b de MatLab junto con algunos </w:t>
+      </w:r>
       <w:r>
         <w:rPr>
           <w:i/>
@@ -3610,9 +3657,15 @@
           <w:sz w:val="22"/>
           <w:szCs w:val="22"/>
         </w:rPr>
-        <w:t xml:space="preserve"> </w:t>
-      </w:r>
-      <w:proofErr w:type="spellStart"/>
+        <w:t>toolboxes</w:t>
+      </w:r>
+      <w:r>
+        <w:rPr>
+          <w:sz w:val="22"/>
+          <w:szCs w:val="22"/>
+        </w:rPr>
+        <w:t xml:space="preserve"> que nos facilitarán el procesado de señal, entre los que se encuentran </w:t>
+      </w:r>
       <w:r>
         <w:rPr>
           <w:i/>
@@ -3620,9 +3673,15 @@
           <w:sz w:val="22"/>
           <w:szCs w:val="22"/>
         </w:rPr>
-        <w:t>User</w:t>
-      </w:r>
-      <w:proofErr w:type="spellEnd"/>
+        <w:t xml:space="preserve">App Building, Signal Processing Toolbox </w:t>
+      </w:r>
+      <w:r>
+        <w:rPr>
+          <w:sz w:val="22"/>
+          <w:szCs w:val="22"/>
+        </w:rPr>
+        <w:t>y</w:t>
+      </w:r>
       <w:r>
         <w:rPr>
           <w:i/>
@@ -3630,9 +3689,8 @@
           <w:sz w:val="22"/>
           <w:szCs w:val="22"/>
         </w:rPr>
-        <w:t xml:space="preserve"> </w:t>
-      </w:r>
-      <w:proofErr w:type="gramStart"/>
+        <w:t xml:space="preserve"> Audio Toolbox</w:t>
+      </w:r>
       <w:r>
         <w:rPr>
           <w:i/>
@@ -3640,239 +3698,6 @@
           <w:sz w:val="22"/>
           <w:szCs w:val="22"/>
         </w:rPr>
-        <w:t>Interface</w:t>
-      </w:r>
-      <w:proofErr w:type="gramEnd"/>
-      <w:r>
-        <w:rPr>
-          <w:i/>
-          <w:iCs/>
-          <w:sz w:val="22"/>
-          <w:szCs w:val="22"/>
-        </w:rPr>
-        <w:t xml:space="preserve"> (GUI)</w:t>
-      </w:r>
-      <w:r>
-        <w:rPr>
-          <w:sz w:val="22"/>
-          <w:szCs w:val="22"/>
-        </w:rPr>
-        <w:t xml:space="preserve"> para el procesado, </w:t>
-      </w:r>
-      <w:r>
-        <w:rPr>
-          <w:sz w:val="22"/>
-          <w:szCs w:val="22"/>
-        </w:rPr>
-        <w:t>grabación</w:t>
-      </w:r>
-      <w:r>
-        <w:rPr>
-          <w:sz w:val="22"/>
-          <w:szCs w:val="22"/>
-        </w:rPr>
-        <w:t xml:space="preserve"> y</w:t>
-      </w:r>
-      <w:r>
-        <w:rPr>
-          <w:sz w:val="22"/>
-          <w:szCs w:val="22"/>
-        </w:rPr>
-        <w:t xml:space="preserve"> </w:t>
-      </w:r>
-      <w:r>
-        <w:rPr>
-          <w:sz w:val="22"/>
-          <w:szCs w:val="22"/>
-        </w:rPr>
-        <w:t>reproducción</w:t>
-      </w:r>
-      <w:r>
-        <w:rPr>
-          <w:sz w:val="22"/>
-          <w:szCs w:val="22"/>
-        </w:rPr>
-        <w:t xml:space="preserve"> de señales de audio y voz, así como su visualización en los dominios temporal y frecuencial</w:t>
-      </w:r>
-      <w:r>
-        <w:rPr>
-          <w:sz w:val="22"/>
-          <w:szCs w:val="22"/>
-        </w:rPr>
-        <w:t xml:space="preserve">, entre otras herramientas. </w:t>
-      </w:r>
-      <w:r>
-        <w:rPr>
-          <w:sz w:val="22"/>
-          <w:szCs w:val="22"/>
-        </w:rPr>
-        <w:t>Este programa está diseñado para ser completo y ofrecer numerosas utilidades y herramientas, pero sin renunciar a</w:t>
-      </w:r>
-      <w:r>
-        <w:rPr>
-          <w:sz w:val="22"/>
-          <w:szCs w:val="22"/>
-        </w:rPr>
-        <w:t xml:space="preserve"> un enfoque que pretende facilitar un diseño simple y fácil de usar para el usuario. </w:t>
-      </w:r>
-      <w:r>
-        <w:rPr>
-          <w:sz w:val="22"/>
-          <w:szCs w:val="22"/>
-        </w:rPr>
-        <w:t xml:space="preserve">Para ello, utilizaremos </w:t>
-      </w:r>
-      <w:r>
-        <w:rPr>
-          <w:sz w:val="22"/>
-          <w:szCs w:val="22"/>
-        </w:rPr>
-        <w:t xml:space="preserve">la versión </w:t>
-      </w:r>
-      <w:r>
-        <w:rPr>
-          <w:sz w:val="22"/>
-          <w:szCs w:val="22"/>
-        </w:rPr>
-        <w:t xml:space="preserve">R2024b de </w:t>
-      </w:r>
-      <w:proofErr w:type="spellStart"/>
-      <w:r>
-        <w:rPr>
-          <w:sz w:val="22"/>
-          <w:szCs w:val="22"/>
-        </w:rPr>
-        <w:t>MatLab</w:t>
-      </w:r>
-      <w:proofErr w:type="spellEnd"/>
-      <w:r>
-        <w:rPr>
-          <w:sz w:val="22"/>
-          <w:szCs w:val="22"/>
-        </w:rPr>
-        <w:t xml:space="preserve"> junto con algunos </w:t>
-      </w:r>
-      <w:proofErr w:type="spellStart"/>
-      <w:r>
-        <w:rPr>
-          <w:i/>
-          <w:iCs/>
-          <w:sz w:val="22"/>
-          <w:szCs w:val="22"/>
-        </w:rPr>
-        <w:t>toolboxes</w:t>
-      </w:r>
-      <w:proofErr w:type="spellEnd"/>
-      <w:r>
-        <w:rPr>
-          <w:sz w:val="22"/>
-          <w:szCs w:val="22"/>
-        </w:rPr>
-        <w:t xml:space="preserve"> que nos facilitarán el procesado de señal, entre los que se encuentran </w:t>
-      </w:r>
-      <w:r>
-        <w:rPr>
-          <w:i/>
-          <w:iCs/>
-          <w:sz w:val="22"/>
-          <w:szCs w:val="22"/>
-        </w:rPr>
-        <w:t xml:space="preserve">App </w:t>
-      </w:r>
-      <w:proofErr w:type="spellStart"/>
-      <w:r>
-        <w:rPr>
-          <w:i/>
-          <w:iCs/>
-          <w:sz w:val="22"/>
-          <w:szCs w:val="22"/>
-        </w:rPr>
-        <w:t>Building</w:t>
-      </w:r>
-      <w:proofErr w:type="spellEnd"/>
-      <w:r>
-        <w:rPr>
-          <w:i/>
-          <w:iCs/>
-          <w:sz w:val="22"/>
-          <w:szCs w:val="22"/>
-        </w:rPr>
-        <w:t xml:space="preserve">, </w:t>
-      </w:r>
-      <w:proofErr w:type="spellStart"/>
-      <w:r>
-        <w:rPr>
-          <w:i/>
-          <w:iCs/>
-          <w:sz w:val="22"/>
-          <w:szCs w:val="22"/>
-        </w:rPr>
-        <w:t>Signal</w:t>
-      </w:r>
-      <w:proofErr w:type="spellEnd"/>
-      <w:r>
-        <w:rPr>
-          <w:i/>
-          <w:iCs/>
-          <w:sz w:val="22"/>
-          <w:szCs w:val="22"/>
-        </w:rPr>
-        <w:t xml:space="preserve"> Processing </w:t>
-      </w:r>
-      <w:proofErr w:type="spellStart"/>
-      <w:r>
-        <w:rPr>
-          <w:i/>
-          <w:iCs/>
-          <w:sz w:val="22"/>
-          <w:szCs w:val="22"/>
-        </w:rPr>
-        <w:t>Toolbox</w:t>
-      </w:r>
-      <w:proofErr w:type="spellEnd"/>
-      <w:r>
-        <w:rPr>
-          <w:i/>
-          <w:iCs/>
-          <w:sz w:val="22"/>
-          <w:szCs w:val="22"/>
-        </w:rPr>
-        <w:t xml:space="preserve"> </w:t>
-      </w:r>
-      <w:r>
-        <w:rPr>
-          <w:sz w:val="22"/>
-          <w:szCs w:val="22"/>
-        </w:rPr>
-        <w:t>y</w:t>
-      </w:r>
-      <w:r>
-        <w:rPr>
-          <w:i/>
-          <w:iCs/>
-          <w:sz w:val="22"/>
-          <w:szCs w:val="22"/>
-        </w:rPr>
-        <w:t xml:space="preserve"> Audio </w:t>
-      </w:r>
-      <w:proofErr w:type="spellStart"/>
-      <w:r>
-        <w:rPr>
-          <w:i/>
-          <w:iCs/>
-          <w:sz w:val="22"/>
-          <w:szCs w:val="22"/>
-        </w:rPr>
-        <w:t>Toolbox</w:t>
-      </w:r>
-      <w:proofErr w:type="spellEnd"/>
-      <w:r>
-        <w:rPr>
-          <w:i/>
-          <w:iCs/>
-          <w:sz w:val="22"/>
-          <w:szCs w:val="22"/>
-        </w:rPr>
         <w:t>.</w:t>
       </w:r>
     </w:p>
@@ -3956,23 +3781,7 @@
           <w:sz w:val="22"/>
           <w:szCs w:val="22"/>
         </w:rPr>
-        <w:t xml:space="preserve"> A continuación se explicará </w:t>
-      </w:r>
-      <w:proofErr w:type="gramStart"/>
-      <w:r>
-        <w:rPr>
-          <w:sz w:val="22"/>
-          <w:szCs w:val="22"/>
-        </w:rPr>
-        <w:t>paso  a</w:t>
-      </w:r>
-      <w:proofErr w:type="gramEnd"/>
-      <w:r>
-        <w:rPr>
-          <w:sz w:val="22"/>
-          <w:szCs w:val="22"/>
-        </w:rPr>
-        <w:t xml:space="preserve"> paso como se debe usar cada herramienta y finalmente se darán algunos ejemplos de uso y se presentarán las conclusiones de este proyecto.</w:t>
+        <w:t xml:space="preserve"> A continuación se explicará paso  a paso como se debe usar cada herramienta y finalmente se darán algunos ejemplos de uso y se presentarán las conclusiones de este proyecto.</w:t>
       </w:r>
     </w:p>
     <w:p>
@@ -4027,7 +3836,7 @@
         </w:numPr>
         <w:jc w:val="both"/>
       </w:pPr>
-      <w:bookmarkStart w:id="1" w:name="_Toc184807376"/>
+      <w:bookmarkStart w:id="1" w:name="_Toc184974494"/>
       <w:r>
         <w:lastRenderedPageBreak/>
         <w:t>Instalación y configuración</w:t>
@@ -4042,7 +3851,7 @@
           <w:numId w:val="7"/>
         </w:numPr>
       </w:pPr>
-      <w:bookmarkStart w:id="2" w:name="_Toc184807377"/>
+      <w:bookmarkStart w:id="2" w:name="_Toc184974495"/>
       <w:r>
         <w:t>Requisitos</w:t>
       </w:r>
@@ -4062,17 +3871,8 @@
           <w:sz w:val="22"/>
           <w:szCs w:val="22"/>
         </w:rPr>
-        <w:t xml:space="preserve">Para utilizar la Interfaz Gráfica de Análisis y Procesado de Señales de Audio en </w:t>
-      </w:r>
-      <w:proofErr w:type="spellStart"/>
-      <w:r>
-        <w:rPr>
-          <w:sz w:val="22"/>
-          <w:szCs w:val="22"/>
-        </w:rPr>
-        <w:t>MatLab</w:t>
-      </w:r>
-      <w:proofErr w:type="spellEnd"/>
+        <w:t>Para utilizar la Interfaz Gráfica de Análisis y Procesado de Señales de Audio en MatLab</w:t>
+      </w:r>
       <w:r>
         <w:rPr>
           <w:sz w:val="22"/>
@@ -4085,73 +3885,39 @@
           <w:sz w:val="22"/>
           <w:szCs w:val="22"/>
         </w:rPr>
-        <w:t xml:space="preserve">App </w:t>
-      </w:r>
-      <w:proofErr w:type="spellStart"/>
-      <w:r>
-        <w:rPr>
-          <w:sz w:val="22"/>
-          <w:szCs w:val="22"/>
-        </w:rPr>
-        <w:t>Designer</w:t>
-      </w:r>
-      <w:proofErr w:type="spellEnd"/>
-      <w:r>
-        <w:rPr>
-          <w:sz w:val="22"/>
-          <w:szCs w:val="22"/>
-        </w:rPr>
-        <w:t>, es necesario contar con los siguientes componentes de software:</w:t>
-      </w:r>
-    </w:p>
-    <w:p>
-      <w:pPr>
-        <w:jc w:val="both"/>
-        <w:rPr>
-          <w:sz w:val="22"/>
-          <w:szCs w:val="22"/>
-        </w:rPr>
-      </w:pPr>
-      <w:proofErr w:type="spellStart"/>
-      <w:r>
-        <w:rPr>
-          <w:sz w:val="22"/>
-          <w:szCs w:val="22"/>
-        </w:rPr>
-        <w:t>MatLab</w:t>
-      </w:r>
-      <w:proofErr w:type="spellEnd"/>
-      <w:r>
-        <w:rPr>
-          <w:sz w:val="22"/>
-          <w:szCs w:val="22"/>
-        </w:rPr>
-        <w:t>: Versión R2024b.</w:t>
-      </w:r>
-    </w:p>
-    <w:p>
-      <w:pPr>
-        <w:jc w:val="both"/>
-        <w:rPr>
-          <w:sz w:val="22"/>
-          <w:szCs w:val="22"/>
-        </w:rPr>
-      </w:pPr>
-      <w:proofErr w:type="spellStart"/>
-      <w:r>
-        <w:rPr>
-          <w:sz w:val="22"/>
-          <w:szCs w:val="22"/>
-        </w:rPr>
-        <w:t>Toolboxes</w:t>
-      </w:r>
-      <w:proofErr w:type="spellEnd"/>
-      <w:r>
-        <w:rPr>
-          <w:sz w:val="22"/>
-          <w:szCs w:val="22"/>
-        </w:rPr>
-        <w:t>:</w:t>
+        <w:t>App Designer, es necesario contar con los siguientes componentes de software:</w:t>
+      </w:r>
+    </w:p>
+    <w:p>
+      <w:pPr>
+        <w:jc w:val="both"/>
+        <w:rPr>
+          <w:sz w:val="22"/>
+          <w:szCs w:val="22"/>
+        </w:rPr>
+      </w:pPr>
+      <w:r>
+        <w:rPr>
+          <w:sz w:val="22"/>
+          <w:szCs w:val="22"/>
+        </w:rPr>
+        <w:t>MatLab: Versión R2024b.</w:t>
+      </w:r>
+    </w:p>
+    <w:p>
+      <w:pPr>
+        <w:jc w:val="both"/>
+        <w:rPr>
+          <w:sz w:val="22"/>
+          <w:szCs w:val="22"/>
+        </w:rPr>
+      </w:pPr>
+      <w:r>
+        <w:rPr>
+          <w:sz w:val="22"/>
+          <w:szCs w:val="22"/>
+        </w:rPr>
+        <w:t>Toolboxes:</w:t>
       </w:r>
     </w:p>
     <w:p>
@@ -4172,39 +3938,7 @@
           <w:sz w:val="22"/>
           <w:szCs w:val="22"/>
         </w:rPr>
-        <w:t xml:space="preserve">App </w:t>
-      </w:r>
-      <w:proofErr w:type="spellStart"/>
-      <w:r>
-        <w:rPr>
-          <w:sz w:val="22"/>
-          <w:szCs w:val="22"/>
-        </w:rPr>
-        <w:t>Building</w:t>
-      </w:r>
-      <w:proofErr w:type="spellEnd"/>
-      <w:r>
-        <w:rPr>
-          <w:sz w:val="22"/>
-          <w:szCs w:val="22"/>
-        </w:rPr>
-        <w:t xml:space="preserve"> </w:t>
-      </w:r>
-      <w:proofErr w:type="spellStart"/>
-      <w:r>
-        <w:rPr>
-          <w:sz w:val="22"/>
-          <w:szCs w:val="22"/>
-        </w:rPr>
-        <w:t>Toolbox</w:t>
-      </w:r>
-      <w:proofErr w:type="spellEnd"/>
-      <w:r>
-        <w:rPr>
-          <w:sz w:val="22"/>
-          <w:szCs w:val="22"/>
-        </w:rPr>
-        <w:t>: Necesario para el diseño y desarrollo de la interfaz gráfica.</w:t>
+        <w:t>App Building Toolbox: Necesario para el diseño y desarrollo de la interfaz gráfica.</w:t>
       </w:r>
     </w:p>
     <w:p>
@@ -4220,37 +3954,12 @@
           <w:szCs w:val="22"/>
         </w:rPr>
       </w:pPr>
-      <w:proofErr w:type="spellStart"/>
-      <w:r>
-        <w:rPr>
-          <w:sz w:val="22"/>
-          <w:szCs w:val="22"/>
-        </w:rPr>
-        <w:t>Signal</w:t>
-      </w:r>
-      <w:proofErr w:type="spellEnd"/>
-      <w:r>
-        <w:rPr>
-          <w:sz w:val="22"/>
-          <w:szCs w:val="22"/>
-        </w:rPr>
-        <w:t xml:space="preserve"> Processing </w:t>
-      </w:r>
-      <w:proofErr w:type="spellStart"/>
-      <w:r>
-        <w:rPr>
-          <w:sz w:val="22"/>
-          <w:szCs w:val="22"/>
-        </w:rPr>
-        <w:t>Toolbox</w:t>
-      </w:r>
-      <w:proofErr w:type="spellEnd"/>
-      <w:r>
-        <w:rPr>
-          <w:sz w:val="22"/>
-          <w:szCs w:val="22"/>
-        </w:rPr>
-        <w:t>: Utilizado para el análisis y procesamiento de señales de audio.</w:t>
+      <w:r>
+        <w:rPr>
+          <w:sz w:val="22"/>
+          <w:szCs w:val="22"/>
+        </w:rPr>
+        <w:t>Signal Processing Toolbox: Utilizado para el análisis y procesamiento de señales de audio.</w:t>
       </w:r>
     </w:p>
     <w:p>
@@ -4271,23 +3980,7 @@
           <w:sz w:val="22"/>
           <w:szCs w:val="22"/>
         </w:rPr>
-        <w:t xml:space="preserve">Audio </w:t>
-      </w:r>
-      <w:proofErr w:type="spellStart"/>
-      <w:r>
-        <w:rPr>
-          <w:sz w:val="22"/>
-          <w:szCs w:val="22"/>
-        </w:rPr>
-        <w:t>Toolbox</w:t>
-      </w:r>
-      <w:proofErr w:type="spellEnd"/>
-      <w:r>
-        <w:rPr>
-          <w:sz w:val="22"/>
-          <w:szCs w:val="22"/>
-        </w:rPr>
-        <w:t>: Proporciona funcionalidades avanzadas para el procesamiento de audio.</w:t>
+        <w:t>Audio Toolbox: Proporciona funcionalidades avanzadas para el procesamiento de audio.</w:t>
       </w:r>
     </w:p>
     <w:p>
@@ -4298,7 +3991,7 @@
           <w:numId w:val="7"/>
         </w:numPr>
       </w:pPr>
-      <w:bookmarkStart w:id="3" w:name="_Toc184807378"/>
+      <w:bookmarkStart w:id="3" w:name="_Toc184974496"/>
       <w:r>
         <w:t>Pasos de Instalación y Ejecución</w:t>
       </w:r>
@@ -4334,23 +4027,7 @@
           <w:sz w:val="22"/>
           <w:szCs w:val="22"/>
         </w:rPr>
-        <w:t xml:space="preserve">Instalación de </w:t>
-      </w:r>
-      <w:proofErr w:type="spellStart"/>
-      <w:r>
-        <w:rPr>
-          <w:sz w:val="22"/>
-          <w:szCs w:val="22"/>
-        </w:rPr>
-        <w:t>MatLab</w:t>
-      </w:r>
-      <w:proofErr w:type="spellEnd"/>
-      <w:r>
-        <w:rPr>
-          <w:sz w:val="22"/>
-          <w:szCs w:val="22"/>
-        </w:rPr>
-        <w:t>:</w:t>
+        <w:t>Instalación de MatLab:</w:t>
       </w:r>
     </w:p>
     <w:p>
@@ -4371,39 +4048,7 @@
           <w:sz w:val="22"/>
           <w:szCs w:val="22"/>
         </w:rPr>
-        <w:t xml:space="preserve">Descargue la versión R2024b de </w:t>
-      </w:r>
-      <w:proofErr w:type="spellStart"/>
-      <w:r>
-        <w:rPr>
-          <w:sz w:val="22"/>
-          <w:szCs w:val="22"/>
-        </w:rPr>
-        <w:t>MatLab</w:t>
-      </w:r>
-      <w:proofErr w:type="spellEnd"/>
-      <w:r>
-        <w:rPr>
-          <w:sz w:val="22"/>
-          <w:szCs w:val="22"/>
-        </w:rPr>
-        <w:t xml:space="preserve"> desde el sitio web oficial de </w:t>
-      </w:r>
-      <w:proofErr w:type="spellStart"/>
-      <w:r>
-        <w:rPr>
-          <w:sz w:val="22"/>
-          <w:szCs w:val="22"/>
-        </w:rPr>
-        <w:t>MathWorks</w:t>
-      </w:r>
-      <w:proofErr w:type="spellEnd"/>
-      <w:r>
-        <w:rPr>
-          <w:sz w:val="22"/>
-          <w:szCs w:val="22"/>
-        </w:rPr>
-        <w:t>.</w:t>
+        <w:t>Descargue la versión R2024b de MatLab desde el sitio web oficial de MathWorks.</w:t>
       </w:r>
     </w:p>
     <w:p>
@@ -4445,103 +4090,7 @@
           <w:sz w:val="22"/>
           <w:szCs w:val="22"/>
         </w:rPr>
-        <w:t xml:space="preserve">Asegúrese de incluir los </w:t>
-      </w:r>
-      <w:proofErr w:type="spellStart"/>
-      <w:r>
-        <w:rPr>
-          <w:sz w:val="22"/>
-          <w:szCs w:val="22"/>
-        </w:rPr>
-        <w:t>toolboxes</w:t>
-      </w:r>
-      <w:proofErr w:type="spellEnd"/>
-      <w:r>
-        <w:rPr>
-          <w:sz w:val="22"/>
-          <w:szCs w:val="22"/>
-        </w:rPr>
-        <w:t xml:space="preserve"> requeridos (App </w:t>
-      </w:r>
-      <w:proofErr w:type="spellStart"/>
-      <w:r>
-        <w:rPr>
-          <w:sz w:val="22"/>
-          <w:szCs w:val="22"/>
-        </w:rPr>
-        <w:t>Building</w:t>
-      </w:r>
-      <w:proofErr w:type="spellEnd"/>
-      <w:r>
-        <w:rPr>
-          <w:sz w:val="22"/>
-          <w:szCs w:val="22"/>
-        </w:rPr>
-        <w:t xml:space="preserve"> </w:t>
-      </w:r>
-      <w:proofErr w:type="spellStart"/>
-      <w:r>
-        <w:rPr>
-          <w:sz w:val="22"/>
-          <w:szCs w:val="22"/>
-        </w:rPr>
-        <w:t>Toolbox</w:t>
-      </w:r>
-      <w:proofErr w:type="spellEnd"/>
-      <w:r>
-        <w:rPr>
-          <w:sz w:val="22"/>
-          <w:szCs w:val="22"/>
-        </w:rPr>
-        <w:t xml:space="preserve">, </w:t>
-      </w:r>
-      <w:proofErr w:type="spellStart"/>
-      <w:r>
-        <w:rPr>
-          <w:sz w:val="22"/>
-          <w:szCs w:val="22"/>
-        </w:rPr>
-        <w:t>Signal</w:t>
-      </w:r>
-      <w:proofErr w:type="spellEnd"/>
-      <w:r>
-        <w:rPr>
-          <w:sz w:val="22"/>
-          <w:szCs w:val="22"/>
-        </w:rPr>
-        <w:t xml:space="preserve"> Processing </w:t>
-      </w:r>
-      <w:proofErr w:type="spellStart"/>
-      <w:r>
-        <w:rPr>
-          <w:sz w:val="22"/>
-          <w:szCs w:val="22"/>
-        </w:rPr>
-        <w:t>Toolbox</w:t>
-      </w:r>
-      <w:proofErr w:type="spellEnd"/>
-      <w:r>
-        <w:rPr>
-          <w:sz w:val="22"/>
-          <w:szCs w:val="22"/>
-        </w:rPr>
-        <w:t xml:space="preserve">, Audio </w:t>
-      </w:r>
-      <w:proofErr w:type="spellStart"/>
-      <w:r>
-        <w:rPr>
-          <w:sz w:val="22"/>
-          <w:szCs w:val="22"/>
-        </w:rPr>
-        <w:t>Toolbox</w:t>
-      </w:r>
-      <w:proofErr w:type="spellEnd"/>
-      <w:r>
-        <w:rPr>
-          <w:sz w:val="22"/>
-          <w:szCs w:val="22"/>
-        </w:rPr>
-        <w:t>) durante el proceso de instalación.</w:t>
+        <w:t>Asegúrese de incluir los toolboxes requeridos (App Building Toolbox, Signal Processing Toolbox, Audio Toolbox) durante el proceso de instalación.</w:t>
       </w:r>
     </w:p>
     <w:p>
@@ -4594,23 +4143,7 @@
           <w:sz w:val="22"/>
           <w:szCs w:val="22"/>
         </w:rPr>
-        <w:t xml:space="preserve">Configuración en </w:t>
-      </w:r>
-      <w:proofErr w:type="spellStart"/>
-      <w:r>
-        <w:rPr>
-          <w:sz w:val="22"/>
-          <w:szCs w:val="22"/>
-        </w:rPr>
-        <w:t>MatLab</w:t>
-      </w:r>
-      <w:proofErr w:type="spellEnd"/>
-      <w:r>
-        <w:rPr>
-          <w:sz w:val="22"/>
-          <w:szCs w:val="22"/>
-        </w:rPr>
-        <w:t>:</w:t>
+        <w:t>Configuración en MatLab:</w:t>
       </w:r>
     </w:p>
     <w:p>
@@ -4631,23 +4164,7 @@
           <w:sz w:val="22"/>
           <w:szCs w:val="22"/>
         </w:rPr>
-        <w:t xml:space="preserve">Abra </w:t>
-      </w:r>
-      <w:proofErr w:type="spellStart"/>
-      <w:r>
-        <w:rPr>
-          <w:sz w:val="22"/>
-          <w:szCs w:val="22"/>
-        </w:rPr>
-        <w:t>MatLab</w:t>
-      </w:r>
-      <w:proofErr w:type="spellEnd"/>
-      <w:r>
-        <w:rPr>
-          <w:sz w:val="22"/>
-          <w:szCs w:val="22"/>
-        </w:rPr>
-        <w:t xml:space="preserve"> y navegue hasta el directorio donde se encuentra el código fuente de la interfaz.</w:t>
+        <w:t>Abra MatLab y navegue hasta el directorio donde se encuentra el código fuente de la interfaz.</w:t>
       </w:r>
     </w:p>
     <w:p>
@@ -4668,33 +4185,8 @@
           <w:sz w:val="22"/>
           <w:szCs w:val="22"/>
         </w:rPr>
-        <w:t xml:space="preserve">Añada este directorio al </w:t>
-      </w:r>
-      <w:proofErr w:type="spellStart"/>
-      <w:r>
-        <w:rPr>
-          <w:sz w:val="22"/>
-          <w:szCs w:val="22"/>
-        </w:rPr>
-        <w:t>path</w:t>
-      </w:r>
-      <w:proofErr w:type="spellEnd"/>
-      <w:r>
-        <w:rPr>
-          <w:sz w:val="22"/>
-          <w:szCs w:val="22"/>
-        </w:rPr>
-        <w:t xml:space="preserve"> de </w:t>
-      </w:r>
-      <w:proofErr w:type="spellStart"/>
-      <w:r>
-        <w:rPr>
-          <w:sz w:val="22"/>
-          <w:szCs w:val="22"/>
-        </w:rPr>
-        <w:t>MatLab</w:t>
-      </w:r>
-      <w:proofErr w:type="spellEnd"/>
+        <w:t>Añada este directorio al path de MatLab</w:t>
+      </w:r>
     </w:p>
     <w:p>
       <w:pPr>
@@ -4714,23 +4206,7 @@
           <w:sz w:val="22"/>
           <w:szCs w:val="22"/>
         </w:rPr>
-        <w:t xml:space="preserve">Verifique que los </w:t>
-      </w:r>
-      <w:proofErr w:type="spellStart"/>
-      <w:r>
-        <w:rPr>
-          <w:sz w:val="22"/>
-          <w:szCs w:val="22"/>
-        </w:rPr>
-        <w:t>toolboxes</w:t>
-      </w:r>
-      <w:proofErr w:type="spellEnd"/>
-      <w:r>
-        <w:rPr>
-          <w:sz w:val="22"/>
-          <w:szCs w:val="22"/>
-        </w:rPr>
-        <w:t xml:space="preserve"> requeridos están instalados y activos </w:t>
+        <w:t xml:space="preserve">Verifique que los toolboxes requeridos están instalados y activos </w:t>
       </w:r>
     </w:p>
     <w:p>
@@ -4767,31 +4243,7 @@
           <w:sz w:val="22"/>
           <w:szCs w:val="22"/>
         </w:rPr>
-        <w:t xml:space="preserve">Dentro de </w:t>
-      </w:r>
-      <w:proofErr w:type="spellStart"/>
-      <w:r>
-        <w:rPr>
-          <w:sz w:val="22"/>
-          <w:szCs w:val="22"/>
-        </w:rPr>
-        <w:t>MatLab</w:t>
-      </w:r>
-      <w:proofErr w:type="spellEnd"/>
-      <w:r>
-        <w:rPr>
-          <w:sz w:val="22"/>
-          <w:szCs w:val="22"/>
-        </w:rPr>
-        <w:t xml:space="preserve">, abra el archivo principal de la interfaz, generalmente con </w:t>
-      </w:r>
-      <w:proofErr w:type="gramStart"/>
-      <w:r>
-        <w:rPr>
-          <w:sz w:val="22"/>
-          <w:szCs w:val="22"/>
-        </w:rPr>
-        <w:t>extensión</w:t>
+        <w:t>Dentro de MatLab, abra el archivo principal de la interfaz, generalmente con extensión</w:t>
       </w:r>
       <w:r>
         <w:rPr>
@@ -4814,22 +4266,12 @@
         </w:rPr>
         <w:t>.</w:t>
       </w:r>
-      <w:proofErr w:type="spellStart"/>
-      <w:proofErr w:type="gramEnd"/>
-      <w:r>
-        <w:rPr>
-          <w:sz w:val="22"/>
-          <w:szCs w:val="22"/>
-        </w:rPr>
-        <w:t>mlapp</w:t>
-      </w:r>
-      <w:proofErr w:type="spellEnd"/>
-      <w:r>
-        <w:rPr>
-          <w:sz w:val="22"/>
-          <w:szCs w:val="22"/>
-        </w:rPr>
-        <w:t>.</w:t>
+      <w:r>
+        <w:rPr>
+          <w:sz w:val="22"/>
+          <w:szCs w:val="22"/>
+        </w:rPr>
+        <w:t>mlapp.</w:t>
       </w:r>
     </w:p>
     <w:p>
@@ -4866,7 +4308,7 @@
         </w:numPr>
         <w:jc w:val="both"/>
       </w:pPr>
-      <w:bookmarkStart w:id="4" w:name="_Toc184807379"/>
+      <w:bookmarkStart w:id="4" w:name="_Toc184974497"/>
       <w:r>
         <w:lastRenderedPageBreak/>
         <w:t>Descripció</w:t>
@@ -5139,113 +4581,95 @@
           <w:szCs w:val="22"/>
         </w:rPr>
       </w:pPr>
-      <w:r>
-        <w:rPr>
-          <w:sz w:val="22"/>
-          <w:szCs w:val="22"/>
-        </w:rPr>
-        <w:t xml:space="preserve">Por último, </w:t>
-      </w:r>
-      <w:r>
-        <w:rPr>
-          <w:sz w:val="22"/>
-          <w:szCs w:val="22"/>
-        </w:rPr>
-        <w:t>el tratamiento de las señales de audio se realiza mediante los paneles ‘Herramientas’ y ‘Efectos’, que podemos ver en la parte inferior izquierda. El primero contiene las utilidades relativas al</w:t>
-      </w:r>
-      <w:r>
-        <w:rPr>
-          <w:sz w:val="22"/>
-          <w:szCs w:val="22"/>
-        </w:rPr>
-        <w:t xml:space="preserve"> procesado y</w:t>
-      </w:r>
-      <w:r>
-        <w:rPr>
-          <w:sz w:val="22"/>
-          <w:szCs w:val="22"/>
-        </w:rPr>
-        <w:t xml:space="preserve"> </w:t>
-      </w:r>
-      <w:r>
-        <w:rPr>
-          <w:sz w:val="22"/>
-          <w:szCs w:val="22"/>
-        </w:rPr>
-        <w:t>análisis matemático de las señales de audio, así como de sus propiedades en tiempo y en frecuencia.</w:t>
-      </w:r>
-      <w:r>
-        <w:rPr>
-          <w:sz w:val="22"/>
-          <w:szCs w:val="22"/>
-        </w:rPr>
-        <w:t xml:space="preserve"> El segundo incorpora </w:t>
-      </w:r>
-      <w:r>
-        <w:rPr>
-          <w:sz w:val="22"/>
-          <w:szCs w:val="22"/>
-        </w:rPr>
-        <w:t xml:space="preserve">efectos y </w:t>
-      </w:r>
-      <w:r>
-        <w:rPr>
-          <w:sz w:val="22"/>
-          <w:szCs w:val="22"/>
-        </w:rPr>
-        <w:t xml:space="preserve">algunos </w:t>
-      </w:r>
-      <w:r>
-        <w:rPr>
-          <w:sz w:val="22"/>
-          <w:szCs w:val="22"/>
-        </w:rPr>
-        <w:t>fenómenos psico-acústicos conocidos</w:t>
-      </w:r>
-      <w:r>
-        <w:rPr>
-          <w:sz w:val="22"/>
-          <w:szCs w:val="22"/>
-        </w:rPr>
-        <w:t xml:space="preserve"> que son de interés en el ámbito de la asignatura de Fundamentos de Sonido. Además, también ofrece al usuario la posibilidad de sintetizar texto a partir de un audio utilizando algoritmos de Inteligencia Artificial. Dentro de cada uno de ellos nos podemos </w:t>
-      </w:r>
-      <w:r>
-        <w:rPr>
-          <w:sz w:val="22"/>
-          <w:szCs w:val="22"/>
-        </w:rPr>
-        <w:t>ir desplazando entre las distintas herramientas utilizando las pestañas o el menú de la parte superior.</w:t>
-      </w:r>
-    </w:p>
-    <w:p>
-      <w:pPr>
-        <w:jc w:val="both"/>
-        <w:rPr>
-          <w:sz w:val="22"/>
-          <w:szCs w:val="22"/>
-        </w:rPr>
-      </w:pPr>
-    </w:p>
-    <w:p>
-      <w:pPr>
-        <w:jc w:val="both"/>
-        <w:rPr>
-          <w:sz w:val="22"/>
-          <w:szCs w:val="22"/>
-        </w:rPr>
-      </w:pPr>
-      <w:r>
-        <w:rPr>
-          <w:sz w:val="22"/>
-          <w:szCs w:val="22"/>
-          <w:highlight w:val="yellow"/>
-        </w:rPr>
-        <w:t>Incluir figura</w:t>
-      </w:r>
-    </w:p>
-    <w:p>
-      <w:pPr>
-        <w:jc w:val="both"/>
+    </w:p>
+    <w:p>
+      <w:pPr>
+        <w:keepNext/>
+        <w:jc w:val="center"/>
+      </w:pPr>
+      <w:r>
+        <w:rPr>
+          <w:noProof/>
+          <w:sz w:val="22"/>
+          <w:szCs w:val="22"/>
+        </w:rPr>
+        <w:drawing>
+          <wp:inline distT="0" distB="0" distL="0" distR="0" wp14:anchorId="3B5AB00E" wp14:editId="7CAD6627">
+            <wp:extent cx="5716259" cy="3133725"/>
+            <wp:effectExtent l="0" t="0" r="0" b="0"/>
+            <wp:docPr id="1162416805" name="Imagen 1" descr="Calendario&#10;&#10;Descripción generada automáticamente"/>
+            <wp:cNvGraphicFramePr>
+              <a:graphicFrameLocks xmlns:a="http://schemas.openxmlformats.org/drawingml/2006/main" noChangeAspect="1"/>
+            </wp:cNvGraphicFramePr>
+            <a:graphic xmlns:a="http://schemas.openxmlformats.org/drawingml/2006/main">
+              <a:graphicData uri="http://schemas.openxmlformats.org/drawingml/2006/picture">
+                <pic:pic xmlns:pic="http://schemas.openxmlformats.org/drawingml/2006/picture">
+                  <pic:nvPicPr>
+                    <pic:cNvPr id="1162416805" name="Imagen 1" descr="Calendario&#10;&#10;Descripción generada automáticamente"/>
+                    <pic:cNvPicPr/>
+                  </pic:nvPicPr>
+                  <pic:blipFill>
+                    <a:blip r:embed="rId8"/>
+                    <a:stretch>
+                      <a:fillRect/>
+                    </a:stretch>
+                  </pic:blipFill>
+                  <pic:spPr>
+                    <a:xfrm>
+                      <a:off x="0" y="0"/>
+                      <a:ext cx="5717564" cy="3134440"/>
+                    </a:xfrm>
+                    <a:prstGeom prst="rect">
+                      <a:avLst/>
+                    </a:prstGeom>
+                  </pic:spPr>
+                </pic:pic>
+              </a:graphicData>
+            </a:graphic>
+          </wp:inline>
+        </w:drawing>
+      </w:r>
+    </w:p>
+    <w:p>
+      <w:pPr>
+        <w:pStyle w:val="Descripcin"/>
+        <w:jc w:val="center"/>
+      </w:pPr>
+      <w:r>
+        <w:t xml:space="preserve">Figura </w:t>
+      </w:r>
+      <w:fldSimple w:instr=" SEQ Figura \* ARABIC ">
+        <w:r>
+          <w:rPr>
+            <w:noProof/>
+          </w:rPr>
+          <w:t>1</w:t>
+        </w:r>
+      </w:fldSimple>
+      <w:r>
+        <w:t>. Vistazo general de la interfaz</w:t>
+      </w:r>
+    </w:p>
+    <w:p>
+      <w:pPr>
+        <w:ind w:firstLine="360"/>
+        <w:jc w:val="both"/>
+        <w:rPr>
+          <w:sz w:val="22"/>
+          <w:szCs w:val="22"/>
+        </w:rPr>
+      </w:pPr>
+      <w:r>
+        <w:rPr>
+          <w:sz w:val="22"/>
+          <w:szCs w:val="22"/>
+        </w:rPr>
+        <w:lastRenderedPageBreak/>
+        <w:t>Por último, el tratamiento de las señales de audio se realiza mediante los paneles ‘Herramientas’ y ‘Efectos’, que podemos ver en la parte inferior izquierda. El primero contiene las utilidades relativas al procesado y análisis matemático de las señales de audio, así como de sus propiedades en tiempo y en frecuencia. El segundo incorpora efectos y algunos fenómenos psico-acústicos conocidos que son de interés en el ámbito de la asignatura de Fundamentos de Sonido. Además, también ofrece al usuario la posibilidad de sintetizar texto a partir de un audio utilizando algoritmos de Inteligencia Artificial. Dentro de cada uno de ellos nos podemos ir desplazando entre las distintas herramientas utilizando las pestañas o el menú de la parte superior.</w:t>
+      </w:r>
+    </w:p>
+    <w:p>
+      <w:pPr>
         <w:rPr>
           <w:sz w:val="22"/>
           <w:szCs w:val="22"/>
@@ -5268,7 +4692,7 @@
         </w:numPr>
         <w:jc w:val="both"/>
       </w:pPr>
-      <w:bookmarkStart w:id="5" w:name="_Toc184807380"/>
+      <w:bookmarkStart w:id="5" w:name="_Toc184974498"/>
       <w:r>
         <w:lastRenderedPageBreak/>
         <w:t>Funcionalidades</w:t>
@@ -5320,23 +4744,7 @@
           <w:sz w:val="22"/>
           <w:szCs w:val="22"/>
         </w:rPr>
-        <w:t xml:space="preserve">cada herramienta, así como guías paso a paso de </w:t>
-      </w:r>
-      <w:proofErr w:type="spellStart"/>
-      <w:r>
-        <w:rPr>
-          <w:sz w:val="22"/>
-          <w:szCs w:val="22"/>
-        </w:rPr>
-        <w:t>como</w:t>
-      </w:r>
-      <w:proofErr w:type="spellEnd"/>
-      <w:r>
-        <w:rPr>
-          <w:sz w:val="22"/>
-          <w:szCs w:val="22"/>
-        </w:rPr>
-        <w:t xml:space="preserve"> utilizarlas. El objetivo es</w:t>
+        <w:t>cada herramienta, así como guías paso a paso de como utilizarlas. El objetivo es</w:t>
       </w:r>
       <w:r>
         <w:rPr>
@@ -5369,7 +4777,7 @@
         </w:numPr>
         <w:jc w:val="both"/>
       </w:pPr>
-      <w:bookmarkStart w:id="6" w:name="_Toc184807381"/>
+      <w:bookmarkStart w:id="6" w:name="_Toc184974499"/>
       <w:r>
         <w:t>Gestor de archivos de audio</w:t>
       </w:r>
@@ -5404,7 +4812,7 @@
         <w:pStyle w:val="Ttulo3"/>
         <w:jc w:val="both"/>
       </w:pPr>
-      <w:bookmarkStart w:id="7" w:name="_Toc184807382"/>
+      <w:bookmarkStart w:id="7" w:name="_Toc184974500"/>
       <w:r>
         <w:t>Carga y guardado de ficheros</w:t>
       </w:r>
@@ -5464,35 +4872,90 @@
     </w:p>
     <w:p>
       <w:pPr>
-        <w:jc w:val="both"/>
-        <w:rPr>
-          <w:sz w:val="22"/>
-          <w:szCs w:val="22"/>
-        </w:rPr>
-      </w:pPr>
-      <w:r>
-        <w:rPr>
-          <w:sz w:val="22"/>
-          <w:szCs w:val="22"/>
-          <w:highlight w:val="yellow"/>
-        </w:rPr>
-        <w:t>[Insertar fotografía ruta fichero]</w:t>
-      </w:r>
-    </w:p>
-    <w:p>
-      <w:pPr>
-        <w:jc w:val="both"/>
-        <w:rPr>
-          <w:sz w:val="22"/>
-          <w:szCs w:val="22"/>
-        </w:rPr>
-      </w:pPr>
-      <w:r>
-        <w:rPr>
-          <w:sz w:val="22"/>
-          <w:szCs w:val="22"/>
-        </w:rPr>
-        <w:tab/>
+        <w:keepNext/>
+        <w:jc w:val="center"/>
+      </w:pPr>
+      <w:r>
+        <w:rPr>
+          <w:noProof/>
+          <w:sz w:val="22"/>
+          <w:szCs w:val="22"/>
+        </w:rPr>
+        <w:drawing>
+          <wp:inline distT="0" distB="0" distL="0" distR="0" wp14:anchorId="3CCE5A8B" wp14:editId="236FE066">
+            <wp:extent cx="5400040" cy="706755"/>
+            <wp:effectExtent l="0" t="0" r="0" b="0"/>
+            <wp:docPr id="1056019945" name="Imagen 1" descr="Imagen que contiene Tabla&#10;&#10;Descripción generada automáticamente"/>
+            <wp:cNvGraphicFramePr>
+              <a:graphicFrameLocks xmlns:a="http://schemas.openxmlformats.org/drawingml/2006/main" noChangeAspect="1"/>
+            </wp:cNvGraphicFramePr>
+            <a:graphic xmlns:a="http://schemas.openxmlformats.org/drawingml/2006/main">
+              <a:graphicData uri="http://schemas.openxmlformats.org/drawingml/2006/picture">
+                <pic:pic xmlns:pic="http://schemas.openxmlformats.org/drawingml/2006/picture">
+                  <pic:nvPicPr>
+                    <pic:cNvPr id="1056019945" name="Imagen 1" descr="Imagen que contiene Tabla&#10;&#10;Descripción generada automáticamente"/>
+                    <pic:cNvPicPr/>
+                  </pic:nvPicPr>
+                  <pic:blipFill>
+                    <a:blip r:embed="rId9"/>
+                    <a:stretch>
+                      <a:fillRect/>
+                    </a:stretch>
+                  </pic:blipFill>
+                  <pic:spPr>
+                    <a:xfrm>
+                      <a:off x="0" y="0"/>
+                      <a:ext cx="5400040" cy="706755"/>
+                    </a:xfrm>
+                    <a:prstGeom prst="rect">
+                      <a:avLst/>
+                    </a:prstGeom>
+                  </pic:spPr>
+                </pic:pic>
+              </a:graphicData>
+            </a:graphic>
+          </wp:inline>
+        </w:drawing>
+      </w:r>
+    </w:p>
+    <w:p>
+      <w:pPr>
+        <w:pStyle w:val="Descripcin"/>
+        <w:jc w:val="center"/>
+        <w:rPr>
+          <w:sz w:val="22"/>
+          <w:szCs w:val="22"/>
+        </w:rPr>
+      </w:pPr>
+      <w:r>
+        <w:t xml:space="preserve">Figura </w:t>
+      </w:r>
+      <w:fldSimple w:instr=" SEQ Figura \* ARABIC ">
+        <w:r>
+          <w:rPr>
+            <w:noProof/>
+          </w:rPr>
+          <w:t>2</w:t>
+        </w:r>
+      </w:fldSimple>
+      <w:r>
+        <w:t>. Panel de carga de archivos</w:t>
+      </w:r>
+    </w:p>
+    <w:p>
+      <w:pPr>
+        <w:ind w:firstLine="360"/>
+        <w:jc w:val="both"/>
+        <w:rPr>
+          <w:sz w:val="22"/>
+          <w:szCs w:val="22"/>
+        </w:rPr>
+      </w:pPr>
+      <w:r>
+        <w:rPr>
+          <w:sz w:val="22"/>
+          <w:szCs w:val="22"/>
+        </w:rPr>
         <w:t>Es importante considerar que, al cargar o generar un nuevo fichero de audio, este se cargará en la pestaña</w:t>
       </w:r>
       <w:r>
@@ -5505,19 +4968,10 @@
     </w:p>
     <w:p>
       <w:pPr>
-        <w:jc w:val="both"/>
-        <w:rPr>
-          <w:sz w:val="22"/>
-          <w:szCs w:val="22"/>
-        </w:rPr>
-      </w:pPr>
-    </w:p>
-    <w:p>
-      <w:pPr>
         <w:pStyle w:val="Ttulo3"/>
         <w:jc w:val="both"/>
       </w:pPr>
-      <w:bookmarkStart w:id="8" w:name="_Toc184807383"/>
+      <w:bookmarkStart w:id="8" w:name="_Toc184974501"/>
       <w:r>
         <w:t>Limpiado de la interfaz y el reproductor</w:t>
       </w:r>
@@ -5568,41 +5022,80 @@
           <w:sz w:val="22"/>
           <w:szCs w:val="22"/>
         </w:rPr>
-        <w:t>‘Guardar señal actual’, permite al usuario guardar la señal de audio procesada que visualiza en las gráficas de la pestaña actual, en formato .</w:t>
-      </w:r>
-      <w:proofErr w:type="spellStart"/>
-      <w:r>
-        <w:rPr>
-          <w:sz w:val="22"/>
-          <w:szCs w:val="22"/>
-        </w:rPr>
-        <w:t>wav</w:t>
-      </w:r>
-      <w:proofErr w:type="spellEnd"/>
-      <w:r>
-        <w:rPr>
-          <w:sz w:val="22"/>
-          <w:szCs w:val="22"/>
-        </w:rPr>
-        <w:t>.</w:t>
-      </w:r>
-    </w:p>
-    <w:p>
-      <w:pPr>
+        <w:t>‘Guardar señal actual’, permite al usuario guardar la señal de audio procesada que visualiza en las gráficas de la pestaña actual, en formato .wav.</w:t>
+      </w:r>
+    </w:p>
+    <w:p>
+      <w:pPr>
+        <w:keepNext/>
         <w:ind w:firstLine="360"/>
-        <w:jc w:val="both"/>
-        <w:rPr>
-          <w:sz w:val="22"/>
-          <w:szCs w:val="22"/>
-        </w:rPr>
-      </w:pPr>
-      <w:r>
-        <w:rPr>
-          <w:sz w:val="22"/>
-          <w:szCs w:val="22"/>
-          <w:highlight w:val="yellow"/>
-        </w:rPr>
-        <w:t>[Foto]</w:t>
+        <w:jc w:val="center"/>
+      </w:pPr>
+      <w:r>
+        <w:rPr>
+          <w:noProof/>
+          <w:sz w:val="22"/>
+          <w:szCs w:val="22"/>
+        </w:rPr>
+        <w:drawing>
+          <wp:inline distT="0" distB="0" distL="0" distR="0" wp14:anchorId="53C9AFB7" wp14:editId="2C82E1F8">
+            <wp:extent cx="5400040" cy="638175"/>
+            <wp:effectExtent l="0" t="0" r="0" b="9525"/>
+            <wp:docPr id="1565940994" name="Imagen 1"/>
+            <wp:cNvGraphicFramePr>
+              <a:graphicFrameLocks xmlns:a="http://schemas.openxmlformats.org/drawingml/2006/main" noChangeAspect="1"/>
+            </wp:cNvGraphicFramePr>
+            <a:graphic xmlns:a="http://schemas.openxmlformats.org/drawingml/2006/main">
+              <a:graphicData uri="http://schemas.openxmlformats.org/drawingml/2006/picture">
+                <pic:pic xmlns:pic="http://schemas.openxmlformats.org/drawingml/2006/picture">
+                  <pic:nvPicPr>
+                    <pic:cNvPr id="1565940994" name=""/>
+                    <pic:cNvPicPr/>
+                  </pic:nvPicPr>
+                  <pic:blipFill>
+                    <a:blip r:embed="rId10"/>
+                    <a:stretch>
+                      <a:fillRect/>
+                    </a:stretch>
+                  </pic:blipFill>
+                  <pic:spPr>
+                    <a:xfrm>
+                      <a:off x="0" y="0"/>
+                      <a:ext cx="5400040" cy="638175"/>
+                    </a:xfrm>
+                    <a:prstGeom prst="rect">
+                      <a:avLst/>
+                    </a:prstGeom>
+                  </pic:spPr>
+                </pic:pic>
+              </a:graphicData>
+            </a:graphic>
+          </wp:inline>
+        </w:drawing>
+      </w:r>
+    </w:p>
+    <w:p>
+      <w:pPr>
+        <w:pStyle w:val="Descripcin"/>
+        <w:jc w:val="center"/>
+        <w:rPr>
+          <w:sz w:val="22"/>
+          <w:szCs w:val="22"/>
+        </w:rPr>
+      </w:pPr>
+      <w:r>
+        <w:t xml:space="preserve">Figura </w:t>
+      </w:r>
+      <w:fldSimple w:instr=" SEQ Figura \* ARABIC ">
+        <w:r>
+          <w:rPr>
+            <w:noProof/>
+          </w:rPr>
+          <w:t>3</w:t>
+        </w:r>
+      </w:fldSimple>
+      <w:r>
+        <w:t>. Guardado y limpiado</w:t>
       </w:r>
     </w:p>
     <w:p>
@@ -5610,8 +5103,9 @@
         <w:pStyle w:val="Ttulo3"/>
         <w:jc w:val="both"/>
       </w:pPr>
-      <w:bookmarkStart w:id="9" w:name="_Toc184807384"/>
-      <w:r>
+      <w:bookmarkStart w:id="9" w:name="_Toc184974502"/>
+      <w:r>
+        <w:lastRenderedPageBreak/>
         <w:t>Generador de señales</w:t>
       </w:r>
       <w:bookmarkEnd w:id="9"/>
@@ -5665,47 +5159,7 @@
           <w:sz w:val="22"/>
           <w:szCs w:val="22"/>
         </w:rPr>
-        <w:t xml:space="preserve">Voltios, la frecuencia y la frecuencia de muestreo en Hertzios o la duración en segundos. </w:t>
-      </w:r>
-      <w:r>
-        <w:rPr>
-          <w:sz w:val="22"/>
-          <w:szCs w:val="22"/>
-        </w:rPr>
-        <w:lastRenderedPageBreak/>
-        <w:t xml:space="preserve">Todas las opciones han sido etiquetadas con sus correspondientes unidades al lado de los campos de texto para evitar confusiones. A continuación, nos encontramos dos opciones específicas del tipo de señal a generar: el </w:t>
-      </w:r>
-      <w:proofErr w:type="spellStart"/>
-      <w:r>
-        <w:rPr>
-          <w:sz w:val="22"/>
-          <w:szCs w:val="22"/>
-        </w:rPr>
-        <w:t>duty</w:t>
-      </w:r>
-      <w:proofErr w:type="spellEnd"/>
-      <w:r>
-        <w:rPr>
-          <w:sz w:val="22"/>
-          <w:szCs w:val="22"/>
-        </w:rPr>
-        <w:t xml:space="preserve"> </w:t>
-      </w:r>
-      <w:proofErr w:type="spellStart"/>
-      <w:r>
-        <w:rPr>
-          <w:sz w:val="22"/>
-          <w:szCs w:val="22"/>
-        </w:rPr>
-        <w:t>cycle</w:t>
-      </w:r>
-      <w:proofErr w:type="spellEnd"/>
-      <w:r>
-        <w:rPr>
-          <w:sz w:val="22"/>
-          <w:szCs w:val="22"/>
-        </w:rPr>
-        <w:t xml:space="preserve"> y el número de periodos.</w:t>
+        <w:t>Voltios, la frecuencia y la frecuencia de muestreo en Hertzios o la duración en segundos. Todas las opciones han sido etiquetadas con sus correspondientes unidades al lado de los campos de texto para evitar confusiones. A continuación, nos encontramos dos opciones específicas del tipo de señal a generar: el duty cycle y el número de periodos.</w:t>
       </w:r>
     </w:p>
     <w:p>
@@ -5806,15 +5260,7 @@
           <w:sz w:val="22"/>
           <w:szCs w:val="22"/>
         </w:rPr>
-        <w:t xml:space="preserve"> o </w:t>
-      </w:r>
-      <w:proofErr w:type="spellStart"/>
-      <w:r>
-        <w:rPr>
-          <w:sz w:val="22"/>
-          <w:szCs w:val="22"/>
-        </w:rPr>
-        <w:t>c</w:t>
+        <w:t xml:space="preserve"> o c</w:t>
       </w:r>
       <w:r>
         <w:rPr>
@@ -5823,7 +5269,6 @@
         </w:rPr>
         <w:t>hirp</w:t>
       </w:r>
-      <w:proofErr w:type="spellEnd"/>
       <w:r>
         <w:rPr>
           <w:sz w:val="22"/>
@@ -5865,47 +5310,76 @@
     </w:p>
     <w:p>
       <w:pPr>
+        <w:keepNext/>
         <w:ind w:firstLine="360"/>
-        <w:jc w:val="both"/>
-        <w:rPr>
-          <w:sz w:val="22"/>
-          <w:szCs w:val="22"/>
-        </w:rPr>
-      </w:pPr>
-      <w:r>
-        <w:rPr>
-          <w:sz w:val="22"/>
-          <w:szCs w:val="22"/>
-          <w:highlight w:val="yellow"/>
-        </w:rPr>
-        <w:t>[Foto</w:t>
-      </w:r>
-      <w:r>
-        <w:rPr>
-          <w:sz w:val="22"/>
-          <w:szCs w:val="22"/>
-          <w:highlight w:val="yellow"/>
-        </w:rPr>
-        <w:t xml:space="preserve"> generador señales</w:t>
-      </w:r>
-      <w:r>
-        <w:rPr>
-          <w:sz w:val="22"/>
-          <w:szCs w:val="22"/>
-          <w:highlight w:val="yellow"/>
-        </w:rPr>
-        <w:t>]</w:t>
-      </w:r>
-    </w:p>
-    <w:p>
-      <w:pPr>
-        <w:ind w:firstLine="360"/>
-        <w:jc w:val="both"/>
-        <w:rPr>
-          <w:sz w:val="22"/>
-          <w:szCs w:val="22"/>
-        </w:rPr>
-      </w:pPr>
+        <w:jc w:val="center"/>
+      </w:pPr>
+      <w:r>
+        <w:rPr>
+          <w:noProof/>
+          <w:sz w:val="22"/>
+          <w:szCs w:val="22"/>
+        </w:rPr>
+        <w:drawing>
+          <wp:inline distT="0" distB="0" distL="0" distR="0" wp14:anchorId="53CE2954" wp14:editId="5A38A72D">
+            <wp:extent cx="5400040" cy="1521460"/>
+            <wp:effectExtent l="0" t="0" r="0" b="2540"/>
+            <wp:docPr id="1252649539" name="Imagen 1" descr="Interfaz de usuario gráfica, Aplicación&#10;&#10;Descripción generada automáticamente"/>
+            <wp:cNvGraphicFramePr>
+              <a:graphicFrameLocks xmlns:a="http://schemas.openxmlformats.org/drawingml/2006/main" noChangeAspect="1"/>
+            </wp:cNvGraphicFramePr>
+            <a:graphic xmlns:a="http://schemas.openxmlformats.org/drawingml/2006/main">
+              <a:graphicData uri="http://schemas.openxmlformats.org/drawingml/2006/picture">
+                <pic:pic xmlns:pic="http://schemas.openxmlformats.org/drawingml/2006/picture">
+                  <pic:nvPicPr>
+                    <pic:cNvPr id="1252649539" name="Imagen 1" descr="Interfaz de usuario gráfica, Aplicación&#10;&#10;Descripción generada automáticamente"/>
+                    <pic:cNvPicPr/>
+                  </pic:nvPicPr>
+                  <pic:blipFill>
+                    <a:blip r:embed="rId11"/>
+                    <a:stretch>
+                      <a:fillRect/>
+                    </a:stretch>
+                  </pic:blipFill>
+                  <pic:spPr>
+                    <a:xfrm>
+                      <a:off x="0" y="0"/>
+                      <a:ext cx="5400040" cy="1521460"/>
+                    </a:xfrm>
+                    <a:prstGeom prst="rect">
+                      <a:avLst/>
+                    </a:prstGeom>
+                  </pic:spPr>
+                </pic:pic>
+              </a:graphicData>
+            </a:graphic>
+          </wp:inline>
+        </w:drawing>
+      </w:r>
+    </w:p>
+    <w:p>
+      <w:pPr>
+        <w:pStyle w:val="Descripcin"/>
+        <w:jc w:val="center"/>
+        <w:rPr>
+          <w:sz w:val="22"/>
+          <w:szCs w:val="22"/>
+        </w:rPr>
+      </w:pPr>
+      <w:r>
+        <w:t xml:space="preserve">Figura </w:t>
+      </w:r>
+      <w:fldSimple w:instr=" SEQ Figura \* ARABIC ">
+        <w:r>
+          <w:rPr>
+            <w:noProof/>
+          </w:rPr>
+          <w:t>4</w:t>
+        </w:r>
+      </w:fldSimple>
+      <w:r>
+        <w:t>. Generador de señales</w:t>
+      </w:r>
     </w:p>
     <w:p>
       <w:pPr>
@@ -5916,7 +5390,7 @@
         </w:numPr>
         <w:jc w:val="both"/>
       </w:pPr>
-      <w:bookmarkStart w:id="10" w:name="_Toc184807385"/>
+      <w:bookmarkStart w:id="10" w:name="_Toc184974503"/>
       <w:r>
         <w:t>Visualización</w:t>
       </w:r>
@@ -6000,11 +5474,25 @@
     </w:p>
     <w:p>
       <w:pPr>
+        <w:rPr>
+          <w:rFonts w:eastAsiaTheme="majorEastAsia" w:cstheme="majorBidi"/>
+          <w:b/>
+          <w:sz w:val="22"/>
+          <w:szCs w:val="28"/>
+        </w:rPr>
+      </w:pPr>
+      <w:bookmarkStart w:id="11" w:name="_Toc184974504"/>
+      <w:r>
+        <w:br w:type="page"/>
+      </w:r>
+    </w:p>
+    <w:p>
+      <w:pPr>
         <w:pStyle w:val="Ttulo3"/>
         <w:jc w:val="both"/>
       </w:pPr>
-      <w:bookmarkStart w:id="11" w:name="_Toc184807386"/>
-      <w:r>
+      <w:r>
+        <w:lastRenderedPageBreak/>
         <w:t>Dominio temporal</w:t>
       </w:r>
       <w:bookmarkEnd w:id="11"/>
@@ -6053,31 +5541,13 @@
         </w:rPr>
         <w:t xml:space="preserve">, tienen las unidades correctas y son </w:t>
       </w:r>
-      <w:proofErr w:type="spellStart"/>
-      <w:r>
-        <w:rPr>
-          <w:sz w:val="22"/>
-          <w:szCs w:val="22"/>
-        </w:rPr>
-        <w:t>autoescalables</w:t>
-      </w:r>
-      <w:proofErr w:type="spellEnd"/>
-      <w:r>
-        <w:rPr>
-          <w:sz w:val="22"/>
-          <w:szCs w:val="22"/>
-        </w:rPr>
-        <w:t xml:space="preserve">. Clicando en la gráfica, podemos hacer </w:t>
-      </w:r>
-      <w:proofErr w:type="gramStart"/>
-      <w:r>
-        <w:rPr>
-          <w:sz w:val="22"/>
-          <w:szCs w:val="22"/>
-        </w:rPr>
-        <w:t>zoom</w:t>
-      </w:r>
-      <w:proofErr w:type="gramEnd"/>
+      <w:r>
+        <w:rPr>
+          <w:sz w:val="22"/>
+          <w:szCs w:val="22"/>
+        </w:rPr>
+        <w:t>autoescalables. Clicando en la gráfica, podemos hacer zoom</w:t>
+      </w:r>
       <w:r>
         <w:rPr>
           <w:sz w:val="22"/>
@@ -6119,20 +5589,78 @@
     </w:p>
     <w:p>
       <w:pPr>
+        <w:keepNext/>
         <w:ind w:firstLine="360"/>
-        <w:jc w:val="both"/>
-        <w:rPr>
-          <w:sz w:val="22"/>
-          <w:szCs w:val="22"/>
-        </w:rPr>
-      </w:pPr>
-      <w:r>
-        <w:rPr>
-          <w:sz w:val="22"/>
-          <w:szCs w:val="22"/>
-          <w:highlight w:val="yellow"/>
-        </w:rPr>
-        <w:t>[Foto]</w:t>
+        <w:jc w:val="center"/>
+      </w:pPr>
+      <w:r>
+        <w:rPr>
+          <w:noProof/>
+          <w:sz w:val="22"/>
+          <w:szCs w:val="22"/>
+        </w:rPr>
+        <w:drawing>
+          <wp:inline distT="0" distB="0" distL="0" distR="0" wp14:anchorId="46E315C0" wp14:editId="7CE0F9B9">
+            <wp:extent cx="5400040" cy="2696210"/>
+            <wp:effectExtent l="0" t="0" r="0" b="8890"/>
+            <wp:docPr id="645194173" name="Imagen 1" descr="Imagen que contiene Escala de tiempo&#10;&#10;Descripción generada automáticamente"/>
+            <wp:cNvGraphicFramePr>
+              <a:graphicFrameLocks xmlns:a="http://schemas.openxmlformats.org/drawingml/2006/main" noChangeAspect="1"/>
+            </wp:cNvGraphicFramePr>
+            <a:graphic xmlns:a="http://schemas.openxmlformats.org/drawingml/2006/main">
+              <a:graphicData uri="http://schemas.openxmlformats.org/drawingml/2006/picture">
+                <pic:pic xmlns:pic="http://schemas.openxmlformats.org/drawingml/2006/picture">
+                  <pic:nvPicPr>
+                    <pic:cNvPr id="645194173" name="Imagen 1" descr="Imagen que contiene Escala de tiempo&#10;&#10;Descripción generada automáticamente"/>
+                    <pic:cNvPicPr/>
+                  </pic:nvPicPr>
+                  <pic:blipFill>
+                    <a:blip r:embed="rId12"/>
+                    <a:stretch>
+                      <a:fillRect/>
+                    </a:stretch>
+                  </pic:blipFill>
+                  <pic:spPr>
+                    <a:xfrm>
+                      <a:off x="0" y="0"/>
+                      <a:ext cx="5400040" cy="2696210"/>
+                    </a:xfrm>
+                    <a:prstGeom prst="rect">
+                      <a:avLst/>
+                    </a:prstGeom>
+                  </pic:spPr>
+                </pic:pic>
+              </a:graphicData>
+            </a:graphic>
+          </wp:inline>
+        </w:drawing>
+      </w:r>
+    </w:p>
+    <w:p>
+      <w:pPr>
+        <w:pStyle w:val="Descripcin"/>
+        <w:jc w:val="center"/>
+        <w:rPr>
+          <w:sz w:val="22"/>
+          <w:szCs w:val="22"/>
+        </w:rPr>
+      </w:pPr>
+      <w:r>
+        <w:t xml:space="preserve">Figura </w:t>
+      </w:r>
+      <w:fldSimple w:instr=" SEQ Figura \* ARABIC ">
+        <w:r>
+          <w:rPr>
+            <w:noProof/>
+          </w:rPr>
+          <w:t>5</w:t>
+        </w:r>
+      </w:fldSimple>
+      <w:r>
+        <w:t>. Visualizador</w:t>
+      </w:r>
+      <w:r>
+        <w:t xml:space="preserve"> de señales</w:t>
       </w:r>
     </w:p>
     <w:p>
@@ -6140,7 +5668,7 @@
         <w:pStyle w:val="Ttulo3"/>
         <w:jc w:val="both"/>
       </w:pPr>
-      <w:bookmarkStart w:id="12" w:name="_Toc184807387"/>
+      <w:bookmarkStart w:id="12" w:name="_Toc184974505"/>
       <w:r>
         <w:t>Domino frecuencial</w:t>
       </w:r>
@@ -6148,7 +5676,7 @@
     </w:p>
     <w:p>
       <w:pPr>
-        <w:ind w:left="360" w:firstLine="348"/>
+        <w:ind w:firstLine="360"/>
         <w:jc w:val="both"/>
         <w:rPr>
           <w:sz w:val="22"/>
@@ -6189,9 +5717,8 @@
         <w:pStyle w:val="Ttulo3"/>
         <w:jc w:val="both"/>
       </w:pPr>
-      <w:bookmarkStart w:id="13" w:name="_Toc184807388"/>
-      <w:r>
-        <w:lastRenderedPageBreak/>
+      <w:bookmarkStart w:id="13" w:name="_Toc184974506"/>
+      <w:r>
         <w:t>Espectrograma</w:t>
       </w:r>
       <w:bookmarkEnd w:id="13"/>
@@ -6260,30 +5787,6 @@
         </w:rPr>
         <w:t>Esta herramienta es especialmente útil para analizar fenómenos como la presencia de ruido, la variación tonal o la identificación de patrones acústicos a lo largo de una grabación.</w:t>
       </w:r>
-    </w:p>
-    <w:p>
-      <w:pPr>
-        <w:ind w:firstLine="360"/>
-        <w:jc w:val="both"/>
-        <w:rPr>
-          <w:sz w:val="22"/>
-          <w:szCs w:val="22"/>
-        </w:rPr>
-      </w:pPr>
-      <w:r>
-        <w:rPr>
-          <w:sz w:val="22"/>
-          <w:szCs w:val="22"/>
-          <w:highlight w:val="yellow"/>
-        </w:rPr>
-        <w:t>[Foto]</w:t>
-      </w:r>
-    </w:p>
-    <w:p>
-      <w:pPr>
-        <w:ind w:left="360"/>
-        <w:jc w:val="both"/>
-      </w:pPr>
     </w:p>
     <w:p>
       <w:pPr>
@@ -6294,8 +5797,9 @@
         </w:numPr>
         <w:jc w:val="both"/>
       </w:pPr>
-      <w:bookmarkStart w:id="14" w:name="_Toc184807389"/>
-      <w:r>
+      <w:bookmarkStart w:id="14" w:name="_Toc184974507"/>
+      <w:r>
+        <w:lastRenderedPageBreak/>
         <w:t>Controles de audio</w:t>
       </w:r>
       <w:bookmarkEnd w:id="14"/>
@@ -6360,7 +5864,7 @@
         <w:pStyle w:val="Ttulo3"/>
         <w:jc w:val="both"/>
       </w:pPr>
-      <w:bookmarkStart w:id="15" w:name="_Toc184807390"/>
+      <w:bookmarkStart w:id="15" w:name="_Toc184974508"/>
       <w:r>
         <w:t>Reproducción</w:t>
       </w:r>
@@ -6430,10 +5934,83 @@
     </w:p>
     <w:p>
       <w:pPr>
+        <w:keepNext/>
+        <w:ind w:firstLine="360"/>
+        <w:jc w:val="center"/>
+      </w:pPr>
+      <w:r>
+        <w:rPr>
+          <w:noProof/>
+          <w:sz w:val="22"/>
+          <w:szCs w:val="22"/>
+        </w:rPr>
+        <w:drawing>
+          <wp:inline distT="0" distB="0" distL="0" distR="0" wp14:anchorId="015B313B" wp14:editId="5E3AB7DF">
+            <wp:extent cx="3209925" cy="979155"/>
+            <wp:effectExtent l="0" t="0" r="0" b="0"/>
+            <wp:docPr id="834229665" name="Imagen 1" descr="Aplicación&#10;&#10;Descripción generada automáticamente con confianza media"/>
+            <wp:cNvGraphicFramePr>
+              <a:graphicFrameLocks xmlns:a="http://schemas.openxmlformats.org/drawingml/2006/main" noChangeAspect="1"/>
+            </wp:cNvGraphicFramePr>
+            <a:graphic xmlns:a="http://schemas.openxmlformats.org/drawingml/2006/main">
+              <a:graphicData uri="http://schemas.openxmlformats.org/drawingml/2006/picture">
+                <pic:pic xmlns:pic="http://schemas.openxmlformats.org/drawingml/2006/picture">
+                  <pic:nvPicPr>
+                    <pic:cNvPr id="834229665" name="Imagen 1" descr="Aplicación&#10;&#10;Descripción generada automáticamente con confianza media"/>
+                    <pic:cNvPicPr/>
+                  </pic:nvPicPr>
+                  <pic:blipFill>
+                    <a:blip r:embed="rId13"/>
+                    <a:stretch>
+                      <a:fillRect/>
+                    </a:stretch>
+                  </pic:blipFill>
+                  <pic:spPr>
+                    <a:xfrm>
+                      <a:off x="0" y="0"/>
+                      <a:ext cx="3231546" cy="985750"/>
+                    </a:xfrm>
+                    <a:prstGeom prst="rect">
+                      <a:avLst/>
+                    </a:prstGeom>
+                  </pic:spPr>
+                </pic:pic>
+              </a:graphicData>
+            </a:graphic>
+          </wp:inline>
+        </w:drawing>
+      </w:r>
+    </w:p>
+    <w:p>
+      <w:pPr>
+        <w:pStyle w:val="Descripcin"/>
+        <w:jc w:val="center"/>
+        <w:rPr>
+          <w:sz w:val="22"/>
+          <w:szCs w:val="22"/>
+        </w:rPr>
+      </w:pPr>
+      <w:r>
+        <w:t xml:space="preserve">Figura </w:t>
+      </w:r>
+      <w:fldSimple w:instr=" SEQ Figura \* ARABIC ">
+        <w:r>
+          <w:rPr>
+            <w:noProof/>
+          </w:rPr>
+          <w:t>6</w:t>
+        </w:r>
+      </w:fldSimple>
+      <w:r>
+        <w:t>. Controles de audio</w:t>
+      </w:r>
+    </w:p>
+    <w:p>
+      <w:pPr>
         <w:pStyle w:val="Ttulo3"/>
         <w:jc w:val="both"/>
       </w:pPr>
-      <w:bookmarkStart w:id="16" w:name="_Toc184807391"/>
+      <w:bookmarkStart w:id="16" w:name="_Toc184974509"/>
       <w:r>
         <w:t>Grabación</w:t>
       </w:r>
@@ -6508,38 +6085,111 @@
           <w:sz w:val="22"/>
           <w:szCs w:val="22"/>
         </w:rPr>
+        <w:t>Una vez que se empieza a grabar, pueden verse en tiempo real las ondas de audio recogidas gracias al apartado de visualización</w:t>
+      </w:r>
+      <w:r>
+        <w:rPr>
+          <w:sz w:val="22"/>
+          <w:szCs w:val="22"/>
+        </w:rPr>
+        <w:t xml:space="preserve"> en la pestaña activa. Al igual que con el resto de </w:t>
+      </w:r>
+      <w:r>
+        <w:rPr>
+          <w:sz w:val="22"/>
+          <w:szCs w:val="22"/>
+        </w:rPr>
+        <w:t>los audios</w:t>
+      </w:r>
+      <w:r>
+        <w:rPr>
+          <w:sz w:val="22"/>
+          <w:szCs w:val="22"/>
+        </w:rPr>
+        <w:t>, se puede analizar, procesar y guardar en el equipo local la grabación de voz.</w:t>
+      </w:r>
+    </w:p>
+    <w:p>
+      <w:pPr>
+        <w:keepNext/>
+        <w:ind w:firstLine="360"/>
+        <w:jc w:val="center"/>
+      </w:pPr>
+      <w:r>
+        <w:rPr>
+          <w:noProof/>
+          <w:sz w:val="22"/>
+          <w:szCs w:val="22"/>
+        </w:rPr>
+        <w:drawing>
+          <wp:inline distT="0" distB="0" distL="0" distR="0" wp14:anchorId="5CF29AD3" wp14:editId="11E28767">
+            <wp:extent cx="3305636" cy="809738"/>
+            <wp:effectExtent l="0" t="0" r="9525" b="9525"/>
+            <wp:docPr id="1231575989" name="Imagen 1" descr="Imagen que contiene Rectángulo&#10;&#10;Descripción generada automáticamente"/>
+            <wp:cNvGraphicFramePr>
+              <a:graphicFrameLocks xmlns:a="http://schemas.openxmlformats.org/drawingml/2006/main" noChangeAspect="1"/>
+            </wp:cNvGraphicFramePr>
+            <a:graphic xmlns:a="http://schemas.openxmlformats.org/drawingml/2006/main">
+              <a:graphicData uri="http://schemas.openxmlformats.org/drawingml/2006/picture">
+                <pic:pic xmlns:pic="http://schemas.openxmlformats.org/drawingml/2006/picture">
+                  <pic:nvPicPr>
+                    <pic:cNvPr id="1231575989" name="Imagen 1" descr="Imagen que contiene Rectángulo&#10;&#10;Descripción generada automáticamente"/>
+                    <pic:cNvPicPr/>
+                  </pic:nvPicPr>
+                  <pic:blipFill>
+                    <a:blip r:embed="rId14"/>
+                    <a:stretch>
+                      <a:fillRect/>
+                    </a:stretch>
+                  </pic:blipFill>
+                  <pic:spPr>
+                    <a:xfrm>
+                      <a:off x="0" y="0"/>
+                      <a:ext cx="3305636" cy="809738"/>
+                    </a:xfrm>
+                    <a:prstGeom prst="rect">
+                      <a:avLst/>
+                    </a:prstGeom>
+                  </pic:spPr>
+                </pic:pic>
+              </a:graphicData>
+            </a:graphic>
+          </wp:inline>
+        </w:drawing>
+      </w:r>
+    </w:p>
+    <w:p>
+      <w:pPr>
+        <w:pStyle w:val="Descripcin"/>
+        <w:jc w:val="center"/>
+        <w:rPr>
+          <w:sz w:val="22"/>
+          <w:szCs w:val="22"/>
+        </w:rPr>
+      </w:pPr>
+      <w:r>
+        <w:t xml:space="preserve">Figura </w:t>
+      </w:r>
+      <w:fldSimple w:instr=" SEQ Figura \* ARABIC ">
+        <w:r>
+          <w:rPr>
+            <w:noProof/>
+          </w:rPr>
+          <w:t>7</w:t>
+        </w:r>
+      </w:fldSimple>
+      <w:r>
+        <w:t>. Controles de grabación</w:t>
+      </w:r>
+    </w:p>
+    <w:p>
+      <w:pPr>
+        <w:pStyle w:val="Ttulo3"/>
+        <w:jc w:val="both"/>
+      </w:pPr>
+      <w:bookmarkStart w:id="17" w:name="_Toc184974510"/>
+      <w:r>
         <w:lastRenderedPageBreak/>
-        <w:t>Una vez que se empieza a grabar, pueden verse en tiempo real las ondas de audio recogidas gracias al apartado de visualización</w:t>
-      </w:r>
-      <w:r>
-        <w:rPr>
-          <w:sz w:val="22"/>
-          <w:szCs w:val="22"/>
-        </w:rPr>
-        <w:t xml:space="preserve"> en la pestaña activa. Al igual que con el resto de </w:t>
-      </w:r>
-      <w:r>
-        <w:rPr>
-          <w:sz w:val="22"/>
-          <w:szCs w:val="22"/>
-        </w:rPr>
-        <w:t>los audios</w:t>
-      </w:r>
-      <w:r>
-        <w:rPr>
-          <w:sz w:val="22"/>
-          <w:szCs w:val="22"/>
-        </w:rPr>
-        <w:t>, se puede analizar, procesar y guardar en el equipo local la grabación de voz.</w:t>
-      </w:r>
-    </w:p>
-    <w:p>
-      <w:pPr>
-        <w:pStyle w:val="Ttulo3"/>
-        <w:jc w:val="both"/>
-      </w:pPr>
-      <w:bookmarkStart w:id="17" w:name="_Toc184807392"/>
-      <w:r>
         <w:t>Información sobre la señal actual</w:t>
       </w:r>
       <w:bookmarkEnd w:id="17"/>
@@ -6584,20 +6234,75 @@
     </w:p>
     <w:p>
       <w:pPr>
+        <w:keepNext/>
         <w:ind w:firstLine="360"/>
-        <w:jc w:val="both"/>
-        <w:rPr>
-          <w:sz w:val="22"/>
-          <w:szCs w:val="22"/>
-        </w:rPr>
-      </w:pPr>
-      <w:r>
-        <w:rPr>
-          <w:sz w:val="22"/>
-          <w:szCs w:val="22"/>
-          <w:highlight w:val="yellow"/>
-        </w:rPr>
-        <w:t>[Foto]</w:t>
+        <w:jc w:val="center"/>
+      </w:pPr>
+      <w:r>
+        <w:rPr>
+          <w:noProof/>
+          <w:sz w:val="22"/>
+          <w:szCs w:val="22"/>
+        </w:rPr>
+        <w:drawing>
+          <wp:inline distT="0" distB="0" distL="0" distR="0" wp14:anchorId="5273F561" wp14:editId="2B8F632F">
+            <wp:extent cx="3286584" cy="1886213"/>
+            <wp:effectExtent l="0" t="0" r="9525" b="0"/>
+            <wp:docPr id="1442606839" name="Imagen 1" descr="Tabla&#10;&#10;Descripción generada automáticamente con confianza media"/>
+            <wp:cNvGraphicFramePr>
+              <a:graphicFrameLocks xmlns:a="http://schemas.openxmlformats.org/drawingml/2006/main" noChangeAspect="1"/>
+            </wp:cNvGraphicFramePr>
+            <a:graphic xmlns:a="http://schemas.openxmlformats.org/drawingml/2006/main">
+              <a:graphicData uri="http://schemas.openxmlformats.org/drawingml/2006/picture">
+                <pic:pic xmlns:pic="http://schemas.openxmlformats.org/drawingml/2006/picture">
+                  <pic:nvPicPr>
+                    <pic:cNvPr id="1442606839" name="Imagen 1" descr="Tabla&#10;&#10;Descripción generada automáticamente con confianza media"/>
+                    <pic:cNvPicPr/>
+                  </pic:nvPicPr>
+                  <pic:blipFill>
+                    <a:blip r:embed="rId15"/>
+                    <a:stretch>
+                      <a:fillRect/>
+                    </a:stretch>
+                  </pic:blipFill>
+                  <pic:spPr>
+                    <a:xfrm>
+                      <a:off x="0" y="0"/>
+                      <a:ext cx="3286584" cy="1886213"/>
+                    </a:xfrm>
+                    <a:prstGeom prst="rect">
+                      <a:avLst/>
+                    </a:prstGeom>
+                  </pic:spPr>
+                </pic:pic>
+              </a:graphicData>
+            </a:graphic>
+          </wp:inline>
+        </w:drawing>
+      </w:r>
+    </w:p>
+    <w:p>
+      <w:pPr>
+        <w:pStyle w:val="Descripcin"/>
+        <w:jc w:val="center"/>
+        <w:rPr>
+          <w:sz w:val="22"/>
+          <w:szCs w:val="22"/>
+        </w:rPr>
+      </w:pPr>
+      <w:r>
+        <w:t xml:space="preserve">Figura </w:t>
+      </w:r>
+      <w:fldSimple w:instr=" SEQ Figura \* ARABIC ">
+        <w:r>
+          <w:rPr>
+            <w:noProof/>
+          </w:rPr>
+          <w:t>8</w:t>
+        </w:r>
+      </w:fldSimple>
+      <w:r>
+        <w:t>. Panel de información</w:t>
       </w:r>
     </w:p>
     <w:p>
@@ -6626,7 +6331,7 @@
         </w:numPr>
         <w:jc w:val="both"/>
       </w:pPr>
-      <w:bookmarkStart w:id="18" w:name="_Toc184807393"/>
+      <w:bookmarkStart w:id="18" w:name="_Toc184974511"/>
       <w:r>
         <w:t>Herramientas de análisis y procesado</w:t>
       </w:r>
@@ -6671,7 +6376,7 @@
         <w:pStyle w:val="Ttulo3"/>
         <w:jc w:val="both"/>
       </w:pPr>
-      <w:bookmarkStart w:id="19" w:name="_Toc184807394"/>
+      <w:bookmarkStart w:id="19" w:name="_Toc184974512"/>
       <w:r>
         <w:t>Opera</w:t>
       </w:r>
@@ -6824,20 +6529,76 @@
     </w:p>
     <w:p>
       <w:pPr>
+        <w:keepNext/>
         <w:ind w:firstLine="360"/>
-        <w:jc w:val="both"/>
-        <w:rPr>
-          <w:sz w:val="22"/>
-          <w:szCs w:val="22"/>
-        </w:rPr>
-      </w:pPr>
-      <w:r>
-        <w:rPr>
-          <w:sz w:val="22"/>
-          <w:szCs w:val="22"/>
-          <w:highlight w:val="yellow"/>
-        </w:rPr>
-        <w:t>[Foto]</w:t>
+        <w:jc w:val="center"/>
+      </w:pPr>
+      <w:r>
+        <w:rPr>
+          <w:noProof/>
+          <w:sz w:val="22"/>
+          <w:szCs w:val="22"/>
+        </w:rPr>
+        <w:lastRenderedPageBreak/>
+        <w:drawing>
+          <wp:inline distT="0" distB="0" distL="0" distR="0" wp14:anchorId="732B650A" wp14:editId="64145FC5">
+            <wp:extent cx="3591426" cy="1790950"/>
+            <wp:effectExtent l="0" t="0" r="9525" b="0"/>
+            <wp:docPr id="1445146904" name="Imagen 1" descr="Interfaz de usuario gráfica, Texto, Aplicación&#10;&#10;Descripción generada automáticamente"/>
+            <wp:cNvGraphicFramePr>
+              <a:graphicFrameLocks xmlns:a="http://schemas.openxmlformats.org/drawingml/2006/main" noChangeAspect="1"/>
+            </wp:cNvGraphicFramePr>
+            <a:graphic xmlns:a="http://schemas.openxmlformats.org/drawingml/2006/main">
+              <a:graphicData uri="http://schemas.openxmlformats.org/drawingml/2006/picture">
+                <pic:pic xmlns:pic="http://schemas.openxmlformats.org/drawingml/2006/picture">
+                  <pic:nvPicPr>
+                    <pic:cNvPr id="1445146904" name="Imagen 1" descr="Interfaz de usuario gráfica, Texto, Aplicación&#10;&#10;Descripción generada automáticamente"/>
+                    <pic:cNvPicPr/>
+                  </pic:nvPicPr>
+                  <pic:blipFill>
+                    <a:blip r:embed="rId16"/>
+                    <a:stretch>
+                      <a:fillRect/>
+                    </a:stretch>
+                  </pic:blipFill>
+                  <pic:spPr>
+                    <a:xfrm>
+                      <a:off x="0" y="0"/>
+                      <a:ext cx="3591426" cy="1790950"/>
+                    </a:xfrm>
+                    <a:prstGeom prst="rect">
+                      <a:avLst/>
+                    </a:prstGeom>
+                  </pic:spPr>
+                </pic:pic>
+              </a:graphicData>
+            </a:graphic>
+          </wp:inline>
+        </w:drawing>
+      </w:r>
+    </w:p>
+    <w:p>
+      <w:pPr>
+        <w:pStyle w:val="Descripcin"/>
+        <w:jc w:val="center"/>
+        <w:rPr>
+          <w:sz w:val="22"/>
+          <w:szCs w:val="22"/>
+        </w:rPr>
+      </w:pPr>
+      <w:r>
+        <w:t xml:space="preserve">Figura </w:t>
+      </w:r>
+      <w:fldSimple w:instr=" SEQ Figura \* ARABIC ">
+        <w:r>
+          <w:rPr>
+            <w:noProof/>
+          </w:rPr>
+          <w:t>9</w:t>
+        </w:r>
+      </w:fldSimple>
+      <w:r>
+        <w:t>. Suma de señales</w:t>
       </w:r>
     </w:p>
     <w:p>
@@ -6845,7 +6606,7 @@
         <w:pStyle w:val="Ttulo3"/>
         <w:jc w:val="both"/>
       </w:pPr>
-      <w:bookmarkStart w:id="20" w:name="_Toc184807395"/>
+      <w:bookmarkStart w:id="20" w:name="_Toc184974513"/>
       <w:r>
         <w:t>Filtrado</w:t>
       </w:r>
@@ -6865,15 +6626,7 @@
           <w:sz w:val="22"/>
           <w:szCs w:val="22"/>
         </w:rPr>
-        <w:t xml:space="preserve">En la sección de filtrado, el usuario puede aplicar diversos tipos de filtros a las señales de audio con el objetivo de modificar su contenido frecuencial. El filtrado permite reducir o eliminar componentes no deseados, como el ruido o frecuencias específicas. Mediante el </w:t>
-      </w:r>
-      <w:r>
-        <w:rPr>
-          <w:sz w:val="22"/>
-          <w:szCs w:val="22"/>
-        </w:rPr>
-        <w:lastRenderedPageBreak/>
-        <w:t>uso de filtros el usuario puede mejorar la calidad del audio, resaltar ciertas características espectrales o eliminar interferencias</w:t>
+        <w:t>En la sección de filtrado, el usuario puede aplicar diversos tipos de filtros a las señales de audio con el objetivo de modificar su contenido frecuencial. El filtrado permite reducir o eliminar componentes no deseados, como el ruido o frecuencias específicas. Mediante el uso de filtros el usuario puede mejorar la calidad del audio, resaltar ciertas características espectrales o eliminar interferencias</w:t>
       </w:r>
       <w:r>
         <w:rPr>
@@ -6895,6 +6648,79 @@
           <w:szCs w:val="22"/>
         </w:rPr>
         <w:t xml:space="preserve">. </w:t>
+      </w:r>
+    </w:p>
+    <w:p>
+      <w:pPr>
+        <w:keepNext/>
+        <w:ind w:firstLine="360"/>
+        <w:jc w:val="center"/>
+      </w:pPr>
+      <w:r>
+        <w:rPr>
+          <w:noProof/>
+          <w:sz w:val="22"/>
+          <w:szCs w:val="22"/>
+        </w:rPr>
+        <w:drawing>
+          <wp:inline distT="0" distB="0" distL="0" distR="0" wp14:anchorId="09B323F5" wp14:editId="387728C0">
+            <wp:extent cx="2984739" cy="2221020"/>
+            <wp:effectExtent l="0" t="0" r="6350" b="8255"/>
+            <wp:docPr id="1211646772" name="Imagen 1" descr="Interfaz de usuario gráfica&#10;&#10;Descripción generada automáticamente"/>
+            <wp:cNvGraphicFramePr>
+              <a:graphicFrameLocks xmlns:a="http://schemas.openxmlformats.org/drawingml/2006/main" noChangeAspect="1"/>
+            </wp:cNvGraphicFramePr>
+            <a:graphic xmlns:a="http://schemas.openxmlformats.org/drawingml/2006/main">
+              <a:graphicData uri="http://schemas.openxmlformats.org/drawingml/2006/picture">
+                <pic:pic xmlns:pic="http://schemas.openxmlformats.org/drawingml/2006/picture">
+                  <pic:nvPicPr>
+                    <pic:cNvPr id="1211646772" name="Imagen 1" descr="Interfaz de usuario gráfica&#10;&#10;Descripción generada automáticamente"/>
+                    <pic:cNvPicPr/>
+                  </pic:nvPicPr>
+                  <pic:blipFill>
+                    <a:blip r:embed="rId17"/>
+                    <a:stretch>
+                      <a:fillRect/>
+                    </a:stretch>
+                  </pic:blipFill>
+                  <pic:spPr>
+                    <a:xfrm>
+                      <a:off x="0" y="0"/>
+                      <a:ext cx="2992601" cy="2226870"/>
+                    </a:xfrm>
+                    <a:prstGeom prst="rect">
+                      <a:avLst/>
+                    </a:prstGeom>
+                  </pic:spPr>
+                </pic:pic>
+              </a:graphicData>
+            </a:graphic>
+          </wp:inline>
+        </w:drawing>
+      </w:r>
+    </w:p>
+    <w:p>
+      <w:pPr>
+        <w:pStyle w:val="Descripcin"/>
+        <w:jc w:val="center"/>
+        <w:rPr>
+          <w:sz w:val="22"/>
+          <w:szCs w:val="22"/>
+        </w:rPr>
+      </w:pPr>
+      <w:r>
+        <w:t xml:space="preserve">Figura </w:t>
+      </w:r>
+      <w:fldSimple w:instr=" SEQ Figura \* ARABIC ">
+        <w:r>
+          <w:rPr>
+            <w:noProof/>
+          </w:rPr>
+          <w:t>10</w:t>
+        </w:r>
+      </w:fldSimple>
+      <w:r>
+        <w:t>. Filtrado</w:t>
       </w:r>
     </w:p>
     <w:p>
@@ -7023,6 +6849,7 @@
           <w:sz w:val="22"/>
           <w:szCs w:val="22"/>
         </w:rPr>
+        <w:lastRenderedPageBreak/>
         <w:t xml:space="preserve">Rechaza banda: Al igual que en el caso anterior, se introducen las frecuencias de corte inferior y superior en Hertzios. </w:t>
       </w:r>
       <w:r>
@@ -7035,23 +6862,6 @@
     </w:p>
     <w:p>
       <w:pPr>
-        <w:jc w:val="both"/>
-        <w:rPr>
-          <w:sz w:val="22"/>
-          <w:szCs w:val="22"/>
-        </w:rPr>
-      </w:pPr>
-      <w:r>
-        <w:rPr>
-          <w:sz w:val="22"/>
-          <w:szCs w:val="22"/>
-          <w:highlight w:val="yellow"/>
-        </w:rPr>
-        <w:t>[Foto]</w:t>
-      </w:r>
-    </w:p>
-    <w:p>
-      <w:pPr>
         <w:ind w:firstLine="360"/>
         <w:jc w:val="both"/>
         <w:rPr>
@@ -7107,7 +6917,7 @@
         <w:pStyle w:val="Ttulo3"/>
         <w:jc w:val="both"/>
       </w:pPr>
-      <w:bookmarkStart w:id="21" w:name="_Toc184807396"/>
+      <w:bookmarkStart w:id="21" w:name="_Toc184974514"/>
       <w:r>
         <w:t>Remuestreo</w:t>
       </w:r>
@@ -7118,6 +6928,7 @@
         <w:ind w:firstLine="360"/>
         <w:jc w:val="both"/>
         <w:rPr>
+          <w:noProof/>
           <w:sz w:val="22"/>
           <w:szCs w:val="22"/>
         </w:rPr>
@@ -7128,6 +6939,90 @@
           <w:szCs w:val="22"/>
         </w:rPr>
         <w:t>La herramienta de remuestreo permite cambiar la frecuencia de muestreo de un archivo de audio, ajustando la cantidad de muestras por segundo. Esta operación es útil para adaptar el audio a diferentes requisitos de procesamiento o análisis, como la reducción del tamaño del archivo, la conversión entre diferentes tasas de muestreo o la mejora de la calidad en aplicaciones específicas.</w:t>
+      </w:r>
+      <w:r>
+        <w:rPr>
+          <w:noProof/>
+          <w:sz w:val="22"/>
+          <w:szCs w:val="22"/>
+        </w:rPr>
+        <w:t xml:space="preserve"> </w:t>
+      </w:r>
+    </w:p>
+    <w:p>
+      <w:pPr>
+        <w:ind w:firstLine="360"/>
+        <w:jc w:val="center"/>
+        <w:rPr>
+          <w:sz w:val="22"/>
+          <w:szCs w:val="22"/>
+        </w:rPr>
+      </w:pPr>
+      <w:r>
+        <w:rPr>
+          <w:noProof/>
+          <w:sz w:val="22"/>
+          <w:szCs w:val="22"/>
+        </w:rPr>
+        <w:drawing>
+          <wp:inline distT="0" distB="0" distL="0" distR="0" wp14:anchorId="2AC76FBF" wp14:editId="4016CCAD">
+            <wp:extent cx="3269412" cy="2136702"/>
+            <wp:effectExtent l="0" t="0" r="7620" b="0"/>
+            <wp:docPr id="466323807" name="Imagen 1" descr="Interfaz de usuario gráfica&#10;&#10;Descripción generada automáticamente"/>
+            <wp:cNvGraphicFramePr>
+              <a:graphicFrameLocks xmlns:a="http://schemas.openxmlformats.org/drawingml/2006/main" noChangeAspect="1"/>
+            </wp:cNvGraphicFramePr>
+            <a:graphic xmlns:a="http://schemas.openxmlformats.org/drawingml/2006/main">
+              <a:graphicData uri="http://schemas.openxmlformats.org/drawingml/2006/picture">
+                <pic:pic xmlns:pic="http://schemas.openxmlformats.org/drawingml/2006/picture">
+                  <pic:nvPicPr>
+                    <pic:cNvPr id="466323807" name="Imagen 1" descr="Interfaz de usuario gráfica&#10;&#10;Descripción generada automáticamente"/>
+                    <pic:cNvPicPr/>
+                  </pic:nvPicPr>
+                  <pic:blipFill>
+                    <a:blip r:embed="rId18"/>
+                    <a:stretch>
+                      <a:fillRect/>
+                    </a:stretch>
+                  </pic:blipFill>
+                  <pic:spPr>
+                    <a:xfrm>
+                      <a:off x="0" y="0"/>
+                      <a:ext cx="3275820" cy="2140890"/>
+                    </a:xfrm>
+                    <a:prstGeom prst="rect">
+                      <a:avLst/>
+                    </a:prstGeom>
+                  </pic:spPr>
+                </pic:pic>
+              </a:graphicData>
+            </a:graphic>
+          </wp:inline>
+        </w:drawing>
+      </w:r>
+    </w:p>
+    <w:p>
+      <w:pPr>
+        <w:pStyle w:val="Descripcin"/>
+        <w:jc w:val="center"/>
+        <w:rPr>
+          <w:sz w:val="22"/>
+          <w:szCs w:val="22"/>
+        </w:rPr>
+      </w:pPr>
+      <w:r>
+        <w:t xml:space="preserve">Figura </w:t>
+      </w:r>
+      <w:fldSimple w:instr=" SEQ Figura \* ARABIC ">
+        <w:r>
+          <w:rPr>
+            <w:noProof/>
+          </w:rPr>
+          <w:t>11</w:t>
+        </w:r>
+      </w:fldSimple>
+      <w:r>
+        <w:t>. Remuestreo</w:t>
       </w:r>
     </w:p>
     <w:p>
@@ -7219,19 +7114,23 @@
     </w:p>
     <w:p>
       <w:pPr>
-        <w:jc w:val="both"/>
-        <w:rPr>
-          <w:sz w:val="22"/>
-          <w:szCs w:val="22"/>
-        </w:rPr>
-      </w:pPr>
-      <w:r>
-        <w:rPr>
-          <w:sz w:val="22"/>
-          <w:szCs w:val="22"/>
-          <w:highlight w:val="yellow"/>
-        </w:rPr>
-        <w:t>[Foto]</w:t>
+        <w:pStyle w:val="Prrafodelista"/>
+        <w:keepNext/>
+        <w:jc w:val="center"/>
+      </w:pPr>
+    </w:p>
+    <w:p>
+      <w:pPr>
+        <w:rPr>
+          <w:rFonts w:eastAsiaTheme="majorEastAsia" w:cstheme="majorBidi"/>
+          <w:b/>
+          <w:sz w:val="22"/>
+          <w:szCs w:val="28"/>
+        </w:rPr>
+      </w:pPr>
+      <w:bookmarkStart w:id="22" w:name="_Toc184974515"/>
+      <w:r>
+        <w:br w:type="page"/>
       </w:r>
     </w:p>
     <w:p>
@@ -7239,7 +7138,6 @@
         <w:pStyle w:val="Ttulo3"/>
         <w:jc w:val="both"/>
       </w:pPr>
-      <w:bookmarkStart w:id="22" w:name="_Toc184807397"/>
       <w:r>
         <w:lastRenderedPageBreak/>
         <w:t>Modulación</w:t>
@@ -7473,29 +7371,12 @@
           <w:sz w:val="22"/>
           <w:szCs w:val="22"/>
         </w:rPr>
-        <w:t xml:space="preserve">Modulación de Frecuencia en Serie (FSK): La frecuencia de la señal portadora varía entre dos valores (uno para 0 y otro para 1) para transmitir datos binarios. Es común en aplicaciones de comunicaciones digitales, como en </w:t>
-      </w:r>
-      <w:proofErr w:type="spellStart"/>
-      <w:r>
-        <w:rPr>
-          <w:sz w:val="22"/>
-          <w:szCs w:val="22"/>
-        </w:rPr>
-        <w:t>modems</w:t>
-      </w:r>
-      <w:proofErr w:type="spellEnd"/>
-      <w:r>
-        <w:rPr>
-          <w:sz w:val="22"/>
-          <w:szCs w:val="22"/>
-        </w:rPr>
-        <w:t xml:space="preserve">. </w:t>
+        <w:t xml:space="preserve">Modulación de Frecuencia en Serie (FSK): La frecuencia de la señal portadora varía entre dos valores (uno para 0 y otro para 1) para transmitir datos binarios. Es común en aplicaciones de comunicaciones digitales, como en modems. </w:t>
       </w:r>
     </w:p>
     <w:p>
       <w:pPr>
         <w:ind w:firstLine="360"/>
-        <w:jc w:val="both"/>
         <w:rPr>
           <w:sz w:val="22"/>
           <w:szCs w:val="22"/>
@@ -7520,7 +7401,96 @@
           <w:sz w:val="22"/>
           <w:szCs w:val="22"/>
         </w:rPr>
-        <w:t xml:space="preserve"> para aplicar los parámetros seleccionados a la señal de la pestaña activa en el visualizador.</w:t>
+        <w:t xml:space="preserve"> para aplicar los parámetros seleccionados a la señal de la pestaña activa en el</w:t>
+      </w:r>
+      <w:r>
+        <w:rPr>
+          <w:sz w:val="22"/>
+          <w:szCs w:val="22"/>
+        </w:rPr>
+        <w:t xml:space="preserve"> </w:t>
+      </w:r>
+      <w:r>
+        <w:rPr>
+          <w:sz w:val="22"/>
+          <w:szCs w:val="22"/>
+        </w:rPr>
+        <w:t>visualizador.</w:t>
+      </w:r>
+    </w:p>
+    <w:p>
+      <w:pPr>
+        <w:keepNext/>
+        <w:ind w:firstLine="360"/>
+        <w:jc w:val="center"/>
+      </w:pPr>
+      <w:r>
+        <w:rPr>
+          <w:noProof/>
+          <w:sz w:val="22"/>
+          <w:szCs w:val="22"/>
+        </w:rPr>
+        <w:drawing>
+          <wp:inline distT="0" distB="0" distL="0" distR="0" wp14:anchorId="6CEC74D3" wp14:editId="33BD910B">
+            <wp:extent cx="3074239" cy="2244682"/>
+            <wp:effectExtent l="0" t="0" r="0" b="3810"/>
+            <wp:docPr id="1229577815" name="Imagen 1" descr="Interfaz de usuario gráfica, Texto, Aplicación&#10;&#10;Descripción generada automáticamente"/>
+            <wp:cNvGraphicFramePr>
+              <a:graphicFrameLocks xmlns:a="http://schemas.openxmlformats.org/drawingml/2006/main" noChangeAspect="1"/>
+            </wp:cNvGraphicFramePr>
+            <a:graphic xmlns:a="http://schemas.openxmlformats.org/drawingml/2006/main">
+              <a:graphicData uri="http://schemas.openxmlformats.org/drawingml/2006/picture">
+                <pic:pic xmlns:pic="http://schemas.openxmlformats.org/drawingml/2006/picture">
+                  <pic:nvPicPr>
+                    <pic:cNvPr id="1229577815" name="Imagen 1" descr="Interfaz de usuario gráfica, Texto, Aplicación&#10;&#10;Descripción generada automáticamente"/>
+                    <pic:cNvPicPr/>
+                  </pic:nvPicPr>
+                  <pic:blipFill>
+                    <a:blip r:embed="rId19"/>
+                    <a:stretch>
+                      <a:fillRect/>
+                    </a:stretch>
+                  </pic:blipFill>
+                  <pic:spPr>
+                    <a:xfrm>
+                      <a:off x="0" y="0"/>
+                      <a:ext cx="3078102" cy="2247503"/>
+                    </a:xfrm>
+                    <a:prstGeom prst="rect">
+                      <a:avLst/>
+                    </a:prstGeom>
+                  </pic:spPr>
+                </pic:pic>
+              </a:graphicData>
+            </a:graphic>
+          </wp:inline>
+        </w:drawing>
+      </w:r>
+    </w:p>
+    <w:p>
+      <w:pPr>
+        <w:pStyle w:val="Descripcin"/>
+        <w:jc w:val="center"/>
+      </w:pPr>
+      <w:r>
+        <w:t xml:space="preserve">Figura </w:t>
+      </w:r>
+      <w:fldSimple w:instr=" SEQ Figura \* ARABIC ">
+        <w:r>
+          <w:rPr>
+            <w:noProof/>
+          </w:rPr>
+          <w:t>12</w:t>
+        </w:r>
+      </w:fldSimple>
+      <w:r>
+        <w:t>. Modulac</w:t>
+      </w:r>
+      <w:r>
+        <w:t>i</w:t>
+      </w:r>
+      <w:r>
+        <w:t>ón</w:t>
       </w:r>
       <w:r>
         <w:rPr>
@@ -7529,6 +7499,52 @@
         </w:rPr>
         <w:br/>
       </w:r>
+    </w:p>
+    <w:p>
+      <w:pPr>
+        <w:pStyle w:val="Ttulo3"/>
+        <w:jc w:val="both"/>
+      </w:pPr>
+      <w:bookmarkStart w:id="23" w:name="_Toc184974516"/>
+      <w:r>
+        <w:lastRenderedPageBreak/>
+        <w:t>Cuantificación</w:t>
+      </w:r>
+      <w:bookmarkEnd w:id="23"/>
+    </w:p>
+    <w:p>
+      <w:pPr>
+        <w:ind w:firstLine="360"/>
+        <w:jc w:val="both"/>
+        <w:rPr>
+          <w:sz w:val="22"/>
+          <w:szCs w:val="22"/>
+        </w:rPr>
+      </w:pPr>
+      <w:r>
+        <w:rPr>
+          <w:sz w:val="22"/>
+          <w:szCs w:val="22"/>
+        </w:rPr>
+        <w:t xml:space="preserve">La herramienta de cuantificación permite convertir una señal de audio analógica en una señal digital, asignando un valor discreto a cada muestra de la señal. Este proceso determina la precisión con la que se representa la amplitud de la señal original. </w:t>
+      </w:r>
+    </w:p>
+    <w:p>
+      <w:pPr>
+        <w:ind w:firstLine="360"/>
+        <w:jc w:val="both"/>
+        <w:rPr>
+          <w:sz w:val="22"/>
+          <w:szCs w:val="22"/>
+        </w:rPr>
+      </w:pPr>
+      <w:r>
+        <w:rPr>
+          <w:sz w:val="22"/>
+          <w:szCs w:val="22"/>
+        </w:rPr>
+        <w:t>El usuario puede ajustar el número de niveles de cuantificación</w:t>
+      </w:r>
       <w:r>
         <w:rPr>
           <w:sz w:val="22"/>
@@ -7536,17 +7552,141 @@
         </w:rPr>
         <w:t xml:space="preserve"> </w:t>
       </w:r>
+      <w:r>
+        <w:rPr>
+          <w:sz w:val="22"/>
+          <w:szCs w:val="22"/>
+        </w:rPr>
+        <w:t>mediante el cuadro de texto ‘Número de bits (N)’, de modo que el número de niveles resultante será 2^N.</w:t>
+      </w:r>
+      <w:r>
+        <w:rPr>
+          <w:sz w:val="22"/>
+          <w:szCs w:val="22"/>
+        </w:rPr>
+        <w:t xml:space="preserve"> Cuanto mayor sea el número de bits de la cuantificación, </w:t>
+      </w:r>
+      <w:r>
+        <w:rPr>
+          <w:sz w:val="22"/>
+          <w:szCs w:val="22"/>
+        </w:rPr>
+        <w:t>mayor será la calidad de la señal cuantificada ya que tendremos un mayor número de niveles.</w:t>
+      </w:r>
+    </w:p>
+    <w:p>
+      <w:pPr>
+        <w:ind w:firstLine="360"/>
+        <w:jc w:val="both"/>
+        <w:rPr>
+          <w:sz w:val="22"/>
+          <w:szCs w:val="22"/>
+        </w:rPr>
+      </w:pPr>
+      <w:r>
+        <w:rPr>
+          <w:sz w:val="22"/>
+          <w:szCs w:val="22"/>
+        </w:rPr>
+        <w:t>U</w:t>
+      </w:r>
+      <w:r>
+        <w:rPr>
+          <w:sz w:val="22"/>
+          <w:szCs w:val="22"/>
+        </w:rPr>
+        <w:t>na vez seleccionado el número de bits, el usuario puede pulsar en ‘Cuantificar’ de modo que la señal cuantificada se cargará automáticamente en los ejes de la pestaña activa.</w:t>
+      </w:r>
+    </w:p>
+    <w:p>
+      <w:pPr>
+        <w:keepNext/>
+        <w:jc w:val="center"/>
+      </w:pPr>
+      <w:r>
+        <w:rPr>
+          <w:noProof/>
+          <w:sz w:val="22"/>
+          <w:szCs w:val="22"/>
+        </w:rPr>
+        <w:drawing>
+          <wp:inline distT="0" distB="0" distL="0" distR="0" wp14:anchorId="30DB1B9D" wp14:editId="6334CBBC">
+            <wp:extent cx="3638550" cy="2066925"/>
+            <wp:effectExtent l="0" t="0" r="0" b="9525"/>
+            <wp:docPr id="1665974076" name="Imagen 1" descr="Interfaz de usuario gráfica, Texto, Aplicación, Correo electrónico&#10;&#10;Descripción generada automáticamente"/>
+            <wp:cNvGraphicFramePr>
+              <a:graphicFrameLocks xmlns:a="http://schemas.openxmlformats.org/drawingml/2006/main" noChangeAspect="1"/>
+            </wp:cNvGraphicFramePr>
+            <a:graphic xmlns:a="http://schemas.openxmlformats.org/drawingml/2006/main">
+              <a:graphicData uri="http://schemas.openxmlformats.org/drawingml/2006/picture">
+                <pic:pic xmlns:pic="http://schemas.openxmlformats.org/drawingml/2006/picture">
+                  <pic:nvPicPr>
+                    <pic:cNvPr id="1665974076" name="Imagen 1" descr="Interfaz de usuario gráfica, Texto, Aplicación, Correo electrónico&#10;&#10;Descripción generada automáticamente"/>
+                    <pic:cNvPicPr/>
+                  </pic:nvPicPr>
+                  <pic:blipFill rotWithShape="1">
+                    <a:blip r:embed="rId20"/>
+                    <a:srcRect b="23592"/>
+                    <a:stretch/>
+                  </pic:blipFill>
+                  <pic:spPr bwMode="auto">
+                    <a:xfrm>
+                      <a:off x="0" y="0"/>
+                      <a:ext cx="3639058" cy="2067214"/>
+                    </a:xfrm>
+                    <a:prstGeom prst="rect">
+                      <a:avLst/>
+                    </a:prstGeom>
+                    <a:ln>
+                      <a:noFill/>
+                    </a:ln>
+                    <a:extLst>
+                      <a:ext uri="{53640926-AAD7-44D8-BBD7-CCE9431645EC}">
+                        <a14:shadowObscured xmlns:a14="http://schemas.microsoft.com/office/drawing/2010/main"/>
+                      </a:ext>
+                    </a:extLst>
+                  </pic:spPr>
+                </pic:pic>
+              </a:graphicData>
+            </a:graphic>
+          </wp:inline>
+        </w:drawing>
+      </w:r>
+    </w:p>
+    <w:p>
+      <w:pPr>
+        <w:pStyle w:val="Descripcin"/>
+        <w:jc w:val="center"/>
+        <w:rPr>
+          <w:sz w:val="22"/>
+          <w:szCs w:val="22"/>
+        </w:rPr>
+      </w:pPr>
+      <w:r>
+        <w:t xml:space="preserve">Figura </w:t>
+      </w:r>
+      <w:fldSimple w:instr=" SEQ Figura \* ARABIC ">
+        <w:r>
+          <w:rPr>
+            <w:noProof/>
+          </w:rPr>
+          <w:t>13</w:t>
+        </w:r>
+      </w:fldSimple>
+      <w:r>
+        <w:t>. Cuantificación</w:t>
+      </w:r>
     </w:p>
     <w:p>
       <w:pPr>
         <w:pStyle w:val="Ttulo3"/>
         <w:jc w:val="both"/>
       </w:pPr>
-      <w:bookmarkStart w:id="23" w:name="_Toc184807398"/>
-      <w:r>
-        <w:t>Cuantificación</w:t>
-      </w:r>
-      <w:bookmarkEnd w:id="23"/>
+      <w:bookmarkStart w:id="24" w:name="_Toc184974517"/>
+      <w:r>
+        <w:t>Filtro de reconstrucción</w:t>
+      </w:r>
+      <w:bookmarkEnd w:id="24"/>
     </w:p>
     <w:p>
       <w:pPr>
@@ -7562,104 +7702,6 @@
           <w:sz w:val="22"/>
           <w:szCs w:val="22"/>
         </w:rPr>
-        <w:t xml:space="preserve">La herramienta de cuantificación permite convertir una señal de audio analógica en una señal digital, asignando un valor discreto a cada muestra de la señal. Este proceso determina la precisión con la que se representa la amplitud de la señal original. </w:t>
-      </w:r>
-    </w:p>
-    <w:p>
-      <w:pPr>
-        <w:ind w:firstLine="360"/>
-        <w:jc w:val="both"/>
-        <w:rPr>
-          <w:sz w:val="22"/>
-          <w:szCs w:val="22"/>
-        </w:rPr>
-      </w:pPr>
-      <w:r>
-        <w:rPr>
-          <w:sz w:val="22"/>
-          <w:szCs w:val="22"/>
-        </w:rPr>
-        <w:t>El usuario puede ajustar el número de niveles de cuantificación</w:t>
-      </w:r>
-      <w:r>
-        <w:rPr>
-          <w:sz w:val="22"/>
-          <w:szCs w:val="22"/>
-        </w:rPr>
-        <w:t xml:space="preserve"> </w:t>
-      </w:r>
-      <w:r>
-        <w:rPr>
-          <w:sz w:val="22"/>
-          <w:szCs w:val="22"/>
-        </w:rPr>
-        <w:t>mediante el cuadro de texto ‘Número de bits (N)’, de modo que el número de niveles resultante será 2^N.</w:t>
-      </w:r>
-      <w:r>
-        <w:rPr>
-          <w:sz w:val="22"/>
-          <w:szCs w:val="22"/>
-        </w:rPr>
-        <w:t xml:space="preserve"> Cuanto mayor sea el número de bits de la cuantificación, </w:t>
-      </w:r>
-      <w:r>
-        <w:rPr>
-          <w:sz w:val="22"/>
-          <w:szCs w:val="22"/>
-        </w:rPr>
-        <w:t>mayor será la calidad de la señal cuantificada ya que tendremos un mayor número de niveles.</w:t>
-      </w:r>
-    </w:p>
-    <w:p>
-      <w:pPr>
-        <w:ind w:firstLine="360"/>
-        <w:jc w:val="both"/>
-        <w:rPr>
-          <w:sz w:val="22"/>
-          <w:szCs w:val="22"/>
-        </w:rPr>
-      </w:pPr>
-      <w:r>
-        <w:rPr>
-          <w:sz w:val="22"/>
-          <w:szCs w:val="22"/>
-        </w:rPr>
-        <w:t>U</w:t>
-      </w:r>
-      <w:r>
-        <w:rPr>
-          <w:sz w:val="22"/>
-          <w:szCs w:val="22"/>
-        </w:rPr>
-        <w:t>na vez seleccionado el número de bits, el usuario puede pulsar en ‘Cuantificar’ de modo que la señal cuantificada se cargará automáticamente en los ejes de la pestaña activa.</w:t>
-      </w:r>
-    </w:p>
-    <w:p>
-      <w:pPr>
-        <w:pStyle w:val="Ttulo3"/>
-        <w:jc w:val="both"/>
-      </w:pPr>
-      <w:bookmarkStart w:id="24" w:name="_Toc184807399"/>
-      <w:r>
-        <w:lastRenderedPageBreak/>
-        <w:t>Filtro de reconstrucción</w:t>
-      </w:r>
-      <w:bookmarkEnd w:id="24"/>
-    </w:p>
-    <w:p>
-      <w:pPr>
-        <w:ind w:firstLine="360"/>
-        <w:jc w:val="both"/>
-        <w:rPr>
-          <w:sz w:val="22"/>
-          <w:szCs w:val="22"/>
-        </w:rPr>
-      </w:pPr>
-      <w:r>
-        <w:rPr>
-          <w:sz w:val="22"/>
-          <w:szCs w:val="22"/>
-        </w:rPr>
         <w:t xml:space="preserve">La última opción disponible en el panel de herramientas </w:t>
       </w:r>
       <w:r>
@@ -7710,6 +7752,78 @@
           <w:szCs w:val="22"/>
         </w:rPr>
         <w:t>uestreo, permitiendo recuperar una versión continua y más fiel de la señal original.</w:t>
+      </w:r>
+    </w:p>
+    <w:p>
+      <w:pPr>
+        <w:keepNext/>
+        <w:jc w:val="center"/>
+      </w:pPr>
+      <w:r>
+        <w:rPr>
+          <w:noProof/>
+          <w:sz w:val="22"/>
+          <w:szCs w:val="22"/>
+        </w:rPr>
+        <w:drawing>
+          <wp:inline distT="0" distB="0" distL="0" distR="0" wp14:anchorId="64A65650" wp14:editId="5C4A1640">
+            <wp:extent cx="3600953" cy="1486107"/>
+            <wp:effectExtent l="0" t="0" r="0" b="0"/>
+            <wp:docPr id="1068662593" name="Imagen 1" descr="Interfaz de usuario gráfica, Texto, Aplicación, Chat o mensaje de texto&#10;&#10;Descripción generada automáticamente"/>
+            <wp:cNvGraphicFramePr>
+              <a:graphicFrameLocks xmlns:a="http://schemas.openxmlformats.org/drawingml/2006/main" noChangeAspect="1"/>
+            </wp:cNvGraphicFramePr>
+            <a:graphic xmlns:a="http://schemas.openxmlformats.org/drawingml/2006/main">
+              <a:graphicData uri="http://schemas.openxmlformats.org/drawingml/2006/picture">
+                <pic:pic xmlns:pic="http://schemas.openxmlformats.org/drawingml/2006/picture">
+                  <pic:nvPicPr>
+                    <pic:cNvPr id="1068662593" name="Imagen 1" descr="Interfaz de usuario gráfica, Texto, Aplicación, Chat o mensaje de texto&#10;&#10;Descripción generada automáticamente"/>
+                    <pic:cNvPicPr/>
+                  </pic:nvPicPr>
+                  <pic:blipFill>
+                    <a:blip r:embed="rId21"/>
+                    <a:stretch>
+                      <a:fillRect/>
+                    </a:stretch>
+                  </pic:blipFill>
+                  <pic:spPr>
+                    <a:xfrm>
+                      <a:off x="0" y="0"/>
+                      <a:ext cx="3600953" cy="1486107"/>
+                    </a:xfrm>
+                    <a:prstGeom prst="rect">
+                      <a:avLst/>
+                    </a:prstGeom>
+                  </pic:spPr>
+                </pic:pic>
+              </a:graphicData>
+            </a:graphic>
+          </wp:inline>
+        </w:drawing>
+      </w:r>
+    </w:p>
+    <w:p>
+      <w:pPr>
+        <w:pStyle w:val="Descripcin"/>
+        <w:jc w:val="center"/>
+        <w:rPr>
+          <w:sz w:val="22"/>
+          <w:szCs w:val="22"/>
+        </w:rPr>
+      </w:pPr>
+      <w:r>
+        <w:t xml:space="preserve">Figura </w:t>
+      </w:r>
+      <w:fldSimple w:instr=" SEQ Figura \* ARABIC ">
+        <w:r>
+          <w:rPr>
+            <w:noProof/>
+          </w:rPr>
+          <w:t>14</w:t>
+        </w:r>
+      </w:fldSimple>
+      <w:r>
+        <w:t>. Filtros de reconstrucción</w:t>
       </w:r>
     </w:p>
     <w:p>
@@ -7784,37 +7898,12 @@
           <w:szCs w:val="22"/>
         </w:rPr>
       </w:pPr>
-      <w:proofErr w:type="spellStart"/>
-      <w:r>
-        <w:rPr>
-          <w:sz w:val="22"/>
-          <w:szCs w:val="22"/>
-        </w:rPr>
-        <w:t>Sample</w:t>
-      </w:r>
-      <w:proofErr w:type="spellEnd"/>
-      <w:r>
-        <w:rPr>
-          <w:sz w:val="22"/>
-          <w:szCs w:val="22"/>
-        </w:rPr>
-        <w:t xml:space="preserve"> &amp; </w:t>
-      </w:r>
-      <w:proofErr w:type="spellStart"/>
-      <w:r>
-        <w:rPr>
-          <w:sz w:val="22"/>
-          <w:szCs w:val="22"/>
-        </w:rPr>
-        <w:t>Hold</w:t>
-      </w:r>
-      <w:proofErr w:type="spellEnd"/>
-      <w:r>
-        <w:rPr>
-          <w:sz w:val="22"/>
-          <w:szCs w:val="22"/>
-        </w:rPr>
-        <w:t>: Mantiene el valor de cada muestra durante un intervalo de tiempo, generando una señal escalonada que aproxima la señal original.</w:t>
+      <w:r>
+        <w:rPr>
+          <w:sz w:val="22"/>
+          <w:szCs w:val="22"/>
+        </w:rPr>
+        <w:t>Sample &amp; Hold: Mantiene el valor de cada muestra durante un intervalo de tiempo, generando una señal escalonada que aproxima la señal original.</w:t>
       </w:r>
     </w:p>
     <w:p>
@@ -7835,12 +7924,13 @@
           <w:sz w:val="22"/>
           <w:szCs w:val="22"/>
         </w:rPr>
+        <w:lastRenderedPageBreak/>
         <w:t>Interpolación Lineal: Conecta las muestras adyacentes mediante líneas rectas, ofreciendo una reconstrucción más suave y continua de la señal.</w:t>
       </w:r>
     </w:p>
     <w:p>
       <w:pPr>
-        <w:ind w:left="360"/>
+        <w:ind w:firstLine="360"/>
         <w:jc w:val="both"/>
         <w:rPr>
           <w:sz w:val="22"/>
@@ -7853,6 +7943,13 @@
           <w:szCs w:val="22"/>
         </w:rPr>
         <w:t xml:space="preserve">Tras seleccionar el tipo de filtro deseado, </w:t>
+      </w:r>
+      <w:r>
+        <w:rPr>
+          <w:sz w:val="22"/>
+          <w:szCs w:val="22"/>
+        </w:rPr>
+        <w:t>pulsamos en ‘Aplicar filtro’ para ver los resultados.</w:t>
       </w:r>
     </w:p>
     <w:p>
@@ -7864,7 +7961,7 @@
         </w:numPr>
         <w:jc w:val="both"/>
       </w:pPr>
-      <w:bookmarkStart w:id="25" w:name="_Toc184807400"/>
+      <w:bookmarkStart w:id="25" w:name="_Toc184974518"/>
       <w:r>
         <w:t>Efectos y fenómenos psico-acústicos</w:t>
       </w:r>
@@ -7884,23 +7981,7 @@
           <w:sz w:val="22"/>
           <w:szCs w:val="22"/>
         </w:rPr>
-        <w:t xml:space="preserve">Este panel está diseñado para ofrecer herramientas avanzadas que simulan y analizan fenómenos </w:t>
-      </w:r>
-      <w:proofErr w:type="spellStart"/>
-      <w:r>
-        <w:rPr>
-          <w:sz w:val="22"/>
-          <w:szCs w:val="22"/>
-        </w:rPr>
-        <w:t>psicoacústicos</w:t>
-      </w:r>
-      <w:proofErr w:type="spellEnd"/>
-      <w:r>
-        <w:rPr>
-          <w:sz w:val="22"/>
-          <w:szCs w:val="22"/>
-        </w:rPr>
-        <w:t>, los cuales describen cómo percibimos el sonido en función de diversos factores psicológicos y fisiológicos. A través de este panel, los usuarios pueden aplicar efectos acústicos como el enmascaramiento de frecuencias, los efectos de reverberación, y simular la percepción del sonido en diferentes condiciones de escucha. Esta funcionalidad es útil tanto para la investigación como para el diseño de sistemas de audio que busquen optimizar la calidad perceptual en distintas situaciones.</w:t>
+        <w:t>Este panel está diseñado para ofrecer herramientas avanzadas que simulan y analizan fenómenos psicoacústicos, los cuales describen cómo percibimos el sonido en función de diversos factores psicológicos y fisiológicos. A través de este panel, los usuarios pueden aplicar efectos acústicos como el enmascaramiento de frecuencias, los efectos de reverberación, y simular la percepción del sonido en diferentes condiciones de escucha. Esta funcionalidad es útil tanto para la investigación como para el diseño de sistemas de audio que busquen optimizar la calidad perceptual en distintas situaciones.</w:t>
       </w:r>
     </w:p>
     <w:p>
@@ -7908,7 +7989,7 @@
         <w:pStyle w:val="Ttulo3"/>
         <w:jc w:val="both"/>
       </w:pPr>
-      <w:bookmarkStart w:id="26" w:name="_Toc184807401"/>
+      <w:bookmarkStart w:id="26" w:name="_Toc184974519"/>
       <w:r>
         <w:t>Ruido</w:t>
       </w:r>
@@ -7967,10 +8048,19 @@
       </w:pPr>
       <w:r>
         <w:rPr>
-          <w:sz w:val="22"/>
-          <w:szCs w:val="22"/>
-        </w:rPr>
-        <w:t>Ruido Blanco: Contiene todas las frecuencias con igual intensidad, similar al sonido de una "radio fuera de sintonía". Se percibe como un "zumbido" constante.</w:t>
+          <w:b/>
+          <w:bCs/>
+          <w:sz w:val="22"/>
+          <w:szCs w:val="22"/>
+        </w:rPr>
+        <w:t>Ruido Blanco</w:t>
+      </w:r>
+      <w:r>
+        <w:rPr>
+          <w:sz w:val="22"/>
+          <w:szCs w:val="22"/>
+        </w:rPr>
+        <w:t>: Contiene todas las frecuencias con igual intensidad, similar al sonido de una "radio fuera de sintonía". Se percibe como un "zumbido" constante.</w:t>
       </w:r>
     </w:p>
     <w:p>
@@ -7988,10 +8078,19 @@
       </w:pPr>
       <w:r>
         <w:rPr>
-          <w:sz w:val="22"/>
-          <w:szCs w:val="22"/>
-        </w:rPr>
-        <w:t>Ruido Marrón: También conocido como ruido rojo, tiene más energía en las frecuencias bajas. Se asemeja al sonido de un río o un trueno lejano.</w:t>
+          <w:b/>
+          <w:bCs/>
+          <w:sz w:val="22"/>
+          <w:szCs w:val="22"/>
+        </w:rPr>
+        <w:t>Ruido Marrón</w:t>
+      </w:r>
+      <w:r>
+        <w:rPr>
+          <w:sz w:val="22"/>
+          <w:szCs w:val="22"/>
+        </w:rPr>
+        <w:t>: También conocido como ruido rojo, tiene más energía en las frecuencias bajas. Se asemeja al sonido de un río o un trueno lejano.</w:t>
       </w:r>
     </w:p>
     <w:p>
@@ -8009,10 +8108,19 @@
       </w:pPr>
       <w:r>
         <w:rPr>
-          <w:sz w:val="22"/>
-          <w:szCs w:val="22"/>
-        </w:rPr>
-        <w:t>Ruido Rosa: Tiene una distribución de energía que disminuye a medida que aumenta la frecuencia. Suena más equilibrado y es más parecido al ruido de fondo natural.</w:t>
+          <w:b/>
+          <w:bCs/>
+          <w:sz w:val="22"/>
+          <w:szCs w:val="22"/>
+        </w:rPr>
+        <w:t>Ruido Rosa</w:t>
+      </w:r>
+      <w:r>
+        <w:rPr>
+          <w:sz w:val="22"/>
+          <w:szCs w:val="22"/>
+        </w:rPr>
+        <w:t>: Tiene una distribución de energía que disminuye a medida que aumenta la frecuencia. Suena más equilibrado y es más parecido al ruido de fondo natural.</w:t>
       </w:r>
     </w:p>
     <w:p>
@@ -8030,10 +8138,19 @@
       </w:pPr>
       <w:r>
         <w:rPr>
-          <w:sz w:val="22"/>
-          <w:szCs w:val="22"/>
-        </w:rPr>
-        <w:t>Ruido Uniforme: Tiene una densidad espectral de potencia constante en todo su rango de frecuencias, generando una señal constante sin variaciones notables en el tiempo.</w:t>
+          <w:b/>
+          <w:bCs/>
+          <w:sz w:val="22"/>
+          <w:szCs w:val="22"/>
+        </w:rPr>
+        <w:t>Ruido Uniforme</w:t>
+      </w:r>
+      <w:r>
+        <w:rPr>
+          <w:sz w:val="22"/>
+          <w:szCs w:val="22"/>
+        </w:rPr>
+        <w:t>: Tiene una densidad espectral de potencia constante en todo su rango de frecuencias, generando una señal constante sin variaciones notables en el tiempo.</w:t>
       </w:r>
     </w:p>
     <w:p>
@@ -8051,10 +8168,99 @@
       </w:pPr>
       <w:r>
         <w:rPr>
-          <w:sz w:val="22"/>
-          <w:szCs w:val="22"/>
-        </w:rPr>
-        <w:t>Ruido Impulsivo: Consiste en picos de alta energía de corta duración, como los sonidos de un golpe o un disparo, con muy poca variación temporal entre los impulsos.</w:t>
+          <w:b/>
+          <w:bCs/>
+          <w:sz w:val="22"/>
+          <w:szCs w:val="22"/>
+        </w:rPr>
+        <w:t>Ruido Impulsivo</w:t>
+      </w:r>
+      <w:r>
+        <w:rPr>
+          <w:sz w:val="22"/>
+          <w:szCs w:val="22"/>
+        </w:rPr>
+        <w:t>: Consiste en picos de alta energía de corta duración, como los sonidos de un golpe o un disparo, con muy poca variación temporal entre los impulsos.</w:t>
+      </w:r>
+    </w:p>
+    <w:p>
+      <w:pPr>
+        <w:keepNext/>
+        <w:jc w:val="center"/>
+      </w:pPr>
+      <w:r>
+        <w:rPr>
+          <w:noProof/>
+          <w:sz w:val="22"/>
+          <w:szCs w:val="22"/>
+        </w:rPr>
+        <w:lastRenderedPageBreak/>
+        <w:drawing>
+          <wp:inline distT="0" distB="0" distL="0" distR="0" wp14:anchorId="4F1EE53C" wp14:editId="5B901683">
+            <wp:extent cx="3269147" cy="2328944"/>
+            <wp:effectExtent l="0" t="0" r="7620" b="0"/>
+            <wp:docPr id="2002616972" name="Imagen 1" descr="Interfaz de usuario gráfica, Aplicación&#10;&#10;Descripción generada automáticamente"/>
+            <wp:cNvGraphicFramePr>
+              <a:graphicFrameLocks xmlns:a="http://schemas.openxmlformats.org/drawingml/2006/main" noChangeAspect="1"/>
+            </wp:cNvGraphicFramePr>
+            <a:graphic xmlns:a="http://schemas.openxmlformats.org/drawingml/2006/main">
+              <a:graphicData uri="http://schemas.openxmlformats.org/drawingml/2006/picture">
+                <pic:pic xmlns:pic="http://schemas.openxmlformats.org/drawingml/2006/picture">
+                  <pic:nvPicPr>
+                    <pic:cNvPr id="2002616972" name="Imagen 1" descr="Interfaz de usuario gráfica, Aplicación&#10;&#10;Descripción generada automáticamente"/>
+                    <pic:cNvPicPr/>
+                  </pic:nvPicPr>
+                  <pic:blipFill rotWithShape="1">
+                    <a:blip r:embed="rId22"/>
+                    <a:srcRect b="10000"/>
+                    <a:stretch/>
+                  </pic:blipFill>
+                  <pic:spPr bwMode="auto">
+                    <a:xfrm>
+                      <a:off x="0" y="0"/>
+                      <a:ext cx="3276118" cy="2333910"/>
+                    </a:xfrm>
+                    <a:prstGeom prst="rect">
+                      <a:avLst/>
+                    </a:prstGeom>
+                    <a:ln>
+                      <a:noFill/>
+                    </a:ln>
+                    <a:extLst>
+                      <a:ext uri="{53640926-AAD7-44D8-BBD7-CCE9431645EC}">
+                        <a14:shadowObscured xmlns:a14="http://schemas.microsoft.com/office/drawing/2010/main"/>
+                      </a:ext>
+                    </a:extLst>
+                  </pic:spPr>
+                </pic:pic>
+              </a:graphicData>
+            </a:graphic>
+          </wp:inline>
+        </w:drawing>
+      </w:r>
+    </w:p>
+    <w:p>
+      <w:pPr>
+        <w:pStyle w:val="Descripcin"/>
+        <w:jc w:val="center"/>
+        <w:rPr>
+          <w:sz w:val="22"/>
+          <w:szCs w:val="22"/>
+        </w:rPr>
+      </w:pPr>
+      <w:r>
+        <w:t xml:space="preserve">Figura </w:t>
+      </w:r>
+      <w:fldSimple w:instr=" SEQ Figura \* ARABIC ">
+        <w:r>
+          <w:rPr>
+            <w:noProof/>
+          </w:rPr>
+          <w:t>15</w:t>
+        </w:r>
+      </w:fldSimple>
+      <w:r>
+        <w:t>. Ruido</w:t>
       </w:r>
     </w:p>
     <w:p>
@@ -8071,41 +8277,263 @@
           <w:sz w:val="22"/>
           <w:szCs w:val="22"/>
         </w:rPr>
+        <w:t xml:space="preserve">Una vez seleccionado el tipo de ruido, el usuario puede seleccionar </w:t>
+      </w:r>
+      <w:r>
+        <w:rPr>
+          <w:sz w:val="22"/>
+          <w:szCs w:val="22"/>
+        </w:rPr>
+        <w:t xml:space="preserve">el nivel de ruido deseado entre 0 y 1. Esto determinará como de contaminada estará la señal resultante con el ruido elegido. Tras pulsar </w:t>
+      </w:r>
+      <w:r>
+        <w:rPr>
+          <w:sz w:val="22"/>
+          <w:szCs w:val="22"/>
+        </w:rPr>
+        <w:t xml:space="preserve">en el botón de </w:t>
+      </w:r>
+      <w:r>
+        <w:rPr>
+          <w:sz w:val="22"/>
+          <w:szCs w:val="22"/>
+        </w:rPr>
+        <w:t>‘Aplicar ruido’, el audio contaminado podrá verse en la pestaña activa del visualizador.</w:t>
+      </w:r>
+    </w:p>
+    <w:p>
+      <w:pPr>
+        <w:pStyle w:val="Ttulo3"/>
+        <w:jc w:val="both"/>
+      </w:pPr>
+      <w:bookmarkStart w:id="27" w:name="_Toc184974520"/>
+      <w:r>
+        <w:t>Eco</w:t>
+      </w:r>
+      <w:bookmarkEnd w:id="27"/>
+    </w:p>
+    <w:p>
+      <w:pPr>
+        <w:ind w:firstLine="360"/>
+        <w:jc w:val="both"/>
+        <w:rPr>
+          <w:sz w:val="22"/>
+          <w:szCs w:val="22"/>
+        </w:rPr>
+      </w:pPr>
+      <w:r>
+        <w:rPr>
+          <w:sz w:val="22"/>
+          <w:szCs w:val="22"/>
+        </w:rPr>
+        <w:t xml:space="preserve">La herramienta de eco permite simular el efecto de reflejos sonoros, replicando la experiencia de un sonido que rebota en superficies y llega al oyente después de un breve retraso. Esta funcionalidad ofrece opciones para ajustar parámetros como el tiempo de retardo, </w:t>
+      </w:r>
+      <w:r>
+        <w:rPr>
+          <w:sz w:val="22"/>
+          <w:szCs w:val="22"/>
+        </w:rPr>
+        <w:t>la intensidad, o si se desea oír eco en cascada</w:t>
+      </w:r>
+      <w:r>
+        <w:rPr>
+          <w:sz w:val="22"/>
+          <w:szCs w:val="22"/>
+        </w:rPr>
+        <w:t>, lo que permite crear efectos realistas de reverberación o simular ambientes acústicos específicos. Es especialmente útil para estudios psicoacústicos que investigan la percepción del espacio.</w:t>
+      </w:r>
+    </w:p>
+    <w:p>
+      <w:pPr>
+        <w:keepNext/>
+        <w:ind w:firstLine="360"/>
+        <w:jc w:val="center"/>
+      </w:pPr>
+      <w:r>
+        <w:rPr>
+          <w:noProof/>
+          <w:sz w:val="22"/>
+          <w:szCs w:val="22"/>
+        </w:rPr>
+        <w:drawing>
+          <wp:inline distT="0" distB="0" distL="0" distR="0" wp14:anchorId="3955880A" wp14:editId="1BCFFDFE">
+            <wp:extent cx="3191774" cy="2204451"/>
+            <wp:effectExtent l="0" t="0" r="8890" b="5715"/>
+            <wp:docPr id="1930870171" name="Imagen 1"/>
+            <wp:cNvGraphicFramePr>
+              <a:graphicFrameLocks xmlns:a="http://schemas.openxmlformats.org/drawingml/2006/main" noChangeAspect="1"/>
+            </wp:cNvGraphicFramePr>
+            <a:graphic xmlns:a="http://schemas.openxmlformats.org/drawingml/2006/main">
+              <a:graphicData uri="http://schemas.openxmlformats.org/drawingml/2006/picture">
+                <pic:pic xmlns:pic="http://schemas.openxmlformats.org/drawingml/2006/picture">
+                  <pic:nvPicPr>
+                    <pic:cNvPr id="1930870171" name="Imagen 1"/>
+                    <pic:cNvPicPr/>
+                  </pic:nvPicPr>
+                  <pic:blipFill>
+                    <a:blip r:embed="rId23"/>
+                    <a:stretch>
+                      <a:fillRect/>
+                    </a:stretch>
+                  </pic:blipFill>
+                  <pic:spPr>
+                    <a:xfrm>
+                      <a:off x="0" y="0"/>
+                      <a:ext cx="3203362" cy="2212454"/>
+                    </a:xfrm>
+                    <a:prstGeom prst="rect">
+                      <a:avLst/>
+                    </a:prstGeom>
+                  </pic:spPr>
+                </pic:pic>
+              </a:graphicData>
+            </a:graphic>
+          </wp:inline>
+        </w:drawing>
+      </w:r>
+    </w:p>
+    <w:p>
+      <w:pPr>
+        <w:pStyle w:val="Descripcin"/>
+        <w:jc w:val="center"/>
+        <w:rPr>
+          <w:sz w:val="22"/>
+          <w:szCs w:val="22"/>
+        </w:rPr>
+      </w:pPr>
+      <w:r>
+        <w:t xml:space="preserve">Figura </w:t>
+      </w:r>
+      <w:fldSimple w:instr=" SEQ Figura \* ARABIC ">
+        <w:r>
+          <w:rPr>
+            <w:noProof/>
+          </w:rPr>
+          <w:t>16</w:t>
+        </w:r>
+      </w:fldSimple>
+      <w:r>
+        <w:t>. Eco</w:t>
+      </w:r>
+    </w:p>
+    <w:p>
+      <w:pPr>
+        <w:ind w:firstLine="360"/>
+        <w:jc w:val="both"/>
+        <w:rPr>
+          <w:sz w:val="22"/>
+          <w:szCs w:val="22"/>
+        </w:rPr>
+      </w:pPr>
+      <w:r>
+        <w:rPr>
+          <w:sz w:val="22"/>
+          <w:szCs w:val="22"/>
+        </w:rPr>
+        <w:t>El usuario debe seleccionar</w:t>
+      </w:r>
+      <w:r>
+        <w:rPr>
+          <w:sz w:val="22"/>
+          <w:szCs w:val="22"/>
+        </w:rPr>
+        <w:t xml:space="preserve"> primero</w:t>
+      </w:r>
+      <w:r>
+        <w:rPr>
+          <w:sz w:val="22"/>
+          <w:szCs w:val="22"/>
+        </w:rPr>
+        <w:t xml:space="preserve"> </w:t>
+      </w:r>
+      <w:r>
+        <w:rPr>
+          <w:sz w:val="22"/>
+          <w:szCs w:val="22"/>
+        </w:rPr>
+        <w:t xml:space="preserve">el tiempo de retardo en milisegundos, </w:t>
+      </w:r>
+      <w:r>
+        <w:rPr>
+          <w:sz w:val="22"/>
+          <w:szCs w:val="22"/>
+        </w:rPr>
+        <w:t xml:space="preserve">que </w:t>
+      </w:r>
+      <w:r>
+        <w:rPr>
+          <w:sz w:val="22"/>
+          <w:szCs w:val="22"/>
+        </w:rPr>
+        <w:t>se refiere al intervalo de tiempo que transcurre entre el momento en que se emite un sonido original y el momento en que se percibe su repetición o reflexión.</w:t>
+      </w:r>
+      <w:r>
+        <w:rPr>
+          <w:sz w:val="22"/>
+          <w:szCs w:val="22"/>
+        </w:rPr>
+        <w:t xml:space="preserve"> Luego, puede elegir la intensidad</w:t>
+      </w:r>
+      <w:r>
+        <w:rPr>
+          <w:sz w:val="22"/>
+          <w:szCs w:val="22"/>
+        </w:rPr>
+        <w:t xml:space="preserve">, que es la amplitud del eco en relación con el sonido original. Finalmente, hay </w:t>
+      </w:r>
+      <w:r>
+        <w:rPr>
+          <w:sz w:val="22"/>
+          <w:szCs w:val="22"/>
+        </w:rPr>
         <w:lastRenderedPageBreak/>
-        <w:t xml:space="preserve">Una vez seleccionado el tipo de ruido, el usuario puede seleccionar </w:t>
-      </w:r>
-      <w:r>
-        <w:rPr>
-          <w:sz w:val="22"/>
-          <w:szCs w:val="22"/>
-        </w:rPr>
-        <w:t xml:space="preserve">el nivel de ruido deseado entre 0 y 1. Esto determinará como de contaminada estará la señal resultante con el ruido elegido. Tras pulsar </w:t>
-      </w:r>
-      <w:r>
-        <w:rPr>
-          <w:sz w:val="22"/>
-          <w:szCs w:val="22"/>
-        </w:rPr>
-        <w:t xml:space="preserve">en el botón de </w:t>
-      </w:r>
-      <w:r>
-        <w:rPr>
-          <w:sz w:val="22"/>
-          <w:szCs w:val="22"/>
-        </w:rPr>
-        <w:t>‘Aplicar ruido’, el audio contaminado podrá verse en la pestaña activa del visualizador.</w:t>
-      </w:r>
+        <w:t>una casilla para elegir si se desea escuchar eco en cascada, es decir, varias repeticiones que se van atenuando a lo largo del tiempo.</w:t>
+      </w:r>
+    </w:p>
+    <w:p>
+      <w:pPr>
+        <w:ind w:firstLine="360"/>
+        <w:jc w:val="both"/>
+        <w:rPr>
+          <w:sz w:val="22"/>
+          <w:szCs w:val="22"/>
+        </w:rPr>
+      </w:pPr>
+      <w:r>
+        <w:rPr>
+          <w:sz w:val="22"/>
+          <w:szCs w:val="22"/>
+        </w:rPr>
+        <w:t xml:space="preserve">Una vez elegida la configuración deseada, se puede pulsar en </w:t>
+      </w:r>
+      <w:r>
+        <w:rPr>
+          <w:sz w:val="22"/>
+          <w:szCs w:val="22"/>
+        </w:rPr>
+        <w:t>‘Aplicar eco’ para ver la señal procesada con eco en la pestaña activa del visualizador y reproducirla.</w:t>
+      </w:r>
+    </w:p>
+    <w:p>
+      <w:pPr>
+        <w:ind w:firstLine="360"/>
+        <w:jc w:val="both"/>
+        <w:rPr>
+          <w:sz w:val="22"/>
+          <w:szCs w:val="22"/>
+        </w:rPr>
+      </w:pPr>
     </w:p>
     <w:p>
       <w:pPr>
         <w:pStyle w:val="Ttulo3"/>
         <w:jc w:val="both"/>
       </w:pPr>
-      <w:bookmarkStart w:id="27" w:name="_Toc184807402"/>
-      <w:r>
-        <w:t>Eco</w:t>
-      </w:r>
-      <w:bookmarkEnd w:id="27"/>
+      <w:bookmarkStart w:id="28" w:name="_Toc184974521"/>
+      <w:r>
+        <w:t>Inversión temporal</w:t>
+      </w:r>
+      <w:bookmarkEnd w:id="28"/>
     </w:p>
     <w:p>
       <w:pPr>
@@ -8121,103 +8549,143 @@
           <w:sz w:val="22"/>
           <w:szCs w:val="22"/>
         </w:rPr>
-        <w:t xml:space="preserve">La herramienta de eco permite simular el efecto de reflejos sonoros, replicando la experiencia de un sonido que rebota en superficies y llega al oyente después de un breve retraso. Esta funcionalidad ofrece opciones para ajustar parámetros como el tiempo de retardo, </w:t>
-      </w:r>
-      <w:r>
-        <w:rPr>
-          <w:sz w:val="22"/>
-          <w:szCs w:val="22"/>
-        </w:rPr>
-        <w:t>la intensidad, o si se desea oír eco en cascada</w:t>
-      </w:r>
-      <w:r>
-        <w:rPr>
-          <w:sz w:val="22"/>
-          <w:szCs w:val="22"/>
-        </w:rPr>
-        <w:t xml:space="preserve">, lo que permite crear efectos realistas de reverberación o simular ambientes acústicos específicos. Es especialmente útil para estudios </w:t>
-      </w:r>
-      <w:proofErr w:type="spellStart"/>
-      <w:r>
-        <w:rPr>
-          <w:sz w:val="22"/>
-          <w:szCs w:val="22"/>
-        </w:rPr>
-        <w:t>psicoacústicos</w:t>
-      </w:r>
-      <w:proofErr w:type="spellEnd"/>
-      <w:r>
-        <w:rPr>
-          <w:sz w:val="22"/>
-          <w:szCs w:val="22"/>
-        </w:rPr>
-        <w:t xml:space="preserve"> que investigan la percepción del espacio.</w:t>
-      </w:r>
-    </w:p>
-    <w:p>
-      <w:pPr>
+        <w:t>La herramienta de inversión temporal permite invertir la señal de audio en el eje de tiempo, reproduciendo el contenido sonoro de manera invertida. Al presionar el botón "Invertir señal", l</w:t>
+      </w:r>
+      <w:r>
+        <w:rPr>
+          <w:sz w:val="22"/>
+          <w:szCs w:val="22"/>
+        </w:rPr>
+        <w:t>as tres gráficas de la</w:t>
+      </w:r>
+      <w:r>
+        <w:rPr>
+          <w:sz w:val="22"/>
+          <w:szCs w:val="22"/>
+        </w:rPr>
+        <w:t xml:space="preserve"> secuencia de audio se </w:t>
+      </w:r>
+      <w:r>
+        <w:rPr>
+          <w:sz w:val="22"/>
+          <w:szCs w:val="22"/>
+        </w:rPr>
+        <w:t>carga</w:t>
+      </w:r>
+      <w:r>
+        <w:rPr>
+          <w:sz w:val="22"/>
+          <w:szCs w:val="22"/>
+        </w:rPr>
+        <w:t>n</w:t>
+      </w:r>
+      <w:r>
+        <w:rPr>
+          <w:sz w:val="22"/>
+          <w:szCs w:val="22"/>
+        </w:rPr>
+        <w:t xml:space="preserve"> automáticamente en la pestaña actual del visualizador, y </w:t>
+      </w:r>
+      <w:r>
+        <w:rPr>
+          <w:sz w:val="22"/>
+          <w:szCs w:val="22"/>
+        </w:rPr>
+        <w:t xml:space="preserve">se </w:t>
+      </w:r>
+      <w:r>
+        <w:rPr>
+          <w:sz w:val="22"/>
+          <w:szCs w:val="22"/>
+        </w:rPr>
+        <w:t>reproduce</w:t>
+      </w:r>
+      <w:r>
+        <w:rPr>
+          <w:sz w:val="22"/>
+          <w:szCs w:val="22"/>
+        </w:rPr>
+        <w:t xml:space="preserve"> la señal</w:t>
+      </w:r>
+      <w:r>
+        <w:rPr>
+          <w:sz w:val="22"/>
+          <w:szCs w:val="22"/>
+        </w:rPr>
+        <w:t xml:space="preserve"> de atrás hacia adelante, lo que puede ser útil para escuchar patrones, efectos o estructuras sonoras en reversa. </w:t>
+      </w:r>
+    </w:p>
+    <w:p>
+      <w:pPr>
+        <w:keepNext/>
         <w:ind w:firstLine="360"/>
-        <w:jc w:val="both"/>
-        <w:rPr>
-          <w:sz w:val="22"/>
-          <w:szCs w:val="22"/>
-        </w:rPr>
-      </w:pPr>
-      <w:r>
-        <w:rPr>
-          <w:sz w:val="22"/>
-          <w:szCs w:val="22"/>
-        </w:rPr>
-        <w:t>El usuario debe seleccionar</w:t>
-      </w:r>
-      <w:r>
-        <w:rPr>
-          <w:sz w:val="22"/>
-          <w:szCs w:val="22"/>
-        </w:rPr>
-        <w:t xml:space="preserve"> primero</w:t>
-      </w:r>
-      <w:r>
-        <w:rPr>
-          <w:sz w:val="22"/>
-          <w:szCs w:val="22"/>
-        </w:rPr>
-        <w:t xml:space="preserve"> </w:t>
-      </w:r>
-      <w:r>
-        <w:rPr>
-          <w:sz w:val="22"/>
-          <w:szCs w:val="22"/>
-        </w:rPr>
-        <w:t xml:space="preserve">el tiempo de retardo en milisegundos, </w:t>
-      </w:r>
-      <w:r>
-        <w:rPr>
-          <w:sz w:val="22"/>
-          <w:szCs w:val="22"/>
-        </w:rPr>
-        <w:t xml:space="preserve">que </w:t>
-      </w:r>
-      <w:r>
-        <w:rPr>
-          <w:sz w:val="22"/>
-          <w:szCs w:val="22"/>
-        </w:rPr>
-        <w:t>se refiere al intervalo de tiempo que transcurre entre el momento en que se emite un sonido original y el momento en que se percibe su repetición o reflexión.</w:t>
-      </w:r>
-      <w:r>
-        <w:rPr>
-          <w:sz w:val="22"/>
-          <w:szCs w:val="22"/>
-        </w:rPr>
-        <w:t xml:space="preserve"> Luego, puede elegir la intensidad</w:t>
-      </w:r>
-      <w:r>
-        <w:rPr>
-          <w:sz w:val="22"/>
-          <w:szCs w:val="22"/>
-        </w:rPr>
-        <w:t>, que es la amplitud del eco en relación con el sonido original. Finalmente, hay una casilla para elegir si se desea escuchar eco en cascada, es decir, varias repeticiones que se van atenuando a lo largo del tiempo.</w:t>
+        <w:jc w:val="center"/>
+      </w:pPr>
+      <w:r>
+        <w:rPr>
+          <w:noProof/>
+          <w:sz w:val="22"/>
+          <w:szCs w:val="22"/>
+        </w:rPr>
+        <w:drawing>
+          <wp:inline distT="0" distB="0" distL="0" distR="0" wp14:anchorId="31A87CCE" wp14:editId="03E2D0D3">
+            <wp:extent cx="3600953" cy="1952898"/>
+            <wp:effectExtent l="0" t="0" r="0" b="9525"/>
+            <wp:docPr id="301985720" name="Imagen 1" descr="Interfaz de usuario gráfica, Texto, Aplicación, Correo electrónico&#10;&#10;Descripción generada automáticamente"/>
+            <wp:cNvGraphicFramePr>
+              <a:graphicFrameLocks xmlns:a="http://schemas.openxmlformats.org/drawingml/2006/main" noChangeAspect="1"/>
+            </wp:cNvGraphicFramePr>
+            <a:graphic xmlns:a="http://schemas.openxmlformats.org/drawingml/2006/main">
+              <a:graphicData uri="http://schemas.openxmlformats.org/drawingml/2006/picture">
+                <pic:pic xmlns:pic="http://schemas.openxmlformats.org/drawingml/2006/picture">
+                  <pic:nvPicPr>
+                    <pic:cNvPr id="301985720" name="Imagen 1" descr="Interfaz de usuario gráfica, Texto, Aplicación, Correo electrónico&#10;&#10;Descripción generada automáticamente"/>
+                    <pic:cNvPicPr/>
+                  </pic:nvPicPr>
+                  <pic:blipFill>
+                    <a:blip r:embed="rId24"/>
+                    <a:stretch>
+                      <a:fillRect/>
+                    </a:stretch>
+                  </pic:blipFill>
+                  <pic:spPr>
+                    <a:xfrm>
+                      <a:off x="0" y="0"/>
+                      <a:ext cx="3600953" cy="1952898"/>
+                    </a:xfrm>
+                    <a:prstGeom prst="rect">
+                      <a:avLst/>
+                    </a:prstGeom>
+                  </pic:spPr>
+                </pic:pic>
+              </a:graphicData>
+            </a:graphic>
+          </wp:inline>
+        </w:drawing>
+      </w:r>
+    </w:p>
+    <w:p>
+      <w:pPr>
+        <w:pStyle w:val="Descripcin"/>
+        <w:jc w:val="center"/>
+        <w:rPr>
+          <w:sz w:val="22"/>
+          <w:szCs w:val="22"/>
+        </w:rPr>
+      </w:pPr>
+      <w:r>
+        <w:t xml:space="preserve">Figura </w:t>
+      </w:r>
+      <w:fldSimple w:instr=" SEQ Figura \* ARABIC ">
+        <w:r>
+          <w:rPr>
+            <w:noProof/>
+          </w:rPr>
+          <w:t>17</w:t>
+        </w:r>
+      </w:fldSimple>
+      <w:r>
+        <w:t>. Inversión</w:t>
       </w:r>
     </w:p>
     <w:p>
@@ -8234,14 +8702,7 @@
           <w:sz w:val="22"/>
           <w:szCs w:val="22"/>
         </w:rPr>
-        <w:t xml:space="preserve">Una vez elegida la configuración deseada, se puede pulsar en </w:t>
-      </w:r>
-      <w:r>
-        <w:rPr>
-          <w:sz w:val="22"/>
-          <w:szCs w:val="22"/>
-        </w:rPr>
-        <w:t>‘Aplicar eco’ para ver la señal procesada con eco en la pestaña activa del visualizador y reproducirla.</w:t>
+        <w:t>Esta funcionalidad es ideal para explorar fenómenos como los palíndromos sonoros, donde una secuencia tiene el mismo contenido hacia adelante y hacia atrás, o para la creación de efectos creativos y experimentales en música y diseño sonoro.</w:t>
       </w:r>
     </w:p>
     <w:p>
@@ -8259,11 +8720,14 @@
         <w:pStyle w:val="Ttulo3"/>
         <w:jc w:val="both"/>
       </w:pPr>
-      <w:bookmarkStart w:id="28" w:name="_Toc184807403"/>
-      <w:r>
-        <w:t>Inversión temporal</w:t>
-      </w:r>
-      <w:bookmarkEnd w:id="28"/>
+      <w:bookmarkStart w:id="29" w:name="_Toc184974522"/>
+      <w:r>
+        <w:t xml:space="preserve">Efectos </w:t>
+      </w:r>
+      <w:r>
+        <w:t>sonoros</w:t>
+      </w:r>
+      <w:bookmarkEnd w:id="29"/>
     </w:p>
     <w:p>
       <w:pPr>
@@ -8279,127 +8743,6 @@
           <w:sz w:val="22"/>
           <w:szCs w:val="22"/>
         </w:rPr>
-        <w:t>La herramienta de inversión temporal permite invertir la señal de audio en el eje de tiempo, reproduciendo el contenido sonoro de manera invertida. Al presionar el botón "Invertir señal", l</w:t>
-      </w:r>
-      <w:r>
-        <w:rPr>
-          <w:sz w:val="22"/>
-          <w:szCs w:val="22"/>
-        </w:rPr>
-        <w:t>as tres gráficas de la</w:t>
-      </w:r>
-      <w:r>
-        <w:rPr>
-          <w:sz w:val="22"/>
-          <w:szCs w:val="22"/>
-        </w:rPr>
-        <w:t xml:space="preserve"> secuencia de audio se </w:t>
-      </w:r>
-      <w:r>
-        <w:rPr>
-          <w:sz w:val="22"/>
-          <w:szCs w:val="22"/>
-        </w:rPr>
-        <w:t>carga</w:t>
-      </w:r>
-      <w:r>
-        <w:rPr>
-          <w:sz w:val="22"/>
-          <w:szCs w:val="22"/>
-        </w:rPr>
-        <w:t>n</w:t>
-      </w:r>
-      <w:r>
-        <w:rPr>
-          <w:sz w:val="22"/>
-          <w:szCs w:val="22"/>
-        </w:rPr>
-        <w:t xml:space="preserve"> automáticamente en la pestaña actual del visualizador, y </w:t>
-      </w:r>
-      <w:r>
-        <w:rPr>
-          <w:sz w:val="22"/>
-          <w:szCs w:val="22"/>
-        </w:rPr>
-        <w:t xml:space="preserve">se </w:t>
-      </w:r>
-      <w:r>
-        <w:rPr>
-          <w:sz w:val="22"/>
-          <w:szCs w:val="22"/>
-        </w:rPr>
-        <w:t>reproduce</w:t>
-      </w:r>
-      <w:r>
-        <w:rPr>
-          <w:sz w:val="22"/>
-          <w:szCs w:val="22"/>
-        </w:rPr>
-        <w:t xml:space="preserve"> la señal</w:t>
-      </w:r>
-      <w:r>
-        <w:rPr>
-          <w:sz w:val="22"/>
-          <w:szCs w:val="22"/>
-        </w:rPr>
-        <w:t xml:space="preserve"> de atrás hacia adelante, lo que puede ser útil para escuchar patrones, efectos o estructuras sonoras en reversa. </w:t>
-      </w:r>
-    </w:p>
-    <w:p>
-      <w:pPr>
-        <w:ind w:firstLine="360"/>
-        <w:jc w:val="both"/>
-        <w:rPr>
-          <w:sz w:val="22"/>
-          <w:szCs w:val="22"/>
-        </w:rPr>
-      </w:pPr>
-      <w:r>
-        <w:rPr>
-          <w:sz w:val="22"/>
-          <w:szCs w:val="22"/>
-        </w:rPr>
-        <w:t>Esta funcionalidad es ideal para explorar fenómenos como los palíndromos sonoros, donde una secuencia tiene el mismo contenido hacia adelante y hacia atrás, o para la creación de efectos creativos y experimentales en música y diseño sonoro.</w:t>
-      </w:r>
-    </w:p>
-    <w:p>
-      <w:pPr>
-        <w:ind w:firstLine="360"/>
-        <w:jc w:val="both"/>
-        <w:rPr>
-          <w:sz w:val="22"/>
-          <w:szCs w:val="22"/>
-        </w:rPr>
-      </w:pPr>
-    </w:p>
-    <w:p>
-      <w:pPr>
-        <w:pStyle w:val="Ttulo3"/>
-        <w:jc w:val="both"/>
-      </w:pPr>
-      <w:bookmarkStart w:id="29" w:name="_Toc184807404"/>
-      <w:r>
-        <w:t xml:space="preserve">Efectos </w:t>
-      </w:r>
-      <w:r>
-        <w:t>sonoros</w:t>
-      </w:r>
-      <w:bookmarkEnd w:id="29"/>
-    </w:p>
-    <w:p>
-      <w:pPr>
-        <w:ind w:firstLine="360"/>
-        <w:jc w:val="both"/>
-        <w:rPr>
-          <w:sz w:val="22"/>
-          <w:szCs w:val="22"/>
-        </w:rPr>
-      </w:pPr>
-      <w:r>
-        <w:rPr>
-          <w:sz w:val="22"/>
-          <w:szCs w:val="22"/>
-        </w:rPr>
         <w:t xml:space="preserve">En esta sección, </w:t>
       </w:r>
       <w:r>
@@ -8416,15 +8759,6 @@
         </w:rPr>
         <w:t xml:space="preserve"> aplicar una serie de efectos sonoros para modificar y enriquecer la señal de audio. El desplegable permite seleccionar entre los siguientes efectos:</w:t>
       </w:r>
-    </w:p>
-    <w:p>
-      <w:pPr>
-        <w:jc w:val="both"/>
-        <w:rPr>
-          <w:sz w:val="22"/>
-          <w:szCs w:val="22"/>
-        </w:rPr>
-      </w:pPr>
     </w:p>
     <w:p>
       <w:pPr>
@@ -8441,10 +8775,19 @@
       </w:pPr>
       <w:r>
         <w:rPr>
-          <w:sz w:val="22"/>
-          <w:szCs w:val="22"/>
-        </w:rPr>
-        <w:t>Reverberación: Este efecto simula la reflexión del sonido en un espacio cerrado, como una sala, una cueva o un auditorio. La reverberación agrega una serie de ecos decaídos que proporcionan una sensación de amplitud y profundidad al sonido, haciendo que parezca estar ocurriendo en un espacio físico específico.</w:t>
+          <w:b/>
+          <w:bCs/>
+          <w:sz w:val="22"/>
+          <w:szCs w:val="22"/>
+        </w:rPr>
+        <w:t>Reverberación</w:t>
+      </w:r>
+      <w:r>
+        <w:rPr>
+          <w:sz w:val="22"/>
+          <w:szCs w:val="22"/>
+        </w:rPr>
+        <w:t>: Este efecto simula la reflexión del sonido en un espacio cerrado, como una sala, una cueva o un auditorio. La reverberación agrega una serie de ecos decaídos que proporcionan una sensación de amplitud y profundidad al sonido, haciendo que parezca estar ocurriendo en un espacio físico específico.</w:t>
       </w:r>
     </w:p>
     <w:p>
@@ -8462,11 +8805,19 @@
       </w:pPr>
       <w:r>
         <w:rPr>
-          <w:sz w:val="22"/>
-          <w:szCs w:val="22"/>
-        </w:rPr>
-        <w:lastRenderedPageBreak/>
-        <w:t>Efecto Haas: También conocido como Efecto de Localización Temporal o "Punto de fusión", este efecto juega con las diferencias de tiempo entre dos canales de audio (izquierdo y derecho). Un canal se retrasa ligeramente con respecto al otro, lo que crea una percepción de espacialidad, simulando que el sonido proviene de una dirección determinada. Este efecto es útil para generar una sensación de "ancho estéreo" o para manipular la localización percibida de una fuente sonora.</w:t>
+          <w:b/>
+          <w:bCs/>
+          <w:sz w:val="22"/>
+          <w:szCs w:val="22"/>
+        </w:rPr>
+        <w:t>Efecto Haas</w:t>
+      </w:r>
+      <w:r>
+        <w:rPr>
+          <w:sz w:val="22"/>
+          <w:szCs w:val="22"/>
+        </w:rPr>
+        <w:t>: También conocido como Efecto de Localización Temporal o "Punto de fusión", este efecto juega con las diferencias de tiempo entre dos canales de audio (izquierdo y derecho). Un canal se retrasa ligeramente con respecto al otro, lo que crea una percepción de espacialidad, simulando que el sonido proviene de una dirección determinada. Este efecto es útil para generar una sensación de "ancho estéreo" o para manipular la localización percibida de una fuente sonora.</w:t>
       </w:r>
     </w:p>
     <w:p>
@@ -8484,20 +8835,93 @@
       </w:pPr>
       <w:r>
         <w:rPr>
-          <w:sz w:val="22"/>
-          <w:szCs w:val="22"/>
-        </w:rPr>
-        <w:t>Enmascaramiento: Este efecto ocurre cuando una señal más fuerte enmascara o cubre la percepción de una señal más débil en las cercanías de su frecuencia. Se utiliza para simular cómo ciertos sonidos pueden "ocultar" otros en entornos ruidosos, como en el caso de un ruido de fondo que cubre una conversación o sonidos a baja frecuencia que ocultan los más agudos.</w:t>
-      </w:r>
-    </w:p>
-    <w:p>
-      <w:pPr>
-        <w:jc w:val="both"/>
-        <w:rPr>
-          <w:sz w:val="22"/>
-          <w:szCs w:val="22"/>
-        </w:rPr>
-      </w:pPr>
+          <w:b/>
+          <w:bCs/>
+          <w:sz w:val="22"/>
+          <w:szCs w:val="22"/>
+        </w:rPr>
+        <w:lastRenderedPageBreak/>
+        <w:t>Enmascaramiento</w:t>
+      </w:r>
+      <w:r>
+        <w:rPr>
+          <w:sz w:val="22"/>
+          <w:szCs w:val="22"/>
+        </w:rPr>
+        <w:t>: Este efecto ocurre cuando una señal más fuerte enmascara o cubre la percepción de una señal más débil en las cercanías de su frecuencia. Se utiliza para simular cómo ciertos sonidos pueden "ocultar" otros en entornos ruidosos, como en el caso de un ruido de fondo que cubre una conversación o sonidos a baja frecuencia que ocultan los más agudos.</w:t>
+      </w:r>
+    </w:p>
+    <w:p>
+      <w:pPr>
+        <w:keepNext/>
+        <w:jc w:val="center"/>
+      </w:pPr>
+      <w:r>
+        <w:rPr>
+          <w:noProof/>
+          <w:sz w:val="22"/>
+          <w:szCs w:val="22"/>
+        </w:rPr>
+        <w:drawing>
+          <wp:inline distT="0" distB="0" distL="0" distR="0" wp14:anchorId="4664C7AF" wp14:editId="22BF97A7">
+            <wp:extent cx="3364302" cy="2596848"/>
+            <wp:effectExtent l="0" t="0" r="7620" b="0"/>
+            <wp:docPr id="1019262733" name="Imagen 1" descr="Interfaz de usuario gráfica&#10;&#10;Descripción generada automáticamente"/>
+            <wp:cNvGraphicFramePr>
+              <a:graphicFrameLocks xmlns:a="http://schemas.openxmlformats.org/drawingml/2006/main" noChangeAspect="1"/>
+            </wp:cNvGraphicFramePr>
+            <a:graphic xmlns:a="http://schemas.openxmlformats.org/drawingml/2006/main">
+              <a:graphicData uri="http://schemas.openxmlformats.org/drawingml/2006/picture">
+                <pic:pic xmlns:pic="http://schemas.openxmlformats.org/drawingml/2006/picture">
+                  <pic:nvPicPr>
+                    <pic:cNvPr id="1019262733" name="Imagen 1" descr="Interfaz de usuario gráfica&#10;&#10;Descripción generada automáticamente"/>
+                    <pic:cNvPicPr/>
+                  </pic:nvPicPr>
+                  <pic:blipFill>
+                    <a:blip r:embed="rId25"/>
+                    <a:stretch>
+                      <a:fillRect/>
+                    </a:stretch>
+                  </pic:blipFill>
+                  <pic:spPr>
+                    <a:xfrm>
+                      <a:off x="0" y="0"/>
+                      <a:ext cx="3366671" cy="2598676"/>
+                    </a:xfrm>
+                    <a:prstGeom prst="rect">
+                      <a:avLst/>
+                    </a:prstGeom>
+                  </pic:spPr>
+                </pic:pic>
+              </a:graphicData>
+            </a:graphic>
+          </wp:inline>
+        </w:drawing>
+      </w:r>
+    </w:p>
+    <w:p>
+      <w:pPr>
+        <w:pStyle w:val="Descripcin"/>
+        <w:jc w:val="center"/>
+        <w:rPr>
+          <w:sz w:val="22"/>
+          <w:szCs w:val="22"/>
+        </w:rPr>
+      </w:pPr>
+      <w:r>
+        <w:t xml:space="preserve">Figura </w:t>
+      </w:r>
+      <w:fldSimple w:instr=" SEQ Figura \* ARABIC ">
+        <w:r>
+          <w:rPr>
+            <w:noProof/>
+          </w:rPr>
+          <w:t>18</w:t>
+        </w:r>
+      </w:fldSimple>
+      <w:r>
+        <w:t>. Efectos</w:t>
+      </w:r>
     </w:p>
     <w:p>
       <w:pPr>
@@ -8556,7 +8980,7 @@
         <w:pStyle w:val="Ttulo3"/>
         <w:jc w:val="both"/>
       </w:pPr>
-      <w:bookmarkStart w:id="30" w:name="_Toc184807405"/>
+      <w:bookmarkStart w:id="30" w:name="_Toc184974523"/>
       <w:r>
         <w:t>Transcripción de voz a texto</w:t>
       </w:r>
@@ -8591,53 +9015,12 @@
         </w:rPr>
         <w:t xml:space="preserve">un audio de voz de una persona a texto empleando inteligencia artificial. Esto se realiza gracias al modelo </w:t>
       </w:r>
-      <w:proofErr w:type="spellStart"/>
-      <w:r>
-        <w:rPr>
-          <w:sz w:val="22"/>
-          <w:szCs w:val="22"/>
-        </w:rPr>
-        <w:t>Whisper</w:t>
-      </w:r>
-      <w:proofErr w:type="spellEnd"/>
-      <w:r>
-        <w:rPr>
-          <w:sz w:val="22"/>
-          <w:szCs w:val="22"/>
-        </w:rPr>
-        <w:t xml:space="preserve"> de </w:t>
-      </w:r>
-      <w:proofErr w:type="spellStart"/>
-      <w:r>
-        <w:rPr>
-          <w:sz w:val="22"/>
-          <w:szCs w:val="22"/>
-        </w:rPr>
-        <w:t>OpenAI</w:t>
-      </w:r>
-      <w:proofErr w:type="spellEnd"/>
-      <w:r>
-        <w:rPr>
-          <w:sz w:val="22"/>
-          <w:szCs w:val="22"/>
-        </w:rPr>
-        <w:t xml:space="preserve">, un modelo open </w:t>
-      </w:r>
-      <w:proofErr w:type="spellStart"/>
-      <w:r>
-        <w:rPr>
-          <w:sz w:val="22"/>
-          <w:szCs w:val="22"/>
-        </w:rPr>
-        <w:t>source</w:t>
-      </w:r>
-      <w:proofErr w:type="spellEnd"/>
-      <w:r>
-        <w:rPr>
-          <w:sz w:val="22"/>
-          <w:szCs w:val="22"/>
-        </w:rPr>
-        <w:t xml:space="preserve"> de transcripción de voz a texto</w:t>
+      <w:r>
+        <w:rPr>
+          <w:sz w:val="22"/>
+          <w:szCs w:val="22"/>
+        </w:rPr>
+        <w:t>Whisper de OpenAI, un modelo open source de transcripción de voz a texto</w:t>
       </w:r>
       <w:r>
         <w:rPr>
@@ -8649,17 +9032,92 @@
     </w:p>
     <w:p>
       <w:pPr>
+        <w:keepNext/>
         <w:ind w:firstLine="360"/>
-        <w:rPr>
-          <w:sz w:val="22"/>
-          <w:szCs w:val="22"/>
-        </w:rPr>
-      </w:pPr>
-      <w:r>
-        <w:rPr>
-          <w:sz w:val="22"/>
-          <w:szCs w:val="22"/>
-        </w:rPr>
+        <w:jc w:val="center"/>
+      </w:pPr>
+      <w:r>
+        <w:rPr>
+          <w:noProof/>
+          <w:sz w:val="22"/>
+          <w:szCs w:val="22"/>
+        </w:rPr>
+        <w:drawing>
+          <wp:inline distT="0" distB="0" distL="0" distR="0" wp14:anchorId="4B8F2607" wp14:editId="66D255C9">
+            <wp:extent cx="3071003" cy="2074560"/>
+            <wp:effectExtent l="0" t="0" r="0" b="1905"/>
+            <wp:docPr id="124187370" name="Imagen 1" descr="Interfaz de usuario gráfica, Texto, Aplicación, Correo electrónico&#10;&#10;Descripción generada automáticamente"/>
+            <wp:cNvGraphicFramePr>
+              <a:graphicFrameLocks xmlns:a="http://schemas.openxmlformats.org/drawingml/2006/main" noChangeAspect="1"/>
+            </wp:cNvGraphicFramePr>
+            <a:graphic xmlns:a="http://schemas.openxmlformats.org/drawingml/2006/main">
+              <a:graphicData uri="http://schemas.openxmlformats.org/drawingml/2006/picture">
+                <pic:pic xmlns:pic="http://schemas.openxmlformats.org/drawingml/2006/picture">
+                  <pic:nvPicPr>
+                    <pic:cNvPr id="124187370" name="Imagen 1" descr="Interfaz de usuario gráfica, Texto, Aplicación, Correo electrónico&#10;&#10;Descripción generada automáticamente"/>
+                    <pic:cNvPicPr/>
+                  </pic:nvPicPr>
+                  <pic:blipFill>
+                    <a:blip r:embed="rId26"/>
+                    <a:stretch>
+                      <a:fillRect/>
+                    </a:stretch>
+                  </pic:blipFill>
+                  <pic:spPr>
+                    <a:xfrm>
+                      <a:off x="0" y="0"/>
+                      <a:ext cx="3104492" cy="2097183"/>
+                    </a:xfrm>
+                    <a:prstGeom prst="rect">
+                      <a:avLst/>
+                    </a:prstGeom>
+                  </pic:spPr>
+                </pic:pic>
+              </a:graphicData>
+            </a:graphic>
+          </wp:inline>
+        </w:drawing>
+      </w:r>
+    </w:p>
+    <w:p>
+      <w:pPr>
+        <w:pStyle w:val="Descripcin"/>
+        <w:jc w:val="center"/>
+        <w:rPr>
+          <w:sz w:val="22"/>
+          <w:szCs w:val="22"/>
+        </w:rPr>
+      </w:pPr>
+      <w:r>
+        <w:t xml:space="preserve">Figura </w:t>
+      </w:r>
+      <w:fldSimple w:instr=" SEQ Figura \* ARABIC ">
+        <w:r>
+          <w:rPr>
+            <w:noProof/>
+          </w:rPr>
+          <w:t>19</w:t>
+        </w:r>
+      </w:fldSimple>
+      <w:r>
+        <w:t>. Transcripción de voz a texto</w:t>
+      </w:r>
+    </w:p>
+    <w:p>
+      <w:pPr>
+        <w:ind w:firstLine="360"/>
+        <w:jc w:val="both"/>
+        <w:rPr>
+          <w:sz w:val="22"/>
+          <w:szCs w:val="22"/>
+        </w:rPr>
+      </w:pPr>
+      <w:r>
+        <w:rPr>
+          <w:sz w:val="22"/>
+          <w:szCs w:val="22"/>
+        </w:rPr>
+        <w:lastRenderedPageBreak/>
         <w:t xml:space="preserve">El usuario solo debe pulsar el botón </w:t>
       </w:r>
       <w:r>
@@ -8721,7 +9179,7 @@
           <w:numId w:val="7"/>
         </w:numPr>
       </w:pPr>
-      <w:bookmarkStart w:id="31" w:name="_Toc184807406"/>
+      <w:bookmarkStart w:id="31" w:name="_Toc184974524"/>
       <w:r>
         <w:lastRenderedPageBreak/>
         <w:t>Ejemplos prácticos de uso</w:t>
@@ -8730,17 +9188,1323 @@
     </w:p>
     <w:p>
       <w:pPr>
-        <w:jc w:val="both"/>
-        <w:rPr>
-          <w:sz w:val="22"/>
-          <w:szCs w:val="22"/>
-        </w:rPr>
-      </w:pPr>
-      <w:r>
-        <w:rPr>
-          <w:sz w:val="22"/>
-          <w:szCs w:val="22"/>
-        </w:rPr>
+        <w:ind w:firstLine="360"/>
+        <w:jc w:val="both"/>
+        <w:rPr>
+          <w:sz w:val="22"/>
+          <w:szCs w:val="22"/>
+        </w:rPr>
+      </w:pPr>
+      <w:r>
+        <w:rPr>
+          <w:sz w:val="22"/>
+          <w:szCs w:val="22"/>
+        </w:rPr>
+        <w:t>En esta sección, exploramos tres ejemplos prácticos que muestran cómo utilizar algunas de las funcionalidades clave de la interfaz de análisis y procesamiento de audio. Estos ejemplos proporcionan una comprensión clara de cómo interactuar con la aplicación para obtener resultados efectivos.</w:t>
+      </w:r>
+    </w:p>
+    <w:p>
+      <w:pPr>
+        <w:pStyle w:val="Ttulo2"/>
+        <w:numPr>
+          <w:ilvl w:val="1"/>
+          <w:numId w:val="7"/>
+        </w:numPr>
+        <w:jc w:val="both"/>
+      </w:pPr>
+      <w:bookmarkStart w:id="32" w:name="_Toc184974525"/>
+      <w:r>
+        <w:t>Generación y filtrado de un tono</w:t>
+      </w:r>
+      <w:bookmarkEnd w:id="32"/>
+    </w:p>
+    <w:p>
+      <w:pPr>
+        <w:ind w:firstLine="360"/>
+        <w:jc w:val="both"/>
+        <w:rPr>
+          <w:sz w:val="22"/>
+          <w:szCs w:val="22"/>
+        </w:rPr>
+      </w:pPr>
+      <w:r>
+        <w:rPr>
+          <w:sz w:val="22"/>
+          <w:szCs w:val="22"/>
+        </w:rPr>
+        <w:t>En este primer ejemplo, generaremos un tono empleando el generador de señales de la interfaz</w:t>
+      </w:r>
+      <w:r>
+        <w:rPr>
+          <w:sz w:val="22"/>
+          <w:szCs w:val="22"/>
+        </w:rPr>
+        <w:t xml:space="preserve"> y lo filtraremos gracias a la herramienta de filtrado para mejorar la calidad de la señal.</w:t>
+      </w:r>
+    </w:p>
+    <w:p>
+      <w:pPr>
+        <w:ind w:firstLine="360"/>
+        <w:jc w:val="both"/>
+        <w:rPr>
+          <w:sz w:val="22"/>
+          <w:szCs w:val="22"/>
+        </w:rPr>
+      </w:pPr>
+      <w:r>
+        <w:rPr>
+          <w:sz w:val="22"/>
+          <w:szCs w:val="22"/>
+        </w:rPr>
+        <w:t>Para empezar, cargamos la interfaz y navegamos a la sección de generación de señales. Aquí, seleccionamos el tipo de señal que queremos generar</w:t>
+      </w:r>
+      <w:r>
+        <w:rPr>
+          <w:sz w:val="22"/>
+          <w:szCs w:val="22"/>
+        </w:rPr>
+        <w:t>.</w:t>
+      </w:r>
+      <w:r>
+        <w:rPr>
+          <w:sz w:val="22"/>
+          <w:szCs w:val="22"/>
+        </w:rPr>
+        <w:t xml:space="preserve"> </w:t>
+      </w:r>
+      <w:r>
+        <w:rPr>
+          <w:sz w:val="22"/>
+          <w:szCs w:val="22"/>
+        </w:rPr>
+        <w:t>P</w:t>
+      </w:r>
+      <w:r>
+        <w:rPr>
+          <w:sz w:val="22"/>
+          <w:szCs w:val="22"/>
+        </w:rPr>
+        <w:t xml:space="preserve">or ejemplo, elegimos una señal senoidal. Configuramos la amplitud a 1, la frecuencia a 440 Hz, que corresponde a la nota </w:t>
+      </w:r>
+      <w:r>
+        <w:rPr>
+          <w:i/>
+          <w:iCs/>
+          <w:sz w:val="22"/>
+          <w:szCs w:val="22"/>
+        </w:rPr>
+        <w:t>‘</w:t>
+      </w:r>
+      <w:r>
+        <w:rPr>
+          <w:i/>
+          <w:iCs/>
+          <w:sz w:val="22"/>
+          <w:szCs w:val="22"/>
+        </w:rPr>
+        <w:t>La</w:t>
+      </w:r>
+      <w:r>
+        <w:rPr>
+          <w:i/>
+          <w:iCs/>
+          <w:sz w:val="22"/>
+          <w:szCs w:val="22"/>
+        </w:rPr>
+        <w:t>’</w:t>
+      </w:r>
+      <w:r>
+        <w:rPr>
+          <w:sz w:val="22"/>
+          <w:szCs w:val="22"/>
+        </w:rPr>
+        <w:t xml:space="preserve"> estándar, la frecuencia de muestreo a 44100 Hz y establecemos una duración de 2 segundos. Al generar la señal, la aplicación muestra la forma de onda en el dominio del tiempo y su espectro de frecuencia correspondiente.</w:t>
+      </w:r>
+    </w:p>
+    <w:p/>
+    <w:p>
+      <w:pPr>
+        <w:keepNext/>
+        <w:jc w:val="center"/>
+      </w:pPr>
+      <w:r>
+        <w:rPr>
+          <w:noProof/>
+        </w:rPr>
+        <w:drawing>
+          <wp:inline distT="0" distB="0" distL="0" distR="0" wp14:anchorId="35A23C53" wp14:editId="4525C1FA">
+            <wp:extent cx="5400040" cy="1450975"/>
+            <wp:effectExtent l="0" t="0" r="0" b="0"/>
+            <wp:docPr id="1205944557" name="Imagen 1" descr="Interfaz de usuario gráfica, Aplicación&#10;&#10;Descripción generada automáticamente"/>
+            <wp:cNvGraphicFramePr>
+              <a:graphicFrameLocks xmlns:a="http://schemas.openxmlformats.org/drawingml/2006/main" noChangeAspect="1"/>
+            </wp:cNvGraphicFramePr>
+            <a:graphic xmlns:a="http://schemas.openxmlformats.org/drawingml/2006/main">
+              <a:graphicData uri="http://schemas.openxmlformats.org/drawingml/2006/picture">
+                <pic:pic xmlns:pic="http://schemas.openxmlformats.org/drawingml/2006/picture">
+                  <pic:nvPicPr>
+                    <pic:cNvPr id="1205944557" name="Imagen 1" descr="Interfaz de usuario gráfica, Aplicación&#10;&#10;Descripción generada automáticamente"/>
+                    <pic:cNvPicPr/>
+                  </pic:nvPicPr>
+                  <pic:blipFill>
+                    <a:blip r:embed="rId27"/>
+                    <a:stretch>
+                      <a:fillRect/>
+                    </a:stretch>
+                  </pic:blipFill>
+                  <pic:spPr>
+                    <a:xfrm>
+                      <a:off x="0" y="0"/>
+                      <a:ext cx="5400040" cy="1450975"/>
+                    </a:xfrm>
+                    <a:prstGeom prst="rect">
+                      <a:avLst/>
+                    </a:prstGeom>
+                  </pic:spPr>
+                </pic:pic>
+              </a:graphicData>
+            </a:graphic>
+          </wp:inline>
+        </w:drawing>
+      </w:r>
+    </w:p>
+    <w:p>
+      <w:pPr>
+        <w:pStyle w:val="Descripcin"/>
+        <w:jc w:val="center"/>
+      </w:pPr>
+      <w:r>
+        <w:t xml:space="preserve">Figura </w:t>
+      </w:r>
+      <w:fldSimple w:instr=" SEQ Figura \* ARABIC ">
+        <w:r>
+          <w:rPr>
+            <w:noProof/>
+          </w:rPr>
+          <w:t>20</w:t>
+        </w:r>
+      </w:fldSimple>
+      <w:r>
+        <w:t>. Panel de generación de señales</w:t>
+      </w:r>
+    </w:p>
+    <w:p>
+      <w:pPr>
+        <w:keepNext/>
+        <w:jc w:val="center"/>
+      </w:pPr>
+      <w:r>
+        <w:rPr>
+          <w:noProof/>
+        </w:rPr>
+        <w:drawing>
+          <wp:inline distT="0" distB="0" distL="0" distR="0" wp14:anchorId="4BA75FFF" wp14:editId="59E93818">
+            <wp:extent cx="5400040" cy="2708910"/>
+            <wp:effectExtent l="0" t="0" r="0" b="0"/>
+            <wp:docPr id="2036192132" name="Imagen 1" descr="Imagen que contiene Gráfico&#10;&#10;Descripción generada automáticamente"/>
+            <wp:cNvGraphicFramePr>
+              <a:graphicFrameLocks xmlns:a="http://schemas.openxmlformats.org/drawingml/2006/main" noChangeAspect="1"/>
+            </wp:cNvGraphicFramePr>
+            <a:graphic xmlns:a="http://schemas.openxmlformats.org/drawingml/2006/main">
+              <a:graphicData uri="http://schemas.openxmlformats.org/drawingml/2006/picture">
+                <pic:pic xmlns:pic="http://schemas.openxmlformats.org/drawingml/2006/picture">
+                  <pic:nvPicPr>
+                    <pic:cNvPr id="2036192132" name="Imagen 1" descr="Imagen que contiene Gráfico&#10;&#10;Descripción generada automáticamente"/>
+                    <pic:cNvPicPr/>
+                  </pic:nvPicPr>
+                  <pic:blipFill>
+                    <a:blip r:embed="rId28"/>
+                    <a:stretch>
+                      <a:fillRect/>
+                    </a:stretch>
+                  </pic:blipFill>
+                  <pic:spPr>
+                    <a:xfrm>
+                      <a:off x="0" y="0"/>
+                      <a:ext cx="5400040" cy="2708910"/>
+                    </a:xfrm>
+                    <a:prstGeom prst="rect">
+                      <a:avLst/>
+                    </a:prstGeom>
+                  </pic:spPr>
+                </pic:pic>
+              </a:graphicData>
+            </a:graphic>
+          </wp:inline>
+        </w:drawing>
+      </w:r>
+    </w:p>
+    <w:p>
+      <w:pPr>
+        <w:pStyle w:val="Descripcin"/>
+        <w:jc w:val="center"/>
+      </w:pPr>
+      <w:r>
+        <w:t xml:space="preserve">Figura </w:t>
+      </w:r>
+      <w:fldSimple w:instr=" SEQ Figura \* ARABIC ">
+        <w:r>
+          <w:rPr>
+            <w:noProof/>
+          </w:rPr>
+          <w:t>21</w:t>
+        </w:r>
+      </w:fldSimple>
+      <w:r>
+        <w:t>. Tono generado</w:t>
+      </w:r>
+    </w:p>
+    <w:p>
+      <w:pPr>
+        <w:ind w:firstLine="360"/>
+        <w:jc w:val="both"/>
+        <w:rPr>
+          <w:sz w:val="22"/>
+          <w:szCs w:val="22"/>
+        </w:rPr>
+      </w:pPr>
+      <w:r>
+        <w:rPr>
+          <w:sz w:val="22"/>
+          <w:szCs w:val="22"/>
+        </w:rPr>
+        <w:lastRenderedPageBreak/>
+        <w:t xml:space="preserve">Posteriormente, nos dirigimos al panel de herramientas de filtrado. Decidimos aplicar un filtro paso bajo para modificar las características de frecuencia del tono generado. </w:t>
+      </w:r>
+    </w:p>
+    <w:p>
+      <w:pPr>
+        <w:keepNext/>
+        <w:ind w:firstLine="360"/>
+        <w:jc w:val="center"/>
+      </w:pPr>
+      <w:r>
+        <w:rPr>
+          <w:noProof/>
+          <w:sz w:val="22"/>
+          <w:szCs w:val="22"/>
+        </w:rPr>
+        <w:drawing>
+          <wp:inline distT="0" distB="0" distL="0" distR="0" wp14:anchorId="786CB0F7" wp14:editId="1CA1BBCB">
+            <wp:extent cx="2457907" cy="1797179"/>
+            <wp:effectExtent l="0" t="0" r="0" b="0"/>
+            <wp:docPr id="1424648190" name="Imagen 1" descr="Interfaz de usuario gráfica&#10;&#10;Descripción generada automáticamente"/>
+            <wp:cNvGraphicFramePr>
+              <a:graphicFrameLocks xmlns:a="http://schemas.openxmlformats.org/drawingml/2006/main" noChangeAspect="1"/>
+            </wp:cNvGraphicFramePr>
+            <a:graphic xmlns:a="http://schemas.openxmlformats.org/drawingml/2006/main">
+              <a:graphicData uri="http://schemas.openxmlformats.org/drawingml/2006/picture">
+                <pic:pic xmlns:pic="http://schemas.openxmlformats.org/drawingml/2006/picture">
+                  <pic:nvPicPr>
+                    <pic:cNvPr id="1424648190" name="Imagen 1" descr="Interfaz de usuario gráfica&#10;&#10;Descripción generada automáticamente"/>
+                    <pic:cNvPicPr/>
+                  </pic:nvPicPr>
+                  <pic:blipFill>
+                    <a:blip r:embed="rId29"/>
+                    <a:stretch>
+                      <a:fillRect/>
+                    </a:stretch>
+                  </pic:blipFill>
+                  <pic:spPr>
+                    <a:xfrm>
+                      <a:off x="0" y="0"/>
+                      <a:ext cx="2468259" cy="1804748"/>
+                    </a:xfrm>
+                    <a:prstGeom prst="rect">
+                      <a:avLst/>
+                    </a:prstGeom>
+                  </pic:spPr>
+                </pic:pic>
+              </a:graphicData>
+            </a:graphic>
+          </wp:inline>
+        </w:drawing>
+      </w:r>
+    </w:p>
+    <w:p>
+      <w:pPr>
+        <w:pStyle w:val="Descripcin"/>
+        <w:jc w:val="center"/>
+        <w:rPr>
+          <w:sz w:val="22"/>
+          <w:szCs w:val="22"/>
+        </w:rPr>
+      </w:pPr>
+      <w:r>
+        <w:t xml:space="preserve">Figura </w:t>
+      </w:r>
+      <w:fldSimple w:instr=" SEQ Figura \* ARABIC ">
+        <w:r>
+          <w:rPr>
+            <w:noProof/>
+          </w:rPr>
+          <w:t>22</w:t>
+        </w:r>
+      </w:fldSimple>
+      <w:r>
+        <w:t>. Parámetros del filtro</w:t>
+      </w:r>
+    </w:p>
+    <w:p>
+      <w:pPr>
+        <w:ind w:firstLine="360"/>
+        <w:jc w:val="both"/>
+        <w:rPr>
+          <w:sz w:val="22"/>
+          <w:szCs w:val="22"/>
+        </w:rPr>
+      </w:pPr>
+      <w:r>
+        <w:rPr>
+          <w:sz w:val="22"/>
+          <w:szCs w:val="22"/>
+        </w:rPr>
+        <w:t xml:space="preserve">Seleccionamos un filtro de orden 4 y establecemos la frecuencia de corte en 500 Hz. Al aplicar el filtro, observamos cómo la componente de alta frecuencia por encima de los 500 Hz se atenúa en el espectro de frecuencia, resultando en una señal más suave. Al reproducir el tono filtrado, </w:t>
+      </w:r>
+      <w:r>
+        <w:rPr>
+          <w:sz w:val="22"/>
+          <w:szCs w:val="22"/>
+        </w:rPr>
+        <w:t>podemos notar</w:t>
+      </w:r>
+      <w:r>
+        <w:rPr>
+          <w:sz w:val="22"/>
+          <w:szCs w:val="22"/>
+        </w:rPr>
+        <w:t xml:space="preserve"> la diferencia en la calidad del sonido, </w:t>
+      </w:r>
+      <w:r>
+        <w:rPr>
+          <w:sz w:val="22"/>
+          <w:szCs w:val="22"/>
+        </w:rPr>
+        <w:t>lo que evidencia</w:t>
+      </w:r>
+      <w:r>
+        <w:rPr>
+          <w:sz w:val="22"/>
+          <w:szCs w:val="22"/>
+        </w:rPr>
+        <w:t xml:space="preserve"> la efectividad del filtrado aplicado.</w:t>
+      </w:r>
+    </w:p>
+    <w:p>
+      <w:pPr>
+        <w:keepNext/>
+        <w:ind w:firstLine="360"/>
+        <w:jc w:val="center"/>
+      </w:pPr>
+      <w:r>
+        <w:rPr>
+          <w:noProof/>
+          <w:sz w:val="22"/>
+          <w:szCs w:val="22"/>
+        </w:rPr>
+        <w:drawing>
+          <wp:inline distT="0" distB="0" distL="0" distR="0" wp14:anchorId="6B51D02A" wp14:editId="482DAC21">
+            <wp:extent cx="5400040" cy="2680335"/>
+            <wp:effectExtent l="0" t="0" r="0" b="5715"/>
+            <wp:docPr id="1160205472" name="Imagen 1" descr="Imagen que contiene Escala de tiempo&#10;&#10;Descripción generada automáticamente"/>
+            <wp:cNvGraphicFramePr>
+              <a:graphicFrameLocks xmlns:a="http://schemas.openxmlformats.org/drawingml/2006/main" noChangeAspect="1"/>
+            </wp:cNvGraphicFramePr>
+            <a:graphic xmlns:a="http://schemas.openxmlformats.org/drawingml/2006/main">
+              <a:graphicData uri="http://schemas.openxmlformats.org/drawingml/2006/picture">
+                <pic:pic xmlns:pic="http://schemas.openxmlformats.org/drawingml/2006/picture">
+                  <pic:nvPicPr>
+                    <pic:cNvPr id="1160205472" name="Imagen 1" descr="Imagen que contiene Escala de tiempo&#10;&#10;Descripción generada automáticamente"/>
+                    <pic:cNvPicPr/>
+                  </pic:nvPicPr>
+                  <pic:blipFill>
+                    <a:blip r:embed="rId30"/>
+                    <a:stretch>
+                      <a:fillRect/>
+                    </a:stretch>
+                  </pic:blipFill>
+                  <pic:spPr>
+                    <a:xfrm>
+                      <a:off x="0" y="0"/>
+                      <a:ext cx="5400040" cy="2680335"/>
+                    </a:xfrm>
+                    <a:prstGeom prst="rect">
+                      <a:avLst/>
+                    </a:prstGeom>
+                  </pic:spPr>
+                </pic:pic>
+              </a:graphicData>
+            </a:graphic>
+          </wp:inline>
+        </w:drawing>
+      </w:r>
+    </w:p>
+    <w:p>
+      <w:pPr>
+        <w:pStyle w:val="Descripcin"/>
+        <w:jc w:val="center"/>
+        <w:rPr>
+          <w:sz w:val="22"/>
+          <w:szCs w:val="22"/>
+        </w:rPr>
+      </w:pPr>
+      <w:r>
+        <w:t xml:space="preserve">Figura </w:t>
+      </w:r>
+      <w:fldSimple w:instr=" SEQ Figura \* ARABIC ">
+        <w:r>
+          <w:rPr>
+            <w:noProof/>
+          </w:rPr>
+          <w:t>23</w:t>
+        </w:r>
+      </w:fldSimple>
+      <w:r>
+        <w:t>. Señal tras el filtrado</w:t>
+      </w:r>
+    </w:p>
+    <w:p>
+      <w:pPr>
+        <w:ind w:firstLine="360"/>
+        <w:jc w:val="both"/>
+      </w:pPr>
+    </w:p>
+    <w:p>
+      <w:pPr>
+        <w:pStyle w:val="Ttulo2"/>
+        <w:numPr>
+          <w:ilvl w:val="1"/>
+          <w:numId w:val="7"/>
+        </w:numPr>
+        <w:jc w:val="both"/>
+      </w:pPr>
+      <w:bookmarkStart w:id="33" w:name="_Toc184974526"/>
+      <w:r>
+        <w:t xml:space="preserve">Carga de un archivo de audio </w:t>
+      </w:r>
+      <w:r>
+        <w:t>y modulación</w:t>
+      </w:r>
+      <w:bookmarkEnd w:id="33"/>
+    </w:p>
+    <w:p>
+      <w:pPr>
+        <w:ind w:firstLine="360"/>
+        <w:jc w:val="both"/>
+        <w:rPr>
+          <w:sz w:val="22"/>
+          <w:szCs w:val="22"/>
+        </w:rPr>
+      </w:pPr>
+      <w:r>
+        <w:rPr>
+          <w:sz w:val="22"/>
+          <w:szCs w:val="22"/>
+        </w:rPr>
+        <w:t xml:space="preserve">En el segundo ejemplo, procederemos a cargar un audio disponible en la máquina de trabajo donde estamos ejecutando la interfaz y </w:t>
+      </w:r>
+      <w:r>
+        <w:rPr>
+          <w:sz w:val="22"/>
+          <w:szCs w:val="22"/>
+        </w:rPr>
+        <w:t>aplicaremos una modulación en amplitud gracias a la utilidad correspondiente en el panel de herramientas.</w:t>
+      </w:r>
+    </w:p>
+    <w:p>
+      <w:pPr>
+        <w:rPr>
+          <w:sz w:val="22"/>
+          <w:szCs w:val="22"/>
+        </w:rPr>
+      </w:pPr>
+      <w:r>
+        <w:rPr>
+          <w:sz w:val="22"/>
+          <w:szCs w:val="22"/>
+        </w:rPr>
+        <w:br w:type="page"/>
+      </w:r>
+    </w:p>
+    <w:p>
+      <w:pPr>
+        <w:ind w:firstLine="360"/>
+        <w:jc w:val="both"/>
+        <w:rPr>
+          <w:sz w:val="22"/>
+          <w:szCs w:val="22"/>
+        </w:rPr>
+      </w:pPr>
+      <w:r>
+        <w:rPr>
+          <w:sz w:val="22"/>
+          <w:szCs w:val="22"/>
+        </w:rPr>
+        <w:lastRenderedPageBreak/>
+        <w:t>En primer lugar, utilizamos la opción del gestor de archivos para cargar un archivo de audio .wav. Una vez cargado, la señal de audio se visualiza en el gráfico de tiempo y su espectro de frecuencia se muestra en el gráfico correspondiente. Además, la aplicación despliega información detallada sobre el archivo, como la frecuencia de muestreo, número de muestras, canales, duración y potencia.</w:t>
+      </w:r>
+    </w:p>
+    <w:p>
+      <w:pPr>
+        <w:keepNext/>
+        <w:jc w:val="center"/>
+      </w:pPr>
+      <w:r>
+        <w:rPr>
+          <w:noProof/>
+          <w:sz w:val="22"/>
+          <w:szCs w:val="22"/>
+        </w:rPr>
+        <w:drawing>
+          <wp:inline distT="0" distB="0" distL="0" distR="0" wp14:anchorId="49B49A43" wp14:editId="44D11A2B">
+            <wp:extent cx="5422003" cy="1097280"/>
+            <wp:effectExtent l="0" t="0" r="7620" b="7620"/>
+            <wp:docPr id="1185765424" name="Imagen 1" descr="Interfaz de usuario gráfica, Texto, Aplicación&#10;&#10;Descripción generada automáticamente"/>
+            <wp:cNvGraphicFramePr>
+              <a:graphicFrameLocks xmlns:a="http://schemas.openxmlformats.org/drawingml/2006/main" noChangeAspect="1"/>
+            </wp:cNvGraphicFramePr>
+            <a:graphic xmlns:a="http://schemas.openxmlformats.org/drawingml/2006/main">
+              <a:graphicData uri="http://schemas.openxmlformats.org/drawingml/2006/picture">
+                <pic:pic xmlns:pic="http://schemas.openxmlformats.org/drawingml/2006/picture">
+                  <pic:nvPicPr>
+                    <pic:cNvPr id="1185765424" name="Imagen 1" descr="Interfaz de usuario gráfica, Texto, Aplicación&#10;&#10;Descripción generada automáticamente"/>
+                    <pic:cNvPicPr/>
+                  </pic:nvPicPr>
+                  <pic:blipFill>
+                    <a:blip r:embed="rId31"/>
+                    <a:stretch>
+                      <a:fillRect/>
+                    </a:stretch>
+                  </pic:blipFill>
+                  <pic:spPr>
+                    <a:xfrm>
+                      <a:off x="0" y="0"/>
+                      <a:ext cx="5452371" cy="1103426"/>
+                    </a:xfrm>
+                    <a:prstGeom prst="rect">
+                      <a:avLst/>
+                    </a:prstGeom>
+                  </pic:spPr>
+                </pic:pic>
+              </a:graphicData>
+            </a:graphic>
+          </wp:inline>
+        </w:drawing>
+      </w:r>
+    </w:p>
+    <w:p>
+      <w:pPr>
+        <w:pStyle w:val="Descripcin"/>
+        <w:jc w:val="center"/>
+        <w:rPr>
+          <w:sz w:val="22"/>
+          <w:szCs w:val="22"/>
+        </w:rPr>
+      </w:pPr>
+      <w:r>
+        <w:t xml:space="preserve">Figura </w:t>
+      </w:r>
+      <w:fldSimple w:instr=" SEQ Figura \* ARABIC ">
+        <w:r>
+          <w:rPr>
+            <w:noProof/>
+          </w:rPr>
+          <w:t>24</w:t>
+        </w:r>
+      </w:fldSimple>
+      <w:r>
+        <w:t>. Gestor de archivos de audio</w:t>
+      </w:r>
+    </w:p>
+    <w:p>
+      <w:pPr>
+        <w:keepNext/>
+        <w:jc w:val="center"/>
+      </w:pPr>
+      <w:r>
+        <w:rPr>
+          <w:noProof/>
+          <w:sz w:val="22"/>
+          <w:szCs w:val="22"/>
+        </w:rPr>
+        <w:drawing>
+          <wp:inline distT="0" distB="0" distL="0" distR="0" wp14:anchorId="0B67FB8C" wp14:editId="19A7DB0A">
+            <wp:extent cx="5400040" cy="2708910"/>
+            <wp:effectExtent l="0" t="0" r="0" b="0"/>
+            <wp:docPr id="1308020450" name="Imagen 1" descr="Escala de tiempo&#10;&#10;Descripción generada automáticamente con confianza media"/>
+            <wp:cNvGraphicFramePr>
+              <a:graphicFrameLocks xmlns:a="http://schemas.openxmlformats.org/drawingml/2006/main" noChangeAspect="1"/>
+            </wp:cNvGraphicFramePr>
+            <a:graphic xmlns:a="http://schemas.openxmlformats.org/drawingml/2006/main">
+              <a:graphicData uri="http://schemas.openxmlformats.org/drawingml/2006/picture">
+                <pic:pic xmlns:pic="http://schemas.openxmlformats.org/drawingml/2006/picture">
+                  <pic:nvPicPr>
+                    <pic:cNvPr id="1308020450" name="Imagen 1" descr="Escala de tiempo&#10;&#10;Descripción generada automáticamente con confianza media"/>
+                    <pic:cNvPicPr/>
+                  </pic:nvPicPr>
+                  <pic:blipFill>
+                    <a:blip r:embed="rId32"/>
+                    <a:stretch>
+                      <a:fillRect/>
+                    </a:stretch>
+                  </pic:blipFill>
+                  <pic:spPr>
+                    <a:xfrm>
+                      <a:off x="0" y="0"/>
+                      <a:ext cx="5400040" cy="2708910"/>
+                    </a:xfrm>
+                    <a:prstGeom prst="rect">
+                      <a:avLst/>
+                    </a:prstGeom>
+                  </pic:spPr>
+                </pic:pic>
+              </a:graphicData>
+            </a:graphic>
+          </wp:inline>
+        </w:drawing>
+      </w:r>
+    </w:p>
+    <w:p>
+      <w:pPr>
+        <w:pStyle w:val="Descripcin"/>
+        <w:jc w:val="center"/>
+        <w:rPr>
+          <w:sz w:val="22"/>
+          <w:szCs w:val="22"/>
+        </w:rPr>
+      </w:pPr>
+      <w:r>
+        <w:t xml:space="preserve">Figura </w:t>
+      </w:r>
+      <w:fldSimple w:instr=" SEQ Figura \* ARABIC ">
+        <w:r>
+          <w:rPr>
+            <w:noProof/>
+          </w:rPr>
+          <w:t>25</w:t>
+        </w:r>
+      </w:fldSimple>
+      <w:r>
+        <w:t>. Señal cargada</w:t>
+      </w:r>
+    </w:p>
+    <w:p>
+      <w:pPr>
+        <w:ind w:firstLine="360"/>
+        <w:jc w:val="both"/>
+        <w:rPr>
+          <w:sz w:val="22"/>
+          <w:szCs w:val="22"/>
+        </w:rPr>
+      </w:pPr>
+      <w:r>
+        <w:rPr>
+          <w:sz w:val="22"/>
+          <w:szCs w:val="22"/>
+        </w:rPr>
+        <w:t xml:space="preserve">Para modificar la señal, nos movemos a la sección de modulación. Decidimos aplicar una modulación de amplitud (AM). Configuramos la frecuencia de la portadora en 1000 Hz y establecemos un índice de modulación de 0.5. Al aplicar la modulación, la señal original se combina con la portadora, alterando su amplitud según la señal de audio. </w:t>
+      </w:r>
+    </w:p>
+    <w:p>
+      <w:pPr>
+        <w:keepNext/>
+        <w:jc w:val="center"/>
+      </w:pPr>
+      <w:r>
+        <w:rPr>
+          <w:noProof/>
+          <w:sz w:val="22"/>
+          <w:szCs w:val="22"/>
+        </w:rPr>
+        <w:drawing>
+          <wp:inline distT="0" distB="0" distL="0" distR="0" wp14:anchorId="0B0CF9AB" wp14:editId="609F9404">
+            <wp:extent cx="2725947" cy="2000493"/>
+            <wp:effectExtent l="0" t="0" r="0" b="0"/>
+            <wp:docPr id="1693787684" name="Imagen 1" descr="Interfaz de usuario gráfica, Texto, Aplicación&#10;&#10;Descripción generada automáticamente"/>
+            <wp:cNvGraphicFramePr>
+              <a:graphicFrameLocks xmlns:a="http://schemas.openxmlformats.org/drawingml/2006/main" noChangeAspect="1"/>
+            </wp:cNvGraphicFramePr>
+            <a:graphic xmlns:a="http://schemas.openxmlformats.org/drawingml/2006/main">
+              <a:graphicData uri="http://schemas.openxmlformats.org/drawingml/2006/picture">
+                <pic:pic xmlns:pic="http://schemas.openxmlformats.org/drawingml/2006/picture">
+                  <pic:nvPicPr>
+                    <pic:cNvPr id="1693787684" name="Imagen 1" descr="Interfaz de usuario gráfica, Texto, Aplicación&#10;&#10;Descripción generada automáticamente"/>
+                    <pic:cNvPicPr/>
+                  </pic:nvPicPr>
+                  <pic:blipFill>
+                    <a:blip r:embed="rId33"/>
+                    <a:stretch>
+                      <a:fillRect/>
+                    </a:stretch>
+                  </pic:blipFill>
+                  <pic:spPr>
+                    <a:xfrm>
+                      <a:off x="0" y="0"/>
+                      <a:ext cx="2754514" cy="2021457"/>
+                    </a:xfrm>
+                    <a:prstGeom prst="rect">
+                      <a:avLst/>
+                    </a:prstGeom>
+                  </pic:spPr>
+                </pic:pic>
+              </a:graphicData>
+            </a:graphic>
+          </wp:inline>
+        </w:drawing>
+      </w:r>
+    </w:p>
+    <w:p>
+      <w:pPr>
+        <w:pStyle w:val="Descripcin"/>
+        <w:jc w:val="center"/>
+        <w:rPr>
+          <w:sz w:val="22"/>
+          <w:szCs w:val="22"/>
+        </w:rPr>
+      </w:pPr>
+      <w:r>
+        <w:t xml:space="preserve">Figura </w:t>
+      </w:r>
+      <w:fldSimple w:instr=" SEQ Figura \* ARABIC ">
+        <w:r>
+          <w:rPr>
+            <w:noProof/>
+          </w:rPr>
+          <w:t>26</w:t>
+        </w:r>
+      </w:fldSimple>
+      <w:r>
+        <w:t>. Parámetros de modulación</w:t>
+      </w:r>
+    </w:p>
+    <w:p>
+      <w:pPr>
+        <w:ind w:firstLine="360"/>
+        <w:jc w:val="both"/>
+        <w:rPr>
+          <w:sz w:val="22"/>
+          <w:szCs w:val="22"/>
+        </w:rPr>
+      </w:pPr>
+      <w:r>
+        <w:rPr>
+          <w:sz w:val="22"/>
+          <w:szCs w:val="22"/>
+        </w:rPr>
+        <w:lastRenderedPageBreak/>
+        <w:t>Los gráficos de tiempo y frecuencia se actualizan para reflejar estos cambios, mostrando cómo la señal ha sido modulada. Al reproducir la señal modulada, podemos apreciar las diferencias en comparación con el audio original, observando cómo la modulación ha afectado las características sonoras de la señal.</w:t>
+      </w:r>
+    </w:p>
+    <w:p>
+      <w:pPr>
+        <w:keepNext/>
+        <w:jc w:val="center"/>
+      </w:pPr>
+      <w:r>
+        <w:rPr>
+          <w:noProof/>
+          <w:sz w:val="22"/>
+          <w:szCs w:val="22"/>
+        </w:rPr>
+        <w:drawing>
+          <wp:inline distT="0" distB="0" distL="0" distR="0" wp14:anchorId="2F3ECB3D" wp14:editId="72CF116C">
+            <wp:extent cx="5400040" cy="2698115"/>
+            <wp:effectExtent l="0" t="0" r="0" b="6985"/>
+            <wp:docPr id="1276373997" name="Imagen 1" descr="Imagen que contiene Escala de tiempo&#10;&#10;Descripción generada automáticamente"/>
+            <wp:cNvGraphicFramePr>
+              <a:graphicFrameLocks xmlns:a="http://schemas.openxmlformats.org/drawingml/2006/main" noChangeAspect="1"/>
+            </wp:cNvGraphicFramePr>
+            <a:graphic xmlns:a="http://schemas.openxmlformats.org/drawingml/2006/main">
+              <a:graphicData uri="http://schemas.openxmlformats.org/drawingml/2006/picture">
+                <pic:pic xmlns:pic="http://schemas.openxmlformats.org/drawingml/2006/picture">
+                  <pic:nvPicPr>
+                    <pic:cNvPr id="1276373997" name="Imagen 1" descr="Imagen que contiene Escala de tiempo&#10;&#10;Descripción generada automáticamente"/>
+                    <pic:cNvPicPr/>
+                  </pic:nvPicPr>
+                  <pic:blipFill>
+                    <a:blip r:embed="rId34"/>
+                    <a:stretch>
+                      <a:fillRect/>
+                    </a:stretch>
+                  </pic:blipFill>
+                  <pic:spPr>
+                    <a:xfrm>
+                      <a:off x="0" y="0"/>
+                      <a:ext cx="5400040" cy="2698115"/>
+                    </a:xfrm>
+                    <a:prstGeom prst="rect">
+                      <a:avLst/>
+                    </a:prstGeom>
+                  </pic:spPr>
+                </pic:pic>
+              </a:graphicData>
+            </a:graphic>
+          </wp:inline>
+        </w:drawing>
+      </w:r>
+    </w:p>
+    <w:p>
+      <w:pPr>
+        <w:pStyle w:val="Descripcin"/>
+        <w:jc w:val="center"/>
+        <w:rPr>
+          <w:sz w:val="22"/>
+          <w:szCs w:val="22"/>
+        </w:rPr>
+      </w:pPr>
+      <w:r>
+        <w:t xml:space="preserve">Figura </w:t>
+      </w:r>
+      <w:fldSimple w:instr=" SEQ Figura \* ARABIC ">
+        <w:r>
+          <w:rPr>
+            <w:noProof/>
+          </w:rPr>
+          <w:t>27</w:t>
+        </w:r>
+      </w:fldSimple>
+      <w:r>
+        <w:t>. Señal modulada en amplitud</w:t>
+      </w:r>
+    </w:p>
+    <w:p>
+      <w:pPr>
+        <w:jc w:val="both"/>
+      </w:pPr>
+    </w:p>
+    <w:p>
+      <w:pPr>
+        <w:pStyle w:val="Ttulo2"/>
+        <w:numPr>
+          <w:ilvl w:val="1"/>
+          <w:numId w:val="7"/>
+        </w:numPr>
+        <w:jc w:val="both"/>
+      </w:pPr>
+      <w:bookmarkStart w:id="34" w:name="_Toc184974527"/>
+      <w:r>
+        <w:t>Cuantificación y filtro de reconstrucción</w:t>
+      </w:r>
+      <w:bookmarkEnd w:id="34"/>
+    </w:p>
+    <w:p>
+      <w:pPr>
+        <w:ind w:firstLine="360"/>
+        <w:jc w:val="both"/>
+        <w:rPr>
+          <w:sz w:val="22"/>
+          <w:szCs w:val="22"/>
+        </w:rPr>
+      </w:pPr>
+      <w:r>
+        <w:rPr>
+          <w:sz w:val="22"/>
+          <w:szCs w:val="22"/>
+        </w:rPr>
+        <w:t>El tercer ejemplo está destinado a demostrar como cuantificar una señal con el número de bits</w:t>
+      </w:r>
+      <w:r>
+        <w:rPr>
+          <w:sz w:val="22"/>
+          <w:szCs w:val="22"/>
+        </w:rPr>
+        <w:t xml:space="preserve"> deseado, de modo que esta pase a ser discreta, para después </w:t>
+      </w:r>
+      <w:r>
+        <w:rPr>
+          <w:sz w:val="22"/>
+          <w:szCs w:val="22"/>
+        </w:rPr>
+        <w:t>reconstruirla</w:t>
+      </w:r>
+      <w:r>
+        <w:rPr>
+          <w:sz w:val="22"/>
+          <w:szCs w:val="22"/>
+        </w:rPr>
+        <w:t xml:space="preserve"> empleando un filtro de interpolación lineal de modo que sea continua de nuevo.</w:t>
+      </w:r>
+    </w:p>
+    <w:p>
+      <w:pPr>
+        <w:ind w:firstLine="360"/>
+        <w:jc w:val="both"/>
+        <w:rPr>
+          <w:sz w:val="22"/>
+          <w:szCs w:val="22"/>
+        </w:rPr>
+      </w:pPr>
+      <w:r>
+        <w:rPr>
+          <w:sz w:val="22"/>
+          <w:szCs w:val="22"/>
+        </w:rPr>
+        <w:t>Supongamos que deseamos reducir la resolución de una señal de audio mediante cuantificación y luego intentar mitigar los efectos adversos de este proceso. Comenzamos cargando una señal de audio en la aplicación, visualizándola en los gráficos de tiempo y frecuencia para tener una referencia clara.</w:t>
+      </w:r>
+    </w:p>
+    <w:p>
+      <w:pPr>
+        <w:ind w:firstLine="360"/>
+        <w:jc w:val="both"/>
+      </w:pPr>
+      <w:r>
+        <w:rPr>
+          <w:noProof/>
+          <w:sz w:val="22"/>
+          <w:szCs w:val="22"/>
+        </w:rPr>
+        <w:drawing>
+          <wp:inline distT="0" distB="0" distL="0" distR="0" wp14:anchorId="6D64CA53" wp14:editId="307FB9E3">
+            <wp:extent cx="5400040" cy="2614930"/>
+            <wp:effectExtent l="0" t="0" r="0" b="0"/>
+            <wp:docPr id="897575780" name="Imagen 1" descr="Escala de tiempo&#10;&#10;Descripción generada automáticamente"/>
+            <wp:cNvGraphicFramePr>
+              <a:graphicFrameLocks xmlns:a="http://schemas.openxmlformats.org/drawingml/2006/main" noChangeAspect="1"/>
+            </wp:cNvGraphicFramePr>
+            <a:graphic xmlns:a="http://schemas.openxmlformats.org/drawingml/2006/main">
+              <a:graphicData uri="http://schemas.openxmlformats.org/drawingml/2006/picture">
+                <pic:pic xmlns:pic="http://schemas.openxmlformats.org/drawingml/2006/picture">
+                  <pic:nvPicPr>
+                    <pic:cNvPr id="897575780" name="Imagen 1" descr="Escala de tiempo&#10;&#10;Descripción generada automáticamente"/>
+                    <pic:cNvPicPr/>
+                  </pic:nvPicPr>
+                  <pic:blipFill>
+                    <a:blip r:embed="rId35"/>
+                    <a:stretch>
+                      <a:fillRect/>
+                    </a:stretch>
+                  </pic:blipFill>
+                  <pic:spPr>
+                    <a:xfrm>
+                      <a:off x="0" y="0"/>
+                      <a:ext cx="5400040" cy="2614930"/>
+                    </a:xfrm>
+                    <a:prstGeom prst="rect">
+                      <a:avLst/>
+                    </a:prstGeom>
+                  </pic:spPr>
+                </pic:pic>
+              </a:graphicData>
+            </a:graphic>
+          </wp:inline>
+        </w:drawing>
+      </w:r>
+    </w:p>
+    <w:p>
+      <w:pPr>
+        <w:pStyle w:val="Descripcin"/>
+        <w:jc w:val="center"/>
+        <w:rPr>
+          <w:sz w:val="22"/>
+          <w:szCs w:val="22"/>
+        </w:rPr>
+      </w:pPr>
+      <w:r>
+        <w:lastRenderedPageBreak/>
+        <w:t xml:space="preserve">Figura </w:t>
+      </w:r>
+      <w:fldSimple w:instr=" SEQ Figura \* ARABIC ">
+        <w:r>
+          <w:rPr>
+            <w:noProof/>
+          </w:rPr>
+          <w:t>28</w:t>
+        </w:r>
+      </w:fldSimple>
+      <w:r>
+        <w:t>. Señal cargada</w:t>
+      </w:r>
+    </w:p>
+    <w:p>
+      <w:pPr>
+        <w:ind w:firstLine="360"/>
+        <w:jc w:val="both"/>
+        <w:rPr>
+          <w:sz w:val="22"/>
+          <w:szCs w:val="22"/>
+        </w:rPr>
+      </w:pPr>
+      <w:r>
+        <w:rPr>
+          <w:sz w:val="22"/>
+          <w:szCs w:val="22"/>
+        </w:rPr>
+        <w:t>A continuación, accedemos al panel de cuantificación y seleccionamos un número de bits, por ejemplo, 8 bits. Al aplicar la cuantificación, la resolución de la señal se reduce, lo que introduce distorsión y ruido de cuantificación. Estos efectos se reflejan en los gráficos, donde la señal cuantificada muestra una aproximación menos precisa de la original.</w:t>
+      </w:r>
+    </w:p>
+    <w:p>
+      <w:pPr>
+        <w:keepNext/>
+        <w:ind w:firstLine="360"/>
+        <w:jc w:val="center"/>
+      </w:pPr>
+      <w:r>
+        <w:rPr>
+          <w:noProof/>
+          <w:sz w:val="22"/>
+          <w:szCs w:val="22"/>
+        </w:rPr>
+        <w:drawing>
+          <wp:inline distT="0" distB="0" distL="0" distR="0" wp14:anchorId="129B29F1" wp14:editId="65A4C336">
+            <wp:extent cx="3260767" cy="1821173"/>
+            <wp:effectExtent l="0" t="0" r="0" b="8255"/>
+            <wp:docPr id="228217942" name="Imagen 1" descr="Interfaz de usuario gráfica, Texto, Aplicación, Correo electrónico&#10;&#10;Descripción generada automáticamente"/>
+            <wp:cNvGraphicFramePr>
+              <a:graphicFrameLocks xmlns:a="http://schemas.openxmlformats.org/drawingml/2006/main" noChangeAspect="1"/>
+            </wp:cNvGraphicFramePr>
+            <a:graphic xmlns:a="http://schemas.openxmlformats.org/drawingml/2006/main">
+              <a:graphicData uri="http://schemas.openxmlformats.org/drawingml/2006/picture">
+                <pic:pic xmlns:pic="http://schemas.openxmlformats.org/drawingml/2006/picture">
+                  <pic:nvPicPr>
+                    <pic:cNvPr id="228217942" name="Imagen 1" descr="Interfaz de usuario gráfica, Texto, Aplicación, Correo electrónico&#10;&#10;Descripción generada automáticamente"/>
+                    <pic:cNvPicPr/>
+                  </pic:nvPicPr>
+                  <pic:blipFill>
+                    <a:blip r:embed="rId36"/>
+                    <a:stretch>
+                      <a:fillRect/>
+                    </a:stretch>
+                  </pic:blipFill>
+                  <pic:spPr>
+                    <a:xfrm>
+                      <a:off x="0" y="0"/>
+                      <a:ext cx="3270151" cy="1826414"/>
+                    </a:xfrm>
+                    <a:prstGeom prst="rect">
+                      <a:avLst/>
+                    </a:prstGeom>
+                  </pic:spPr>
+                </pic:pic>
+              </a:graphicData>
+            </a:graphic>
+          </wp:inline>
+        </w:drawing>
+      </w:r>
+    </w:p>
+    <w:p>
+      <w:pPr>
+        <w:pStyle w:val="Descripcin"/>
+        <w:jc w:val="center"/>
+        <w:rPr>
+          <w:sz w:val="22"/>
+          <w:szCs w:val="22"/>
+        </w:rPr>
+      </w:pPr>
+      <w:r>
+        <w:t xml:space="preserve">Figura </w:t>
+      </w:r>
+      <w:fldSimple w:instr=" SEQ Figura \* ARABIC ">
+        <w:r>
+          <w:rPr>
+            <w:noProof/>
+          </w:rPr>
+          <w:t>29</w:t>
+        </w:r>
+      </w:fldSimple>
+      <w:r>
+        <w:t>. Parámetros de cuantificación</w:t>
+      </w:r>
+    </w:p>
+    <w:p>
+      <w:pPr>
+        <w:keepNext/>
+        <w:jc w:val="center"/>
+      </w:pPr>
+      <w:r>
+        <w:rPr>
+          <w:noProof/>
+          <w:sz w:val="22"/>
+          <w:szCs w:val="22"/>
+        </w:rPr>
+        <w:drawing>
+          <wp:inline distT="0" distB="0" distL="0" distR="0" wp14:anchorId="73DA7C85" wp14:editId="16D9C5F9">
+            <wp:extent cx="5400040" cy="2705100"/>
+            <wp:effectExtent l="0" t="0" r="0" b="0"/>
+            <wp:docPr id="1429646915" name="Imagen 1" descr="Diagrama&#10;&#10;Descripción generada automáticamente con confianza media"/>
+            <wp:cNvGraphicFramePr>
+              <a:graphicFrameLocks xmlns:a="http://schemas.openxmlformats.org/drawingml/2006/main" noChangeAspect="1"/>
+            </wp:cNvGraphicFramePr>
+            <a:graphic xmlns:a="http://schemas.openxmlformats.org/drawingml/2006/main">
+              <a:graphicData uri="http://schemas.openxmlformats.org/drawingml/2006/picture">
+                <pic:pic xmlns:pic="http://schemas.openxmlformats.org/drawingml/2006/picture">
+                  <pic:nvPicPr>
+                    <pic:cNvPr id="1429646915" name="Imagen 1" descr="Diagrama&#10;&#10;Descripción generada automáticamente con confianza media"/>
+                    <pic:cNvPicPr/>
+                  </pic:nvPicPr>
+                  <pic:blipFill>
+                    <a:blip r:embed="rId37"/>
+                    <a:stretch>
+                      <a:fillRect/>
+                    </a:stretch>
+                  </pic:blipFill>
+                  <pic:spPr>
+                    <a:xfrm>
+                      <a:off x="0" y="0"/>
+                      <a:ext cx="5400040" cy="2705100"/>
+                    </a:xfrm>
+                    <a:prstGeom prst="rect">
+                      <a:avLst/>
+                    </a:prstGeom>
+                  </pic:spPr>
+                </pic:pic>
+              </a:graphicData>
+            </a:graphic>
+          </wp:inline>
+        </w:drawing>
+      </w:r>
+    </w:p>
+    <w:p>
+      <w:pPr>
+        <w:pStyle w:val="Descripcin"/>
+        <w:jc w:val="center"/>
+        <w:rPr>
+          <w:sz w:val="22"/>
+          <w:szCs w:val="22"/>
+        </w:rPr>
+      </w:pPr>
+      <w:r>
+        <w:t xml:space="preserve">Figura </w:t>
+      </w:r>
+      <w:fldSimple w:instr=" SEQ Figura \* ARABIC ">
+        <w:r>
+          <w:rPr>
+            <w:noProof/>
+          </w:rPr>
+          <w:t>30</w:t>
+        </w:r>
+      </w:fldSimple>
+      <w:r>
+        <w:t>. Señal cuantificada</w:t>
+      </w:r>
+    </w:p>
+    <w:p>
+      <w:pPr>
+        <w:jc w:val="both"/>
+        <w:rPr>
+          <w:sz w:val="22"/>
+          <w:szCs w:val="22"/>
+        </w:rPr>
+      </w:pPr>
+    </w:p>
+    <w:p>
+      <w:pPr>
+        <w:ind w:firstLine="360"/>
+        <w:jc w:val="both"/>
+        <w:rPr>
+          <w:sz w:val="22"/>
+          <w:szCs w:val="22"/>
+        </w:rPr>
+      </w:pPr>
+      <w:r>
+        <w:rPr>
+          <w:sz w:val="22"/>
+          <w:szCs w:val="22"/>
+        </w:rPr>
+        <w:t xml:space="preserve">Para contrarrestar estos efectos, nos dirigimos a la sección de filtros de reconstrucción. Optamos por un filtro de interpolación lineal y lo aplicamos a la señal cuantificada. El filtro suaviza las imperfecciones introducidas por la cuantificación, reduciendo el ruido y las discontinuidades en la señal. </w:t>
+      </w:r>
+    </w:p>
+    <w:p>
+      <w:pPr>
+        <w:keepNext/>
+        <w:jc w:val="center"/>
+      </w:pPr>
+      <w:r>
+        <w:rPr>
+          <w:noProof/>
+          <w:sz w:val="22"/>
+          <w:szCs w:val="22"/>
+        </w:rPr>
+        <w:lastRenderedPageBreak/>
+        <w:drawing>
+          <wp:inline distT="0" distB="0" distL="0" distR="0" wp14:anchorId="21345C4A" wp14:editId="5B809989">
+            <wp:extent cx="3591426" cy="1495634"/>
+            <wp:effectExtent l="0" t="0" r="0" b="9525"/>
+            <wp:docPr id="33375021" name="Imagen 1" descr="Interfaz de usuario gráfica, Texto, Aplicación&#10;&#10;Descripción generada automáticamente"/>
+            <wp:cNvGraphicFramePr>
+              <a:graphicFrameLocks xmlns:a="http://schemas.openxmlformats.org/drawingml/2006/main" noChangeAspect="1"/>
+            </wp:cNvGraphicFramePr>
+            <a:graphic xmlns:a="http://schemas.openxmlformats.org/drawingml/2006/main">
+              <a:graphicData uri="http://schemas.openxmlformats.org/drawingml/2006/picture">
+                <pic:pic xmlns:pic="http://schemas.openxmlformats.org/drawingml/2006/picture">
+                  <pic:nvPicPr>
+                    <pic:cNvPr id="33375021" name="Imagen 1" descr="Interfaz de usuario gráfica, Texto, Aplicación&#10;&#10;Descripción generada automáticamente"/>
+                    <pic:cNvPicPr/>
+                  </pic:nvPicPr>
+                  <pic:blipFill>
+                    <a:blip r:embed="rId38"/>
+                    <a:stretch>
+                      <a:fillRect/>
+                    </a:stretch>
+                  </pic:blipFill>
+                  <pic:spPr>
+                    <a:xfrm>
+                      <a:off x="0" y="0"/>
+                      <a:ext cx="3591426" cy="1495634"/>
+                    </a:xfrm>
+                    <a:prstGeom prst="rect">
+                      <a:avLst/>
+                    </a:prstGeom>
+                  </pic:spPr>
+                </pic:pic>
+              </a:graphicData>
+            </a:graphic>
+          </wp:inline>
+        </w:drawing>
+      </w:r>
+    </w:p>
+    <w:p>
+      <w:pPr>
+        <w:pStyle w:val="Descripcin"/>
+        <w:jc w:val="center"/>
+        <w:rPr>
+          <w:sz w:val="22"/>
+          <w:szCs w:val="22"/>
+        </w:rPr>
+      </w:pPr>
+      <w:r>
+        <w:t xml:space="preserve">Figura </w:t>
+      </w:r>
+      <w:fldSimple w:instr=" SEQ Figura \* ARABIC ">
+        <w:r>
+          <w:rPr>
+            <w:noProof/>
+          </w:rPr>
+          <w:t>31</w:t>
+        </w:r>
+      </w:fldSimple>
+      <w:r>
+        <w:t>. Parámetros del filtro de reconstrucción</w:t>
+      </w:r>
+    </w:p>
+    <w:p>
+      <w:pPr>
+        <w:ind w:firstLine="360"/>
+        <w:jc w:val="both"/>
+        <w:rPr>
+          <w:sz w:val="22"/>
+          <w:szCs w:val="22"/>
+        </w:rPr>
+      </w:pPr>
+      <w:r>
+        <w:rPr>
+          <w:sz w:val="22"/>
+          <w:szCs w:val="22"/>
+        </w:rPr>
+        <w:t>Al observar los gráficos nuevamente, notamos que la señal reconstruida se aproxima más a la original, aunque aún puede haber diferencias perceptibles. Al reproducir la señal reconstruida, se aprecia una mejora en la calidad del audio, demostrando cómo el filtro de reconstrucción ayuda a preservar la integridad de la señal original después de la cuantificación.</w:t>
+      </w:r>
+    </w:p>
+    <w:p/>
+    <w:p>
+      <w:pPr>
+        <w:rPr>
+          <w:rFonts w:asciiTheme="majorHAnsi" w:eastAsiaTheme="majorEastAsia" w:hAnsiTheme="majorHAnsi" w:cstheme="majorBidi"/>
+          <w:b/>
+          <w:sz w:val="28"/>
+          <w:szCs w:val="40"/>
+        </w:rPr>
+      </w:pPr>
+      <w:bookmarkStart w:id="35" w:name="_Toc184974528"/>
+      <w:r>
         <w:br w:type="page"/>
       </w:r>
     </w:p>
@@ -8752,12 +10516,11 @@
           <w:numId w:val="7"/>
         </w:numPr>
       </w:pPr>
-      <w:bookmarkStart w:id="32" w:name="_Toc184807407"/>
       <w:r>
         <w:lastRenderedPageBreak/>
         <w:t>Conclusiones</w:t>
       </w:r>
-      <w:bookmarkEnd w:id="32"/>
+      <w:bookmarkEnd w:id="35"/>
     </w:p>
     <w:p>
       <w:pPr>
@@ -8775,7 +10538,6 @@
         </w:rPr>
         <w:t xml:space="preserve">En esta práctica, se ha desarrollado una Interfaz Gráfica de Usuario (GUI) en MATLAB que facilita el análisis, procesamiento, grabación y reproducción de señales de audio de manera intuitiva y eficiente. La aplicación integra múltiples funcionalidades avanzadas, tales como la visualización en dominios temporal y frecuencial, herramientas de filtrado, remuestreo, modulación y cuantificación, así como efectos </w:t>
       </w:r>
-      <w:proofErr w:type="spellStart"/>
       <w:r>
         <w:rPr>
           <w:sz w:val="22"/>
@@ -8783,7 +10545,6 @@
         </w:rPr>
         <w:t>psicoacústicos</w:t>
       </w:r>
-      <w:proofErr w:type="spellEnd"/>
       <w:r>
         <w:rPr>
           <w:sz w:val="22"/>
@@ -8794,6 +10555,7 @@
     </w:p>
     <w:p>
       <w:pPr>
+        <w:ind w:firstLine="360"/>
         <w:jc w:val="both"/>
         <w:rPr>
           <w:sz w:val="22"/>
@@ -8899,23 +10661,7 @@
           <w:sz w:val="22"/>
           <w:szCs w:val="22"/>
         </w:rPr>
-        <w:t xml:space="preserve">: Añadir nuevos efectos </w:t>
-      </w:r>
-      <w:proofErr w:type="spellStart"/>
-      <w:r>
-        <w:rPr>
-          <w:sz w:val="22"/>
-          <w:szCs w:val="22"/>
-        </w:rPr>
-        <w:t>psicoacústicos</w:t>
-      </w:r>
-      <w:proofErr w:type="spellEnd"/>
-      <w:r>
-        <w:rPr>
-          <w:sz w:val="22"/>
-          <w:szCs w:val="22"/>
-        </w:rPr>
-        <w:t xml:space="preserve"> y herramientas de procesamiento que permitan una mayor flexibilidad y personalización en la manipulación de señales de audio.</w:t>
+        <w:t>: Añadir nuevos efectos psicoacústicos y herramientas de procesamiento que permitan una mayor flexibilidad y personalización en la manipulación de señales de audio.</w:t>
       </w:r>
     </w:p>
     <w:p>
@@ -8937,35 +10683,6 @@
           <w:sz w:val="22"/>
           <w:szCs w:val="22"/>
         </w:rPr>
-        <w:t>Colaboración y Compartición de Proyectos</w:t>
-      </w:r>
-      <w:r>
-        <w:rPr>
-          <w:sz w:val="22"/>
-          <w:szCs w:val="22"/>
-        </w:rPr>
-        <w:t>: Implementar funcionalidades que faciliten la colaboración en tiempo real y la compartición de proyectos, lo que beneficiaría especialmente entornos educativos y equipos de trabajo multidisciplinarios.</w:t>
-      </w:r>
-    </w:p>
-    <w:p>
-      <w:pPr>
-        <w:numPr>
-          <w:ilvl w:val="0"/>
-          <w:numId w:val="25"/>
-        </w:numPr>
-        <w:jc w:val="both"/>
-        <w:rPr>
-          <w:sz w:val="22"/>
-          <w:szCs w:val="22"/>
-        </w:rPr>
-      </w:pPr>
-      <w:r>
-        <w:rPr>
-          <w:b/>
-          <w:bCs/>
-          <w:sz w:val="22"/>
-          <w:szCs w:val="22"/>
-        </w:rPr>
         <w:t>Optimización del Rendimiento</w:t>
       </w:r>
       <w:r>
@@ -8978,55 +10695,19 @@
     </w:p>
     <w:p>
       <w:pPr>
-        <w:numPr>
-          <w:ilvl w:val="0"/>
-          <w:numId w:val="25"/>
-        </w:numPr>
-        <w:jc w:val="both"/>
-        <w:rPr>
-          <w:sz w:val="22"/>
-          <w:szCs w:val="22"/>
-        </w:rPr>
-      </w:pPr>
-      <w:r>
-        <w:rPr>
-          <w:b/>
-          <w:bCs/>
-          <w:sz w:val="22"/>
-          <w:szCs w:val="22"/>
-        </w:rPr>
-        <w:t>Soporte Multiplataforma</w:t>
-      </w:r>
-      <w:r>
-        <w:rPr>
-          <w:sz w:val="22"/>
-          <w:szCs w:val="22"/>
-        </w:rPr>
-        <w:t>: Adaptar la interfaz para ser compatible con diferentes sistemas operativos y dispositivos móviles, lo que ampliaría su accesibilidad y permitiría su uso en una variedad de entornos y plataformas.</w:t>
-      </w:r>
-    </w:p>
-    <w:p>
-      <w:pPr>
-        <w:jc w:val="both"/>
-        <w:rPr>
-          <w:sz w:val="22"/>
-          <w:szCs w:val="22"/>
-        </w:rPr>
-      </w:pPr>
-      <w:r>
-        <w:rPr>
-          <w:sz w:val="22"/>
-          <w:szCs w:val="22"/>
-        </w:rPr>
-        <w:t xml:space="preserve">En resumen, la interfaz desarrollada no solo cumple con los objetivos establecidos de proporcionar una herramienta completa y fácil de usar para el análisis y procesamiento de audio, sino que también sienta las bases para futuras mejoras y expansiones que podrán </w:t>
-      </w:r>
-      <w:r>
-        <w:rPr>
-          <w:sz w:val="22"/>
-          <w:szCs w:val="22"/>
-        </w:rPr>
-        <w:lastRenderedPageBreak/>
-        <w:t>adaptarse a las necesidades emergentes de sus usuarios. La continua evolución de la aplicación permitirá mantener su relevancia y utilidad en un campo en constante desarrollo como lo es el procesamiento de señales de audio.</w:t>
+        <w:ind w:firstLine="360"/>
+        <w:jc w:val="both"/>
+        <w:rPr>
+          <w:sz w:val="22"/>
+          <w:szCs w:val="22"/>
+        </w:rPr>
+      </w:pPr>
+      <w:r>
+        <w:rPr>
+          <w:sz w:val="22"/>
+          <w:szCs w:val="22"/>
+        </w:rPr>
+        <w:t>En resumen, la interfaz desarrollada no solo cumple con los objetivos establecidos de proporcionar una herramienta completa y fácil de usar para el análisis y procesamiento de audio, sino que también sienta las bases para futuras mejoras y expansiones que podrán adaptarse a las necesidades emergentes de sus usuarios.</w:t>
       </w:r>
     </w:p>
     <w:p>
@@ -9047,7 +10728,6 @@
           <w:szCs w:val="40"/>
         </w:rPr>
       </w:pPr>
-      <w:bookmarkStart w:id="33" w:name="_Toc184807410"/>
       <w:r>
         <w:br w:type="page"/>
       </w:r>
@@ -9060,11 +10740,12 @@
           <w:numId w:val="7"/>
         </w:numPr>
       </w:pPr>
+      <w:bookmarkStart w:id="36" w:name="_Toc184974529"/>
       <w:r>
         <w:lastRenderedPageBreak/>
         <w:t>Anexos</w:t>
       </w:r>
-      <w:bookmarkEnd w:id="33"/>
+      <w:bookmarkEnd w:id="36"/>
     </w:p>
     <w:p>
       <w:pPr>
@@ -9201,12 +10882,12 @@
           <w:numId w:val="7"/>
         </w:numPr>
       </w:pPr>
-      <w:bookmarkStart w:id="34" w:name="_Toc184807411"/>
+      <w:bookmarkStart w:id="37" w:name="_Toc184974530"/>
       <w:r>
         <w:lastRenderedPageBreak/>
         <w:t>Referencias</w:t>
       </w:r>
-      <w:bookmarkEnd w:id="34"/>
+      <w:bookmarkEnd w:id="37"/>
     </w:p>
     <w:p>
       <w:pPr>
@@ -9221,7 +10902,6 @@
           <w:szCs w:val="22"/>
         </w:rPr>
       </w:pPr>
-      <w:proofErr w:type="spellStart"/>
       <w:r>
         <w:rPr>
           <w:b/>
@@ -9231,7 +10911,6 @@
         </w:rPr>
         <w:t>MathWorks</w:t>
       </w:r>
-      <w:proofErr w:type="spellEnd"/>
       <w:r>
         <w:rPr>
           <w:sz w:val="22"/>
@@ -9246,50 +10925,14 @@
           <w:sz w:val="22"/>
           <w:szCs w:val="22"/>
         </w:rPr>
-        <w:t xml:space="preserve">Documentación de App </w:t>
-      </w:r>
-      <w:proofErr w:type="spellStart"/>
-      <w:r>
-        <w:rPr>
-          <w:i/>
-          <w:iCs/>
-          <w:sz w:val="22"/>
-          <w:szCs w:val="22"/>
-        </w:rPr>
-        <w:t>Designer</w:t>
-      </w:r>
-      <w:proofErr w:type="spellEnd"/>
-      <w:r>
-        <w:rPr>
-          <w:i/>
-          <w:iCs/>
-          <w:sz w:val="22"/>
-          <w:szCs w:val="22"/>
-        </w:rPr>
-        <w:t xml:space="preserve"> en MATLAB</w:t>
-      </w:r>
-      <w:r>
-        <w:rPr>
-          <w:sz w:val="22"/>
-          <w:szCs w:val="22"/>
-        </w:rPr>
-        <w:t xml:space="preserve">. </w:t>
-      </w:r>
-      <w:proofErr w:type="spellStart"/>
-      <w:r>
-        <w:rPr>
-          <w:sz w:val="22"/>
-          <w:szCs w:val="22"/>
-        </w:rPr>
-        <w:t>MathWorks</w:t>
-      </w:r>
-      <w:proofErr w:type="spellEnd"/>
-      <w:r>
-        <w:rPr>
-          <w:sz w:val="22"/>
-          <w:szCs w:val="22"/>
-        </w:rPr>
-        <w:t>, 2024.</w:t>
+        <w:t>Documentación de App Designer en MATLAB</w:t>
+      </w:r>
+      <w:r>
+        <w:rPr>
+          <w:sz w:val="22"/>
+          <w:szCs w:val="22"/>
+        </w:rPr>
+        <w:t>. MathWorks, 2024.</w:t>
       </w:r>
       <w:r>
         <w:rPr>
@@ -9299,7 +10942,7 @@
         <w:br/>
         <w:t xml:space="preserve">Disponible en: </w:t>
       </w:r>
-      <w:hyperlink r:id="rId8" w:tgtFrame="_new" w:history="1">
+      <w:hyperlink r:id="rId39" w:tgtFrame="_new" w:history="1">
         <w:r>
           <w:rPr>
             <w:rStyle w:val="Hipervnculo"/>
@@ -9359,21 +11002,12 @@
         </w:rPr>
         <w:t xml:space="preserve">. </w:t>
       </w:r>
-      <w:proofErr w:type="spellStart"/>
-      <w:r>
-        <w:rPr>
-          <w:sz w:val="22"/>
-          <w:szCs w:val="22"/>
-        </w:rPr>
-        <w:t>MathWorks</w:t>
-      </w:r>
-      <w:proofErr w:type="spellEnd"/>
-      <w:r>
-        <w:rPr>
-          <w:sz w:val="22"/>
-          <w:szCs w:val="22"/>
-        </w:rPr>
-        <w:t>, 2024.</w:t>
+      <w:r>
+        <w:rPr>
+          <w:sz w:val="22"/>
+          <w:szCs w:val="22"/>
+        </w:rPr>
+        <w:t>MathWorks, 2024.</w:t>
       </w:r>
       <w:r>
         <w:rPr>
@@ -9383,7 +11017,7 @@
         <w:br/>
         <w:t xml:space="preserve">Disponible en: </w:t>
       </w:r>
-      <w:hyperlink r:id="rId9" w:tgtFrame="_new" w:history="1">
+      <w:hyperlink r:id="rId40" w:tgtFrame="_new" w:history="1">
         <w:r>
           <w:rPr>
             <w:rStyle w:val="Hipervnculo"/>
@@ -9443,21 +11077,12 @@
         </w:rPr>
         <w:t xml:space="preserve">. </w:t>
       </w:r>
-      <w:proofErr w:type="spellStart"/>
-      <w:r>
-        <w:rPr>
-          <w:sz w:val="22"/>
-          <w:szCs w:val="22"/>
-        </w:rPr>
-        <w:t>MathWorks</w:t>
-      </w:r>
-      <w:proofErr w:type="spellEnd"/>
-      <w:r>
-        <w:rPr>
-          <w:sz w:val="22"/>
-          <w:szCs w:val="22"/>
-        </w:rPr>
-        <w:t>, 2024.</w:t>
+      <w:r>
+        <w:rPr>
+          <w:sz w:val="22"/>
+          <w:szCs w:val="22"/>
+        </w:rPr>
+        <w:t>MathWorks, 2024.</w:t>
       </w:r>
       <w:r>
         <w:rPr>
@@ -9467,7 +11092,7 @@
         <w:br/>
         <w:t xml:space="preserve">Disponible en: </w:t>
       </w:r>
-      <w:hyperlink r:id="rId10" w:tgtFrame="_new" w:history="1">
+      <w:hyperlink r:id="rId41" w:tgtFrame="_new" w:history="1">
         <w:r>
           <w:rPr>
             <w:rStyle w:val="Hipervnculo"/>
@@ -9527,21 +11152,12 @@
         </w:rPr>
         <w:t xml:space="preserve">. </w:t>
       </w:r>
-      <w:proofErr w:type="spellStart"/>
-      <w:r>
-        <w:rPr>
-          <w:sz w:val="22"/>
-          <w:szCs w:val="22"/>
-        </w:rPr>
-        <w:t>MathWorks</w:t>
-      </w:r>
-      <w:proofErr w:type="spellEnd"/>
-      <w:r>
-        <w:rPr>
-          <w:sz w:val="22"/>
-          <w:szCs w:val="22"/>
-        </w:rPr>
-        <w:t>, 2024.</w:t>
+      <w:r>
+        <w:rPr>
+          <w:sz w:val="22"/>
+          <w:szCs w:val="22"/>
+        </w:rPr>
+        <w:t>MathWorks, 2024.</w:t>
       </w:r>
       <w:r>
         <w:rPr>
@@ -9551,7 +11167,7 @@
         <w:br/>
         <w:t xml:space="preserve">Disponible en: </w:t>
       </w:r>
-      <w:hyperlink r:id="rId11" w:tgtFrame="_new" w:history="1">
+      <w:hyperlink r:id="rId42" w:tgtFrame="_new" w:history="1">
         <w:r>
           <w:rPr>
             <w:rStyle w:val="Hipervnculo"/>
@@ -9626,7 +11242,7 @@
         </w:rPr>
         <w:t xml:space="preserve">Disponible en: </w:t>
       </w:r>
-      <w:hyperlink r:id="rId12" w:tgtFrame="_new" w:history="1">
+      <w:hyperlink r:id="rId43" w:tgtFrame="_new" w:history="1">
         <w:r>
           <w:rPr>
             <w:rStyle w:val="Hipervnculo"/>
@@ -9701,7 +11317,7 @@
         </w:rPr>
         <w:t xml:space="preserve">Disponible en: </w:t>
       </w:r>
-      <w:hyperlink r:id="rId13" w:tgtFrame="_new" w:history="1">
+      <w:hyperlink r:id="rId44" w:tgtFrame="_new" w:history="1">
         <w:r>
           <w:rPr>
             <w:rStyle w:val="Hipervnculo"/>
@@ -9761,21 +11377,12 @@
         </w:rPr>
         <w:t xml:space="preserve">. </w:t>
       </w:r>
-      <w:proofErr w:type="spellStart"/>
-      <w:r>
-        <w:rPr>
-          <w:sz w:val="22"/>
-          <w:szCs w:val="22"/>
-        </w:rPr>
-        <w:t>MathWorks</w:t>
-      </w:r>
-      <w:proofErr w:type="spellEnd"/>
-      <w:r>
-        <w:rPr>
-          <w:sz w:val="22"/>
-          <w:szCs w:val="22"/>
-        </w:rPr>
-        <w:t>, 2018.</w:t>
+      <w:r>
+        <w:rPr>
+          <w:sz w:val="22"/>
+          <w:szCs w:val="22"/>
+        </w:rPr>
+        <w:t>MathWorks, 2018.</w:t>
       </w:r>
       <w:r>
         <w:rPr>
@@ -9785,7 +11392,7 @@
         <w:br/>
         <w:t xml:space="preserve">Disponible en: </w:t>
       </w:r>
-      <w:hyperlink r:id="rId14" w:history="1">
+      <w:hyperlink r:id="rId45" w:history="1">
         <w:r>
           <w:rPr>
             <w:rStyle w:val="Hipervnculo"/>
@@ -9845,21 +11452,12 @@
         </w:rPr>
         <w:t xml:space="preserve">. </w:t>
       </w:r>
-      <w:proofErr w:type="spellStart"/>
-      <w:r>
-        <w:rPr>
-          <w:sz w:val="22"/>
-          <w:szCs w:val="22"/>
-        </w:rPr>
-        <w:t>MathWorks</w:t>
-      </w:r>
-      <w:proofErr w:type="spellEnd"/>
-      <w:r>
-        <w:rPr>
-          <w:sz w:val="22"/>
-          <w:szCs w:val="22"/>
-        </w:rPr>
-        <w:t>, 2019.</w:t>
+      <w:r>
+        <w:rPr>
+          <w:sz w:val="22"/>
+          <w:szCs w:val="22"/>
+        </w:rPr>
+        <w:t>MathWorks, 2019.</w:t>
       </w:r>
       <w:r>
         <w:rPr>
@@ -9869,7 +11467,7 @@
         <w:br/>
         <w:t xml:space="preserve">Disponible en: </w:t>
       </w:r>
-      <w:hyperlink r:id="rId15" w:history="1">
+      <w:hyperlink r:id="rId46" w:history="1">
         <w:r>
           <w:rPr>
             <w:rStyle w:val="Hipervnculo"/>
@@ -9887,7 +11485,6 @@
           <w:ilvl w:val="0"/>
           <w:numId w:val="22"/>
         </w:numPr>
-        <w:jc w:val="both"/>
         <w:rPr>
           <w:sz w:val="22"/>
           <w:szCs w:val="22"/>
@@ -9954,25 +11551,15 @@
         </w:rPr>
         <w:t xml:space="preserve"> </w:t>
       </w:r>
-      <w:proofErr w:type="spellStart"/>
       <w:r>
         <w:rPr>
           <w:sz w:val="22"/>
           <w:szCs w:val="22"/>
           <w:lang w:val="en-GB"/>
         </w:rPr>
-        <w:t>en</w:t>
-      </w:r>
-      <w:proofErr w:type="spellEnd"/>
-      <w:r>
-        <w:rPr>
-          <w:sz w:val="22"/>
-          <w:szCs w:val="22"/>
-          <w:lang w:val="en-GB"/>
-        </w:rPr>
-        <w:t xml:space="preserve">: </w:t>
-      </w:r>
-      <w:hyperlink r:id="rId16" w:tgtFrame="_new" w:history="1">
+        <w:t xml:space="preserve">en: </w:t>
+      </w:r>
+      <w:hyperlink r:id="rId47" w:tgtFrame="_new" w:history="1">
         <w:r>
           <w:rPr>
             <w:rStyle w:val="Hipervnculo"/>
@@ -9993,7 +11580,7 @@
       </w:pPr>
     </w:p>
     <w:sectPr>
-      <w:footerReference w:type="default" r:id="rId17"/>
+      <w:footerReference w:type="default" r:id="rId48"/>
       <w:pgSz w:w="11906" w:h="16838"/>
       <w:pgMar w:top="1417" w:right="1701" w:bottom="1417" w:left="1701" w:header="708" w:footer="168" w:gutter="0"/>
       <w:cols w:space="708"/>
@@ -13474,6 +15061,7 @@
   <w:style w:type="character" w:default="1" w:styleId="Fuentedeprrafopredeter">
     <w:name w:val="Default Paragraph Font"/>
     <w:uiPriority w:val="1"/>
+    <w:semiHidden/>
     <w:unhideWhenUsed/>
   </w:style>
   <w:style w:type="table" w:default="1" w:styleId="Tablanormal">
@@ -13900,10 +15488,19 @@
     <w:autoRedefine/>
     <w:uiPriority w:val="39"/>
     <w:unhideWhenUsed/>
-    <w:rsid w:val="00CD3E20"/>
+    <w:rsid w:val="00BF36DA"/>
     <w:pPr>
+      <w:tabs>
+        <w:tab w:val="left" w:pos="480"/>
+        <w:tab w:val="right" w:leader="dot" w:pos="8494"/>
+      </w:tabs>
       <w:spacing w:after="100"/>
     </w:pPr>
+    <w:rPr>
+      <w:noProof/>
+      <w:sz w:val="22"/>
+      <w:szCs w:val="22"/>
+    </w:rPr>
   </w:style>
   <w:style w:type="character" w:styleId="Hipervnculo">
     <w:name w:val="Hyperlink"/>
@@ -13985,6 +15582,25 @@
       <w:spacing w:after="100"/>
       <w:ind w:left="480"/>
     </w:pPr>
+  </w:style>
+  <w:style w:type="paragraph" w:styleId="Descripcin">
+    <w:name w:val="caption"/>
+    <w:basedOn w:val="Normal"/>
+    <w:next w:val="Normal"/>
+    <w:uiPriority w:val="35"/>
+    <w:unhideWhenUsed/>
+    <w:qFormat/>
+    <w:rsid w:val="00DA5BCA"/>
+    <w:pPr>
+      <w:spacing w:after="200" w:line="240" w:lineRule="auto"/>
+    </w:pPr>
+    <w:rPr>
+      <w:i/>
+      <w:iCs/>
+      <w:color w:val="0E2841" w:themeColor="text2"/>
+      <w:sz w:val="18"/>
+      <w:szCs w:val="18"/>
+    </w:rPr>
   </w:style>
 </w:styles>
 </file>

--- a/Bloque_1/Memorias/P1_Memoria_Funcionamiento.docx
+++ b/Bloque_1/Memorias/P1_Memoria_Funcionamiento.docx
@@ -1,6 +1,6 @@
 
 <file path=word/document.xml><?xml version="1.0" encoding="utf-8"?>
-<w:document xmlns:wpc="http://schemas.microsoft.com/office/word/2010/wordprocessingCanvas" xmlns:cx="http://schemas.microsoft.com/office/drawing/2014/chartex" xmlns:cx1="http://schemas.microsoft.com/office/drawing/2015/9/8/chartex" xmlns:cx2="http://schemas.microsoft.com/office/drawing/2015/10/21/chartex" xmlns:cx3="http://schemas.microsoft.com/office/drawing/2016/5/9/chartex" xmlns:cx4="http://schemas.microsoft.com/office/drawing/2016/5/10/chartex" xmlns:cx5="http://schemas.microsoft.com/office/drawing/2016/5/11/chartex" xmlns:cx6="http://schemas.microsoft.com/office/drawing/2016/5/12/chartex" xmlns:cx7="http://schemas.microsoft.com/office/drawing/2016/5/13/chartex" xmlns:cx8="http://schemas.microsoft.com/office/drawing/2016/5/14/chartex" xmlns:mc="http://schemas.openxmlformats.org/markup-compatibility/2006" xmlns:aink="http://schemas.microsoft.com/office/drawing/2016/ink" xmlns:am3d="http://schemas.microsoft.com/office/drawing/2017/model3d" xmlns:o="urn:schemas-microsoft-com:office:office" xmlns:oel="http://schemas.microsoft.com/office/2019/extlst" xmlns:r="http://schemas.openxmlformats.org/officeDocument/2006/relationships" xmlns:m="http://schemas.openxmlformats.org/officeDocument/2006/math" xmlns:v="urn:schemas-microsoft-com:vml" xmlns:wp14="http://schemas.microsoft.com/office/word/2010/wordprocessingDrawing" xmlns:wp="http://schemas.openxmlformats.org/drawingml/2006/wordprocessingDrawing" xmlns:w10="urn:schemas-microsoft-com:office:word" xmlns:w="http://schemas.openxmlformats.org/wordprocessingml/2006/main" xmlns:w14="http://schemas.microsoft.com/office/word/2010/wordml" xmlns:w15="http://schemas.microsoft.com/office/word/2012/wordml" xmlns:w16cex="http://schemas.microsoft.com/office/word/2018/wordml/cex" xmlns:w16cid="http://schemas.microsoft.com/office/word/2016/wordml/cid" xmlns:w16="http://schemas.microsoft.com/office/word/2018/wordml" xmlns:w16du="http://schemas.microsoft.com/office/word/2023/wordml/word16du" xmlns:w16sdtdh="http://schemas.microsoft.com/office/word/2020/wordml/sdtdatahash" xmlns:w16se="http://schemas.microsoft.com/office/word/2015/wordml/symex" xmlns:wpg="http://schemas.microsoft.com/office/word/2010/wordprocessingGroup" xmlns:wpi="http://schemas.microsoft.com/office/word/2010/wordprocessingInk" xmlns:wne="http://schemas.microsoft.com/office/word/2006/wordml" xmlns:wps="http://schemas.microsoft.com/office/word/2010/wordprocessingShape" mc:Ignorable="w14 w15 w16se w16cid w16 w16cex w16sdtdh w16du wp14">
+<w:document xmlns:wpc="http://schemas.microsoft.com/office/word/2010/wordprocessingCanvas" xmlns:cx="http://schemas.microsoft.com/office/drawing/2014/chartex" xmlns:cx1="http://schemas.microsoft.com/office/drawing/2015/9/8/chartex" xmlns:cx2="http://schemas.microsoft.com/office/drawing/2015/10/21/chartex" xmlns:cx3="http://schemas.microsoft.com/office/drawing/2016/5/9/chartex" xmlns:cx4="http://schemas.microsoft.com/office/drawing/2016/5/10/chartex" xmlns:cx5="http://schemas.microsoft.com/office/drawing/2016/5/11/chartex" xmlns:cx6="http://schemas.microsoft.com/office/drawing/2016/5/12/chartex" xmlns:cx7="http://schemas.microsoft.com/office/drawing/2016/5/13/chartex" xmlns:cx8="http://schemas.microsoft.com/office/drawing/2016/5/14/chartex" xmlns:mc="http://schemas.openxmlformats.org/markup-compatibility/2006" xmlns:aink="http://schemas.microsoft.com/office/drawing/2016/ink" xmlns:am3d="http://schemas.microsoft.com/office/drawing/2017/model3d" xmlns:o="urn:schemas-microsoft-com:office:office" xmlns:oel="http://schemas.microsoft.com/office/2019/extlst" xmlns:r="http://schemas.openxmlformats.org/officeDocument/2006/relationships" xmlns:m="http://schemas.openxmlformats.org/officeDocument/2006/math" xmlns:v="urn:schemas-microsoft-com:vml" xmlns:wp14="http://schemas.microsoft.com/office/word/2010/wordprocessingDrawing" xmlns:wp="http://schemas.openxmlformats.org/drawingml/2006/wordprocessingDrawing" xmlns:w10="urn:schemas-microsoft-com:office:word" xmlns:w="http://schemas.openxmlformats.org/wordprocessingml/2006/main" xmlns:w14="http://schemas.microsoft.com/office/word/2010/wordml" xmlns:w15="http://schemas.microsoft.com/office/word/2012/wordml" xmlns:w16cex="http://schemas.microsoft.com/office/word/2018/wordml/cex" xmlns:w16cid="http://schemas.microsoft.com/office/word/2016/wordml/cid" xmlns:w16="http://schemas.microsoft.com/office/word/2018/wordml" xmlns:w16du="http://schemas.microsoft.com/office/word/2023/wordml/word16du" xmlns:w16sdtdh="http://schemas.microsoft.com/office/word/2020/wordml/sdtdatahash" xmlns:w16sdtfl="http://schemas.microsoft.com/office/word/2024/wordml/sdtformatlock" xmlns:w16se="http://schemas.microsoft.com/office/word/2015/wordml/symex" xmlns:wpg="http://schemas.microsoft.com/office/word/2010/wordprocessingGroup" xmlns:wpi="http://schemas.microsoft.com/office/word/2010/wordprocessingInk" xmlns:wne="http://schemas.microsoft.com/office/word/2006/wordml" xmlns:wps="http://schemas.microsoft.com/office/word/2010/wordprocessingShape" mc:Ignorable="w14 w15 w16se w16cid w16 w16cex w16sdtdh w16sdtfl w16du wp14">
   <w:body>
     <w:p>
       <w:pPr>
@@ -269,6 +269,10 @@
     </w:p>
     <w:sdt>
       <w:sdtPr>
+        <w:rPr>
+          <w:sz w:val="32"/>
+          <w:szCs w:val="32"/>
+        </w:rPr>
         <w:id w:val="1407269234"/>
         <w:docPartObj>
           <w:docPartGallery w:val="Table of Contents"/>
@@ -279,6 +283,8 @@
         <w:rPr>
           <w:b/>
           <w:bCs/>
+          <w:sz w:val="22"/>
+          <w:szCs w:val="22"/>
         </w:rPr>
       </w:sdtEndPr>
       <w:sdtContent>
@@ -307,6 +313,8 @@
             <w:pStyle w:val="TDC1"/>
             <w:rPr>
               <w:rFonts w:eastAsiaTheme="minorEastAsia"/>
+              <w:sz w:val="24"/>
+              <w:szCs w:val="24"/>
               <w:lang w:eastAsia="es-ES"/>
             </w:rPr>
           </w:pPr>
@@ -319,7 +327,7 @@
           <w:r>
             <w:fldChar w:fldCharType="separate"/>
           </w:r>
-          <w:hyperlink w:anchor="_Toc184974493" w:history="1">
+          <w:hyperlink w:anchor="_Toc185459458" w:history="1">
             <w:r>
               <w:rPr>
                 <w:rStyle w:val="Hipervnculo"/>
@@ -329,6 +337,8 @@
             <w:r>
               <w:rPr>
                 <w:rFonts w:eastAsiaTheme="minorEastAsia"/>
+                <w:sz w:val="24"/>
+                <w:szCs w:val="24"/>
                 <w:lang w:eastAsia="es-ES"/>
               </w:rPr>
               <w:tab/>
@@ -355,7 +365,7 @@
               <w:rPr>
                 <w:webHidden/>
               </w:rPr>
-              <w:instrText xml:space="preserve"> PAGEREF _Toc184974493 \h </w:instrText>
+              <w:instrText xml:space="preserve"> PAGEREF _Toc185459458 \h </w:instrText>
             </w:r>
             <w:r>
               <w:rPr>
@@ -387,10 +397,12 @@
             <w:pStyle w:val="TDC1"/>
             <w:rPr>
               <w:rFonts w:eastAsiaTheme="minorEastAsia"/>
+              <w:sz w:val="24"/>
+              <w:szCs w:val="24"/>
               <w:lang w:eastAsia="es-ES"/>
             </w:rPr>
           </w:pPr>
-          <w:hyperlink w:anchor="_Toc184974494" w:history="1">
+          <w:hyperlink w:anchor="_Toc185459459" w:history="1">
             <w:r>
               <w:rPr>
                 <w:rStyle w:val="Hipervnculo"/>
@@ -400,6 +412,8 @@
             <w:r>
               <w:rPr>
                 <w:rFonts w:eastAsiaTheme="minorEastAsia"/>
+                <w:sz w:val="24"/>
+                <w:szCs w:val="24"/>
                 <w:lang w:eastAsia="es-ES"/>
               </w:rPr>
               <w:tab/>
@@ -426,7 +440,7 @@
               <w:rPr>
                 <w:webHidden/>
               </w:rPr>
-              <w:instrText xml:space="preserve"> PAGEREF _Toc184974494 \h </w:instrText>
+              <w:instrText xml:space="preserve"> PAGEREF _Toc185459459 \h </w:instrText>
             </w:r>
             <w:r>
               <w:rPr>
@@ -466,7 +480,7 @@
               <w:lang w:eastAsia="es-ES"/>
             </w:rPr>
           </w:pPr>
-          <w:hyperlink w:anchor="_Toc184974495" w:history="1">
+          <w:hyperlink w:anchor="_Toc185459460" w:history="1">
             <w:r>
               <w:rPr>
                 <w:rStyle w:val="Hipervnculo"/>
@@ -508,7 +522,7 @@
                 <w:noProof/>
                 <w:webHidden/>
               </w:rPr>
-              <w:instrText xml:space="preserve"> PAGEREF _Toc184974495 \h </w:instrText>
+              <w:instrText xml:space="preserve"> PAGEREF _Toc185459460 \h </w:instrText>
             </w:r>
             <w:r>
               <w:rPr>
@@ -552,7 +566,7 @@
               <w:lang w:eastAsia="es-ES"/>
             </w:rPr>
           </w:pPr>
-          <w:hyperlink w:anchor="_Toc184974496" w:history="1">
+          <w:hyperlink w:anchor="_Toc185459461" w:history="1">
             <w:r>
               <w:rPr>
                 <w:rStyle w:val="Hipervnculo"/>
@@ -594,7 +608,7 @@
                 <w:noProof/>
                 <w:webHidden/>
               </w:rPr>
-              <w:instrText xml:space="preserve"> PAGEREF _Toc184974496 \h </w:instrText>
+              <w:instrText xml:space="preserve"> PAGEREF _Toc185459461 \h </w:instrText>
             </w:r>
             <w:r>
               <w:rPr>
@@ -630,10 +644,12 @@
             <w:pStyle w:val="TDC1"/>
             <w:rPr>
               <w:rFonts w:eastAsiaTheme="minorEastAsia"/>
+              <w:sz w:val="24"/>
+              <w:szCs w:val="24"/>
               <w:lang w:eastAsia="es-ES"/>
             </w:rPr>
           </w:pPr>
-          <w:hyperlink w:anchor="_Toc184974497" w:history="1">
+          <w:hyperlink w:anchor="_Toc185459462" w:history="1">
             <w:r>
               <w:rPr>
                 <w:rStyle w:val="Hipervnculo"/>
@@ -643,6 +659,8 @@
             <w:r>
               <w:rPr>
                 <w:rFonts w:eastAsiaTheme="minorEastAsia"/>
+                <w:sz w:val="24"/>
+                <w:szCs w:val="24"/>
                 <w:lang w:eastAsia="es-ES"/>
               </w:rPr>
               <w:tab/>
@@ -669,7 +687,7 @@
               <w:rPr>
                 <w:webHidden/>
               </w:rPr>
-              <w:instrText xml:space="preserve"> PAGEREF _Toc184974497 \h </w:instrText>
+              <w:instrText xml:space="preserve"> PAGEREF _Toc185459462 \h </w:instrText>
             </w:r>
             <w:r>
               <w:rPr>
@@ -701,10 +719,12 @@
             <w:pStyle w:val="TDC1"/>
             <w:rPr>
               <w:rFonts w:eastAsiaTheme="minorEastAsia"/>
+              <w:sz w:val="24"/>
+              <w:szCs w:val="24"/>
               <w:lang w:eastAsia="es-ES"/>
             </w:rPr>
           </w:pPr>
-          <w:hyperlink w:anchor="_Toc184974498" w:history="1">
+          <w:hyperlink w:anchor="_Toc185459463" w:history="1">
             <w:r>
               <w:rPr>
                 <w:rStyle w:val="Hipervnculo"/>
@@ -714,6 +734,8 @@
             <w:r>
               <w:rPr>
                 <w:rFonts w:eastAsiaTheme="minorEastAsia"/>
+                <w:sz w:val="24"/>
+                <w:szCs w:val="24"/>
                 <w:lang w:eastAsia="es-ES"/>
               </w:rPr>
               <w:tab/>
@@ -740,7 +762,7 @@
               <w:rPr>
                 <w:webHidden/>
               </w:rPr>
-              <w:instrText xml:space="preserve"> PAGEREF _Toc184974498 \h </w:instrText>
+              <w:instrText xml:space="preserve"> PAGEREF _Toc185459463 \h </w:instrText>
             </w:r>
             <w:r>
               <w:rPr>
@@ -780,7 +802,7 @@
               <w:lang w:eastAsia="es-ES"/>
             </w:rPr>
           </w:pPr>
-          <w:hyperlink w:anchor="_Toc184974499" w:history="1">
+          <w:hyperlink w:anchor="_Toc185459464" w:history="1">
             <w:r>
               <w:rPr>
                 <w:rStyle w:val="Hipervnculo"/>
@@ -822,7 +844,7 @@
                 <w:noProof/>
                 <w:webHidden/>
               </w:rPr>
-              <w:instrText xml:space="preserve"> PAGEREF _Toc184974499 \h </w:instrText>
+              <w:instrText xml:space="preserve"> PAGEREF _Toc185459464 \h </w:instrText>
             </w:r>
             <w:r>
               <w:rPr>
@@ -866,7 +888,7 @@
               <w:lang w:eastAsia="es-ES"/>
             </w:rPr>
           </w:pPr>
-          <w:hyperlink w:anchor="_Toc184974500" w:history="1">
+          <w:hyperlink w:anchor="_Toc185459465" w:history="1">
             <w:r>
               <w:rPr>
                 <w:rStyle w:val="Hipervnculo"/>
@@ -908,7 +930,7 @@
                 <w:noProof/>
                 <w:webHidden/>
               </w:rPr>
-              <w:instrText xml:space="preserve"> PAGEREF _Toc184974500 \h </w:instrText>
+              <w:instrText xml:space="preserve"> PAGEREF _Toc185459465 \h </w:instrText>
             </w:r>
             <w:r>
               <w:rPr>
@@ -952,7 +974,7 @@
               <w:lang w:eastAsia="es-ES"/>
             </w:rPr>
           </w:pPr>
-          <w:hyperlink w:anchor="_Toc184974501" w:history="1">
+          <w:hyperlink w:anchor="_Toc185459466" w:history="1">
             <w:r>
               <w:rPr>
                 <w:rStyle w:val="Hipervnculo"/>
@@ -994,7 +1016,7 @@
                 <w:noProof/>
                 <w:webHidden/>
               </w:rPr>
-              <w:instrText xml:space="preserve"> PAGEREF _Toc184974501 \h </w:instrText>
+              <w:instrText xml:space="preserve"> PAGEREF _Toc185459466 \h </w:instrText>
             </w:r>
             <w:r>
               <w:rPr>
@@ -1038,7 +1060,7 @@
               <w:lang w:eastAsia="es-ES"/>
             </w:rPr>
           </w:pPr>
-          <w:hyperlink w:anchor="_Toc184974502" w:history="1">
+          <w:hyperlink w:anchor="_Toc185459467" w:history="1">
             <w:r>
               <w:rPr>
                 <w:rStyle w:val="Hipervnculo"/>
@@ -1080,7 +1102,7 @@
                 <w:noProof/>
                 <w:webHidden/>
               </w:rPr>
-              <w:instrText xml:space="preserve"> PAGEREF _Toc184974502 \h </w:instrText>
+              <w:instrText xml:space="preserve"> PAGEREF _Toc185459467 \h </w:instrText>
             </w:r>
             <w:r>
               <w:rPr>
@@ -1124,7 +1146,7 @@
               <w:lang w:eastAsia="es-ES"/>
             </w:rPr>
           </w:pPr>
-          <w:hyperlink w:anchor="_Toc184974503" w:history="1">
+          <w:hyperlink w:anchor="_Toc185459468" w:history="1">
             <w:r>
               <w:rPr>
                 <w:rStyle w:val="Hipervnculo"/>
@@ -1166,7 +1188,7 @@
                 <w:noProof/>
                 <w:webHidden/>
               </w:rPr>
-              <w:instrText xml:space="preserve"> PAGEREF _Toc184974503 \h </w:instrText>
+              <w:instrText xml:space="preserve"> PAGEREF _Toc185459468 \h </w:instrText>
             </w:r>
             <w:r>
               <w:rPr>
@@ -1210,7 +1232,7 @@
               <w:lang w:eastAsia="es-ES"/>
             </w:rPr>
           </w:pPr>
-          <w:hyperlink w:anchor="_Toc184974504" w:history="1">
+          <w:hyperlink w:anchor="_Toc185459469" w:history="1">
             <w:r>
               <w:rPr>
                 <w:rStyle w:val="Hipervnculo"/>
@@ -1252,7 +1274,7 @@
                 <w:noProof/>
                 <w:webHidden/>
               </w:rPr>
-              <w:instrText xml:space="preserve"> PAGEREF _Toc184974504 \h </w:instrText>
+              <w:instrText xml:space="preserve"> PAGEREF _Toc185459469 \h </w:instrText>
             </w:r>
             <w:r>
               <w:rPr>
@@ -1296,7 +1318,7 @@
               <w:lang w:eastAsia="es-ES"/>
             </w:rPr>
           </w:pPr>
-          <w:hyperlink w:anchor="_Toc184974505" w:history="1">
+          <w:hyperlink w:anchor="_Toc185459470" w:history="1">
             <w:r>
               <w:rPr>
                 <w:rStyle w:val="Hipervnculo"/>
@@ -1338,7 +1360,7 @@
                 <w:noProof/>
                 <w:webHidden/>
               </w:rPr>
-              <w:instrText xml:space="preserve"> PAGEREF _Toc184974505 \h </w:instrText>
+              <w:instrText xml:space="preserve"> PAGEREF _Toc185459470 \h </w:instrText>
             </w:r>
             <w:r>
               <w:rPr>
@@ -1382,7 +1404,7 @@
               <w:lang w:eastAsia="es-ES"/>
             </w:rPr>
           </w:pPr>
-          <w:hyperlink w:anchor="_Toc184974506" w:history="1">
+          <w:hyperlink w:anchor="_Toc185459471" w:history="1">
             <w:r>
               <w:rPr>
                 <w:rStyle w:val="Hipervnculo"/>
@@ -1424,7 +1446,7 @@
                 <w:noProof/>
                 <w:webHidden/>
               </w:rPr>
-              <w:instrText xml:space="preserve"> PAGEREF _Toc184974506 \h </w:instrText>
+              <w:instrText xml:space="preserve"> PAGEREF _Toc185459471 \h </w:instrText>
             </w:r>
             <w:r>
               <w:rPr>
@@ -1468,7 +1490,7 @@
               <w:lang w:eastAsia="es-ES"/>
             </w:rPr>
           </w:pPr>
-          <w:hyperlink w:anchor="_Toc184974507" w:history="1">
+          <w:hyperlink w:anchor="_Toc185459472" w:history="1">
             <w:r>
               <w:rPr>
                 <w:rStyle w:val="Hipervnculo"/>
@@ -1510,7 +1532,7 @@
                 <w:noProof/>
                 <w:webHidden/>
               </w:rPr>
-              <w:instrText xml:space="preserve"> PAGEREF _Toc184974507 \h </w:instrText>
+              <w:instrText xml:space="preserve"> PAGEREF _Toc185459472 \h </w:instrText>
             </w:r>
             <w:r>
               <w:rPr>
@@ -1554,7 +1576,7 @@
               <w:lang w:eastAsia="es-ES"/>
             </w:rPr>
           </w:pPr>
-          <w:hyperlink w:anchor="_Toc184974508" w:history="1">
+          <w:hyperlink w:anchor="_Toc185459473" w:history="1">
             <w:r>
               <w:rPr>
                 <w:rStyle w:val="Hipervnculo"/>
@@ -1596,7 +1618,7 @@
                 <w:noProof/>
                 <w:webHidden/>
               </w:rPr>
-              <w:instrText xml:space="preserve"> PAGEREF _Toc184974508 \h </w:instrText>
+              <w:instrText xml:space="preserve"> PAGEREF _Toc185459473 \h </w:instrText>
             </w:r>
             <w:r>
               <w:rPr>
@@ -1640,7 +1662,7 @@
               <w:lang w:eastAsia="es-ES"/>
             </w:rPr>
           </w:pPr>
-          <w:hyperlink w:anchor="_Toc184974509" w:history="1">
+          <w:hyperlink w:anchor="_Toc185459474" w:history="1">
             <w:r>
               <w:rPr>
                 <w:rStyle w:val="Hipervnculo"/>
@@ -1682,7 +1704,7 @@
                 <w:noProof/>
                 <w:webHidden/>
               </w:rPr>
-              <w:instrText xml:space="preserve"> PAGEREF _Toc184974509 \h </w:instrText>
+              <w:instrText xml:space="preserve"> PAGEREF _Toc185459474 \h </w:instrText>
             </w:r>
             <w:r>
               <w:rPr>
@@ -1726,7 +1748,7 @@
               <w:lang w:eastAsia="es-ES"/>
             </w:rPr>
           </w:pPr>
-          <w:hyperlink w:anchor="_Toc184974510" w:history="1">
+          <w:hyperlink w:anchor="_Toc185459475" w:history="1">
             <w:r>
               <w:rPr>
                 <w:rStyle w:val="Hipervnculo"/>
@@ -1768,7 +1790,7 @@
                 <w:noProof/>
                 <w:webHidden/>
               </w:rPr>
-              <w:instrText xml:space="preserve"> PAGEREF _Toc184974510 \h </w:instrText>
+              <w:instrText xml:space="preserve"> PAGEREF _Toc185459475 \h </w:instrText>
             </w:r>
             <w:r>
               <w:rPr>
@@ -1812,7 +1834,7 @@
               <w:lang w:eastAsia="es-ES"/>
             </w:rPr>
           </w:pPr>
-          <w:hyperlink w:anchor="_Toc184974511" w:history="1">
+          <w:hyperlink w:anchor="_Toc185459476" w:history="1">
             <w:r>
               <w:rPr>
                 <w:rStyle w:val="Hipervnculo"/>
@@ -1854,7 +1876,7 @@
                 <w:noProof/>
                 <w:webHidden/>
               </w:rPr>
-              <w:instrText xml:space="preserve"> PAGEREF _Toc184974511 \h </w:instrText>
+              <w:instrText xml:space="preserve"> PAGEREF _Toc185459476 \h </w:instrText>
             </w:r>
             <w:r>
               <w:rPr>
@@ -1898,7 +1920,7 @@
               <w:lang w:eastAsia="es-ES"/>
             </w:rPr>
           </w:pPr>
-          <w:hyperlink w:anchor="_Toc184974512" w:history="1">
+          <w:hyperlink w:anchor="_Toc185459477" w:history="1">
             <w:r>
               <w:rPr>
                 <w:rStyle w:val="Hipervnculo"/>
@@ -1940,7 +1962,7 @@
                 <w:noProof/>
                 <w:webHidden/>
               </w:rPr>
-              <w:instrText xml:space="preserve"> PAGEREF _Toc184974512 \h </w:instrText>
+              <w:instrText xml:space="preserve"> PAGEREF _Toc185459477 \h </w:instrText>
             </w:r>
             <w:r>
               <w:rPr>
@@ -1984,7 +2006,7 @@
               <w:lang w:eastAsia="es-ES"/>
             </w:rPr>
           </w:pPr>
-          <w:hyperlink w:anchor="_Toc184974513" w:history="1">
+          <w:hyperlink w:anchor="_Toc185459478" w:history="1">
             <w:r>
               <w:rPr>
                 <w:rStyle w:val="Hipervnculo"/>
@@ -2026,7 +2048,7 @@
                 <w:noProof/>
                 <w:webHidden/>
               </w:rPr>
-              <w:instrText xml:space="preserve"> PAGEREF _Toc184974513 \h </w:instrText>
+              <w:instrText xml:space="preserve"> PAGEREF _Toc185459478 \h </w:instrText>
             </w:r>
             <w:r>
               <w:rPr>
@@ -2070,7 +2092,7 @@
               <w:lang w:eastAsia="es-ES"/>
             </w:rPr>
           </w:pPr>
-          <w:hyperlink w:anchor="_Toc184974514" w:history="1">
+          <w:hyperlink w:anchor="_Toc185459479" w:history="1">
             <w:r>
               <w:rPr>
                 <w:rStyle w:val="Hipervnculo"/>
@@ -2112,7 +2134,7 @@
                 <w:noProof/>
                 <w:webHidden/>
               </w:rPr>
-              <w:instrText xml:space="preserve"> PAGEREF _Toc184974514 \h </w:instrText>
+              <w:instrText xml:space="preserve"> PAGEREF _Toc185459479 \h </w:instrText>
             </w:r>
             <w:r>
               <w:rPr>
@@ -2156,7 +2178,7 @@
               <w:lang w:eastAsia="es-ES"/>
             </w:rPr>
           </w:pPr>
-          <w:hyperlink w:anchor="_Toc184974515" w:history="1">
+          <w:hyperlink w:anchor="_Toc185459480" w:history="1">
             <w:r>
               <w:rPr>
                 <w:rStyle w:val="Hipervnculo"/>
@@ -2198,7 +2220,7 @@
                 <w:noProof/>
                 <w:webHidden/>
               </w:rPr>
-              <w:instrText xml:space="preserve"> PAGEREF _Toc184974515 \h </w:instrText>
+              <w:instrText xml:space="preserve"> PAGEREF _Toc185459480 \h </w:instrText>
             </w:r>
             <w:r>
               <w:rPr>
@@ -2242,7 +2264,7 @@
               <w:lang w:eastAsia="es-ES"/>
             </w:rPr>
           </w:pPr>
-          <w:hyperlink w:anchor="_Toc184974516" w:history="1">
+          <w:hyperlink w:anchor="_Toc185459481" w:history="1">
             <w:r>
               <w:rPr>
                 <w:rStyle w:val="Hipervnculo"/>
@@ -2284,7 +2306,7 @@
                 <w:noProof/>
                 <w:webHidden/>
               </w:rPr>
-              <w:instrText xml:space="preserve"> PAGEREF _Toc184974516 \h </w:instrText>
+              <w:instrText xml:space="preserve"> PAGEREF _Toc185459481 \h </w:instrText>
             </w:r>
             <w:r>
               <w:rPr>
@@ -2328,7 +2350,7 @@
               <w:lang w:eastAsia="es-ES"/>
             </w:rPr>
           </w:pPr>
-          <w:hyperlink w:anchor="_Toc184974517" w:history="1">
+          <w:hyperlink w:anchor="_Toc185459482" w:history="1">
             <w:r>
               <w:rPr>
                 <w:rStyle w:val="Hipervnculo"/>
@@ -2370,7 +2392,7 @@
                 <w:noProof/>
                 <w:webHidden/>
               </w:rPr>
-              <w:instrText xml:space="preserve"> PAGEREF _Toc184974517 \h </w:instrText>
+              <w:instrText xml:space="preserve"> PAGEREF _Toc185459482 \h </w:instrText>
             </w:r>
             <w:r>
               <w:rPr>
@@ -2390,7 +2412,7 @@
                 <w:noProof/>
                 <w:webHidden/>
               </w:rPr>
-              <w:t>17</w:t>
+              <w:t>16</w:t>
             </w:r>
             <w:r>
               <w:rPr>
@@ -2414,7 +2436,7 @@
               <w:lang w:eastAsia="es-ES"/>
             </w:rPr>
           </w:pPr>
-          <w:hyperlink w:anchor="_Toc184974518" w:history="1">
+          <w:hyperlink w:anchor="_Toc185459483" w:history="1">
             <w:r>
               <w:rPr>
                 <w:rStyle w:val="Hipervnculo"/>
@@ -2456,7 +2478,7 @@
                 <w:noProof/>
                 <w:webHidden/>
               </w:rPr>
-              <w:instrText xml:space="preserve"> PAGEREF _Toc184974518 \h </w:instrText>
+              <w:instrText xml:space="preserve"> PAGEREF _Toc185459483 \h </w:instrText>
             </w:r>
             <w:r>
               <w:rPr>
@@ -2500,7 +2522,7 @@
               <w:lang w:eastAsia="es-ES"/>
             </w:rPr>
           </w:pPr>
-          <w:hyperlink w:anchor="_Toc184974519" w:history="1">
+          <w:hyperlink w:anchor="_Toc185459484" w:history="1">
             <w:r>
               <w:rPr>
                 <w:rStyle w:val="Hipervnculo"/>
@@ -2542,7 +2564,7 @@
                 <w:noProof/>
                 <w:webHidden/>
               </w:rPr>
-              <w:instrText xml:space="preserve"> PAGEREF _Toc184974519 \h </w:instrText>
+              <w:instrText xml:space="preserve"> PAGEREF _Toc185459484 \h </w:instrText>
             </w:r>
             <w:r>
               <w:rPr>
@@ -2586,7 +2608,7 @@
               <w:lang w:eastAsia="es-ES"/>
             </w:rPr>
           </w:pPr>
-          <w:hyperlink w:anchor="_Toc184974520" w:history="1">
+          <w:hyperlink w:anchor="_Toc185459485" w:history="1">
             <w:r>
               <w:rPr>
                 <w:rStyle w:val="Hipervnculo"/>
@@ -2628,7 +2650,7 @@
                 <w:noProof/>
                 <w:webHidden/>
               </w:rPr>
-              <w:instrText xml:space="preserve"> PAGEREF _Toc184974520 \h </w:instrText>
+              <w:instrText xml:space="preserve"> PAGEREF _Toc185459485 \h </w:instrText>
             </w:r>
             <w:r>
               <w:rPr>
@@ -2672,7 +2694,7 @@
               <w:lang w:eastAsia="es-ES"/>
             </w:rPr>
           </w:pPr>
-          <w:hyperlink w:anchor="_Toc184974521" w:history="1">
+          <w:hyperlink w:anchor="_Toc185459486" w:history="1">
             <w:r>
               <w:rPr>
                 <w:rStyle w:val="Hipervnculo"/>
@@ -2714,7 +2736,7 @@
                 <w:noProof/>
                 <w:webHidden/>
               </w:rPr>
-              <w:instrText xml:space="preserve"> PAGEREF _Toc184974521 \h </w:instrText>
+              <w:instrText xml:space="preserve"> PAGEREF _Toc185459486 \h </w:instrText>
             </w:r>
             <w:r>
               <w:rPr>
@@ -2758,7 +2780,7 @@
               <w:lang w:eastAsia="es-ES"/>
             </w:rPr>
           </w:pPr>
-          <w:hyperlink w:anchor="_Toc184974522" w:history="1">
+          <w:hyperlink w:anchor="_Toc185459487" w:history="1">
             <w:r>
               <w:rPr>
                 <w:rStyle w:val="Hipervnculo"/>
@@ -2800,7 +2822,7 @@
                 <w:noProof/>
                 <w:webHidden/>
               </w:rPr>
-              <w:instrText xml:space="preserve"> PAGEREF _Toc184974522 \h </w:instrText>
+              <w:instrText xml:space="preserve"> PAGEREF _Toc185459487 \h </w:instrText>
             </w:r>
             <w:r>
               <w:rPr>
@@ -2820,7 +2842,7 @@
                 <w:noProof/>
                 <w:webHidden/>
               </w:rPr>
-              <w:t>20</w:t>
+              <w:t>19</w:t>
             </w:r>
             <w:r>
               <w:rPr>
@@ -2844,7 +2866,7 @@
               <w:lang w:eastAsia="es-ES"/>
             </w:rPr>
           </w:pPr>
-          <w:hyperlink w:anchor="_Toc184974523" w:history="1">
+          <w:hyperlink w:anchor="_Toc185459488" w:history="1">
             <w:r>
               <w:rPr>
                 <w:rStyle w:val="Hipervnculo"/>
@@ -2886,7 +2908,7 @@
                 <w:noProof/>
                 <w:webHidden/>
               </w:rPr>
-              <w:instrText xml:space="preserve"> PAGEREF _Toc184974523 \h </w:instrText>
+              <w:instrText xml:space="preserve"> PAGEREF _Toc185459488 \h </w:instrText>
             </w:r>
             <w:r>
               <w:rPr>
@@ -2906,7 +2928,7 @@
                 <w:noProof/>
                 <w:webHidden/>
               </w:rPr>
-              <w:t>21</w:t>
+              <w:t>20</w:t>
             </w:r>
             <w:r>
               <w:rPr>
@@ -2919,22 +2941,29 @@
         </w:p>
         <w:p>
           <w:pPr>
-            <w:pStyle w:val="TDC1"/>
+            <w:pStyle w:val="TDC3"/>
+            <w:tabs>
+              <w:tab w:val="left" w:pos="1440"/>
+              <w:tab w:val="right" w:leader="dot" w:pos="8494"/>
+            </w:tabs>
             <w:rPr>
               <w:rFonts w:eastAsiaTheme="minorEastAsia"/>
+              <w:noProof/>
               <w:lang w:eastAsia="es-ES"/>
             </w:rPr>
           </w:pPr>
-          <w:hyperlink w:anchor="_Toc184974524" w:history="1">
+          <w:hyperlink w:anchor="_Toc185459489" w:history="1">
             <w:r>
               <w:rPr>
                 <w:rStyle w:val="Hipervnculo"/>
-              </w:rPr>
-              <w:t>5.</w:t>
+                <w:noProof/>
+              </w:rPr>
+              <w:t>4.5.6.</w:t>
             </w:r>
             <w:r>
               <w:rPr>
                 <w:rFonts w:eastAsiaTheme="minorEastAsia"/>
+                <w:noProof/>
                 <w:lang w:eastAsia="es-ES"/>
               </w:rPr>
               <w:tab/>
@@ -2942,46 +2971,54 @@
             <w:r>
               <w:rPr>
                 <w:rStyle w:val="Hipervnculo"/>
-              </w:rPr>
-              <w:t>Ejemplos prácticos de uso</w:t>
-            </w:r>
-            <w:r>
-              <w:rPr>
+                <w:noProof/>
+              </w:rPr>
+              <w:t>Compresión/Expansión en el dominio temporal</w:t>
+            </w:r>
+            <w:r>
+              <w:rPr>
+                <w:noProof/>
                 <w:webHidden/>
               </w:rPr>
               <w:tab/>
             </w:r>
             <w:r>
               <w:rPr>
+                <w:noProof/>
                 <w:webHidden/>
               </w:rPr>
               <w:fldChar w:fldCharType="begin"/>
             </w:r>
             <w:r>
               <w:rPr>
-                <w:webHidden/>
-              </w:rPr>
-              <w:instrText xml:space="preserve"> PAGEREF _Toc184974524 \h </w:instrText>
-            </w:r>
-            <w:r>
-              <w:rPr>
-                <w:webHidden/>
-              </w:rPr>
-            </w:r>
-            <w:r>
-              <w:rPr>
+                <w:noProof/>
+                <w:webHidden/>
+              </w:rPr>
+              <w:instrText xml:space="preserve"> PAGEREF _Toc185459489 \h </w:instrText>
+            </w:r>
+            <w:r>
+              <w:rPr>
+                <w:noProof/>
+                <w:webHidden/>
+              </w:rPr>
+            </w:r>
+            <w:r>
+              <w:rPr>
+                <w:noProof/>
                 <w:webHidden/>
               </w:rPr>
               <w:fldChar w:fldCharType="separate"/>
             </w:r>
             <w:r>
               <w:rPr>
-                <w:webHidden/>
-              </w:rPr>
-              <w:t>22</w:t>
-            </w:r>
-            <w:r>
-              <w:rPr>
+                <w:noProof/>
+                <w:webHidden/>
+              </w:rPr>
+              <w:t>21</w:t>
+            </w:r>
+            <w:r>
+              <w:rPr>
+                <w:noProof/>
                 <w:webHidden/>
               </w:rPr>
               <w:fldChar w:fldCharType="end"/>
@@ -3001,13 +3038,13 @@
               <w:lang w:eastAsia="es-ES"/>
             </w:rPr>
           </w:pPr>
-          <w:hyperlink w:anchor="_Toc184974525" w:history="1">
+          <w:hyperlink w:anchor="_Toc185459490" w:history="1">
             <w:r>
               <w:rPr>
                 <w:rStyle w:val="Hipervnculo"/>
                 <w:noProof/>
               </w:rPr>
-              <w:t>5.1.</w:t>
+              <w:t>4.6.</w:t>
             </w:r>
             <w:r>
               <w:rPr>
@@ -3022,7 +3059,7 @@
                 <w:rStyle w:val="Hipervnculo"/>
                 <w:noProof/>
               </w:rPr>
-              <w:t>Generación y filtrado de un tono</w:t>
+              <w:t>Comparación de espectrogramas</w:t>
             </w:r>
             <w:r>
               <w:rPr>
@@ -3043,7 +3080,7 @@
                 <w:noProof/>
                 <w:webHidden/>
               </w:rPr>
-              <w:instrText xml:space="preserve"> PAGEREF _Toc184974525 \h </w:instrText>
+              <w:instrText xml:space="preserve"> PAGEREF _Toc185459490 \h </w:instrText>
             </w:r>
             <w:r>
               <w:rPr>
@@ -3068,6 +3105,81 @@
             <w:r>
               <w:rPr>
                 <w:noProof/>
+                <w:webHidden/>
+              </w:rPr>
+              <w:fldChar w:fldCharType="end"/>
+            </w:r>
+          </w:hyperlink>
+        </w:p>
+        <w:p>
+          <w:pPr>
+            <w:pStyle w:val="TDC1"/>
+            <w:rPr>
+              <w:rFonts w:eastAsiaTheme="minorEastAsia"/>
+              <w:sz w:val="24"/>
+              <w:szCs w:val="24"/>
+              <w:lang w:eastAsia="es-ES"/>
+            </w:rPr>
+          </w:pPr>
+          <w:hyperlink w:anchor="_Toc185459491" w:history="1">
+            <w:r>
+              <w:rPr>
+                <w:rStyle w:val="Hipervnculo"/>
+              </w:rPr>
+              <w:t>5.</w:t>
+            </w:r>
+            <w:r>
+              <w:rPr>
+                <w:rFonts w:eastAsiaTheme="minorEastAsia"/>
+                <w:sz w:val="24"/>
+                <w:szCs w:val="24"/>
+                <w:lang w:eastAsia="es-ES"/>
+              </w:rPr>
+              <w:tab/>
+            </w:r>
+            <w:r>
+              <w:rPr>
+                <w:rStyle w:val="Hipervnculo"/>
+              </w:rPr>
+              <w:t>Ejemplos prácticos de uso</w:t>
+            </w:r>
+            <w:r>
+              <w:rPr>
+                <w:webHidden/>
+              </w:rPr>
+              <w:tab/>
+            </w:r>
+            <w:r>
+              <w:rPr>
+                <w:webHidden/>
+              </w:rPr>
+              <w:fldChar w:fldCharType="begin"/>
+            </w:r>
+            <w:r>
+              <w:rPr>
+                <w:webHidden/>
+              </w:rPr>
+              <w:instrText xml:space="preserve"> PAGEREF _Toc185459491 \h </w:instrText>
+            </w:r>
+            <w:r>
+              <w:rPr>
+                <w:webHidden/>
+              </w:rPr>
+            </w:r>
+            <w:r>
+              <w:rPr>
+                <w:webHidden/>
+              </w:rPr>
+              <w:fldChar w:fldCharType="separate"/>
+            </w:r>
+            <w:r>
+              <w:rPr>
+                <w:webHidden/>
+              </w:rPr>
+              <w:t>23</w:t>
+            </w:r>
+            <w:r>
+              <w:rPr>
                 <w:webHidden/>
               </w:rPr>
               <w:fldChar w:fldCharType="end"/>
@@ -3087,13 +3199,13 @@
               <w:lang w:eastAsia="es-ES"/>
             </w:rPr>
           </w:pPr>
-          <w:hyperlink w:anchor="_Toc184974526" w:history="1">
+          <w:hyperlink w:anchor="_Toc185459492" w:history="1">
             <w:r>
               <w:rPr>
                 <w:rStyle w:val="Hipervnculo"/>
                 <w:noProof/>
               </w:rPr>
-              <w:t>5.2.</w:t>
+              <w:t>5.1.</w:t>
             </w:r>
             <w:r>
               <w:rPr>
@@ -3108,7 +3220,7 @@
                 <w:rStyle w:val="Hipervnculo"/>
                 <w:noProof/>
               </w:rPr>
-              <w:t>Carga de un archivo de audio y modulación</w:t>
+              <w:t>Generación y filtrado de un tono</w:t>
             </w:r>
             <w:r>
               <w:rPr>
@@ -3129,7 +3241,7 @@
                 <w:noProof/>
                 <w:webHidden/>
               </w:rPr>
-              <w:instrText xml:space="preserve"> PAGEREF _Toc184974526 \h </w:instrText>
+              <w:instrText xml:space="preserve"> PAGEREF _Toc185459492 \h </w:instrText>
             </w:r>
             <w:r>
               <w:rPr>
@@ -3149,7 +3261,7 @@
                 <w:noProof/>
                 <w:webHidden/>
               </w:rPr>
-              <w:t>22</w:t>
+              <w:t>23</w:t>
             </w:r>
             <w:r>
               <w:rPr>
@@ -3173,12 +3285,98 @@
               <w:lang w:eastAsia="es-ES"/>
             </w:rPr>
           </w:pPr>
-          <w:hyperlink w:anchor="_Toc184974527" w:history="1">
+          <w:hyperlink w:anchor="_Toc185459493" w:history="1">
             <w:r>
               <w:rPr>
                 <w:rStyle w:val="Hipervnculo"/>
                 <w:noProof/>
               </w:rPr>
+              <w:t>5.2.</w:t>
+            </w:r>
+            <w:r>
+              <w:rPr>
+                <w:rFonts w:eastAsiaTheme="minorEastAsia"/>
+                <w:noProof/>
+                <w:lang w:eastAsia="es-ES"/>
+              </w:rPr>
+              <w:tab/>
+            </w:r>
+            <w:r>
+              <w:rPr>
+                <w:rStyle w:val="Hipervnculo"/>
+                <w:noProof/>
+              </w:rPr>
+              <w:t>Carga de un archivo de audio y modulación</w:t>
+            </w:r>
+            <w:r>
+              <w:rPr>
+                <w:noProof/>
+                <w:webHidden/>
+              </w:rPr>
+              <w:tab/>
+            </w:r>
+            <w:r>
+              <w:rPr>
+                <w:noProof/>
+                <w:webHidden/>
+              </w:rPr>
+              <w:fldChar w:fldCharType="begin"/>
+            </w:r>
+            <w:r>
+              <w:rPr>
+                <w:noProof/>
+                <w:webHidden/>
+              </w:rPr>
+              <w:instrText xml:space="preserve"> PAGEREF _Toc185459493 \h </w:instrText>
+            </w:r>
+            <w:r>
+              <w:rPr>
+                <w:noProof/>
+                <w:webHidden/>
+              </w:rPr>
+            </w:r>
+            <w:r>
+              <w:rPr>
+                <w:noProof/>
+                <w:webHidden/>
+              </w:rPr>
+              <w:fldChar w:fldCharType="separate"/>
+            </w:r>
+            <w:r>
+              <w:rPr>
+                <w:noProof/>
+                <w:webHidden/>
+              </w:rPr>
+              <w:t>24</w:t>
+            </w:r>
+            <w:r>
+              <w:rPr>
+                <w:noProof/>
+                <w:webHidden/>
+              </w:rPr>
+              <w:fldChar w:fldCharType="end"/>
+            </w:r>
+          </w:hyperlink>
+        </w:p>
+        <w:p>
+          <w:pPr>
+            <w:pStyle w:val="TDC2"/>
+            <w:tabs>
+              <w:tab w:val="left" w:pos="960"/>
+              <w:tab w:val="right" w:leader="dot" w:pos="8494"/>
+            </w:tabs>
+            <w:rPr>
+              <w:rFonts w:eastAsiaTheme="minorEastAsia"/>
+              <w:noProof/>
+              <w:lang w:eastAsia="es-ES"/>
+            </w:rPr>
+          </w:pPr>
+          <w:hyperlink w:anchor="_Toc185459494" w:history="1">
+            <w:r>
+              <w:rPr>
+                <w:rStyle w:val="Hipervnculo"/>
+                <w:noProof/>
+              </w:rPr>
               <w:t>5.3.</w:t>
             </w:r>
             <w:r>
@@ -3215,7 +3413,7 @@
                 <w:noProof/>
                 <w:webHidden/>
               </w:rPr>
-              <w:instrText xml:space="preserve"> PAGEREF _Toc184974527 \h </w:instrText>
+              <w:instrText xml:space="preserve"> PAGEREF _Toc185459494 \h </w:instrText>
             </w:r>
             <w:r>
               <w:rPr>
@@ -3235,7 +3433,7 @@
                 <w:noProof/>
                 <w:webHidden/>
               </w:rPr>
-              <w:t>22</w:t>
+              <w:t>26</w:t>
             </w:r>
             <w:r>
               <w:rPr>
@@ -3251,10 +3449,12 @@
             <w:pStyle w:val="TDC1"/>
             <w:rPr>
               <w:rFonts w:eastAsiaTheme="minorEastAsia"/>
+              <w:sz w:val="24"/>
+              <w:szCs w:val="24"/>
               <w:lang w:eastAsia="es-ES"/>
             </w:rPr>
           </w:pPr>
-          <w:hyperlink w:anchor="_Toc184974528" w:history="1">
+          <w:hyperlink w:anchor="_Toc185459495" w:history="1">
             <w:r>
               <w:rPr>
                 <w:rStyle w:val="Hipervnculo"/>
@@ -3264,6 +3464,8 @@
             <w:r>
               <w:rPr>
                 <w:rFonts w:eastAsiaTheme="minorEastAsia"/>
+                <w:sz w:val="24"/>
+                <w:szCs w:val="24"/>
                 <w:lang w:eastAsia="es-ES"/>
               </w:rPr>
               <w:tab/>
@@ -3290,7 +3492,7 @@
               <w:rPr>
                 <w:webHidden/>
               </w:rPr>
-              <w:instrText xml:space="preserve"> PAGEREF _Toc184974528 \h </w:instrText>
+              <w:instrText xml:space="preserve"> PAGEREF _Toc185459495 \h </w:instrText>
             </w:r>
             <w:r>
               <w:rPr>
@@ -3307,7 +3509,7 @@
               <w:rPr>
                 <w:webHidden/>
               </w:rPr>
-              <w:t>22</w:t>
+              <w:t>29</w:t>
             </w:r>
             <w:r>
               <w:rPr>
@@ -3322,10 +3524,12 @@
             <w:pStyle w:val="TDC1"/>
             <w:rPr>
               <w:rFonts w:eastAsiaTheme="minorEastAsia"/>
+              <w:sz w:val="24"/>
+              <w:szCs w:val="24"/>
               <w:lang w:eastAsia="es-ES"/>
             </w:rPr>
           </w:pPr>
-          <w:hyperlink w:anchor="_Toc184974529" w:history="1">
+          <w:hyperlink w:anchor="_Toc185459496" w:history="1">
             <w:r>
               <w:rPr>
                 <w:rStyle w:val="Hipervnculo"/>
@@ -3335,6 +3539,8 @@
             <w:r>
               <w:rPr>
                 <w:rFonts w:eastAsiaTheme="minorEastAsia"/>
+                <w:sz w:val="24"/>
+                <w:szCs w:val="24"/>
                 <w:lang w:eastAsia="es-ES"/>
               </w:rPr>
               <w:tab/>
@@ -3361,7 +3567,7 @@
               <w:rPr>
                 <w:webHidden/>
               </w:rPr>
-              <w:instrText xml:space="preserve"> PAGEREF _Toc184974529 \h </w:instrText>
+              <w:instrText xml:space="preserve"> PAGEREF _Toc185459496 \h </w:instrText>
             </w:r>
             <w:r>
               <w:rPr>
@@ -3378,7 +3584,7 @@
               <w:rPr>
                 <w:webHidden/>
               </w:rPr>
-              <w:t>24</w:t>
+              <w:t>30</w:t>
             </w:r>
             <w:r>
               <w:rPr>
@@ -3393,10 +3599,12 @@
             <w:pStyle w:val="TDC1"/>
             <w:rPr>
               <w:rFonts w:eastAsiaTheme="minorEastAsia"/>
+              <w:sz w:val="24"/>
+              <w:szCs w:val="24"/>
               <w:lang w:eastAsia="es-ES"/>
             </w:rPr>
           </w:pPr>
-          <w:hyperlink w:anchor="_Toc184974530" w:history="1">
+          <w:hyperlink w:anchor="_Toc185459497" w:history="1">
             <w:r>
               <w:rPr>
                 <w:rStyle w:val="Hipervnculo"/>
@@ -3406,6 +3614,8 @@
             <w:r>
               <w:rPr>
                 <w:rFonts w:eastAsiaTheme="minorEastAsia"/>
+                <w:sz w:val="24"/>
+                <w:szCs w:val="24"/>
                 <w:lang w:eastAsia="es-ES"/>
               </w:rPr>
               <w:tab/>
@@ -3432,7 +3642,7 @@
               <w:rPr>
                 <w:webHidden/>
               </w:rPr>
-              <w:instrText xml:space="preserve"> PAGEREF _Toc184974530 \h </w:instrText>
+              <w:instrText xml:space="preserve"> PAGEREF _Toc185459497 \h </w:instrText>
             </w:r>
             <w:r>
               <w:rPr>
@@ -3449,7 +3659,7 @@
               <w:rPr>
                 <w:webHidden/>
               </w:rPr>
-              <w:t>25</w:t>
+              <w:t>31</w:t>
             </w:r>
             <w:r>
               <w:rPr>
@@ -3462,11 +3672,17 @@
         <w:p>
           <w:pPr>
             <w:jc w:val="both"/>
+            <w:rPr>
+              <w:sz w:val="22"/>
+              <w:szCs w:val="22"/>
+            </w:rPr>
           </w:pPr>
           <w:r>
             <w:rPr>
               <w:b/>
               <w:bCs/>
+              <w:sz w:val="22"/>
+              <w:szCs w:val="22"/>
             </w:rPr>
             <w:fldChar w:fldCharType="end"/>
           </w:r>
@@ -3497,7 +3713,7 @@
         </w:numPr>
         <w:jc w:val="both"/>
       </w:pPr>
-      <w:bookmarkStart w:id="0" w:name="_Toc184974493"/>
+      <w:bookmarkStart w:id="0" w:name="_Toc185459458"/>
       <w:r>
         <w:lastRenderedPageBreak/>
         <w:t>Introducción</w:t>
@@ -3557,6 +3773,7 @@
         </w:rPr>
         <w:t xml:space="preserve"> </w:t>
       </w:r>
+      <w:proofErr w:type="spellStart"/>
       <w:r>
         <w:rPr>
           <w:i/>
@@ -3564,92 +3781,9 @@
           <w:sz w:val="22"/>
           <w:szCs w:val="22"/>
         </w:rPr>
-        <w:t>Graphical User Interface (GUI)</w:t>
-      </w:r>
-      <w:r>
-        <w:rPr>
-          <w:sz w:val="22"/>
-          <w:szCs w:val="22"/>
-        </w:rPr>
-        <w:t xml:space="preserve"> para el procesado, </w:t>
-      </w:r>
-      <w:r>
-        <w:rPr>
-          <w:sz w:val="22"/>
-          <w:szCs w:val="22"/>
-        </w:rPr>
-        <w:t>grabación</w:t>
-      </w:r>
-      <w:r>
-        <w:rPr>
-          <w:sz w:val="22"/>
-          <w:szCs w:val="22"/>
-        </w:rPr>
-        <w:t xml:space="preserve"> y</w:t>
-      </w:r>
-      <w:r>
-        <w:rPr>
-          <w:sz w:val="22"/>
-          <w:szCs w:val="22"/>
-        </w:rPr>
-        <w:t xml:space="preserve"> </w:t>
-      </w:r>
-      <w:r>
-        <w:rPr>
-          <w:sz w:val="22"/>
-          <w:szCs w:val="22"/>
-        </w:rPr>
-        <w:t>reproducción</w:t>
-      </w:r>
-      <w:r>
-        <w:rPr>
-          <w:sz w:val="22"/>
-          <w:szCs w:val="22"/>
-        </w:rPr>
-        <w:t xml:space="preserve"> de señales de audio y voz, así como su visualización en los dominios temporal y frecuencial</w:t>
-      </w:r>
-      <w:r>
-        <w:rPr>
-          <w:sz w:val="22"/>
-          <w:szCs w:val="22"/>
-        </w:rPr>
-        <w:t xml:space="preserve">, entre otras herramientas. </w:t>
-      </w:r>
-      <w:r>
-        <w:rPr>
-          <w:sz w:val="22"/>
-          <w:szCs w:val="22"/>
-        </w:rPr>
-        <w:t>Este programa está diseñado para ser completo y ofrecer numerosas utilidades y herramientas, pero sin renunciar a</w:t>
-      </w:r>
-      <w:r>
-        <w:rPr>
-          <w:sz w:val="22"/>
-          <w:szCs w:val="22"/>
-        </w:rPr>
-        <w:t xml:space="preserve"> un enfoque que pretende facilitar un diseño simple y fácil de usar para el usuario. </w:t>
-      </w:r>
-      <w:r>
-        <w:rPr>
-          <w:sz w:val="22"/>
-          <w:szCs w:val="22"/>
-        </w:rPr>
-        <w:t xml:space="preserve">Para ello, utilizaremos </w:t>
-      </w:r>
-      <w:r>
-        <w:rPr>
-          <w:sz w:val="22"/>
-          <w:szCs w:val="22"/>
-        </w:rPr>
-        <w:t xml:space="preserve">la versión </w:t>
-      </w:r>
-      <w:r>
-        <w:rPr>
-          <w:sz w:val="22"/>
-          <w:szCs w:val="22"/>
-        </w:rPr>
-        <w:t xml:space="preserve">R2024b de MatLab junto con algunos </w:t>
-      </w:r>
+        <w:t>Graphical</w:t>
+      </w:r>
+      <w:proofErr w:type="spellEnd"/>
       <w:r>
         <w:rPr>
           <w:i/>
@@ -3657,15 +3791,9 @@
           <w:sz w:val="22"/>
           <w:szCs w:val="22"/>
         </w:rPr>
-        <w:t>toolboxes</w:t>
-      </w:r>
-      <w:r>
-        <w:rPr>
-          <w:sz w:val="22"/>
-          <w:szCs w:val="22"/>
-        </w:rPr>
-        <w:t xml:space="preserve"> que nos facilitarán el procesado de señal, entre los que se encuentran </w:t>
-      </w:r>
+        <w:t xml:space="preserve"> </w:t>
+      </w:r>
+      <w:proofErr w:type="spellStart"/>
       <w:r>
         <w:rPr>
           <w:i/>
@@ -3673,15 +3801,9 @@
           <w:sz w:val="22"/>
           <w:szCs w:val="22"/>
         </w:rPr>
-        <w:t xml:space="preserve">App Building, Signal Processing Toolbox </w:t>
-      </w:r>
-      <w:r>
-        <w:rPr>
-          <w:sz w:val="22"/>
-          <w:szCs w:val="22"/>
-        </w:rPr>
-        <w:t>y</w:t>
-      </w:r>
+        <w:t>User</w:t>
+      </w:r>
+      <w:proofErr w:type="spellEnd"/>
       <w:r>
         <w:rPr>
           <w:i/>
@@ -3689,8 +3811,9 @@
           <w:sz w:val="22"/>
           <w:szCs w:val="22"/>
         </w:rPr>
-        <w:t xml:space="preserve"> Audio Toolbox</w:t>
-      </w:r>
+        <w:t xml:space="preserve"> </w:t>
+      </w:r>
+      <w:proofErr w:type="gramStart"/>
       <w:r>
         <w:rPr>
           <w:i/>
@@ -3698,6 +3821,239 @@
           <w:sz w:val="22"/>
           <w:szCs w:val="22"/>
         </w:rPr>
+        <w:t>Interface</w:t>
+      </w:r>
+      <w:proofErr w:type="gramEnd"/>
+      <w:r>
+        <w:rPr>
+          <w:i/>
+          <w:iCs/>
+          <w:sz w:val="22"/>
+          <w:szCs w:val="22"/>
+        </w:rPr>
+        <w:t xml:space="preserve"> (GUI)</w:t>
+      </w:r>
+      <w:r>
+        <w:rPr>
+          <w:sz w:val="22"/>
+          <w:szCs w:val="22"/>
+        </w:rPr>
+        <w:t xml:space="preserve"> para el procesado, </w:t>
+      </w:r>
+      <w:r>
+        <w:rPr>
+          <w:sz w:val="22"/>
+          <w:szCs w:val="22"/>
+        </w:rPr>
+        <w:t>grabación</w:t>
+      </w:r>
+      <w:r>
+        <w:rPr>
+          <w:sz w:val="22"/>
+          <w:szCs w:val="22"/>
+        </w:rPr>
+        <w:t xml:space="preserve"> y</w:t>
+      </w:r>
+      <w:r>
+        <w:rPr>
+          <w:sz w:val="22"/>
+          <w:szCs w:val="22"/>
+        </w:rPr>
+        <w:t xml:space="preserve"> </w:t>
+      </w:r>
+      <w:r>
+        <w:rPr>
+          <w:sz w:val="22"/>
+          <w:szCs w:val="22"/>
+        </w:rPr>
+        <w:t>reproducción</w:t>
+      </w:r>
+      <w:r>
+        <w:rPr>
+          <w:sz w:val="22"/>
+          <w:szCs w:val="22"/>
+        </w:rPr>
+        <w:t xml:space="preserve"> de señales de audio y voz, así como su visualización en los dominios temporal y frecuencial</w:t>
+      </w:r>
+      <w:r>
+        <w:rPr>
+          <w:sz w:val="22"/>
+          <w:szCs w:val="22"/>
+        </w:rPr>
+        <w:t xml:space="preserve">, entre otras herramientas. </w:t>
+      </w:r>
+      <w:r>
+        <w:rPr>
+          <w:sz w:val="22"/>
+          <w:szCs w:val="22"/>
+        </w:rPr>
+        <w:t>Este programa está diseñado para ser completo y ofrecer numerosas utilidades y herramientas, pero sin renunciar a</w:t>
+      </w:r>
+      <w:r>
+        <w:rPr>
+          <w:sz w:val="22"/>
+          <w:szCs w:val="22"/>
+        </w:rPr>
+        <w:t xml:space="preserve"> un enfoque que pretende facilitar un diseño simple y fácil de usar para el usuario. </w:t>
+      </w:r>
+      <w:r>
+        <w:rPr>
+          <w:sz w:val="22"/>
+          <w:szCs w:val="22"/>
+        </w:rPr>
+        <w:t xml:space="preserve">Para ello, utilizaremos </w:t>
+      </w:r>
+      <w:r>
+        <w:rPr>
+          <w:sz w:val="22"/>
+          <w:szCs w:val="22"/>
+        </w:rPr>
+        <w:t xml:space="preserve">la versión </w:t>
+      </w:r>
+      <w:r>
+        <w:rPr>
+          <w:sz w:val="22"/>
+          <w:szCs w:val="22"/>
+        </w:rPr>
+        <w:t xml:space="preserve">R2024b de </w:t>
+      </w:r>
+      <w:proofErr w:type="spellStart"/>
+      <w:r>
+        <w:rPr>
+          <w:sz w:val="22"/>
+          <w:szCs w:val="22"/>
+        </w:rPr>
+        <w:t>MatLab</w:t>
+      </w:r>
+      <w:proofErr w:type="spellEnd"/>
+      <w:r>
+        <w:rPr>
+          <w:sz w:val="22"/>
+          <w:szCs w:val="22"/>
+        </w:rPr>
+        <w:t xml:space="preserve"> junto con algunos </w:t>
+      </w:r>
+      <w:proofErr w:type="spellStart"/>
+      <w:r>
+        <w:rPr>
+          <w:i/>
+          <w:iCs/>
+          <w:sz w:val="22"/>
+          <w:szCs w:val="22"/>
+        </w:rPr>
+        <w:t>toolboxes</w:t>
+      </w:r>
+      <w:proofErr w:type="spellEnd"/>
+      <w:r>
+        <w:rPr>
+          <w:sz w:val="22"/>
+          <w:szCs w:val="22"/>
+        </w:rPr>
+        <w:t xml:space="preserve"> que nos facilitarán el procesado de señal, entre los que se encuentran </w:t>
+      </w:r>
+      <w:r>
+        <w:rPr>
+          <w:i/>
+          <w:iCs/>
+          <w:sz w:val="22"/>
+          <w:szCs w:val="22"/>
+        </w:rPr>
+        <w:t xml:space="preserve">App </w:t>
+      </w:r>
+      <w:proofErr w:type="spellStart"/>
+      <w:r>
+        <w:rPr>
+          <w:i/>
+          <w:iCs/>
+          <w:sz w:val="22"/>
+          <w:szCs w:val="22"/>
+        </w:rPr>
+        <w:t>Building</w:t>
+      </w:r>
+      <w:proofErr w:type="spellEnd"/>
+      <w:r>
+        <w:rPr>
+          <w:i/>
+          <w:iCs/>
+          <w:sz w:val="22"/>
+          <w:szCs w:val="22"/>
+        </w:rPr>
+        <w:t xml:space="preserve">, </w:t>
+      </w:r>
+      <w:proofErr w:type="spellStart"/>
+      <w:r>
+        <w:rPr>
+          <w:i/>
+          <w:iCs/>
+          <w:sz w:val="22"/>
+          <w:szCs w:val="22"/>
+        </w:rPr>
+        <w:t>Signal</w:t>
+      </w:r>
+      <w:proofErr w:type="spellEnd"/>
+      <w:r>
+        <w:rPr>
+          <w:i/>
+          <w:iCs/>
+          <w:sz w:val="22"/>
+          <w:szCs w:val="22"/>
+        </w:rPr>
+        <w:t xml:space="preserve"> Processing </w:t>
+      </w:r>
+      <w:proofErr w:type="spellStart"/>
+      <w:r>
+        <w:rPr>
+          <w:i/>
+          <w:iCs/>
+          <w:sz w:val="22"/>
+          <w:szCs w:val="22"/>
+        </w:rPr>
+        <w:t>Toolbox</w:t>
+      </w:r>
+      <w:proofErr w:type="spellEnd"/>
+      <w:r>
+        <w:rPr>
+          <w:i/>
+          <w:iCs/>
+          <w:sz w:val="22"/>
+          <w:szCs w:val="22"/>
+        </w:rPr>
+        <w:t xml:space="preserve"> </w:t>
+      </w:r>
+      <w:r>
+        <w:rPr>
+          <w:sz w:val="22"/>
+          <w:szCs w:val="22"/>
+        </w:rPr>
+        <w:t>y</w:t>
+      </w:r>
+      <w:r>
+        <w:rPr>
+          <w:i/>
+          <w:iCs/>
+          <w:sz w:val="22"/>
+          <w:szCs w:val="22"/>
+        </w:rPr>
+        <w:t xml:space="preserve"> Audio </w:t>
+      </w:r>
+      <w:proofErr w:type="spellStart"/>
+      <w:r>
+        <w:rPr>
+          <w:i/>
+          <w:iCs/>
+          <w:sz w:val="22"/>
+          <w:szCs w:val="22"/>
+        </w:rPr>
+        <w:t>Toolbox</w:t>
+      </w:r>
+      <w:proofErr w:type="spellEnd"/>
+      <w:r>
+        <w:rPr>
+          <w:i/>
+          <w:iCs/>
+          <w:sz w:val="22"/>
+          <w:szCs w:val="22"/>
+        </w:rPr>
         <w:t>.</w:t>
       </w:r>
     </w:p>
@@ -3781,7 +4137,23 @@
           <w:sz w:val="22"/>
           <w:szCs w:val="22"/>
         </w:rPr>
-        <w:t xml:space="preserve"> A continuación se explicará paso  a paso como se debe usar cada herramienta y finalmente se darán algunos ejemplos de uso y se presentarán las conclusiones de este proyecto.</w:t>
+        <w:t xml:space="preserve"> A continuación se explicará </w:t>
+      </w:r>
+      <w:proofErr w:type="gramStart"/>
+      <w:r>
+        <w:rPr>
+          <w:sz w:val="22"/>
+          <w:szCs w:val="22"/>
+        </w:rPr>
+        <w:t>paso  a</w:t>
+      </w:r>
+      <w:proofErr w:type="gramEnd"/>
+      <w:r>
+        <w:rPr>
+          <w:sz w:val="22"/>
+          <w:szCs w:val="22"/>
+        </w:rPr>
+        <w:t xml:space="preserve"> paso como se debe usar cada herramienta y finalmente se darán algunos ejemplos de uso y se presentarán las conclusiones de este proyecto.</w:t>
       </w:r>
     </w:p>
     <w:p>
@@ -3836,7 +4208,7 @@
         </w:numPr>
         <w:jc w:val="both"/>
       </w:pPr>
-      <w:bookmarkStart w:id="1" w:name="_Toc184974494"/>
+      <w:bookmarkStart w:id="1" w:name="_Toc185459459"/>
       <w:r>
         <w:lastRenderedPageBreak/>
         <w:t>Instalación y configuración</w:t>
@@ -3851,7 +4223,7 @@
           <w:numId w:val="7"/>
         </w:numPr>
       </w:pPr>
-      <w:bookmarkStart w:id="2" w:name="_Toc184974495"/>
+      <w:bookmarkStart w:id="2" w:name="_Toc185459460"/>
       <w:r>
         <w:t>Requisitos</w:t>
       </w:r>
@@ -3871,8 +4243,17 @@
           <w:sz w:val="22"/>
           <w:szCs w:val="22"/>
         </w:rPr>
-        <w:t>Para utilizar la Interfaz Gráfica de Análisis y Procesado de Señales de Audio en MatLab</w:t>
-      </w:r>
+        <w:t xml:space="preserve">Para utilizar la Interfaz Gráfica de Análisis y Procesado de Señales de Audio en </w:t>
+      </w:r>
+      <w:proofErr w:type="spellStart"/>
+      <w:r>
+        <w:rPr>
+          <w:sz w:val="22"/>
+          <w:szCs w:val="22"/>
+        </w:rPr>
+        <w:t>MatLab</w:t>
+      </w:r>
+      <w:proofErr w:type="spellEnd"/>
       <w:r>
         <w:rPr>
           <w:sz w:val="22"/>
@@ -3885,39 +4266,73 @@
           <w:sz w:val="22"/>
           <w:szCs w:val="22"/>
         </w:rPr>
-        <w:t>App Designer, es necesario contar con los siguientes componentes de software:</w:t>
-      </w:r>
-    </w:p>
-    <w:p>
-      <w:pPr>
-        <w:jc w:val="both"/>
-        <w:rPr>
-          <w:sz w:val="22"/>
-          <w:szCs w:val="22"/>
-        </w:rPr>
-      </w:pPr>
-      <w:r>
-        <w:rPr>
-          <w:sz w:val="22"/>
-          <w:szCs w:val="22"/>
-        </w:rPr>
-        <w:t>MatLab: Versión R2024b.</w:t>
-      </w:r>
-    </w:p>
-    <w:p>
-      <w:pPr>
-        <w:jc w:val="both"/>
-        <w:rPr>
-          <w:sz w:val="22"/>
-          <w:szCs w:val="22"/>
-        </w:rPr>
-      </w:pPr>
-      <w:r>
-        <w:rPr>
-          <w:sz w:val="22"/>
-          <w:szCs w:val="22"/>
-        </w:rPr>
-        <w:t>Toolboxes:</w:t>
+        <w:t xml:space="preserve">App </w:t>
+      </w:r>
+      <w:proofErr w:type="spellStart"/>
+      <w:r>
+        <w:rPr>
+          <w:sz w:val="22"/>
+          <w:szCs w:val="22"/>
+        </w:rPr>
+        <w:t>Designer</w:t>
+      </w:r>
+      <w:proofErr w:type="spellEnd"/>
+      <w:r>
+        <w:rPr>
+          <w:sz w:val="22"/>
+          <w:szCs w:val="22"/>
+        </w:rPr>
+        <w:t>, es necesario contar con los siguientes componentes de software:</w:t>
+      </w:r>
+    </w:p>
+    <w:p>
+      <w:pPr>
+        <w:jc w:val="both"/>
+        <w:rPr>
+          <w:sz w:val="22"/>
+          <w:szCs w:val="22"/>
+        </w:rPr>
+      </w:pPr>
+      <w:proofErr w:type="spellStart"/>
+      <w:r>
+        <w:rPr>
+          <w:sz w:val="22"/>
+          <w:szCs w:val="22"/>
+        </w:rPr>
+        <w:t>MatLab</w:t>
+      </w:r>
+      <w:proofErr w:type="spellEnd"/>
+      <w:r>
+        <w:rPr>
+          <w:sz w:val="22"/>
+          <w:szCs w:val="22"/>
+        </w:rPr>
+        <w:t>: Versión R2024b.</w:t>
+      </w:r>
+    </w:p>
+    <w:p>
+      <w:pPr>
+        <w:jc w:val="both"/>
+        <w:rPr>
+          <w:sz w:val="22"/>
+          <w:szCs w:val="22"/>
+        </w:rPr>
+      </w:pPr>
+      <w:proofErr w:type="spellStart"/>
+      <w:r>
+        <w:rPr>
+          <w:sz w:val="22"/>
+          <w:szCs w:val="22"/>
+        </w:rPr>
+        <w:t>Toolboxes</w:t>
+      </w:r>
+      <w:proofErr w:type="spellEnd"/>
+      <w:r>
+        <w:rPr>
+          <w:sz w:val="22"/>
+          <w:szCs w:val="22"/>
+        </w:rPr>
+        <w:t>:</w:t>
       </w:r>
     </w:p>
     <w:p>
@@ -3938,7 +4353,39 @@
           <w:sz w:val="22"/>
           <w:szCs w:val="22"/>
         </w:rPr>
-        <w:t>App Building Toolbox: Necesario para el diseño y desarrollo de la interfaz gráfica.</w:t>
+        <w:t xml:space="preserve">App </w:t>
+      </w:r>
+      <w:proofErr w:type="spellStart"/>
+      <w:r>
+        <w:rPr>
+          <w:sz w:val="22"/>
+          <w:szCs w:val="22"/>
+        </w:rPr>
+        <w:t>Building</w:t>
+      </w:r>
+      <w:proofErr w:type="spellEnd"/>
+      <w:r>
+        <w:rPr>
+          <w:sz w:val="22"/>
+          <w:szCs w:val="22"/>
+        </w:rPr>
+        <w:t xml:space="preserve"> </w:t>
+      </w:r>
+      <w:proofErr w:type="spellStart"/>
+      <w:r>
+        <w:rPr>
+          <w:sz w:val="22"/>
+          <w:szCs w:val="22"/>
+        </w:rPr>
+        <w:t>Toolbox</w:t>
+      </w:r>
+      <w:proofErr w:type="spellEnd"/>
+      <w:r>
+        <w:rPr>
+          <w:sz w:val="22"/>
+          <w:szCs w:val="22"/>
+        </w:rPr>
+        <w:t>: Necesario para el diseño y desarrollo de la interfaz gráfica.</w:t>
       </w:r>
     </w:p>
     <w:p>
@@ -3954,12 +4401,37 @@
           <w:szCs w:val="22"/>
         </w:rPr>
       </w:pPr>
-      <w:r>
-        <w:rPr>
-          <w:sz w:val="22"/>
-          <w:szCs w:val="22"/>
-        </w:rPr>
-        <w:t>Signal Processing Toolbox: Utilizado para el análisis y procesamiento de señales de audio.</w:t>
+      <w:proofErr w:type="spellStart"/>
+      <w:r>
+        <w:rPr>
+          <w:sz w:val="22"/>
+          <w:szCs w:val="22"/>
+        </w:rPr>
+        <w:t>Signal</w:t>
+      </w:r>
+      <w:proofErr w:type="spellEnd"/>
+      <w:r>
+        <w:rPr>
+          <w:sz w:val="22"/>
+          <w:szCs w:val="22"/>
+        </w:rPr>
+        <w:t xml:space="preserve"> Processing </w:t>
+      </w:r>
+      <w:proofErr w:type="spellStart"/>
+      <w:r>
+        <w:rPr>
+          <w:sz w:val="22"/>
+          <w:szCs w:val="22"/>
+        </w:rPr>
+        <w:t>Toolbox</w:t>
+      </w:r>
+      <w:proofErr w:type="spellEnd"/>
+      <w:r>
+        <w:rPr>
+          <w:sz w:val="22"/>
+          <w:szCs w:val="22"/>
+        </w:rPr>
+        <w:t>: Utilizado para el análisis y procesamiento de señales de audio.</w:t>
       </w:r>
     </w:p>
     <w:p>
@@ -3980,7 +4452,23 @@
           <w:sz w:val="22"/>
           <w:szCs w:val="22"/>
         </w:rPr>
-        <w:t>Audio Toolbox: Proporciona funcionalidades avanzadas para el procesamiento de audio.</w:t>
+        <w:t xml:space="preserve">Audio </w:t>
+      </w:r>
+      <w:proofErr w:type="spellStart"/>
+      <w:r>
+        <w:rPr>
+          <w:sz w:val="22"/>
+          <w:szCs w:val="22"/>
+        </w:rPr>
+        <w:t>Toolbox</w:t>
+      </w:r>
+      <w:proofErr w:type="spellEnd"/>
+      <w:r>
+        <w:rPr>
+          <w:sz w:val="22"/>
+          <w:szCs w:val="22"/>
+        </w:rPr>
+        <w:t>: Proporciona funcionalidades avanzadas para el procesamiento de audio.</w:t>
       </w:r>
     </w:p>
     <w:p>
@@ -3991,7 +4479,7 @@
           <w:numId w:val="7"/>
         </w:numPr>
       </w:pPr>
-      <w:bookmarkStart w:id="3" w:name="_Toc184974496"/>
+      <w:bookmarkStart w:id="3" w:name="_Toc185459461"/>
       <w:r>
         <w:t>Pasos de Instalación y Ejecución</w:t>
       </w:r>
@@ -4027,7 +4515,23 @@
           <w:sz w:val="22"/>
           <w:szCs w:val="22"/>
         </w:rPr>
-        <w:t>Instalación de MatLab:</w:t>
+        <w:t xml:space="preserve">Instalación de </w:t>
+      </w:r>
+      <w:proofErr w:type="spellStart"/>
+      <w:r>
+        <w:rPr>
+          <w:sz w:val="22"/>
+          <w:szCs w:val="22"/>
+        </w:rPr>
+        <w:t>MatLab</w:t>
+      </w:r>
+      <w:proofErr w:type="spellEnd"/>
+      <w:r>
+        <w:rPr>
+          <w:sz w:val="22"/>
+          <w:szCs w:val="22"/>
+        </w:rPr>
+        <w:t>:</w:t>
       </w:r>
     </w:p>
     <w:p>
@@ -4048,7 +4552,39 @@
           <w:sz w:val="22"/>
           <w:szCs w:val="22"/>
         </w:rPr>
-        <w:t>Descargue la versión R2024b de MatLab desde el sitio web oficial de MathWorks.</w:t>
+        <w:t xml:space="preserve">Descargue la versión R2024b de </w:t>
+      </w:r>
+      <w:proofErr w:type="spellStart"/>
+      <w:r>
+        <w:rPr>
+          <w:sz w:val="22"/>
+          <w:szCs w:val="22"/>
+        </w:rPr>
+        <w:t>MatLab</w:t>
+      </w:r>
+      <w:proofErr w:type="spellEnd"/>
+      <w:r>
+        <w:rPr>
+          <w:sz w:val="22"/>
+          <w:szCs w:val="22"/>
+        </w:rPr>
+        <w:t xml:space="preserve"> desde el sitio web oficial de </w:t>
+      </w:r>
+      <w:proofErr w:type="spellStart"/>
+      <w:r>
+        <w:rPr>
+          <w:sz w:val="22"/>
+          <w:szCs w:val="22"/>
+        </w:rPr>
+        <w:t>MathWorks</w:t>
+      </w:r>
+      <w:proofErr w:type="spellEnd"/>
+      <w:r>
+        <w:rPr>
+          <w:sz w:val="22"/>
+          <w:szCs w:val="22"/>
+        </w:rPr>
+        <w:t>.</w:t>
       </w:r>
     </w:p>
     <w:p>
@@ -4090,7 +4626,103 @@
           <w:sz w:val="22"/>
           <w:szCs w:val="22"/>
         </w:rPr>
-        <w:t>Asegúrese de incluir los toolboxes requeridos (App Building Toolbox, Signal Processing Toolbox, Audio Toolbox) durante el proceso de instalación.</w:t>
+        <w:t xml:space="preserve">Asegúrese de incluir los </w:t>
+      </w:r>
+      <w:proofErr w:type="spellStart"/>
+      <w:r>
+        <w:rPr>
+          <w:sz w:val="22"/>
+          <w:szCs w:val="22"/>
+        </w:rPr>
+        <w:t>toolboxes</w:t>
+      </w:r>
+      <w:proofErr w:type="spellEnd"/>
+      <w:r>
+        <w:rPr>
+          <w:sz w:val="22"/>
+          <w:szCs w:val="22"/>
+        </w:rPr>
+        <w:t xml:space="preserve"> requeridos (App </w:t>
+      </w:r>
+      <w:proofErr w:type="spellStart"/>
+      <w:r>
+        <w:rPr>
+          <w:sz w:val="22"/>
+          <w:szCs w:val="22"/>
+        </w:rPr>
+        <w:t>Building</w:t>
+      </w:r>
+      <w:proofErr w:type="spellEnd"/>
+      <w:r>
+        <w:rPr>
+          <w:sz w:val="22"/>
+          <w:szCs w:val="22"/>
+        </w:rPr>
+        <w:t xml:space="preserve"> </w:t>
+      </w:r>
+      <w:proofErr w:type="spellStart"/>
+      <w:r>
+        <w:rPr>
+          <w:sz w:val="22"/>
+          <w:szCs w:val="22"/>
+        </w:rPr>
+        <w:t>Toolbox</w:t>
+      </w:r>
+      <w:proofErr w:type="spellEnd"/>
+      <w:r>
+        <w:rPr>
+          <w:sz w:val="22"/>
+          <w:szCs w:val="22"/>
+        </w:rPr>
+        <w:t xml:space="preserve">, </w:t>
+      </w:r>
+      <w:proofErr w:type="spellStart"/>
+      <w:r>
+        <w:rPr>
+          <w:sz w:val="22"/>
+          <w:szCs w:val="22"/>
+        </w:rPr>
+        <w:t>Signal</w:t>
+      </w:r>
+      <w:proofErr w:type="spellEnd"/>
+      <w:r>
+        <w:rPr>
+          <w:sz w:val="22"/>
+          <w:szCs w:val="22"/>
+        </w:rPr>
+        <w:t xml:space="preserve"> Processing </w:t>
+      </w:r>
+      <w:proofErr w:type="spellStart"/>
+      <w:r>
+        <w:rPr>
+          <w:sz w:val="22"/>
+          <w:szCs w:val="22"/>
+        </w:rPr>
+        <w:t>Toolbox</w:t>
+      </w:r>
+      <w:proofErr w:type="spellEnd"/>
+      <w:r>
+        <w:rPr>
+          <w:sz w:val="22"/>
+          <w:szCs w:val="22"/>
+        </w:rPr>
+        <w:t xml:space="preserve">, Audio </w:t>
+      </w:r>
+      <w:proofErr w:type="spellStart"/>
+      <w:r>
+        <w:rPr>
+          <w:sz w:val="22"/>
+          <w:szCs w:val="22"/>
+        </w:rPr>
+        <w:t>Toolbox</w:t>
+      </w:r>
+      <w:proofErr w:type="spellEnd"/>
+      <w:r>
+        <w:rPr>
+          <w:sz w:val="22"/>
+          <w:szCs w:val="22"/>
+        </w:rPr>
+        <w:t>) durante el proceso de instalación.</w:t>
       </w:r>
     </w:p>
     <w:p>
@@ -4143,7 +4775,23 @@
           <w:sz w:val="22"/>
           <w:szCs w:val="22"/>
         </w:rPr>
-        <w:t>Configuración en MatLab:</w:t>
+        <w:t xml:space="preserve">Configuración en </w:t>
+      </w:r>
+      <w:proofErr w:type="spellStart"/>
+      <w:r>
+        <w:rPr>
+          <w:sz w:val="22"/>
+          <w:szCs w:val="22"/>
+        </w:rPr>
+        <w:t>MatLab</w:t>
+      </w:r>
+      <w:proofErr w:type="spellEnd"/>
+      <w:r>
+        <w:rPr>
+          <w:sz w:val="22"/>
+          <w:szCs w:val="22"/>
+        </w:rPr>
+        <w:t>:</w:t>
       </w:r>
     </w:p>
     <w:p>
@@ -4164,7 +4812,23 @@
           <w:sz w:val="22"/>
           <w:szCs w:val="22"/>
         </w:rPr>
-        <w:t>Abra MatLab y navegue hasta el directorio donde se encuentra el código fuente de la interfaz.</w:t>
+        <w:t xml:space="preserve">Abra </w:t>
+      </w:r>
+      <w:proofErr w:type="spellStart"/>
+      <w:r>
+        <w:rPr>
+          <w:sz w:val="22"/>
+          <w:szCs w:val="22"/>
+        </w:rPr>
+        <w:t>MatLab</w:t>
+      </w:r>
+      <w:proofErr w:type="spellEnd"/>
+      <w:r>
+        <w:rPr>
+          <w:sz w:val="22"/>
+          <w:szCs w:val="22"/>
+        </w:rPr>
+        <w:t xml:space="preserve"> y navegue hasta el directorio donde se encuentra el código fuente de la interfaz.</w:t>
       </w:r>
     </w:p>
     <w:p>
@@ -4185,8 +4849,33 @@
           <w:sz w:val="22"/>
           <w:szCs w:val="22"/>
         </w:rPr>
-        <w:t>Añada este directorio al path de MatLab</w:t>
-      </w:r>
+        <w:t xml:space="preserve">Añada este directorio al </w:t>
+      </w:r>
+      <w:proofErr w:type="spellStart"/>
+      <w:r>
+        <w:rPr>
+          <w:sz w:val="22"/>
+          <w:szCs w:val="22"/>
+        </w:rPr>
+        <w:t>path</w:t>
+      </w:r>
+      <w:proofErr w:type="spellEnd"/>
+      <w:r>
+        <w:rPr>
+          <w:sz w:val="22"/>
+          <w:szCs w:val="22"/>
+        </w:rPr>
+        <w:t xml:space="preserve"> de </w:t>
+      </w:r>
+      <w:proofErr w:type="spellStart"/>
+      <w:r>
+        <w:rPr>
+          <w:sz w:val="22"/>
+          <w:szCs w:val="22"/>
+        </w:rPr>
+        <w:t>MatLab</w:t>
+      </w:r>
+      <w:proofErr w:type="spellEnd"/>
     </w:p>
     <w:p>
       <w:pPr>
@@ -4206,7 +4895,23 @@
           <w:sz w:val="22"/>
           <w:szCs w:val="22"/>
         </w:rPr>
-        <w:t xml:space="preserve">Verifique que los toolboxes requeridos están instalados y activos </w:t>
+        <w:t xml:space="preserve">Verifique que los </w:t>
+      </w:r>
+      <w:proofErr w:type="spellStart"/>
+      <w:r>
+        <w:rPr>
+          <w:sz w:val="22"/>
+          <w:szCs w:val="22"/>
+        </w:rPr>
+        <w:t>toolboxes</w:t>
+      </w:r>
+      <w:proofErr w:type="spellEnd"/>
+      <w:r>
+        <w:rPr>
+          <w:sz w:val="22"/>
+          <w:szCs w:val="22"/>
+        </w:rPr>
+        <w:t xml:space="preserve"> requeridos están instalados y activos </w:t>
       </w:r>
     </w:p>
     <w:p>
@@ -4243,7 +4948,31 @@
           <w:sz w:val="22"/>
           <w:szCs w:val="22"/>
         </w:rPr>
-        <w:t>Dentro de MatLab, abra el archivo principal de la interfaz, generalmente con extensión</w:t>
+        <w:t xml:space="preserve">Dentro de </w:t>
+      </w:r>
+      <w:proofErr w:type="spellStart"/>
+      <w:r>
+        <w:rPr>
+          <w:sz w:val="22"/>
+          <w:szCs w:val="22"/>
+        </w:rPr>
+        <w:t>MatLab</w:t>
+      </w:r>
+      <w:proofErr w:type="spellEnd"/>
+      <w:r>
+        <w:rPr>
+          <w:sz w:val="22"/>
+          <w:szCs w:val="22"/>
+        </w:rPr>
+        <w:t xml:space="preserve">, abra el archivo principal de la interfaz, generalmente con </w:t>
+      </w:r>
+      <w:proofErr w:type="gramStart"/>
+      <w:r>
+        <w:rPr>
+          <w:sz w:val="22"/>
+          <w:szCs w:val="22"/>
+        </w:rPr>
+        <w:t>extensión</w:t>
       </w:r>
       <w:r>
         <w:rPr>
@@ -4266,12 +4995,22 @@
         </w:rPr>
         <w:t>.</w:t>
       </w:r>
-      <w:r>
-        <w:rPr>
-          <w:sz w:val="22"/>
-          <w:szCs w:val="22"/>
-        </w:rPr>
-        <w:t>mlapp.</w:t>
+      <w:proofErr w:type="spellStart"/>
+      <w:proofErr w:type="gramEnd"/>
+      <w:r>
+        <w:rPr>
+          <w:sz w:val="22"/>
+          <w:szCs w:val="22"/>
+        </w:rPr>
+        <w:t>mlapp</w:t>
+      </w:r>
+      <w:proofErr w:type="spellEnd"/>
+      <w:r>
+        <w:rPr>
+          <w:sz w:val="22"/>
+          <w:szCs w:val="22"/>
+        </w:rPr>
+        <w:t>.</w:t>
       </w:r>
     </w:p>
     <w:p>
@@ -4308,7 +5047,7 @@
         </w:numPr>
         <w:jc w:val="both"/>
       </w:pPr>
-      <w:bookmarkStart w:id="4" w:name="_Toc184974497"/>
+      <w:bookmarkStart w:id="4" w:name="_Toc185459462"/>
       <w:r>
         <w:lastRenderedPageBreak/>
         <w:t>Descripció</w:t>
@@ -4594,10 +5333,10 @@
           <w:szCs w:val="22"/>
         </w:rPr>
         <w:drawing>
-          <wp:inline distT="0" distB="0" distL="0" distR="0" wp14:anchorId="3B5AB00E" wp14:editId="7CAD6627">
-            <wp:extent cx="5716259" cy="3133725"/>
+          <wp:inline distT="0" distB="0" distL="0" distR="0" wp14:anchorId="1D8EBF8A" wp14:editId="32F6DE8B">
+            <wp:extent cx="5648325" cy="3087848"/>
             <wp:effectExtent l="0" t="0" r="0" b="0"/>
-            <wp:docPr id="1162416805" name="Imagen 1" descr="Calendario&#10;&#10;Descripción generada automáticamente"/>
+            <wp:docPr id="232860535" name="Imagen 1" descr="Escala de tiempo"/>
             <wp:cNvGraphicFramePr>
               <a:graphicFrameLocks xmlns:a="http://schemas.openxmlformats.org/drawingml/2006/main" noChangeAspect="1"/>
             </wp:cNvGraphicFramePr>
@@ -4605,7 +5344,7 @@
               <a:graphicData uri="http://schemas.openxmlformats.org/drawingml/2006/picture">
                 <pic:pic xmlns:pic="http://schemas.openxmlformats.org/drawingml/2006/picture">
                   <pic:nvPicPr>
-                    <pic:cNvPr id="1162416805" name="Imagen 1" descr="Calendario&#10;&#10;Descripción generada automáticamente"/>
+                    <pic:cNvPr id="232860535" name="Imagen 1" descr="Escala de tiempo"/>
                     <pic:cNvPicPr/>
                   </pic:nvPicPr>
                   <pic:blipFill>
@@ -4617,7 +5356,7 @@
                   <pic:spPr>
                     <a:xfrm>
                       <a:off x="0" y="0"/>
-                      <a:ext cx="5717564" cy="3134440"/>
+                      <a:ext cx="5653265" cy="3090548"/>
                     </a:xfrm>
                     <a:prstGeom prst="rect">
                       <a:avLst/>
@@ -4638,14 +5377,27 @@
       <w:r>
         <w:t xml:space="preserve">Figura </w:t>
       </w:r>
-      <w:fldSimple w:instr=" SEQ Figura \* ARABIC ">
-        <w:r>
-          <w:rPr>
-            <w:noProof/>
-          </w:rPr>
-          <w:t>1</w:t>
-        </w:r>
-      </w:fldSimple>
+      <w:r>
+        <w:fldChar w:fldCharType="begin"/>
+      </w:r>
+      <w:r>
+        <w:instrText xml:space="preserve"> SEQ Figura \* ARABIC </w:instrText>
+      </w:r>
+      <w:r>
+        <w:fldChar w:fldCharType="separate"/>
+      </w:r>
+      <w:r>
+        <w:rPr>
+          <w:noProof/>
+        </w:rPr>
+        <w:t>1</w:t>
+      </w:r>
+      <w:r>
+        <w:rPr>
+          <w:noProof/>
+        </w:rPr>
+        <w:fldChar w:fldCharType="end"/>
+      </w:r>
       <w:r>
         <w:t>. Vistazo general de la interfaz</w:t>
       </w:r>
@@ -4692,7 +5444,7 @@
         </w:numPr>
         <w:jc w:val="both"/>
       </w:pPr>
-      <w:bookmarkStart w:id="5" w:name="_Toc184974498"/>
+      <w:bookmarkStart w:id="5" w:name="_Toc185459463"/>
       <w:r>
         <w:lastRenderedPageBreak/>
         <w:t>Funcionalidades</w:t>
@@ -4744,7 +5496,23 @@
           <w:sz w:val="22"/>
           <w:szCs w:val="22"/>
         </w:rPr>
-        <w:t>cada herramienta, así como guías paso a paso de como utilizarlas. El objetivo es</w:t>
+        <w:t xml:space="preserve">cada herramienta, así como guías paso a paso de </w:t>
+      </w:r>
+      <w:proofErr w:type="spellStart"/>
+      <w:r>
+        <w:rPr>
+          <w:sz w:val="22"/>
+          <w:szCs w:val="22"/>
+        </w:rPr>
+        <w:t>como</w:t>
+      </w:r>
+      <w:proofErr w:type="spellEnd"/>
+      <w:r>
+        <w:rPr>
+          <w:sz w:val="22"/>
+          <w:szCs w:val="22"/>
+        </w:rPr>
+        <w:t xml:space="preserve"> utilizarlas. El objetivo es</w:t>
       </w:r>
       <w:r>
         <w:rPr>
@@ -4777,7 +5545,7 @@
         </w:numPr>
         <w:jc w:val="both"/>
       </w:pPr>
-      <w:bookmarkStart w:id="6" w:name="_Toc184974499"/>
+      <w:bookmarkStart w:id="6" w:name="_Toc185459464"/>
       <w:r>
         <w:t>Gestor de archivos de audio</w:t>
       </w:r>
@@ -4812,7 +5580,7 @@
         <w:pStyle w:val="Ttulo3"/>
         <w:jc w:val="both"/>
       </w:pPr>
-      <w:bookmarkStart w:id="7" w:name="_Toc184974500"/>
+      <w:bookmarkStart w:id="7" w:name="_Toc185459465"/>
       <w:r>
         <w:t>Carga y guardado de ficheros</w:t>
       </w:r>
@@ -4930,14 +5698,27 @@
       <w:r>
         <w:t xml:space="preserve">Figura </w:t>
       </w:r>
-      <w:fldSimple w:instr=" SEQ Figura \* ARABIC ">
-        <w:r>
-          <w:rPr>
-            <w:noProof/>
-          </w:rPr>
-          <w:t>2</w:t>
-        </w:r>
-      </w:fldSimple>
+      <w:r>
+        <w:fldChar w:fldCharType="begin"/>
+      </w:r>
+      <w:r>
+        <w:instrText xml:space="preserve"> SEQ Figura \* ARABIC </w:instrText>
+      </w:r>
+      <w:r>
+        <w:fldChar w:fldCharType="separate"/>
+      </w:r>
+      <w:r>
+        <w:rPr>
+          <w:noProof/>
+        </w:rPr>
+        <w:t>2</w:t>
+      </w:r>
+      <w:r>
+        <w:rPr>
+          <w:noProof/>
+        </w:rPr>
+        <w:fldChar w:fldCharType="end"/>
+      </w:r>
       <w:r>
         <w:t>. Panel de carga de archivos</w:t>
       </w:r>
@@ -4971,7 +5752,7 @@
         <w:pStyle w:val="Ttulo3"/>
         <w:jc w:val="both"/>
       </w:pPr>
-      <w:bookmarkStart w:id="8" w:name="_Toc184974501"/>
+      <w:bookmarkStart w:id="8" w:name="_Toc185459466"/>
       <w:r>
         <w:t>Limpiado de la interfaz y el reproductor</w:t>
       </w:r>
@@ -5022,7 +5803,23 @@
           <w:sz w:val="22"/>
           <w:szCs w:val="22"/>
         </w:rPr>
-        <w:t>‘Guardar señal actual’, permite al usuario guardar la señal de audio procesada que visualiza en las gráficas de la pestaña actual, en formato .wav.</w:t>
+        <w:t>‘Guardar señal actual’, permite al usuario guardar la señal de audio procesada que visualiza en las gráficas de la pestaña actual, en formato .</w:t>
+      </w:r>
+      <w:proofErr w:type="spellStart"/>
+      <w:r>
+        <w:rPr>
+          <w:sz w:val="22"/>
+          <w:szCs w:val="22"/>
+        </w:rPr>
+        <w:t>wav</w:t>
+      </w:r>
+      <w:proofErr w:type="spellEnd"/>
+      <w:r>
+        <w:rPr>
+          <w:sz w:val="22"/>
+          <w:szCs w:val="22"/>
+        </w:rPr>
+        <w:t>.</w:t>
       </w:r>
     </w:p>
     <w:p>
@@ -5086,14 +5883,27 @@
       <w:r>
         <w:t xml:space="preserve">Figura </w:t>
       </w:r>
-      <w:fldSimple w:instr=" SEQ Figura \* ARABIC ">
-        <w:r>
-          <w:rPr>
-            <w:noProof/>
-          </w:rPr>
-          <w:t>3</w:t>
-        </w:r>
-      </w:fldSimple>
+      <w:r>
+        <w:fldChar w:fldCharType="begin"/>
+      </w:r>
+      <w:r>
+        <w:instrText xml:space="preserve"> SEQ Figura \* ARABIC </w:instrText>
+      </w:r>
+      <w:r>
+        <w:fldChar w:fldCharType="separate"/>
+      </w:r>
+      <w:r>
+        <w:rPr>
+          <w:noProof/>
+        </w:rPr>
+        <w:t>3</w:t>
+      </w:r>
+      <w:r>
+        <w:rPr>
+          <w:noProof/>
+        </w:rPr>
+        <w:fldChar w:fldCharType="end"/>
+      </w:r>
       <w:r>
         <w:t>. Guardado y limpiado</w:t>
       </w:r>
@@ -5103,7 +5913,7 @@
         <w:pStyle w:val="Ttulo3"/>
         <w:jc w:val="both"/>
       </w:pPr>
-      <w:bookmarkStart w:id="9" w:name="_Toc184974502"/>
+      <w:bookmarkStart w:id="9" w:name="_Toc185459467"/>
       <w:r>
         <w:lastRenderedPageBreak/>
         <w:t>Generador de señales</w:t>
@@ -5159,7 +5969,39 @@
           <w:sz w:val="22"/>
           <w:szCs w:val="22"/>
         </w:rPr>
-        <w:t>Voltios, la frecuencia y la frecuencia de muestreo en Hertzios o la duración en segundos. Todas las opciones han sido etiquetadas con sus correspondientes unidades al lado de los campos de texto para evitar confusiones. A continuación, nos encontramos dos opciones específicas del tipo de señal a generar: el duty cycle y el número de periodos.</w:t>
+        <w:t xml:space="preserve">Voltios, la frecuencia y la frecuencia de muestreo en Hertzios o la duración en segundos. Todas las opciones han sido etiquetadas con sus correspondientes unidades al lado de los campos de texto para evitar confusiones. A continuación, nos encontramos dos opciones específicas del tipo de señal a generar: el </w:t>
+      </w:r>
+      <w:proofErr w:type="spellStart"/>
+      <w:r>
+        <w:rPr>
+          <w:sz w:val="22"/>
+          <w:szCs w:val="22"/>
+        </w:rPr>
+        <w:t>duty</w:t>
+      </w:r>
+      <w:proofErr w:type="spellEnd"/>
+      <w:r>
+        <w:rPr>
+          <w:sz w:val="22"/>
+          <w:szCs w:val="22"/>
+        </w:rPr>
+        <w:t xml:space="preserve"> </w:t>
+      </w:r>
+      <w:proofErr w:type="spellStart"/>
+      <w:r>
+        <w:rPr>
+          <w:sz w:val="22"/>
+          <w:szCs w:val="22"/>
+        </w:rPr>
+        <w:t>cycle</w:t>
+      </w:r>
+      <w:proofErr w:type="spellEnd"/>
+      <w:r>
+        <w:rPr>
+          <w:sz w:val="22"/>
+          <w:szCs w:val="22"/>
+        </w:rPr>
+        <w:t xml:space="preserve"> y el número de periodos.</w:t>
       </w:r>
     </w:p>
     <w:p>
@@ -5260,7 +6102,15 @@
           <w:sz w:val="22"/>
           <w:szCs w:val="22"/>
         </w:rPr>
-        <w:t xml:space="preserve"> o c</w:t>
+        <w:t xml:space="preserve"> o </w:t>
+      </w:r>
+      <w:proofErr w:type="spellStart"/>
+      <w:r>
+        <w:rPr>
+          <w:sz w:val="22"/>
+          <w:szCs w:val="22"/>
+        </w:rPr>
+        <w:t>c</w:t>
       </w:r>
       <w:r>
         <w:rPr>
@@ -5269,6 +6119,7 @@
         </w:rPr>
         <w:t>hirp</w:t>
       </w:r>
+      <w:proofErr w:type="spellEnd"/>
       <w:r>
         <w:rPr>
           <w:sz w:val="22"/>
@@ -5369,14 +6220,27 @@
       <w:r>
         <w:t xml:space="preserve">Figura </w:t>
       </w:r>
-      <w:fldSimple w:instr=" SEQ Figura \* ARABIC ">
-        <w:r>
-          <w:rPr>
-            <w:noProof/>
-          </w:rPr>
-          <w:t>4</w:t>
-        </w:r>
-      </w:fldSimple>
+      <w:r>
+        <w:fldChar w:fldCharType="begin"/>
+      </w:r>
+      <w:r>
+        <w:instrText xml:space="preserve"> SEQ Figura \* ARABIC </w:instrText>
+      </w:r>
+      <w:r>
+        <w:fldChar w:fldCharType="separate"/>
+      </w:r>
+      <w:r>
+        <w:rPr>
+          <w:noProof/>
+        </w:rPr>
+        <w:t>4</w:t>
+      </w:r>
+      <w:r>
+        <w:rPr>
+          <w:noProof/>
+        </w:rPr>
+        <w:fldChar w:fldCharType="end"/>
+      </w:r>
       <w:r>
         <w:t>. Generador de señales</w:t>
       </w:r>
@@ -5390,7 +6254,7 @@
         </w:numPr>
         <w:jc w:val="both"/>
       </w:pPr>
-      <w:bookmarkStart w:id="10" w:name="_Toc184974503"/>
+      <w:bookmarkStart w:id="10" w:name="_Toc185459468"/>
       <w:r>
         <w:t>Visualización</w:t>
       </w:r>
@@ -5481,7 +6345,6 @@
           <w:szCs w:val="28"/>
         </w:rPr>
       </w:pPr>
-      <w:bookmarkStart w:id="11" w:name="_Toc184974504"/>
       <w:r>
         <w:br w:type="page"/>
       </w:r>
@@ -5491,6 +6354,7 @@
         <w:pStyle w:val="Ttulo3"/>
         <w:jc w:val="both"/>
       </w:pPr>
+      <w:bookmarkStart w:id="11" w:name="_Toc185459469"/>
       <w:r>
         <w:lastRenderedPageBreak/>
         <w:t>Dominio temporal</w:t>
@@ -5541,13 +6405,31 @@
         </w:rPr>
         <w:t xml:space="preserve">, tienen las unidades correctas y son </w:t>
       </w:r>
-      <w:r>
-        <w:rPr>
-          <w:sz w:val="22"/>
-          <w:szCs w:val="22"/>
-        </w:rPr>
-        <w:t>autoescalables. Clicando en la gráfica, podemos hacer zoom</w:t>
-      </w:r>
+      <w:proofErr w:type="spellStart"/>
+      <w:r>
+        <w:rPr>
+          <w:sz w:val="22"/>
+          <w:szCs w:val="22"/>
+        </w:rPr>
+        <w:t>autoescalables</w:t>
+      </w:r>
+      <w:proofErr w:type="spellEnd"/>
+      <w:r>
+        <w:rPr>
+          <w:sz w:val="22"/>
+          <w:szCs w:val="22"/>
+        </w:rPr>
+        <w:t xml:space="preserve">. Clicando en la gráfica, podemos hacer </w:t>
+      </w:r>
+      <w:proofErr w:type="gramStart"/>
+      <w:r>
+        <w:rPr>
+          <w:sz w:val="22"/>
+          <w:szCs w:val="22"/>
+        </w:rPr>
+        <w:t>zoom</w:t>
+      </w:r>
+      <w:proofErr w:type="gramEnd"/>
       <w:r>
         <w:rPr>
           <w:sz w:val="22"/>
@@ -5648,14 +6530,27 @@
       <w:r>
         <w:t xml:space="preserve">Figura </w:t>
       </w:r>
-      <w:fldSimple w:instr=" SEQ Figura \* ARABIC ">
-        <w:r>
-          <w:rPr>
-            <w:noProof/>
-          </w:rPr>
-          <w:t>5</w:t>
-        </w:r>
-      </w:fldSimple>
+      <w:r>
+        <w:fldChar w:fldCharType="begin"/>
+      </w:r>
+      <w:r>
+        <w:instrText xml:space="preserve"> SEQ Figura \* ARABIC </w:instrText>
+      </w:r>
+      <w:r>
+        <w:fldChar w:fldCharType="separate"/>
+      </w:r>
+      <w:r>
+        <w:rPr>
+          <w:noProof/>
+        </w:rPr>
+        <w:t>5</w:t>
+      </w:r>
+      <w:r>
+        <w:rPr>
+          <w:noProof/>
+        </w:rPr>
+        <w:fldChar w:fldCharType="end"/>
+      </w:r>
       <w:r>
         <w:t>. Visualizador</w:t>
       </w:r>
@@ -5668,7 +6563,7 @@
         <w:pStyle w:val="Ttulo3"/>
         <w:jc w:val="both"/>
       </w:pPr>
-      <w:bookmarkStart w:id="12" w:name="_Toc184974505"/>
+      <w:bookmarkStart w:id="12" w:name="_Toc185459470"/>
       <w:r>
         <w:t>Domino frecuencial</w:t>
       </w:r>
@@ -5717,7 +6612,7 @@
         <w:pStyle w:val="Ttulo3"/>
         <w:jc w:val="both"/>
       </w:pPr>
-      <w:bookmarkStart w:id="13" w:name="_Toc184974506"/>
+      <w:bookmarkStart w:id="13" w:name="_Toc185459471"/>
       <w:r>
         <w:t>Espectrograma</w:t>
       </w:r>
@@ -5797,7 +6692,7 @@
         </w:numPr>
         <w:jc w:val="both"/>
       </w:pPr>
-      <w:bookmarkStart w:id="14" w:name="_Toc184974507"/>
+      <w:bookmarkStart w:id="14" w:name="_Toc185459472"/>
       <w:r>
         <w:lastRenderedPageBreak/>
         <w:t>Controles de audio</w:t>
@@ -5864,7 +6759,7 @@
         <w:pStyle w:val="Ttulo3"/>
         <w:jc w:val="both"/>
       </w:pPr>
-      <w:bookmarkStart w:id="15" w:name="_Toc184974508"/>
+      <w:bookmarkStart w:id="15" w:name="_Toc185459473"/>
       <w:r>
         <w:t>Reproducción</w:t>
       </w:r>
@@ -5993,14 +6888,27 @@
       <w:r>
         <w:t xml:space="preserve">Figura </w:t>
       </w:r>
-      <w:fldSimple w:instr=" SEQ Figura \* ARABIC ">
-        <w:r>
-          <w:rPr>
-            <w:noProof/>
-          </w:rPr>
-          <w:t>6</w:t>
-        </w:r>
-      </w:fldSimple>
+      <w:r>
+        <w:fldChar w:fldCharType="begin"/>
+      </w:r>
+      <w:r>
+        <w:instrText xml:space="preserve"> SEQ Figura \* ARABIC </w:instrText>
+      </w:r>
+      <w:r>
+        <w:fldChar w:fldCharType="separate"/>
+      </w:r>
+      <w:r>
+        <w:rPr>
+          <w:noProof/>
+        </w:rPr>
+        <w:t>6</w:t>
+      </w:r>
+      <w:r>
+        <w:rPr>
+          <w:noProof/>
+        </w:rPr>
+        <w:fldChar w:fldCharType="end"/>
+      </w:r>
       <w:r>
         <w:t>. Controles de audio</w:t>
       </w:r>
@@ -6010,7 +6918,7 @@
         <w:pStyle w:val="Ttulo3"/>
         <w:jc w:val="both"/>
       </w:pPr>
-      <w:bookmarkStart w:id="16" w:name="_Toc184974509"/>
+      <w:bookmarkStart w:id="16" w:name="_Toc185459474"/>
       <w:r>
         <w:t>Grabación</w:t>
       </w:r>
@@ -6170,14 +7078,27 @@
       <w:r>
         <w:t xml:space="preserve">Figura </w:t>
       </w:r>
-      <w:fldSimple w:instr=" SEQ Figura \* ARABIC ">
-        <w:r>
-          <w:rPr>
-            <w:noProof/>
-          </w:rPr>
-          <w:t>7</w:t>
-        </w:r>
-      </w:fldSimple>
+      <w:r>
+        <w:fldChar w:fldCharType="begin"/>
+      </w:r>
+      <w:r>
+        <w:instrText xml:space="preserve"> SEQ Figura \* ARABIC </w:instrText>
+      </w:r>
+      <w:r>
+        <w:fldChar w:fldCharType="separate"/>
+      </w:r>
+      <w:r>
+        <w:rPr>
+          <w:noProof/>
+        </w:rPr>
+        <w:t>7</w:t>
+      </w:r>
+      <w:r>
+        <w:rPr>
+          <w:noProof/>
+        </w:rPr>
+        <w:fldChar w:fldCharType="end"/>
+      </w:r>
       <w:r>
         <w:t>. Controles de grabación</w:t>
       </w:r>
@@ -6187,7 +7108,7 @@
         <w:pStyle w:val="Ttulo3"/>
         <w:jc w:val="both"/>
       </w:pPr>
-      <w:bookmarkStart w:id="17" w:name="_Toc184974510"/>
+      <w:bookmarkStart w:id="17" w:name="_Toc185459475"/>
       <w:r>
         <w:lastRenderedPageBreak/>
         <w:t>Información sobre la señal actual</w:t>
@@ -6293,14 +7214,27 @@
       <w:r>
         <w:t xml:space="preserve">Figura </w:t>
       </w:r>
-      <w:fldSimple w:instr=" SEQ Figura \* ARABIC ">
-        <w:r>
-          <w:rPr>
-            <w:noProof/>
-          </w:rPr>
-          <w:t>8</w:t>
-        </w:r>
-      </w:fldSimple>
+      <w:r>
+        <w:fldChar w:fldCharType="begin"/>
+      </w:r>
+      <w:r>
+        <w:instrText xml:space="preserve"> SEQ Figura \* ARABIC </w:instrText>
+      </w:r>
+      <w:r>
+        <w:fldChar w:fldCharType="separate"/>
+      </w:r>
+      <w:r>
+        <w:rPr>
+          <w:noProof/>
+        </w:rPr>
+        <w:t>8</w:t>
+      </w:r>
+      <w:r>
+        <w:rPr>
+          <w:noProof/>
+        </w:rPr>
+        <w:fldChar w:fldCharType="end"/>
+      </w:r>
       <w:r>
         <w:t>. Panel de información</w:t>
       </w:r>
@@ -6331,7 +7265,7 @@
         </w:numPr>
         <w:jc w:val="both"/>
       </w:pPr>
-      <w:bookmarkStart w:id="18" w:name="_Toc184974511"/>
+      <w:bookmarkStart w:id="18" w:name="_Toc185459476"/>
       <w:r>
         <w:t>Herramientas de análisis y procesado</w:t>
       </w:r>
@@ -6376,7 +7310,7 @@
         <w:pStyle w:val="Ttulo3"/>
         <w:jc w:val="both"/>
       </w:pPr>
-      <w:bookmarkStart w:id="19" w:name="_Toc184974512"/>
+      <w:bookmarkStart w:id="19" w:name="_Toc185459477"/>
       <w:r>
         <w:t>Opera</w:t>
       </w:r>
@@ -6589,14 +7523,27 @@
       <w:r>
         <w:t xml:space="preserve">Figura </w:t>
       </w:r>
-      <w:fldSimple w:instr=" SEQ Figura \* ARABIC ">
-        <w:r>
-          <w:rPr>
-            <w:noProof/>
-          </w:rPr>
-          <w:t>9</w:t>
-        </w:r>
-      </w:fldSimple>
+      <w:r>
+        <w:fldChar w:fldCharType="begin"/>
+      </w:r>
+      <w:r>
+        <w:instrText xml:space="preserve"> SEQ Figura \* ARABIC </w:instrText>
+      </w:r>
+      <w:r>
+        <w:fldChar w:fldCharType="separate"/>
+      </w:r>
+      <w:r>
+        <w:rPr>
+          <w:noProof/>
+        </w:rPr>
+        <w:t>9</w:t>
+      </w:r>
+      <w:r>
+        <w:rPr>
+          <w:noProof/>
+        </w:rPr>
+        <w:fldChar w:fldCharType="end"/>
+      </w:r>
       <w:r>
         <w:t>. Suma de señales</w:t>
       </w:r>
@@ -6606,7 +7553,7 @@
         <w:pStyle w:val="Ttulo3"/>
         <w:jc w:val="both"/>
       </w:pPr>
-      <w:bookmarkStart w:id="20" w:name="_Toc184974513"/>
+      <w:bookmarkStart w:id="20" w:name="_Toc185459478"/>
       <w:r>
         <w:t>Filtrado</w:t>
       </w:r>
@@ -6711,14 +7658,27 @@
       <w:r>
         <w:t xml:space="preserve">Figura </w:t>
       </w:r>
-      <w:fldSimple w:instr=" SEQ Figura \* ARABIC ">
-        <w:r>
-          <w:rPr>
-            <w:noProof/>
-          </w:rPr>
-          <w:t>10</w:t>
-        </w:r>
-      </w:fldSimple>
+      <w:r>
+        <w:fldChar w:fldCharType="begin"/>
+      </w:r>
+      <w:r>
+        <w:instrText xml:space="preserve"> SEQ Figura \* ARABIC </w:instrText>
+      </w:r>
+      <w:r>
+        <w:fldChar w:fldCharType="separate"/>
+      </w:r>
+      <w:r>
+        <w:rPr>
+          <w:noProof/>
+        </w:rPr>
+        <w:t>10</w:t>
+      </w:r>
+      <w:r>
+        <w:rPr>
+          <w:noProof/>
+        </w:rPr>
+        <w:fldChar w:fldCharType="end"/>
+      </w:r>
       <w:r>
         <w:t>. Filtrado</w:t>
       </w:r>
@@ -6917,7 +7877,7 @@
         <w:pStyle w:val="Ttulo3"/>
         <w:jc w:val="both"/>
       </w:pPr>
-      <w:bookmarkStart w:id="21" w:name="_Toc184974514"/>
+      <w:bookmarkStart w:id="21" w:name="_Toc185459479"/>
       <w:r>
         <w:t>Remuestreo</w:t>
       </w:r>
@@ -7013,14 +7973,27 @@
       <w:r>
         <w:t xml:space="preserve">Figura </w:t>
       </w:r>
-      <w:fldSimple w:instr=" SEQ Figura \* ARABIC ">
-        <w:r>
-          <w:rPr>
-            <w:noProof/>
-          </w:rPr>
-          <w:t>11</w:t>
-        </w:r>
-      </w:fldSimple>
+      <w:r>
+        <w:fldChar w:fldCharType="begin"/>
+      </w:r>
+      <w:r>
+        <w:instrText xml:space="preserve"> SEQ Figura \* ARABIC </w:instrText>
+      </w:r>
+      <w:r>
+        <w:fldChar w:fldCharType="separate"/>
+      </w:r>
+      <w:r>
+        <w:rPr>
+          <w:noProof/>
+        </w:rPr>
+        <w:t>11</w:t>
+      </w:r>
+      <w:r>
+        <w:rPr>
+          <w:noProof/>
+        </w:rPr>
+        <w:fldChar w:fldCharType="end"/>
+      </w:r>
       <w:r>
         <w:t>. Remuestreo</w:t>
       </w:r>
@@ -7128,7 +8101,6 @@
           <w:szCs w:val="28"/>
         </w:rPr>
       </w:pPr>
-      <w:bookmarkStart w:id="22" w:name="_Toc184974515"/>
       <w:r>
         <w:br w:type="page"/>
       </w:r>
@@ -7138,6 +8110,7 @@
         <w:pStyle w:val="Ttulo3"/>
         <w:jc w:val="both"/>
       </w:pPr>
+      <w:bookmarkStart w:id="22" w:name="_Toc185459480"/>
       <w:r>
         <w:lastRenderedPageBreak/>
         <w:t>Modulación</w:t>
@@ -7371,7 +8344,23 @@
           <w:sz w:val="22"/>
           <w:szCs w:val="22"/>
         </w:rPr>
-        <w:t xml:space="preserve">Modulación de Frecuencia en Serie (FSK): La frecuencia de la señal portadora varía entre dos valores (uno para 0 y otro para 1) para transmitir datos binarios. Es común en aplicaciones de comunicaciones digitales, como en modems. </w:t>
+        <w:t xml:space="preserve">Modulación de Frecuencia en Serie (FSK): La frecuencia de la señal portadora varía entre dos valores (uno para 0 y otro para 1) para transmitir datos binarios. Es común en aplicaciones de comunicaciones digitales, como en </w:t>
+      </w:r>
+      <w:proofErr w:type="spellStart"/>
+      <w:r>
+        <w:rPr>
+          <w:sz w:val="22"/>
+          <w:szCs w:val="22"/>
+        </w:rPr>
+        <w:t>modems</w:t>
+      </w:r>
+      <w:proofErr w:type="spellEnd"/>
+      <w:r>
+        <w:rPr>
+          <w:sz w:val="22"/>
+          <w:szCs w:val="22"/>
+        </w:rPr>
+        <w:t xml:space="preserve">. </w:t>
       </w:r>
     </w:p>
     <w:p>
@@ -7475,14 +8464,27 @@
       <w:r>
         <w:t xml:space="preserve">Figura </w:t>
       </w:r>
-      <w:fldSimple w:instr=" SEQ Figura \* ARABIC ">
-        <w:r>
-          <w:rPr>
-            <w:noProof/>
-          </w:rPr>
-          <w:t>12</w:t>
-        </w:r>
-      </w:fldSimple>
+      <w:r>
+        <w:fldChar w:fldCharType="begin"/>
+      </w:r>
+      <w:r>
+        <w:instrText xml:space="preserve"> SEQ Figura \* ARABIC </w:instrText>
+      </w:r>
+      <w:r>
+        <w:fldChar w:fldCharType="separate"/>
+      </w:r>
+      <w:r>
+        <w:rPr>
+          <w:noProof/>
+        </w:rPr>
+        <w:t>12</w:t>
+      </w:r>
+      <w:r>
+        <w:rPr>
+          <w:noProof/>
+        </w:rPr>
+        <w:fldChar w:fldCharType="end"/>
+      </w:r>
       <w:r>
         <w:t>. Modulac</w:t>
       </w:r>
@@ -7505,7 +8507,7 @@
         <w:pStyle w:val="Ttulo3"/>
         <w:jc w:val="both"/>
       </w:pPr>
-      <w:bookmarkStart w:id="23" w:name="_Toc184974516"/>
+      <w:bookmarkStart w:id="23" w:name="_Toc185459481"/>
       <w:r>
         <w:lastRenderedPageBreak/>
         <w:t>Cuantificación</w:t>
@@ -7665,14 +8667,27 @@
       <w:r>
         <w:t xml:space="preserve">Figura </w:t>
       </w:r>
-      <w:fldSimple w:instr=" SEQ Figura \* ARABIC ">
-        <w:r>
-          <w:rPr>
-            <w:noProof/>
-          </w:rPr>
-          <w:t>13</w:t>
-        </w:r>
-      </w:fldSimple>
+      <w:r>
+        <w:fldChar w:fldCharType="begin"/>
+      </w:r>
+      <w:r>
+        <w:instrText xml:space="preserve"> SEQ Figura \* ARABIC </w:instrText>
+      </w:r>
+      <w:r>
+        <w:fldChar w:fldCharType="separate"/>
+      </w:r>
+      <w:r>
+        <w:rPr>
+          <w:noProof/>
+        </w:rPr>
+        <w:t>13</w:t>
+      </w:r>
+      <w:r>
+        <w:rPr>
+          <w:noProof/>
+        </w:rPr>
+        <w:fldChar w:fldCharType="end"/>
+      </w:r>
       <w:r>
         <w:t>. Cuantificación</w:t>
       </w:r>
@@ -7682,7 +8697,7 @@
         <w:pStyle w:val="Ttulo3"/>
         <w:jc w:val="both"/>
       </w:pPr>
-      <w:bookmarkStart w:id="24" w:name="_Toc184974517"/>
+      <w:bookmarkStart w:id="24" w:name="_Toc185459482"/>
       <w:r>
         <w:t>Filtro de reconstrucción</w:t>
       </w:r>
@@ -7814,14 +8829,27 @@
       <w:r>
         <w:t xml:space="preserve">Figura </w:t>
       </w:r>
-      <w:fldSimple w:instr=" SEQ Figura \* ARABIC ">
-        <w:r>
-          <w:rPr>
-            <w:noProof/>
-          </w:rPr>
-          <w:t>14</w:t>
-        </w:r>
-      </w:fldSimple>
+      <w:r>
+        <w:fldChar w:fldCharType="begin"/>
+      </w:r>
+      <w:r>
+        <w:instrText xml:space="preserve"> SEQ Figura \* ARABIC </w:instrText>
+      </w:r>
+      <w:r>
+        <w:fldChar w:fldCharType="separate"/>
+      </w:r>
+      <w:r>
+        <w:rPr>
+          <w:noProof/>
+        </w:rPr>
+        <w:t>14</w:t>
+      </w:r>
+      <w:r>
+        <w:rPr>
+          <w:noProof/>
+        </w:rPr>
+        <w:fldChar w:fldCharType="end"/>
+      </w:r>
       <w:r>
         <w:t>. Filtros de reconstrucción</w:t>
       </w:r>
@@ -7898,12 +8926,37 @@
           <w:szCs w:val="22"/>
         </w:rPr>
       </w:pPr>
-      <w:r>
-        <w:rPr>
-          <w:sz w:val="22"/>
-          <w:szCs w:val="22"/>
-        </w:rPr>
-        <w:t>Sample &amp; Hold: Mantiene el valor de cada muestra durante un intervalo de tiempo, generando una señal escalonada que aproxima la señal original.</w:t>
+      <w:proofErr w:type="spellStart"/>
+      <w:r>
+        <w:rPr>
+          <w:sz w:val="22"/>
+          <w:szCs w:val="22"/>
+        </w:rPr>
+        <w:t>Sample</w:t>
+      </w:r>
+      <w:proofErr w:type="spellEnd"/>
+      <w:r>
+        <w:rPr>
+          <w:sz w:val="22"/>
+          <w:szCs w:val="22"/>
+        </w:rPr>
+        <w:t xml:space="preserve"> &amp; </w:t>
+      </w:r>
+      <w:proofErr w:type="spellStart"/>
+      <w:r>
+        <w:rPr>
+          <w:sz w:val="22"/>
+          <w:szCs w:val="22"/>
+        </w:rPr>
+        <w:t>Hold</w:t>
+      </w:r>
+      <w:proofErr w:type="spellEnd"/>
+      <w:r>
+        <w:rPr>
+          <w:sz w:val="22"/>
+          <w:szCs w:val="22"/>
+        </w:rPr>
+        <w:t>: Mantiene el valor de cada muestra durante un intervalo de tiempo, generando una señal escalonada que aproxima la señal original.</w:t>
       </w:r>
     </w:p>
     <w:p>
@@ -7961,7 +9014,7 @@
         </w:numPr>
         <w:jc w:val="both"/>
       </w:pPr>
-      <w:bookmarkStart w:id="25" w:name="_Toc184974518"/>
+      <w:bookmarkStart w:id="25" w:name="_Toc185459483"/>
       <w:r>
         <w:t>Efectos y fenómenos psico-acústicos</w:t>
       </w:r>
@@ -7981,7 +9034,23 @@
           <w:sz w:val="22"/>
           <w:szCs w:val="22"/>
         </w:rPr>
-        <w:t>Este panel está diseñado para ofrecer herramientas avanzadas que simulan y analizan fenómenos psicoacústicos, los cuales describen cómo percibimos el sonido en función de diversos factores psicológicos y fisiológicos. A través de este panel, los usuarios pueden aplicar efectos acústicos como el enmascaramiento de frecuencias, los efectos de reverberación, y simular la percepción del sonido en diferentes condiciones de escucha. Esta funcionalidad es útil tanto para la investigación como para el diseño de sistemas de audio que busquen optimizar la calidad perceptual en distintas situaciones.</w:t>
+        <w:t xml:space="preserve">Este panel está diseñado para ofrecer herramientas avanzadas que simulan y analizan fenómenos </w:t>
+      </w:r>
+      <w:proofErr w:type="spellStart"/>
+      <w:r>
+        <w:rPr>
+          <w:sz w:val="22"/>
+          <w:szCs w:val="22"/>
+        </w:rPr>
+        <w:t>psicoacústicos</w:t>
+      </w:r>
+      <w:proofErr w:type="spellEnd"/>
+      <w:r>
+        <w:rPr>
+          <w:sz w:val="22"/>
+          <w:szCs w:val="22"/>
+        </w:rPr>
+        <w:t>, los cuales describen cómo percibimos el sonido en función de diversos factores psicológicos y fisiológicos. A través de este panel, los usuarios pueden aplicar efectos acústicos como el enmascaramiento de frecuencias, los efectos de reverberación, y simular la percepción del sonido en diferentes condiciones de escucha. Esta funcionalidad es útil tanto para la investigación como para el diseño de sistemas de audio que busquen optimizar la calidad perceptual en distintas situaciones.</w:t>
       </w:r>
     </w:p>
     <w:p>
@@ -7989,7 +9058,7 @@
         <w:pStyle w:val="Ttulo3"/>
         <w:jc w:val="both"/>
       </w:pPr>
-      <w:bookmarkStart w:id="26" w:name="_Toc184974519"/>
+      <w:bookmarkStart w:id="26" w:name="_Toc185459484"/>
       <w:r>
         <w:t>Ruido</w:t>
       </w:r>
@@ -8251,14 +9320,27 @@
       <w:r>
         <w:t xml:space="preserve">Figura </w:t>
       </w:r>
-      <w:fldSimple w:instr=" SEQ Figura \* ARABIC ">
-        <w:r>
-          <w:rPr>
-            <w:noProof/>
-          </w:rPr>
-          <w:t>15</w:t>
-        </w:r>
-      </w:fldSimple>
+      <w:r>
+        <w:fldChar w:fldCharType="begin"/>
+      </w:r>
+      <w:r>
+        <w:instrText xml:space="preserve"> SEQ Figura \* ARABIC </w:instrText>
+      </w:r>
+      <w:r>
+        <w:fldChar w:fldCharType="separate"/>
+      </w:r>
+      <w:r>
+        <w:rPr>
+          <w:noProof/>
+        </w:rPr>
+        <w:t>15</w:t>
+      </w:r>
+      <w:r>
+        <w:rPr>
+          <w:noProof/>
+        </w:rPr>
+        <w:fldChar w:fldCharType="end"/>
+      </w:r>
       <w:r>
         <w:t>. Ruido</w:t>
       </w:r>
@@ -8306,7 +9388,7 @@
         <w:pStyle w:val="Ttulo3"/>
         <w:jc w:val="both"/>
       </w:pPr>
-      <w:bookmarkStart w:id="27" w:name="_Toc184974520"/>
+      <w:bookmarkStart w:id="27" w:name="_Toc185459485"/>
       <w:r>
         <w:t>Eco</w:t>
       </w:r>
@@ -8340,7 +9422,23 @@
           <w:sz w:val="22"/>
           <w:szCs w:val="22"/>
         </w:rPr>
-        <w:t>, lo que permite crear efectos realistas de reverberación o simular ambientes acústicos específicos. Es especialmente útil para estudios psicoacústicos que investigan la percepción del espacio.</w:t>
+        <w:t xml:space="preserve">, lo que permite crear efectos realistas de reverberación o simular ambientes acústicos específicos. Es especialmente útil para estudios </w:t>
+      </w:r>
+      <w:proofErr w:type="spellStart"/>
+      <w:r>
+        <w:rPr>
+          <w:sz w:val="22"/>
+          <w:szCs w:val="22"/>
+        </w:rPr>
+        <w:t>psicoacústicos</w:t>
+      </w:r>
+      <w:proofErr w:type="spellEnd"/>
+      <w:r>
+        <w:rPr>
+          <w:sz w:val="22"/>
+          <w:szCs w:val="22"/>
+        </w:rPr>
+        <w:t xml:space="preserve"> que investigan la percepción del espacio.</w:t>
       </w:r>
     </w:p>
     <w:p>
@@ -8404,14 +9502,27 @@
       <w:r>
         <w:t xml:space="preserve">Figura </w:t>
       </w:r>
-      <w:fldSimple w:instr=" SEQ Figura \* ARABIC ">
-        <w:r>
-          <w:rPr>
-            <w:noProof/>
-          </w:rPr>
-          <w:t>16</w:t>
-        </w:r>
-      </w:fldSimple>
+      <w:r>
+        <w:fldChar w:fldCharType="begin"/>
+      </w:r>
+      <w:r>
+        <w:instrText xml:space="preserve"> SEQ Figura \* ARABIC </w:instrText>
+      </w:r>
+      <w:r>
+        <w:fldChar w:fldCharType="separate"/>
+      </w:r>
+      <w:r>
+        <w:rPr>
+          <w:noProof/>
+        </w:rPr>
+        <w:t>16</w:t>
+      </w:r>
+      <w:r>
+        <w:rPr>
+          <w:noProof/>
+        </w:rPr>
+        <w:fldChar w:fldCharType="end"/>
+      </w:r>
       <w:r>
         <w:t>. Eco</w:t>
       </w:r>
@@ -8529,7 +9640,7 @@
         <w:pStyle w:val="Ttulo3"/>
         <w:jc w:val="both"/>
       </w:pPr>
-      <w:bookmarkStart w:id="28" w:name="_Toc184974521"/>
+      <w:bookmarkStart w:id="28" w:name="_Toc185459486"/>
       <w:r>
         <w:t>Inversión temporal</w:t>
       </w:r>
@@ -8676,14 +9787,27 @@
       <w:r>
         <w:t xml:space="preserve">Figura </w:t>
       </w:r>
-      <w:fldSimple w:instr=" SEQ Figura \* ARABIC ">
-        <w:r>
-          <w:rPr>
-            <w:noProof/>
-          </w:rPr>
-          <w:t>17</w:t>
-        </w:r>
-      </w:fldSimple>
+      <w:r>
+        <w:fldChar w:fldCharType="begin"/>
+      </w:r>
+      <w:r>
+        <w:instrText xml:space="preserve"> SEQ Figura \* ARABIC </w:instrText>
+      </w:r>
+      <w:r>
+        <w:fldChar w:fldCharType="separate"/>
+      </w:r>
+      <w:r>
+        <w:rPr>
+          <w:noProof/>
+        </w:rPr>
+        <w:t>17</w:t>
+      </w:r>
+      <w:r>
+        <w:rPr>
+          <w:noProof/>
+        </w:rPr>
+        <w:fldChar w:fldCharType="end"/>
+      </w:r>
       <w:r>
         <w:t>. Inversión</w:t>
       </w:r>
@@ -8720,7 +9844,7 @@
         <w:pStyle w:val="Ttulo3"/>
         <w:jc w:val="both"/>
       </w:pPr>
-      <w:bookmarkStart w:id="29" w:name="_Toc184974522"/>
+      <w:bookmarkStart w:id="29" w:name="_Toc185459487"/>
       <w:r>
         <w:t xml:space="preserve">Efectos </w:t>
       </w:r>
@@ -8911,14 +10035,27 @@
       <w:r>
         <w:t xml:space="preserve">Figura </w:t>
       </w:r>
-      <w:fldSimple w:instr=" SEQ Figura \* ARABIC ">
-        <w:r>
-          <w:rPr>
-            <w:noProof/>
-          </w:rPr>
-          <w:t>18</w:t>
-        </w:r>
-      </w:fldSimple>
+      <w:r>
+        <w:fldChar w:fldCharType="begin"/>
+      </w:r>
+      <w:r>
+        <w:instrText xml:space="preserve"> SEQ Figura \* ARABIC </w:instrText>
+      </w:r>
+      <w:r>
+        <w:fldChar w:fldCharType="separate"/>
+      </w:r>
+      <w:r>
+        <w:rPr>
+          <w:noProof/>
+        </w:rPr>
+        <w:t>18</w:t>
+      </w:r>
+      <w:r>
+        <w:rPr>
+          <w:noProof/>
+        </w:rPr>
+        <w:fldChar w:fldCharType="end"/>
+      </w:r>
       <w:r>
         <w:t>. Efectos</w:t>
       </w:r>
@@ -8980,7 +10117,7 @@
         <w:pStyle w:val="Ttulo3"/>
         <w:jc w:val="both"/>
       </w:pPr>
-      <w:bookmarkStart w:id="30" w:name="_Toc184974523"/>
+      <w:bookmarkStart w:id="30" w:name="_Toc185459488"/>
       <w:r>
         <w:t>Transcripción de voz a texto</w:t>
       </w:r>
@@ -8989,6 +10126,7 @@
     <w:p>
       <w:pPr>
         <w:ind w:firstLine="360"/>
+        <w:jc w:val="both"/>
         <w:rPr>
           <w:sz w:val="22"/>
           <w:szCs w:val="22"/>
@@ -9015,12 +10153,53 @@
         </w:rPr>
         <w:t xml:space="preserve">un audio de voz de una persona a texto empleando inteligencia artificial. Esto se realiza gracias al modelo </w:t>
       </w:r>
-      <w:r>
-        <w:rPr>
-          <w:sz w:val="22"/>
-          <w:szCs w:val="22"/>
-        </w:rPr>
-        <w:t>Whisper de OpenAI, un modelo open source de transcripción de voz a texto</w:t>
+      <w:proofErr w:type="spellStart"/>
+      <w:r>
+        <w:rPr>
+          <w:sz w:val="22"/>
+          <w:szCs w:val="22"/>
+        </w:rPr>
+        <w:t>Whisper</w:t>
+      </w:r>
+      <w:proofErr w:type="spellEnd"/>
+      <w:r>
+        <w:rPr>
+          <w:sz w:val="22"/>
+          <w:szCs w:val="22"/>
+        </w:rPr>
+        <w:t xml:space="preserve"> de </w:t>
+      </w:r>
+      <w:proofErr w:type="spellStart"/>
+      <w:r>
+        <w:rPr>
+          <w:sz w:val="22"/>
+          <w:szCs w:val="22"/>
+        </w:rPr>
+        <w:t>OpenAI</w:t>
+      </w:r>
+      <w:proofErr w:type="spellEnd"/>
+      <w:r>
+        <w:rPr>
+          <w:sz w:val="22"/>
+          <w:szCs w:val="22"/>
+        </w:rPr>
+        <w:t xml:space="preserve">, un modelo open </w:t>
+      </w:r>
+      <w:proofErr w:type="spellStart"/>
+      <w:r>
+        <w:rPr>
+          <w:sz w:val="22"/>
+          <w:szCs w:val="22"/>
+        </w:rPr>
+        <w:t>source</w:t>
+      </w:r>
+      <w:proofErr w:type="spellEnd"/>
+      <w:r>
+        <w:rPr>
+          <w:sz w:val="22"/>
+          <w:szCs w:val="22"/>
+        </w:rPr>
+        <w:t xml:space="preserve"> de transcripción de voz a texto</w:t>
       </w:r>
       <w:r>
         <w:rPr>
@@ -9091,14 +10270,27 @@
       <w:r>
         <w:t xml:space="preserve">Figura </w:t>
       </w:r>
-      <w:fldSimple w:instr=" SEQ Figura \* ARABIC ">
-        <w:r>
-          <w:rPr>
-            <w:noProof/>
-          </w:rPr>
-          <w:t>19</w:t>
-        </w:r>
-      </w:fldSimple>
+      <w:r>
+        <w:fldChar w:fldCharType="begin"/>
+      </w:r>
+      <w:r>
+        <w:instrText xml:space="preserve"> SEQ Figura \* ARABIC </w:instrText>
+      </w:r>
+      <w:r>
+        <w:fldChar w:fldCharType="separate"/>
+      </w:r>
+      <w:r>
+        <w:rPr>
+          <w:noProof/>
+        </w:rPr>
+        <w:t>19</w:t>
+      </w:r>
+      <w:r>
+        <w:rPr>
+          <w:noProof/>
+        </w:rPr>
+        <w:fldChar w:fldCharType="end"/>
+      </w:r>
       <w:r>
         <w:t>. Transcripción de voz a texto</w:t>
       </w:r>
@@ -9151,12 +10343,367 @@
     </w:p>
     <w:p>
       <w:pPr>
+        <w:pStyle w:val="Ttulo3"/>
+      </w:pPr>
+      <w:bookmarkStart w:id="31" w:name="_Toc185459489"/>
+      <w:r>
+        <w:t>Compresión/Expansión en el dominio temporal</w:t>
+      </w:r>
+      <w:bookmarkEnd w:id="31"/>
+    </w:p>
+    <w:p>
+      <w:pPr>
         <w:ind w:firstLine="360"/>
-        <w:rPr>
-          <w:sz w:val="22"/>
-          <w:szCs w:val="22"/>
-        </w:rPr>
-      </w:pPr>
+        <w:jc w:val="both"/>
+        <w:rPr>
+          <w:sz w:val="22"/>
+          <w:szCs w:val="22"/>
+        </w:rPr>
+      </w:pPr>
+      <w:r>
+        <w:rPr>
+          <w:sz w:val="22"/>
+          <w:szCs w:val="22"/>
+        </w:rPr>
+        <w:t>Esta funcionalidad permite manipular la duración de un archivo de audio sin alterar su tono, ajustando la velocidad de reproducción en el dominio temporal. Es una herramienta útil para aplicaciones como la reducción del tiempo de reproducción de un archivo de voz o la expansión de grabaciones para un análisis más detallado.</w:t>
+      </w:r>
+    </w:p>
+    <w:p>
+      <w:pPr>
+        <w:ind w:firstLine="360"/>
+        <w:jc w:val="both"/>
+        <w:rPr>
+          <w:noProof/>
+        </w:rPr>
+      </w:pPr>
+      <w:r>
+        <w:rPr>
+          <w:sz w:val="22"/>
+          <w:szCs w:val="22"/>
+        </w:rPr>
+        <w:t>Para utilizar esta herramienta, el usuario puede especificar un factor de compresión o expansión en el campo correspondiente. Un valor mayor que 1 provoca una compresión (el audio se reproduce más rápido), mientras que un valor menor que 1 resulta en una expansión (el audio se reproduce más lento). Al aplicar esta operación, la interfaz ajustará la representación gráfica en el dominio temporal, conservando las características frecuenciales de la señal.</w:t>
+      </w:r>
+      <w:r>
+        <w:rPr>
+          <w:noProof/>
+        </w:rPr>
+        <w:t xml:space="preserve"> </w:t>
+      </w:r>
+    </w:p>
+    <w:p>
+      <w:pPr>
+        <w:ind w:firstLine="360"/>
+        <w:jc w:val="both"/>
+        <w:rPr>
+          <w:sz w:val="22"/>
+          <w:szCs w:val="22"/>
+        </w:rPr>
+      </w:pPr>
+    </w:p>
+    <w:p>
+      <w:pPr>
+        <w:ind w:firstLine="360"/>
+        <w:jc w:val="center"/>
+        <w:rPr>
+          <w:sz w:val="22"/>
+          <w:szCs w:val="22"/>
+        </w:rPr>
+      </w:pPr>
+      <w:r>
+        <w:rPr>
+          <w:noProof/>
+        </w:rPr>
+        <w:drawing>
+          <wp:inline distT="0" distB="0" distL="0" distR="0" wp14:anchorId="184C1EB6" wp14:editId="3B42DA80">
+            <wp:extent cx="3331535" cy="2667000"/>
+            <wp:effectExtent l="0" t="0" r="2540" b="0"/>
+            <wp:docPr id="949301880" name="Imagen 1" descr="Interfaz de usuario gráfica, Texto, Aplicación, Correo electrónico&#10;&#10;Descripción generada automáticamente"/>
+            <wp:cNvGraphicFramePr>
+              <a:graphicFrameLocks xmlns:a="http://schemas.openxmlformats.org/drawingml/2006/main" noChangeAspect="1"/>
+            </wp:cNvGraphicFramePr>
+            <a:graphic xmlns:a="http://schemas.openxmlformats.org/drawingml/2006/main">
+              <a:graphicData uri="http://schemas.openxmlformats.org/drawingml/2006/picture">
+                <pic:pic xmlns:pic="http://schemas.openxmlformats.org/drawingml/2006/picture">
+                  <pic:nvPicPr>
+                    <pic:cNvPr id="949301880" name="Imagen 1" descr="Interfaz de usuario gráfica, Texto, Aplicación, Correo electrónico&#10;&#10;Descripción generada automáticamente"/>
+                    <pic:cNvPicPr/>
+                  </pic:nvPicPr>
+                  <pic:blipFill>
+                    <a:blip r:embed="rId27"/>
+                    <a:stretch>
+                      <a:fillRect/>
+                    </a:stretch>
+                  </pic:blipFill>
+                  <pic:spPr>
+                    <a:xfrm>
+                      <a:off x="0" y="0"/>
+                      <a:ext cx="3333801" cy="2668814"/>
+                    </a:xfrm>
+                    <a:prstGeom prst="rect">
+                      <a:avLst/>
+                    </a:prstGeom>
+                  </pic:spPr>
+                </pic:pic>
+              </a:graphicData>
+            </a:graphic>
+          </wp:inline>
+        </w:drawing>
+      </w:r>
+    </w:p>
+    <w:p>
+      <w:pPr>
+        <w:pStyle w:val="Descripcin"/>
+        <w:jc w:val="center"/>
+      </w:pPr>
+      <w:r>
+        <w:t xml:space="preserve">Figura </w:t>
+      </w:r>
+      <w:r>
+        <w:fldChar w:fldCharType="begin"/>
+      </w:r>
+      <w:r>
+        <w:instrText xml:space="preserve"> SEQ Figura \* ARABIC </w:instrText>
+      </w:r>
+      <w:r>
+        <w:fldChar w:fldCharType="separate"/>
+      </w:r>
+      <w:r>
+        <w:rPr>
+          <w:noProof/>
+        </w:rPr>
+        <w:t>20</w:t>
+      </w:r>
+      <w:r>
+        <w:rPr>
+          <w:noProof/>
+        </w:rPr>
+        <w:fldChar w:fldCharType="end"/>
+      </w:r>
+      <w:r>
+        <w:t>. Comprensión y Expansión</w:t>
+      </w:r>
+    </w:p>
+    <w:p>
+      <w:pPr>
+        <w:ind w:firstLine="360"/>
+        <w:jc w:val="both"/>
+        <w:rPr>
+          <w:sz w:val="22"/>
+          <w:szCs w:val="22"/>
+        </w:rPr>
+      </w:pPr>
+      <w:r>
+        <w:rPr>
+          <w:sz w:val="22"/>
+          <w:szCs w:val="22"/>
+        </w:rPr>
+        <w:t>El resultado procesado se puede reproducir para verificar cómo ha cambiado la duración del archivo manteniendo la calidad de la señal original.</w:t>
+      </w:r>
+    </w:p>
+    <w:p>
+      <w:pPr>
+        <w:ind w:firstLine="360"/>
+        <w:jc w:val="center"/>
+      </w:pPr>
+    </w:p>
+    <w:p>
+      <w:pPr>
+        <w:rPr>
+          <w:rFonts w:asciiTheme="majorHAnsi" w:eastAsiaTheme="majorEastAsia" w:hAnsiTheme="majorHAnsi" w:cstheme="majorBidi"/>
+          <w:b/>
+          <w:szCs w:val="32"/>
+        </w:rPr>
+      </w:pPr>
+      <w:r>
+        <w:br w:type="page"/>
+      </w:r>
+    </w:p>
+    <w:p>
+      <w:pPr>
+        <w:pStyle w:val="Ttulo2"/>
+        <w:numPr>
+          <w:ilvl w:val="1"/>
+          <w:numId w:val="7"/>
+        </w:numPr>
+      </w:pPr>
+      <w:bookmarkStart w:id="32" w:name="_Toc185459490"/>
+      <w:r>
+        <w:lastRenderedPageBreak/>
+        <w:t>Comparación de espectrogramas</w:t>
+      </w:r>
+      <w:bookmarkEnd w:id="32"/>
+    </w:p>
+    <w:p>
+      <w:pPr>
+        <w:ind w:firstLine="360"/>
+        <w:jc w:val="both"/>
+        <w:rPr>
+          <w:sz w:val="22"/>
+          <w:szCs w:val="22"/>
+        </w:rPr>
+      </w:pPr>
+      <w:r>
+        <w:rPr>
+          <w:sz w:val="22"/>
+          <w:szCs w:val="22"/>
+        </w:rPr>
+        <w:t xml:space="preserve">La herramienta de comparación de espectrogramas permite analizar las diferencias en el contenido </w:t>
+      </w:r>
+      <w:r>
+        <w:rPr>
+          <w:sz w:val="22"/>
+          <w:szCs w:val="22"/>
+        </w:rPr>
+        <w:t>temporal</w:t>
+      </w:r>
+      <w:r>
+        <w:rPr>
+          <w:sz w:val="22"/>
+          <w:szCs w:val="22"/>
+        </w:rPr>
+        <w:t xml:space="preserve"> y </w:t>
+      </w:r>
+      <w:r>
+        <w:rPr>
+          <w:sz w:val="22"/>
+          <w:szCs w:val="22"/>
+        </w:rPr>
+        <w:t>el espectrograma</w:t>
+      </w:r>
+      <w:r>
+        <w:rPr>
+          <w:sz w:val="22"/>
+          <w:szCs w:val="22"/>
+        </w:rPr>
+        <w:t xml:space="preserve"> entre dos señales de audio. Esta funcionalidad es especialmente útil para estudios acústicos, identificación de patrones o análisis de los efectos de procesado aplicado a una señal.</w:t>
+      </w:r>
+    </w:p>
+    <w:p>
+      <w:pPr>
+        <w:ind w:firstLine="360"/>
+        <w:jc w:val="both"/>
+        <w:rPr>
+          <w:sz w:val="22"/>
+          <w:szCs w:val="22"/>
+        </w:rPr>
+      </w:pPr>
+    </w:p>
+    <w:p>
+      <w:pPr>
+        <w:keepNext/>
+      </w:pPr>
+      <w:r>
+        <w:rPr>
+          <w:rFonts w:asciiTheme="majorHAnsi" w:eastAsiaTheme="majorEastAsia" w:hAnsiTheme="majorHAnsi" w:cstheme="majorBidi"/>
+          <w:b/>
+          <w:noProof/>
+          <w:sz w:val="28"/>
+          <w:szCs w:val="40"/>
+        </w:rPr>
+        <w:drawing>
+          <wp:inline distT="0" distB="0" distL="0" distR="0" wp14:anchorId="5CE3C4DA" wp14:editId="3C63C128">
+            <wp:extent cx="5400040" cy="2832100"/>
+            <wp:effectExtent l="0" t="0" r="0" b="6350"/>
+            <wp:docPr id="728648976" name="Imagen 1" descr="Interfaz de usuario gráfica&#10;&#10;Descripción generada automáticamente con confianza media"/>
+            <wp:cNvGraphicFramePr>
+              <a:graphicFrameLocks xmlns:a="http://schemas.openxmlformats.org/drawingml/2006/main" noChangeAspect="1"/>
+            </wp:cNvGraphicFramePr>
+            <a:graphic xmlns:a="http://schemas.openxmlformats.org/drawingml/2006/main">
+              <a:graphicData uri="http://schemas.openxmlformats.org/drawingml/2006/picture">
+                <pic:pic xmlns:pic="http://schemas.openxmlformats.org/drawingml/2006/picture">
+                  <pic:nvPicPr>
+                    <pic:cNvPr id="728648976" name="Imagen 1" descr="Interfaz de usuario gráfica&#10;&#10;Descripción generada automáticamente con confianza media"/>
+                    <pic:cNvPicPr/>
+                  </pic:nvPicPr>
+                  <pic:blipFill>
+                    <a:blip r:embed="rId28"/>
+                    <a:stretch>
+                      <a:fillRect/>
+                    </a:stretch>
+                  </pic:blipFill>
+                  <pic:spPr>
+                    <a:xfrm>
+                      <a:off x="0" y="0"/>
+                      <a:ext cx="5400040" cy="2832100"/>
+                    </a:xfrm>
+                    <a:prstGeom prst="rect">
+                      <a:avLst/>
+                    </a:prstGeom>
+                  </pic:spPr>
+                </pic:pic>
+              </a:graphicData>
+            </a:graphic>
+          </wp:inline>
+        </w:drawing>
+      </w:r>
+    </w:p>
+    <w:p>
+      <w:pPr>
+        <w:pStyle w:val="Descripcin"/>
+        <w:jc w:val="center"/>
+      </w:pPr>
+      <w:r>
+        <w:t xml:space="preserve">Figura </w:t>
+      </w:r>
+      <w:r>
+        <w:fldChar w:fldCharType="begin"/>
+      </w:r>
+      <w:r>
+        <w:instrText xml:space="preserve"> SEQ Figura \* ARABIC </w:instrText>
+      </w:r>
+      <w:r>
+        <w:fldChar w:fldCharType="separate"/>
+      </w:r>
+      <w:r>
+        <w:rPr>
+          <w:noProof/>
+        </w:rPr>
+        <w:t>21</w:t>
+      </w:r>
+      <w:r>
+        <w:rPr>
+          <w:noProof/>
+        </w:rPr>
+        <w:fldChar w:fldCharType="end"/>
+      </w:r>
+      <w:r>
+        <w:t>. Comparación de espectrogramas</w:t>
+      </w:r>
+    </w:p>
+    <w:p/>
+    <w:p>
+      <w:pPr>
+        <w:ind w:firstLine="360"/>
+        <w:jc w:val="both"/>
+        <w:rPr>
+          <w:sz w:val="22"/>
+          <w:szCs w:val="22"/>
+        </w:rPr>
+      </w:pPr>
+      <w:r>
+        <w:rPr>
+          <w:sz w:val="22"/>
+          <w:szCs w:val="22"/>
+        </w:rPr>
+        <w:t>Para realizar la comparación, el usuario puede cargar dos señales distintas en la interfaz. Cada espectrograma se calcula automáticamente y se presenta en gráficos separados o superpuestos, dependiendo de la configuración seleccionada. Los ejes representan tiempo y frecuencia, mientras que la intensidad se visualiza a través de una escala de colores.</w:t>
+      </w:r>
+    </w:p>
+    <w:p>
+      <w:pPr>
+        <w:ind w:firstLine="360"/>
+        <w:jc w:val="both"/>
+        <w:rPr>
+          <w:sz w:val="22"/>
+          <w:szCs w:val="22"/>
+        </w:rPr>
+      </w:pPr>
+      <w:r>
+        <w:rPr>
+          <w:sz w:val="22"/>
+          <w:szCs w:val="22"/>
+        </w:rPr>
+        <w:t>Además, la interfaz proporciona herramientas interactivas para ajustar parámetros como la resolución del espectrograma, facilitando una inspección detallada de las diferencias o similitudes entre las señales.</w:t>
+      </w:r>
     </w:p>
     <w:p>
       <w:pPr>
@@ -9167,6 +10714,17 @@
           <w:szCs w:val="40"/>
         </w:rPr>
       </w:pPr>
+    </w:p>
+    <w:p>
+      <w:pPr>
+        <w:rPr>
+          <w:rFonts w:asciiTheme="majorHAnsi" w:eastAsiaTheme="majorEastAsia" w:hAnsiTheme="majorHAnsi" w:cstheme="majorBidi"/>
+          <w:b/>
+          <w:sz w:val="28"/>
+          <w:szCs w:val="40"/>
+        </w:rPr>
+      </w:pPr>
+      <w:bookmarkStart w:id="33" w:name="_Toc185459491"/>
       <w:r>
         <w:br w:type="page"/>
       </w:r>
@@ -9179,12 +10737,11 @@
           <w:numId w:val="7"/>
         </w:numPr>
       </w:pPr>
-      <w:bookmarkStart w:id="31" w:name="_Toc184974524"/>
       <w:r>
         <w:lastRenderedPageBreak/>
         <w:t>Ejemplos prácticos de uso</w:t>
       </w:r>
-      <w:bookmarkEnd w:id="31"/>
+      <w:bookmarkEnd w:id="33"/>
     </w:p>
     <w:p>
       <w:pPr>
@@ -9212,11 +10769,11 @@
         </w:numPr>
         <w:jc w:val="both"/>
       </w:pPr>
-      <w:bookmarkStart w:id="32" w:name="_Toc184974525"/>
+      <w:bookmarkStart w:id="34" w:name="_Toc185459492"/>
       <w:r>
         <w:t>Generación y filtrado de un tono</w:t>
       </w:r>
-      <w:bookmarkEnd w:id="32"/>
+      <w:bookmarkEnd w:id="34"/>
     </w:p>
     <w:p>
       <w:pPr>
@@ -9347,7 +10904,7 @@
                     <pic:cNvPicPr/>
                   </pic:nvPicPr>
                   <pic:blipFill>
-                    <a:blip r:embed="rId27"/>
+                    <a:blip r:embed="rId29"/>
                     <a:stretch>
                       <a:fillRect/>
                     </a:stretch>
@@ -9376,14 +10933,27 @@
       <w:r>
         <w:t xml:space="preserve">Figura </w:t>
       </w:r>
-      <w:fldSimple w:instr=" SEQ Figura \* ARABIC ">
-        <w:r>
-          <w:rPr>
-            <w:noProof/>
-          </w:rPr>
-          <w:t>20</w:t>
-        </w:r>
-      </w:fldSimple>
+      <w:r>
+        <w:fldChar w:fldCharType="begin"/>
+      </w:r>
+      <w:r>
+        <w:instrText xml:space="preserve"> SEQ Figura \* ARABIC </w:instrText>
+      </w:r>
+      <w:r>
+        <w:fldChar w:fldCharType="separate"/>
+      </w:r>
+      <w:r>
+        <w:rPr>
+          <w:noProof/>
+        </w:rPr>
+        <w:t>22</w:t>
+      </w:r>
+      <w:r>
+        <w:rPr>
+          <w:noProof/>
+        </w:rPr>
+        <w:fldChar w:fldCharType="end"/>
+      </w:r>
       <w:r>
         <w:t>. Panel de generación de señales</w:t>
       </w:r>
@@ -9413,7 +10983,7 @@
                     <pic:cNvPicPr/>
                   </pic:nvPicPr>
                   <pic:blipFill>
-                    <a:blip r:embed="rId28"/>
+                    <a:blip r:embed="rId30"/>
                     <a:stretch>
                       <a:fillRect/>
                     </a:stretch>
@@ -9442,14 +11012,27 @@
       <w:r>
         <w:t xml:space="preserve">Figura </w:t>
       </w:r>
-      <w:fldSimple w:instr=" SEQ Figura \* ARABIC ">
-        <w:r>
-          <w:rPr>
-            <w:noProof/>
-          </w:rPr>
-          <w:t>21</w:t>
-        </w:r>
-      </w:fldSimple>
+      <w:r>
+        <w:fldChar w:fldCharType="begin"/>
+      </w:r>
+      <w:r>
+        <w:instrText xml:space="preserve"> SEQ Figura \* ARABIC </w:instrText>
+      </w:r>
+      <w:r>
+        <w:fldChar w:fldCharType="separate"/>
+      </w:r>
+      <w:r>
+        <w:rPr>
+          <w:noProof/>
+        </w:rPr>
+        <w:t>23</w:t>
+      </w:r>
+      <w:r>
+        <w:rPr>
+          <w:noProof/>
+        </w:rPr>
+        <w:fldChar w:fldCharType="end"/>
+      </w:r>
       <w:r>
         <w:t>. Tono generado</w:t>
       </w:r>
@@ -9500,7 +11083,7 @@
                     <pic:cNvPicPr/>
                   </pic:nvPicPr>
                   <pic:blipFill>
-                    <a:blip r:embed="rId29"/>
+                    <a:blip r:embed="rId31"/>
                     <a:stretch>
                       <a:fillRect/>
                     </a:stretch>
@@ -9533,14 +11116,27 @@
       <w:r>
         <w:t xml:space="preserve">Figura </w:t>
       </w:r>
-      <w:fldSimple w:instr=" SEQ Figura \* ARABIC ">
-        <w:r>
-          <w:rPr>
-            <w:noProof/>
-          </w:rPr>
-          <w:t>22</w:t>
-        </w:r>
-      </w:fldSimple>
+      <w:r>
+        <w:fldChar w:fldCharType="begin"/>
+      </w:r>
+      <w:r>
+        <w:instrText xml:space="preserve"> SEQ Figura \* ARABIC </w:instrText>
+      </w:r>
+      <w:r>
+        <w:fldChar w:fldCharType="separate"/>
+      </w:r>
+      <w:r>
+        <w:rPr>
+          <w:noProof/>
+        </w:rPr>
+        <w:t>24</w:t>
+      </w:r>
+      <w:r>
+        <w:rPr>
+          <w:noProof/>
+        </w:rPr>
+        <w:fldChar w:fldCharType="end"/>
+      </w:r>
       <w:r>
         <w:t>. Parámetros del filtro</w:t>
       </w:r>
@@ -9618,7 +11214,7 @@
                     <pic:cNvPicPr/>
                   </pic:nvPicPr>
                   <pic:blipFill>
-                    <a:blip r:embed="rId30"/>
+                    <a:blip r:embed="rId32"/>
                     <a:stretch>
                       <a:fillRect/>
                     </a:stretch>
@@ -9651,14 +11247,27 @@
       <w:r>
         <w:t xml:space="preserve">Figura </w:t>
       </w:r>
-      <w:fldSimple w:instr=" SEQ Figura \* ARABIC ">
-        <w:r>
-          <w:rPr>
-            <w:noProof/>
-          </w:rPr>
-          <w:t>23</w:t>
-        </w:r>
-      </w:fldSimple>
+      <w:r>
+        <w:fldChar w:fldCharType="begin"/>
+      </w:r>
+      <w:r>
+        <w:instrText xml:space="preserve"> SEQ Figura \* ARABIC </w:instrText>
+      </w:r>
+      <w:r>
+        <w:fldChar w:fldCharType="separate"/>
+      </w:r>
+      <w:r>
+        <w:rPr>
+          <w:noProof/>
+        </w:rPr>
+        <w:t>25</w:t>
+      </w:r>
+      <w:r>
+        <w:rPr>
+          <w:noProof/>
+        </w:rPr>
+        <w:fldChar w:fldCharType="end"/>
+      </w:r>
       <w:r>
         <w:t>. Señal tras el filtrado</w:t>
       </w:r>
@@ -9678,14 +11287,14 @@
         </w:numPr>
         <w:jc w:val="both"/>
       </w:pPr>
-      <w:bookmarkStart w:id="33" w:name="_Toc184974526"/>
+      <w:bookmarkStart w:id="35" w:name="_Toc185459493"/>
       <w:r>
         <w:t xml:space="preserve">Carga de un archivo de audio </w:t>
       </w:r>
       <w:r>
         <w:t>y modulación</w:t>
       </w:r>
-      <w:bookmarkEnd w:id="33"/>
+      <w:bookmarkEnd w:id="35"/>
     </w:p>
     <w:p>
       <w:pPr>
@@ -9741,7 +11350,23 @@
           <w:szCs w:val="22"/>
         </w:rPr>
         <w:lastRenderedPageBreak/>
-        <w:t>En primer lugar, utilizamos la opción del gestor de archivos para cargar un archivo de audio .wav. Una vez cargado, la señal de audio se visualiza en el gráfico de tiempo y su espectro de frecuencia se muestra en el gráfico correspondiente. Además, la aplicación despliega información detallada sobre el archivo, como la frecuencia de muestreo, número de muestras, canales, duración y potencia.</w:t>
+        <w:t>En primer lugar, utilizamos la opción del gestor de archivos para cargar un archivo de audio .</w:t>
+      </w:r>
+      <w:proofErr w:type="spellStart"/>
+      <w:r>
+        <w:rPr>
+          <w:sz w:val="22"/>
+          <w:szCs w:val="22"/>
+        </w:rPr>
+        <w:t>wav</w:t>
+      </w:r>
+      <w:proofErr w:type="spellEnd"/>
+      <w:r>
+        <w:rPr>
+          <w:sz w:val="22"/>
+          <w:szCs w:val="22"/>
+        </w:rPr>
+        <w:t>. Una vez cargado, la señal de audio se visualiza en el gráfico de tiempo y su espectro de frecuencia se muestra en el gráfico correspondiente. Además, la aplicación despliega información detallada sobre el archivo, como la frecuencia de muestreo, número de muestras, canales, duración y potencia.</w:t>
       </w:r>
     </w:p>
     <w:p>
@@ -9771,7 +11396,7 @@
                     <pic:cNvPicPr/>
                   </pic:nvPicPr>
                   <pic:blipFill>
-                    <a:blip r:embed="rId31"/>
+                    <a:blip r:embed="rId33"/>
                     <a:stretch>
                       <a:fillRect/>
                     </a:stretch>
@@ -9804,14 +11429,27 @@
       <w:r>
         <w:t xml:space="preserve">Figura </w:t>
       </w:r>
-      <w:fldSimple w:instr=" SEQ Figura \* ARABIC ">
-        <w:r>
-          <w:rPr>
-            <w:noProof/>
-          </w:rPr>
-          <w:t>24</w:t>
-        </w:r>
-      </w:fldSimple>
+      <w:r>
+        <w:fldChar w:fldCharType="begin"/>
+      </w:r>
+      <w:r>
+        <w:instrText xml:space="preserve"> SEQ Figura \* ARABIC </w:instrText>
+      </w:r>
+      <w:r>
+        <w:fldChar w:fldCharType="separate"/>
+      </w:r>
+      <w:r>
+        <w:rPr>
+          <w:noProof/>
+        </w:rPr>
+        <w:t>26</w:t>
+      </w:r>
+      <w:r>
+        <w:rPr>
+          <w:noProof/>
+        </w:rPr>
+        <w:fldChar w:fldCharType="end"/>
+      </w:r>
       <w:r>
         <w:t>. Gestor de archivos de audio</w:t>
       </w:r>
@@ -9843,7 +11481,7 @@
                     <pic:cNvPicPr/>
                   </pic:nvPicPr>
                   <pic:blipFill>
-                    <a:blip r:embed="rId32"/>
+                    <a:blip r:embed="rId34"/>
                     <a:stretch>
                       <a:fillRect/>
                     </a:stretch>
@@ -9876,14 +11514,27 @@
       <w:r>
         <w:t xml:space="preserve">Figura </w:t>
       </w:r>
-      <w:fldSimple w:instr=" SEQ Figura \* ARABIC ">
-        <w:r>
-          <w:rPr>
-            <w:noProof/>
-          </w:rPr>
-          <w:t>25</w:t>
-        </w:r>
-      </w:fldSimple>
+      <w:r>
+        <w:fldChar w:fldCharType="begin"/>
+      </w:r>
+      <w:r>
+        <w:instrText xml:space="preserve"> SEQ Figura \* ARABIC </w:instrText>
+      </w:r>
+      <w:r>
+        <w:fldChar w:fldCharType="separate"/>
+      </w:r>
+      <w:r>
+        <w:rPr>
+          <w:noProof/>
+        </w:rPr>
+        <w:t>27</w:t>
+      </w:r>
+      <w:r>
+        <w:rPr>
+          <w:noProof/>
+        </w:rPr>
+        <w:fldChar w:fldCharType="end"/>
+      </w:r>
       <w:r>
         <w:t>. Señal cargada</w:t>
       </w:r>
@@ -9932,7 +11583,7 @@
                     <pic:cNvPicPr/>
                   </pic:nvPicPr>
                   <pic:blipFill>
-                    <a:blip r:embed="rId33"/>
+                    <a:blip r:embed="rId35"/>
                     <a:stretch>
                       <a:fillRect/>
                     </a:stretch>
@@ -9965,14 +11616,27 @@
       <w:r>
         <w:t xml:space="preserve">Figura </w:t>
       </w:r>
-      <w:fldSimple w:instr=" SEQ Figura \* ARABIC ">
-        <w:r>
-          <w:rPr>
-            <w:noProof/>
-          </w:rPr>
-          <w:t>26</w:t>
-        </w:r>
-      </w:fldSimple>
+      <w:r>
+        <w:fldChar w:fldCharType="begin"/>
+      </w:r>
+      <w:r>
+        <w:instrText xml:space="preserve"> SEQ Figura \* ARABIC </w:instrText>
+      </w:r>
+      <w:r>
+        <w:fldChar w:fldCharType="separate"/>
+      </w:r>
+      <w:r>
+        <w:rPr>
+          <w:noProof/>
+        </w:rPr>
+        <w:t>28</w:t>
+      </w:r>
+      <w:r>
+        <w:rPr>
+          <w:noProof/>
+        </w:rPr>
+        <w:fldChar w:fldCharType="end"/>
+      </w:r>
       <w:r>
         <w:t>. Parámetros de modulación</w:t>
       </w:r>
@@ -9994,6 +11658,16 @@
         <w:lastRenderedPageBreak/>
         <w:t>Los gráficos de tiempo y frecuencia se actualizan para reflejar estos cambios, mostrando cómo la señal ha sido modulada. Al reproducir la señal modulada, podemos apreciar las diferencias en comparación con el audio original, observando cómo la modulación ha afectado las características sonoras de la señal.</w:t>
       </w:r>
+    </w:p>
+    <w:p>
+      <w:pPr>
+        <w:ind w:firstLine="360"/>
+        <w:jc w:val="both"/>
+        <w:rPr>
+          <w:sz w:val="22"/>
+          <w:szCs w:val="22"/>
+        </w:rPr>
+      </w:pPr>
     </w:p>
     <w:p>
       <w:pPr>
@@ -10022,7 +11696,7 @@
                     <pic:cNvPicPr/>
                   </pic:nvPicPr>
                   <pic:blipFill>
-                    <a:blip r:embed="rId34"/>
+                    <a:blip r:embed="rId36"/>
                     <a:stretch>
                       <a:fillRect/>
                     </a:stretch>
@@ -10055,14 +11729,27 @@
       <w:r>
         <w:t xml:space="preserve">Figura </w:t>
       </w:r>
-      <w:fldSimple w:instr=" SEQ Figura \* ARABIC ">
-        <w:r>
-          <w:rPr>
-            <w:noProof/>
-          </w:rPr>
-          <w:t>27</w:t>
-        </w:r>
-      </w:fldSimple>
+      <w:r>
+        <w:fldChar w:fldCharType="begin"/>
+      </w:r>
+      <w:r>
+        <w:instrText xml:space="preserve"> SEQ Figura \* ARABIC </w:instrText>
+      </w:r>
+      <w:r>
+        <w:fldChar w:fldCharType="separate"/>
+      </w:r>
+      <w:r>
+        <w:rPr>
+          <w:noProof/>
+        </w:rPr>
+        <w:t>29</w:t>
+      </w:r>
+      <w:r>
+        <w:rPr>
+          <w:noProof/>
+        </w:rPr>
+        <w:fldChar w:fldCharType="end"/>
+      </w:r>
       <w:r>
         <w:t>. Señal modulada en amplitud</w:t>
       </w:r>
@@ -10081,11 +11768,11 @@
         </w:numPr>
         <w:jc w:val="both"/>
       </w:pPr>
-      <w:bookmarkStart w:id="34" w:name="_Toc184974527"/>
+      <w:bookmarkStart w:id="36" w:name="_Toc185459494"/>
       <w:r>
         <w:t>Cuantificación y filtro de reconstrucción</w:t>
       </w:r>
-      <w:bookmarkEnd w:id="34"/>
+      <w:bookmarkEnd w:id="36"/>
     </w:p>
     <w:p>
       <w:pPr>
@@ -10134,13 +11821,6 @@
           <w:szCs w:val="22"/>
         </w:rPr>
       </w:pPr>
-      <w:r>
-        <w:rPr>
-          <w:sz w:val="22"/>
-          <w:szCs w:val="22"/>
-        </w:rPr>
-        <w:t>Supongamos que deseamos reducir la resolución de una señal de audio mediante cuantificación y luego intentar mitigar los efectos adversos de este proceso. Comenzamos cargando una señal de audio en la aplicación, visualizándola en los gráficos de tiempo y frecuencia para tener una referencia clara.</w:t>
-      </w:r>
     </w:p>
     <w:p>
       <w:pPr>
@@ -10154,8 +11834,8 @@
           <w:szCs w:val="22"/>
         </w:rPr>
         <w:drawing>
-          <wp:inline distT="0" distB="0" distL="0" distR="0" wp14:anchorId="6D64CA53" wp14:editId="307FB9E3">
-            <wp:extent cx="5400040" cy="2614930"/>
+          <wp:inline distT="0" distB="0" distL="0" distR="0" wp14:anchorId="6D64CA53" wp14:editId="0CE7F4C1">
+            <wp:extent cx="5048250" cy="2444577"/>
             <wp:effectExtent l="0" t="0" r="0" b="0"/>
             <wp:docPr id="897575780" name="Imagen 1" descr="Escala de tiempo&#10;&#10;Descripción generada automáticamente"/>
             <wp:cNvGraphicFramePr>
@@ -10169,7 +11849,7 @@
                     <pic:cNvPicPr/>
                   </pic:nvPicPr>
                   <pic:blipFill>
-                    <a:blip r:embed="rId35"/>
+                    <a:blip r:embed="rId37"/>
                     <a:stretch>
                       <a:fillRect/>
                     </a:stretch>
@@ -10177,7 +11857,7 @@
                   <pic:spPr>
                     <a:xfrm>
                       <a:off x="0" y="0"/>
-                      <a:ext cx="5400040" cy="2614930"/>
+                      <a:ext cx="5070262" cy="2455236"/>
                     </a:xfrm>
                     <a:prstGeom prst="rect">
                       <a:avLst/>
@@ -10200,19 +11880,59 @@
         </w:rPr>
       </w:pPr>
       <w:r>
+        <w:t xml:space="preserve">Figura </w:t>
+      </w:r>
+      <w:r>
+        <w:fldChar w:fldCharType="begin"/>
+      </w:r>
+      <w:r>
+        <w:instrText xml:space="preserve"> SEQ Figura \* ARABIC </w:instrText>
+      </w:r>
+      <w:r>
+        <w:fldChar w:fldCharType="separate"/>
+      </w:r>
+      <w:r>
+        <w:rPr>
+          <w:noProof/>
+        </w:rPr>
+        <w:t>30</w:t>
+      </w:r>
+      <w:r>
+        <w:rPr>
+          <w:noProof/>
+        </w:rPr>
+        <w:fldChar w:fldCharType="end"/>
+      </w:r>
+      <w:r>
+        <w:t>. Señal cargada</w:t>
+      </w:r>
+    </w:p>
+    <w:p>
+      <w:pPr>
+        <w:ind w:firstLine="360"/>
+        <w:jc w:val="both"/>
+        <w:rPr>
+          <w:sz w:val="22"/>
+          <w:szCs w:val="22"/>
+        </w:rPr>
+      </w:pPr>
+    </w:p>
+    <w:p>
+      <w:pPr>
+        <w:ind w:firstLine="360"/>
+        <w:jc w:val="both"/>
+        <w:rPr>
+          <w:sz w:val="22"/>
+          <w:szCs w:val="22"/>
+        </w:rPr>
+      </w:pPr>
+      <w:r>
+        <w:rPr>
+          <w:sz w:val="22"/>
+          <w:szCs w:val="22"/>
+        </w:rPr>
         <w:lastRenderedPageBreak/>
-        <w:t xml:space="preserve">Figura </w:t>
-      </w:r>
-      <w:fldSimple w:instr=" SEQ Figura \* ARABIC ">
-        <w:r>
-          <w:rPr>
-            <w:noProof/>
-          </w:rPr>
-          <w:t>28</w:t>
-        </w:r>
-      </w:fldSimple>
-      <w:r>
-        <w:t>. Señal cargada</w:t>
+        <w:t>Supongamos que deseamos reducir la resolución de una señal de audio mediante cuantificación y luego intentar mitigar los efectos adversos de este proceso. Comenzamos cargando una señal de audio en la aplicación, visualizándola en los gráficos de tiempo y frecuencia para tener una referencia clara.</w:t>
       </w:r>
     </w:p>
     <w:p>
@@ -10231,6 +11951,16 @@
         </w:rPr>
         <w:t>A continuación, accedemos al panel de cuantificación y seleccionamos un número de bits, por ejemplo, 8 bits. Al aplicar la cuantificación, la resolución de la señal se reduce, lo que introduce distorsión y ruido de cuantificación. Estos efectos se reflejan en los gráficos, donde la señal cuantificada muestra una aproximación menos precisa de la original.</w:t>
       </w:r>
+    </w:p>
+    <w:p>
+      <w:pPr>
+        <w:ind w:firstLine="360"/>
+        <w:jc w:val="both"/>
+        <w:rPr>
+          <w:sz w:val="22"/>
+          <w:szCs w:val="22"/>
+        </w:rPr>
+      </w:pPr>
     </w:p>
     <w:p>
       <w:pPr>
@@ -10260,7 +11990,7 @@
                     <pic:cNvPicPr/>
                   </pic:nvPicPr>
                   <pic:blipFill>
-                    <a:blip r:embed="rId36"/>
+                    <a:blip r:embed="rId38"/>
                     <a:stretch>
                       <a:fillRect/>
                     </a:stretch>
@@ -10293,14 +12023,27 @@
       <w:r>
         <w:t xml:space="preserve">Figura </w:t>
       </w:r>
-      <w:fldSimple w:instr=" SEQ Figura \* ARABIC ">
-        <w:r>
-          <w:rPr>
-            <w:noProof/>
-          </w:rPr>
-          <w:t>29</w:t>
-        </w:r>
-      </w:fldSimple>
+      <w:r>
+        <w:fldChar w:fldCharType="begin"/>
+      </w:r>
+      <w:r>
+        <w:instrText xml:space="preserve"> SEQ Figura \* ARABIC </w:instrText>
+      </w:r>
+      <w:r>
+        <w:fldChar w:fldCharType="separate"/>
+      </w:r>
+      <w:r>
+        <w:rPr>
+          <w:noProof/>
+        </w:rPr>
+        <w:t>31</w:t>
+      </w:r>
+      <w:r>
+        <w:rPr>
+          <w:noProof/>
+        </w:rPr>
+        <w:fldChar w:fldCharType="end"/>
+      </w:r>
       <w:r>
         <w:t>. Parámetros de cuantificación</w:t>
       </w:r>
@@ -10332,7 +12075,7 @@
                     <pic:cNvPicPr/>
                   </pic:nvPicPr>
                   <pic:blipFill>
-                    <a:blip r:embed="rId37"/>
+                    <a:blip r:embed="rId39"/>
                     <a:stretch>
                       <a:fillRect/>
                     </a:stretch>
@@ -10365,14 +12108,27 @@
       <w:r>
         <w:t xml:space="preserve">Figura </w:t>
       </w:r>
-      <w:fldSimple w:instr=" SEQ Figura \* ARABIC ">
-        <w:r>
-          <w:rPr>
-            <w:noProof/>
-          </w:rPr>
-          <w:t>30</w:t>
-        </w:r>
-      </w:fldSimple>
+      <w:r>
+        <w:fldChar w:fldCharType="begin"/>
+      </w:r>
+      <w:r>
+        <w:instrText xml:space="preserve"> SEQ Figura \* ARABIC </w:instrText>
+      </w:r>
+      <w:r>
+        <w:fldChar w:fldCharType="separate"/>
+      </w:r>
+      <w:r>
+        <w:rPr>
+          <w:noProof/>
+        </w:rPr>
+        <w:t>32</w:t>
+      </w:r>
+      <w:r>
+        <w:rPr>
+          <w:noProof/>
+        </w:rPr>
+        <w:fldChar w:fldCharType="end"/>
+      </w:r>
       <w:r>
         <w:t>. Señal cuantificada</w:t>
       </w:r>
@@ -10431,7 +12187,7 @@
                     <pic:cNvPicPr/>
                   </pic:nvPicPr>
                   <pic:blipFill>
-                    <a:blip r:embed="rId38"/>
+                    <a:blip r:embed="rId40"/>
                     <a:stretch>
                       <a:fillRect/>
                     </a:stretch>
@@ -10464,14 +12220,27 @@
       <w:r>
         <w:t xml:space="preserve">Figura </w:t>
       </w:r>
-      <w:fldSimple w:instr=" SEQ Figura \* ARABIC ">
-        <w:r>
-          <w:rPr>
-            <w:noProof/>
-          </w:rPr>
-          <w:t>31</w:t>
-        </w:r>
-      </w:fldSimple>
+      <w:r>
+        <w:fldChar w:fldCharType="begin"/>
+      </w:r>
+      <w:r>
+        <w:instrText xml:space="preserve"> SEQ Figura \* ARABIC </w:instrText>
+      </w:r>
+      <w:r>
+        <w:fldChar w:fldCharType="separate"/>
+      </w:r>
+      <w:r>
+        <w:rPr>
+          <w:noProof/>
+        </w:rPr>
+        <w:t>33</w:t>
+      </w:r>
+      <w:r>
+        <w:rPr>
+          <w:noProof/>
+        </w:rPr>
+        <w:fldChar w:fldCharType="end"/>
+      </w:r>
       <w:r>
         <w:t>. Parámetros del filtro de reconstrucción</w:t>
       </w:r>
@@ -10503,7 +12272,6 @@
           <w:szCs w:val="40"/>
         </w:rPr>
       </w:pPr>
-      <w:bookmarkStart w:id="35" w:name="_Toc184974528"/>
       <w:r>
         <w:br w:type="page"/>
       </w:r>
@@ -10516,11 +12284,12 @@
           <w:numId w:val="7"/>
         </w:numPr>
       </w:pPr>
+      <w:bookmarkStart w:id="37" w:name="_Toc185459495"/>
       <w:r>
         <w:lastRenderedPageBreak/>
         <w:t>Conclusiones</w:t>
       </w:r>
-      <w:bookmarkEnd w:id="35"/>
+      <w:bookmarkEnd w:id="37"/>
     </w:p>
     <w:p>
       <w:pPr>
@@ -10538,6 +12307,7 @@
         </w:rPr>
         <w:t xml:space="preserve">En esta práctica, se ha desarrollado una Interfaz Gráfica de Usuario (GUI) en MATLAB que facilita el análisis, procesamiento, grabación y reproducción de señales de audio de manera intuitiva y eficiente. La aplicación integra múltiples funcionalidades avanzadas, tales como la visualización en dominios temporal y frecuencial, herramientas de filtrado, remuestreo, modulación y cuantificación, así como efectos </w:t>
       </w:r>
+      <w:proofErr w:type="spellStart"/>
       <w:r>
         <w:rPr>
           <w:sz w:val="22"/>
@@ -10545,6 +12315,7 @@
         </w:rPr>
         <w:t>psicoacústicos</w:t>
       </w:r>
+      <w:proofErr w:type="spellEnd"/>
       <w:r>
         <w:rPr>
           <w:sz w:val="22"/>
@@ -10661,7 +12432,23 @@
           <w:sz w:val="22"/>
           <w:szCs w:val="22"/>
         </w:rPr>
-        <w:t>: Añadir nuevos efectos psicoacústicos y herramientas de procesamiento que permitan una mayor flexibilidad y personalización en la manipulación de señales de audio.</w:t>
+        <w:t xml:space="preserve">: Añadir nuevos efectos </w:t>
+      </w:r>
+      <w:proofErr w:type="spellStart"/>
+      <w:r>
+        <w:rPr>
+          <w:sz w:val="22"/>
+          <w:szCs w:val="22"/>
+        </w:rPr>
+        <w:t>psicoacústicos</w:t>
+      </w:r>
+      <w:proofErr w:type="spellEnd"/>
+      <w:r>
+        <w:rPr>
+          <w:sz w:val="22"/>
+          <w:szCs w:val="22"/>
+        </w:rPr>
+        <w:t xml:space="preserve"> y herramientas de procesamiento que permitan una mayor flexibilidad y personalización en la manipulación de señales de audio.</w:t>
       </w:r>
     </w:p>
     <w:p>
@@ -10740,12 +12527,12 @@
           <w:numId w:val="7"/>
         </w:numPr>
       </w:pPr>
-      <w:bookmarkStart w:id="36" w:name="_Toc184974529"/>
+      <w:bookmarkStart w:id="38" w:name="_Toc185459496"/>
       <w:r>
         <w:lastRenderedPageBreak/>
         <w:t>Anexos</w:t>
       </w:r>
-      <w:bookmarkEnd w:id="36"/>
+      <w:bookmarkEnd w:id="38"/>
     </w:p>
     <w:p>
       <w:pPr>
@@ -10882,12 +12669,12 @@
           <w:numId w:val="7"/>
         </w:numPr>
       </w:pPr>
-      <w:bookmarkStart w:id="37" w:name="_Toc184974530"/>
+      <w:bookmarkStart w:id="39" w:name="_Toc185459497"/>
       <w:r>
         <w:lastRenderedPageBreak/>
         <w:t>Referencias</w:t>
       </w:r>
-      <w:bookmarkEnd w:id="37"/>
+      <w:bookmarkEnd w:id="39"/>
     </w:p>
     <w:p>
       <w:pPr>
@@ -10902,6 +12689,7 @@
           <w:szCs w:val="22"/>
         </w:rPr>
       </w:pPr>
+      <w:proofErr w:type="spellStart"/>
       <w:r>
         <w:rPr>
           <w:b/>
@@ -10911,6 +12699,7 @@
         </w:rPr>
         <w:t>MathWorks</w:t>
       </w:r>
+      <w:proofErr w:type="spellEnd"/>
       <w:r>
         <w:rPr>
           <w:sz w:val="22"/>
@@ -10925,14 +12714,50 @@
           <w:sz w:val="22"/>
           <w:szCs w:val="22"/>
         </w:rPr>
-        <w:t>Documentación de App Designer en MATLAB</w:t>
-      </w:r>
-      <w:r>
-        <w:rPr>
-          <w:sz w:val="22"/>
-          <w:szCs w:val="22"/>
-        </w:rPr>
-        <w:t>. MathWorks, 2024.</w:t>
+        <w:t xml:space="preserve">Documentación de App </w:t>
+      </w:r>
+      <w:proofErr w:type="spellStart"/>
+      <w:r>
+        <w:rPr>
+          <w:i/>
+          <w:iCs/>
+          <w:sz w:val="22"/>
+          <w:szCs w:val="22"/>
+        </w:rPr>
+        <w:t>Designer</w:t>
+      </w:r>
+      <w:proofErr w:type="spellEnd"/>
+      <w:r>
+        <w:rPr>
+          <w:i/>
+          <w:iCs/>
+          <w:sz w:val="22"/>
+          <w:szCs w:val="22"/>
+        </w:rPr>
+        <w:t xml:space="preserve"> en MATLAB</w:t>
+      </w:r>
+      <w:r>
+        <w:rPr>
+          <w:sz w:val="22"/>
+          <w:szCs w:val="22"/>
+        </w:rPr>
+        <w:t xml:space="preserve">. </w:t>
+      </w:r>
+      <w:proofErr w:type="spellStart"/>
+      <w:r>
+        <w:rPr>
+          <w:sz w:val="22"/>
+          <w:szCs w:val="22"/>
+        </w:rPr>
+        <w:t>MathWorks</w:t>
+      </w:r>
+      <w:proofErr w:type="spellEnd"/>
+      <w:r>
+        <w:rPr>
+          <w:sz w:val="22"/>
+          <w:szCs w:val="22"/>
+        </w:rPr>
+        <w:t>, 2024.</w:t>
       </w:r>
       <w:r>
         <w:rPr>
@@ -10942,7 +12767,7 @@
         <w:br/>
         <w:t xml:space="preserve">Disponible en: </w:t>
       </w:r>
-      <w:hyperlink r:id="rId39" w:tgtFrame="_new" w:history="1">
+      <w:hyperlink r:id="rId41" w:tgtFrame="_new" w:history="1">
         <w:r>
           <w:rPr>
             <w:rStyle w:val="Hipervnculo"/>
@@ -11002,162 +12827,21 @@
         </w:rPr>
         <w:t xml:space="preserve">. </w:t>
       </w:r>
-      <w:r>
-        <w:rPr>
-          <w:sz w:val="22"/>
-          <w:szCs w:val="22"/>
-        </w:rPr>
-        <w:t>MathWorks, 2024.</w:t>
-      </w:r>
-      <w:r>
-        <w:rPr>
-          <w:sz w:val="22"/>
-          <w:szCs w:val="22"/>
-        </w:rPr>
-        <w:br/>
-        <w:t xml:space="preserve">Disponible en: </w:t>
-      </w:r>
-      <w:hyperlink r:id="rId40" w:tgtFrame="_new" w:history="1">
-        <w:r>
-          <w:rPr>
-            <w:rStyle w:val="Hipervnculo"/>
-            <w:sz w:val="22"/>
-            <w:szCs w:val="22"/>
-          </w:rPr>
-          <w:t>https://es.mathworks.com/help/audio/</w:t>
-        </w:r>
-      </w:hyperlink>
-    </w:p>
-    <w:p>
-      <w:pPr>
-        <w:pStyle w:val="Prrafodelista"/>
-        <w:numPr>
-          <w:ilvl w:val="0"/>
-          <w:numId w:val="22"/>
-        </w:numPr>
-        <w:jc w:val="both"/>
-        <w:rPr>
-          <w:sz w:val="22"/>
-          <w:szCs w:val="22"/>
-        </w:rPr>
-      </w:pPr>
-      <w:r>
-        <w:rPr>
-          <w:b/>
-          <w:bCs/>
-          <w:sz w:val="22"/>
-          <w:szCs w:val="22"/>
-          <w:lang w:val="en-GB"/>
+      <w:proofErr w:type="spellStart"/>
+      <w:r>
+        <w:rPr>
+          <w:sz w:val="22"/>
+          <w:szCs w:val="22"/>
         </w:rPr>
         <w:t>MathWorks</w:t>
       </w:r>
-      <w:r>
-        <w:rPr>
-          <w:sz w:val="22"/>
-          <w:szCs w:val="22"/>
-          <w:lang w:val="en-GB"/>
-        </w:rPr>
-        <w:t xml:space="preserve">. </w:t>
-      </w:r>
-      <w:r>
-        <w:rPr>
-          <w:i/>
-          <w:iCs/>
-          <w:sz w:val="22"/>
-          <w:szCs w:val="22"/>
-          <w:lang w:val="en-GB"/>
-        </w:rPr>
-        <w:t>MATLAB Audio Toolbox Reference</w:t>
-      </w:r>
-      <w:r>
-        <w:rPr>
-          <w:sz w:val="22"/>
-          <w:szCs w:val="22"/>
-          <w:lang w:val="en-GB"/>
-        </w:rPr>
-        <w:t xml:space="preserve">. </w:t>
-      </w:r>
-      <w:r>
-        <w:rPr>
-          <w:sz w:val="22"/>
-          <w:szCs w:val="22"/>
-        </w:rPr>
-        <w:t>MathWorks, 2024.</w:t>
-      </w:r>
-      <w:r>
-        <w:rPr>
-          <w:sz w:val="22"/>
-          <w:szCs w:val="22"/>
-        </w:rPr>
-        <w:br/>
-        <w:t xml:space="preserve">Disponible en: </w:t>
-      </w:r>
-      <w:hyperlink r:id="rId41" w:tgtFrame="_new" w:history="1">
-        <w:r>
-          <w:rPr>
-            <w:rStyle w:val="Hipervnculo"/>
-            <w:sz w:val="22"/>
-            <w:szCs w:val="22"/>
-          </w:rPr>
-          <w:t>https://es.mathworks.com/help/audio/</w:t>
-        </w:r>
-      </w:hyperlink>
-    </w:p>
-    <w:p>
-      <w:pPr>
-        <w:pStyle w:val="Prrafodelista"/>
-        <w:numPr>
-          <w:ilvl w:val="0"/>
-          <w:numId w:val="22"/>
-        </w:numPr>
-        <w:jc w:val="both"/>
-        <w:rPr>
-          <w:sz w:val="22"/>
-          <w:szCs w:val="22"/>
-        </w:rPr>
-      </w:pPr>
-      <w:r>
-        <w:rPr>
-          <w:b/>
-          <w:bCs/>
-          <w:sz w:val="22"/>
-          <w:szCs w:val="22"/>
-          <w:lang w:val="en-GB"/>
-        </w:rPr>
-        <w:t>MathWorks</w:t>
-      </w:r>
-      <w:r>
-        <w:rPr>
-          <w:sz w:val="22"/>
-          <w:szCs w:val="22"/>
-          <w:lang w:val="en-GB"/>
-        </w:rPr>
-        <w:t xml:space="preserve">. </w:t>
-      </w:r>
-      <w:r>
-        <w:rPr>
-          <w:i/>
-          <w:iCs/>
-          <w:sz w:val="22"/>
-          <w:szCs w:val="22"/>
-          <w:lang w:val="en-GB"/>
-        </w:rPr>
-        <w:t>MATLAB Audio Toolbox User’s Guide</w:t>
-      </w:r>
-      <w:r>
-        <w:rPr>
-          <w:sz w:val="22"/>
-          <w:szCs w:val="22"/>
-          <w:lang w:val="en-GB"/>
-        </w:rPr>
-        <w:t xml:space="preserve">. </w:t>
-      </w:r>
-      <w:r>
-        <w:rPr>
-          <w:sz w:val="22"/>
-          <w:szCs w:val="22"/>
-        </w:rPr>
-        <w:t>MathWorks, 2024.</w:t>
+      <w:proofErr w:type="spellEnd"/>
+      <w:r>
+        <w:rPr>
+          <w:sz w:val="22"/>
+          <w:szCs w:val="22"/>
+        </w:rPr>
+        <w:t>, 2024.</w:t>
       </w:r>
       <w:r>
         <w:rPr>
@@ -11217,6 +12901,174 @@
           <w:szCs w:val="22"/>
           <w:lang w:val="en-GB"/>
         </w:rPr>
+        <w:t>MATLAB Audio Toolbox Reference</w:t>
+      </w:r>
+      <w:r>
+        <w:rPr>
+          <w:sz w:val="22"/>
+          <w:szCs w:val="22"/>
+          <w:lang w:val="en-GB"/>
+        </w:rPr>
+        <w:t xml:space="preserve">. </w:t>
+      </w:r>
+      <w:proofErr w:type="spellStart"/>
+      <w:r>
+        <w:rPr>
+          <w:sz w:val="22"/>
+          <w:szCs w:val="22"/>
+        </w:rPr>
+        <w:t>MathWorks</w:t>
+      </w:r>
+      <w:proofErr w:type="spellEnd"/>
+      <w:r>
+        <w:rPr>
+          <w:sz w:val="22"/>
+          <w:szCs w:val="22"/>
+        </w:rPr>
+        <w:t>, 2024.</w:t>
+      </w:r>
+      <w:r>
+        <w:rPr>
+          <w:sz w:val="22"/>
+          <w:szCs w:val="22"/>
+        </w:rPr>
+        <w:br/>
+        <w:t xml:space="preserve">Disponible en: </w:t>
+      </w:r>
+      <w:hyperlink r:id="rId43" w:tgtFrame="_new" w:history="1">
+        <w:r>
+          <w:rPr>
+            <w:rStyle w:val="Hipervnculo"/>
+            <w:sz w:val="22"/>
+            <w:szCs w:val="22"/>
+          </w:rPr>
+          <w:t>https://es.mathworks.com/help/audio/</w:t>
+        </w:r>
+      </w:hyperlink>
+    </w:p>
+    <w:p>
+      <w:pPr>
+        <w:pStyle w:val="Prrafodelista"/>
+        <w:numPr>
+          <w:ilvl w:val="0"/>
+          <w:numId w:val="22"/>
+        </w:numPr>
+        <w:jc w:val="both"/>
+        <w:rPr>
+          <w:sz w:val="22"/>
+          <w:szCs w:val="22"/>
+        </w:rPr>
+      </w:pPr>
+      <w:r>
+        <w:rPr>
+          <w:b/>
+          <w:bCs/>
+          <w:sz w:val="22"/>
+          <w:szCs w:val="22"/>
+          <w:lang w:val="en-GB"/>
+        </w:rPr>
+        <w:t>MathWorks</w:t>
+      </w:r>
+      <w:r>
+        <w:rPr>
+          <w:sz w:val="22"/>
+          <w:szCs w:val="22"/>
+          <w:lang w:val="en-GB"/>
+        </w:rPr>
+        <w:t xml:space="preserve">. </w:t>
+      </w:r>
+      <w:r>
+        <w:rPr>
+          <w:i/>
+          <w:iCs/>
+          <w:sz w:val="22"/>
+          <w:szCs w:val="22"/>
+          <w:lang w:val="en-GB"/>
+        </w:rPr>
+        <w:t>MATLAB Audio Toolbox User’s Guide</w:t>
+      </w:r>
+      <w:r>
+        <w:rPr>
+          <w:sz w:val="22"/>
+          <w:szCs w:val="22"/>
+          <w:lang w:val="en-GB"/>
+        </w:rPr>
+        <w:t xml:space="preserve">. </w:t>
+      </w:r>
+      <w:proofErr w:type="spellStart"/>
+      <w:r>
+        <w:rPr>
+          <w:sz w:val="22"/>
+          <w:szCs w:val="22"/>
+        </w:rPr>
+        <w:t>MathWorks</w:t>
+      </w:r>
+      <w:proofErr w:type="spellEnd"/>
+      <w:r>
+        <w:rPr>
+          <w:sz w:val="22"/>
+          <w:szCs w:val="22"/>
+        </w:rPr>
+        <w:t>, 2024.</w:t>
+      </w:r>
+      <w:r>
+        <w:rPr>
+          <w:sz w:val="22"/>
+          <w:szCs w:val="22"/>
+        </w:rPr>
+        <w:br/>
+        <w:t xml:space="preserve">Disponible en: </w:t>
+      </w:r>
+      <w:hyperlink r:id="rId44" w:tgtFrame="_new" w:history="1">
+        <w:r>
+          <w:rPr>
+            <w:rStyle w:val="Hipervnculo"/>
+            <w:sz w:val="22"/>
+            <w:szCs w:val="22"/>
+          </w:rPr>
+          <w:t>https://es.mathworks.com/help/audio/</w:t>
+        </w:r>
+      </w:hyperlink>
+    </w:p>
+    <w:p>
+      <w:pPr>
+        <w:pStyle w:val="Prrafodelista"/>
+        <w:numPr>
+          <w:ilvl w:val="0"/>
+          <w:numId w:val="22"/>
+        </w:numPr>
+        <w:jc w:val="both"/>
+        <w:rPr>
+          <w:sz w:val="22"/>
+          <w:szCs w:val="22"/>
+        </w:rPr>
+      </w:pPr>
+      <w:r>
+        <w:rPr>
+          <w:b/>
+          <w:bCs/>
+          <w:sz w:val="22"/>
+          <w:szCs w:val="22"/>
+          <w:lang w:val="en-GB"/>
+        </w:rPr>
+        <w:t>MathWorks</w:t>
+      </w:r>
+      <w:r>
+        <w:rPr>
+          <w:sz w:val="22"/>
+          <w:szCs w:val="22"/>
+          <w:lang w:val="en-GB"/>
+        </w:rPr>
+        <w:t xml:space="preserve">. </w:t>
+      </w:r>
+      <w:r>
+        <w:rPr>
+          <w:i/>
+          <w:iCs/>
+          <w:sz w:val="22"/>
+          <w:szCs w:val="22"/>
+          <w:lang w:val="en-GB"/>
+        </w:rPr>
         <w:t>MATLAB App Building 2019</w:t>
       </w:r>
       <w:r>
@@ -11242,7 +13094,7 @@
         </w:rPr>
         <w:t xml:space="preserve">Disponible en: </w:t>
       </w:r>
-      <w:hyperlink r:id="rId43" w:tgtFrame="_new" w:history="1">
+      <w:hyperlink r:id="rId45" w:tgtFrame="_new" w:history="1">
         <w:r>
           <w:rPr>
             <w:rStyle w:val="Hipervnculo"/>
@@ -11317,7 +13169,7 @@
         </w:rPr>
         <w:t xml:space="preserve">Disponible en: </w:t>
       </w:r>
-      <w:hyperlink r:id="rId44" w:tgtFrame="_new" w:history="1">
+      <w:hyperlink r:id="rId46" w:tgtFrame="_new" w:history="1">
         <w:r>
           <w:rPr>
             <w:rStyle w:val="Hipervnculo"/>
@@ -11377,12 +13229,21 @@
         </w:rPr>
         <w:t xml:space="preserve">. </w:t>
       </w:r>
-      <w:r>
-        <w:rPr>
-          <w:sz w:val="22"/>
-          <w:szCs w:val="22"/>
-        </w:rPr>
-        <w:t>MathWorks, 2018.</w:t>
+      <w:proofErr w:type="spellStart"/>
+      <w:r>
+        <w:rPr>
+          <w:sz w:val="22"/>
+          <w:szCs w:val="22"/>
+        </w:rPr>
+        <w:t>MathWorks</w:t>
+      </w:r>
+      <w:proofErr w:type="spellEnd"/>
+      <w:r>
+        <w:rPr>
+          <w:sz w:val="22"/>
+          <w:szCs w:val="22"/>
+        </w:rPr>
+        <w:t>, 2018.</w:t>
       </w:r>
       <w:r>
         <w:rPr>
@@ -11392,7 +13253,7 @@
         <w:br/>
         <w:t xml:space="preserve">Disponible en: </w:t>
       </w:r>
-      <w:hyperlink r:id="rId45" w:history="1">
+      <w:hyperlink r:id="rId47" w:history="1">
         <w:r>
           <w:rPr>
             <w:rStyle w:val="Hipervnculo"/>
@@ -11452,12 +13313,21 @@
         </w:rPr>
         <w:t xml:space="preserve">. </w:t>
       </w:r>
-      <w:r>
-        <w:rPr>
-          <w:sz w:val="22"/>
-          <w:szCs w:val="22"/>
-        </w:rPr>
-        <w:t>MathWorks, 2019.</w:t>
+      <w:proofErr w:type="spellStart"/>
+      <w:r>
+        <w:rPr>
+          <w:sz w:val="22"/>
+          <w:szCs w:val="22"/>
+        </w:rPr>
+        <w:t>MathWorks</w:t>
+      </w:r>
+      <w:proofErr w:type="spellEnd"/>
+      <w:r>
+        <w:rPr>
+          <w:sz w:val="22"/>
+          <w:szCs w:val="22"/>
+        </w:rPr>
+        <w:t>, 2019.</w:t>
       </w:r>
       <w:r>
         <w:rPr>
@@ -11467,7 +13337,7 @@
         <w:br/>
         <w:t xml:space="preserve">Disponible en: </w:t>
       </w:r>
-      <w:hyperlink r:id="rId46" w:history="1">
+      <w:hyperlink r:id="rId48" w:history="1">
         <w:r>
           <w:rPr>
             <w:rStyle w:val="Hipervnculo"/>
@@ -11551,15 +13421,25 @@
         </w:rPr>
         <w:t xml:space="preserve"> </w:t>
       </w:r>
+      <w:proofErr w:type="spellStart"/>
       <w:r>
         <w:rPr>
           <w:sz w:val="22"/>
           <w:szCs w:val="22"/>
           <w:lang w:val="en-GB"/>
         </w:rPr>
-        <w:t xml:space="preserve">en: </w:t>
-      </w:r>
-      <w:hyperlink r:id="rId47" w:tgtFrame="_new" w:history="1">
+        <w:t>en</w:t>
+      </w:r>
+      <w:proofErr w:type="spellEnd"/>
+      <w:r>
+        <w:rPr>
+          <w:sz w:val="22"/>
+          <w:szCs w:val="22"/>
+          <w:lang w:val="en-GB"/>
+        </w:rPr>
+        <w:t xml:space="preserve">: </w:t>
+      </w:r>
+      <w:hyperlink r:id="rId49" w:tgtFrame="_new" w:history="1">
         <w:r>
           <w:rPr>
             <w:rStyle w:val="Hipervnculo"/>
@@ -11580,7 +13460,7 @@
       </w:pPr>
     </w:p>
     <w:sectPr>
-      <w:footerReference w:type="default" r:id="rId48"/>
+      <w:footerReference w:type="default" r:id="rId50"/>
       <w:pgSz w:w="11906" w:h="16838"/>
       <w:pgMar w:top="1417" w:right="1701" w:bottom="1417" w:left="1701" w:header="708" w:footer="168" w:gutter="0"/>
       <w:cols w:space="708"/>
@@ -11591,7 +13471,7 @@
 </file>
 
 <file path=word/endnotes.xml><?xml version="1.0" encoding="utf-8"?>
-<w:endnotes xmlns:wpc="http://schemas.microsoft.com/office/word/2010/wordprocessingCanvas" xmlns:cx="http://schemas.microsoft.com/office/drawing/2014/chartex" xmlns:cx1="http://schemas.microsoft.com/office/drawing/2015/9/8/chartex" xmlns:cx2="http://schemas.microsoft.com/office/drawing/2015/10/21/chartex" xmlns:cx3="http://schemas.microsoft.com/office/drawing/2016/5/9/chartex" xmlns:cx4="http://schemas.microsoft.com/office/drawing/2016/5/10/chartex" xmlns:cx5="http://schemas.microsoft.com/office/drawing/2016/5/11/chartex" xmlns:cx6="http://schemas.microsoft.com/office/drawing/2016/5/12/chartex" xmlns:cx7="http://schemas.microsoft.com/office/drawing/2016/5/13/chartex" xmlns:cx8="http://schemas.microsoft.com/office/drawing/2016/5/14/chartex" xmlns:mc="http://schemas.openxmlformats.org/markup-compatibility/2006" xmlns:aink="http://schemas.microsoft.com/office/drawing/2016/ink" xmlns:am3d="http://schemas.microsoft.com/office/drawing/2017/model3d" xmlns:o="urn:schemas-microsoft-com:office:office" xmlns:oel="http://schemas.microsoft.com/office/2019/extlst" xmlns:r="http://schemas.openxmlformats.org/officeDocument/2006/relationships" xmlns:m="http://schemas.openxmlformats.org/officeDocument/2006/math" xmlns:v="urn:schemas-microsoft-com:vml" xmlns:wp14="http://schemas.microsoft.com/office/word/2010/wordprocessingDrawing" xmlns:wp="http://schemas.openxmlformats.org/drawingml/2006/wordprocessingDrawing" xmlns:w10="urn:schemas-microsoft-com:office:word" xmlns:w="http://schemas.openxmlformats.org/wordprocessingml/2006/main" xmlns:w14="http://schemas.microsoft.com/office/word/2010/wordml" xmlns:w15="http://schemas.microsoft.com/office/word/2012/wordml" xmlns:w16cex="http://schemas.microsoft.com/office/word/2018/wordml/cex" xmlns:w16cid="http://schemas.microsoft.com/office/word/2016/wordml/cid" xmlns:w16="http://schemas.microsoft.com/office/word/2018/wordml" xmlns:w16du="http://schemas.microsoft.com/office/word/2023/wordml/word16du" xmlns:w16sdtdh="http://schemas.microsoft.com/office/word/2020/wordml/sdtdatahash" xmlns:w16se="http://schemas.microsoft.com/office/word/2015/wordml/symex" xmlns:wpg="http://schemas.microsoft.com/office/word/2010/wordprocessingGroup" xmlns:wpi="http://schemas.microsoft.com/office/word/2010/wordprocessingInk" xmlns:wne="http://schemas.microsoft.com/office/word/2006/wordml" xmlns:wps="http://schemas.microsoft.com/office/word/2010/wordprocessingShape" mc:Ignorable="w14 w15 w16se w16cid w16 w16cex w16sdtdh w16du wp14">
+<w:endnotes xmlns:wpc="http://schemas.microsoft.com/office/word/2010/wordprocessingCanvas" xmlns:cx="http://schemas.microsoft.com/office/drawing/2014/chartex" xmlns:cx1="http://schemas.microsoft.com/office/drawing/2015/9/8/chartex" xmlns:cx2="http://schemas.microsoft.com/office/drawing/2015/10/21/chartex" xmlns:cx3="http://schemas.microsoft.com/office/drawing/2016/5/9/chartex" xmlns:cx4="http://schemas.microsoft.com/office/drawing/2016/5/10/chartex" xmlns:cx5="http://schemas.microsoft.com/office/drawing/2016/5/11/chartex" xmlns:cx6="http://schemas.microsoft.com/office/drawing/2016/5/12/chartex" xmlns:cx7="http://schemas.microsoft.com/office/drawing/2016/5/13/chartex" xmlns:cx8="http://schemas.microsoft.com/office/drawing/2016/5/14/chartex" xmlns:mc="http://schemas.openxmlformats.org/markup-compatibility/2006" xmlns:aink="http://schemas.microsoft.com/office/drawing/2016/ink" xmlns:am3d="http://schemas.microsoft.com/office/drawing/2017/model3d" xmlns:o="urn:schemas-microsoft-com:office:office" xmlns:oel="http://schemas.microsoft.com/office/2019/extlst" xmlns:r="http://schemas.openxmlformats.org/officeDocument/2006/relationships" xmlns:m="http://schemas.openxmlformats.org/officeDocument/2006/math" xmlns:v="urn:schemas-microsoft-com:vml" xmlns:wp14="http://schemas.microsoft.com/office/word/2010/wordprocessingDrawing" xmlns:wp="http://schemas.openxmlformats.org/drawingml/2006/wordprocessingDrawing" xmlns:w10="urn:schemas-microsoft-com:office:word" xmlns:w="http://schemas.openxmlformats.org/wordprocessingml/2006/main" xmlns:w14="http://schemas.microsoft.com/office/word/2010/wordml" xmlns:w15="http://schemas.microsoft.com/office/word/2012/wordml" xmlns:w16cex="http://schemas.microsoft.com/office/word/2018/wordml/cex" xmlns:w16cid="http://schemas.microsoft.com/office/word/2016/wordml/cid" xmlns:w16="http://schemas.microsoft.com/office/word/2018/wordml" xmlns:w16du="http://schemas.microsoft.com/office/word/2023/wordml/word16du" xmlns:w16sdtdh="http://schemas.microsoft.com/office/word/2020/wordml/sdtdatahash" xmlns:w16sdtfl="http://schemas.microsoft.com/office/word/2024/wordml/sdtformatlock" xmlns:w16se="http://schemas.microsoft.com/office/word/2015/wordml/symex" xmlns:wpg="http://schemas.microsoft.com/office/word/2010/wordprocessingGroup" xmlns:wpi="http://schemas.microsoft.com/office/word/2010/wordprocessingInk" xmlns:wne="http://schemas.microsoft.com/office/word/2006/wordml" xmlns:wps="http://schemas.microsoft.com/office/word/2010/wordprocessingShape" mc:Ignorable="w14 w15 w16se w16cid w16 w16cex w16sdtdh w16sdtfl w16du wp14">
   <w:endnote w:type="separator" w:id="-1">
     <w:p>
       <w:pPr>
@@ -11616,7 +13496,7 @@
 </file>
 
 <file path=word/footer1.xml><?xml version="1.0" encoding="utf-8"?>
-<w:ftr xmlns:wpc="http://schemas.microsoft.com/office/word/2010/wordprocessingCanvas" xmlns:cx="http://schemas.microsoft.com/office/drawing/2014/chartex" xmlns:cx1="http://schemas.microsoft.com/office/drawing/2015/9/8/chartex" xmlns:cx2="http://schemas.microsoft.com/office/drawing/2015/10/21/chartex" xmlns:cx3="http://schemas.microsoft.com/office/drawing/2016/5/9/chartex" xmlns:cx4="http://schemas.microsoft.com/office/drawing/2016/5/10/chartex" xmlns:cx5="http://schemas.microsoft.com/office/drawing/2016/5/11/chartex" xmlns:cx6="http://schemas.microsoft.com/office/drawing/2016/5/12/chartex" xmlns:cx7="http://schemas.microsoft.com/office/drawing/2016/5/13/chartex" xmlns:cx8="http://schemas.microsoft.com/office/drawing/2016/5/14/chartex" xmlns:mc="http://schemas.openxmlformats.org/markup-compatibility/2006" xmlns:aink="http://schemas.microsoft.com/office/drawing/2016/ink" xmlns:am3d="http://schemas.microsoft.com/office/drawing/2017/model3d" xmlns:o="urn:schemas-microsoft-com:office:office" xmlns:oel="http://schemas.microsoft.com/office/2019/extlst" xmlns:r="http://schemas.openxmlformats.org/officeDocument/2006/relationships" xmlns:m="http://schemas.openxmlformats.org/officeDocument/2006/math" xmlns:v="urn:schemas-microsoft-com:vml" xmlns:wp14="http://schemas.microsoft.com/office/word/2010/wordprocessingDrawing" xmlns:wp="http://schemas.openxmlformats.org/drawingml/2006/wordprocessingDrawing" xmlns:w10="urn:schemas-microsoft-com:office:word" xmlns:w="http://schemas.openxmlformats.org/wordprocessingml/2006/main" xmlns:w14="http://schemas.microsoft.com/office/word/2010/wordml" xmlns:w15="http://schemas.microsoft.com/office/word/2012/wordml" xmlns:w16cex="http://schemas.microsoft.com/office/word/2018/wordml/cex" xmlns:w16cid="http://schemas.microsoft.com/office/word/2016/wordml/cid" xmlns:w16="http://schemas.microsoft.com/office/word/2018/wordml" xmlns:w16du="http://schemas.microsoft.com/office/word/2023/wordml/word16du" xmlns:w16sdtdh="http://schemas.microsoft.com/office/word/2020/wordml/sdtdatahash" xmlns:w16se="http://schemas.microsoft.com/office/word/2015/wordml/symex" xmlns:wpg="http://schemas.microsoft.com/office/word/2010/wordprocessingGroup" xmlns:wpi="http://schemas.microsoft.com/office/word/2010/wordprocessingInk" xmlns:wne="http://schemas.microsoft.com/office/word/2006/wordml" xmlns:wps="http://schemas.microsoft.com/office/word/2010/wordprocessingShape" mc:Ignorable="w14 w15 w16se w16cid w16 w16cex w16sdtdh w16du wp14">
+<w:ftr xmlns:wpc="http://schemas.microsoft.com/office/word/2010/wordprocessingCanvas" xmlns:cx="http://schemas.microsoft.com/office/drawing/2014/chartex" xmlns:cx1="http://schemas.microsoft.com/office/drawing/2015/9/8/chartex" xmlns:cx2="http://schemas.microsoft.com/office/drawing/2015/10/21/chartex" xmlns:cx3="http://schemas.microsoft.com/office/drawing/2016/5/9/chartex" xmlns:cx4="http://schemas.microsoft.com/office/drawing/2016/5/10/chartex" xmlns:cx5="http://schemas.microsoft.com/office/drawing/2016/5/11/chartex" xmlns:cx6="http://schemas.microsoft.com/office/drawing/2016/5/12/chartex" xmlns:cx7="http://schemas.microsoft.com/office/drawing/2016/5/13/chartex" xmlns:cx8="http://schemas.microsoft.com/office/drawing/2016/5/14/chartex" xmlns:mc="http://schemas.openxmlformats.org/markup-compatibility/2006" xmlns:aink="http://schemas.microsoft.com/office/drawing/2016/ink" xmlns:am3d="http://schemas.microsoft.com/office/drawing/2017/model3d" xmlns:o="urn:schemas-microsoft-com:office:office" xmlns:oel="http://schemas.microsoft.com/office/2019/extlst" xmlns:r="http://schemas.openxmlformats.org/officeDocument/2006/relationships" xmlns:m="http://schemas.openxmlformats.org/officeDocument/2006/math" xmlns:v="urn:schemas-microsoft-com:vml" xmlns:wp14="http://schemas.microsoft.com/office/word/2010/wordprocessingDrawing" xmlns:wp="http://schemas.openxmlformats.org/drawingml/2006/wordprocessingDrawing" xmlns:w10="urn:schemas-microsoft-com:office:word" xmlns:w="http://schemas.openxmlformats.org/wordprocessingml/2006/main" xmlns:w14="http://schemas.microsoft.com/office/word/2010/wordml" xmlns:w15="http://schemas.microsoft.com/office/word/2012/wordml" xmlns:w16cex="http://schemas.microsoft.com/office/word/2018/wordml/cex" xmlns:w16cid="http://schemas.microsoft.com/office/word/2016/wordml/cid" xmlns:w16="http://schemas.microsoft.com/office/word/2018/wordml" xmlns:w16du="http://schemas.microsoft.com/office/word/2023/wordml/word16du" xmlns:w16sdtdh="http://schemas.microsoft.com/office/word/2020/wordml/sdtdatahash" xmlns:w16sdtfl="http://schemas.microsoft.com/office/word/2024/wordml/sdtformatlock" xmlns:w16se="http://schemas.microsoft.com/office/word/2015/wordml/symex" xmlns:wpg="http://schemas.microsoft.com/office/word/2010/wordprocessingGroup" xmlns:wpi="http://schemas.microsoft.com/office/word/2010/wordprocessingInk" xmlns:wne="http://schemas.microsoft.com/office/word/2006/wordml" xmlns:wps="http://schemas.microsoft.com/office/word/2010/wordprocessingShape" mc:Ignorable="w14 w15 w16se w16cid w16 w16cex w16sdtdh w16sdtfl w16du wp14">
   <w:p>
     <w:pPr>
       <w:jc w:val="right"/>
@@ -11670,7 +13550,7 @@
 </file>
 
 <file path=word/footnotes.xml><?xml version="1.0" encoding="utf-8"?>
-<w:footnotes xmlns:wpc="http://schemas.microsoft.com/office/word/2010/wordprocessingCanvas" xmlns:cx="http://schemas.microsoft.com/office/drawing/2014/chartex" xmlns:cx1="http://schemas.microsoft.com/office/drawing/2015/9/8/chartex" xmlns:cx2="http://schemas.microsoft.com/office/drawing/2015/10/21/chartex" xmlns:cx3="http://schemas.microsoft.com/office/drawing/2016/5/9/chartex" xmlns:cx4="http://schemas.microsoft.com/office/drawing/2016/5/10/chartex" xmlns:cx5="http://schemas.microsoft.com/office/drawing/2016/5/11/chartex" xmlns:cx6="http://schemas.microsoft.com/office/drawing/2016/5/12/chartex" xmlns:cx7="http://schemas.microsoft.com/office/drawing/2016/5/13/chartex" xmlns:cx8="http://schemas.microsoft.com/office/drawing/2016/5/14/chartex" xmlns:mc="http://schemas.openxmlformats.org/markup-compatibility/2006" xmlns:aink="http://schemas.microsoft.com/office/drawing/2016/ink" xmlns:am3d="http://schemas.microsoft.com/office/drawing/2017/model3d" xmlns:o="urn:schemas-microsoft-com:office:office" xmlns:oel="http://schemas.microsoft.com/office/2019/extlst" xmlns:r="http://schemas.openxmlformats.org/officeDocument/2006/relationships" xmlns:m="http://schemas.openxmlformats.org/officeDocument/2006/math" xmlns:v="urn:schemas-microsoft-com:vml" xmlns:wp14="http://schemas.microsoft.com/office/word/2010/wordprocessingDrawing" xmlns:wp="http://schemas.openxmlformats.org/drawingml/2006/wordprocessingDrawing" xmlns:w10="urn:schemas-microsoft-com:office:word" xmlns:w="http://schemas.openxmlformats.org/wordprocessingml/2006/main" xmlns:w14="http://schemas.microsoft.com/office/word/2010/wordml" xmlns:w15="http://schemas.microsoft.com/office/word/2012/wordml" xmlns:w16cex="http://schemas.microsoft.com/office/word/2018/wordml/cex" xmlns:w16cid="http://schemas.microsoft.com/office/word/2016/wordml/cid" xmlns:w16="http://schemas.microsoft.com/office/word/2018/wordml" xmlns:w16du="http://schemas.microsoft.com/office/word/2023/wordml/word16du" xmlns:w16sdtdh="http://schemas.microsoft.com/office/word/2020/wordml/sdtdatahash" xmlns:w16se="http://schemas.microsoft.com/office/word/2015/wordml/symex" xmlns:wpg="http://schemas.microsoft.com/office/word/2010/wordprocessingGroup" xmlns:wpi="http://schemas.microsoft.com/office/word/2010/wordprocessingInk" xmlns:wne="http://schemas.microsoft.com/office/word/2006/wordml" xmlns:wps="http://schemas.microsoft.com/office/word/2010/wordprocessingShape" mc:Ignorable="w14 w15 w16se w16cid w16 w16cex w16sdtdh w16du wp14">
+<w:footnotes xmlns:wpc="http://schemas.microsoft.com/office/word/2010/wordprocessingCanvas" xmlns:cx="http://schemas.microsoft.com/office/drawing/2014/chartex" xmlns:cx1="http://schemas.microsoft.com/office/drawing/2015/9/8/chartex" xmlns:cx2="http://schemas.microsoft.com/office/drawing/2015/10/21/chartex" xmlns:cx3="http://schemas.microsoft.com/office/drawing/2016/5/9/chartex" xmlns:cx4="http://schemas.microsoft.com/office/drawing/2016/5/10/chartex" xmlns:cx5="http://schemas.microsoft.com/office/drawing/2016/5/11/chartex" xmlns:cx6="http://schemas.microsoft.com/office/drawing/2016/5/12/chartex" xmlns:cx7="http://schemas.microsoft.com/office/drawing/2016/5/13/chartex" xmlns:cx8="http://schemas.microsoft.com/office/drawing/2016/5/14/chartex" xmlns:mc="http://schemas.openxmlformats.org/markup-compatibility/2006" xmlns:aink="http://schemas.microsoft.com/office/drawing/2016/ink" xmlns:am3d="http://schemas.microsoft.com/office/drawing/2017/model3d" xmlns:o="urn:schemas-microsoft-com:office:office" xmlns:oel="http://schemas.microsoft.com/office/2019/extlst" xmlns:r="http://schemas.openxmlformats.org/officeDocument/2006/relationships" xmlns:m="http://schemas.openxmlformats.org/officeDocument/2006/math" xmlns:v="urn:schemas-microsoft-com:vml" xmlns:wp14="http://schemas.microsoft.com/office/word/2010/wordprocessingDrawing" xmlns:wp="http://schemas.openxmlformats.org/drawingml/2006/wordprocessingDrawing" xmlns:w10="urn:schemas-microsoft-com:office:word" xmlns:w="http://schemas.openxmlformats.org/wordprocessingml/2006/main" xmlns:w14="http://schemas.microsoft.com/office/word/2010/wordml" xmlns:w15="http://schemas.microsoft.com/office/word/2012/wordml" xmlns:w16cex="http://schemas.microsoft.com/office/word/2018/wordml/cex" xmlns:w16cid="http://schemas.microsoft.com/office/word/2016/wordml/cid" xmlns:w16="http://schemas.microsoft.com/office/word/2018/wordml" xmlns:w16du="http://schemas.microsoft.com/office/word/2023/wordml/word16du" xmlns:w16sdtdh="http://schemas.microsoft.com/office/word/2020/wordml/sdtdatahash" xmlns:w16sdtfl="http://schemas.microsoft.com/office/word/2024/wordml/sdtformatlock" xmlns:w16se="http://schemas.microsoft.com/office/word/2015/wordml/symex" xmlns:wpg="http://schemas.microsoft.com/office/word/2010/wordprocessingGroup" xmlns:wpi="http://schemas.microsoft.com/office/word/2010/wordprocessingInk" xmlns:wne="http://schemas.microsoft.com/office/word/2006/wordml" xmlns:wps="http://schemas.microsoft.com/office/word/2010/wordprocessingShape" mc:Ignorable="w14 w15 w16se w16cid w16 w16cex w16sdtdh w16sdtfl w16du wp14">
   <w:footnote w:type="separator" w:id="-1">
     <w:p>
       <w:pPr>
@@ -11695,7 +13575,7 @@
 </file>
 
 <file path=word/numbering.xml><?xml version="1.0" encoding="utf-8"?>
-<w:numbering xmlns:wpc="http://schemas.microsoft.com/office/word/2010/wordprocessingCanvas" xmlns:cx="http://schemas.microsoft.com/office/drawing/2014/chartex" xmlns:cx1="http://schemas.microsoft.com/office/drawing/2015/9/8/chartex" xmlns:cx2="http://schemas.microsoft.com/office/drawing/2015/10/21/chartex" xmlns:cx3="http://schemas.microsoft.com/office/drawing/2016/5/9/chartex" xmlns:cx4="http://schemas.microsoft.com/office/drawing/2016/5/10/chartex" xmlns:cx5="http://schemas.microsoft.com/office/drawing/2016/5/11/chartex" xmlns:cx6="http://schemas.microsoft.com/office/drawing/2016/5/12/chartex" xmlns:cx7="http://schemas.microsoft.com/office/drawing/2016/5/13/chartex" xmlns:cx8="http://schemas.microsoft.com/office/drawing/2016/5/14/chartex" xmlns:mc="http://schemas.openxmlformats.org/markup-compatibility/2006" xmlns:aink="http://schemas.microsoft.com/office/drawing/2016/ink" xmlns:am3d="http://schemas.microsoft.com/office/drawing/2017/model3d" xmlns:o="urn:schemas-microsoft-com:office:office" xmlns:oel="http://schemas.microsoft.com/office/2019/extlst" xmlns:r="http://schemas.openxmlformats.org/officeDocument/2006/relationships" xmlns:m="http://schemas.openxmlformats.org/officeDocument/2006/math" xmlns:v="urn:schemas-microsoft-com:vml" xmlns:wp14="http://schemas.microsoft.com/office/word/2010/wordprocessingDrawing" xmlns:wp="http://schemas.openxmlformats.org/drawingml/2006/wordprocessingDrawing" xmlns:w10="urn:schemas-microsoft-com:office:word" xmlns:w="http://schemas.openxmlformats.org/wordprocessingml/2006/main" xmlns:w14="http://schemas.microsoft.com/office/word/2010/wordml" xmlns:w15="http://schemas.microsoft.com/office/word/2012/wordml" xmlns:w16cex="http://schemas.microsoft.com/office/word/2018/wordml/cex" xmlns:w16cid="http://schemas.microsoft.com/office/word/2016/wordml/cid" xmlns:w16="http://schemas.microsoft.com/office/word/2018/wordml" xmlns:w16du="http://schemas.microsoft.com/office/word/2023/wordml/word16du" xmlns:w16sdtdh="http://schemas.microsoft.com/office/word/2020/wordml/sdtdatahash" xmlns:w16se="http://schemas.microsoft.com/office/word/2015/wordml/symex" xmlns:wpg="http://schemas.microsoft.com/office/word/2010/wordprocessingGroup" xmlns:wpi="http://schemas.microsoft.com/office/word/2010/wordprocessingInk" xmlns:wne="http://schemas.microsoft.com/office/word/2006/wordml" xmlns:wps="http://schemas.microsoft.com/office/word/2010/wordprocessingShape" mc:Ignorable="w14 w15 w16se w16cid w16 w16cex w16sdtdh w16du wp14">
+<w:numbering xmlns:wpc="http://schemas.microsoft.com/office/word/2010/wordprocessingCanvas" xmlns:cx="http://schemas.microsoft.com/office/drawing/2014/chartex" xmlns:cx1="http://schemas.microsoft.com/office/drawing/2015/9/8/chartex" xmlns:cx2="http://schemas.microsoft.com/office/drawing/2015/10/21/chartex" xmlns:cx3="http://schemas.microsoft.com/office/drawing/2016/5/9/chartex" xmlns:cx4="http://schemas.microsoft.com/office/drawing/2016/5/10/chartex" xmlns:cx5="http://schemas.microsoft.com/office/drawing/2016/5/11/chartex" xmlns:cx6="http://schemas.microsoft.com/office/drawing/2016/5/12/chartex" xmlns:cx7="http://schemas.microsoft.com/office/drawing/2016/5/13/chartex" xmlns:cx8="http://schemas.microsoft.com/office/drawing/2016/5/14/chartex" xmlns:mc="http://schemas.openxmlformats.org/markup-compatibility/2006" xmlns:aink="http://schemas.microsoft.com/office/drawing/2016/ink" xmlns:am3d="http://schemas.microsoft.com/office/drawing/2017/model3d" xmlns:o="urn:schemas-microsoft-com:office:office" xmlns:oel="http://schemas.microsoft.com/office/2019/extlst" xmlns:r="http://schemas.openxmlformats.org/officeDocument/2006/relationships" xmlns:m="http://schemas.openxmlformats.org/officeDocument/2006/math" xmlns:v="urn:schemas-microsoft-com:vml" xmlns:wp14="http://schemas.microsoft.com/office/word/2010/wordprocessingDrawing" xmlns:wp="http://schemas.openxmlformats.org/drawingml/2006/wordprocessingDrawing" xmlns:w10="urn:schemas-microsoft-com:office:word" xmlns:w="http://schemas.openxmlformats.org/wordprocessingml/2006/main" xmlns:w14="http://schemas.microsoft.com/office/word/2010/wordml" xmlns:w15="http://schemas.microsoft.com/office/word/2012/wordml" xmlns:w16cex="http://schemas.microsoft.com/office/word/2018/wordml/cex" xmlns:w16cid="http://schemas.microsoft.com/office/word/2016/wordml/cid" xmlns:w16="http://schemas.microsoft.com/office/word/2018/wordml" xmlns:w16du="http://schemas.microsoft.com/office/word/2023/wordml/word16du" xmlns:w16sdtdh="http://schemas.microsoft.com/office/word/2020/wordml/sdtdatahash" xmlns:w16sdtfl="http://schemas.microsoft.com/office/word/2024/wordml/sdtformatlock" xmlns:w16se="http://schemas.microsoft.com/office/word/2015/wordml/symex" xmlns:wpg="http://schemas.microsoft.com/office/word/2010/wordprocessingGroup" xmlns:wpi="http://schemas.microsoft.com/office/word/2010/wordprocessingInk" xmlns:wne="http://schemas.microsoft.com/office/word/2006/wordml" xmlns:wps="http://schemas.microsoft.com/office/word/2010/wordprocessingShape" mc:Ignorable="w14 w15 w16se w16cid w16 w16cex w16sdtdh w16sdtfl w16du wp14">
   <w:abstractNum w:abstractNumId="0" w15:restartNumberingAfterBreak="0">
     <w:nsid w:val="02AC3BAD"/>
     <w:multiLevelType w:val="hybridMultilevel"/>
@@ -14455,7 +16335,7 @@
 </file>
 
 <file path=word/styles.xml><?xml version="1.0" encoding="utf-8"?>
-<w:styles xmlns:mc="http://schemas.openxmlformats.org/markup-compatibility/2006" xmlns:r="http://schemas.openxmlformats.org/officeDocument/2006/relationships" xmlns:w="http://schemas.openxmlformats.org/wordprocessingml/2006/main" xmlns:w14="http://schemas.microsoft.com/office/word/2010/wordml" xmlns:w15="http://schemas.microsoft.com/office/word/2012/wordml" xmlns:w16cex="http://schemas.microsoft.com/office/word/2018/wordml/cex" xmlns:w16cid="http://schemas.microsoft.com/office/word/2016/wordml/cid" xmlns:w16="http://schemas.microsoft.com/office/word/2018/wordml" xmlns:w16du="http://schemas.microsoft.com/office/word/2023/wordml/word16du" xmlns:w16sdtdh="http://schemas.microsoft.com/office/word/2020/wordml/sdtdatahash" xmlns:w16se="http://schemas.microsoft.com/office/word/2015/wordml/symex" mc:Ignorable="w14 w15 w16se w16cid w16 w16cex w16sdtdh w16du">
+<w:styles xmlns:mc="http://schemas.openxmlformats.org/markup-compatibility/2006" xmlns:r="http://schemas.openxmlformats.org/officeDocument/2006/relationships" xmlns:w="http://schemas.openxmlformats.org/wordprocessingml/2006/main" xmlns:w14="http://schemas.microsoft.com/office/word/2010/wordml" xmlns:w15="http://schemas.microsoft.com/office/word/2012/wordml" xmlns:w16cex="http://schemas.microsoft.com/office/word/2018/wordml/cex" xmlns:w16cid="http://schemas.microsoft.com/office/word/2016/wordml/cid" xmlns:w16="http://schemas.microsoft.com/office/word/2018/wordml" xmlns:w16du="http://schemas.microsoft.com/office/word/2023/wordml/word16du" xmlns:w16sdtdh="http://schemas.microsoft.com/office/word/2020/wordml/sdtdatahash" xmlns:w16sdtfl="http://schemas.microsoft.com/office/word/2024/wordml/sdtformatlock" xmlns:w16se="http://schemas.microsoft.com/office/word/2015/wordml/symex" mc:Ignorable="w14 w15 w16se w16cid w16 w16cex w16sdtdh w16sdtfl w16du">
   <w:docDefaults>
     <w:rPrDefault>
       <w:rPr>
@@ -15488,7 +17368,7 @@
     <w:autoRedefine/>
     <w:uiPriority w:val="39"/>
     <w:unhideWhenUsed/>
-    <w:rsid w:val="00BF36DA"/>
+    <w:rsid w:val="001272DF"/>
     <w:pPr>
       <w:tabs>
         <w:tab w:val="left" w:pos="480"/>
